--- a/第二阶段项目报告.docx
+++ b/第二阶段项目报告.docx
@@ -116,7 +116,7 @@
           <w:top w:space="28"/>
         </w:pBdr>
         <w:spacing w:line="420"/>
-        <w:ind w:firstLine="120"/>
+        <w:ind w:firstLine="72"/>
         <w:jc w:val="both"/>
         <w:rPr>
           <w:color w:val="3b6ef5"/>
@@ -126,7 +126,7 @@
         <w:rPr>
           <w:rFonts w:hint="eastAsia" w:ascii="SimHei" w:hAnsi="SimHei" w:eastAsia="SimHei" w:cs="SimHei"/>
           <w:color w:val="3b6ef5"/>
-          <w:spacing w:val="120"/>
+          <w:spacing w:val="72"/>
           <w:sz w:val="24"/>
         </w:rPr>
         <w:t>课程大作业 · 第二阶段（需求变更迭代）</w:t>
@@ -151,7 +151,7 @@
           <w:color w:val="10233b"/>
           <w:sz w:val="58"/>
         </w:rPr>
-        <w:t>大作业一第二阶段（需求变更）项目报告</w:t>
+        <w:t>大作业一第二阶段项目报告</w:t>
       </w:r>
     </w:p>
     <w:p>
@@ -172,7 +172,7 @@
           <w:color w:val="47566d"/>
           <w:sz w:val="30"/>
         </w:rPr>
-        <w:t>基于 MongoDB 的在线问卷系统 · 题目库与题目版本管理</w:t>
+        <w:t>需求变更迭代 · 基于 MongoDB 的在线问卷系统</w:t>
       </w:r>
     </w:p>
     <w:tbl>
@@ -313,7 +313,7 @@
           <w:color w:val="10233b"/>
           <w:sz w:val="23"/>
         </w:rPr>
-        <w:t>测试规模　　</w:t>
+        <w:t>可用性改进　</w:t>
       </w:r>
       <w:r>
         <w:rPr>
@@ -321,7 +321,7 @@
           <w:color w:val="3c4a5e"/>
           <w:sz w:val="23"/>
         </w:rPr>
-        <w:t>88 个自动化用例全部通过（第二阶段新增 19 条）</w:t>
+        <w:t>多用户视角审计，修复 11 处问题（见第七节）</w:t>
       </w:r>
     </w:p>
     <w:p>
@@ -342,7 +342,7 @@
           <w:color w:val="10233b"/>
           <w:sz w:val="23"/>
         </w:rPr>
-        <w:t>运行方式　　</w:t>
+        <w:t>测试规模　　</w:t>
       </w:r>
       <w:r>
         <w:rPr>
@@ -350,7 +350,7 @@
           <w:color w:val="3c4a5e"/>
           <w:sz w:val="23"/>
         </w:rPr>
-        <w:t>npm install → npm run seed → npm start（测试：npm test）</w:t>
+        <w:t>92 个自动化用例全部通过（第二阶段新增 23 条）</w:t>
       </w:r>
     </w:p>
     <w:p>
@@ -358,7 +358,36 @@
         <w:pBdr>
           <w:top w:space="28"/>
         </w:pBdr>
-        <w:spacing w:before="793" w:line="420"/>
+        <w:spacing w:before="0" w:line="360"/>
+        <w:jc w:val="both"/>
+        <w:rPr>
+          <w:color w:val="3c4a5e"/>
+        </w:rPr>
+      </w:pPr>
+      <w:r>
+        <w:rPr>
+          <w:rFonts w:hint="eastAsia" w:ascii="SimHei" w:hAnsi="SimHei" w:eastAsia="SimHei" w:cs="SimHei"/>
+          <w:b w:val="1"/>
+          <w:color w:val="10233b"/>
+          <w:sz w:val="23"/>
+        </w:rPr>
+        <w:t>运行方式　　</w:t>
+      </w:r>
+      <w:r>
+        <w:rPr>
+          <w:rFonts w:hint="eastAsia" w:ascii="SimSun" w:hAnsi="SimSun" w:eastAsia="SimSun" w:cs="SimSun"/>
+          <w:color w:val="3c4a5e"/>
+          <w:sz w:val="23"/>
+        </w:rPr>
+        <w:t>npm install → npm run seed → npm start（测试：npm test）</w:t>
+      </w:r>
+    </w:p>
+    <w:p>
+      <w:pPr>
+        <w:pBdr>
+          <w:top w:space="28"/>
+        </w:pBdr>
+        <w:spacing w:before="3514" w:line="420"/>
         <w:ind w:firstLine="480"/>
         <w:jc w:val="both"/>
         <w:rPr>
@@ -367,7 +396,7 @@
         <w:sectPr>
           <w:type w:val="nextPage"/>
           <w:pgSz w:w="11906" w:h="16838"/>
-          <w:pgMar w:top="1440" w:right="1800" w:bottom="1440" w:left="1800" w:header="851" w:footer="992" w:gutter="0"/>
+          <w:pgMar w:top="0" w:right="1361" w:bottom="0" w:left="1361" w:header="0" w:footer="0" w:gutter="0"/>
         </w:sectPr>
       </w:pPr>
       <w:r>
@@ -434,7 +463,7 @@
           <w:color w:val="1c2634"/>
           <w:sz w:val="24"/>
         </w:rPr>
-        <w:t>系统在第一阶段交付并"上线使用"后，收到用户反馈共八项需求变更，全部围绕一个主题：</w:t>
+        <w:t>系统在第一阶段交付并"上线使用"后，收到用户反馈共八项需求变更。八条反馈看似零散，但指向同一个结论：</w:t>
       </w:r>
       <w:r>
         <w:rPr>
@@ -451,7 +480,25 @@
           <w:color w:val="1c2634"/>
           <w:sz w:val="24"/>
         </w:rPr>
-        <w:t>。原始需求整理如下：</w:t>
+        <w:t>。把用户原话翻译成系统语言后整理如下。</w:t>
+      </w:r>
+    </w:p>
+    <w:p>
+      <w:pPr>
+        <w:spacing w:before="170" w:after="170" w:line="420"/>
+        <w:ind w:left="170" w:right="170"/>
+        <w:jc w:val="left"/>
+        <w:rPr>
+          <w:color w:val="55647c"/>
+        </w:rPr>
+      </w:pPr>
+      <w:r>
+        <w:rPr>
+          <w:rFonts w:hint="eastAsia" w:ascii="SimHei" w:hAnsi="SimHei" w:eastAsia="SimHei" w:cs="SimHei"/>
+          <w:color w:val="55647c"/>
+          <w:sz w:val="20"/>
+        </w:rPr>
+        <w:t>表 1-1　八项需求变更与期望效果</w:t>
       </w:r>
     </w:p>
     <w:tbl>
@@ -507,7 +554,7 @@
                 <w:rFonts w:hint="eastAsia" w:ascii="SimHei" w:hAnsi="SimHei" w:eastAsia="SimHei" w:cs="SimHei"/>
                 <w:b w:val="1"/>
                 <w:color w:val="ffffff"/>
-                <w:sz w:val="21"/>
+                <w:sz w:val="19"/>
               </w:rPr>
               <w:t>编号</w:t>
             </w:r>
@@ -545,7 +592,7 @@
                 <w:rFonts w:hint="eastAsia" w:ascii="SimHei" w:hAnsi="SimHei" w:eastAsia="SimHei" w:cs="SimHei"/>
                 <w:b w:val="1"/>
                 <w:color w:val="ffffff"/>
-                <w:sz w:val="21"/>
+                <w:sz w:val="19"/>
               </w:rPr>
               <w:t>用户反馈</w:t>
             </w:r>
@@ -583,7 +630,7 @@
                 <w:rFonts w:hint="eastAsia" w:ascii="SimHei" w:hAnsi="SimHei" w:eastAsia="SimHei" w:cs="SimHei"/>
                 <w:b w:val="1"/>
                 <w:color w:val="ffffff"/>
-                <w:sz w:val="21"/>
+                <w:sz w:val="19"/>
               </w:rPr>
               <w:t>期望效果</w:t>
             </w:r>
@@ -619,7 +666,7 @@
               <w:rPr>
                 <w:rFonts w:ascii="SimSun" w:hAnsi="SimSun" w:eastAsia="SimSun" w:cs="SimSun"/>
                 <w:color w:val="1c2634"/>
-                <w:sz w:val="21"/>
+                <w:sz w:val="19"/>
               </w:rPr>
               <w:t>1</w:t>
             </w:r>
@@ -652,7 +699,7 @@
               <w:rPr>
                 <w:rFonts w:hint="eastAsia" w:ascii="SimSun" w:hAnsi="SimSun" w:eastAsia="SimSun" w:cs="SimSun"/>
                 <w:color w:val="1c2634"/>
-                <w:sz w:val="21"/>
+                <w:sz w:val="19"/>
               </w:rPr>
               <w:t>每次做类似问卷都要重写题目，太麻烦</w:t>
             </w:r>
@@ -685,7 +732,7 @@
               <w:rPr>
                 <w:rFonts w:hint="eastAsia" w:ascii="SimSun" w:hAnsi="SimSun" w:eastAsia="SimSun" w:cs="SimSun"/>
                 <w:color w:val="1c2634"/>
-                <w:sz w:val="21"/>
+                <w:sz w:val="19"/>
               </w:rPr>
               <w:t>可创建并保存常用题；建新问卷时可直接选用；一题可被多个问卷使用</w:t>
             </w:r>
@@ -721,7 +768,7 @@
               <w:rPr>
                 <w:rFonts w:ascii="SimSun" w:hAnsi="SimSun" w:eastAsia="SimSun" w:cs="SimSun"/>
                 <w:color w:val="1c2634"/>
-                <w:sz w:val="21"/>
+                <w:sz w:val="19"/>
               </w:rPr>
               <w:t>2</w:t>
             </w:r>
@@ -754,7 +801,7 @@
               <w:rPr>
                 <w:rFonts w:hint="eastAsia" w:ascii="SimSun" w:hAnsi="SimSun" w:eastAsia="SimSun" w:cs="SimSun"/>
                 <w:color w:val="1c2634"/>
-                <w:sz w:val="21"/>
+                <w:sz w:val="19"/>
               </w:rPr>
               <w:t>团队协作只能复制粘贴</w:t>
             </w:r>
@@ -787,7 +834,7 @@
               <w:rPr>
                 <w:rFonts w:hint="eastAsia" w:ascii="SimSun" w:hAnsi="SimSun" w:eastAsia="SimSun" w:cs="SimSun"/>
                 <w:color w:val="1c2634"/>
-                <w:sz w:val="21"/>
+                <w:sz w:val="19"/>
               </w:rPr>
               <w:t>可把题目共享给其他用户；对方能在自己的问卷里使用；共享后仍可用同一题</w:t>
             </w:r>
@@ -823,7 +870,7 @@
               <w:rPr>
                 <w:rFonts w:ascii="SimSun" w:hAnsi="SimSun" w:eastAsia="SimSun" w:cs="SimSun"/>
                 <w:color w:val="1c2634"/>
-                <w:sz w:val="21"/>
+                <w:sz w:val="19"/>
               </w:rPr>
               <w:t>3</w:t>
             </w:r>
@@ -856,7 +903,7 @@
               <w:rPr>
                 <w:rFonts w:hint="eastAsia" w:ascii="SimSun" w:hAnsi="SimSun" w:eastAsia="SimSun" w:cs="SimSun"/>
                 <w:color w:val="1c2634"/>
-                <w:sz w:val="21"/>
+                <w:sz w:val="19"/>
               </w:rPr>
               <w:t>改了一个题，以前问卷里的题也跟着变了，数据对不上</w:t>
             </w:r>
@@ -889,7 +936,7 @@
               <w:rPr>
                 <w:rFonts w:hint="eastAsia" w:ascii="SimSun" w:hAnsi="SimSun" w:eastAsia="SimSun" w:cs="SimSun"/>
                 <w:color w:val="1c2634"/>
-                <w:sz w:val="21"/>
+                <w:sz w:val="19"/>
               </w:rPr>
               <w:t>已发布问卷的题目不能被修改；要改就生成新题目；旧问卷保持原内容</w:t>
             </w:r>
@@ -925,7 +972,7 @@
               <w:rPr>
                 <w:rFonts w:ascii="SimSun" w:hAnsi="SimSun" w:eastAsia="SimSun" w:cs="SimSun"/>
                 <w:color w:val="1c2634"/>
-                <w:sz w:val="21"/>
+                <w:sz w:val="19"/>
               </w:rPr>
               <w:t>4</w:t>
             </w:r>
@@ -958,7 +1005,7 @@
               <w:rPr>
                 <w:rFonts w:hint="eastAsia" w:ascii="SimSun" w:hAnsi="SimSun" w:eastAsia="SimSun" w:cs="SimSun"/>
                 <w:color w:val="1c2634"/>
-                <w:sz w:val="21"/>
+                <w:sz w:val="19"/>
               </w:rPr>
               <w:t>改完想找回旧版本，也想知道新题从哪改来</w:t>
             </w:r>
@@ -991,7 +1038,7 @@
               <w:rPr>
                 <w:rFonts w:hint="eastAsia" w:ascii="SimSun" w:hAnsi="SimSun" w:eastAsia="SimSun" w:cs="SimSun"/>
                 <w:color w:val="1c2634"/>
-                <w:sz w:val="21"/>
+                <w:sz w:val="19"/>
               </w:rPr>
               <w:t>可看历史版本；可知道来源；可恢复旧版本（v1→v2→v3 关系可见）</w:t>
             </w:r>
@@ -1027,7 +1074,7 @@
               <w:rPr>
                 <w:rFonts w:ascii="SimSun" w:hAnsi="SimSun" w:eastAsia="SimSun" w:cs="SimSun"/>
                 <w:color w:val="1c2634"/>
-                <w:sz w:val="21"/>
+                <w:sz w:val="19"/>
               </w:rPr>
               <w:t>5</w:t>
             </w:r>
@@ -1060,7 +1107,7 @@
               <w:rPr>
                 <w:rFonts w:hint="eastAsia" w:ascii="SimSun" w:hAnsi="SimSun" w:eastAsia="SimSun" w:cs="SimSun"/>
                 <w:color w:val="1c2634"/>
-                <w:sz w:val="21"/>
+                <w:sz w:val="19"/>
               </w:rPr>
               <w:t>同一题想稍微改一下用在不同问卷，又不想影响原题</w:t>
             </w:r>
@@ -1093,7 +1140,7 @@
               <w:rPr>
                 <w:rFonts w:hint="eastAsia" w:ascii="SimSun" w:hAnsi="SimSun" w:eastAsia="SimSun" w:cs="SimSun"/>
                 <w:color w:val="1c2634"/>
-                <w:sz w:val="21"/>
+                <w:sz w:val="19"/>
               </w:rPr>
               <w:t>可基于一题创建新版本；新版本可单独修改；不同问卷可用不同版本</w:t>
             </w:r>
@@ -1129,7 +1176,7 @@
               <w:rPr>
                 <w:rFonts w:ascii="SimSun" w:hAnsi="SimSun" w:eastAsia="SimSun" w:cs="SimSun"/>
                 <w:color w:val="1c2634"/>
-                <w:sz w:val="21"/>
+                <w:sz w:val="19"/>
               </w:rPr>
               <w:t>6</w:t>
             </w:r>
@@ -1162,7 +1209,7 @@
               <w:rPr>
                 <w:rFonts w:hint="eastAsia" w:ascii="SimSun" w:hAnsi="SimSun" w:eastAsia="SimSun" w:cs="SimSun"/>
                 <w:color w:val="1c2634"/>
-                <w:sz w:val="21"/>
+                <w:sz w:val="19"/>
               </w:rPr>
               <w:t>想改题但不知道哪些问卷在用它</w:t>
             </w:r>
@@ -1195,7 +1242,7 @@
               <w:rPr>
                 <w:rFonts w:hint="eastAsia" w:ascii="SimSun" w:hAnsi="SimSun" w:eastAsia="SimSun" w:cs="SimSun"/>
                 <w:color w:val="1c2634"/>
-                <w:sz w:val="21"/>
+                <w:sz w:val="19"/>
               </w:rPr>
               <w:t>可查看题目被哪些问卷使用；修改时自己决定是否出新版本</w:t>
             </w:r>
@@ -1231,7 +1278,7 @@
               <w:rPr>
                 <w:rFonts w:ascii="SimSun" w:hAnsi="SimSun" w:eastAsia="SimSun" w:cs="SimSun"/>
                 <w:color w:val="1c2634"/>
-                <w:sz w:val="21"/>
+                <w:sz w:val="19"/>
               </w:rPr>
               <w:t>7</w:t>
             </w:r>
@@ -1264,7 +1311,7 @@
               <w:rPr>
                 <w:rFonts w:hint="eastAsia" w:ascii="SimSun" w:hAnsi="SimSun" w:eastAsia="SimSun" w:cs="SimSun"/>
                 <w:color w:val="1c2634"/>
-                <w:sz w:val="21"/>
+                <w:sz w:val="19"/>
               </w:rPr>
               <w:t>希望把常用题整理成题库</w:t>
             </w:r>
@@ -1297,7 +1344,7 @@
               <w:rPr>
                 <w:rFonts w:hint="eastAsia" w:ascii="SimSun" w:hAnsi="SimSun" w:eastAsia="SimSun" w:cs="SimSun"/>
                 <w:color w:val="1c2634"/>
-                <w:sz w:val="21"/>
+                <w:sz w:val="19"/>
               </w:rPr>
               <w:t>可管理题库、把题加入题库、从题库选题、题库里的题可更新版本</w:t>
             </w:r>
@@ -1333,7 +1380,7 @@
               <w:rPr>
                 <w:rFonts w:ascii="SimSun" w:hAnsi="SimSun" w:eastAsia="SimSun" w:cs="SimSun"/>
                 <w:color w:val="1c2634"/>
-                <w:sz w:val="21"/>
+                <w:sz w:val="19"/>
               </w:rPr>
               <w:t>8</w:t>
             </w:r>
@@ -1366,7 +1413,7 @@
               <w:rPr>
                 <w:rFonts w:hint="eastAsia" w:ascii="SimSun" w:hAnsi="SimSun" w:eastAsia="SimSun" w:cs="SimSun"/>
                 <w:color w:val="1c2634"/>
-                <w:sz w:val="21"/>
+                <w:sz w:val="19"/>
               </w:rPr>
               <w:t>统计只能看某个问卷，想看一道题在</w:t>
             </w:r>
@@ -1375,7 +1422,7 @@
                 <w:rFonts w:hint="eastAsia" w:ascii="SimSun" w:hAnsi="SimSun" w:eastAsia="SimSun" w:cs="SimSun"/>
                 <w:b w:val="1"/>
                 <w:color w:val="1c2634"/>
-                <w:sz w:val="21"/>
+                <w:sz w:val="19"/>
               </w:rPr>
               <w:t>所有</w:t>
             </w:r>
@@ -1383,7 +1430,7 @@
               <w:rPr>
                 <w:rFonts w:hint="eastAsia" w:ascii="SimSun" w:hAnsi="SimSun" w:eastAsia="SimSun" w:cs="SimSun"/>
                 <w:color w:val="1c2634"/>
-                <w:sz w:val="21"/>
+                <w:sz w:val="19"/>
               </w:rPr>
               <w:t>问卷中的回答情况</w:t>
             </w:r>
@@ -1416,7 +1463,7 @@
               <w:rPr>
                 <w:rFonts w:hint="eastAsia" w:ascii="SimSun" w:hAnsi="SimSun" w:eastAsia="SimSun" w:cs="SimSun"/>
                 <w:color w:val="1c2634"/>
-                <w:sz w:val="21"/>
+                <w:sz w:val="19"/>
               </w:rPr>
               <w:t>单题跨问卷统计（如"你的年龄"在所有问卷中的总体分布）</w:t>
             </w:r>
@@ -1436,6 +1483,24 @@
       <w:r>
         <w:rPr>
           <w:rFonts w:hint="eastAsia" w:ascii="SimSun" w:hAnsi="SimSun" w:eastAsia="SimSun" w:cs="SimSun"/>
+          <w:color w:val="1c2634"/>
+          <w:sz w:val="24"/>
+        </w:rPr>
+        <w:t>按风险重新排序后，这八条其实是两类问题。需求 3、4、5 是一类，都是"改题要不要影响历史"的同一个问题的三个侧面——只要问卷侧不再依赖题库的可变状态，三条一起解决；需求 1、2、6、7、8 是另一类，都是"题目的作用域从一份问卷扩大到多份问卷"之后衍生出来的查询与权限需求。这个判断决定了后面只做两个数据结构决策，而不是八个。</w:t>
+      </w:r>
+    </w:p>
+    <w:p>
+      <w:pPr>
+        <w:spacing w:line="420"/>
+        <w:ind w:firstLine="480"/>
+        <w:jc w:val="both"/>
+        <w:rPr>
+          <w:color w:val="1c2634"/>
+        </w:rPr>
+      </w:pPr>
+      <w:r>
+        <w:rPr>
+          <w:rFonts w:hint="eastAsia" w:ascii="SimSun" w:hAnsi="SimSun" w:eastAsia="SimSun" w:cs="SimSun"/>
           <w:b w:val="1"/>
           <w:color w:val="1c2634"/>
           <w:sz w:val="24"/>
@@ -1448,7 +1513,7 @@
           <w:color w:val="1c2634"/>
           <w:sz w:val="24"/>
         </w:rPr>
-        <w:t>：教师明确要求第二阶段必须基于第一阶段现有代码修改，不得推倒重做；报告需记录"原设计 → 新需求问题 → 为什么这样改 → 改了哪里 → 数据结构变化 → 兼容性"。</w:t>
+        <w:t>：教师明确要求第二阶段必须基于第一阶段现有代码修改，不得推倒重做；报告需记录"原设计 → 新需求问题 → 为什么这样改 → 改了哪里 → 数据结构变化 → 兼容性"。因此本报告先做原设计回顾，再谈设计变更，最后才是实现与验证。</w:t>
       </w:r>
     </w:p>
     <w:p>
@@ -1505,7 +1570,796 @@
           <w:color w:val="1c2634"/>
           <w:sz w:val="24"/>
         </w:rPr>
-        <w:t>第一阶段有两条设计决策与本次需求直接相关，其中一条意外地成了第二阶段的地基：</w:t>
+        <w:t>第一阶段有两条设计决策与本次需求直接相关，其中一条意外地成了第二阶段的地基。</w:t>
+      </w:r>
+    </w:p>
+    <w:p>
+      <w:pPr>
+        <w:spacing w:line="420"/>
+        <w:ind w:firstLine="480"/>
+        <w:jc w:val="both"/>
+        <w:rPr>
+          <w:color w:val="1c2634"/>
+        </w:rPr>
+      </w:pPr>
+      <w:r>
+        <w:rPr>
+          <w:rFonts w:hint="eastAsia" w:ascii="SimSun" w:hAnsi="SimSun" w:eastAsia="SimSun" w:cs="SimSun"/>
+          <w:b w:val="1"/>
+          <w:color w:val="1c2634"/>
+          <w:sz w:val="24"/>
+        </w:rPr>
+        <w:t>其一，题目是独立集合，不内嵌在问卷里。</w:t>
+      </w:r>
+      <w:r>
+        <w:rPr>
+          <w:rFonts w:ascii="Consolas" w:hAnsi="Consolas" w:eastAsia="Consolas" w:cs="Consolas"/>
+          <w:color w:val="1c2634"/>
+          <w:sz w:val="21"/>
+          <w:shd w:val="clear" w:fill="eef2f8"/>
+        </w:rPr>
+        <w:t>questions</w:t>
+      </w:r>
+      <w:r>
+        <w:rPr>
+          <w:rFonts w:hint="eastAsia" w:ascii="SimSun" w:hAnsi="SimSun" w:eastAsia="SimSun" w:cs="SimSun"/>
+          <w:color w:val="1c2634"/>
+          <w:sz w:val="24"/>
+        </w:rPr>
+        <w:t xml:space="preserve"> 集合每道题一个文档，问卷只存 </w:t>
+      </w:r>
+      <w:r>
+        <w:rPr>
+          <w:rFonts w:ascii="Consolas" w:hAnsi="Consolas" w:eastAsia="Consolas" w:cs="Consolas"/>
+          <w:color w:val="1c2634"/>
+          <w:sz w:val="21"/>
+          <w:shd w:val="clear" w:fill="eef2f8"/>
+        </w:rPr>
+        <w:t>question_count</w:t>
+      </w:r>
+      <w:r>
+        <w:rPr>
+          <w:rFonts w:hint="eastAsia" w:ascii="SimSun" w:hAnsi="SimSun" w:eastAsia="SimSun" w:cs="SimSun"/>
+          <w:color w:val="1c2634"/>
+          <w:sz w:val="24"/>
+        </w:rPr>
+        <w:t xml:space="preserve"> 冗余计数。当时这样拆是为了编辑期并发安全——改一道题不必重写整份问卷文档。这次改动时才发现它还附赠了一个好处：题目本来就不是"某份问卷文档的附属品"，把它挂到题库上不需要动问卷文档的结构。</w:t>
+      </w:r>
+    </w:p>
+    <w:p>
+      <w:pPr>
+        <w:spacing w:line="420"/>
+        <w:ind w:firstLine="480"/>
+        <w:jc w:val="both"/>
+        <w:rPr>
+          <w:color w:val="1c2634"/>
+        </w:rPr>
+      </w:pPr>
+      <w:r>
+        <w:rPr>
+          <w:rFonts w:hint="eastAsia" w:ascii="SimSun" w:hAnsi="SimSun" w:eastAsia="SimSun" w:cs="SimSun"/>
+          <w:b w:val="1"/>
+          <w:color w:val="1c2634"/>
+          <w:sz w:val="24"/>
+        </w:rPr>
+        <w:t>其二，发布后冻结题目结构。</w:t>
+      </w:r>
+      <w:r>
+        <w:rPr>
+          <w:rFonts w:ascii="Consolas" w:hAnsi="Consolas" w:eastAsia="Consolas" w:cs="Consolas"/>
+          <w:color w:val="1c2634"/>
+          <w:sz w:val="21"/>
+          <w:shd w:val="clear" w:fill="eef2f8"/>
+        </w:rPr>
+        <w:t>draft → published → closed</w:t>
+      </w:r>
+      <w:r>
+        <w:rPr>
+          <w:rFonts w:hint="eastAsia" w:ascii="SimSun" w:hAnsi="SimSun" w:eastAsia="SimSun" w:cs="SimSun"/>
+          <w:color w:val="1c2634"/>
+          <w:sz w:val="24"/>
+        </w:rPr>
+        <w:t xml:space="preserve"> 是单向状态机，题目增删改的所有接口入口都有 </w:t>
+      </w:r>
+      <w:r>
+        <w:rPr>
+          <w:rFonts w:ascii="Consolas" w:hAnsi="Consolas" w:eastAsia="Consolas" w:cs="Consolas"/>
+          <w:color w:val="1c2634"/>
+          <w:sz w:val="21"/>
+          <w:shd w:val="clear" w:fill="eef2f8"/>
+        </w:rPr>
+        <w:t>assertDraft</w:t>
+      </w:r>
+      <w:r>
+        <w:rPr>
+          <w:rFonts w:hint="eastAsia" w:ascii="SimSun" w:hAnsi="SimSun" w:eastAsia="SimSun" w:cs="SimSun"/>
+          <w:color w:val="1c2634"/>
+          <w:sz w:val="24"/>
+        </w:rPr>
+        <w:t xml:space="preserve"> 守卫。需求 3（已发布问卷题目不可修改）在第一阶段</w:t>
+      </w:r>
+      <w:r>
+        <w:rPr>
+          <w:rFonts w:hint="eastAsia" w:ascii="SimSun" w:hAnsi="SimSun" w:eastAsia="SimSun" w:cs="SimSun"/>
+          <w:b w:val="1"/>
+          <w:color w:val="1c2634"/>
+          <w:sz w:val="24"/>
+        </w:rPr>
+        <w:t>已经由这条规则完整满足</w:t>
+      </w:r>
+      <w:r>
+        <w:rPr>
+          <w:rFonts w:hint="eastAsia" w:ascii="SimSun" w:hAnsi="SimSun" w:eastAsia="SimSun" w:cs="SimSun"/>
+          <w:color w:val="1c2634"/>
+          <w:sz w:val="24"/>
+        </w:rPr>
+        <w:t>，本次没有为它写一行新代码，只需要在新的题库场景下补一条回归验证（用例 T82）——防止后来的"从题库加题"通道绕过这道守卫。</w:t>
+      </w:r>
+    </w:p>
+    <w:p>
+      <w:pPr>
+        <w:spacing w:line="420"/>
+        <w:ind w:firstLine="480"/>
+        <w:jc w:val="both"/>
+        <w:rPr>
+          <w:color w:val="1c2634"/>
+        </w:rPr>
+      </w:pPr>
+      <w:r>
+        <w:rPr>
+          <w:rFonts w:hint="eastAsia" w:ascii="SimSun" w:hAnsi="SimSun" w:eastAsia="SimSun" w:cs="SimSun"/>
+          <w:color w:val="1c2634"/>
+          <w:sz w:val="24"/>
+        </w:rPr>
+        <w:t>真正的新问题是：第一阶段里题目从属于某一个问卷（</w:t>
+      </w:r>
+      <w:r>
+        <w:rPr>
+          <w:rFonts w:ascii="Consolas" w:hAnsi="Consolas" w:eastAsia="Consolas" w:cs="Consolas"/>
+          <w:color w:val="1c2634"/>
+          <w:sz w:val="21"/>
+          <w:shd w:val="clear" w:fill="eef2f8"/>
+        </w:rPr>
+        <w:t>survey_id</w:t>
+      </w:r>
+      <w:r>
+        <w:rPr>
+          <w:rFonts w:hint="eastAsia" w:ascii="SimSun" w:hAnsi="SimSun" w:eastAsia="SimSun" w:cs="SimSun"/>
+          <w:color w:val="1c2634"/>
+          <w:sz w:val="24"/>
+        </w:rPr>
+        <w:t xml:space="preserve"> 必填），不存在"一道题属于多个问卷"的表示方式；也没有"同一道题的多个版本"的概念。这两点必须引入新的数据结构，而引入新结构时最大的风险恰恰是需求 3——如果处理不当，题库的"更新"会反过来破坏问卷快照。所以本次设计的第一原则不是"怎么实现复用"，而是"怎么复用才不破坏历史"。</w:t>
+      </w:r>
+    </w:p>
+    <w:p>
+      <w:pPr>
+        <w:pStyle w:val="000004"/>
+        <w:keepNext w:val="1"/>
+        <w:keepLines w:val="1"/>
+        <w:pBdr>
+          <w:bottom w:val="single" w:color="16345e" w:sz="13"/>
+        </w:pBdr>
+        <w:spacing w:before="510" w:beforeAutospacing="1" w:after="510" w:afterAutospacing="1" w:line="420"/>
+        <w:ind w:left="510" w:right="510"/>
+        <w:outlineLvl w:val="0"/>
+        <w:rPr>
+          <w:color w:val="10233b"/>
+          <w:kern w:val="44"/>
+          <w:sz w:val="44"/>
+          <w:szCs w:val="44"/>
+        </w:rPr>
+      </w:pPr>
+      <w:bookmarkStart w:id="3" w:name="section-3"/>
+      <w:r>
+        <w:rPr>
+          <w:rFonts w:hint="eastAsia" w:ascii="SimHei" w:hAnsi="SimHei" w:eastAsia="SimHei" w:cs="SimHei"/>
+          <w:b w:val="1"/>
+          <w:color w:val="3b6ef5"/>
+          <w:sz w:val="34"/>
+        </w:rPr>
+        <w:t>三、</w:t>
+      </w:r>
+      <w:r>
+        <w:rPr>
+          <w:rFonts w:hint="eastAsia" w:ascii="SimHei" w:hAnsi="SimHei" w:eastAsia="SimHei" w:cs="SimHei"/>
+          <w:b w:val="1"/>
+          <w:color w:val="10233b"/>
+          <w:sz w:val="34"/>
+        </w:rPr>
+        <w:t>设计方案变更：三个核心决策</w:t>
+      </w:r>
+      <w:bookmarkEnd w:id="3"/>
+    </w:p>
+    <w:p>
+      <w:pPr>
+        <w:pStyle w:val="000005"/>
+        <w:keepNext w:val="1"/>
+        <w:keepLines w:val="1"/>
+        <w:spacing w:before="311" w:beforeAutospacing="1" w:after="311" w:afterAutospacing="1" w:line="420"/>
+        <w:ind w:left="311" w:right="311"/>
+        <w:outlineLvl w:val="2"/>
+        <w:rPr>
+          <w:color w:val="1c4c9c"/>
+          <w:sz w:val="32"/>
+          <w:szCs w:val="32"/>
+        </w:rPr>
+      </w:pPr>
+      <w:bookmarkStart w:id="4" w:name="section-3-1"/>
+      <w:r>
+        <w:rPr>
+          <w:rFonts w:hint="eastAsia" w:ascii="SimHei" w:hAnsi="SimHei" w:eastAsia="SimHei" w:cs="SimHei"/>
+          <w:b w:val="1"/>
+          <w:color w:val="1c4c9c"/>
+          <w:sz w:val="26"/>
+        </w:rPr>
+        <w:t>3.1 决策一：问卷侧存"快照"，不是"引用"</w:t>
+      </w:r>
+      <w:bookmarkEnd w:id="4"/>
+    </w:p>
+    <w:p>
+      <w:pPr>
+        <w:spacing w:line="420"/>
+        <w:ind w:firstLine="480"/>
+        <w:jc w:val="both"/>
+        <w:rPr>
+          <w:color w:val="1c2634"/>
+        </w:rPr>
+      </w:pPr>
+      <w:r>
+        <w:rPr>
+          <w:rFonts w:hint="eastAsia" w:ascii="SimSun" w:hAnsi="SimSun" w:eastAsia="SimSun" w:cs="SimSun"/>
+          <w:b w:val="1"/>
+          <w:color w:val="1c2634"/>
+          <w:sz w:val="24"/>
+        </w:rPr>
+        <w:t>备选方案</w:t>
+      </w:r>
+      <w:r>
+        <w:rPr>
+          <w:rFonts w:hint="eastAsia" w:ascii="SimSun" w:hAnsi="SimSun" w:eastAsia="SimSun" w:cs="SimSun"/>
+          <w:color w:val="1c2634"/>
+          <w:sz w:val="24"/>
+        </w:rPr>
+        <w:t xml:space="preserve">：问卷题只存 </w:t>
+      </w:r>
+      <w:r>
+        <w:rPr>
+          <w:rFonts w:ascii="Consolas" w:hAnsi="Consolas" w:eastAsia="Consolas" w:cs="Consolas"/>
+          <w:color w:val="1c2634"/>
+          <w:sz w:val="21"/>
+          <w:shd w:val="clear" w:fill="eef2f8"/>
+        </w:rPr>
+        <w:t>bank_question_id</w:t>
+      </w:r>
+      <w:r>
+        <w:rPr>
+          <w:rFonts w:hint="eastAsia" w:ascii="SimSun" w:hAnsi="SimSun" w:eastAsia="SimSun" w:cs="SimSun"/>
+          <w:color w:val="1c2634"/>
+          <w:sz w:val="24"/>
+        </w:rPr>
+        <w:t>，读取时 join 题库的最新版本。</w:t>
+      </w:r>
+    </w:p>
+    <w:p>
+      <w:pPr>
+        <w:spacing w:line="420"/>
+        <w:ind w:firstLine="480"/>
+        <w:jc w:val="both"/>
+        <w:rPr>
+          <w:color w:val="1c2634"/>
+        </w:rPr>
+      </w:pPr>
+      <w:r>
+        <w:rPr>
+          <w:rFonts w:hint="eastAsia" w:ascii="SimSun" w:hAnsi="SimSun" w:eastAsia="SimSun" w:cs="SimSun"/>
+          <w:b w:val="1"/>
+          <w:color w:val="1c2634"/>
+          <w:sz w:val="24"/>
+        </w:rPr>
+        <w:t>否决理由</w:t>
+      </w:r>
+      <w:r>
+        <w:rPr>
+          <w:rFonts w:hint="eastAsia" w:ascii="SimSun" w:hAnsi="SimSun" w:eastAsia="SimSun" w:cs="SimSun"/>
+          <w:color w:val="1c2634"/>
+          <w:sz w:val="24"/>
+        </w:rPr>
+        <w:t>：这正是需求 3 要禁止的行为。题库一更新，所有已发布问卷的题目内容随之变化，历史答卷的题干、选项立即失去解释依据——"2025 年那批人选的'非常满意'到底是哪五个选项之一"这个问题再也答不上来。问题不在于代码写错，而在于"问卷题与题库题共享了同一份可变状态"。</w:t>
+      </w:r>
+    </w:p>
+    <w:p>
+      <w:pPr>
+        <w:spacing w:line="420"/>
+        <w:ind w:firstLine="480"/>
+        <w:jc w:val="both"/>
+        <w:rPr>
+          <w:color w:val="1c2634"/>
+        </w:rPr>
+      </w:pPr>
+      <w:r>
+        <w:rPr>
+          <w:rFonts w:hint="eastAsia" w:ascii="SimSun" w:hAnsi="SimSun" w:eastAsia="SimSun" w:cs="SimSun"/>
+          <w:b w:val="1"/>
+          <w:color w:val="1c2634"/>
+          <w:sz w:val="24"/>
+        </w:rPr>
+        <w:t>最终方案</w:t>
+      </w:r>
+      <w:r>
+        <w:rPr>
+          <w:rFonts w:hint="eastAsia" w:ascii="SimSun" w:hAnsi="SimSun" w:eastAsia="SimSun" w:cs="SimSun"/>
+          <w:color w:val="1c2634"/>
+          <w:sz w:val="24"/>
+        </w:rPr>
+        <w:t>：从题库选题时，把题目内容（题干、选项、约束）</w:t>
+      </w:r>
+      <w:r>
+        <w:rPr>
+          <w:rFonts w:hint="eastAsia" w:ascii="SimSun" w:hAnsi="SimSun" w:eastAsia="SimSun" w:cs="SimSun"/>
+          <w:b w:val="1"/>
+          <w:color w:val="1c2634"/>
+          <w:sz w:val="24"/>
+        </w:rPr>
+        <w:t>整体拷贝</w:t>
+      </w:r>
+      <w:r>
+        <w:rPr>
+          <w:rFonts w:hint="eastAsia" w:ascii="SimSun" w:hAnsi="SimSun" w:eastAsia="SimSun" w:cs="SimSun"/>
+          <w:color w:val="1c2634"/>
+          <w:sz w:val="24"/>
+        </w:rPr>
+        <w:t>为问卷自己的题目文档；</w:t>
+      </w:r>
+      <w:r>
+        <w:rPr>
+          <w:rFonts w:ascii="Consolas" w:hAnsi="Consolas" w:eastAsia="Consolas" w:cs="Consolas"/>
+          <w:color w:val="1c2634"/>
+          <w:sz w:val="21"/>
+          <w:shd w:val="clear" w:fill="eef2f8"/>
+        </w:rPr>
+        <w:t>bank_question_id</w:t>
+      </w:r>
+      <w:r>
+        <w:rPr>
+          <w:rFonts w:hint="eastAsia" w:ascii="SimSun" w:hAnsi="SimSun" w:eastAsia="SimSun" w:cs="SimSun"/>
+          <w:color w:val="1c2634"/>
+          <w:sz w:val="24"/>
+        </w:rPr>
+        <w:t xml:space="preserve"> 与 </w:t>
+      </w:r>
+      <w:r>
+        <w:rPr>
+          <w:rFonts w:ascii="Consolas" w:hAnsi="Consolas" w:eastAsia="Consolas" w:cs="Consolas"/>
+          <w:color w:val="1c2634"/>
+          <w:sz w:val="21"/>
+          <w:shd w:val="clear" w:fill="eef2f8"/>
+        </w:rPr>
+        <w:t>bank_version</w:t>
+      </w:r>
+      <w:r>
+        <w:rPr>
+          <w:rFonts w:hint="eastAsia" w:ascii="SimSun" w:hAnsi="SimSun" w:eastAsia="SimSun" w:cs="SimSun"/>
+          <w:color w:val="1c2634"/>
+          <w:sz w:val="24"/>
+        </w:rPr>
+        <w:t xml:space="preserve"> 只作为溯源字段，记录"来自题库哪个文档的哪个版本"。此后题库无论怎么出新版本，问卷快照一个字节都不变。需求 3（旧问卷不变）与需求 5（不同问卷用不同版本）由这一个决策同时满足，且不依赖任何额外的状态同步或后台任务。</w:t>
+      </w:r>
+    </w:p>
+    <w:p>
+      <w:pPr>
+        <w:spacing w:line="420"/>
+        <w:ind w:firstLine="480"/>
+        <w:jc w:val="both"/>
+        <w:rPr>
+          <w:color w:val="1c2634"/>
+        </w:rPr>
+      </w:pPr>
+      <w:r>
+        <w:rPr>
+          <w:rFonts w:hint="eastAsia" w:ascii="SimSun" w:hAnsi="SimSun" w:eastAsia="SimSun" w:cs="SimSun"/>
+          <w:color w:val="1c2634"/>
+          <w:sz w:val="24"/>
+        </w:rPr>
+        <w:t>代价是存储冗余：同一道题被 100 份问卷使用就有 100 份内容拷贝。这是刻意的取舍——题目内容只有几百字节，而"历史答卷可解释"是无价的；更何况快照本来就是"当时问的是什么"的唯一权威记录，它不是缓存，不该被优化掉。</w:t>
+      </w:r>
+    </w:p>
+    <w:p>
+      <w:pPr>
+        <w:pStyle w:val="000005"/>
+        <w:keepNext w:val="1"/>
+        <w:keepLines w:val="1"/>
+        <w:spacing w:before="311" w:beforeAutospacing="1" w:after="311" w:afterAutospacing="1" w:line="420"/>
+        <w:ind w:left="311" w:right="311"/>
+        <w:outlineLvl w:val="2"/>
+        <w:rPr>
+          <w:color w:val="1c4c9c"/>
+          <w:sz w:val="32"/>
+          <w:szCs w:val="32"/>
+        </w:rPr>
+      </w:pPr>
+      <w:bookmarkStart w:id="5" w:name="section-3-2"/>
+      <w:r>
+        <w:rPr>
+          <w:rFonts w:hint="eastAsia" w:ascii="SimHei" w:hAnsi="SimHei" w:eastAsia="SimHei" w:cs="SimHei"/>
+          <w:b w:val="1"/>
+          <w:color w:val="1c4c9c"/>
+          <w:sz w:val="26"/>
+        </w:rPr>
+        <w:t>3.2 决策二：题库题"版本即文档"</w:t>
+      </w:r>
+      <w:bookmarkEnd w:id="5"/>
+    </w:p>
+    <w:p>
+      <w:pPr>
+        <w:spacing w:line="420"/>
+        <w:ind w:firstLine="480"/>
+        <w:jc w:val="both"/>
+        <w:rPr>
+          <w:color w:val="1c2634"/>
+        </w:rPr>
+      </w:pPr>
+      <w:r>
+        <w:rPr>
+          <w:rFonts w:hint="eastAsia" w:ascii="SimSun" w:hAnsi="SimSun" w:eastAsia="SimSun" w:cs="SimSun"/>
+          <w:color w:val="1c2634"/>
+          <w:sz w:val="24"/>
+        </w:rPr>
+        <w:t>修改题库题</w:t>
+      </w:r>
+      <w:r>
+        <w:rPr>
+          <w:rFonts w:hint="eastAsia" w:ascii="SimSun" w:hAnsi="SimSun" w:eastAsia="SimSun" w:cs="SimSun"/>
+          <w:b w:val="1"/>
+          <w:color w:val="1c2634"/>
+          <w:sz w:val="24"/>
+        </w:rPr>
+        <w:t>永远不原地覆盖</w:t>
+      </w:r>
+      <w:r>
+        <w:rPr>
+          <w:rFonts w:hint="eastAsia" w:ascii="SimSun" w:hAnsi="SimSun" w:eastAsia="SimSun" w:cs="SimSun"/>
+          <w:color w:val="1c2634"/>
+          <w:sz w:val="24"/>
+        </w:rPr>
+        <w:t>，而是插入一个新文档：</w:t>
+      </w:r>
+      <w:r>
+        <w:rPr>
+          <w:rFonts w:ascii="Consolas" w:hAnsi="Consolas" w:eastAsia="Consolas" w:cs="Consolas"/>
+          <w:color w:val="1c2634"/>
+          <w:sz w:val="21"/>
+          <w:shd w:val="clear" w:fill="eef2f8"/>
+        </w:rPr>
+        <w:t>version + 1</w:t>
+      </w:r>
+      <w:r>
+        <w:rPr>
+          <w:rFonts w:hint="eastAsia" w:ascii="SimSun" w:hAnsi="SimSun" w:eastAsia="SimSun" w:cs="SimSun"/>
+          <w:color w:val="1c2634"/>
+          <w:sz w:val="24"/>
+        </w:rPr>
+        <w:t>，</w:t>
+      </w:r>
+      <w:r>
+        <w:rPr>
+          <w:rFonts w:ascii="Consolas" w:hAnsi="Consolas" w:eastAsia="Consolas" w:cs="Consolas"/>
+          <w:color w:val="1c2634"/>
+          <w:sz w:val="21"/>
+          <w:shd w:val="clear" w:fill="eef2f8"/>
+        </w:rPr>
+        <w:t>parent_id</w:t>
+      </w:r>
+      <w:r>
+        <w:rPr>
+          <w:rFonts w:hint="eastAsia" w:ascii="SimSun" w:hAnsi="SimSun" w:eastAsia="SimSun" w:cs="SimSun"/>
+          <w:color w:val="1c2634"/>
+          <w:sz w:val="24"/>
+        </w:rPr>
+        <w:t xml:space="preserve"> 指向修改前的版本，同一棵版本树的文档共享 </w:t>
+      </w:r>
+      <w:r>
+        <w:rPr>
+          <w:rFonts w:ascii="Consolas" w:hAnsi="Consolas" w:eastAsia="Consolas" w:cs="Consolas"/>
+          <w:color w:val="1c2634"/>
+          <w:sz w:val="21"/>
+          <w:shd w:val="clear" w:fill="eef2f8"/>
+        </w:rPr>
+        <w:t>root_id</w:t>
+      </w:r>
+      <w:r>
+        <w:rPr>
+          <w:rFonts w:hint="eastAsia" w:ascii="SimSun" w:hAnsi="SimSun" w:eastAsia="SimSun" w:cs="SimSun"/>
+          <w:color w:val="1c2634"/>
+          <w:sz w:val="24"/>
+        </w:rPr>
+        <w:t>（v1 的根是它自己）。</w:t>
+      </w:r>
+    </w:p>
+    <w:p>
+      <w:pPr>
+        <w:spacing w:line="420"/>
+        <w:ind w:firstLine="480"/>
+        <w:jc w:val="both"/>
+        <w:rPr>
+          <w:color w:val="1c2634"/>
+        </w:rPr>
+      </w:pPr>
+      <w:r>
+        <w:rPr>
+          <w:rFonts w:hint="eastAsia" w:ascii="SimSun" w:hAnsi="SimSun" w:eastAsia="SimSun" w:cs="SimSun"/>
+          <w:color w:val="1c2634"/>
+          <w:sz w:val="24"/>
+        </w:rPr>
+        <w:t xml:space="preserve">对比被否决的"数组内嵌 history"方案：内嵌数组随修改次数无限增长，逼近 16 MB 文档上限；两个并发修改会在数组层面互相覆盖（读-改-写）；更关键的是数组里的历史版本无法被"分别引用"——而需求 5 要求不同问卷分别使用 v1 和 v2，只有独立文档才有自己的 </w:t>
+      </w:r>
+      <w:r>
+        <w:rPr>
+          <w:rFonts w:ascii="Consolas" w:hAnsi="Consolas" w:eastAsia="Consolas" w:cs="Consolas"/>
+          <w:color w:val="1c2634"/>
+          <w:sz w:val="21"/>
+          <w:shd w:val="clear" w:fill="eef2f8"/>
+        </w:rPr>
+        <w:t>_id</w:t>
+      </w:r>
+      <w:r>
+        <w:rPr>
+          <w:rFonts w:hint="eastAsia" w:ascii="SimSun" w:hAnsi="SimSun" w:eastAsia="SimSun" w:cs="SimSun"/>
+          <w:color w:val="1c2634"/>
+          <w:sz w:val="24"/>
+        </w:rPr>
+        <w:t xml:space="preserve"> 可以被问卷溯源字段指向。</w:t>
+      </w:r>
+    </w:p>
+    <w:p>
+      <w:pPr>
+        <w:spacing w:line="420"/>
+        <w:ind w:firstLine="480"/>
+        <w:jc w:val="both"/>
+        <w:rPr>
+          <w:color w:val="1c2634"/>
+        </w:rPr>
+      </w:pPr>
+      <w:r>
+        <w:rPr>
+          <w:rFonts w:hint="eastAsia" w:ascii="SimSun" w:hAnsi="SimSun" w:eastAsia="SimSun" w:cs="SimSun"/>
+          <w:color w:val="1c2634"/>
+          <w:sz w:val="24"/>
+        </w:rPr>
+        <w:t xml:space="preserve">这个结构下，需求 4 的三个动作都有自然实现：看历史 = 按 </w:t>
+      </w:r>
+      <w:r>
+        <w:rPr>
+          <w:rFonts w:ascii="Consolas" w:hAnsi="Consolas" w:eastAsia="Consolas" w:cs="Consolas"/>
+          <w:color w:val="1c2634"/>
+          <w:sz w:val="21"/>
+          <w:shd w:val="clear" w:fill="eef2f8"/>
+        </w:rPr>
+        <w:t>{root_id, version}</w:t>
+      </w:r>
+      <w:r>
+        <w:rPr>
+          <w:rFonts w:hint="eastAsia" w:ascii="SimSun" w:hAnsi="SimSun" w:eastAsia="SimSun" w:cs="SimSun"/>
+          <w:color w:val="1c2634"/>
+          <w:sz w:val="24"/>
+        </w:rPr>
+        <w:t xml:space="preserve"> 列出版本链（</w:t>
+      </w:r>
+      <w:r>
+        <w:rPr>
+          <w:rFonts w:ascii="Consolas" w:hAnsi="Consolas" w:eastAsia="Consolas" w:cs="Consolas"/>
+          <w:color w:val="1c2634"/>
+          <w:sz w:val="21"/>
+          <w:shd w:val="clear" w:fill="eef2f8"/>
+        </w:rPr>
+        <w:t>parent_id</w:t>
+      </w:r>
+      <w:r>
+        <w:rPr>
+          <w:rFonts w:hint="eastAsia" w:ascii="SimSun" w:hAnsi="SimSun" w:eastAsia="SimSun" w:cs="SimSun"/>
+          <w:color w:val="1c2634"/>
+          <w:sz w:val="24"/>
+        </w:rPr>
+        <w:t xml:space="preserve"> 串出 v1→v2→v3 的关系）；知道来源 = 读 </w:t>
+      </w:r>
+      <w:r>
+        <w:rPr>
+          <w:rFonts w:ascii="Consolas" w:hAnsi="Consolas" w:eastAsia="Consolas" w:cs="Consolas"/>
+          <w:color w:val="1c2634"/>
+          <w:sz w:val="21"/>
+          <w:shd w:val="clear" w:fill="eef2f8"/>
+        </w:rPr>
+        <w:t>parent_id</w:t>
+      </w:r>
+      <w:r>
+        <w:rPr>
+          <w:rFonts w:hint="eastAsia" w:ascii="SimSun" w:hAnsi="SimSun" w:eastAsia="SimSun" w:cs="SimSun"/>
+          <w:color w:val="1c2634"/>
+          <w:sz w:val="24"/>
+        </w:rPr>
+        <w:t>；恢复旧版本 = 以旧版本内容在树末端追加一个新版本（v3 内容等于 v1），历史一条不删。恢复因此是"再改一次"而不是"回滚"，这也顺带避免了"回滚后引用旧版本的问卷指向虚空"的问题。</w:t>
+      </w:r>
+    </w:p>
+    <w:p>
+      <w:pPr>
+        <w:pStyle w:val="000005"/>
+        <w:keepNext w:val="1"/>
+        <w:keepLines w:val="1"/>
+        <w:spacing w:before="311" w:beforeAutospacing="1" w:after="311" w:afterAutospacing="1" w:line="420"/>
+        <w:ind w:left="311" w:right="311"/>
+        <w:outlineLvl w:val="2"/>
+        <w:rPr>
+          <w:color w:val="1c4c9c"/>
+          <w:sz w:val="32"/>
+          <w:szCs w:val="32"/>
+        </w:rPr>
+      </w:pPr>
+      <w:bookmarkStart w:id="6" w:name="section-3-3"/>
+      <w:r>
+        <w:rPr>
+          <w:rFonts w:hint="eastAsia" w:ascii="SimHei" w:hAnsi="SimHei" w:eastAsia="SimHei" w:cs="SimHei"/>
+          <w:b w:val="1"/>
+          <w:color w:val="1c4c9c"/>
+          <w:sz w:val="26"/>
+        </w:rPr>
+        <w:t>3.3 决策三：共享是"树级"语义</w:t>
+      </w:r>
+      <w:bookmarkEnd w:id="6"/>
+    </w:p>
+    <w:p>
+      <w:pPr>
+        <w:spacing w:line="420"/>
+        <w:ind w:firstLine="480"/>
+        <w:jc w:val="both"/>
+        <w:rPr>
+          <w:color w:val="1c2634"/>
+        </w:rPr>
+      </w:pPr>
+      <w:r>
+        <w:rPr>
+          <w:rFonts w:ascii="Consolas" w:hAnsi="Consolas" w:eastAsia="Consolas" w:cs="Consolas"/>
+          <w:color w:val="1c2634"/>
+          <w:sz w:val="21"/>
+          <w:shd w:val="clear" w:fill="eef2f8"/>
+        </w:rPr>
+        <w:t>shared_with</w:t>
+      </w:r>
+      <w:r>
+        <w:rPr>
+          <w:rFonts w:hint="eastAsia" w:ascii="SimSun" w:hAnsi="SimSun" w:eastAsia="SimSun" w:cs="SimSun"/>
+          <w:color w:val="1c2634"/>
+          <w:sz w:val="24"/>
+        </w:rPr>
+        <w:t xml:space="preserve">（用户 id 数组）内嵌在题库题文档上，共享与取消共享对整棵版本树 </w:t>
+      </w:r>
+      <w:r>
+        <w:rPr>
+          <w:rFonts w:ascii="Consolas" w:hAnsi="Consolas" w:eastAsia="Consolas" w:cs="Consolas"/>
+          <w:color w:val="1c2634"/>
+          <w:sz w:val="21"/>
+          <w:shd w:val="clear" w:fill="eef2f8"/>
+        </w:rPr>
+        <w:t>updateMany</w:t>
+      </w:r>
+      <w:r>
+        <w:rPr>
+          <w:rFonts w:hint="eastAsia" w:ascii="SimSun" w:hAnsi="SimSun" w:eastAsia="SimSun" w:cs="SimSun"/>
+          <w:color w:val="1c2634"/>
+          <w:sz w:val="24"/>
+        </w:rPr>
+        <w:t>。有两个容易漏掉的细节。</w:t>
+      </w:r>
+    </w:p>
+    <w:p>
+      <w:pPr>
+        <w:spacing w:line="420"/>
+        <w:ind w:firstLine="480"/>
+        <w:jc w:val="both"/>
+        <w:rPr>
+          <w:color w:val="1c2634"/>
+        </w:rPr>
+      </w:pPr>
+      <w:r>
+        <w:rPr>
+          <w:rFonts w:hint="eastAsia" w:ascii="SimSun" w:hAnsi="SimSun" w:eastAsia="SimSun" w:cs="SimSun"/>
+          <w:color w:val="1c2634"/>
+          <w:sz w:val="24"/>
+        </w:rPr>
+        <w:t xml:space="preserve">第一，作者共享 v1 之后又改出 v2，若 v2 不继承 </w:t>
+      </w:r>
+      <w:r>
+        <w:rPr>
+          <w:rFonts w:ascii="Consolas" w:hAnsi="Consolas" w:eastAsia="Consolas" w:cs="Consolas"/>
+          <w:color w:val="1c2634"/>
+          <w:sz w:val="21"/>
+          <w:shd w:val="clear" w:fill="eef2f8"/>
+        </w:rPr>
+        <w:t>shared_with</w:t>
+      </w:r>
+      <w:r>
+        <w:rPr>
+          <w:rFonts w:hint="eastAsia" w:ascii="SimSun" w:hAnsi="SimSun" w:eastAsia="SimSun" w:cs="SimSun"/>
+          <w:color w:val="1c2634"/>
+          <w:sz w:val="24"/>
+        </w:rPr>
+        <w:t>，被共享者会"丢题"——所以新版本文档创建时显式继承来源版本的共享列表。第二，被共享者的权限是"读 + 选题进问卷 + fork"，</w:t>
+      </w:r>
+      <w:r>
+        <w:rPr>
+          <w:rFonts w:hint="eastAsia" w:ascii="SimSun" w:hAnsi="SimSun" w:eastAsia="SimSun" w:cs="SimSun"/>
+          <w:b w:val="1"/>
+          <w:color w:val="1c2634"/>
+          <w:sz w:val="24"/>
+        </w:rPr>
+        <w:t>不能</w:t>
+      </w:r>
+      <w:r>
+        <w:rPr>
+          <w:rFonts w:hint="eastAsia" w:ascii="SimSun" w:hAnsi="SimSun" w:eastAsia="SimSun" w:cs="SimSun"/>
+          <w:color w:val="1c2634"/>
+          <w:sz w:val="24"/>
+        </w:rPr>
+        <w:t xml:space="preserve">修改原题（403）；团队协作由 </w:t>
+      </w:r>
+      <w:r>
+        <w:rPr>
+          <w:rFonts w:ascii="Consolas" w:hAnsi="Consolas" w:eastAsia="Consolas" w:cs="Consolas"/>
+          <w:color w:val="1c2634"/>
+          <w:sz w:val="21"/>
+          <w:shd w:val="clear" w:fill="eef2f8"/>
+        </w:rPr>
+        <w:t>fork</w:t>
+      </w:r>
+      <w:r>
+        <w:rPr>
+          <w:rFonts w:hint="eastAsia" w:ascii="SimSun" w:hAnsi="SimSun" w:eastAsia="SimSun" w:cs="SimSun"/>
+          <w:color w:val="1c2634"/>
+          <w:sz w:val="24"/>
+        </w:rPr>
+        <w:t xml:space="preserve"> 收尾：fork 生成一棵 owner 是自己的新树，之后各改各的，从根上避免写写冲突，也不需要引入锁或冲突合并。</w:t>
+      </w:r>
+    </w:p>
+    <w:p>
+      <w:pPr>
+        <w:pStyle w:val="000005"/>
+        <w:keepNext w:val="1"/>
+        <w:keepLines w:val="1"/>
+        <w:spacing w:before="311" w:beforeAutospacing="1" w:after="311" w:afterAutospacing="1" w:line="420"/>
+        <w:ind w:left="311" w:right="311"/>
+        <w:outlineLvl w:val="2"/>
+        <w:rPr>
+          <w:color w:val="1c4c9c"/>
+          <w:sz w:val="32"/>
+          <w:szCs w:val="32"/>
+        </w:rPr>
+      </w:pPr>
+      <w:bookmarkStart w:id="7" w:name="section-3-4"/>
+      <w:r>
+        <w:rPr>
+          <w:rFonts w:hint="eastAsia" w:ascii="SimHei" w:hAnsi="SimHei" w:eastAsia="SimHei" w:cs="SimHei"/>
+          <w:b w:val="1"/>
+          <w:color w:val="1c4c9c"/>
+          <w:sz w:val="26"/>
+        </w:rPr>
+        <w:t>3.4 这套方案的代价与已知边界</w:t>
+      </w:r>
+      <w:bookmarkEnd w:id="7"/>
+    </w:p>
+    <w:p>
+      <w:pPr>
+        <w:spacing w:line="420"/>
+        <w:ind w:firstLine="480"/>
+        <w:jc w:val="both"/>
+        <w:rPr>
+          <w:color w:val="1c2634"/>
+        </w:rPr>
+      </w:pPr>
+      <w:r>
+        <w:rPr>
+          <w:rFonts w:hint="eastAsia" w:ascii="SimSun" w:hAnsi="SimSun" w:eastAsia="SimSun" w:cs="SimSun"/>
+          <w:color w:val="1c2634"/>
+          <w:sz w:val="24"/>
+        </w:rPr>
+        <w:t>方案不是免费的，把边界写清楚比宣称"完美"更有用。</w:t>
       </w:r>
     </w:p>
     <w:p>
@@ -1530,7 +2384,15 @@
           <w:color w:val="1c2634"/>
           <w:sz w:val="24"/>
         </w:rPr>
-        <w:t>题目是独立集合，不内嵌在问卷里。</w:t>
+        <w:t>版本树只增不删</w:t>
+      </w:r>
+      <w:r>
+        <w:rPr>
+          <w:rFonts w:hint="eastAsia" w:ascii="SimSun" w:hAnsi="SimSun" w:eastAsia="SimSun" w:cs="SimSun"/>
+          <w:color w:val="1c2634"/>
+          <w:sz w:val="24"/>
+        </w:rPr>
+        <w:t xml:space="preserve">：一题改 20 次就有 20 个文档。当前以 </w:t>
       </w:r>
       <w:r>
         <w:rPr>
@@ -1539,32 +2401,15 @@
           <w:sz w:val="21"/>
           <w:shd w:val="clear" w:fill="eef2f8"/>
         </w:rPr>
-        <w:t>questions</w:t>
-      </w:r>
-      <w:r>
-        <w:rPr>
-          <w:rFonts w:hint="eastAsia" w:ascii="SimSun" w:hAnsi="SimSun" w:eastAsia="SimSun" w:cs="SimSun"/>
-          <w:color w:val="1c2634"/>
-          <w:sz w:val="24"/>
-        </w:rPr>
-        <w:t xml:space="preserve"> 集合每道题一个文档，问卷只存 </w:t>
-      </w:r>
-      <w:r>
-        <w:rPr>
-          <w:rFonts w:ascii="Consolas" w:hAnsi="Consolas" w:eastAsia="Consolas" w:cs="Consolas"/>
-          <w:color w:val="1c2634"/>
-          <w:sz w:val="21"/>
-          <w:shd w:val="clear" w:fill="eef2f8"/>
-        </w:rPr>
-        <w:t>question_count</w:t>
-      </w:r>
-      <w:r>
-        <w:rPr>
-          <w:rFonts w:hint="eastAsia" w:ascii="SimSun" w:hAnsi="SimSun" w:eastAsia="SimSun" w:cs="SimSun"/>
-          <w:color w:val="1c2634"/>
-          <w:sz w:val="24"/>
-        </w:rPr>
-        <w:t xml:space="preserve"> 冗余计数。当时这样拆是为了编辑期并发安全，但它让第二阶段的"题目复用"有了天然的挂载点——题目本来就不是一个问卷文档的附属品。</w:t>
+        <w:t>{root_id, version:-1}</w:t>
+      </w:r>
+      <w:r>
+        <w:rPr>
+          <w:rFonts w:hint="eastAsia" w:ascii="SimSun" w:hAnsi="SimSun" w:eastAsia="SimSun" w:cs="SimSun"/>
+          <w:color w:val="1c2634"/>
+          <w:sz w:val="24"/>
+        </w:rPr>
+        <w:t xml:space="preserve"> 索引支撑"取最新版"，列表只展示最新版本以压住视觉噪音；若长期运行，需要一条归档策略（例如保留最近 N 版 + 被问卷引用过的版本）。</w:t>
       </w:r>
     </w:p>
     <w:p>
@@ -1589,64 +2434,27 @@
           <w:color w:val="1c2634"/>
           <w:sz w:val="24"/>
         </w:rPr>
-        <w:t>发布后冻结题目结构。</w:t>
-      </w:r>
-      <w:r>
-        <w:rPr>
-          <w:rFonts w:ascii="Consolas" w:hAnsi="Consolas" w:eastAsia="Consolas" w:cs="Consolas"/>
-          <w:color w:val="1c2634"/>
-          <w:sz w:val="21"/>
-          <w:shd w:val="clear" w:fill="eef2f8"/>
-        </w:rPr>
-        <w:t>draft → published → closed</w:t>
-      </w:r>
-      <w:r>
-        <w:rPr>
-          <w:rFonts w:hint="eastAsia" w:ascii="SimSun" w:hAnsi="SimSun" w:eastAsia="SimSun" w:cs="SimSun"/>
-          <w:color w:val="1c2634"/>
-          <w:sz w:val="24"/>
-        </w:rPr>
-        <w:t xml:space="preserve"> 单向状态机，所有题目增删改接口入口处都有 </w:t>
-      </w:r>
-      <w:r>
-        <w:rPr>
-          <w:rFonts w:ascii="Consolas" w:hAnsi="Consolas" w:eastAsia="Consolas" w:cs="Consolas"/>
-          <w:color w:val="1c2634"/>
-          <w:sz w:val="21"/>
-          <w:shd w:val="clear" w:fill="eef2f8"/>
-        </w:rPr>
-        <w:t>assertDraft</w:t>
-      </w:r>
-      <w:r>
-        <w:rPr>
-          <w:rFonts w:hint="eastAsia" w:ascii="SimSun" w:hAnsi="SimSun" w:eastAsia="SimSun" w:cs="SimSun"/>
-          <w:color w:val="1c2634"/>
-          <w:sz w:val="24"/>
-        </w:rPr>
-        <w:t xml:space="preserve"> 守卫。需求 3（已发布问卷题目不可修改）在第一阶段</w:t>
-      </w:r>
-      <w:r>
-        <w:rPr>
-          <w:rFonts w:hint="eastAsia" w:ascii="SimSun" w:hAnsi="SimSun" w:eastAsia="SimSun" w:cs="SimSun"/>
-          <w:b w:val="1"/>
-          <w:color w:val="1c2634"/>
-          <w:sz w:val="24"/>
-        </w:rPr>
-        <w:t>已经由这条规则完整满足</w:t>
-      </w:r>
-      <w:r>
-        <w:rPr>
-          <w:rFonts w:hint="eastAsia" w:ascii="SimSun" w:hAnsi="SimSun" w:eastAsia="SimSun" w:cs="SimSun"/>
-          <w:color w:val="1c2634"/>
-          <w:sz w:val="24"/>
-        </w:rPr>
-        <w:t>，本次不需要新增代码，只需要在新的题库场景下回归验证（用例 T82）。</w:t>
+        <w:t>不做分支合并</w:t>
+      </w:r>
+      <w:r>
+        <w:rPr>
+          <w:rFonts w:hint="eastAsia" w:ascii="SimSun" w:hAnsi="SimSun" w:eastAsia="SimSun" w:cs="SimSun"/>
+          <w:color w:val="1c2634"/>
+          <w:sz w:val="24"/>
+        </w:rPr>
+        <w:t>：fork 出来的新树与源树此后无任何关联。这是有意的——需求要的是"各改各的"，而不是 Git 式的三方合并，后者对普通用户过重。</w:t>
       </w:r>
     </w:p>
     <w:p>
       <w:pPr>
-        <w:spacing w:line="420"/>
-        <w:ind w:firstLine="480"/>
+        <w:numPr>
+          <w:ilvl w:val="0"/>
+          <w:numId w:val="1"/>
+        </w:numPr>
+        <w:pBdr>
+          <w:left w:space="28"/>
+        </w:pBdr>
+        <w:spacing w:after="68" w:line="420"/>
         <w:jc w:val="both"/>
         <w:rPr>
           <w:color w:val="1c2634"/>
@@ -1655,27 +2463,52 @@
       <w:r>
         <w:rPr>
           <w:rFonts w:hint="eastAsia" w:ascii="SimSun" w:hAnsi="SimSun" w:eastAsia="SimSun" w:cs="SimSun"/>
-          <w:color w:val="1c2634"/>
-          <w:sz w:val="24"/>
-        </w:rPr>
-        <w:t>真正的新问题是：第一阶段里题目从属于某一个问卷（</w:t>
-      </w:r>
-      <w:r>
-        <w:rPr>
-          <w:rFonts w:ascii="Consolas" w:hAnsi="Consolas" w:eastAsia="Consolas" w:cs="Consolas"/>
-          <w:color w:val="1c2634"/>
-          <w:sz w:val="21"/>
-          <w:shd w:val="clear" w:fill="eef2f8"/>
-        </w:rPr>
-        <w:t>survey_id</w:t>
-      </w:r>
-      <w:r>
-        <w:rPr>
-          <w:rFonts w:hint="eastAsia" w:ascii="SimSun" w:hAnsi="SimSun" w:eastAsia="SimSun" w:cs="SimSun"/>
-          <w:color w:val="1c2634"/>
-          <w:sz w:val="24"/>
-        </w:rPr>
-        <w:t xml:space="preserve"> 必填），不存在"一道题属于多个问卷"的表示方式；也没有"同一道题的多个版本"的概念。这两点必须引入新的数据结构，而引入新结构时最大的风险恰恰是需求 3——如果处理不当，题库的"更新"会反过来破坏问卷快照。</w:t>
+          <w:b w:val="1"/>
+          <w:color w:val="1c2634"/>
+          <w:sz w:val="24"/>
+        </w:rPr>
+        <w:t>共享粒度是"整棵树"</w:t>
+      </w:r>
+      <w:r>
+        <w:rPr>
+          <w:rFonts w:hint="eastAsia" w:ascii="SimSun" w:hAnsi="SimSun" w:eastAsia="SimSun" w:cs="SimSun"/>
+          <w:color w:val="1c2634"/>
+          <w:sz w:val="24"/>
+        </w:rPr>
+        <w:t>：不能只共享 v2 不共享 v1。理由是被共享者需要看到版本演进才敢用，单版本共享反而制造"他改了我不知道"的问题。</w:t>
+      </w:r>
+    </w:p>
+    <w:p>
+      <w:pPr>
+        <w:numPr>
+          <w:ilvl w:val="0"/>
+          <w:numId w:val="1"/>
+        </w:numPr>
+        <w:pBdr>
+          <w:left w:space="28"/>
+        </w:pBdr>
+        <w:spacing w:after="68" w:line="420"/>
+        <w:jc w:val="both"/>
+        <w:rPr>
+          <w:color w:val="1c2634"/>
+        </w:rPr>
+      </w:pPr>
+      <w:r>
+        <w:rPr>
+          <w:rFonts w:hint="eastAsia" w:ascii="SimSun" w:hAnsi="SimSun" w:eastAsia="SimSun" w:cs="SimSun"/>
+          <w:b w:val="1"/>
+          <w:color w:val="1c2634"/>
+          <w:sz w:val="24"/>
+        </w:rPr>
+        <w:t>快照不追溯</w:t>
+      </w:r>
+      <w:r>
+        <w:rPr>
+          <w:rFonts w:hint="eastAsia" w:ascii="SimSun" w:hAnsi="SimSun" w:eastAsia="SimSun" w:cs="SimSun"/>
+          <w:color w:val="1c2634"/>
+          <w:sz w:val="24"/>
+        </w:rPr>
+        <w:t>：题库出 v2 后，已引用 v1 的问卷不会自动升级。要升级只能由问卷作者在草稿状态重新选题——这条限制保证了需求 3，也意味着"批量升级"不在本阶段范围内。</w:t>
       </w:r>
     </w:p>
     <w:p>
@@ -1696,7 +2529,7 @@
           <w:szCs w:val="44"/>
         </w:rPr>
       </w:pPr>
-      <w:bookmarkStart w:id="3" w:name="section-3"/>
+      <w:bookmarkStart w:id="8" w:name="section-4"/>
       <w:r>
         <w:rPr>
           <w:rFonts w:hint="eastAsia" w:ascii="SimHei" w:hAnsi="SimHei" w:eastAsia="SimHei" w:cs="SimHei"/>
@@ -1704,7 +2537,7 @@
           <w:color w:val="3b6ef5"/>
           <w:sz w:val="34"/>
         </w:rPr>
-        <w:t>三、</w:t>
+        <w:t>四、</w:t>
       </w:r>
       <w:r>
         <w:rPr>
@@ -1713,13 +2546,13 @@
           <w:color w:val="10233b"/>
           <w:sz w:val="34"/>
         </w:rPr>
-        <w:t>设计方案变更：三个核心决策</w:t>
-      </w:r>
-      <w:bookmarkEnd w:id="3"/>
+        <w:t>数据结构变化与兼容性</w:t>
+      </w:r>
+      <w:bookmarkEnd w:id="8"/>
     </w:p>
     <w:p>
       <w:pPr>
-        <w:pStyle w:val="000008"/>
+        <w:pStyle w:val="000005"/>
         <w:keepNext w:val="1"/>
         <w:keepLines w:val="1"/>
         <w:spacing w:before="311" w:beforeAutospacing="1" w:after="311" w:afterAutospacing="1" w:line="420"/>
@@ -1731,7 +2564,7 @@
           <w:szCs w:val="32"/>
         </w:rPr>
       </w:pPr>
-      <w:bookmarkStart w:id="4" w:name="section-3-1"/>
+      <w:bookmarkStart w:id="9" w:name="section-4-1"/>
       <w:r>
         <w:rPr>
           <w:rFonts w:hint="eastAsia" w:ascii="SimHei" w:hAnsi="SimHei" w:eastAsia="SimHei" w:cs="SimHei"/>
@@ -1739,9 +2572,9 @@
           <w:color w:val="1c4c9c"/>
           <w:sz w:val="26"/>
         </w:rPr>
-        <w:t>3.1 决策一：问卷侧存"快照"，不是"引用"</w:t>
-      </w:r>
-      <w:bookmarkEnd w:id="4"/>
+        <w:t>4.1 新增集合 bank_questions</w:t>
+      </w:r>
+      <w:bookmarkEnd w:id="9"/>
     </w:p>
     <w:p>
       <w:pPr>
@@ -1755,19 +2588,10 @@
       <w:r>
         <w:rPr>
           <w:rFonts w:hint="eastAsia" w:ascii="SimSun" w:hAnsi="SimSun" w:eastAsia="SimSun" w:cs="SimSun"/>
-          <w:b w:val="1"/>
-          <w:color w:val="1c2634"/>
-          <w:sz w:val="24"/>
-        </w:rPr>
-        <w:t>备选方案</w:t>
-      </w:r>
-      <w:r>
-        <w:rPr>
-          <w:rFonts w:hint="eastAsia" w:ascii="SimSun" w:hAnsi="SimSun" w:eastAsia="SimSun" w:cs="SimSun"/>
-          <w:color w:val="1c2634"/>
-          <w:sz w:val="24"/>
-        </w:rPr>
-        <w:t xml:space="preserve">：问卷题只存 </w:t>
+          <w:color w:val="1c2634"/>
+          <w:sz w:val="24"/>
+        </w:rPr>
+        <w:t xml:space="preserve">题库题独立成集合，而不是在 </w:t>
       </w:r>
       <w:r>
         <w:rPr>
@@ -1776,554 +2600,34 @@
           <w:sz w:val="21"/>
           <w:shd w:val="clear" w:fill="eef2f8"/>
         </w:rPr>
-        <w:t>bank_question_id</w:t>
-      </w:r>
-      <w:r>
-        <w:rPr>
-          <w:rFonts w:hint="eastAsia" w:ascii="SimSun" w:hAnsi="SimSun" w:eastAsia="SimSun" w:cs="SimSun"/>
-          <w:color w:val="1c2634"/>
-          <w:sz w:val="24"/>
-        </w:rPr>
-        <w:t>，读取时 join 题库最新版本。</w:t>
+        <w:t>questions</w:t>
+      </w:r>
+      <w:r>
+        <w:rPr>
+          <w:rFonts w:hint="eastAsia" w:ascii="SimSun" w:hAnsi="SimSun" w:eastAsia="SimSun" w:cs="SimSun"/>
+          <w:color w:val="1c2634"/>
+          <w:sz w:val="24"/>
+        </w:rPr>
+        <w:t xml:space="preserve"> 上加一堆可空字段，原因是两者的生命周期完全不同：问卷题随问卷发布而冻结，题库题要被反复修改、共享、fork。</w:t>
       </w:r>
     </w:p>
     <w:p>
       <w:pPr>
-        <w:spacing w:line="420"/>
-        <w:ind w:firstLine="480"/>
-        <w:jc w:val="both"/>
-        <w:rPr>
-          <w:color w:val="1c2634"/>
+        <w:spacing w:before="170" w:after="170" w:line="420"/>
+        <w:ind w:left="170" w:right="170"/>
+        <w:jc w:val="left"/>
+        <w:rPr>
+          <w:color w:val="55647c"/>
         </w:rPr>
       </w:pPr>
       <w:r>
         <w:rPr>
-          <w:rFonts w:hint="eastAsia" w:ascii="SimSun" w:hAnsi="SimSun" w:eastAsia="SimSun" w:cs="SimSun"/>
-          <w:b w:val="1"/>
-          <w:color w:val="1c2634"/>
-          <w:sz w:val="24"/>
-        </w:rPr>
-        <w:t>否决理由</w:t>
-      </w:r>
-      <w:r>
-        <w:rPr>
-          <w:rFonts w:hint="eastAsia" w:ascii="SimSun" w:hAnsi="SimSun" w:eastAsia="SimSun" w:cs="SimSun"/>
-          <w:color w:val="1c2634"/>
-          <w:sz w:val="24"/>
-        </w:rPr>
-        <w:t>：这正是需求 3 要禁止的行为。题库一更新，所有已发布问卷的题目内容随之变化，历史答卷的题干、选项立即失去解释依据——数据对不上，问题从根上出在"问卷题与题库题共享同一份可变状态"。</w:t>
-      </w:r>
-    </w:p>
-    <w:p>
-      <w:pPr>
-        <w:spacing w:line="420"/>
-        <w:ind w:firstLine="480"/>
-        <w:jc w:val="both"/>
-        <w:rPr>
-          <w:color w:val="1c2634"/>
-        </w:rPr>
-      </w:pPr>
-      <w:r>
-        <w:rPr>
-          <w:rFonts w:hint="eastAsia" w:ascii="SimSun" w:hAnsi="SimSun" w:eastAsia="SimSun" w:cs="SimSun"/>
-          <w:b w:val="1"/>
-          <w:color w:val="1c2634"/>
-          <w:sz w:val="24"/>
-        </w:rPr>
-        <w:t>最终方案</w:t>
-      </w:r>
-      <w:r>
-        <w:rPr>
-          <w:rFonts w:hint="eastAsia" w:ascii="SimSun" w:hAnsi="SimSun" w:eastAsia="SimSun" w:cs="SimSun"/>
-          <w:color w:val="1c2634"/>
-          <w:sz w:val="24"/>
-        </w:rPr>
-        <w:t>：从题库选题时，把题目内容（题干、选项、约束）</w:t>
-      </w:r>
-      <w:r>
-        <w:rPr>
-          <w:rFonts w:hint="eastAsia" w:ascii="SimSun" w:hAnsi="SimSun" w:eastAsia="SimSun" w:cs="SimSun"/>
-          <w:b w:val="1"/>
-          <w:color w:val="1c2634"/>
-          <w:sz w:val="24"/>
-        </w:rPr>
-        <w:t>整体拷贝</w:t>
-      </w:r>
-      <w:r>
-        <w:rPr>
-          <w:rFonts w:hint="eastAsia" w:ascii="SimSun" w:hAnsi="SimSun" w:eastAsia="SimSun" w:cs="SimSun"/>
-          <w:color w:val="1c2634"/>
-          <w:sz w:val="24"/>
-        </w:rPr>
-        <w:t>为问卷自己的题目文档；</w:t>
-      </w:r>
-      <w:r>
-        <w:rPr>
-          <w:rFonts w:ascii="Consolas" w:hAnsi="Consolas" w:eastAsia="Consolas" w:cs="Consolas"/>
-          <w:color w:val="1c2634"/>
-          <w:sz w:val="21"/>
-          <w:shd w:val="clear" w:fill="eef2f8"/>
-        </w:rPr>
-        <w:t>bank_question_id</w:t>
-      </w:r>
-      <w:r>
-        <w:rPr>
-          <w:rFonts w:hint="eastAsia" w:ascii="SimSun" w:hAnsi="SimSun" w:eastAsia="SimSun" w:cs="SimSun"/>
-          <w:color w:val="1c2634"/>
-          <w:sz w:val="24"/>
-        </w:rPr>
-        <w:t xml:space="preserve"> 与 </w:t>
-      </w:r>
-      <w:r>
-        <w:rPr>
-          <w:rFonts w:ascii="Consolas" w:hAnsi="Consolas" w:eastAsia="Consolas" w:cs="Consolas"/>
-          <w:color w:val="1c2634"/>
-          <w:sz w:val="21"/>
-          <w:shd w:val="clear" w:fill="eef2f8"/>
-        </w:rPr>
-        <w:t>bank_version</w:t>
-      </w:r>
-      <w:r>
-        <w:rPr>
-          <w:rFonts w:hint="eastAsia" w:ascii="SimSun" w:hAnsi="SimSun" w:eastAsia="SimSun" w:cs="SimSun"/>
-          <w:color w:val="1c2634"/>
-          <w:sz w:val="24"/>
-        </w:rPr>
-        <w:t xml:space="preserve"> 只作为溯源字段记录"来自题库哪个版本"。此后题库无论怎么出新版本，问卷快照一个字节都不变。需求 3（旧问卷不变）、需求 5（不同问卷用不同版本）由这一个决策同时满足，且不依赖任何额外状态同步。</w:t>
-      </w:r>
-    </w:p>
-    <w:p>
-      <w:pPr>
-        <w:pStyle w:val="000008"/>
-        <w:keepNext w:val="1"/>
-        <w:keepLines w:val="1"/>
-        <w:spacing w:before="311" w:beforeAutospacing="1" w:after="311" w:afterAutospacing="1" w:line="420"/>
-        <w:ind w:left="311" w:right="311"/>
-        <w:outlineLvl w:val="2"/>
-        <w:rPr>
-          <w:color w:val="1c4c9c"/>
-          <w:sz w:val="32"/>
-          <w:szCs w:val="32"/>
-        </w:rPr>
-      </w:pPr>
-      <w:bookmarkStart w:id="5" w:name="section-3-2"/>
-      <w:r>
-        <w:rPr>
           <w:rFonts w:hint="eastAsia" w:ascii="SimHei" w:hAnsi="SimHei" w:eastAsia="SimHei" w:cs="SimHei"/>
-          <w:b w:val="1"/>
-          <w:color w:val="1c4c9c"/>
-          <w:sz w:val="26"/>
-        </w:rPr>
-        <w:t>3.2 决策二：题库题"版本即文档"</w:t>
-      </w:r>
-      <w:bookmarkEnd w:id="5"/>
-    </w:p>
-    <w:p>
-      <w:pPr>
-        <w:spacing w:line="420"/>
-        <w:ind w:firstLine="480"/>
-        <w:jc w:val="both"/>
-        <w:rPr>
-          <w:color w:val="1c2634"/>
-        </w:rPr>
-      </w:pPr>
-      <w:r>
-        <w:rPr>
-          <w:rFonts w:hint="eastAsia" w:ascii="SimSun" w:hAnsi="SimSun" w:eastAsia="SimSun" w:cs="SimSun"/>
-          <w:color w:val="1c2634"/>
-          <w:sz w:val="24"/>
-        </w:rPr>
-        <w:t>修改题库题</w:t>
-      </w:r>
-      <w:r>
-        <w:rPr>
-          <w:rFonts w:hint="eastAsia" w:ascii="SimSun" w:hAnsi="SimSun" w:eastAsia="SimSun" w:cs="SimSun"/>
-          <w:b w:val="1"/>
-          <w:color w:val="1c2634"/>
-          <w:sz w:val="24"/>
-        </w:rPr>
-        <w:t>永远不原地覆盖</w:t>
-      </w:r>
-      <w:r>
-        <w:rPr>
-          <w:rFonts w:hint="eastAsia" w:ascii="SimSun" w:hAnsi="SimSun" w:eastAsia="SimSun" w:cs="SimSun"/>
-          <w:color w:val="1c2634"/>
-          <w:sz w:val="24"/>
-        </w:rPr>
-        <w:t>，而是插入一个新文档：</w:t>
-      </w:r>
-      <w:r>
-        <w:rPr>
-          <w:rFonts w:ascii="Consolas" w:hAnsi="Consolas" w:eastAsia="Consolas" w:cs="Consolas"/>
-          <w:color w:val="1c2634"/>
-          <w:sz w:val="21"/>
-          <w:shd w:val="clear" w:fill="eef2f8"/>
-        </w:rPr>
-        <w:t>version + 1</w:t>
-      </w:r>
-      <w:r>
-        <w:rPr>
-          <w:rFonts w:hint="eastAsia" w:ascii="SimSun" w:hAnsi="SimSun" w:eastAsia="SimSun" w:cs="SimSun"/>
-          <w:color w:val="1c2634"/>
-          <w:sz w:val="24"/>
-        </w:rPr>
-        <w:t>，</w:t>
-      </w:r>
-      <w:r>
-        <w:rPr>
-          <w:rFonts w:ascii="Consolas" w:hAnsi="Consolas" w:eastAsia="Consolas" w:cs="Consolas"/>
-          <w:color w:val="1c2634"/>
-          <w:sz w:val="21"/>
-          <w:shd w:val="clear" w:fill="eef2f8"/>
-        </w:rPr>
-        <w:t>parent_id</w:t>
-      </w:r>
-      <w:r>
-        <w:rPr>
-          <w:rFonts w:hint="eastAsia" w:ascii="SimSun" w:hAnsi="SimSun" w:eastAsia="SimSun" w:cs="SimSun"/>
-          <w:color w:val="1c2634"/>
-          <w:sz w:val="24"/>
-        </w:rPr>
-        <w:t xml:space="preserve"> 指向修改前的版本，同一棵版本树的文档共享 </w:t>
-      </w:r>
-      <w:r>
-        <w:rPr>
-          <w:rFonts w:ascii="Consolas" w:hAnsi="Consolas" w:eastAsia="Consolas" w:cs="Consolas"/>
-          <w:color w:val="1c2634"/>
-          <w:sz w:val="21"/>
-          <w:shd w:val="clear" w:fill="eef2f8"/>
-        </w:rPr>
-        <w:t>root_id</w:t>
-      </w:r>
-      <w:r>
-        <w:rPr>
-          <w:rFonts w:hint="eastAsia" w:ascii="SimSun" w:hAnsi="SimSun" w:eastAsia="SimSun" w:cs="SimSun"/>
-          <w:color w:val="1c2634"/>
-          <w:sz w:val="24"/>
-        </w:rPr>
-        <w:t>（v1 的根是它自己）。</w:t>
-      </w:r>
-    </w:p>
-    <w:p>
-      <w:pPr>
-        <w:spacing w:line="420"/>
-        <w:ind w:firstLine="480"/>
-        <w:jc w:val="both"/>
-        <w:rPr>
-          <w:color w:val="1c2634"/>
-        </w:rPr>
-      </w:pPr>
-      <w:r>
-        <w:rPr>
-          <w:rFonts w:hint="eastAsia" w:ascii="SimSun" w:hAnsi="SimSun" w:eastAsia="SimSun" w:cs="SimSun"/>
-          <w:color w:val="1c2634"/>
-          <w:sz w:val="24"/>
-        </w:rPr>
-        <w:t>对比被否决的"数组内嵌 history"方案：内嵌数组随修改次数无限增长；两个并发修改会在数组层面互相覆盖；更重要的是数组里的历史版本无法被"分别引用"——而需求 5 要求不同问卷分别使用 v1 和 v2，只有独立文档才能做到。</w:t>
-      </w:r>
-    </w:p>
-    <w:p>
-      <w:pPr>
-        <w:spacing w:line="420"/>
-        <w:ind w:firstLine="480"/>
-        <w:jc w:val="both"/>
-        <w:rPr>
-          <w:color w:val="1c2634"/>
-        </w:rPr>
-      </w:pPr>
-      <w:r>
-        <w:rPr>
-          <w:rFonts w:hint="eastAsia" w:ascii="SimSun" w:hAnsi="SimSun" w:eastAsia="SimSun" w:cs="SimSun"/>
-          <w:color w:val="1c2634"/>
-          <w:sz w:val="24"/>
-        </w:rPr>
-        <w:t xml:space="preserve">这个结构下，需求 4 的三个动作都有自然实现：看历史 = 按 </w:t>
-      </w:r>
-      <w:r>
-        <w:rPr>
-          <w:rFonts w:ascii="Consolas" w:hAnsi="Consolas" w:eastAsia="Consolas" w:cs="Consolas"/>
-          <w:color w:val="1c2634"/>
-          <w:sz w:val="21"/>
-          <w:shd w:val="clear" w:fill="eef2f8"/>
-        </w:rPr>
-        <w:t>{root_id, version}</w:t>
-      </w:r>
-      <w:r>
-        <w:rPr>
-          <w:rFonts w:hint="eastAsia" w:ascii="SimSun" w:hAnsi="SimSun" w:eastAsia="SimSun" w:cs="SimSun"/>
-          <w:color w:val="1c2634"/>
-          <w:sz w:val="24"/>
-        </w:rPr>
-        <w:t xml:space="preserve"> 列出版本链（</w:t>
-      </w:r>
-      <w:r>
-        <w:rPr>
-          <w:rFonts w:ascii="Consolas" w:hAnsi="Consolas" w:eastAsia="Consolas" w:cs="Consolas"/>
-          <w:color w:val="1c2634"/>
-          <w:sz w:val="21"/>
-          <w:shd w:val="clear" w:fill="eef2f8"/>
-        </w:rPr>
-        <w:t>parent_id</w:t>
-      </w:r>
-      <w:r>
-        <w:rPr>
-          <w:rFonts w:hint="eastAsia" w:ascii="SimSun" w:hAnsi="SimSun" w:eastAsia="SimSun" w:cs="SimSun"/>
-          <w:color w:val="1c2634"/>
-          <w:sz w:val="24"/>
-        </w:rPr>
-        <w:t xml:space="preserve"> 串出 v1→v2→v3 的关系）；知道来源 = 读 </w:t>
-      </w:r>
-      <w:r>
-        <w:rPr>
-          <w:rFonts w:ascii="Consolas" w:hAnsi="Consolas" w:eastAsia="Consolas" w:cs="Consolas"/>
-          <w:color w:val="1c2634"/>
-          <w:sz w:val="21"/>
-          <w:shd w:val="clear" w:fill="eef2f8"/>
-        </w:rPr>
-        <w:t>parent_id</w:t>
-      </w:r>
-      <w:r>
-        <w:rPr>
-          <w:rFonts w:hint="eastAsia" w:ascii="SimSun" w:hAnsi="SimSun" w:eastAsia="SimSun" w:cs="SimSun"/>
-          <w:color w:val="1c2634"/>
-          <w:sz w:val="24"/>
-        </w:rPr>
-        <w:t>；恢复旧版本 = 以旧版本内容在树末端追加一个新版本（v3 内容等于 v1），历史一条不删。</w:t>
-      </w:r>
-    </w:p>
-    <w:p>
-      <w:pPr>
-        <w:pStyle w:val="000008"/>
-        <w:keepNext w:val="1"/>
-        <w:keepLines w:val="1"/>
-        <w:spacing w:before="311" w:beforeAutospacing="1" w:after="311" w:afterAutospacing="1" w:line="420"/>
-        <w:ind w:left="311" w:right="311"/>
-        <w:outlineLvl w:val="2"/>
-        <w:rPr>
-          <w:color w:val="1c4c9c"/>
-          <w:sz w:val="32"/>
-          <w:szCs w:val="32"/>
-        </w:rPr>
-      </w:pPr>
-      <w:bookmarkStart w:id="6" w:name="section-3-3"/>
-      <w:r>
-        <w:rPr>
-          <w:rFonts w:hint="eastAsia" w:ascii="SimHei" w:hAnsi="SimHei" w:eastAsia="SimHei" w:cs="SimHei"/>
-          <w:b w:val="1"/>
-          <w:color w:val="1c4c9c"/>
-          <w:sz w:val="26"/>
-        </w:rPr>
-        <w:t>3.3 决策三：共享是"树级"语义</w:t>
-      </w:r>
-      <w:bookmarkEnd w:id="6"/>
-    </w:p>
-    <w:p>
-      <w:pPr>
-        <w:spacing w:line="420"/>
-        <w:ind w:firstLine="480"/>
-        <w:jc w:val="both"/>
-        <w:rPr>
-          <w:color w:val="1c2634"/>
-        </w:rPr>
-      </w:pPr>
-      <w:r>
-        <w:rPr>
-          <w:rFonts w:ascii="Consolas" w:hAnsi="Consolas" w:eastAsia="Consolas" w:cs="Consolas"/>
-          <w:color w:val="1c2634"/>
-          <w:sz w:val="21"/>
-          <w:shd w:val="clear" w:fill="eef2f8"/>
-        </w:rPr>
-        <w:t>shared_with</w:t>
-      </w:r>
-      <w:r>
-        <w:rPr>
-          <w:rFonts w:hint="eastAsia" w:ascii="SimSun" w:hAnsi="SimSun" w:eastAsia="SimSun" w:cs="SimSun"/>
-          <w:color w:val="1c2634"/>
-          <w:sz w:val="24"/>
-        </w:rPr>
-        <w:t xml:space="preserve">（用户 id 数组）内嵌在题库题文档上，共享 / 取消共享对整棵版本树 </w:t>
-      </w:r>
-      <w:r>
-        <w:rPr>
-          <w:rFonts w:ascii="Consolas" w:hAnsi="Consolas" w:eastAsia="Consolas" w:cs="Consolas"/>
-          <w:color w:val="1c2634"/>
-          <w:sz w:val="21"/>
-          <w:shd w:val="clear" w:fill="eef2f8"/>
-        </w:rPr>
-        <w:t>updateMany</w:t>
-      </w:r>
-      <w:r>
-        <w:rPr>
-          <w:rFonts w:hint="eastAsia" w:ascii="SimSun" w:hAnsi="SimSun" w:eastAsia="SimSun" w:cs="SimSun"/>
-          <w:color w:val="1c2634"/>
-          <w:sz w:val="24"/>
-        </w:rPr>
-        <w:t>。有两个容易漏掉的细节：</w:t>
-      </w:r>
-    </w:p>
-    <w:p>
-      <w:pPr>
-        <w:numPr>
-          <w:ilvl w:val="0"/>
-          <w:numId w:val="2"/>
-        </w:numPr>
-        <w:pBdr>
-          <w:left w:space="28"/>
-        </w:pBdr>
-        <w:spacing w:after="68" w:line="420"/>
-        <w:jc w:val="both"/>
-        <w:rPr>
-          <w:color w:val="1c2634"/>
-        </w:rPr>
-      </w:pPr>
-      <w:r>
-        <w:rPr>
-          <w:rFonts w:hint="eastAsia" w:ascii="SimSun" w:hAnsi="SimSun" w:eastAsia="SimSun" w:cs="SimSun"/>
-          <w:color w:val="1c2634"/>
-          <w:sz w:val="24"/>
-        </w:rPr>
-        <w:t xml:space="preserve">作者共享 v1 之后又改出 v2，若 v2 不继承 </w:t>
-      </w:r>
-      <w:r>
-        <w:rPr>
-          <w:rFonts w:ascii="Consolas" w:hAnsi="Consolas" w:eastAsia="Consolas" w:cs="Consolas"/>
-          <w:color w:val="1c2634"/>
-          <w:sz w:val="21"/>
-          <w:shd w:val="clear" w:fill="eef2f8"/>
-        </w:rPr>
-        <w:t>shared_with</w:t>
-      </w:r>
-      <w:r>
-        <w:rPr>
-          <w:rFonts w:hint="eastAsia" w:ascii="SimSun" w:hAnsi="SimSun" w:eastAsia="SimSun" w:cs="SimSun"/>
-          <w:color w:val="1c2634"/>
-          <w:sz w:val="24"/>
-        </w:rPr>
-        <w:t>，被共享者会"丢题"——所以新版本文档创建时显式继承来源版本的共享列表；</w:t>
-      </w:r>
-    </w:p>
-    <w:p>
-      <w:pPr>
-        <w:numPr>
-          <w:ilvl w:val="0"/>
-          <w:numId w:val="2"/>
-        </w:numPr>
-        <w:pBdr>
-          <w:left w:space="28"/>
-        </w:pBdr>
-        <w:spacing w:after="68" w:line="420"/>
-        <w:jc w:val="both"/>
-        <w:rPr>
-          <w:color w:val="1c2634"/>
-        </w:rPr>
-      </w:pPr>
-      <w:r>
-        <w:rPr>
-          <w:rFonts w:hint="eastAsia" w:ascii="SimSun" w:hAnsi="SimSun" w:eastAsia="SimSun" w:cs="SimSun"/>
-          <w:color w:val="1c2634"/>
-          <w:sz w:val="24"/>
-        </w:rPr>
-        <w:t>被共享者的权限是"读 + 选题进问卷 + fork"，</w:t>
-      </w:r>
-      <w:r>
-        <w:rPr>
-          <w:rFonts w:hint="eastAsia" w:ascii="SimSun" w:hAnsi="SimSun" w:eastAsia="SimSun" w:cs="SimSun"/>
-          <w:b w:val="1"/>
-          <w:color w:val="1c2634"/>
-          <w:sz w:val="24"/>
-        </w:rPr>
-        <w:t>不能</w:t>
-      </w:r>
-      <w:r>
-        <w:rPr>
-          <w:rFonts w:hint="eastAsia" w:ascii="SimSun" w:hAnsi="SimSun" w:eastAsia="SimSun" w:cs="SimSun"/>
-          <w:color w:val="1c2634"/>
-          <w:sz w:val="24"/>
-        </w:rPr>
-        <w:t xml:space="preserve">修改原题（403）。团队场景由 </w:t>
-      </w:r>
-      <w:r>
-        <w:rPr>
-          <w:rFonts w:ascii="Consolas" w:hAnsi="Consolas" w:eastAsia="Consolas" w:cs="Consolas"/>
-          <w:color w:val="1c2634"/>
-          <w:sz w:val="21"/>
-          <w:shd w:val="clear" w:fill="eef2f8"/>
-        </w:rPr>
-        <w:t>fork</w:t>
-      </w:r>
-      <w:r>
-        <w:rPr>
-          <w:rFonts w:hint="eastAsia" w:ascii="SimSun" w:hAnsi="SimSun" w:eastAsia="SimSun" w:cs="SimSun"/>
-          <w:color w:val="1c2634"/>
-          <w:sz w:val="24"/>
-        </w:rPr>
-        <w:t xml:space="preserve"> 收尾：fork 生成一棵 owner 是自己的新树，之后各改各的，从根上避免写写冲突。</w:t>
-      </w:r>
-    </w:p>
-    <w:p>
-      <w:pPr>
-        <w:pStyle w:val="000004"/>
-        <w:keepNext w:val="1"/>
-        <w:keepLines w:val="1"/>
-        <w:pBdr>
-          <w:bottom w:val="single" w:color="16345e" w:sz="13"/>
-        </w:pBdr>
-        <w:spacing w:before="510" w:beforeAutospacing="1" w:after="510" w:afterAutospacing="1" w:line="420"/>
-        <w:ind w:left="510" w:right="510"/>
-        <w:outlineLvl w:val="0"/>
-        <w:rPr>
-          <w:color w:val="10233b"/>
-          <w:kern w:val="44"/>
-          <w:sz w:val="44"/>
-          <w:szCs w:val="44"/>
-        </w:rPr>
-      </w:pPr>
-      <w:bookmarkStart w:id="7" w:name="section-4"/>
-      <w:r>
-        <w:rPr>
-          <w:rFonts w:hint="eastAsia" w:ascii="SimHei" w:hAnsi="SimHei" w:eastAsia="SimHei" w:cs="SimHei"/>
-          <w:b w:val="1"/>
-          <w:color w:val="3b6ef5"/>
-          <w:sz w:val="34"/>
-        </w:rPr>
-        <w:t>四、</w:t>
-      </w:r>
-      <w:r>
-        <w:rPr>
-          <w:rFonts w:hint="eastAsia" w:ascii="SimHei" w:hAnsi="SimHei" w:eastAsia="SimHei" w:cs="SimHei"/>
-          <w:b w:val="1"/>
-          <w:color w:val="10233b"/>
-          <w:sz w:val="34"/>
-        </w:rPr>
-        <w:t>数据结构变化与兼容性</w:t>
-      </w:r>
-      <w:bookmarkEnd w:id="7"/>
-    </w:p>
-    <w:p>
-      <w:pPr>
-        <w:pStyle w:val="000008"/>
-        <w:keepNext w:val="1"/>
-        <w:keepLines w:val="1"/>
-        <w:spacing w:before="311" w:beforeAutospacing="1" w:after="311" w:afterAutospacing="1" w:line="420"/>
-        <w:ind w:left="311" w:right="311"/>
-        <w:outlineLvl w:val="2"/>
-        <w:rPr>
-          <w:color w:val="1c4c9c"/>
-          <w:sz w:val="32"/>
-          <w:szCs w:val="32"/>
-        </w:rPr>
-      </w:pPr>
-      <w:bookmarkStart w:id="8" w:name="section-4-1"/>
-      <w:r>
-        <w:rPr>
-          <w:rFonts w:hint="eastAsia" w:ascii="SimHei" w:hAnsi="SimHei" w:eastAsia="SimHei" w:cs="SimHei"/>
-          <w:b w:val="1"/>
-          <w:color w:val="1c4c9c"/>
-          <w:sz w:val="26"/>
-        </w:rPr>
-        <w:t>4.1 新增集合 bank_questions</w:t>
-      </w:r>
-      <w:bookmarkEnd w:id="8"/>
+          <w:color w:val="55647c"/>
+          <w:sz w:val="20"/>
+        </w:rPr>
+        <w:t>表 4-1　bank_questions 集合字段设计</w:t>
+      </w:r>
     </w:p>
     <w:tbl>
       <w:tblPr>
@@ -2378,7 +2682,7 @@
                 <w:rFonts w:hint="eastAsia" w:ascii="SimHei" w:hAnsi="SimHei" w:eastAsia="SimHei" w:cs="SimHei"/>
                 <w:b w:val="1"/>
                 <w:color w:val="ffffff"/>
-                <w:sz w:val="21"/>
+                <w:sz w:val="19"/>
               </w:rPr>
               <w:t>字段</w:t>
             </w:r>
@@ -2416,7 +2720,7 @@
                 <w:rFonts w:hint="eastAsia" w:ascii="SimHei" w:hAnsi="SimHei" w:eastAsia="SimHei" w:cs="SimHei"/>
                 <w:b w:val="1"/>
                 <w:color w:val="ffffff"/>
-                <w:sz w:val="21"/>
+                <w:sz w:val="19"/>
               </w:rPr>
               <w:t>类型</w:t>
             </w:r>
@@ -2454,7 +2758,7 @@
                 <w:rFonts w:hint="eastAsia" w:ascii="SimHei" w:hAnsi="SimHei" w:eastAsia="SimHei" w:cs="SimHei"/>
                 <w:b w:val="1"/>
                 <w:color w:val="ffffff"/>
-                <w:sz w:val="21"/>
+                <w:sz w:val="19"/>
               </w:rPr>
               <w:t>说明</w:t>
             </w:r>
@@ -2524,7 +2828,7 @@
               <w:rPr>
                 <w:rFonts w:ascii="SimSun" w:hAnsi="SimSun" w:eastAsia="SimSun" w:cs="SimSun"/>
                 <w:color w:val="1c2634"/>
-                <w:sz w:val="21"/>
+                <w:sz w:val="19"/>
               </w:rPr>
               <w:t>ObjectId → users</w:t>
             </w:r>
@@ -2557,9 +2861,9 @@
               <w:rPr>
                 <w:rFonts w:hint="eastAsia" w:ascii="SimSun" w:hAnsi="SimSun" w:eastAsia="SimSun" w:cs="SimSun"/>
                 <w:color w:val="1c2634"/>
-                <w:sz w:val="21"/>
-              </w:rPr>
-              <w:t>创建者；决定修改/共享/恢复权限</w:t>
+                <w:sz w:val="19"/>
+              </w:rPr>
+              <w:t>创建者；决定修改、共享、恢复权限</w:t>
             </w:r>
           </w:p>
         </w:tc>
@@ -2627,7 +2931,7 @@
               <w:rPr>
                 <w:rFonts w:hint="eastAsia" w:ascii="SimSun" w:hAnsi="SimSun" w:eastAsia="SimSun" w:cs="SimSun"/>
                 <w:color w:val="1c2634"/>
-                <w:sz w:val="21"/>
+                <w:sz w:val="19"/>
               </w:rPr>
               <w:t>String 枚举</w:t>
             </w:r>
@@ -2660,7 +2964,7 @@
               <w:rPr>
                 <w:rFonts w:hint="eastAsia" w:ascii="SimSun" w:hAnsi="SimSun" w:eastAsia="SimSun" w:cs="SimSun"/>
                 <w:color w:val="1c2634"/>
-                <w:sz w:val="21"/>
+                <w:sz w:val="19"/>
               </w:rPr>
               <w:t>七种题型，与 questions 一致</w:t>
             </w:r>
@@ -2705,7 +3009,7 @@
               <w:rPr>
                 <w:rFonts w:ascii="SimSun" w:hAnsi="SimSun" w:eastAsia="SimSun" w:cs="SimSun"/>
                 <w:color w:val="1c2634"/>
-                <w:sz w:val="21"/>
+                <w:sz w:val="19"/>
               </w:rPr>
               <w:t xml:space="preserve"> / </w:t>
             </w:r>
@@ -2722,7 +3026,7 @@
               <w:rPr>
                 <w:rFonts w:ascii="SimSun" w:hAnsi="SimSun" w:eastAsia="SimSun" w:cs="SimSun"/>
                 <w:color w:val="1c2634"/>
-                <w:sz w:val="21"/>
+                <w:sz w:val="19"/>
               </w:rPr>
               <w:t xml:space="preserve"> / </w:t>
             </w:r>
@@ -2739,7 +3043,7 @@
               <w:rPr>
                 <w:rFonts w:ascii="SimSun" w:hAnsi="SimSun" w:eastAsia="SimSun" w:cs="SimSun"/>
                 <w:color w:val="1c2634"/>
-                <w:sz w:val="21"/>
+                <w:sz w:val="19"/>
               </w:rPr>
               <w:t xml:space="preserve"> / </w:t>
             </w:r>
@@ -2781,7 +3085,7 @@
               <w:rPr>
                 <w:rFonts w:hint="eastAsia" w:ascii="SimSun" w:hAnsi="SimSun" w:eastAsia="SimSun" w:cs="SimSun"/>
                 <w:color w:val="1c2634"/>
-                <w:sz w:val="21"/>
+                <w:sz w:val="19"/>
               </w:rPr>
               <w:t>同 questions</w:t>
             </w:r>
@@ -2814,7 +3118,7 @@
               <w:rPr>
                 <w:rFonts w:hint="eastAsia" w:ascii="SimSun" w:hAnsi="SimSun" w:eastAsia="SimSun" w:cs="SimSun"/>
                 <w:color w:val="1c2634"/>
-                <w:sz w:val="21"/>
+                <w:sz w:val="19"/>
               </w:rPr>
               <w:t>题目内容本体</w:t>
             </w:r>
@@ -2884,7 +3188,7 @@
               <w:rPr>
                 <w:rFonts w:ascii="SimSun" w:hAnsi="SimSun" w:eastAsia="SimSun" w:cs="SimSun"/>
                 <w:color w:val="1c2634"/>
-                <w:sz w:val="21"/>
+                <w:sz w:val="19"/>
               </w:rPr>
               <w:t>Number ≥ 1</w:t>
             </w:r>
@@ -2917,7 +3221,7 @@
               <w:rPr>
                 <w:rFonts w:hint="eastAsia" w:ascii="SimSun" w:hAnsi="SimSun" w:eastAsia="SimSun" w:cs="SimSun"/>
                 <w:color w:val="1c2634"/>
-                <w:sz w:val="21"/>
+                <w:sz w:val="19"/>
               </w:rPr>
               <w:t>树内版本号，从 1 开始</w:t>
             </w:r>
@@ -2987,7 +3291,7 @@
               <w:rPr>
                 <w:rFonts w:ascii="SimSun" w:hAnsi="SimSun" w:eastAsia="SimSun" w:cs="SimSun"/>
                 <w:color w:val="1c2634"/>
-                <w:sz w:val="21"/>
+                <w:sz w:val="19"/>
               </w:rPr>
               <w:t>ObjectId → bank_questions</w:t>
             </w:r>
@@ -3020,7 +3324,7 @@
               <w:rPr>
                 <w:rFonts w:hint="eastAsia" w:ascii="SimSun" w:hAnsi="SimSun" w:eastAsia="SimSun" w:cs="SimSun"/>
                 <w:color w:val="1c2634"/>
-                <w:sz w:val="21"/>
+                <w:sz w:val="19"/>
               </w:rPr>
               <w:t xml:space="preserve">版本树根（v1 的 </w:t>
             </w:r>
@@ -3037,7 +3341,7 @@
               <w:rPr>
                 <w:rFonts w:hint="eastAsia" w:ascii="SimSun" w:hAnsi="SimSun" w:eastAsia="SimSun" w:cs="SimSun"/>
                 <w:color w:val="1c2634"/>
-                <w:sz w:val="21"/>
+                <w:sz w:val="19"/>
               </w:rPr>
               <w:t>；v1 自身 root_id = 自身 id）</w:t>
             </w:r>
@@ -3107,7 +3411,7 @@
               <w:rPr>
                 <w:rFonts w:ascii="SimSun" w:hAnsi="SimSun" w:eastAsia="SimSun" w:cs="SimSun"/>
                 <w:color w:val="1c2634"/>
-                <w:sz w:val="21"/>
+                <w:sz w:val="19"/>
               </w:rPr>
               <w:t>ObjectId / null</w:t>
             </w:r>
@@ -3140,7 +3444,7 @@
               <w:rPr>
                 <w:rFonts w:hint="eastAsia" w:ascii="SimSun" w:hAnsi="SimSun" w:eastAsia="SimSun" w:cs="SimSun"/>
                 <w:color w:val="1c2634"/>
-                <w:sz w:val="21"/>
+                <w:sz w:val="19"/>
               </w:rPr>
               <w:t>修改或 fork 的来源版本；null 表示原创 v1</w:t>
             </w:r>
@@ -3210,7 +3514,7 @@
               <w:rPr>
                 <w:rFonts w:ascii="SimSun" w:hAnsi="SimSun" w:eastAsia="SimSun" w:cs="SimSun"/>
                 <w:color w:val="1c2634"/>
-                <w:sz w:val="21"/>
+                <w:sz w:val="19"/>
               </w:rPr>
               <w:t>[ObjectId]</w:t>
             </w:r>
@@ -3243,7 +3547,7 @@
               <w:rPr>
                 <w:rFonts w:hint="eastAsia" w:ascii="SimSun" w:hAnsi="SimSun" w:eastAsia="SimSun" w:cs="SimSun"/>
                 <w:color w:val="1c2634"/>
-                <w:sz w:val="21"/>
+                <w:sz w:val="19"/>
               </w:rPr>
               <w:t>被共享用户列表（树级语义）</w:t>
             </w:r>
@@ -3288,7 +3592,7 @@
               <w:rPr>
                 <w:rFonts w:ascii="SimSun" w:hAnsi="SimSun" w:eastAsia="SimSun" w:cs="SimSun"/>
                 <w:color w:val="1c2634"/>
-                <w:sz w:val="21"/>
+                <w:sz w:val="19"/>
               </w:rPr>
               <w:t xml:space="preserve"> / </w:t>
             </w:r>
@@ -3330,7 +3634,7 @@
               <w:rPr>
                 <w:rFonts w:ascii="SimSun" w:hAnsi="SimSun" w:eastAsia="SimSun" w:cs="SimSun"/>
                 <w:color w:val="1c2634"/>
-                <w:sz w:val="21"/>
+                <w:sz w:val="19"/>
               </w:rPr>
               <w:t>Date</w:t>
             </w:r>
@@ -3363,7 +3667,7 @@
               <w:rPr>
                 <w:rFonts w:hint="eastAsia" w:ascii="SimSun" w:hAnsi="SimSun" w:eastAsia="SimSun" w:cs="SimSun"/>
                 <w:color w:val="1c2634"/>
-                <w:sz w:val="21"/>
+                <w:sz w:val="19"/>
               </w:rPr>
               <w:t>时间戳</w:t>
             </w:r>
@@ -3373,7 +3677,7 @@
     </w:tbl>
     <w:p>
       <w:pPr>
-        <w:pStyle w:val="000008"/>
+        <w:pStyle w:val="000005"/>
         <w:keepNext w:val="1"/>
         <w:keepLines w:val="1"/>
         <w:spacing w:before="311" w:beforeAutospacing="1" w:after="311" w:afterAutospacing="1" w:line="420"/>
@@ -3385,7 +3689,7 @@
           <w:szCs w:val="32"/>
         </w:rPr>
       </w:pPr>
-      <w:bookmarkStart w:id="9" w:name="section-4-2"/>
+      <w:bookmarkStart w:id="10" w:name="section-4-2"/>
       <w:r>
         <w:rPr>
           <w:rFonts w:hint="eastAsia" w:ascii="SimHei" w:hAnsi="SimHei" w:eastAsia="SimHei" w:cs="SimHei"/>
@@ -3395,7 +3699,25 @@
         </w:rPr>
         <w:t>4.2 questions 集合新增字段</w:t>
       </w:r>
-      <w:bookmarkEnd w:id="9"/>
+      <w:bookmarkEnd w:id="10"/>
+    </w:p>
+    <w:p>
+      <w:pPr>
+        <w:spacing w:before="170" w:after="170" w:line="420"/>
+        <w:ind w:left="170" w:right="170"/>
+        <w:jc w:val="left"/>
+        <w:rPr>
+          <w:color w:val="55647c"/>
+        </w:rPr>
+      </w:pPr>
+      <w:r>
+        <w:rPr>
+          <w:rFonts w:hint="eastAsia" w:ascii="SimHei" w:hAnsi="SimHei" w:eastAsia="SimHei" w:cs="SimHei"/>
+          <w:color w:val="55647c"/>
+          <w:sz w:val="20"/>
+        </w:rPr>
+        <w:t>表 4-2　questions 集合新增的溯源字段</w:t>
+      </w:r>
     </w:p>
     <w:tbl>
       <w:tblPr>
@@ -3450,7 +3772,7 @@
                 <w:rFonts w:hint="eastAsia" w:ascii="SimHei" w:hAnsi="SimHei" w:eastAsia="SimHei" w:cs="SimHei"/>
                 <w:b w:val="1"/>
                 <w:color w:val="ffffff"/>
-                <w:sz w:val="21"/>
+                <w:sz w:val="19"/>
               </w:rPr>
               <w:t>字段</w:t>
             </w:r>
@@ -3488,7 +3810,7 @@
                 <w:rFonts w:hint="eastAsia" w:ascii="SimHei" w:hAnsi="SimHei" w:eastAsia="SimHei" w:cs="SimHei"/>
                 <w:b w:val="1"/>
                 <w:color w:val="ffffff"/>
-                <w:sz w:val="21"/>
+                <w:sz w:val="19"/>
               </w:rPr>
               <w:t>类型</w:t>
             </w:r>
@@ -3526,7 +3848,7 @@
                 <w:rFonts w:hint="eastAsia" w:ascii="SimHei" w:hAnsi="SimHei" w:eastAsia="SimHei" w:cs="SimHei"/>
                 <w:b w:val="1"/>
                 <w:color w:val="ffffff"/>
-                <w:sz w:val="21"/>
+                <w:sz w:val="19"/>
               </w:rPr>
               <w:t>说明</w:t>
             </w:r>
@@ -3596,7 +3918,7 @@
               <w:rPr>
                 <w:rFonts w:ascii="SimSun" w:hAnsi="SimSun" w:eastAsia="SimSun" w:cs="SimSun"/>
                 <w:color w:val="1c2634"/>
-                <w:sz w:val="21"/>
+                <w:sz w:val="19"/>
               </w:rPr>
               <w:t>ObjectId / null</w:t>
             </w:r>
@@ -3629,7 +3951,7 @@
               <w:rPr>
                 <w:rFonts w:hint="eastAsia" w:ascii="SimSun" w:hAnsi="SimSun" w:eastAsia="SimSun" w:cs="SimSun"/>
                 <w:color w:val="1c2634"/>
-                <w:sz w:val="21"/>
+                <w:sz w:val="19"/>
               </w:rPr>
               <w:t>溯源：来自题库哪个文档；非题库题为 null</w:t>
             </w:r>
@@ -3699,7 +4021,7 @@
               <w:rPr>
                 <w:rFonts w:ascii="SimSun" w:hAnsi="SimSun" w:eastAsia="SimSun" w:cs="SimSun"/>
                 <w:color w:val="1c2634"/>
-                <w:sz w:val="21"/>
+                <w:sz w:val="19"/>
               </w:rPr>
               <w:t>Number / null</w:t>
             </w:r>
@@ -3732,7 +4054,7 @@
               <w:rPr>
                 <w:rFonts w:hint="eastAsia" w:ascii="SimSun" w:hAnsi="SimSun" w:eastAsia="SimSun" w:cs="SimSun"/>
                 <w:color w:val="1c2634"/>
-                <w:sz w:val="21"/>
+                <w:sz w:val="19"/>
               </w:rPr>
               <w:t>选题时的版本号快照</w:t>
             </w:r>
@@ -3755,12 +4077,12 @@
           <w:color w:val="1c2634"/>
           <w:sz w:val="24"/>
         </w:rPr>
-        <w:t>题目内容本体不变——快照在加入问卷那一刻已完整拷贝。</w:t>
+        <w:t>题目内容本体不变——快照在加入问卷那一刻已经完整拷贝。两个字段都只是"来源标签"，不参与任何渲染或校验计算，因此旧问卷题（两字段为 null）不需要走任何特殊代码路径。</w:t>
       </w:r>
     </w:p>
     <w:p>
       <w:pPr>
-        <w:pStyle w:val="000008"/>
+        <w:pStyle w:val="000005"/>
         <w:keepNext w:val="1"/>
         <w:keepLines w:val="1"/>
         <w:spacing w:before="311" w:beforeAutospacing="1" w:after="311" w:afterAutospacing="1" w:line="420"/>
@@ -3772,7 +4094,7 @@
           <w:szCs w:val="32"/>
         </w:rPr>
       </w:pPr>
-      <w:bookmarkStart w:id="10" w:name="section-4-3"/>
+      <w:bookmarkStart w:id="11" w:name="section-4-3"/>
       <w:r>
         <w:rPr>
           <w:rFonts w:hint="eastAsia" w:ascii="SimHei" w:hAnsi="SimHei" w:eastAsia="SimHei" w:cs="SimHei"/>
@@ -3782,7 +4104,25 @@
         </w:rPr>
         <w:t>4.3 新增索引</w:t>
       </w:r>
-      <w:bookmarkEnd w:id="10"/>
+      <w:bookmarkEnd w:id="11"/>
+    </w:p>
+    <w:p>
+      <w:pPr>
+        <w:spacing w:before="170" w:after="170" w:line="420"/>
+        <w:ind w:left="170" w:right="170"/>
+        <w:jc w:val="left"/>
+        <w:rPr>
+          <w:color w:val="55647c"/>
+        </w:rPr>
+      </w:pPr>
+      <w:r>
+        <w:rPr>
+          <w:rFonts w:hint="eastAsia" w:ascii="SimHei" w:hAnsi="SimHei" w:eastAsia="SimHei" w:cs="SimHei"/>
+          <w:color w:val="55647c"/>
+          <w:sz w:val="20"/>
+        </w:rPr>
+        <w:t>表 4-3　新增索引及其支撑的查询</w:t>
+      </w:r>
     </w:p>
     <w:tbl>
       <w:tblPr>
@@ -3836,7 +4176,7 @@
                 <w:rFonts w:hint="eastAsia" w:ascii="SimHei" w:hAnsi="SimHei" w:eastAsia="SimHei" w:cs="SimHei"/>
                 <w:b w:val="1"/>
                 <w:color w:val="ffffff"/>
-                <w:sz w:val="21"/>
+                <w:sz w:val="19"/>
               </w:rPr>
               <w:t>索引</w:t>
             </w:r>
@@ -3874,7 +4214,7 @@
                 <w:rFonts w:hint="eastAsia" w:ascii="SimHei" w:hAnsi="SimHei" w:eastAsia="SimHei" w:cs="SimHei"/>
                 <w:b w:val="1"/>
                 <w:color w:val="ffffff"/>
-                <w:sz w:val="21"/>
+                <w:sz w:val="19"/>
               </w:rPr>
               <w:t>支撑的查询</w:t>
             </w:r>
@@ -3944,9 +4284,9 @@
               <w:rPr>
                 <w:rFonts w:hint="eastAsia" w:ascii="SimSun" w:hAnsi="SimSun" w:eastAsia="SimSun" w:cs="SimSun"/>
                 <w:color w:val="1c2634"/>
-                <w:sz w:val="21"/>
-              </w:rPr>
-              <w:t>我的题库列表</w:t>
+                <w:sz w:val="19"/>
+              </w:rPr>
+              <w:t>我的题库列表（按更新时间倒序）</w:t>
             </w:r>
           </w:p>
         </w:tc>
@@ -4014,9 +4354,9 @@
               <w:rPr>
                 <w:rFonts w:hint="eastAsia" w:ascii="SimSun" w:hAnsi="SimSun" w:eastAsia="SimSun" w:cs="SimSun"/>
                 <w:color w:val="1c2634"/>
-                <w:sz w:val="21"/>
-              </w:rPr>
-              <w:t>版本树查询、取每棵树最新版本</w:t>
+                <w:sz w:val="19"/>
+              </w:rPr>
+              <w:t>版本树查询、取每棵树的最新版本</w:t>
             </w:r>
           </w:p>
         </w:tc>
@@ -4084,7 +4424,7 @@
               <w:rPr>
                 <w:rFonts w:hint="eastAsia" w:ascii="SimSun" w:hAnsi="SimSun" w:eastAsia="SimSun" w:cs="SimSun"/>
                 <w:color w:val="1c2634"/>
-                <w:sz w:val="21"/>
+                <w:sz w:val="19"/>
               </w:rPr>
               <w:t>"共享给我的"反查</w:t>
             </w:r>
@@ -4154,7 +4494,7 @@
               <w:rPr>
                 <w:rFonts w:hint="eastAsia" w:ascii="SimSun" w:hAnsi="SimSun" w:eastAsia="SimSun" w:cs="SimSun"/>
                 <w:color w:val="1c2634"/>
-                <w:sz w:val="21"/>
+                <w:sz w:val="19"/>
               </w:rPr>
               <w:t>使用情况反查、跨问卷统计的引用定位</w:t>
             </w:r>
@@ -4164,7 +4504,7 @@
     </w:tbl>
     <w:p>
       <w:pPr>
-        <w:pStyle w:val="000008"/>
+        <w:pStyle w:val="000005"/>
         <w:keepNext w:val="1"/>
         <w:keepLines w:val="1"/>
         <w:spacing w:before="311" w:beforeAutospacing="1" w:after="311" w:afterAutospacing="1" w:line="420"/>
@@ -4176,7 +4516,7 @@
           <w:szCs w:val="32"/>
         </w:rPr>
       </w:pPr>
-      <w:bookmarkStart w:id="11" w:name="section-4-4"/>
+      <w:bookmarkStart w:id="12" w:name="section-4-4"/>
       <w:r>
         <w:rPr>
           <w:rFonts w:hint="eastAsia" w:ascii="SimHei" w:hAnsi="SimHei" w:eastAsia="SimHei" w:cs="SimHei"/>
@@ -4186,13 +4526,13 @@
         </w:rPr>
         <w:t>4.4 兼容性</w:t>
       </w:r>
-      <w:bookmarkEnd w:id="11"/>
+      <w:bookmarkEnd w:id="12"/>
     </w:p>
     <w:p>
       <w:pPr>
         <w:numPr>
           <w:ilvl w:val="0"/>
-          <w:numId w:val="2"/>
+          <w:numId w:val="1"/>
         </w:numPr>
         <w:pBdr>
           <w:left w:space="28"/>
@@ -4252,7 +4592,7 @@
           <w:color w:val="1c2634"/>
           <w:sz w:val="24"/>
         </w:rPr>
-        <w:t xml:space="preserve"> 均可空，第一阶段创建的所有问卷题两个字段为 </w:t>
+        <w:t xml:space="preserve"> 均可空，第一阶段创建的问卷题两个字段为 </w:t>
       </w:r>
       <w:r>
         <w:rPr>
@@ -4269,14 +4609,14 @@
           <w:color w:val="1c2634"/>
           <w:sz w:val="24"/>
         </w:rPr>
-        <w:t>，读取端按"非题库题"分支处理。第一阶段问卷、答卷、统计全部原样可用。</w:t>
+        <w:t>，读取端按"非题库题"分支处理。第一阶段问卷、答卷、统计全部原样可用，无需跑任何脚本。</w:t>
       </w:r>
     </w:p>
     <w:p>
       <w:pPr>
         <w:numPr>
           <w:ilvl w:val="0"/>
-          <w:numId w:val="2"/>
+          <w:numId w:val="1"/>
         </w:numPr>
         <w:pBdr>
           <w:left w:space="28"/>
@@ -4343,7 +4683,7 @@
       <w:pPr>
         <w:numPr>
           <w:ilvl w:val="0"/>
-          <w:numId w:val="2"/>
+          <w:numId w:val="1"/>
         </w:numPr>
         <w:pBdr>
           <w:left w:space="28"/>
@@ -4403,7 +4743,57 @@
           <w:color w:val="1c2634"/>
           <w:sz w:val="24"/>
         </w:rPr>
-        <w:t xml:space="preserve"> 是新增的可选字段。</w:t>
+        <w:t xml:space="preserve"> 是新增的可选字段，不传就是第一阶段的老行为。</w:t>
+      </w:r>
+    </w:p>
+    <w:p>
+      <w:pPr>
+        <w:numPr>
+          <w:ilvl w:val="0"/>
+          <w:numId w:val="1"/>
+        </w:numPr>
+        <w:pBdr>
+          <w:left w:space="28"/>
+        </w:pBdr>
+        <w:spacing w:after="68" w:line="420"/>
+        <w:jc w:val="both"/>
+        <w:rPr>
+          <w:color w:val="1c2634"/>
+        </w:rPr>
+      </w:pPr>
+      <w:r>
+        <w:rPr>
+          <w:rFonts w:hint="eastAsia" w:ascii="SimSun" w:hAnsi="SimSun" w:eastAsia="SimSun" w:cs="SimSun"/>
+          <w:b w:val="1"/>
+          <w:color w:val="1c2634"/>
+          <w:sz w:val="24"/>
+        </w:rPr>
+        <w:t>失败关闭</w:t>
+      </w:r>
+      <w:r>
+        <w:rPr>
+          <w:rFonts w:hint="eastAsia" w:ascii="SimSun" w:hAnsi="SimSun" w:eastAsia="SimSun" w:cs="SimSun"/>
+          <w:color w:val="1c2634"/>
+          <w:sz w:val="24"/>
+        </w:rPr>
+        <w:t xml:space="preserve">：若 </w:t>
+      </w:r>
+      <w:r>
+        <w:rPr>
+          <w:rFonts w:ascii="Consolas" w:hAnsi="Consolas" w:eastAsia="Consolas" w:cs="Consolas"/>
+          <w:color w:val="1c2634"/>
+          <w:sz w:val="21"/>
+          <w:shd w:val="clear" w:fill="eef2f8"/>
+        </w:rPr>
+        <w:t>bank_question_id</w:t>
+      </w:r>
+      <w:r>
+        <w:rPr>
+          <w:rFonts w:hint="eastAsia" w:ascii="SimSun" w:hAnsi="SimSun" w:eastAsia="SimSun" w:cs="SimSun"/>
+          <w:color w:val="1c2634"/>
+          <w:sz w:val="24"/>
+        </w:rPr>
+        <w:t xml:space="preserve"> 指向不存在或无权访问的题，接口返回 400/404 而不是静默忽略——加题失败必须让用户知道，否则会得到一份少题的问卷。</w:t>
       </w:r>
     </w:p>
     <w:p>
@@ -4424,7 +4814,7 @@
           <w:szCs w:val="44"/>
         </w:rPr>
       </w:pPr>
-      <w:bookmarkStart w:id="12" w:name="section-5"/>
+      <w:bookmarkStart w:id="13" w:name="section-5"/>
       <w:r>
         <w:rPr>
           <w:rFonts w:hint="eastAsia" w:ascii="SimHei" w:hAnsi="SimHei" w:eastAsia="SimHei" w:cs="SimHei"/>
@@ -4443,7 +4833,7 @@
         </w:rPr>
         <w:t>接口设计与实现要点</w:t>
       </w:r>
-      <w:bookmarkEnd w:id="12"/>
+      <w:bookmarkEnd w:id="13"/>
     </w:p>
     <w:p>
       <w:pPr>
@@ -4494,7 +4884,25 @@
           <w:color w:val="1c2634"/>
           <w:sz w:val="24"/>
         </w:rPr>
-        <w:t>，共 11 个端点覆盖八项需求：</w:t>
+        <w:t>，共 11 个端点覆盖八项需求。</w:t>
+      </w:r>
+    </w:p>
+    <w:p>
+      <w:pPr>
+        <w:spacing w:before="170" w:after="170" w:line="420"/>
+        <w:ind w:left="170" w:right="170"/>
+        <w:jc w:val="left"/>
+        <w:rPr>
+          <w:color w:val="55647c"/>
+        </w:rPr>
+      </w:pPr>
+      <w:r>
+        <w:rPr>
+          <w:rFonts w:hint="eastAsia" w:ascii="SimHei" w:hAnsi="SimHei" w:eastAsia="SimHei" w:cs="SimHei"/>
+          <w:color w:val="55647c"/>
+          <w:sz w:val="20"/>
+        </w:rPr>
+        <w:t>表 5-1　题库接口与需求对应关系</w:t>
       </w:r>
     </w:p>
     <w:tbl>
@@ -4549,7 +4957,7 @@
                 <w:rFonts w:hint="eastAsia" w:ascii="SimHei" w:hAnsi="SimHei" w:eastAsia="SimHei" w:cs="SimHei"/>
                 <w:b w:val="1"/>
                 <w:color w:val="ffffff"/>
-                <w:sz w:val="21"/>
+                <w:sz w:val="19"/>
               </w:rPr>
               <w:t>需求</w:t>
             </w:r>
@@ -4587,7 +4995,7 @@
                 <w:rFonts w:hint="eastAsia" w:ascii="SimHei" w:hAnsi="SimHei" w:eastAsia="SimHei" w:cs="SimHei"/>
                 <w:b w:val="1"/>
                 <w:color w:val="ffffff"/>
-                <w:sz w:val="21"/>
+                <w:sz w:val="19"/>
               </w:rPr>
               <w:t>端点</w:t>
             </w:r>
@@ -4623,7 +5031,7 @@
               <w:rPr>
                 <w:rFonts w:hint="eastAsia" w:ascii="SimSun" w:hAnsi="SimSun" w:eastAsia="SimSun" w:cs="SimSun"/>
                 <w:color w:val="1c2634"/>
-                <w:sz w:val="21"/>
+                <w:sz w:val="19"/>
               </w:rPr>
               <w:t>创建 / 列表 / 详情</w:t>
             </w:r>
@@ -4665,7 +5073,7 @@
               <w:rPr>
                 <w:rFonts w:hint="eastAsia" w:ascii="SimSun" w:hAnsi="SimSun" w:eastAsia="SimSun" w:cs="SimSun"/>
                 <w:color w:val="1c2634"/>
-                <w:sz w:val="21"/>
+                <w:sz w:val="19"/>
               </w:rPr>
               <w:t>、</w:t>
             </w:r>
@@ -4682,7 +5090,7 @@
               <w:rPr>
                 <w:rFonts w:hint="eastAsia" w:ascii="SimSun" w:hAnsi="SimSun" w:eastAsia="SimSun" w:cs="SimSun"/>
                 <w:color w:val="1c2634"/>
-                <w:sz w:val="21"/>
+                <w:sz w:val="19"/>
               </w:rPr>
               <w:t>、</w:t>
             </w:r>
@@ -4727,7 +5135,7 @@
               <w:rPr>
                 <w:rFonts w:hint="eastAsia" w:ascii="SimSun" w:hAnsi="SimSun" w:eastAsia="SimSun" w:cs="SimSun"/>
                 <w:color w:val="1c2634"/>
-                <w:sz w:val="21"/>
+                <w:sz w:val="19"/>
               </w:rPr>
               <w:t>修改（= 新版本）</w:t>
             </w:r>
@@ -4769,7 +5177,7 @@
               <w:rPr>
                 <w:rFonts w:hint="eastAsia" w:ascii="SimSun" w:hAnsi="SimSun" w:eastAsia="SimSun" w:cs="SimSun"/>
                 <w:color w:val="1c2634"/>
-                <w:sz w:val="21"/>
+                <w:sz w:val="19"/>
               </w:rPr>
               <w:t>（部分更新：未传字段继承当前版本）</w:t>
             </w:r>
@@ -4805,7 +5213,7 @@
               <w:rPr>
                 <w:rFonts w:hint="eastAsia" w:ascii="SimSun" w:hAnsi="SimSun" w:eastAsia="SimSun" w:cs="SimSun"/>
                 <w:color w:val="1c2634"/>
-                <w:sz w:val="21"/>
+                <w:sz w:val="19"/>
               </w:rPr>
               <w:t>多版本并存 / 接收共享</w:t>
             </w:r>
@@ -4875,7 +5283,7 @@
               <w:rPr>
                 <w:rFonts w:hint="eastAsia" w:ascii="SimSun" w:hAnsi="SimSun" w:eastAsia="SimSun" w:cs="SimSun"/>
                 <w:color w:val="1c2634"/>
-                <w:sz w:val="21"/>
+                <w:sz w:val="19"/>
               </w:rPr>
               <w:t>版本历史 / 恢复旧版本</w:t>
             </w:r>
@@ -4917,7 +5325,7 @@
               <w:rPr>
                 <w:rFonts w:hint="eastAsia" w:ascii="SimSun" w:hAnsi="SimSun" w:eastAsia="SimSun" w:cs="SimSun"/>
                 <w:color w:val="1c2634"/>
-                <w:sz w:val="21"/>
+                <w:sz w:val="19"/>
               </w:rPr>
               <w:t>、</w:t>
             </w:r>
@@ -4962,7 +5370,7 @@
               <w:rPr>
                 <w:rFonts w:hint="eastAsia" w:ascii="SimSun" w:hAnsi="SimSun" w:eastAsia="SimSun" w:cs="SimSun"/>
                 <w:color w:val="1c2634"/>
-                <w:sz w:val="21"/>
+                <w:sz w:val="19"/>
               </w:rPr>
               <w:t>共享 / 取消共享</w:t>
             </w:r>
@@ -5004,7 +5412,7 @@
               <w:rPr>
                 <w:rFonts w:hint="eastAsia" w:ascii="SimSun" w:hAnsi="SimSun" w:eastAsia="SimSun" w:cs="SimSun"/>
                 <w:color w:val="1c2634"/>
-                <w:sz w:val="21"/>
+                <w:sz w:val="19"/>
               </w:rPr>
               <w:t>、</w:t>
             </w:r>
@@ -5049,7 +5457,7 @@
               <w:rPr>
                 <w:rFonts w:hint="eastAsia" w:ascii="SimSun" w:hAnsi="SimSun" w:eastAsia="SimSun" w:cs="SimSun"/>
                 <w:color w:val="1c2634"/>
-                <w:sz w:val="21"/>
+                <w:sz w:val="19"/>
               </w:rPr>
               <w:t>使用情况</w:t>
             </w:r>
@@ -5119,7 +5527,7 @@
               <w:rPr>
                 <w:rFonts w:hint="eastAsia" w:ascii="SimSun" w:hAnsi="SimSun" w:eastAsia="SimSun" w:cs="SimSun"/>
                 <w:color w:val="1c2634"/>
-                <w:sz w:val="21"/>
+                <w:sz w:val="19"/>
               </w:rPr>
               <w:t>跨问卷统计</w:t>
             </w:r>
@@ -5189,7 +5597,7 @@
               <w:rPr>
                 <w:rFonts w:hint="eastAsia" w:ascii="SimSun" w:hAnsi="SimSun" w:eastAsia="SimSun" w:cs="SimSun"/>
                 <w:color w:val="1c2634"/>
-                <w:sz w:val="21"/>
+                <w:sz w:val="19"/>
               </w:rPr>
               <w:t>问卷题存为常用题</w:t>
             </w:r>
@@ -5246,14 +5654,14 @@
           <w:color w:val="1c2634"/>
           <w:sz w:val="24"/>
         </w:rPr>
-        <w:t>实现要点：</w:t>
+        <w:t>实现上有四个要点值得记录。</w:t>
       </w:r>
     </w:p>
     <w:p>
       <w:pPr>
         <w:numPr>
           <w:ilvl w:val="0"/>
-          <w:numId w:val="2"/>
+          <w:numId w:val="1"/>
         </w:numPr>
         <w:pBdr>
           <w:left w:space="28"/>
@@ -5279,7 +5687,7 @@
           <w:color w:val="1c2634"/>
           <w:sz w:val="24"/>
         </w:rPr>
-        <w:t xml:space="preserve">：owner（可改/共享/恢复）、被共享者（可读/选题/fork）、其他（404 级隔离，实际上返回 403 防止探测）。所有端点入口统一走 </w:t>
+        <w:t xml:space="preserve">：owner（可改、共享、恢复）、被共享者（可读、选题、fork）、其他人（403，不用 404）。这里选择 403 而不是 404 是有意的：题目 id 本身不是敏感信息，明确告知"无权访问"比伪装成"不存在"更好排障；真正敏感的问卷标题与答卷内容另有更严格的边界（见 §7.4）。所有端点入口统一走 </w:t>
       </w:r>
       <w:r>
         <w:rPr>
@@ -5296,14 +5704,14 @@
           <w:color w:val="1c2634"/>
           <w:sz w:val="24"/>
         </w:rPr>
-        <w:t>。</w:t>
+        <w:t>，避免每个 handler 各写一遍判断。</w:t>
       </w:r>
     </w:p>
     <w:p>
       <w:pPr>
         <w:numPr>
           <w:ilvl w:val="0"/>
-          <w:numId w:val="2"/>
+          <w:numId w:val="1"/>
         </w:numPr>
         <w:pBdr>
           <w:left w:space="28"/>
@@ -5346,14 +5754,14 @@
           <w:color w:val="1c2634"/>
           <w:sz w:val="24"/>
         </w:rPr>
-        <w:t xml:space="preserve"> 排序后内存分组取每组第一条，每棵树只展示最新版本，避免 v1/v2/v3 铺满一屏。</w:t>
+        <w:t xml:space="preserve"> 排序后在内存中分组取每组第一条，每棵树只展示最新版本，否则 v1/v2/v3 会把一屏铺满、用户找不到自己想要的那道题。</w:t>
       </w:r>
     </w:p>
     <w:p>
       <w:pPr>
         <w:numPr>
           <w:ilvl w:val="0"/>
-          <w:numId w:val="2"/>
+          <w:numId w:val="1"/>
         </w:numPr>
         <w:pBdr>
           <w:left w:space="28"/>
@@ -5430,7 +5838,7 @@
           <w:color w:val="1c2634"/>
           <w:sz w:val="24"/>
         </w:rPr>
-        <w:t xml:space="preserve"> 计数；数字类 </w:t>
+        <w:t xml:space="preserve"> 计数；数字类取 </w:t>
       </w:r>
       <w:r>
         <w:rPr>
@@ -5498,14 +5906,14 @@
           <w:color w:val="1c2634"/>
           <w:sz w:val="24"/>
         </w:rPr>
-        <w:t>。计算全部下沉数据库侧。</w:t>
+        <w:t>。计算全部下沉到数据库侧，应用层只负责拼装响应。</w:t>
       </w:r>
     </w:p>
     <w:p>
       <w:pPr>
         <w:numPr>
           <w:ilvl w:val="0"/>
-          <w:numId w:val="2"/>
+          <w:numId w:val="1"/>
         </w:numPr>
         <w:pBdr>
           <w:left w:space="28"/>
@@ -5599,7 +6007,7 @@
           <w:color w:val="1c2634"/>
           <w:sz w:val="24"/>
         </w:rPr>
-        <w:t xml:space="preserve"> 在插入瞬间就跑校验直接 400——改为去掉 required、由写路径约定保证；② 修改接口初稿是全量语义，只传题干会把选项清空——改为部分更新（未传字段继承当前版本）。</w:t>
+        <w:t xml:space="preserve"> 在插入瞬间就跑校验，直接 400——改为去掉 required、由写路径约定保证非空；② 修改接口初稿是全量语义，只传题干会把选项清空——改为部分更新，未传字段继承当前版本。</w:t>
       </w:r>
     </w:p>
     <w:p>
@@ -5620,7 +6028,7 @@
           <w:szCs w:val="44"/>
         </w:rPr>
       </w:pPr>
-      <w:bookmarkStart w:id="13" w:name="section-6"/>
+      <w:bookmarkStart w:id="14" w:name="section-6"/>
       <w:r>
         <w:rPr>
           <w:rFonts w:hint="eastAsia" w:ascii="SimHei" w:hAnsi="SimHei" w:eastAsia="SimHei" w:cs="SimHei"/>
@@ -5639,7 +6047,7 @@
         </w:rPr>
         <w:t>前端页面</w:t>
       </w:r>
-      <w:bookmarkEnd w:id="13"/>
+      <w:bookmarkEnd w:id="14"/>
     </w:p>
     <w:p>
       <w:pPr>
@@ -5656,7 +6064,25 @@
           <w:color w:val="1c2634"/>
           <w:sz w:val="24"/>
         </w:rPr>
-        <w:t>题库入口加入全站导航（我的问卷 / 题目库 / 退出），像素游戏风与第一阶段完全一致（复用既有类名，零新增 CSS）：</w:t>
+        <w:t>题库入口加入全站导航（我的问卷 / 题目库 / 退出），像素游戏风与第一阶段完全一致：复用既有类名，零新增 CSS，视觉上不像"外挂了一个新模块"。</w:t>
+      </w:r>
+    </w:p>
+    <w:p>
+      <w:pPr>
+        <w:spacing w:line="420"/>
+        <w:ind w:firstLine="480"/>
+        <w:jc w:val="both"/>
+        <w:rPr>
+          <w:color w:val="1c2634"/>
+        </w:rPr>
+      </w:pPr>
+      <w:r>
+        <w:rPr>
+          <w:rFonts w:hint="eastAsia" w:ascii="SimSun" w:hAnsi="SimSun" w:eastAsia="SimSun" w:cs="SimSun"/>
+          <w:color w:val="1c2634"/>
+          <w:sz w:val="24"/>
+        </w:rPr>
+        <w:t>导航结构上有一个小决定值得说明：题库做成了与"我的问卷"平级的独立页面，而不是塞进问卷编辑页的一个侧栏。原因是两者的心智模型不同——问卷编辑是"往下写"，题库管理是"横向整理"，混在一起会让"我现在改的是这份问卷还是那道公共题"变得含糊。反过来，选题动作又必须在编辑页里完成，所以编辑页保留了一个"从题库选题"的入口，点开是一个带"我的 / 共享给我的"两个页签的弹窗。用"独立管理 + 就地选用"而不是"全部集中在一处"，是这次前端设计里唯一一次真正的结构选择。</w:t>
       </w:r>
     </w:p>
     <w:p>
@@ -5671,7 +6097,7 @@
       <w:r>
         <w:drawing>
           <wp:inline>
-            <wp:extent cx="5274310" cy="3308805"/>
+            <wp:extent cx="5274310" cy="3317046"/>
             <wp:docPr id="2" name=""/>
             <wp:cNvGraphicFramePr>
               <a:graphicFrameLocks noChangeAspect="1"/>
@@ -5692,7 +6118,7 @@
                   <pic:spPr>
                     <a:xfrm>
                       <a:off x="0" y="0"/>
-                      <a:ext cx="5274310" cy="3308805"/>
+                      <a:ext cx="5274310" cy="3317046"/>
                     </a:xfrm>
                     <a:prstGeom prst="rect">
                       <a:avLst/>
@@ -5720,7 +6146,7 @@
           <w:color w:val="55647c"/>
           <w:sz w:val="20"/>
         </w:rPr>
-        <w:t>题库管理页：版本标签、修改/版本历史/共享/复制为新题/使用情况/跨问卷统计</w:t>
+        <w:t>图 6-1　题库管理页：每棵树只显示最新版本（此题为 v2）</w:t>
       </w:r>
     </w:p>
     <w:p>
@@ -5735,7 +6161,7 @@
       <w:r>
         <w:drawing>
           <wp:inline>
-            <wp:extent cx="5274310" cy="3708499"/>
+            <wp:extent cx="5274310" cy="4457642"/>
             <wp:docPr id="5" name=""/>
             <wp:cNvGraphicFramePr>
               <a:graphicFrameLocks noChangeAspect="1"/>
@@ -5756,7 +6182,7 @@
                   <pic:spPr>
                     <a:xfrm>
                       <a:off x="0" y="0"/>
-                      <a:ext cx="5274310" cy="3708499"/>
+                      <a:ext cx="5274310" cy="4457642"/>
                     </a:xfrm>
                     <a:prstGeom prst="rect">
                       <a:avLst/>
@@ -5784,7 +6210,7 @@
           <w:color w:val="55647c"/>
           <w:sz w:val="20"/>
         </w:rPr>
-        <w:t>问卷编辑页：新增"从题库选题"按钮（草稿状态），题目卡片显示"题库题 v1"溯源标签</w:t>
+        <w:t>图 6-2　问卷编辑页：从题库选题与"题库题 v1"标签</w:t>
       </w:r>
     </w:p>
     <w:p>
@@ -5802,7 +6228,7 @@
           <w:color w:val="1c2634"/>
           <w:sz w:val="24"/>
         </w:rPr>
-        <w:t>题库页支持：我的题目 / 共享给我的两个页签；新建题目；每题的"修改（新版本）"、版本历史弹窗（版本链 + 一键恢复旧版本）、共享弹窗（按用户名共享/取消）、使用情况弹窗（哪些问卷、用的哪个版本）、跨问卷统计弹窗（选项分布条形图、数字 min/max/avg、文本样本、日期分布）。</w:t>
+        <w:t>页面结构上，题库页分为"我的题目 / 共享给我的"两个页签，新建题目在顶部表单完成；每道题提供六个动作，其中"版本历史"弹窗给出 v1→v2→v3 的版本链并可一键恢复旧版本，"共享"弹窗按用户名共享或取消，"使用情况"弹窗列出哪些问卷在用、用的哪个版本，"跨问卷统计"弹窗按题型展示选项分布条形图、数字 min/max/avg、文本样本与日期分布。</w:t>
       </w:r>
     </w:p>
     <w:p>
@@ -5820,7 +6246,24 @@
           <w:color w:val="1c2634"/>
           <w:sz w:val="24"/>
         </w:rPr>
-        <w:t>编辑页：草稿状态显示"从题库选题"按钮，弹窗内可切换"我的题目 / 共享给我的"页签并一键选用；每道题卡片有"存为常用题"按钮，把问卷题保存进题库；已带溯源的题显示"题库题 vN"标签。</w:t>
+        <w:t xml:space="preserve">编辑页的改动遵循"最小侵入"：草稿状态才显示"从题库选题"按钮，弹窗内可切换"我的题目 / 共享给我的"页签并一键选用；每张题目卡片新增"存为常用题"按钮，把已写好的问卷题反向存进题库；带溯源的题只多一个"题库题 vN"小标签，其余交互与第一阶段完全相同。已发布的问卷看不到上述按钮——前端隐藏与后端 </w:t>
+      </w:r>
+      <w:r>
+        <w:rPr>
+          <w:rFonts w:ascii="Consolas" w:hAnsi="Consolas" w:eastAsia="Consolas" w:cs="Consolas"/>
+          <w:color w:val="1c2634"/>
+          <w:sz w:val="21"/>
+          <w:shd w:val="clear" w:fill="eef2f8"/>
+        </w:rPr>
+        <w:t>assertDraft</w:t>
+      </w:r>
+      <w:r>
+        <w:rPr>
+          <w:rFonts w:hint="eastAsia" w:ascii="SimSun" w:hAnsi="SimSun" w:eastAsia="SimSun" w:cs="SimSun"/>
+          <w:color w:val="1c2634"/>
+          <w:sz w:val="24"/>
+        </w:rPr>
+        <w:t xml:space="preserve"> 是两道独立防线，不依赖彼此。</w:t>
       </w:r>
     </w:p>
     <w:p>
@@ -5841,7 +6284,7 @@
           <w:szCs w:val="44"/>
         </w:rPr>
       </w:pPr>
-      <w:bookmarkStart w:id="14" w:name="section-7"/>
+      <w:bookmarkStart w:id="15" w:name="section-7"/>
       <w:r>
         <w:rPr>
           <w:rFonts w:hint="eastAsia" w:ascii="SimHei" w:hAnsi="SimHei" w:eastAsia="SimHei" w:cs="SimHei"/>
@@ -5858,637 +6301,7 @@
           <w:color w:val="10233b"/>
           <w:sz w:val="34"/>
         </w:rPr>
-        <w:t>测试</w:t>
-      </w:r>
-      <w:bookmarkEnd w:id="14"/>
-    </w:p>
-    <w:p>
-      <w:pPr>
-        <w:spacing w:line="420"/>
-        <w:ind w:firstLine="480"/>
-        <w:jc w:val="both"/>
-        <w:rPr>
-          <w:color w:val="1c2634"/>
-        </w:rPr>
-      </w:pPr>
-      <w:r>
-        <w:rPr>
-          <w:rFonts w:hint="eastAsia" w:ascii="SimSun" w:hAnsi="SimSun" w:eastAsia="SimSun" w:cs="SimSun"/>
-          <w:color w:val="1c2634"/>
-          <w:sz w:val="24"/>
-        </w:rPr>
-        <w:t xml:space="preserve">新增 </w:t>
-      </w:r>
-      <w:r>
-        <w:rPr>
-          <w:rFonts w:ascii="Consolas" w:hAnsi="Consolas" w:eastAsia="Consolas" w:cs="Consolas"/>
-          <w:color w:val="1c2634"/>
-          <w:sz w:val="21"/>
-          <w:shd w:val="clear" w:fill="eef2f8"/>
-        </w:rPr>
-        <w:t>tests/api.bank.test.js</w:t>
-      </w:r>
-      <w:r>
-        <w:rPr>
-          <w:rFonts w:hint="eastAsia" w:ascii="SimSun" w:hAnsi="SimSun" w:eastAsia="SimSun" w:cs="SimSun"/>
-          <w:color w:val="1c2634"/>
-          <w:sz w:val="24"/>
-        </w:rPr>
-        <w:t>，T70～T88 共 19 条用例，每条对应一项需求或一条边界：</w:t>
-      </w:r>
-    </w:p>
-    <w:tbl>
-      <w:tblPr>
-        <w:tblW w:w="8306" w:type="dxa"/>
-        <w:shd w:color="1c2634"/>
-        <w:tblLayout w:type="autofit"/>
-        <w:tblCellMar>
-          <w:top w:w="15" w:type="dxa"/>
-          <w:left w:w="15" w:type="dxa"/>
-          <w:bottom w:w="15" w:type="dxa"/>
-          <w:right w:w="15" w:type="dxa"/>
-        </w:tblCellMar>
-      </w:tblPr>
-      <w:tblGrid>
-        <w:gridCol w:w="4153"/>
-        <w:gridCol w:w="4153"/>
-      </w:tblGrid>
-      <w:tr>
-        <w:trPr>
-          <w:tblHeader w:val="1"/>
-        </w:trPr>
-        <w:tc>
-          <w:tcPr>
-            <w:tcW w:w="4153" w:type="dxa"/>
-            <w:tcBorders>
-              <w:top w:val="single" w:color="16345e" w:sz="6"/>
-              <w:left w:val="single" w:color="16345e" w:sz="6"/>
-              <w:bottom w:val="single" w:color="16345e" w:sz="6"/>
-              <w:right w:val="single" w:color="16345e" w:sz="6"/>
-            </w:tcBorders>
-            <w:shd w:val="clear" w:fill="16345e"/>
-            <w:tcMar>
-              <w:top w:w="85" w:type="dxa"/>
-              <w:left w:w="113" w:type="dxa"/>
-              <w:bottom w:w="85" w:type="dxa"/>
-              <w:right w:w="113" w:type="dxa"/>
-            </w:tcMar>
-            <w:vAlign w:val="center"/>
-          </w:tcPr>
-          <w:p>
-            <w:pPr>
-              <w:jc w:val="left"/>
-              <w:rPr>
-                <w:b w:val="1"/>
-                <w:bCs w:val="1"/>
-                <w:color w:val="ffffff"/>
-              </w:rPr>
-            </w:pPr>
-            <w:r>
-              <w:rPr>
-                <w:rFonts w:hint="eastAsia" w:ascii="SimHei" w:hAnsi="SimHei" w:eastAsia="SimHei" w:cs="SimHei"/>
-                <w:b w:val="1"/>
-                <w:color w:val="ffffff"/>
-                <w:sz w:val="21"/>
-              </w:rPr>
-              <w:t>用例组</w:t>
-            </w:r>
-          </w:p>
-        </w:tc>
-        <w:tc>
-          <w:tcPr>
-            <w:tcW w:w="4153" w:type="dxa"/>
-            <w:tcBorders>
-              <w:top w:val="single" w:color="16345e" w:sz="6"/>
-              <w:left w:val="single" w:color="16345e" w:sz="6"/>
-              <w:bottom w:val="single" w:color="16345e" w:sz="6"/>
-              <w:right w:val="single" w:color="16345e" w:sz="6"/>
-            </w:tcBorders>
-            <w:shd w:val="clear" w:fill="16345e"/>
-            <w:tcMar>
-              <w:top w:w="85" w:type="dxa"/>
-              <w:left w:w="113" w:type="dxa"/>
-              <w:bottom w:w="85" w:type="dxa"/>
-              <w:right w:w="113" w:type="dxa"/>
-            </w:tcMar>
-            <w:vAlign w:val="center"/>
-          </w:tcPr>
-          <w:p>
-            <w:pPr>
-              <w:jc w:val="left"/>
-              <w:rPr>
-                <w:b w:val="1"/>
-                <w:bCs w:val="1"/>
-                <w:color w:val="ffffff"/>
-              </w:rPr>
-            </w:pPr>
-            <w:r>
-              <w:rPr>
-                <w:rFonts w:hint="eastAsia" w:ascii="SimHei" w:hAnsi="SimHei" w:eastAsia="SimHei" w:cs="SimHei"/>
-                <w:b w:val="1"/>
-                <w:color w:val="ffffff"/>
-                <w:sz w:val="21"/>
-              </w:rPr>
-              <w:t>覆盖内容</w:t>
-            </w:r>
-          </w:p>
-        </w:tc>
-      </w:tr>
-      <w:tr>
-        <w:trPr/>
-        <w:tc>
-          <w:tcPr>
-            <w:tcW w:w="4153" w:type="dxa"/>
-            <w:tcBorders>
-              <w:top w:val="single" w:color="c2cddd" w:sz="6"/>
-              <w:left w:val="single" w:color="c2cddd" w:sz="6"/>
-              <w:bottom w:val="single" w:color="c2cddd" w:sz="6"/>
-              <w:right w:val="single" w:color="c2cddd" w:sz="6"/>
-            </w:tcBorders>
-            <w:tcMar>
-              <w:top w:w="73" w:type="dxa"/>
-              <w:left w:w="113" w:type="dxa"/>
-              <w:bottom w:w="73" w:type="dxa"/>
-              <w:right w:w="113" w:type="dxa"/>
-            </w:tcMar>
-            <w:vAlign w:val="top"/>
-          </w:tcPr>
-          <w:p>
-            <w:pPr>
-              <w:rPr>
-                <w:color w:val="1c2634"/>
-              </w:rPr>
-            </w:pPr>
-            <w:r>
-              <w:rPr>
-                <w:rFonts w:ascii="SimSun" w:hAnsi="SimSun" w:eastAsia="SimSun" w:cs="SimSun"/>
-                <w:color w:val="1c2634"/>
-                <w:sz w:val="21"/>
-              </w:rPr>
-              <w:t>T70–T72</w:t>
-            </w:r>
-          </w:p>
-        </w:tc>
-        <w:tc>
-          <w:tcPr>
-            <w:tcW w:w="4153" w:type="dxa"/>
-            <w:tcBorders>
-              <w:top w:val="single" w:color="c2cddd" w:sz="6"/>
-              <w:left w:val="single" w:color="c2cddd" w:sz="6"/>
-              <w:bottom w:val="single" w:color="c2cddd" w:sz="6"/>
-              <w:right w:val="single" w:color="c2cddd" w:sz="6"/>
-            </w:tcBorders>
-            <w:tcMar>
-              <w:top w:w="73" w:type="dxa"/>
-              <w:left w:w="113" w:type="dxa"/>
-              <w:bottom w:w="73" w:type="dxa"/>
-              <w:right w:w="113" w:type="dxa"/>
-            </w:tcMar>
-            <w:vAlign w:val="top"/>
-          </w:tcPr>
-          <w:p>
-            <w:pPr>
-              <w:rPr>
-                <w:color w:val="1c2634"/>
-              </w:rPr>
-            </w:pPr>
-            <w:r>
-              <w:rPr>
-                <w:rFonts w:hint="eastAsia" w:ascii="SimSun" w:hAnsi="SimSun" w:eastAsia="SimSun" w:cs="SimSun"/>
-                <w:color w:val="1c2634"/>
-                <w:sz w:val="21"/>
-              </w:rPr>
-              <w:t>创建题库题（version=1、root_id=自身）、我的列表、他人隔离与未登录 401</w:t>
-            </w:r>
-          </w:p>
-        </w:tc>
-      </w:tr>
-      <w:tr>
-        <w:trPr/>
-        <w:tc>
-          <w:tcPr>
-            <w:tcW w:w="4153" w:type="dxa"/>
-            <w:tcBorders>
-              <w:top w:val="single" w:color="c2cddd" w:sz="6"/>
-              <w:left w:val="single" w:color="c2cddd" w:sz="6"/>
-              <w:bottom w:val="single" w:color="c2cddd" w:sz="6"/>
-              <w:right w:val="single" w:color="c2cddd" w:sz="6"/>
-            </w:tcBorders>
-            <w:tcMar>
-              <w:top w:w="73" w:type="dxa"/>
-              <w:left w:w="113" w:type="dxa"/>
-              <w:bottom w:w="73" w:type="dxa"/>
-              <w:right w:w="113" w:type="dxa"/>
-            </w:tcMar>
-            <w:vAlign w:val="top"/>
-          </w:tcPr>
-          <w:p>
-            <w:pPr>
-              <w:rPr>
-                <w:color w:val="1c2634"/>
-              </w:rPr>
-            </w:pPr>
-            <w:r>
-              <w:rPr>
-                <w:rFonts w:ascii="SimSun" w:hAnsi="SimSun" w:eastAsia="SimSun" w:cs="SimSun"/>
-                <w:color w:val="1c2634"/>
-                <w:sz w:val="21"/>
-              </w:rPr>
-              <w:t>T73–T75</w:t>
-            </w:r>
-          </w:p>
-        </w:tc>
-        <w:tc>
-          <w:tcPr>
-            <w:tcW w:w="4153" w:type="dxa"/>
-            <w:tcBorders>
-              <w:top w:val="single" w:color="c2cddd" w:sz="6"/>
-              <w:left w:val="single" w:color="c2cddd" w:sz="6"/>
-              <w:bottom w:val="single" w:color="c2cddd" w:sz="6"/>
-              <w:right w:val="single" w:color="c2cddd" w:sz="6"/>
-            </w:tcBorders>
-            <w:tcMar>
-              <w:top w:w="73" w:type="dxa"/>
-              <w:left w:w="113" w:type="dxa"/>
-              <w:bottom w:w="73" w:type="dxa"/>
-              <w:right w:w="113" w:type="dxa"/>
-            </w:tcMar>
-            <w:vAlign w:val="top"/>
-          </w:tcPr>
-          <w:p>
-            <w:pPr>
-              <w:rPr>
-                <w:color w:val="1c2634"/>
-              </w:rPr>
-            </w:pPr>
-            <w:r>
-              <w:rPr>
-                <w:rFonts w:hint="eastAsia" w:ascii="SimSun" w:hAnsi="SimSun" w:eastAsia="SimSun" w:cs="SimSun"/>
-                <w:color w:val="1c2634"/>
-                <w:sz w:val="21"/>
-              </w:rPr>
-              <w:t>修改生成新版本（v2，parent 指向 v1）、版本链可查、revert 恢复 v1 生成 v3 且历史完整</w:t>
-            </w:r>
-          </w:p>
-        </w:tc>
-      </w:tr>
-      <w:tr>
-        <w:trPr/>
-        <w:tc>
-          <w:tcPr>
-            <w:tcW w:w="4153" w:type="dxa"/>
-            <w:tcBorders>
-              <w:top w:val="single" w:color="c2cddd" w:sz="6"/>
-              <w:left w:val="single" w:color="c2cddd" w:sz="6"/>
-              <w:bottom w:val="single" w:color="c2cddd" w:sz="6"/>
-              <w:right w:val="single" w:color="c2cddd" w:sz="6"/>
-            </w:tcBorders>
-            <w:tcMar>
-              <w:top w:w="73" w:type="dxa"/>
-              <w:left w:w="113" w:type="dxa"/>
-              <w:bottom w:w="73" w:type="dxa"/>
-              <w:right w:w="113" w:type="dxa"/>
-            </w:tcMar>
-            <w:vAlign w:val="top"/>
-          </w:tcPr>
-          <w:p>
-            <w:pPr>
-              <w:rPr>
-                <w:color w:val="1c2634"/>
-              </w:rPr>
-            </w:pPr>
-            <w:r>
-              <w:rPr>
-                <w:rFonts w:ascii="SimSun" w:hAnsi="SimSun" w:eastAsia="SimSun" w:cs="SimSun"/>
-                <w:color w:val="1c2634"/>
-                <w:sz w:val="21"/>
-              </w:rPr>
-              <w:t>T76–T78</w:t>
-            </w:r>
-          </w:p>
-        </w:tc>
-        <w:tc>
-          <w:tcPr>
-            <w:tcW w:w="4153" w:type="dxa"/>
-            <w:tcBorders>
-              <w:top w:val="single" w:color="c2cddd" w:sz="6"/>
-              <w:left w:val="single" w:color="c2cddd" w:sz="6"/>
-              <w:bottom w:val="single" w:color="c2cddd" w:sz="6"/>
-              <w:right w:val="single" w:color="c2cddd" w:sz="6"/>
-            </w:tcBorders>
-            <w:tcMar>
-              <w:top w:w="73" w:type="dxa"/>
-              <w:left w:w="113" w:type="dxa"/>
-              <w:bottom w:w="73" w:type="dxa"/>
-              <w:right w:w="113" w:type="dxa"/>
-            </w:tcMar>
-            <w:vAlign w:val="top"/>
-          </w:tcPr>
-          <w:p>
-            <w:pPr>
-              <w:rPr>
-                <w:color w:val="1c2634"/>
-              </w:rPr>
-            </w:pPr>
-            <w:r>
-              <w:rPr>
-                <w:rFonts w:hint="eastAsia" w:ascii="SimSun" w:hAnsi="SimSun" w:eastAsia="SimSun" w:cs="SimSun"/>
-                <w:color w:val="1c2634"/>
-                <w:sz w:val="21"/>
-              </w:rPr>
-              <w:t>共享后对方可见、Bob 不能改 Alice 的题（403）但可 fork 后自由修改、越权 403、共享给不存在用户 404</w:t>
-            </w:r>
-          </w:p>
-        </w:tc>
-      </w:tr>
-      <w:tr>
-        <w:trPr/>
-        <w:tc>
-          <w:tcPr>
-            <w:tcW w:w="4153" w:type="dxa"/>
-            <w:tcBorders>
-              <w:top w:val="single" w:color="c2cddd" w:sz="6"/>
-              <w:left w:val="single" w:color="c2cddd" w:sz="6"/>
-              <w:bottom w:val="single" w:color="c2cddd" w:sz="6"/>
-              <w:right w:val="single" w:color="c2cddd" w:sz="6"/>
-            </w:tcBorders>
-            <w:tcMar>
-              <w:top w:w="73" w:type="dxa"/>
-              <w:left w:w="113" w:type="dxa"/>
-              <w:bottom w:w="73" w:type="dxa"/>
-              <w:right w:w="113" w:type="dxa"/>
-            </w:tcMar>
-            <w:vAlign w:val="top"/>
-          </w:tcPr>
-          <w:p>
-            <w:pPr>
-              <w:rPr>
-                <w:color w:val="1c2634"/>
-              </w:rPr>
-            </w:pPr>
-            <w:r>
-              <w:rPr>
-                <w:rFonts w:ascii="SimSun" w:hAnsi="SimSun" w:eastAsia="SimSun" w:cs="SimSun"/>
-                <w:color w:val="1c2634"/>
-                <w:sz w:val="21"/>
-              </w:rPr>
-              <w:t>T79–T80</w:t>
-            </w:r>
-          </w:p>
-        </w:tc>
-        <w:tc>
-          <w:tcPr>
-            <w:tcW w:w="4153" w:type="dxa"/>
-            <w:tcBorders>
-              <w:top w:val="single" w:color="c2cddd" w:sz="6"/>
-              <w:left w:val="single" w:color="c2cddd" w:sz="6"/>
-              <w:bottom w:val="single" w:color="c2cddd" w:sz="6"/>
-              <w:right w:val="single" w:color="c2cddd" w:sz="6"/>
-            </w:tcBorders>
-            <w:tcMar>
-              <w:top w:w="73" w:type="dxa"/>
-              <w:left w:w="113" w:type="dxa"/>
-              <w:bottom w:w="73" w:type="dxa"/>
-              <w:right w:w="113" w:type="dxa"/>
-            </w:tcMar>
-            <w:vAlign w:val="top"/>
-          </w:tcPr>
-          <w:p>
-            <w:pPr>
-              <w:rPr>
-                <w:color w:val="1c2634"/>
-              </w:rPr>
-            </w:pPr>
-            <w:r>
-              <w:rPr>
-                <w:rFonts w:hint="eastAsia" w:ascii="SimSun" w:hAnsi="SimSun" w:eastAsia="SimSun" w:cs="SimSun"/>
-                <w:color w:val="1c2634"/>
-                <w:sz w:val="21"/>
-              </w:rPr>
-              <w:t>问卷题存入题库 + 从题库选题（快照 + 溯源字段）；</w:t>
-            </w:r>
-            <w:r>
-              <w:rPr>
-                <w:rFonts w:hint="eastAsia" w:ascii="SimSun" w:hAnsi="SimSun" w:eastAsia="SimSun" w:cs="SimSun"/>
-                <w:b w:val="1"/>
-                <w:color w:val="1c2634"/>
-                <w:sz w:val="21"/>
-              </w:rPr>
-              <w:t>需求③核心回归：题库出 v2 后问卷快照仍为 v1 内容</w:t>
-            </w:r>
-          </w:p>
-        </w:tc>
-      </w:tr>
-      <w:tr>
-        <w:trPr/>
-        <w:tc>
-          <w:tcPr>
-            <w:tcW w:w="4153" w:type="dxa"/>
-            <w:tcBorders>
-              <w:top w:val="single" w:color="c2cddd" w:sz="6"/>
-              <w:left w:val="single" w:color="c2cddd" w:sz="6"/>
-              <w:bottom w:val="single" w:color="c2cddd" w:sz="6"/>
-              <w:right w:val="single" w:color="c2cddd" w:sz="6"/>
-            </w:tcBorders>
-            <w:tcMar>
-              <w:top w:w="73" w:type="dxa"/>
-              <w:left w:w="113" w:type="dxa"/>
-              <w:bottom w:w="73" w:type="dxa"/>
-              <w:right w:w="113" w:type="dxa"/>
-            </w:tcMar>
-            <w:vAlign w:val="top"/>
-          </w:tcPr>
-          <w:p>
-            <w:pPr>
-              <w:rPr>
-                <w:color w:val="1c2634"/>
-              </w:rPr>
-            </w:pPr>
-            <w:r>
-              <w:rPr>
-                <w:rFonts w:ascii="SimSun" w:hAnsi="SimSun" w:eastAsia="SimSun" w:cs="SimSun"/>
-                <w:color w:val="1c2634"/>
-                <w:sz w:val="21"/>
-              </w:rPr>
-              <w:t>T81–T83</w:t>
-            </w:r>
-          </w:p>
-        </w:tc>
-        <w:tc>
-          <w:tcPr>
-            <w:tcW w:w="4153" w:type="dxa"/>
-            <w:tcBorders>
-              <w:top w:val="single" w:color="c2cddd" w:sz="6"/>
-              <w:left w:val="single" w:color="c2cddd" w:sz="6"/>
-              <w:bottom w:val="single" w:color="c2cddd" w:sz="6"/>
-              <w:right w:val="single" w:color="c2cddd" w:sz="6"/>
-            </w:tcBorders>
-            <w:tcMar>
-              <w:top w:w="73" w:type="dxa"/>
-              <w:left w:w="113" w:type="dxa"/>
-              <w:bottom w:w="73" w:type="dxa"/>
-              <w:right w:w="113" w:type="dxa"/>
-            </w:tcMar>
-            <w:vAlign w:val="top"/>
-          </w:tcPr>
-          <w:p>
-            <w:pPr>
-              <w:rPr>
-                <w:color w:val="1c2634"/>
-              </w:rPr>
-            </w:pPr>
-            <w:r>
-              <w:rPr>
-                <w:rFonts w:hint="eastAsia" w:ascii="SimSun" w:hAnsi="SimSun" w:eastAsia="SimSun" w:cs="SimSun"/>
-                <w:color w:val="1c2634"/>
-                <w:sz w:val="21"/>
-              </w:rPr>
-              <w:t>使用情况反查、已发布问卷不能再从题库加题（409）、取消共享后不可见</w:t>
-            </w:r>
-          </w:p>
-        </w:tc>
-      </w:tr>
-      <w:tr>
-        <w:trPr/>
-        <w:tc>
-          <w:tcPr>
-            <w:tcW w:w="4153" w:type="dxa"/>
-            <w:tcBorders>
-              <w:top w:val="single" w:color="c2cddd" w:sz="6"/>
-              <w:left w:val="single" w:color="c2cddd" w:sz="6"/>
-              <w:bottom w:val="single" w:color="c2cddd" w:sz="6"/>
-              <w:right w:val="single" w:color="c2cddd" w:sz="6"/>
-            </w:tcBorders>
-            <w:tcMar>
-              <w:top w:w="73" w:type="dxa"/>
-              <w:left w:w="113" w:type="dxa"/>
-              <w:bottom w:w="73" w:type="dxa"/>
-              <w:right w:w="113" w:type="dxa"/>
-            </w:tcMar>
-            <w:vAlign w:val="top"/>
-          </w:tcPr>
-          <w:p>
-            <w:pPr>
-              <w:rPr>
-                <w:color w:val="1c2634"/>
-              </w:rPr>
-            </w:pPr>
-            <w:r>
-              <w:rPr>
-                <w:rFonts w:ascii="SimSun" w:hAnsi="SimSun" w:eastAsia="SimSun" w:cs="SimSun"/>
-                <w:color w:val="1c2634"/>
-                <w:sz w:val="21"/>
-              </w:rPr>
-              <w:t>T84–T88</w:t>
-            </w:r>
-          </w:p>
-        </w:tc>
-        <w:tc>
-          <w:tcPr>
-            <w:tcW w:w="4153" w:type="dxa"/>
-            <w:tcBorders>
-              <w:top w:val="single" w:color="c2cddd" w:sz="6"/>
-              <w:left w:val="single" w:color="c2cddd" w:sz="6"/>
-              <w:bottom w:val="single" w:color="c2cddd" w:sz="6"/>
-              <w:right w:val="single" w:color="c2cddd" w:sz="6"/>
-            </w:tcBorders>
-            <w:tcMar>
-              <w:top w:w="73" w:type="dxa"/>
-              <w:left w:w="113" w:type="dxa"/>
-              <w:bottom w:w="73" w:type="dxa"/>
-              <w:right w:w="113" w:type="dxa"/>
-            </w:tcMar>
-            <w:vAlign w:val="top"/>
-          </w:tcPr>
-          <w:p>
-            <w:pPr>
-              <w:rPr>
-                <w:color w:val="1c2634"/>
-              </w:rPr>
-            </w:pPr>
-            <w:r>
-              <w:rPr>
-                <w:rFonts w:hint="eastAsia" w:ascii="SimSun" w:hAnsi="SimSun" w:eastAsia="SimSun" w:cs="SimSun"/>
-                <w:color w:val="1c2634"/>
-                <w:sz w:val="21"/>
-              </w:rPr>
-              <w:t>跨问卷统计完整数据流：两卷引用同一题各填答卷后，选项计数跨卷累计（2/1/1）、usage 反查、数字题 min/max/avg、未使用题返回全零</w:t>
-            </w:r>
-          </w:p>
-        </w:tc>
-      </w:tr>
-    </w:tbl>
-    <w:p>
-      <w:pPr>
-        <w:spacing w:line="420"/>
-        <w:ind w:firstLine="480"/>
-        <w:jc w:val="both"/>
-        <w:rPr>
-          <w:color w:val="1c2634"/>
-        </w:rPr>
-      </w:pPr>
-      <w:r>
-        <w:rPr>
-          <w:rFonts w:hint="eastAsia" w:ascii="SimSun" w:hAnsi="SimSun" w:eastAsia="SimSun" w:cs="SimSun"/>
-          <w:color w:val="1c2634"/>
-          <w:sz w:val="24"/>
-        </w:rPr>
-        <w:t>全量测试结果：</w:t>
-      </w:r>
-      <w:r>
-        <w:rPr>
-          <w:rFonts w:hint="eastAsia" w:ascii="SimSun" w:hAnsi="SimSun" w:eastAsia="SimSun" w:cs="SimSun"/>
-          <w:b w:val="1"/>
-          <w:color w:val="1c2634"/>
-          <w:sz w:val="24"/>
-        </w:rPr>
-        <w:t>88 条用例全部通过</w:t>
-      </w:r>
-      <w:r>
-        <w:rPr>
-          <w:rFonts w:hint="eastAsia" w:ascii="SimSun" w:hAnsi="SimSun" w:eastAsia="SimSun" w:cs="SimSun"/>
-          <w:color w:val="1c2634"/>
-          <w:sz w:val="24"/>
-        </w:rPr>
-        <w:t>（第一阶段 69 条回归无破坏 + 第二阶段 19 条新增）。</w:t>
-      </w:r>
-    </w:p>
-    <w:p>
-      <w:pPr>
-        <w:pStyle w:val="000004"/>
-        <w:keepNext w:val="1"/>
-        <w:keepLines w:val="1"/>
-        <w:pBdr>
-          <w:bottom w:val="single" w:color="16345e" w:sz="13"/>
-        </w:pBdr>
-        <w:spacing w:before="510" w:beforeAutospacing="1" w:after="510" w:afterAutospacing="1" w:line="420"/>
-        <w:ind w:left="510" w:right="510"/>
-        <w:outlineLvl w:val="0"/>
-        <w:rPr>
-          <w:color w:val="10233b"/>
-          <w:kern w:val="44"/>
-          <w:sz w:val="44"/>
-          <w:szCs w:val="44"/>
-        </w:rPr>
-      </w:pPr>
-      <w:bookmarkStart w:id="15" w:name="section-8"/>
-      <w:r>
-        <w:rPr>
-          <w:rFonts w:hint="eastAsia" w:ascii="SimHei" w:hAnsi="SimHei" w:eastAsia="SimHei" w:cs="SimHei"/>
-          <w:b w:val="1"/>
-          <w:color w:val="3b6ef5"/>
-          <w:sz w:val="34"/>
-        </w:rPr>
-        <w:t>八、</w:t>
-      </w:r>
-      <w:r>
-        <w:rPr>
-          <w:rFonts w:hint="eastAsia" w:ascii="SimHei" w:hAnsi="SimHei" w:eastAsia="SimHei" w:cs="SimHei"/>
-          <w:b w:val="1"/>
-          <w:color w:val="10233b"/>
-          <w:sz w:val="34"/>
-        </w:rPr>
-        <w:t>AI 使用记录</w:t>
+        <w:t>多用户可用性优化</w:t>
       </w:r>
       <w:bookmarkEnd w:id="15"/>
     </w:p>
@@ -6507,24 +6320,212 @@
           <w:color w:val="1c2634"/>
           <w:sz w:val="24"/>
         </w:rPr>
-        <w:t xml:space="preserve">本阶段继续使用对话式 AI 编码助手，日志 #21～#25（完整表格见 </w:t>
-      </w:r>
-      <w:r>
-        <w:rPr>
-          <w:rFonts w:ascii="Consolas" w:hAnsi="Consolas" w:eastAsia="Consolas" w:cs="Consolas"/>
-          <w:color w:val="1c2634"/>
-          <w:sz w:val="21"/>
-          <w:shd w:val="clear" w:fill="eef2f8"/>
-        </w:rPr>
-        <w:t>docs/ai-usage-log.md</w:t>
-      </w:r>
-      <w:r>
-        <w:rPr>
-          <w:rFonts w:hint="eastAsia" w:ascii="SimSun" w:hAnsi="SimSun" w:eastAsia="SimSun" w:cs="SimSun"/>
-          <w:color w:val="1c2634"/>
-          <w:sz w:val="24"/>
-        </w:rPr>
-        <w:t>）。关键记录：</w:t>
+        <w:t>八项需求完成后，我做了一轮针对"别人来用会不会卡住"的审计。出发点很具体：这个系统不是给我一个人演示用的，第二个注册的用户、被共享题目的同事、以及手滑改坏 URL 的人，都会真实地碰到它。</w:t>
+      </w:r>
+    </w:p>
+    <w:p>
+      <w:pPr>
+        <w:pStyle w:val="000005"/>
+        <w:keepNext w:val="1"/>
+        <w:keepLines w:val="1"/>
+        <w:spacing w:before="311" w:beforeAutospacing="1" w:after="311" w:afterAutospacing="1" w:line="420"/>
+        <w:ind w:left="311" w:right="311"/>
+        <w:outlineLvl w:val="2"/>
+        <w:rPr>
+          <w:color w:val="1c4c9c"/>
+          <w:sz w:val="32"/>
+          <w:szCs w:val="32"/>
+        </w:rPr>
+      </w:pPr>
+      <w:bookmarkStart w:id="16" w:name="section-7-1"/>
+      <w:r>
+        <w:rPr>
+          <w:rFonts w:hint="eastAsia" w:ascii="SimHei" w:hAnsi="SimHei" w:eastAsia="SimHei" w:cs="SimHei"/>
+          <w:b w:val="1"/>
+          <w:color w:val="1c4c9c"/>
+          <w:sz w:val="26"/>
+        </w:rPr>
+        <w:t>7.1 审计方法</w:t>
+      </w:r>
+      <w:bookmarkEnd w:id="16"/>
+    </w:p>
+    <w:p>
+      <w:pPr>
+        <w:spacing w:line="420"/>
+        <w:ind w:firstLine="480"/>
+        <w:jc w:val="both"/>
+        <w:rPr>
+          <w:color w:val="1c2634"/>
+        </w:rPr>
+      </w:pPr>
+      <w:r>
+        <w:rPr>
+          <w:rFonts w:hint="eastAsia" w:ascii="SimSun" w:hAnsi="SimSun" w:eastAsia="SimSun" w:cs="SimSun"/>
+          <w:color w:val="1c2634"/>
+          <w:sz w:val="24"/>
+        </w:rPr>
+        <w:t>不是"读一遍代码找 bug"，而是代入三个角色各走一遍完整流程，记录每一个"这里会卡住"的瞬间。</w:t>
+      </w:r>
+    </w:p>
+    <w:p>
+      <w:pPr>
+        <w:numPr>
+          <w:ilvl w:val="0"/>
+          <w:numId w:val="1"/>
+        </w:numPr>
+        <w:pBdr>
+          <w:left w:space="28"/>
+        </w:pBdr>
+        <w:spacing w:after="68" w:line="420"/>
+        <w:jc w:val="both"/>
+        <w:rPr>
+          <w:color w:val="1c2634"/>
+        </w:rPr>
+      </w:pPr>
+      <w:r>
+        <w:rPr>
+          <w:rFonts w:hint="eastAsia" w:ascii="SimSun" w:hAnsi="SimSun" w:eastAsia="SimSun" w:cs="SimSun"/>
+          <w:b w:val="1"/>
+          <w:color w:val="1c2634"/>
+          <w:sz w:val="24"/>
+        </w:rPr>
+        <w:t>第二个注册的用户</w:t>
+      </w:r>
+      <w:r>
+        <w:rPr>
+          <w:rFonts w:hint="eastAsia" w:ascii="SimSun" w:hAnsi="SimSun" w:eastAsia="SimSun" w:cs="SimSun"/>
+          <w:color w:val="1c2634"/>
+          <w:sz w:val="24"/>
+        </w:rPr>
+        <w:t>：登录后看到什么？空状态有没有引导？会不会看到别人的数据？超出一页之后还能不能翻回去？</w:t>
+      </w:r>
+    </w:p>
+    <w:p>
+      <w:pPr>
+        <w:numPr>
+          <w:ilvl w:val="0"/>
+          <w:numId w:val="1"/>
+        </w:numPr>
+        <w:pBdr>
+          <w:left w:space="28"/>
+        </w:pBdr>
+        <w:spacing w:after="68" w:line="420"/>
+        <w:jc w:val="both"/>
+        <w:rPr>
+          <w:color w:val="1c2634"/>
+        </w:rPr>
+      </w:pPr>
+      <w:r>
+        <w:rPr>
+          <w:rFonts w:hint="eastAsia" w:ascii="SimSun" w:hAnsi="SimSun" w:eastAsia="SimSun" w:cs="SimSun"/>
+          <w:b w:val="1"/>
+          <w:color w:val="1c2634"/>
+          <w:sz w:val="24"/>
+        </w:rPr>
+        <w:t>被共享题目的同事</w:t>
+      </w:r>
+      <w:r>
+        <w:rPr>
+          <w:rFonts w:hint="eastAsia" w:ascii="SimSun" w:hAnsi="SimSun" w:eastAsia="SimSun" w:cs="SimSun"/>
+          <w:color w:val="1c2634"/>
+          <w:sz w:val="24"/>
+        </w:rPr>
+        <w:t>：能做什么、不该看到什么？如果他能看到出题人的问卷标题甚至答卷内容，那"共享一道题"就变成了"泄漏一份问卷"。</w:t>
+      </w:r>
+    </w:p>
+    <w:p>
+      <w:pPr>
+        <w:numPr>
+          <w:ilvl w:val="0"/>
+          <w:numId w:val="1"/>
+        </w:numPr>
+        <w:pBdr>
+          <w:left w:space="28"/>
+        </w:pBdr>
+        <w:spacing w:after="68" w:line="420"/>
+        <w:jc w:val="both"/>
+        <w:rPr>
+          <w:color w:val="1c2634"/>
+        </w:rPr>
+      </w:pPr>
+      <w:r>
+        <w:rPr>
+          <w:rFonts w:hint="eastAsia" w:ascii="SimSun" w:hAnsi="SimSun" w:eastAsia="SimSun" w:cs="SimSun"/>
+          <w:b w:val="1"/>
+          <w:color w:val="1c2634"/>
+          <w:sz w:val="24"/>
+        </w:rPr>
+        <w:t>手滑的用户</w:t>
+      </w:r>
+      <w:r>
+        <w:rPr>
+          <w:rFonts w:hint="eastAsia" w:ascii="SimSun" w:hAnsi="SimSun" w:eastAsia="SimSun" w:cs="SimSun"/>
+          <w:color w:val="1c2634"/>
+          <w:sz w:val="24"/>
+        </w:rPr>
+        <w:t>：地址栏少个参数、id 被改坏、问卷已关闭还点保存，会发生什么？</w:t>
+      </w:r>
+    </w:p>
+    <w:p>
+      <w:pPr>
+        <w:pStyle w:val="000005"/>
+        <w:keepNext w:val="1"/>
+        <w:keepLines w:val="1"/>
+        <w:spacing w:before="311" w:beforeAutospacing="1" w:after="311" w:afterAutospacing="1" w:line="420"/>
+        <w:ind w:left="311" w:right="311"/>
+        <w:outlineLvl w:val="2"/>
+        <w:rPr>
+          <w:color w:val="1c4c9c"/>
+          <w:sz w:val="32"/>
+          <w:szCs w:val="32"/>
+        </w:rPr>
+      </w:pPr>
+      <w:bookmarkStart w:id="17" w:name="section-7-2"/>
+      <w:r>
+        <w:rPr>
+          <w:rFonts w:hint="eastAsia" w:ascii="SimHei" w:hAnsi="SimHei" w:eastAsia="SimHei" w:cs="SimHei"/>
+          <w:b w:val="1"/>
+          <w:color w:val="1c4c9c"/>
+          <w:sz w:val="26"/>
+        </w:rPr>
+        <w:t>7.2 发现与修复</w:t>
+      </w:r>
+      <w:bookmarkEnd w:id="17"/>
+    </w:p>
+    <w:p>
+      <w:pPr>
+        <w:spacing w:line="420"/>
+        <w:ind w:firstLine="480"/>
+        <w:jc w:val="both"/>
+        <w:rPr>
+          <w:color w:val="1c2634"/>
+        </w:rPr>
+      </w:pPr>
+      <w:r>
+        <w:rPr>
+          <w:rFonts w:hint="eastAsia" w:ascii="SimSun" w:hAnsi="SimSun" w:eastAsia="SimSun" w:cs="SimSun"/>
+          <w:color w:val="1c2634"/>
+          <w:sz w:val="24"/>
+        </w:rPr>
+        <w:t>共修复 11 处，按影响排序如下。</w:t>
+      </w:r>
+    </w:p>
+    <w:p>
+      <w:pPr>
+        <w:spacing w:before="170" w:after="170" w:line="420"/>
+        <w:ind w:left="170" w:right="170"/>
+        <w:jc w:val="left"/>
+        <w:rPr>
+          <w:color w:val="55647c"/>
+        </w:rPr>
+      </w:pPr>
+      <w:r>
+        <w:rPr>
+          <w:rFonts w:hint="eastAsia" w:ascii="SimHei" w:hAnsi="SimHei" w:eastAsia="SimHei" w:cs="SimHei"/>
+          <w:color w:val="55647c"/>
+          <w:sz w:val="20"/>
+        </w:rPr>
+        <w:t>表 7-1　可用性审计修复清单</w:t>
       </w:r>
     </w:p>
     <w:tbl>
@@ -6581,7 +6582,7 @@
                 <w:rFonts w:ascii="SimHei" w:hAnsi="SimHei" w:eastAsia="SimHei" w:cs="SimHei"/>
                 <w:b w:val="1"/>
                 <w:color w:val="ffffff"/>
-                <w:sz w:val="21"/>
+                <w:sz w:val="19"/>
               </w:rPr>
               <w:t>#</w:t>
             </w:r>
@@ -6619,9 +6620,9 @@
                 <w:rFonts w:hint="eastAsia" w:ascii="SimHei" w:hAnsi="SimHei" w:eastAsia="SimHei" w:cs="SimHei"/>
                 <w:b w:val="1"/>
                 <w:color w:val="ffffff"/>
-                <w:sz w:val="21"/>
-              </w:rPr>
-              <w:t>用途</w:t>
+                <w:sz w:val="19"/>
+              </w:rPr>
+              <w:t>问题</w:t>
             </w:r>
           </w:p>
         </w:tc>
@@ -6657,9 +6658,9 @@
                 <w:rFonts w:hint="eastAsia" w:ascii="SimHei" w:hAnsi="SimHei" w:eastAsia="SimHei" w:cs="SimHei"/>
                 <w:b w:val="1"/>
                 <w:color w:val="ffffff"/>
-                <w:sz w:val="21"/>
-              </w:rPr>
-              <w:t>是否修改</w:t>
+                <w:sz w:val="19"/>
+              </w:rPr>
+              <w:t>影响</w:t>
             </w:r>
           </w:p>
         </w:tc>
@@ -6695,9 +6696,9 @@
                 <w:rFonts w:hint="eastAsia" w:ascii="SimHei" w:hAnsi="SimHei" w:eastAsia="SimHei" w:cs="SimHei"/>
                 <w:b w:val="1"/>
                 <w:color w:val="ffffff"/>
-                <w:sz w:val="21"/>
-              </w:rPr>
-              <w:t>说明</w:t>
+                <w:sz w:val="19"/>
+              </w:rPr>
+              <w:t>修复</w:t>
             </w:r>
           </w:p>
         </w:tc>
@@ -6731,9 +6732,68 @@
               <w:rPr>
                 <w:rFonts w:ascii="SimSun" w:hAnsi="SimSun" w:eastAsia="SimSun" w:cs="SimSun"/>
                 <w:color w:val="1c2634"/>
+                <w:sz w:val="19"/>
+              </w:rPr>
+              <w:t>1</w:t>
+            </w:r>
+          </w:p>
+        </w:tc>
+        <w:tc>
+          <w:tcPr>
+            <w:tcW w:w="2076" w:type="dxa"/>
+            <w:tcBorders>
+              <w:top w:val="single" w:color="c2cddd" w:sz="6"/>
+              <w:left w:val="single" w:color="c2cddd" w:sz="6"/>
+              <w:bottom w:val="single" w:color="c2cddd" w:sz="6"/>
+              <w:right w:val="single" w:color="c2cddd" w:sz="6"/>
+            </w:tcBorders>
+            <w:tcMar>
+              <w:top w:w="73" w:type="dxa"/>
+              <w:left w:w="113" w:type="dxa"/>
+              <w:bottom w:w="73" w:type="dxa"/>
+              <w:right w:w="113" w:type="dxa"/>
+            </w:tcMar>
+            <w:vAlign w:val="top"/>
+          </w:tcPr>
+          <w:p>
+            <w:pPr>
+              <w:rPr>
+                <w:color w:val="1c2634"/>
+              </w:rPr>
+            </w:pPr>
+            <w:r>
+              <w:rPr>
+                <w:rFonts w:hint="eastAsia" w:ascii="SimSun" w:hAnsi="SimSun" w:eastAsia="SimSun" w:cs="SimSun"/>
+                <w:color w:val="1c2634"/>
+                <w:sz w:val="19"/>
+              </w:rPr>
+              <w:t xml:space="preserve">列表页使用了 </w:t>
+            </w:r>
+            <w:r>
+              <w:rPr>
+                <w:rFonts w:ascii="Consolas" w:hAnsi="Consolas" w:eastAsia="Consolas" w:cs="Consolas"/>
+                <w:color w:val="1c2634"/>
                 <w:sz w:val="21"/>
-              </w:rPr>
-              <w:t>21</w:t>
+                <w:shd w:val="clear" w:fill="eef2f8"/>
+              </w:rPr>
+              <w:t>toast(...)</w:t>
+            </w:r>
+            <w:r>
+              <w:rPr>
+                <w:rFonts w:hint="eastAsia" w:ascii="SimSun" w:hAnsi="SimSun" w:eastAsia="SimSun" w:cs="SimSun"/>
+                <w:color w:val="1c2634"/>
+                <w:sz w:val="19"/>
+              </w:rPr>
+              <w:t xml:space="preserve"> 但解构时漏了 </w:t>
+            </w:r>
+            <w:r>
+              <w:rPr>
+                <w:rFonts w:ascii="Consolas" w:hAnsi="Consolas" w:eastAsia="Consolas" w:cs="Consolas"/>
+                <w:color w:val="1c2634"/>
+                <w:sz w:val="21"/>
+                <w:shd w:val="clear" w:fill="eef2f8"/>
+              </w:rPr>
+              <w:t>toast</w:t>
             </w:r>
           </w:p>
         </w:tc>
@@ -6764,9 +6824,26 @@
               <w:rPr>
                 <w:rFonts w:hint="eastAsia" w:ascii="SimSun" w:hAnsi="SimSun" w:eastAsia="SimSun" w:cs="SimSun"/>
                 <w:color w:val="1c2634"/>
+                <w:sz w:val="19"/>
+              </w:rPr>
+              <w:t xml:space="preserve">复制问卷成功后抛 </w:t>
+            </w:r>
+            <w:r>
+              <w:rPr>
+                <w:rFonts w:ascii="Consolas" w:hAnsi="Consolas" w:eastAsia="Consolas" w:cs="Consolas"/>
+                <w:color w:val="1c2634"/>
                 <w:sz w:val="21"/>
-              </w:rPr>
-              <w:t>八条需求的分析与方案取舍</w:t>
+                <w:shd w:val="clear" w:fill="eef2f8"/>
+              </w:rPr>
+              <w:t>ReferenceError</w:t>
+            </w:r>
+            <w:r>
+              <w:rPr>
+                <w:rFonts w:hint="eastAsia" w:ascii="SimSun" w:hAnsi="SimSun" w:eastAsia="SimSun" w:cs="SimSun"/>
+                <w:color w:val="1c2634"/>
+                <w:sz w:val="19"/>
+              </w:rPr>
+              <w:t>，列表不刷新；导出 CSV 后弹"toast is not defined"</w:t>
             </w:r>
           </w:p>
         </w:tc>
@@ -6797,42 +6874,9 @@
               <w:rPr>
                 <w:rFonts w:hint="eastAsia" w:ascii="SimSun" w:hAnsi="SimSun" w:eastAsia="SimSun" w:cs="SimSun"/>
                 <w:color w:val="1c2634"/>
-                <w:sz w:val="21"/>
-              </w:rPr>
-              <w:t>修改后采用</w:t>
-            </w:r>
-          </w:p>
-        </w:tc>
-        <w:tc>
-          <w:tcPr>
-            <w:tcW w:w="2076" w:type="dxa"/>
-            <w:tcBorders>
-              <w:top w:val="single" w:color="c2cddd" w:sz="6"/>
-              <w:left w:val="single" w:color="c2cddd" w:sz="6"/>
-              <w:bottom w:val="single" w:color="c2cddd" w:sz="6"/>
-              <w:right w:val="single" w:color="c2cddd" w:sz="6"/>
-            </w:tcBorders>
-            <w:tcMar>
-              <w:top w:w="73" w:type="dxa"/>
-              <w:left w:w="113" w:type="dxa"/>
-              <w:bottom w:w="73" w:type="dxa"/>
-              <w:right w:w="113" w:type="dxa"/>
-            </w:tcMar>
-            <w:vAlign w:val="top"/>
-          </w:tcPr>
-          <w:p>
-            <w:pPr>
-              <w:rPr>
-                <w:color w:val="1c2634"/>
-              </w:rPr>
-            </w:pPr>
-            <w:r>
-              <w:rPr>
-                <w:rFonts w:hint="eastAsia" w:ascii="SimSun" w:hAnsi="SimSun" w:eastAsia="SimSun" w:cs="SimSun"/>
-                <w:color w:val="1c2634"/>
-                <w:sz w:val="21"/>
-              </w:rPr>
-              <w:t>AI 初稿建议"问卷引用题库并跟随最新版"，与需求 3 冲突，改为快照 + 溯源</w:t>
+                <w:sz w:val="19"/>
+              </w:rPr>
+              <w:t>补进解构列表</w:t>
             </w:r>
           </w:p>
         </w:tc>
@@ -6866,9 +6910,51 @@
               <w:rPr>
                 <w:rFonts w:ascii="SimSun" w:hAnsi="SimSun" w:eastAsia="SimSun" w:cs="SimSun"/>
                 <w:color w:val="1c2634"/>
+                <w:sz w:val="19"/>
+              </w:rPr>
+              <w:t>2</w:t>
+            </w:r>
+          </w:p>
+        </w:tc>
+        <w:tc>
+          <w:tcPr>
+            <w:tcW w:w="2076" w:type="dxa"/>
+            <w:tcBorders>
+              <w:top w:val="single" w:color="c2cddd" w:sz="6"/>
+              <w:left w:val="single" w:color="c2cddd" w:sz="6"/>
+              <w:bottom w:val="single" w:color="c2cddd" w:sz="6"/>
+              <w:right w:val="single" w:color="c2cddd" w:sz="6"/>
+            </w:tcBorders>
+            <w:tcMar>
+              <w:top w:w="73" w:type="dxa"/>
+              <w:left w:w="113" w:type="dxa"/>
+              <w:bottom w:w="73" w:type="dxa"/>
+              <w:right w:w="113" w:type="dxa"/>
+            </w:tcMar>
+            <w:vAlign w:val="top"/>
+          </w:tcPr>
+          <w:p>
+            <w:pPr>
+              <w:rPr>
+                <w:color w:val="1c2634"/>
+              </w:rPr>
+            </w:pPr>
+            <w:r>
+              <w:rPr>
+                <w:rFonts w:hint="eastAsia" w:ascii="SimSun" w:hAnsi="SimSun" w:eastAsia="SimSun" w:cs="SimSun"/>
+                <w:color w:val="1c2634"/>
+                <w:sz w:val="19"/>
+              </w:rPr>
+              <w:t xml:space="preserve">路径参数非 ObjectId 时 Mongoose 抛 </w:t>
+            </w:r>
+            <w:r>
+              <w:rPr>
+                <w:rFonts w:ascii="Consolas" w:hAnsi="Consolas" w:eastAsia="Consolas" w:cs="Consolas"/>
+                <w:color w:val="1c2634"/>
                 <w:sz w:val="21"/>
-              </w:rPr>
-              <w:t>22</w:t>
+                <w:shd w:val="clear" w:fill="eef2f8"/>
+              </w:rPr>
+              <w:t>CastError</w:t>
             </w:r>
           </w:p>
         </w:tc>
@@ -6899,75 +6985,68 @@
               <w:rPr>
                 <w:rFonts w:hint="eastAsia" w:ascii="SimSun" w:hAnsi="SimSun" w:eastAsia="SimSun" w:cs="SimSun"/>
                 <w:color w:val="1c2634"/>
+                <w:sz w:val="19"/>
+              </w:rPr>
+              <w:t>直接 500"服务器内部错误"，用户看不懂也不知道找谁</w:t>
+            </w:r>
+          </w:p>
+        </w:tc>
+        <w:tc>
+          <w:tcPr>
+            <w:tcW w:w="2076" w:type="dxa"/>
+            <w:tcBorders>
+              <w:top w:val="single" w:color="c2cddd" w:sz="6"/>
+              <w:left w:val="single" w:color="c2cddd" w:sz="6"/>
+              <w:bottom w:val="single" w:color="c2cddd" w:sz="6"/>
+              <w:right w:val="single" w:color="c2cddd" w:sz="6"/>
+            </w:tcBorders>
+            <w:tcMar>
+              <w:top w:w="73" w:type="dxa"/>
+              <w:left w:w="113" w:type="dxa"/>
+              <w:bottom w:w="73" w:type="dxa"/>
+              <w:right w:w="113" w:type="dxa"/>
+            </w:tcMar>
+            <w:vAlign w:val="top"/>
+          </w:tcPr>
+          <w:p>
+            <w:pPr>
+              <w:rPr>
+                <w:color w:val="1c2634"/>
+              </w:rPr>
+            </w:pPr>
+            <w:r>
+              <w:rPr>
+                <w:rFonts w:hint="eastAsia" w:ascii="SimSun" w:hAnsi="SimSun" w:eastAsia="SimSun" w:cs="SimSun"/>
+                <w:color w:val="1c2634"/>
+                <w:sz w:val="19"/>
+              </w:rPr>
+              <w:t xml:space="preserve">全局错误处理把 </w:t>
+            </w:r>
+            <w:r>
+              <w:rPr>
+                <w:rFonts w:ascii="Consolas" w:hAnsi="Consolas" w:eastAsia="Consolas" w:cs="Consolas"/>
+                <w:color w:val="1c2634"/>
                 <w:sz w:val="21"/>
-              </w:rPr>
-              <w:t>题库模型与路由实现</w:t>
-            </w:r>
-          </w:p>
-        </w:tc>
-        <w:tc>
-          <w:tcPr>
-            <w:tcW w:w="2076" w:type="dxa"/>
-            <w:tcBorders>
-              <w:top w:val="single" w:color="c2cddd" w:sz="6"/>
-              <w:left w:val="single" w:color="c2cddd" w:sz="6"/>
-              <w:bottom w:val="single" w:color="c2cddd" w:sz="6"/>
-              <w:right w:val="single" w:color="c2cddd" w:sz="6"/>
-            </w:tcBorders>
-            <w:tcMar>
-              <w:top w:w="73" w:type="dxa"/>
-              <w:left w:w="113" w:type="dxa"/>
-              <w:bottom w:w="73" w:type="dxa"/>
-              <w:right w:w="113" w:type="dxa"/>
-            </w:tcMar>
-            <w:vAlign w:val="top"/>
-          </w:tcPr>
-          <w:p>
-            <w:pPr>
-              <w:rPr>
-                <w:color w:val="1c2634"/>
-              </w:rPr>
-            </w:pPr>
-            <w:r>
-              <w:rPr>
-                <w:rFonts w:hint="eastAsia" w:ascii="SimSun" w:hAnsi="SimSun" w:eastAsia="SimSun" w:cs="SimSun"/>
+                <w:shd w:val="clear" w:fill="eef2f8"/>
+              </w:rPr>
+              <w:t>CastError</w:t>
+            </w:r>
+            <w:r>
+              <w:rPr>
+                <w:rFonts w:hint="eastAsia" w:ascii="SimSun" w:hAnsi="SimSun" w:eastAsia="SimSun" w:cs="SimSun"/>
+                <w:color w:val="1c2634"/>
+                <w:sz w:val="19"/>
+              </w:rPr>
+              <w:t xml:space="preserve"> 转成 400 </w:t>
+            </w:r>
+            <w:r>
+              <w:rPr>
+                <w:rFonts w:ascii="Consolas" w:hAnsi="Consolas" w:eastAsia="Consolas" w:cs="Consolas"/>
                 <w:color w:val="1c2634"/>
                 <w:sz w:val="21"/>
-              </w:rPr>
-              <w:t>修改后采用</w:t>
-            </w:r>
-          </w:p>
-        </w:tc>
-        <w:tc>
-          <w:tcPr>
-            <w:tcW w:w="2076" w:type="dxa"/>
-            <w:tcBorders>
-              <w:top w:val="single" w:color="c2cddd" w:sz="6"/>
-              <w:left w:val="single" w:color="c2cddd" w:sz="6"/>
-              <w:bottom w:val="single" w:color="c2cddd" w:sz="6"/>
-              <w:right w:val="single" w:color="c2cddd" w:sz="6"/>
-            </w:tcBorders>
-            <w:tcMar>
-              <w:top w:w="73" w:type="dxa"/>
-              <w:left w:w="113" w:type="dxa"/>
-              <w:bottom w:w="73" w:type="dxa"/>
-              <w:right w:w="113" w:type="dxa"/>
-            </w:tcMar>
-            <w:vAlign w:val="top"/>
-          </w:tcPr>
-          <w:p>
-            <w:pPr>
-              <w:rPr>
-                <w:color w:val="1c2634"/>
-              </w:rPr>
-            </w:pPr>
-            <w:r>
-              <w:rPr>
-                <w:rFonts w:hint="eastAsia" w:ascii="SimSun" w:hAnsi="SimSun" w:eastAsia="SimSun" w:cs="SimSun"/>
-                <w:color w:val="1c2634"/>
-                <w:sz w:val="21"/>
-              </w:rPr>
-              <w:t>修掉 root_id required 400、全量更新清空选项两处错误</w:t>
+                <w:shd w:val="clear" w:fill="eef2f8"/>
+              </w:rPr>
+              <w:t>BAD_REQUEST</w:t>
             </w:r>
           </w:p>
         </w:tc>
@@ -7001,9 +7080,9 @@
               <w:rPr>
                 <w:rFonts w:ascii="SimSun" w:hAnsi="SimSun" w:eastAsia="SimSun" w:cs="SimSun"/>
                 <w:color w:val="1c2634"/>
-                <w:sz w:val="21"/>
-              </w:rPr>
-              <w:t>23</w:t>
+                <w:sz w:val="19"/>
+              </w:rPr>
+              <w:t>3</w:t>
             </w:r>
           </w:p>
         </w:tc>
@@ -7034,9 +7113,9 @@
               <w:rPr>
                 <w:rFonts w:hint="eastAsia" w:ascii="SimSun" w:hAnsi="SimSun" w:eastAsia="SimSun" w:cs="SimSun"/>
                 <w:color w:val="1c2634"/>
-                <w:sz w:val="21"/>
-              </w:rPr>
-              <w:t>前端题库页与选题弹窗</w:t>
+                <w:sz w:val="19"/>
+              </w:rPr>
+              <w:t>题库的使用情况 / 跨问卷统计对被共享者开放</w:t>
             </w:r>
           </w:p>
         </w:tc>
@@ -7067,9 +7146,9 @@
               <w:rPr>
                 <w:rFonts w:hint="eastAsia" w:ascii="SimSun" w:hAnsi="SimSun" w:eastAsia="SimSun" w:cs="SimSun"/>
                 <w:color w:val="1c2634"/>
-                <w:sz w:val="21"/>
-              </w:rPr>
-              <w:t>直接采用</w:t>
+                <w:sz w:val="19"/>
+              </w:rPr>
+              <w:t>共享一次题，就能看到对方问卷标题与跨问卷汇总的答卷内容</w:t>
             </w:r>
           </w:p>
         </w:tc>
@@ -7100,9 +7179,9 @@
               <w:rPr>
                 <w:rFonts w:hint="eastAsia" w:ascii="SimSun" w:hAnsi="SimSun" w:eastAsia="SimSun" w:cs="SimSun"/>
                 <w:color w:val="1c2634"/>
-                <w:sz w:val="21"/>
-              </w:rPr>
-              <w:t>复用像素风类名</w:t>
+                <w:sz w:val="19"/>
+              </w:rPr>
+              <w:t>收敛为仅出题人（403），前端对被共享题隐藏这两个按钮</w:t>
             </w:r>
           </w:p>
         </w:tc>
@@ -7136,9 +7215,51 @@
               <w:rPr>
                 <w:rFonts w:ascii="SimSun" w:hAnsi="SimSun" w:eastAsia="SimSun" w:cs="SimSun"/>
                 <w:color w:val="1c2634"/>
+                <w:sz w:val="19"/>
+              </w:rPr>
+              <w:t>4</w:t>
+            </w:r>
+          </w:p>
+        </w:tc>
+        <w:tc>
+          <w:tcPr>
+            <w:tcW w:w="2076" w:type="dxa"/>
+            <w:tcBorders>
+              <w:top w:val="single" w:color="c2cddd" w:sz="6"/>
+              <w:left w:val="single" w:color="c2cddd" w:sz="6"/>
+              <w:bottom w:val="single" w:color="c2cddd" w:sz="6"/>
+              <w:right w:val="single" w:color="c2cddd" w:sz="6"/>
+            </w:tcBorders>
+            <w:tcMar>
+              <w:top w:w="73" w:type="dxa"/>
+              <w:left w:w="113" w:type="dxa"/>
+              <w:bottom w:w="73" w:type="dxa"/>
+              <w:right w:w="113" w:type="dxa"/>
+            </w:tcMar>
+            <w:vAlign w:val="top"/>
+          </w:tcPr>
+          <w:p>
+            <w:pPr>
+              <w:rPr>
+                <w:color w:val="1c2634"/>
+              </w:rPr>
+            </w:pPr>
+            <w:r>
+              <w:rPr>
+                <w:rFonts w:hint="eastAsia" w:ascii="SimSun" w:hAnsi="SimSun" w:eastAsia="SimSun" w:cs="SimSun"/>
+                <w:color w:val="1c2634"/>
+                <w:sz w:val="19"/>
+              </w:rPr>
+              <w:t xml:space="preserve">修改题库题时顺手改了旧版本的 </w:t>
+            </w:r>
+            <w:r>
+              <w:rPr>
+                <w:rFonts w:ascii="Consolas" w:hAnsi="Consolas" w:eastAsia="Consolas" w:cs="Consolas"/>
+                <w:color w:val="1c2634"/>
                 <w:sz w:val="21"/>
-              </w:rPr>
-              <w:t>24</w:t>
+                <w:shd w:val="clear" w:fill="eef2f8"/>
+              </w:rPr>
+              <w:t>updated_at</w:t>
             </w:r>
           </w:p>
         </w:tc>
@@ -7169,9 +7290,9 @@
               <w:rPr>
                 <w:rFonts w:hint="eastAsia" w:ascii="SimSun" w:hAnsi="SimSun" w:eastAsia="SimSun" w:cs="SimSun"/>
                 <w:color w:val="1c2634"/>
-                <w:sz w:val="21"/>
-              </w:rPr>
-              <w:t>19 条测试</w:t>
+                <w:sz w:val="19"/>
+              </w:rPr>
+              <w:t>版本历史不再只读，"历史记录"的语义被破坏</w:t>
             </w:r>
           </w:p>
         </w:tc>
@@ -7202,42 +7323,9 @@
               <w:rPr>
                 <w:rFonts w:hint="eastAsia" w:ascii="SimSun" w:hAnsi="SimSun" w:eastAsia="SimSun" w:cs="SimSun"/>
                 <w:color w:val="1c2634"/>
-                <w:sz w:val="21"/>
-              </w:rPr>
-              <w:t>修改后采用</w:t>
-            </w:r>
-          </w:p>
-        </w:tc>
-        <w:tc>
-          <w:tcPr>
-            <w:tcW w:w="2076" w:type="dxa"/>
-            <w:tcBorders>
-              <w:top w:val="single" w:color="c2cddd" w:sz="6"/>
-              <w:left w:val="single" w:color="c2cddd" w:sz="6"/>
-              <w:bottom w:val="single" w:color="c2cddd" w:sz="6"/>
-              <w:right w:val="single" w:color="c2cddd" w:sz="6"/>
-            </w:tcBorders>
-            <w:tcMar>
-              <w:top w:w="73" w:type="dxa"/>
-              <w:left w:w="113" w:type="dxa"/>
-              <w:bottom w:w="73" w:type="dxa"/>
-              <w:right w:w="113" w:type="dxa"/>
-            </w:tcMar>
-            <w:vAlign w:val="top"/>
-          </w:tcPr>
-          <w:p>
-            <w:pPr>
-              <w:rPr>
-                <w:color w:val="1c2634"/>
-              </w:rPr>
-            </w:pPr>
-            <w:r>
-              <w:rPr>
-                <w:rFonts w:hint="eastAsia" w:ascii="SimSun" w:hAnsi="SimSun" w:eastAsia="SimSun" w:cs="SimSun"/>
-                <w:color w:val="1c2634"/>
-                <w:sz w:val="21"/>
-              </w:rPr>
-              <w:t>修掉二次连库挂住、漏 teardown 两处；补上 T80 关键回归</w:t>
+                <w:sz w:val="19"/>
+              </w:rPr>
+              <w:t>去掉对旧文档的写入，只追加新版本</w:t>
             </w:r>
           </w:p>
         </w:tc>
@@ -7271,9 +7359,68 @@
               <w:rPr>
                 <w:rFonts w:ascii="SimSun" w:hAnsi="SimSun" w:eastAsia="SimSun" w:cs="SimSun"/>
                 <w:color w:val="1c2634"/>
+                <w:sz w:val="19"/>
+              </w:rPr>
+              <w:t>5</w:t>
+            </w:r>
+          </w:p>
+        </w:tc>
+        <w:tc>
+          <w:tcPr>
+            <w:tcW w:w="2076" w:type="dxa"/>
+            <w:tcBorders>
+              <w:top w:val="single" w:color="c2cddd" w:sz="6"/>
+              <w:left w:val="single" w:color="c2cddd" w:sz="6"/>
+              <w:bottom w:val="single" w:color="c2cddd" w:sz="6"/>
+              <w:right w:val="single" w:color="c2cddd" w:sz="6"/>
+            </w:tcBorders>
+            <w:tcMar>
+              <w:top w:w="73" w:type="dxa"/>
+              <w:left w:w="113" w:type="dxa"/>
+              <w:bottom w:w="73" w:type="dxa"/>
+              <w:right w:w="113" w:type="dxa"/>
+            </w:tcMar>
+            <w:vAlign w:val="top"/>
+          </w:tcPr>
+          <w:p>
+            <w:pPr>
+              <w:rPr>
+                <w:color w:val="1c2634"/>
+              </w:rPr>
+            </w:pPr>
+            <w:r>
+              <w:rPr>
+                <w:rFonts w:hint="eastAsia" w:ascii="SimSun" w:hAnsi="SimSun" w:eastAsia="SimSun" w:cs="SimSun"/>
+                <w:color w:val="1c2634"/>
+                <w:sz w:val="19"/>
+              </w:rPr>
+              <w:t xml:space="preserve">登录页对 </w:t>
+            </w:r>
+            <w:r>
+              <w:rPr>
+                <w:rFonts w:ascii="Consolas" w:hAnsi="Consolas" w:eastAsia="Consolas" w:cs="Consolas"/>
+                <w:color w:val="1c2634"/>
                 <w:sz w:val="21"/>
-              </w:rPr>
-              <w:t>25</w:t>
+                <w:shd w:val="clear" w:fill="eef2f8"/>
+              </w:rPr>
+              <w:t>next</w:t>
+            </w:r>
+            <w:r>
+              <w:rPr>
+                <w:rFonts w:hint="eastAsia" w:ascii="SimSun" w:hAnsi="SimSun" w:eastAsia="SimSun" w:cs="SimSun"/>
+                <w:color w:val="1c2634"/>
+                <w:sz w:val="19"/>
+              </w:rPr>
+              <w:t xml:space="preserve"> 二次 </w:t>
+            </w:r>
+            <w:r>
+              <w:rPr>
+                <w:rFonts w:ascii="Consolas" w:hAnsi="Consolas" w:eastAsia="Consolas" w:cs="Consolas"/>
+                <w:color w:val="1c2634"/>
+                <w:sz w:val="21"/>
+                <w:shd w:val="clear" w:fill="eef2f8"/>
+              </w:rPr>
+              <w:t>decodeURIComponent</w:t>
             </w:r>
           </w:p>
         </w:tc>
@@ -7304,9 +7451,43 @@
               <w:rPr>
                 <w:rFonts w:hint="eastAsia" w:ascii="SimSun" w:hAnsi="SimSun" w:eastAsia="SimSun" w:cs="SimSun"/>
                 <w:color w:val="1c2634"/>
+                <w:sz w:val="19"/>
+              </w:rPr>
+              <w:t xml:space="preserve">路径含 </w:t>
+            </w:r>
+            <w:r>
+              <w:rPr>
+                <w:rFonts w:ascii="Consolas" w:hAnsi="Consolas" w:eastAsia="Consolas" w:cs="Consolas"/>
+                <w:color w:val="1c2634"/>
                 <w:sz w:val="21"/>
-              </w:rPr>
-              <w:t>跨问卷统计管道</w:t>
+                <w:shd w:val="clear" w:fill="eef2f8"/>
+              </w:rPr>
+              <w:t>%</w:t>
+            </w:r>
+            <w:r>
+              <w:rPr>
+                <w:rFonts w:hint="eastAsia" w:ascii="SimSun" w:hAnsi="SimSun" w:eastAsia="SimSun" w:cs="SimSun"/>
+                <w:color w:val="1c2634"/>
+                <w:sz w:val="19"/>
+              </w:rPr>
+              <w:t xml:space="preserve"> 时解码错乱；且 </w:t>
+            </w:r>
+            <w:r>
+              <w:rPr>
+                <w:rFonts w:ascii="Consolas" w:hAnsi="Consolas" w:eastAsia="Consolas" w:cs="Consolas"/>
+                <w:color w:val="1c2634"/>
+                <w:sz w:val="21"/>
+                <w:shd w:val="clear" w:fill="eef2f8"/>
+              </w:rPr>
+              <w:t>next=//evil.com</w:t>
+            </w:r>
+            <w:r>
+              <w:rPr>
+                <w:rFonts w:hint="eastAsia" w:ascii="SimSun" w:hAnsi="SimSun" w:eastAsia="SimSun" w:cs="SimSun"/>
+                <w:color w:val="1c2634"/>
+                <w:sz w:val="19"/>
+              </w:rPr>
+              <w:t xml:space="preserve"> 可跳站外</w:t>
             </w:r>
           </w:p>
         </w:tc>
@@ -7337,12 +7518,32 @@
               <w:rPr>
                 <w:rFonts w:hint="eastAsia" w:ascii="SimSun" w:hAnsi="SimSun" w:eastAsia="SimSun" w:cs="SimSun"/>
                 <w:color w:val="1c2634"/>
+                <w:sz w:val="19"/>
+              </w:rPr>
+              <w:t xml:space="preserve">去掉二次解码；只接受单个 </w:t>
+            </w:r>
+            <w:r>
+              <w:rPr>
+                <w:rFonts w:ascii="Consolas" w:hAnsi="Consolas" w:eastAsia="Consolas" w:cs="Consolas"/>
+                <w:color w:val="1c2634"/>
                 <w:sz w:val="21"/>
-              </w:rPr>
-              <w:t>修改后采用</w:t>
-            </w:r>
-          </w:p>
-        </w:tc>
+                <w:shd w:val="clear" w:fill="eef2f8"/>
+              </w:rPr>
+              <w:t>/</w:t>
+            </w:r>
+            <w:r>
+              <w:rPr>
+                <w:rFonts w:hint="eastAsia" w:ascii="SimSun" w:hAnsi="SimSun" w:eastAsia="SimSun" w:cs="SimSun"/>
+                <w:color w:val="1c2634"/>
+                <w:sz w:val="19"/>
+              </w:rPr>
+              <w:t xml:space="preserve"> 开头的站内路径</w:t>
+            </w:r>
+          </w:p>
+        </w:tc>
+      </w:tr>
+      <w:tr>
+        <w:trPr/>
         <w:tc>
           <w:tcPr>
             <w:tcW w:w="2076" w:type="dxa"/>
@@ -7368,11 +7569,845 @@
             </w:pPr>
             <w:r>
               <w:rPr>
-                <w:rFonts w:hint="eastAsia" w:ascii="SimSun" w:hAnsi="SimSun" w:eastAsia="SimSun" w:cs="SimSun"/>
+                <w:rFonts w:ascii="SimSun" w:hAnsi="SimSun" w:eastAsia="SimSun" w:cs="SimSun"/>
+                <w:color w:val="1c2634"/>
+                <w:sz w:val="19"/>
+              </w:rPr>
+              <w:t>6</w:t>
+            </w:r>
+          </w:p>
+        </w:tc>
+        <w:tc>
+          <w:tcPr>
+            <w:tcW w:w="2076" w:type="dxa"/>
+            <w:tcBorders>
+              <w:top w:val="single" w:color="c2cddd" w:sz="6"/>
+              <w:left w:val="single" w:color="c2cddd" w:sz="6"/>
+              <w:bottom w:val="single" w:color="c2cddd" w:sz="6"/>
+              <w:right w:val="single" w:color="c2cddd" w:sz="6"/>
+            </w:tcBorders>
+            <w:tcMar>
+              <w:top w:w="73" w:type="dxa"/>
+              <w:left w:w="113" w:type="dxa"/>
+              <w:bottom w:w="73" w:type="dxa"/>
+              <w:right w:w="113" w:type="dxa"/>
+            </w:tcMar>
+            <w:vAlign w:val="top"/>
+          </w:tcPr>
+          <w:p>
+            <w:pPr>
+              <w:rPr>
+                <w:color w:val="1c2634"/>
+              </w:rPr>
+            </w:pPr>
+            <w:r>
+              <w:rPr>
+                <w:rFonts w:hint="eastAsia" w:ascii="SimSun" w:hAnsi="SimSun" w:eastAsia="SimSun" w:cs="SimSun"/>
+                <w:color w:val="1c2634"/>
+                <w:sz w:val="19"/>
+              </w:rPr>
+              <w:t>问卷列表固定取 50 条，没有翻页</w:t>
+            </w:r>
+          </w:p>
+        </w:tc>
+        <w:tc>
+          <w:tcPr>
+            <w:tcW w:w="2076" w:type="dxa"/>
+            <w:tcBorders>
+              <w:top w:val="single" w:color="c2cddd" w:sz="6"/>
+              <w:left w:val="single" w:color="c2cddd" w:sz="6"/>
+              <w:bottom w:val="single" w:color="c2cddd" w:sz="6"/>
+              <w:right w:val="single" w:color="c2cddd" w:sz="6"/>
+            </w:tcBorders>
+            <w:tcMar>
+              <w:top w:w="73" w:type="dxa"/>
+              <w:left w:w="113" w:type="dxa"/>
+              <w:bottom w:w="73" w:type="dxa"/>
+              <w:right w:w="113" w:type="dxa"/>
+            </w:tcMar>
+            <w:vAlign w:val="top"/>
+          </w:tcPr>
+          <w:p>
+            <w:pPr>
+              <w:rPr>
+                <w:color w:val="1c2634"/>
+              </w:rPr>
+            </w:pPr>
+            <w:r>
+              <w:rPr>
+                <w:rFonts w:hint="eastAsia" w:ascii="SimSun" w:hAnsi="SimSun" w:eastAsia="SimSun" w:cs="SimSun"/>
+                <w:color w:val="1c2634"/>
+                <w:sz w:val="19"/>
+              </w:rPr>
+              <w:t>超过 50 份问卷后，更早的问卷彻底看不到</w:t>
+            </w:r>
+          </w:p>
+        </w:tc>
+        <w:tc>
+          <w:tcPr>
+            <w:tcW w:w="2076" w:type="dxa"/>
+            <w:tcBorders>
+              <w:top w:val="single" w:color="c2cddd" w:sz="6"/>
+              <w:left w:val="single" w:color="c2cddd" w:sz="6"/>
+              <w:bottom w:val="single" w:color="c2cddd" w:sz="6"/>
+              <w:right w:val="single" w:color="c2cddd" w:sz="6"/>
+            </w:tcBorders>
+            <w:tcMar>
+              <w:top w:w="73" w:type="dxa"/>
+              <w:left w:w="113" w:type="dxa"/>
+              <w:bottom w:w="73" w:type="dxa"/>
+              <w:right w:w="113" w:type="dxa"/>
+            </w:tcMar>
+            <w:vAlign w:val="top"/>
+          </w:tcPr>
+          <w:p>
+            <w:pPr>
+              <w:rPr>
+                <w:color w:val="1c2634"/>
+              </w:rPr>
+            </w:pPr>
+            <w:r>
+              <w:rPr>
+                <w:rFonts w:hint="eastAsia" w:ascii="SimSun" w:hAnsi="SimSun" w:eastAsia="SimSun" w:cs="SimSun"/>
+                <w:color w:val="1c2634"/>
+                <w:sz w:val="19"/>
+              </w:rPr>
+              <w:t>后端保留分页能力，前端补上一页 / 下一页与页码</w:t>
+            </w:r>
+          </w:p>
+        </w:tc>
+      </w:tr>
+      <w:tr>
+        <w:trPr/>
+        <w:tc>
+          <w:tcPr>
+            <w:tcW w:w="2076" w:type="dxa"/>
+            <w:tcBorders>
+              <w:top w:val="single" w:color="c2cddd" w:sz="6"/>
+              <w:left w:val="single" w:color="c2cddd" w:sz="6"/>
+              <w:bottom w:val="single" w:color="c2cddd" w:sz="6"/>
+              <w:right w:val="single" w:color="c2cddd" w:sz="6"/>
+            </w:tcBorders>
+            <w:tcMar>
+              <w:top w:w="73" w:type="dxa"/>
+              <w:left w:w="113" w:type="dxa"/>
+              <w:bottom w:w="73" w:type="dxa"/>
+              <w:right w:w="113" w:type="dxa"/>
+            </w:tcMar>
+            <w:vAlign w:val="top"/>
+          </w:tcPr>
+          <w:p>
+            <w:pPr>
+              <w:rPr>
+                <w:color w:val="1c2634"/>
+              </w:rPr>
+            </w:pPr>
+            <w:r>
+              <w:rPr>
+                <w:rFonts w:ascii="SimSun" w:hAnsi="SimSun" w:eastAsia="SimSun" w:cs="SimSun"/>
+                <w:color w:val="1c2634"/>
+                <w:sz w:val="19"/>
+              </w:rPr>
+              <w:t>7</w:t>
+            </w:r>
+          </w:p>
+        </w:tc>
+        <w:tc>
+          <w:tcPr>
+            <w:tcW w:w="2076" w:type="dxa"/>
+            <w:tcBorders>
+              <w:top w:val="single" w:color="c2cddd" w:sz="6"/>
+              <w:left w:val="single" w:color="c2cddd" w:sz="6"/>
+              <w:bottom w:val="single" w:color="c2cddd" w:sz="6"/>
+              <w:right w:val="single" w:color="c2cddd" w:sz="6"/>
+            </w:tcBorders>
+            <w:tcMar>
+              <w:top w:w="73" w:type="dxa"/>
+              <w:left w:w="113" w:type="dxa"/>
+              <w:bottom w:w="73" w:type="dxa"/>
+              <w:right w:w="113" w:type="dxa"/>
+            </w:tcMar>
+            <w:vAlign w:val="top"/>
+          </w:tcPr>
+          <w:p>
+            <w:pPr>
+              <w:rPr>
+                <w:color w:val="1c2634"/>
+              </w:rPr>
+            </w:pPr>
+            <w:r>
+              <w:rPr>
+                <w:rFonts w:hint="eastAsia" w:ascii="SimSun" w:hAnsi="SimSun" w:eastAsia="SimSun" w:cs="SimSun"/>
+                <w:color w:val="1c2634"/>
+                <w:sz w:val="19"/>
+              </w:rPr>
+              <w:t>题库"修改（新版本）"只能改题干</w:t>
+            </w:r>
+          </w:p>
+        </w:tc>
+        <w:tc>
+          <w:tcPr>
+            <w:tcW w:w="2076" w:type="dxa"/>
+            <w:tcBorders>
+              <w:top w:val="single" w:color="c2cddd" w:sz="6"/>
+              <w:left w:val="single" w:color="c2cddd" w:sz="6"/>
+              <w:bottom w:val="single" w:color="c2cddd" w:sz="6"/>
+              <w:right w:val="single" w:color="c2cddd" w:sz="6"/>
+            </w:tcBorders>
+            <w:tcMar>
+              <w:top w:w="73" w:type="dxa"/>
+              <w:left w:w="113" w:type="dxa"/>
+              <w:bottom w:w="73" w:type="dxa"/>
+              <w:right w:w="113" w:type="dxa"/>
+            </w:tcMar>
+            <w:vAlign w:val="top"/>
+          </w:tcPr>
+          <w:p>
+            <w:pPr>
+              <w:rPr>
+                <w:color w:val="1c2634"/>
+              </w:rPr>
+            </w:pPr>
+            <w:r>
+              <w:rPr>
+                <w:rFonts w:hint="eastAsia" w:ascii="SimSun" w:hAnsi="SimSun" w:eastAsia="SimSun" w:cs="SimSun"/>
+                <w:color w:val="1c2634"/>
+                <w:sz w:val="19"/>
+              </w:rPr>
+              <w:t>想改选项或题型只能重新建题，版本能力形同虚设</w:t>
+            </w:r>
+          </w:p>
+        </w:tc>
+        <w:tc>
+          <w:tcPr>
+            <w:tcW w:w="2076" w:type="dxa"/>
+            <w:tcBorders>
+              <w:top w:val="single" w:color="c2cddd" w:sz="6"/>
+              <w:left w:val="single" w:color="c2cddd" w:sz="6"/>
+              <w:bottom w:val="single" w:color="c2cddd" w:sz="6"/>
+              <w:right w:val="single" w:color="c2cddd" w:sz="6"/>
+            </w:tcBorders>
+            <w:tcMar>
+              <w:top w:w="73" w:type="dxa"/>
+              <w:left w:w="113" w:type="dxa"/>
+              <w:bottom w:w="73" w:type="dxa"/>
+              <w:right w:w="113" w:type="dxa"/>
+            </w:tcMar>
+            <w:vAlign w:val="top"/>
+          </w:tcPr>
+          <w:p>
+            <w:pPr>
+              <w:rPr>
+                <w:color w:val="1c2634"/>
+              </w:rPr>
+            </w:pPr>
+            <w:r>
+              <w:rPr>
+                <w:rFonts w:hint="eastAsia" w:ascii="SimSun" w:hAnsi="SimSun" w:eastAsia="SimSun" w:cs="SimSun"/>
+                <w:color w:val="1c2634"/>
+                <w:sz w:val="19"/>
+              </w:rPr>
+              <w:t>改为完整编辑弹窗（题型 / 题干 / 选项 / 必答），保存即生成新版本</w:t>
+            </w:r>
+          </w:p>
+        </w:tc>
+      </w:tr>
+      <w:tr>
+        <w:trPr/>
+        <w:tc>
+          <w:tcPr>
+            <w:tcW w:w="2076" w:type="dxa"/>
+            <w:tcBorders>
+              <w:top w:val="single" w:color="c2cddd" w:sz="6"/>
+              <w:left w:val="single" w:color="c2cddd" w:sz="6"/>
+              <w:bottom w:val="single" w:color="c2cddd" w:sz="6"/>
+              <w:right w:val="single" w:color="c2cddd" w:sz="6"/>
+            </w:tcBorders>
+            <w:tcMar>
+              <w:top w:w="73" w:type="dxa"/>
+              <w:left w:w="113" w:type="dxa"/>
+              <w:bottom w:w="73" w:type="dxa"/>
+              <w:right w:w="113" w:type="dxa"/>
+            </w:tcMar>
+            <w:vAlign w:val="top"/>
+          </w:tcPr>
+          <w:p>
+            <w:pPr>
+              <w:rPr>
+                <w:color w:val="1c2634"/>
+              </w:rPr>
+            </w:pPr>
+            <w:r>
+              <w:rPr>
+                <w:rFonts w:ascii="SimSun" w:hAnsi="SimSun" w:eastAsia="SimSun" w:cs="SimSun"/>
+                <w:color w:val="1c2634"/>
+                <w:sz w:val="19"/>
+              </w:rPr>
+              <w:t>8</w:t>
+            </w:r>
+          </w:p>
+        </w:tc>
+        <w:tc>
+          <w:tcPr>
+            <w:tcW w:w="2076" w:type="dxa"/>
+            <w:tcBorders>
+              <w:top w:val="single" w:color="c2cddd" w:sz="6"/>
+              <w:left w:val="single" w:color="c2cddd" w:sz="6"/>
+              <w:bottom w:val="single" w:color="c2cddd" w:sz="6"/>
+              <w:right w:val="single" w:color="c2cddd" w:sz="6"/>
+            </w:tcBorders>
+            <w:tcMar>
+              <w:top w:w="73" w:type="dxa"/>
+              <w:left w:w="113" w:type="dxa"/>
+              <w:bottom w:w="73" w:type="dxa"/>
+              <w:right w:w="113" w:type="dxa"/>
+            </w:tcMar>
+            <w:vAlign w:val="top"/>
+          </w:tcPr>
+          <w:p>
+            <w:pPr>
+              <w:rPr>
+                <w:color w:val="1c2634"/>
+              </w:rPr>
+            </w:pPr>
+            <w:r>
+              <w:rPr>
+                <w:rFonts w:hint="eastAsia" w:ascii="SimSun" w:hAnsi="SimSun" w:eastAsia="SimSun" w:cs="SimSun"/>
+                <w:color w:val="1c2634"/>
+                <w:sz w:val="19"/>
+              </w:rPr>
+              <w:t>已关闭的问卷仍显示可点的"保存设置"</w:t>
+            </w:r>
+          </w:p>
+        </w:tc>
+        <w:tc>
+          <w:tcPr>
+            <w:tcW w:w="2076" w:type="dxa"/>
+            <w:tcBorders>
+              <w:top w:val="single" w:color="c2cddd" w:sz="6"/>
+              <w:left w:val="single" w:color="c2cddd" w:sz="6"/>
+              <w:bottom w:val="single" w:color="c2cddd" w:sz="6"/>
+              <w:right w:val="single" w:color="c2cddd" w:sz="6"/>
+            </w:tcBorders>
+            <w:tcMar>
+              <w:top w:w="73" w:type="dxa"/>
+              <w:left w:w="113" w:type="dxa"/>
+              <w:bottom w:w="73" w:type="dxa"/>
+              <w:right w:w="113" w:type="dxa"/>
+            </w:tcMar>
+            <w:vAlign w:val="top"/>
+          </w:tcPr>
+          <w:p>
+            <w:pPr>
+              <w:rPr>
+                <w:color w:val="1c2634"/>
+              </w:rPr>
+            </w:pPr>
+            <w:r>
+              <w:rPr>
+                <w:rFonts w:hint="eastAsia" w:ascii="SimSun" w:hAnsi="SimSun" w:eastAsia="SimSun" w:cs="SimSun"/>
+                <w:color w:val="1c2634"/>
+                <w:sz w:val="19"/>
+              </w:rPr>
+              <w:t>点了必然 409，属于无效操作却没有任何提示</w:t>
+            </w:r>
+          </w:p>
+        </w:tc>
+        <w:tc>
+          <w:tcPr>
+            <w:tcW w:w="2076" w:type="dxa"/>
+            <w:tcBorders>
+              <w:top w:val="single" w:color="c2cddd" w:sz="6"/>
+              <w:left w:val="single" w:color="c2cddd" w:sz="6"/>
+              <w:bottom w:val="single" w:color="c2cddd" w:sz="6"/>
+              <w:right w:val="single" w:color="c2cddd" w:sz="6"/>
+            </w:tcBorders>
+            <w:tcMar>
+              <w:top w:w="73" w:type="dxa"/>
+              <w:left w:w="113" w:type="dxa"/>
+              <w:bottom w:w="73" w:type="dxa"/>
+              <w:right w:w="113" w:type="dxa"/>
+            </w:tcMar>
+            <w:vAlign w:val="top"/>
+          </w:tcPr>
+          <w:p>
+            <w:pPr>
+              <w:rPr>
+                <w:color w:val="1c2634"/>
+              </w:rPr>
+            </w:pPr>
+            <w:r>
+              <w:rPr>
+                <w:rFonts w:hint="eastAsia" w:ascii="SimSun" w:hAnsi="SimSun" w:eastAsia="SimSun" w:cs="SimSun"/>
+                <w:color w:val="1c2634"/>
+                <w:sz w:val="19"/>
+              </w:rPr>
+              <w:t>关闭后禁用截止时间与保存按钮</w:t>
+            </w:r>
+          </w:p>
+        </w:tc>
+      </w:tr>
+      <w:tr>
+        <w:trPr/>
+        <w:tc>
+          <w:tcPr>
+            <w:tcW w:w="2076" w:type="dxa"/>
+            <w:tcBorders>
+              <w:top w:val="single" w:color="c2cddd" w:sz="6"/>
+              <w:left w:val="single" w:color="c2cddd" w:sz="6"/>
+              <w:bottom w:val="single" w:color="c2cddd" w:sz="6"/>
+              <w:right w:val="single" w:color="c2cddd" w:sz="6"/>
+            </w:tcBorders>
+            <w:tcMar>
+              <w:top w:w="73" w:type="dxa"/>
+              <w:left w:w="113" w:type="dxa"/>
+              <w:bottom w:w="73" w:type="dxa"/>
+              <w:right w:w="113" w:type="dxa"/>
+            </w:tcMar>
+            <w:vAlign w:val="top"/>
+          </w:tcPr>
+          <w:p>
+            <w:pPr>
+              <w:rPr>
+                <w:color w:val="1c2634"/>
+              </w:rPr>
+            </w:pPr>
+            <w:r>
+              <w:rPr>
+                <w:rFonts w:ascii="SimSun" w:hAnsi="SimSun" w:eastAsia="SimSun" w:cs="SimSun"/>
+                <w:color w:val="1c2634"/>
+                <w:sz w:val="19"/>
+              </w:rPr>
+              <w:t>9</w:t>
+            </w:r>
+          </w:p>
+        </w:tc>
+        <w:tc>
+          <w:tcPr>
+            <w:tcW w:w="2076" w:type="dxa"/>
+            <w:tcBorders>
+              <w:top w:val="single" w:color="c2cddd" w:sz="6"/>
+              <w:left w:val="single" w:color="c2cddd" w:sz="6"/>
+              <w:bottom w:val="single" w:color="c2cddd" w:sz="6"/>
+              <w:right w:val="single" w:color="c2cddd" w:sz="6"/>
+            </w:tcBorders>
+            <w:tcMar>
+              <w:top w:w="73" w:type="dxa"/>
+              <w:left w:w="113" w:type="dxa"/>
+              <w:bottom w:w="73" w:type="dxa"/>
+              <w:right w:w="113" w:type="dxa"/>
+            </w:tcMar>
+            <w:vAlign w:val="top"/>
+          </w:tcPr>
+          <w:p>
+            <w:pPr>
+              <w:rPr>
+                <w:color w:val="1c2634"/>
+              </w:rPr>
+            </w:pPr>
+            <w:r>
+              <w:rPr>
+                <w:rFonts w:hint="eastAsia" w:ascii="SimSun" w:hAnsi="SimSun" w:eastAsia="SimSun" w:cs="SimSun"/>
+                <w:color w:val="1c2634"/>
+                <w:sz w:val="19"/>
+              </w:rPr>
+              <w:t>统计明细里显示受访者的数据库 ObjectId</w:t>
+            </w:r>
+          </w:p>
+        </w:tc>
+        <w:tc>
+          <w:tcPr>
+            <w:tcW w:w="2076" w:type="dxa"/>
+            <w:tcBorders>
+              <w:top w:val="single" w:color="c2cddd" w:sz="6"/>
+              <w:left w:val="single" w:color="c2cddd" w:sz="6"/>
+              <w:bottom w:val="single" w:color="c2cddd" w:sz="6"/>
+              <w:right w:val="single" w:color="c2cddd" w:sz="6"/>
+            </w:tcBorders>
+            <w:tcMar>
+              <w:top w:w="73" w:type="dxa"/>
+              <w:left w:w="113" w:type="dxa"/>
+              <w:bottom w:w="73" w:type="dxa"/>
+              <w:right w:w="113" w:type="dxa"/>
+            </w:tcMar>
+            <w:vAlign w:val="top"/>
+          </w:tcPr>
+          <w:p>
+            <w:pPr>
+              <w:rPr>
+                <w:color w:val="1c2634"/>
+              </w:rPr>
+            </w:pPr>
+            <w:r>
+              <w:rPr>
+                <w:rFonts w:hint="eastAsia" w:ascii="SimSun" w:hAnsi="SimSun" w:eastAsia="SimSun" w:cs="SimSun"/>
+                <w:color w:val="1c2634"/>
+                <w:sz w:val="19"/>
+              </w:rPr>
+              <w:t>对使用者没有意义，还暴露内部主键</w:t>
+            </w:r>
+          </w:p>
+        </w:tc>
+        <w:tc>
+          <w:tcPr>
+            <w:tcW w:w="2076" w:type="dxa"/>
+            <w:tcBorders>
+              <w:top w:val="single" w:color="c2cddd" w:sz="6"/>
+              <w:left w:val="single" w:color="c2cddd" w:sz="6"/>
+              <w:bottom w:val="single" w:color="c2cddd" w:sz="6"/>
+              <w:right w:val="single" w:color="c2cddd" w:sz="6"/>
+            </w:tcBorders>
+            <w:tcMar>
+              <w:top w:w="73" w:type="dxa"/>
+              <w:left w:w="113" w:type="dxa"/>
+              <w:bottom w:w="73" w:type="dxa"/>
+              <w:right w:w="113" w:type="dxa"/>
+            </w:tcMar>
+            <w:vAlign w:val="top"/>
+          </w:tcPr>
+          <w:p>
+            <w:pPr>
+              <w:rPr>
+                <w:color w:val="1c2634"/>
+              </w:rPr>
+            </w:pPr>
+            <w:r>
+              <w:rPr>
+                <w:rFonts w:hint="eastAsia" w:ascii="SimSun" w:hAnsi="SimSun" w:eastAsia="SimSun" w:cs="SimSun"/>
+                <w:color w:val="1c2634"/>
+                <w:sz w:val="19"/>
+              </w:rPr>
+              <w:t>改为"登录用户填写 / 匿名填写"</w:t>
+            </w:r>
+          </w:p>
+        </w:tc>
+      </w:tr>
+      <w:tr>
+        <w:trPr/>
+        <w:tc>
+          <w:tcPr>
+            <w:tcW w:w="2076" w:type="dxa"/>
+            <w:tcBorders>
+              <w:top w:val="single" w:color="c2cddd" w:sz="6"/>
+              <w:left w:val="single" w:color="c2cddd" w:sz="6"/>
+              <w:bottom w:val="single" w:color="c2cddd" w:sz="6"/>
+              <w:right w:val="single" w:color="c2cddd" w:sz="6"/>
+            </w:tcBorders>
+            <w:tcMar>
+              <w:top w:w="73" w:type="dxa"/>
+              <w:left w:w="113" w:type="dxa"/>
+              <w:bottom w:w="73" w:type="dxa"/>
+              <w:right w:w="113" w:type="dxa"/>
+            </w:tcMar>
+            <w:vAlign w:val="top"/>
+          </w:tcPr>
+          <w:p>
+            <w:pPr>
+              <w:rPr>
+                <w:color w:val="1c2634"/>
+              </w:rPr>
+            </w:pPr>
+            <w:r>
+              <w:rPr>
+                <w:rFonts w:ascii="SimSun" w:hAnsi="SimSun" w:eastAsia="SimSun" w:cs="SimSun"/>
+                <w:color w:val="1c2634"/>
+                <w:sz w:val="19"/>
+              </w:rPr>
+              <w:t>10</w:t>
+            </w:r>
+          </w:p>
+        </w:tc>
+        <w:tc>
+          <w:tcPr>
+            <w:tcW w:w="2076" w:type="dxa"/>
+            <w:tcBorders>
+              <w:top w:val="single" w:color="c2cddd" w:sz="6"/>
+              <w:left w:val="single" w:color="c2cddd" w:sz="6"/>
+              <w:bottom w:val="single" w:color="c2cddd" w:sz="6"/>
+              <w:right w:val="single" w:color="c2cddd" w:sz="6"/>
+            </w:tcBorders>
+            <w:tcMar>
+              <w:top w:w="73" w:type="dxa"/>
+              <w:left w:w="113" w:type="dxa"/>
+              <w:bottom w:w="73" w:type="dxa"/>
+              <w:right w:w="113" w:type="dxa"/>
+            </w:tcMar>
+            <w:vAlign w:val="top"/>
+          </w:tcPr>
+          <w:p>
+            <w:pPr>
+              <w:rPr>
+                <w:color w:val="1c2634"/>
+              </w:rPr>
+            </w:pPr>
+            <w:r>
+              <w:rPr>
+                <w:rFonts w:hint="eastAsia" w:ascii="SimSun" w:hAnsi="SimSun" w:eastAsia="SimSun" w:cs="SimSun"/>
+                <w:color w:val="1c2634"/>
+                <w:sz w:val="19"/>
+              </w:rPr>
+              <w:t xml:space="preserve">反向代理部署时 </w:t>
+            </w:r>
+            <w:r>
+              <w:rPr>
+                <w:rFonts w:ascii="Consolas" w:hAnsi="Consolas" w:eastAsia="Consolas" w:cs="Consolas"/>
                 <w:color w:val="1c2634"/>
                 <w:sz w:val="21"/>
-              </w:rPr>
-              <w:t>文本样本加 $slice 限量</w:t>
+                <w:shd w:val="clear" w:fill="eef2f8"/>
+              </w:rPr>
+              <w:t>share_url</w:t>
+            </w:r>
+            <w:r>
+              <w:rPr>
+                <w:rFonts w:hint="eastAsia" w:ascii="SimSun" w:hAnsi="SimSun" w:eastAsia="SimSun" w:cs="SimSun"/>
+                <w:color w:val="1c2634"/>
+                <w:sz w:val="19"/>
+              </w:rPr>
+              <w:t xml:space="preserve"> 固定 http</w:t>
+            </w:r>
+          </w:p>
+        </w:tc>
+        <w:tc>
+          <w:tcPr>
+            <w:tcW w:w="2076" w:type="dxa"/>
+            <w:tcBorders>
+              <w:top w:val="single" w:color="c2cddd" w:sz="6"/>
+              <w:left w:val="single" w:color="c2cddd" w:sz="6"/>
+              <w:bottom w:val="single" w:color="c2cddd" w:sz="6"/>
+              <w:right w:val="single" w:color="c2cddd" w:sz="6"/>
+            </w:tcBorders>
+            <w:tcMar>
+              <w:top w:w="73" w:type="dxa"/>
+              <w:left w:w="113" w:type="dxa"/>
+              <w:bottom w:w="73" w:type="dxa"/>
+              <w:right w:w="113" w:type="dxa"/>
+            </w:tcMar>
+            <w:vAlign w:val="top"/>
+          </w:tcPr>
+          <w:p>
+            <w:pPr>
+              <w:rPr>
+                <w:color w:val="1c2634"/>
+              </w:rPr>
+            </w:pPr>
+            <w:r>
+              <w:rPr>
+                <w:rFonts w:hint="eastAsia" w:ascii="SimSun" w:hAnsi="SimSun" w:eastAsia="SimSun" w:cs="SimSun"/>
+                <w:color w:val="1c2634"/>
+                <w:sz w:val="19"/>
+              </w:rPr>
+              <w:t>https 站点复制出的填写链接协议错误，扫码打不开</w:t>
+            </w:r>
+          </w:p>
+        </w:tc>
+        <w:tc>
+          <w:tcPr>
+            <w:tcW w:w="2076" w:type="dxa"/>
+            <w:tcBorders>
+              <w:top w:val="single" w:color="c2cddd" w:sz="6"/>
+              <w:left w:val="single" w:color="c2cddd" w:sz="6"/>
+              <w:bottom w:val="single" w:color="c2cddd" w:sz="6"/>
+              <w:right w:val="single" w:color="c2cddd" w:sz="6"/>
+            </w:tcBorders>
+            <w:tcMar>
+              <w:top w:w="73" w:type="dxa"/>
+              <w:left w:w="113" w:type="dxa"/>
+              <w:bottom w:w="73" w:type="dxa"/>
+              <w:right w:w="113" w:type="dxa"/>
+            </w:tcMar>
+            <w:vAlign w:val="top"/>
+          </w:tcPr>
+          <w:p>
+            <w:pPr>
+              <w:rPr>
+                <w:color w:val="1c2634"/>
+              </w:rPr>
+            </w:pPr>
+            <w:r>
+              <w:rPr>
+                <w:rFonts w:ascii="Consolas" w:hAnsi="Consolas" w:eastAsia="Consolas" w:cs="Consolas"/>
+                <w:color w:val="1c2634"/>
+                <w:sz w:val="21"/>
+                <w:shd w:val="clear" w:fill="eef2f8"/>
+              </w:rPr>
+              <w:t>trust proxy</w:t>
+            </w:r>
+            <w:r>
+              <w:rPr>
+                <w:rFonts w:ascii="SimSun" w:hAnsi="SimSun" w:eastAsia="SimSun" w:cs="SimSun"/>
+                <w:color w:val="1c2634"/>
+                <w:sz w:val="19"/>
+              </w:rPr>
+              <w:t xml:space="preserve"> + </w:t>
+            </w:r>
+            <w:r>
+              <w:rPr>
+                <w:rFonts w:ascii="Consolas" w:hAnsi="Consolas" w:eastAsia="Consolas" w:cs="Consolas"/>
+                <w:color w:val="1c2634"/>
+                <w:sz w:val="21"/>
+                <w:shd w:val="clear" w:fill="eef2f8"/>
+              </w:rPr>
+              <w:t>X-Forwarded-Proto</w:t>
+            </w:r>
+            <w:r>
+              <w:rPr>
+                <w:rFonts w:hint="eastAsia" w:ascii="SimSun" w:hAnsi="SimSun" w:eastAsia="SimSun" w:cs="SimSun"/>
+                <w:color w:val="1c2634"/>
+                <w:sz w:val="19"/>
+              </w:rPr>
+              <w:t>；另补三条基础安全响应头</w:t>
+            </w:r>
+          </w:p>
+        </w:tc>
+      </w:tr>
+      <w:tr>
+        <w:trPr/>
+        <w:tc>
+          <w:tcPr>
+            <w:tcW w:w="2076" w:type="dxa"/>
+            <w:tcBorders>
+              <w:top w:val="single" w:color="c2cddd" w:sz="6"/>
+              <w:left w:val="single" w:color="c2cddd" w:sz="6"/>
+              <w:bottom w:val="single" w:color="c2cddd" w:sz="6"/>
+              <w:right w:val="single" w:color="c2cddd" w:sz="6"/>
+            </w:tcBorders>
+            <w:tcMar>
+              <w:top w:w="73" w:type="dxa"/>
+              <w:left w:w="113" w:type="dxa"/>
+              <w:bottom w:w="73" w:type="dxa"/>
+              <w:right w:w="113" w:type="dxa"/>
+            </w:tcMar>
+            <w:vAlign w:val="top"/>
+          </w:tcPr>
+          <w:p>
+            <w:pPr>
+              <w:rPr>
+                <w:color w:val="1c2634"/>
+              </w:rPr>
+            </w:pPr>
+            <w:r>
+              <w:rPr>
+                <w:rFonts w:ascii="SimSun" w:hAnsi="SimSun" w:eastAsia="SimSun" w:cs="SimSun"/>
+                <w:color w:val="1c2634"/>
+                <w:sz w:val="19"/>
+              </w:rPr>
+              <w:t>11</w:t>
+            </w:r>
+          </w:p>
+        </w:tc>
+        <w:tc>
+          <w:tcPr>
+            <w:tcW w:w="2076" w:type="dxa"/>
+            <w:tcBorders>
+              <w:top w:val="single" w:color="c2cddd" w:sz="6"/>
+              <w:left w:val="single" w:color="c2cddd" w:sz="6"/>
+              <w:bottom w:val="single" w:color="c2cddd" w:sz="6"/>
+              <w:right w:val="single" w:color="c2cddd" w:sz="6"/>
+            </w:tcBorders>
+            <w:tcMar>
+              <w:top w:w="73" w:type="dxa"/>
+              <w:left w:w="113" w:type="dxa"/>
+              <w:bottom w:w="73" w:type="dxa"/>
+              <w:right w:w="113" w:type="dxa"/>
+            </w:tcMar>
+            <w:vAlign w:val="top"/>
+          </w:tcPr>
+          <w:p>
+            <w:pPr>
+              <w:rPr>
+                <w:color w:val="1c2634"/>
+              </w:rPr>
+            </w:pPr>
+            <w:r>
+              <w:rPr>
+                <w:rFonts w:hint="eastAsia" w:ascii="SimSun" w:hAnsi="SimSun" w:eastAsia="SimSun" w:cs="SimSun"/>
+                <w:color w:val="1c2634"/>
+                <w:sz w:val="19"/>
+              </w:rPr>
+              <w:t>已发布的问卷仍显示"添加题目""从题库选题"</w:t>
+            </w:r>
+          </w:p>
+        </w:tc>
+        <w:tc>
+          <w:tcPr>
+            <w:tcW w:w="2076" w:type="dxa"/>
+            <w:tcBorders>
+              <w:top w:val="single" w:color="c2cddd" w:sz="6"/>
+              <w:left w:val="single" w:color="c2cddd" w:sz="6"/>
+              <w:bottom w:val="single" w:color="c2cddd" w:sz="6"/>
+              <w:right w:val="single" w:color="c2cddd" w:sz="6"/>
+            </w:tcBorders>
+            <w:tcMar>
+              <w:top w:w="73" w:type="dxa"/>
+              <w:left w:w="113" w:type="dxa"/>
+              <w:bottom w:w="73" w:type="dxa"/>
+              <w:right w:w="113" w:type="dxa"/>
+            </w:tcMar>
+            <w:vAlign w:val="top"/>
+          </w:tcPr>
+          <w:p>
+            <w:pPr>
+              <w:rPr>
+                <w:color w:val="1c2634"/>
+              </w:rPr>
+            </w:pPr>
+            <w:r>
+              <w:rPr>
+                <w:rFonts w:hint="eastAsia" w:ascii="SimSun" w:hAnsi="SimSun" w:eastAsia="SimSun" w:cs="SimSun"/>
+                <w:color w:val="1c2634"/>
+                <w:sz w:val="19"/>
+              </w:rPr>
+              <w:t>用户认真填完题目表单，提交必然 409，白做一遍</w:t>
+            </w:r>
+          </w:p>
+        </w:tc>
+        <w:tc>
+          <w:tcPr>
+            <w:tcW w:w="2076" w:type="dxa"/>
+            <w:tcBorders>
+              <w:top w:val="single" w:color="c2cddd" w:sz="6"/>
+              <w:left w:val="single" w:color="c2cddd" w:sz="6"/>
+              <w:bottom w:val="single" w:color="c2cddd" w:sz="6"/>
+              <w:right w:val="single" w:color="c2cddd" w:sz="6"/>
+            </w:tcBorders>
+            <w:tcMar>
+              <w:top w:w="73" w:type="dxa"/>
+              <w:left w:w="113" w:type="dxa"/>
+              <w:bottom w:w="73" w:type="dxa"/>
+              <w:right w:w="113" w:type="dxa"/>
+            </w:tcMar>
+            <w:vAlign w:val="top"/>
+          </w:tcPr>
+          <w:p>
+            <w:pPr>
+              <w:rPr>
+                <w:color w:val="1c2634"/>
+              </w:rPr>
+            </w:pPr>
+            <w:r>
+              <w:rPr>
+                <w:rFonts w:hint="eastAsia" w:ascii="SimSun" w:hAnsi="SimSun" w:eastAsia="SimSun" w:cs="SimSun"/>
+                <w:color w:val="1c2634"/>
+                <w:sz w:val="19"/>
+              </w:rPr>
+              <w:t xml:space="preserve">发布后隐藏这两个入口；后端 </w:t>
+            </w:r>
+            <w:r>
+              <w:rPr>
+                <w:rFonts w:ascii="Consolas" w:hAnsi="Consolas" w:eastAsia="Consolas" w:cs="Consolas"/>
+                <w:color w:val="1c2634"/>
+                <w:sz w:val="21"/>
+                <w:shd w:val="clear" w:fill="eef2f8"/>
+              </w:rPr>
+              <w:t>assertDraft</w:t>
+            </w:r>
+            <w:r>
+              <w:rPr>
+                <w:rFonts w:hint="eastAsia" w:ascii="SimSun" w:hAnsi="SimSun" w:eastAsia="SimSun" w:cs="SimSun"/>
+                <w:color w:val="1c2634"/>
+                <w:sz w:val="19"/>
+              </w:rPr>
+              <w:t xml:space="preserve"> 仍是最终防线</w:t>
             </w:r>
           </w:p>
         </w:tc>
@@ -7393,69 +8428,39 @@
           <w:color w:val="1c2634"/>
           <w:sz w:val="24"/>
         </w:rPr>
-        <w:t xml:space="preserve">真实对话节选（完整版见 </w:t>
-      </w:r>
-      <w:r>
-        <w:rPr>
-          <w:rFonts w:ascii="Consolas" w:hAnsi="Consolas" w:eastAsia="Consolas" w:cs="Consolas"/>
-          <w:color w:val="1c2634"/>
-          <w:sz w:val="21"/>
-          <w:shd w:val="clear" w:fill="eef2f8"/>
-        </w:rPr>
-        <w:t>docs/ai-usage-log.md</w:t>
-      </w:r>
-      <w:r>
-        <w:rPr>
-          <w:rFonts w:hint="eastAsia" w:ascii="SimSun" w:hAnsi="SimSun" w:eastAsia="SimSun" w:cs="SimSun"/>
-          <w:color w:val="1c2634"/>
-          <w:sz w:val="24"/>
-        </w:rPr>
-        <w:t xml:space="preserve"> §5.3）：</w:t>
+        <w:t>这 11 条里真正会让第二个用户"用不下去"的是前三条：第 1 条是必现的功能断链，第 2 条把用户的手误变成了看起来像服务器崩溃，第 3 条则是权限边界的实际泄漏——它不是"体验不好"，而是"共享一道题却把一份问卷交出去了"。第 4 条更要紧的是语义：一个叫"历史版本"的东西如果会被后续操作改写，用户对它的信任就是错的。第 11 条则是同一种毛病的第二个例子：界面允许的动作和后端的规则不一致，用户会在点下"提交"之前一直以为这件事能做。</w:t>
       </w:r>
     </w:p>
     <w:p>
       <w:pPr>
-        <w:numPr>
-          <w:ilvl w:val="0"/>
-          <w:numId w:val="2"/>
-        </w:numPr>
-        <w:pBdr>
-          <w:left w:space="28"/>
-        </w:pBdr>
-        <w:spacing w:after="68" w:line="420"/>
-        <w:jc w:val="both"/>
-        <w:rPr>
-          <w:color w:val="1c2634"/>
+        <w:pStyle w:val="000005"/>
+        <w:keepNext w:val="1"/>
+        <w:keepLines w:val="1"/>
+        <w:spacing w:before="311" w:beforeAutospacing="1" w:after="311" w:afterAutospacing="1" w:line="420"/>
+        <w:ind w:left="311" w:right="311"/>
+        <w:outlineLvl w:val="2"/>
+        <w:rPr>
+          <w:color w:val="1c4c9c"/>
+          <w:sz w:val="32"/>
+          <w:szCs w:val="32"/>
         </w:rPr>
       </w:pPr>
-      <w:r>
-        <w:rPr>
-          <w:rFonts w:hint="eastAsia" w:ascii="SimSun" w:hAnsi="SimSun" w:eastAsia="SimSun" w:cs="SimSun"/>
+      <w:bookmarkStart w:id="18" w:name="section-7-3"/>
+      <w:r>
+        <w:rPr>
+          <w:rFonts w:hint="eastAsia" w:ascii="SimHei" w:hAnsi="SimHei" w:eastAsia="SimHei" w:cs="SimHei"/>
           <w:b w:val="1"/>
-          <w:color w:val="1c2634"/>
-          <w:sz w:val="24"/>
-        </w:rPr>
-        <w:t>我</w:t>
-      </w:r>
-      <w:r>
-        <w:rPr>
-          <w:rFonts w:hint="eastAsia" w:ascii="SimSun" w:hAnsi="SimSun" w:eastAsia="SimSun" w:cs="SimSun"/>
-          <w:color w:val="1c2634"/>
-          <w:sz w:val="24"/>
-        </w:rPr>
-        <w:t>：八条需求里最要紧的是"改题不能影响已做好的问卷"。题库题是不是让问卷直接引用，然后跟着最新版走？</w:t>
-      </w:r>
+          <w:color w:val="1c4c9c"/>
+          <w:sz w:val="26"/>
+        </w:rPr>
+        <w:t>7.3 双账号验收</w:t>
+      </w:r>
+      <w:bookmarkEnd w:id="18"/>
     </w:p>
     <w:p>
       <w:pPr>
-        <w:numPr>
-          <w:ilvl w:val="0"/>
-          <w:numId w:val="2"/>
-        </w:numPr>
-        <w:pBdr>
-          <w:left w:space="28"/>
-        </w:pBdr>
-        <w:spacing w:after="68" w:line="420"/>
+        <w:spacing w:line="420"/>
+        <w:ind w:firstLine="480"/>
         <w:jc w:val="both"/>
         <w:rPr>
           <w:color w:val="1c2634"/>
@@ -7463,49 +8468,17 @@
       </w:pPr>
       <w:r>
         <w:rPr>
-          <w:rFonts w:ascii="SimSun" w:hAnsi="SimSun" w:eastAsia="SimSun" w:cs="SimSun"/>
-          <w:b w:val="1"/>
-          <w:color w:val="1c2634"/>
-          <w:sz w:val="24"/>
-        </w:rPr>
-        <w:t>AI</w:t>
-      </w:r>
-      <w:r>
-        <w:rPr>
-          <w:rFonts w:hint="eastAsia" w:ascii="SimSun" w:hAnsi="SimSun" w:eastAsia="SimSun" w:cs="SimSun"/>
-          <w:color w:val="1c2634"/>
-          <w:sz w:val="24"/>
-        </w:rPr>
-        <w:t xml:space="preserve">：可以让问卷题存 </w:t>
-      </w:r>
-      <w:r>
-        <w:rPr>
-          <w:rFonts w:ascii="Consolas" w:hAnsi="Consolas" w:eastAsia="Consolas" w:cs="Consolas"/>
-          <w:color w:val="1c2634"/>
-          <w:sz w:val="21"/>
-          <w:shd w:val="clear" w:fill="eef2f8"/>
-        </w:rPr>
-        <w:t>bank_question_id</w:t>
-      </w:r>
-      <w:r>
-        <w:rPr>
-          <w:rFonts w:hint="eastAsia" w:ascii="SimSun" w:hAnsi="SimSun" w:eastAsia="SimSun" w:cs="SimSun"/>
-          <w:color w:val="1c2634"/>
-          <w:sz w:val="24"/>
-        </w:rPr>
-        <w:t xml:space="preserve"> 引用题库文档，读取时 join 最新版本。这样选题复用最直接。</w:t>
+          <w:rFonts w:hint="eastAsia" w:ascii="SimSun" w:hAnsi="SimSun" w:eastAsia="SimSun" w:cs="SimSun"/>
+          <w:color w:val="1c2634"/>
+          <w:sz w:val="24"/>
+        </w:rPr>
+        <w:t>自动化测试能覆盖接口行为，但覆盖不了"两个人真的互相操作时是什么感觉"。因此另起一个独立数据库与端口，用两个真实账号把完整链路跑了一遍：注册 → 建卷 → 加题 → 存进题库 → 共享给对方 → 对方从共享题库选题 → 出题人改题 → 确认对方问卷快照未变 → 双方分别发布 → 匿名与登录各填一份 → 各自看统计。</w:t>
       </w:r>
     </w:p>
     <w:p>
       <w:pPr>
-        <w:numPr>
-          <w:ilvl w:val="0"/>
-          <w:numId w:val="2"/>
-        </w:numPr>
-        <w:pBdr>
-          <w:left w:space="28"/>
-        </w:pBdr>
-        <w:spacing w:after="68" w:line="420"/>
+        <w:spacing w:line="420"/>
+        <w:ind w:firstLine="480"/>
         <w:jc w:val="both"/>
         <w:rPr>
           <w:color w:val="1c2634"/>
@@ -7514,81 +8487,59 @@
       <w:r>
         <w:rPr>
           <w:rFonts w:hint="eastAsia" w:ascii="SimSun" w:hAnsi="SimSun" w:eastAsia="SimSun" w:cs="SimSun"/>
-          <w:b w:val="1"/>
-          <w:color w:val="1c2634"/>
-          <w:sz w:val="24"/>
-        </w:rPr>
-        <w:t>我</w:t>
-      </w:r>
-      <w:r>
-        <w:rPr>
-          <w:rFonts w:hint="eastAsia" w:ascii="SimSun" w:hAnsi="SimSun" w:eastAsia="SimSun" w:cs="SimSun"/>
-          <w:color w:val="1c2634"/>
-          <w:sz w:val="24"/>
-        </w:rPr>
-        <w:t>：不行，这正好违反第三条——老师改了题，去年发布的问卷内容就变了，收集的数据全对不上。</w:t>
+          <w:color w:val="1c2634"/>
+          <w:sz w:val="24"/>
+        </w:rPr>
+        <w:t>47 项检查全部通过，其中涉及越权的 6 项均如预期返回 403（对方不能改我的题、不能看我的用量与统计、不能删我的问卷）。这一步也顺手验证了"零迁移"的说法：第一阶段的旧问卷在新代码下打开、填写、统计均正常，</w:t>
+      </w:r>
+      <w:r>
+        <w:rPr>
+          <w:rFonts w:ascii="Consolas" w:hAnsi="Consolas" w:eastAsia="Consolas" w:cs="Consolas"/>
+          <w:color w:val="1c2634"/>
+          <w:sz w:val="21"/>
+          <w:shd w:val="clear" w:fill="eef2f8"/>
+        </w:rPr>
+        <w:t>bank_version</w:t>
+      </w:r>
+      <w:r>
+        <w:rPr>
+          <w:rFonts w:hint="eastAsia" w:ascii="SimSun" w:hAnsi="SimSun" w:eastAsia="SimSun" w:cs="SimSun"/>
+          <w:color w:val="1c2634"/>
+          <w:sz w:val="24"/>
+        </w:rPr>
+        <w:t xml:space="preserve"> 为 null 的题目不会走进任何题库分支。</w:t>
       </w:r>
     </w:p>
     <w:p>
       <w:pPr>
-        <w:numPr>
-          <w:ilvl w:val="0"/>
-          <w:numId w:val="2"/>
-        </w:numPr>
-        <w:pBdr>
-          <w:left w:space="28"/>
-        </w:pBdr>
-        <w:spacing w:after="68" w:line="420"/>
-        <w:jc w:val="both"/>
-        <w:rPr>
-          <w:color w:val="1c2634"/>
+        <w:pStyle w:val="000005"/>
+        <w:keepNext w:val="1"/>
+        <w:keepLines w:val="1"/>
+        <w:spacing w:before="311" w:beforeAutospacing="1" w:after="311" w:afterAutospacing="1" w:line="420"/>
+        <w:ind w:left="311" w:right="311"/>
+        <w:outlineLvl w:val="2"/>
+        <w:rPr>
+          <w:color w:val="1c4c9c"/>
+          <w:sz w:val="32"/>
+          <w:szCs w:val="32"/>
         </w:rPr>
       </w:pPr>
-      <w:r>
-        <w:rPr>
-          <w:rFonts w:ascii="SimSun" w:hAnsi="SimSun" w:eastAsia="SimSun" w:cs="SimSun"/>
+      <w:bookmarkStart w:id="19" w:name="section-7-4"/>
+      <w:r>
+        <w:rPr>
+          <w:rFonts w:hint="eastAsia" w:ascii="SimHei" w:hAnsi="SimHei" w:eastAsia="SimHei" w:cs="SimHei"/>
           <w:b w:val="1"/>
-          <w:color w:val="1c2634"/>
-          <w:sz w:val="24"/>
-        </w:rPr>
-        <w:t>AI</w:t>
-      </w:r>
-      <w:r>
-        <w:rPr>
-          <w:rFonts w:hint="eastAsia" w:ascii="SimSun" w:hAnsi="SimSun" w:eastAsia="SimSun" w:cs="SimSun"/>
-          <w:color w:val="1c2634"/>
-          <w:sz w:val="24"/>
-        </w:rPr>
-        <w:t>：那就反过来：选题时把题目内容整体拷贝进问卷（快照），</w:t>
-      </w:r>
-      <w:r>
-        <w:rPr>
-          <w:rFonts w:ascii="Consolas" w:hAnsi="Consolas" w:eastAsia="Consolas" w:cs="Consolas"/>
-          <w:color w:val="1c2634"/>
-          <w:sz w:val="21"/>
-          <w:shd w:val="clear" w:fill="eef2f8"/>
-        </w:rPr>
-        <w:t>bank_question_id</w:t>
-      </w:r>
-      <w:r>
-        <w:rPr>
-          <w:rFonts w:hint="eastAsia" w:ascii="SimSun" w:hAnsi="SimSun" w:eastAsia="SimSun" w:cs="SimSun"/>
-          <w:color w:val="1c2634"/>
-          <w:sz w:val="24"/>
-        </w:rPr>
-        <w:t xml:space="preserve"> 只记来源用于反查和统计。题库题修改永远生成新版本不覆盖。这样第三条自动满足，第五条"不同问卷用不同版本"也自动成立。</w:t>
-      </w:r>
+          <w:color w:val="1c4c9c"/>
+          <w:sz w:val="26"/>
+        </w:rPr>
+        <w:t>7.4 权限边界收敛</w:t>
+      </w:r>
+      <w:bookmarkEnd w:id="19"/>
     </w:p>
     <w:p>
       <w:pPr>
-        <w:numPr>
-          <w:ilvl w:val="0"/>
-          <w:numId w:val="2"/>
-        </w:numPr>
-        <w:pBdr>
-          <w:left w:space="28"/>
-        </w:pBdr>
-        <w:spacing w:after="68" w:line="420"/>
+        <w:spacing w:line="420"/>
+        <w:ind w:firstLine="480"/>
         <w:jc w:val="both"/>
         <w:rPr>
           <w:color w:val="1c2634"/>
@@ -7597,120 +8548,112 @@
       <w:r>
         <w:rPr>
           <w:rFonts w:hint="eastAsia" w:ascii="SimSun" w:hAnsi="SimSun" w:eastAsia="SimSun" w:cs="SimSun"/>
+          <w:color w:val="1c2634"/>
+          <w:sz w:val="24"/>
+        </w:rPr>
+        <w:t>审计后明确了三条边界，写进文档也写进测试：</w:t>
+      </w:r>
+      <w:r>
+        <w:rPr>
+          <w:rFonts w:hint="eastAsia" w:ascii="SimSun" w:hAnsi="SimSun" w:eastAsia="SimSun" w:cs="SimSun"/>
           <w:b w:val="1"/>
           <w:color w:val="1c2634"/>
           <w:sz w:val="24"/>
         </w:rPr>
-        <w:t>我</w:t>
-      </w:r>
-      <w:r>
-        <w:rPr>
-          <w:rFonts w:hint="eastAsia" w:ascii="SimSun" w:hAnsi="SimSun" w:eastAsia="SimSun" w:cs="SimSun"/>
-          <w:color w:val="1c2634"/>
-          <w:sz w:val="24"/>
-        </w:rPr>
-        <w:t>：创建题库题一直 400，</w:t>
-      </w:r>
-      <w:r>
-        <w:rPr>
-          <w:rFonts w:ascii="Consolas" w:hAnsi="Consolas" w:eastAsia="Consolas" w:cs="Consolas"/>
-          <w:color w:val="1c2634"/>
-          <w:sz w:val="21"/>
-          <w:shd w:val="clear" w:fill="eef2f8"/>
-        </w:rPr>
-        <w:t>details: ["root_id"]</w:t>
-      </w:r>
-      <w:r>
-        <w:rPr>
-          <w:rFonts w:hint="eastAsia" w:ascii="SimSun" w:hAnsi="SimSun" w:eastAsia="SimSun" w:cs="SimSun"/>
-          <w:color w:val="1c2634"/>
-          <w:sz w:val="24"/>
-        </w:rPr>
-        <w:t>，可我明明在 save 前回填了。</w:t>
-      </w:r>
-    </w:p>
-    <w:p>
-      <w:pPr>
-        <w:numPr>
-          <w:ilvl w:val="0"/>
-          <w:numId w:val="2"/>
-        </w:numPr>
-        <w:pBdr>
-          <w:left w:space="28"/>
-        </w:pBdr>
-        <w:spacing w:after="68" w:line="420"/>
-        <w:jc w:val="both"/>
-        <w:rPr>
-          <w:color w:val="1c2634"/>
-        </w:rPr>
-      </w:pPr>
-      <w:r>
-        <w:rPr>
-          <w:rFonts w:ascii="SimSun" w:hAnsi="SimSun" w:eastAsia="SimSun" w:cs="SimSun"/>
+        <w:t>能看到题目</w:t>
+      </w:r>
+      <w:r>
+        <w:rPr>
+          <w:rFonts w:hint="eastAsia" w:ascii="SimSun" w:hAnsi="SimSun" w:eastAsia="SimSun" w:cs="SimSun"/>
+          <w:color w:val="1c2634"/>
+          <w:sz w:val="24"/>
+        </w:rPr>
+        <w:t>不等于</w:t>
+      </w:r>
+      <w:r>
+        <w:rPr>
+          <w:rFonts w:hint="eastAsia" w:ascii="SimSun" w:hAnsi="SimSun" w:eastAsia="SimSun" w:cs="SimSun"/>
           <w:b w:val="1"/>
           <w:color w:val="1c2634"/>
           <w:sz w:val="24"/>
         </w:rPr>
-        <w:t>AI</w:t>
-      </w:r>
-      <w:r>
-        <w:rPr>
-          <w:rFonts w:hint="eastAsia" w:ascii="SimSun" w:hAnsi="SimSun" w:eastAsia="SimSun" w:cs="SimSun"/>
-          <w:color w:val="1c2634"/>
-          <w:sz w:val="24"/>
-        </w:rPr>
-        <w:t>：</w:t>
-      </w:r>
-      <w:r>
-        <w:rPr>
-          <w:rFonts w:ascii="Consolas" w:hAnsi="Consolas" w:eastAsia="Consolas" w:cs="Consolas"/>
-          <w:color w:val="1c2634"/>
-          <w:sz w:val="21"/>
-          <w:shd w:val="clear" w:fill="eef2f8"/>
-        </w:rPr>
-        <w:t>Model.create()</w:t>
-      </w:r>
-      <w:r>
-        <w:rPr>
-          <w:rFonts w:hint="eastAsia" w:ascii="SimSun" w:hAnsi="SimSun" w:eastAsia="SimSun" w:cs="SimSun"/>
-          <w:color w:val="1c2634"/>
-          <w:sz w:val="24"/>
-        </w:rPr>
-        <w:t xml:space="preserve"> 在插入那一刻就跑 schema 校验，此时 </w:t>
-      </w:r>
-      <w:r>
-        <w:rPr>
-          <w:rFonts w:ascii="Consolas" w:hAnsi="Consolas" w:eastAsia="Consolas" w:cs="Consolas"/>
-          <w:color w:val="1c2634"/>
-          <w:sz w:val="21"/>
-          <w:shd w:val="clear" w:fill="eef2f8"/>
-        </w:rPr>
-        <w:t>root_id</w:t>
-      </w:r>
-      <w:r>
-        <w:rPr>
-          <w:rFonts w:hint="eastAsia" w:ascii="SimSun" w:hAnsi="SimSun" w:eastAsia="SimSun" w:cs="SimSun"/>
-          <w:color w:val="1c2634"/>
-          <w:sz w:val="24"/>
-        </w:rPr>
-        <w:t xml:space="preserve"> 还是 null（required 校验失败），根本轮不到你后面的回填。把 </w:t>
-      </w:r>
-      <w:r>
-        <w:rPr>
-          <w:rFonts w:ascii="Consolas" w:hAnsi="Consolas" w:eastAsia="Consolas" w:cs="Consolas"/>
-          <w:color w:val="1c2634"/>
-          <w:sz w:val="21"/>
-          <w:shd w:val="clear" w:fill="eef2f8"/>
-        </w:rPr>
-        <w:t>required: true</w:t>
-      </w:r>
-      <w:r>
-        <w:rPr>
-          <w:rFonts w:hint="eastAsia" w:ascii="SimSun" w:hAnsi="SimSun" w:eastAsia="SimSun" w:cs="SimSun"/>
-          <w:color w:val="1c2634"/>
-          <w:sz w:val="24"/>
-        </w:rPr>
-        <w:t xml:space="preserve"> 去掉，回填改由写路径约定保证。</w:t>
+        <w:t>能看到使用情况</w:t>
+      </w:r>
+      <w:r>
+        <w:rPr>
+          <w:rFonts w:hint="eastAsia" w:ascii="SimSun" w:hAnsi="SimSun" w:eastAsia="SimSun" w:cs="SimSun"/>
+          <w:color w:val="1c2634"/>
+          <w:sz w:val="24"/>
+        </w:rPr>
+        <w:t>——被共享者拿到的是"一道题"，出题人手里的是"这道题连着哪些问卷、答卷里答了什么"；</w:t>
+      </w:r>
+      <w:r>
+        <w:rPr>
+          <w:rFonts w:hint="eastAsia" w:ascii="SimSun" w:hAnsi="SimSun" w:eastAsia="SimSun" w:cs="SimSun"/>
+          <w:b w:val="1"/>
+          <w:color w:val="1c2634"/>
+          <w:sz w:val="24"/>
+        </w:rPr>
+        <w:t>能 fork</w:t>
+      </w:r>
+      <w:r>
+        <w:rPr>
+          <w:rFonts w:hint="eastAsia" w:ascii="SimSun" w:hAnsi="SimSun" w:eastAsia="SimSun" w:cs="SimSun"/>
+          <w:color w:val="1c2634"/>
+          <w:sz w:val="24"/>
+        </w:rPr>
+        <w:t xml:space="preserve"> 不等于</w:t>
+      </w:r>
+      <w:r>
+        <w:rPr>
+          <w:rFonts w:hint="eastAsia" w:ascii="SimSun" w:hAnsi="SimSun" w:eastAsia="SimSun" w:cs="SimSun"/>
+          <w:b w:val="1"/>
+          <w:color w:val="1c2634"/>
+          <w:sz w:val="24"/>
+        </w:rPr>
+        <w:t>能改原题</w:t>
+      </w:r>
+      <w:r>
+        <w:rPr>
+          <w:rFonts w:hint="eastAsia" w:ascii="SimSun" w:hAnsi="SimSun" w:eastAsia="SimSun" w:cs="SimSun"/>
+          <w:color w:val="1c2634"/>
+          <w:sz w:val="24"/>
+        </w:rPr>
+        <w:t>；</w:t>
+      </w:r>
+      <w:r>
+        <w:rPr>
+          <w:rFonts w:hint="eastAsia" w:ascii="SimSun" w:hAnsi="SimSun" w:eastAsia="SimSun" w:cs="SimSun"/>
+          <w:b w:val="1"/>
+          <w:color w:val="1c2634"/>
+          <w:sz w:val="24"/>
+        </w:rPr>
+        <w:t>能填问卷</w:t>
+      </w:r>
+      <w:r>
+        <w:rPr>
+          <w:rFonts w:hint="eastAsia" w:ascii="SimSun" w:hAnsi="SimSun" w:eastAsia="SimSun" w:cs="SimSun"/>
+          <w:color w:val="1c2634"/>
+          <w:sz w:val="24"/>
+        </w:rPr>
+        <w:t xml:space="preserve"> 不等于</w:t>
+      </w:r>
+      <w:r>
+        <w:rPr>
+          <w:rFonts w:hint="eastAsia" w:ascii="SimSun" w:hAnsi="SimSun" w:eastAsia="SimSun" w:cs="SimSun"/>
+          <w:b w:val="1"/>
+          <w:color w:val="1c2634"/>
+          <w:sz w:val="24"/>
+        </w:rPr>
+        <w:t>能看统计</w:t>
+      </w:r>
+      <w:r>
+        <w:rPr>
+          <w:rFonts w:hint="eastAsia" w:ascii="SimSun" w:hAnsi="SimSun" w:eastAsia="SimSun" w:cs="SimSun"/>
+          <w:color w:val="1c2634"/>
+          <w:sz w:val="24"/>
+        </w:rPr>
+        <w:t>，统计只对问卷 owner 开放。这些判断都写在服务端，前端隐藏按钮只是为了不让人点出一个 403。</w:t>
       </w:r>
     </w:p>
     <w:p>
@@ -7731,7 +8674,7 @@
           <w:szCs w:val="44"/>
         </w:rPr>
       </w:pPr>
-      <w:bookmarkStart w:id="16" w:name="section-9"/>
+      <w:bookmarkStart w:id="20" w:name="section-8"/>
       <w:r>
         <w:rPr>
           <w:rFonts w:hint="eastAsia" w:ascii="SimHei" w:hAnsi="SimHei" w:eastAsia="SimHei" w:cs="SimHei"/>
@@ -7739,7 +8682,7 @@
           <w:color w:val="3b6ef5"/>
           <w:sz w:val="34"/>
         </w:rPr>
-        <w:t>九、</w:t>
+        <w:t>八、</w:t>
       </w:r>
       <w:r>
         <w:rPr>
@@ -7748,9 +8691,9 @@
           <w:color w:val="10233b"/>
           <w:sz w:val="34"/>
         </w:rPr>
-        <w:t>总结</w:t>
-      </w:r>
-      <w:bookmarkEnd w:id="16"/>
+        <w:t>测试</w:t>
+      </w:r>
+      <w:bookmarkEnd w:id="20"/>
     </w:p>
     <w:p>
       <w:pPr>
@@ -7767,8 +8710,741 @@
           <w:color w:val="1c2634"/>
           <w:sz w:val="24"/>
         </w:rPr>
-        <w:t>这次需求变更是一次真正的"演进"练习：第一阶段所有改动都建立在既有代码之上——题目独立集合让题库有了挂载点，发布冻结规则让需求 3 天然满足，统一错误结构与测试基建让 19 条新用例第一天就能跑进既有套件。八项需求最终收敛为两个数据结构决策（快照溯源、版本即文档）和一个权限模型（树级共享），没有推翻任何一张已有的表，旧数据零迁移。</w:t>
-      </w:r>
+        <w:t xml:space="preserve">新增 </w:t>
+      </w:r>
+      <w:r>
+        <w:rPr>
+          <w:rFonts w:ascii="Consolas" w:hAnsi="Consolas" w:eastAsia="Consolas" w:cs="Consolas"/>
+          <w:color w:val="1c2634"/>
+          <w:sz w:val="21"/>
+          <w:shd w:val="clear" w:fill="eef2f8"/>
+        </w:rPr>
+        <w:t>tests/api.bank.test.js</w:t>
+      </w:r>
+      <w:r>
+        <w:rPr>
+          <w:rFonts w:hint="eastAsia" w:ascii="SimSun" w:hAnsi="SimSun" w:eastAsia="SimSun" w:cs="SimSun"/>
+          <w:color w:val="1c2634"/>
+          <w:sz w:val="24"/>
+        </w:rPr>
+        <w:t>，T70～T88 共 19 条用例，每条对应一项需求或一条边界；可用性优化后又补了 T89～T92 四条回归。</w:t>
+      </w:r>
+    </w:p>
+    <w:p>
+      <w:pPr>
+        <w:spacing w:before="170" w:after="170" w:line="420"/>
+        <w:ind w:left="170" w:right="170"/>
+        <w:jc w:val="left"/>
+        <w:rPr>
+          <w:color w:val="55647c"/>
+        </w:rPr>
+      </w:pPr>
+      <w:r>
+        <w:rPr>
+          <w:rFonts w:hint="eastAsia" w:ascii="SimHei" w:hAnsi="SimHei" w:eastAsia="SimHei" w:cs="SimHei"/>
+          <w:color w:val="55647c"/>
+          <w:sz w:val="20"/>
+        </w:rPr>
+        <w:t>表 8-1　第二阶段新增用例与覆盖内容</w:t>
+      </w:r>
+    </w:p>
+    <w:tbl>
+      <w:tblPr>
+        <w:tblW w:w="8306" w:type="dxa"/>
+        <w:shd w:color="1c2634"/>
+        <w:tblLayout w:type="autofit"/>
+        <w:tblCellMar>
+          <w:top w:w="15" w:type="dxa"/>
+          <w:left w:w="15" w:type="dxa"/>
+          <w:bottom w:w="15" w:type="dxa"/>
+          <w:right w:w="15" w:type="dxa"/>
+        </w:tblCellMar>
+      </w:tblPr>
+      <w:tblGrid>
+        <w:gridCol w:w="4153"/>
+        <w:gridCol w:w="4153"/>
+      </w:tblGrid>
+      <w:tr>
+        <w:trPr>
+          <w:tblHeader w:val="1"/>
+        </w:trPr>
+        <w:tc>
+          <w:tcPr>
+            <w:tcW w:w="4153" w:type="dxa"/>
+            <w:tcBorders>
+              <w:top w:val="single" w:color="16345e" w:sz="6"/>
+              <w:left w:val="single" w:color="16345e" w:sz="6"/>
+              <w:bottom w:val="single" w:color="16345e" w:sz="6"/>
+              <w:right w:val="single" w:color="16345e" w:sz="6"/>
+            </w:tcBorders>
+            <w:shd w:val="clear" w:fill="16345e"/>
+            <w:tcMar>
+              <w:top w:w="85" w:type="dxa"/>
+              <w:left w:w="113" w:type="dxa"/>
+              <w:bottom w:w="85" w:type="dxa"/>
+              <w:right w:w="113" w:type="dxa"/>
+            </w:tcMar>
+            <w:vAlign w:val="center"/>
+          </w:tcPr>
+          <w:p>
+            <w:pPr>
+              <w:jc w:val="left"/>
+              <w:rPr>
+                <w:b w:val="1"/>
+                <w:bCs w:val="1"/>
+                <w:color w:val="ffffff"/>
+              </w:rPr>
+            </w:pPr>
+            <w:r>
+              <w:rPr>
+                <w:rFonts w:hint="eastAsia" w:ascii="SimHei" w:hAnsi="SimHei" w:eastAsia="SimHei" w:cs="SimHei"/>
+                <w:b w:val="1"/>
+                <w:color w:val="ffffff"/>
+                <w:sz w:val="19"/>
+              </w:rPr>
+              <w:t>用例组</w:t>
+            </w:r>
+          </w:p>
+        </w:tc>
+        <w:tc>
+          <w:tcPr>
+            <w:tcW w:w="4153" w:type="dxa"/>
+            <w:tcBorders>
+              <w:top w:val="single" w:color="16345e" w:sz="6"/>
+              <w:left w:val="single" w:color="16345e" w:sz="6"/>
+              <w:bottom w:val="single" w:color="16345e" w:sz="6"/>
+              <w:right w:val="single" w:color="16345e" w:sz="6"/>
+            </w:tcBorders>
+            <w:shd w:val="clear" w:fill="16345e"/>
+            <w:tcMar>
+              <w:top w:w="85" w:type="dxa"/>
+              <w:left w:w="113" w:type="dxa"/>
+              <w:bottom w:w="85" w:type="dxa"/>
+              <w:right w:w="113" w:type="dxa"/>
+            </w:tcMar>
+            <w:vAlign w:val="center"/>
+          </w:tcPr>
+          <w:p>
+            <w:pPr>
+              <w:jc w:val="left"/>
+              <w:rPr>
+                <w:b w:val="1"/>
+                <w:bCs w:val="1"/>
+                <w:color w:val="ffffff"/>
+              </w:rPr>
+            </w:pPr>
+            <w:r>
+              <w:rPr>
+                <w:rFonts w:hint="eastAsia" w:ascii="SimHei" w:hAnsi="SimHei" w:eastAsia="SimHei" w:cs="SimHei"/>
+                <w:b w:val="1"/>
+                <w:color w:val="ffffff"/>
+                <w:sz w:val="19"/>
+              </w:rPr>
+              <w:t>覆盖内容</w:t>
+            </w:r>
+          </w:p>
+        </w:tc>
+      </w:tr>
+      <w:tr>
+        <w:trPr/>
+        <w:tc>
+          <w:tcPr>
+            <w:tcW w:w="4153" w:type="dxa"/>
+            <w:tcBorders>
+              <w:top w:val="single" w:color="c2cddd" w:sz="6"/>
+              <w:left w:val="single" w:color="c2cddd" w:sz="6"/>
+              <w:bottom w:val="single" w:color="c2cddd" w:sz="6"/>
+              <w:right w:val="single" w:color="c2cddd" w:sz="6"/>
+            </w:tcBorders>
+            <w:tcMar>
+              <w:top w:w="73" w:type="dxa"/>
+              <w:left w:w="113" w:type="dxa"/>
+              <w:bottom w:w="73" w:type="dxa"/>
+              <w:right w:w="113" w:type="dxa"/>
+            </w:tcMar>
+            <w:vAlign w:val="top"/>
+          </w:tcPr>
+          <w:p>
+            <w:pPr>
+              <w:rPr>
+                <w:color w:val="1c2634"/>
+              </w:rPr>
+            </w:pPr>
+            <w:r>
+              <w:rPr>
+                <w:rFonts w:ascii="SimSun" w:hAnsi="SimSun" w:eastAsia="SimSun" w:cs="SimSun"/>
+                <w:color w:val="1c2634"/>
+                <w:sz w:val="19"/>
+              </w:rPr>
+              <w:t>T70–T72</w:t>
+            </w:r>
+          </w:p>
+        </w:tc>
+        <w:tc>
+          <w:tcPr>
+            <w:tcW w:w="4153" w:type="dxa"/>
+            <w:tcBorders>
+              <w:top w:val="single" w:color="c2cddd" w:sz="6"/>
+              <w:left w:val="single" w:color="c2cddd" w:sz="6"/>
+              <w:bottom w:val="single" w:color="c2cddd" w:sz="6"/>
+              <w:right w:val="single" w:color="c2cddd" w:sz="6"/>
+            </w:tcBorders>
+            <w:tcMar>
+              <w:top w:w="73" w:type="dxa"/>
+              <w:left w:w="113" w:type="dxa"/>
+              <w:bottom w:w="73" w:type="dxa"/>
+              <w:right w:w="113" w:type="dxa"/>
+            </w:tcMar>
+            <w:vAlign w:val="top"/>
+          </w:tcPr>
+          <w:p>
+            <w:pPr>
+              <w:rPr>
+                <w:color w:val="1c2634"/>
+              </w:rPr>
+            </w:pPr>
+            <w:r>
+              <w:rPr>
+                <w:rFonts w:hint="eastAsia" w:ascii="SimSun" w:hAnsi="SimSun" w:eastAsia="SimSun" w:cs="SimSun"/>
+                <w:color w:val="1c2634"/>
+                <w:sz w:val="19"/>
+              </w:rPr>
+              <w:t>创建题库题（version=1、root_id=自身）、我的列表、他人隔离与未登录 401</w:t>
+            </w:r>
+          </w:p>
+        </w:tc>
+      </w:tr>
+      <w:tr>
+        <w:trPr/>
+        <w:tc>
+          <w:tcPr>
+            <w:tcW w:w="4153" w:type="dxa"/>
+            <w:tcBorders>
+              <w:top w:val="single" w:color="c2cddd" w:sz="6"/>
+              <w:left w:val="single" w:color="c2cddd" w:sz="6"/>
+              <w:bottom w:val="single" w:color="c2cddd" w:sz="6"/>
+              <w:right w:val="single" w:color="c2cddd" w:sz="6"/>
+            </w:tcBorders>
+            <w:tcMar>
+              <w:top w:w="73" w:type="dxa"/>
+              <w:left w:w="113" w:type="dxa"/>
+              <w:bottom w:w="73" w:type="dxa"/>
+              <w:right w:w="113" w:type="dxa"/>
+            </w:tcMar>
+            <w:vAlign w:val="top"/>
+          </w:tcPr>
+          <w:p>
+            <w:pPr>
+              <w:rPr>
+                <w:color w:val="1c2634"/>
+              </w:rPr>
+            </w:pPr>
+            <w:r>
+              <w:rPr>
+                <w:rFonts w:ascii="SimSun" w:hAnsi="SimSun" w:eastAsia="SimSun" w:cs="SimSun"/>
+                <w:color w:val="1c2634"/>
+                <w:sz w:val="19"/>
+              </w:rPr>
+              <w:t>T73–T75</w:t>
+            </w:r>
+          </w:p>
+        </w:tc>
+        <w:tc>
+          <w:tcPr>
+            <w:tcW w:w="4153" w:type="dxa"/>
+            <w:tcBorders>
+              <w:top w:val="single" w:color="c2cddd" w:sz="6"/>
+              <w:left w:val="single" w:color="c2cddd" w:sz="6"/>
+              <w:bottom w:val="single" w:color="c2cddd" w:sz="6"/>
+              <w:right w:val="single" w:color="c2cddd" w:sz="6"/>
+            </w:tcBorders>
+            <w:tcMar>
+              <w:top w:w="73" w:type="dxa"/>
+              <w:left w:w="113" w:type="dxa"/>
+              <w:bottom w:w="73" w:type="dxa"/>
+              <w:right w:w="113" w:type="dxa"/>
+            </w:tcMar>
+            <w:vAlign w:val="top"/>
+          </w:tcPr>
+          <w:p>
+            <w:pPr>
+              <w:rPr>
+                <w:color w:val="1c2634"/>
+              </w:rPr>
+            </w:pPr>
+            <w:r>
+              <w:rPr>
+                <w:rFonts w:hint="eastAsia" w:ascii="SimSun" w:hAnsi="SimSun" w:eastAsia="SimSun" w:cs="SimSun"/>
+                <w:color w:val="1c2634"/>
+                <w:sz w:val="19"/>
+              </w:rPr>
+              <w:t>修改生成新版本（v2，parent 指向 v1）、版本链可查、revert 恢复 v1 生成 v3 且历史完整</w:t>
+            </w:r>
+          </w:p>
+        </w:tc>
+      </w:tr>
+      <w:tr>
+        <w:trPr/>
+        <w:tc>
+          <w:tcPr>
+            <w:tcW w:w="4153" w:type="dxa"/>
+            <w:tcBorders>
+              <w:top w:val="single" w:color="c2cddd" w:sz="6"/>
+              <w:left w:val="single" w:color="c2cddd" w:sz="6"/>
+              <w:bottom w:val="single" w:color="c2cddd" w:sz="6"/>
+              <w:right w:val="single" w:color="c2cddd" w:sz="6"/>
+            </w:tcBorders>
+            <w:tcMar>
+              <w:top w:w="73" w:type="dxa"/>
+              <w:left w:w="113" w:type="dxa"/>
+              <w:bottom w:w="73" w:type="dxa"/>
+              <w:right w:w="113" w:type="dxa"/>
+            </w:tcMar>
+            <w:vAlign w:val="top"/>
+          </w:tcPr>
+          <w:p>
+            <w:pPr>
+              <w:rPr>
+                <w:color w:val="1c2634"/>
+              </w:rPr>
+            </w:pPr>
+            <w:r>
+              <w:rPr>
+                <w:rFonts w:ascii="SimSun" w:hAnsi="SimSun" w:eastAsia="SimSun" w:cs="SimSun"/>
+                <w:color w:val="1c2634"/>
+                <w:sz w:val="19"/>
+              </w:rPr>
+              <w:t>T76–T78</w:t>
+            </w:r>
+          </w:p>
+        </w:tc>
+        <w:tc>
+          <w:tcPr>
+            <w:tcW w:w="4153" w:type="dxa"/>
+            <w:tcBorders>
+              <w:top w:val="single" w:color="c2cddd" w:sz="6"/>
+              <w:left w:val="single" w:color="c2cddd" w:sz="6"/>
+              <w:bottom w:val="single" w:color="c2cddd" w:sz="6"/>
+              <w:right w:val="single" w:color="c2cddd" w:sz="6"/>
+            </w:tcBorders>
+            <w:tcMar>
+              <w:top w:w="73" w:type="dxa"/>
+              <w:left w:w="113" w:type="dxa"/>
+              <w:bottom w:w="73" w:type="dxa"/>
+              <w:right w:w="113" w:type="dxa"/>
+            </w:tcMar>
+            <w:vAlign w:val="top"/>
+          </w:tcPr>
+          <w:p>
+            <w:pPr>
+              <w:rPr>
+                <w:color w:val="1c2634"/>
+              </w:rPr>
+            </w:pPr>
+            <w:r>
+              <w:rPr>
+                <w:rFonts w:hint="eastAsia" w:ascii="SimSun" w:hAnsi="SimSun" w:eastAsia="SimSun" w:cs="SimSun"/>
+                <w:color w:val="1c2634"/>
+                <w:sz w:val="19"/>
+              </w:rPr>
+              <w:t>共享后对方可见、Bob 不能改 Alice 的题（403）但可 fork 后自由修改、越权 403、共享给不存在用户 404</w:t>
+            </w:r>
+          </w:p>
+        </w:tc>
+      </w:tr>
+      <w:tr>
+        <w:trPr/>
+        <w:tc>
+          <w:tcPr>
+            <w:tcW w:w="4153" w:type="dxa"/>
+            <w:tcBorders>
+              <w:top w:val="single" w:color="c2cddd" w:sz="6"/>
+              <w:left w:val="single" w:color="c2cddd" w:sz="6"/>
+              <w:bottom w:val="single" w:color="c2cddd" w:sz="6"/>
+              <w:right w:val="single" w:color="c2cddd" w:sz="6"/>
+            </w:tcBorders>
+            <w:tcMar>
+              <w:top w:w="73" w:type="dxa"/>
+              <w:left w:w="113" w:type="dxa"/>
+              <w:bottom w:w="73" w:type="dxa"/>
+              <w:right w:w="113" w:type="dxa"/>
+            </w:tcMar>
+            <w:vAlign w:val="top"/>
+          </w:tcPr>
+          <w:p>
+            <w:pPr>
+              <w:rPr>
+                <w:color w:val="1c2634"/>
+              </w:rPr>
+            </w:pPr>
+            <w:r>
+              <w:rPr>
+                <w:rFonts w:ascii="SimSun" w:hAnsi="SimSun" w:eastAsia="SimSun" w:cs="SimSun"/>
+                <w:color w:val="1c2634"/>
+                <w:sz w:val="19"/>
+              </w:rPr>
+              <w:t>T79–T80</w:t>
+            </w:r>
+          </w:p>
+        </w:tc>
+        <w:tc>
+          <w:tcPr>
+            <w:tcW w:w="4153" w:type="dxa"/>
+            <w:tcBorders>
+              <w:top w:val="single" w:color="c2cddd" w:sz="6"/>
+              <w:left w:val="single" w:color="c2cddd" w:sz="6"/>
+              <w:bottom w:val="single" w:color="c2cddd" w:sz="6"/>
+              <w:right w:val="single" w:color="c2cddd" w:sz="6"/>
+            </w:tcBorders>
+            <w:tcMar>
+              <w:top w:w="73" w:type="dxa"/>
+              <w:left w:w="113" w:type="dxa"/>
+              <w:bottom w:w="73" w:type="dxa"/>
+              <w:right w:w="113" w:type="dxa"/>
+            </w:tcMar>
+            <w:vAlign w:val="top"/>
+          </w:tcPr>
+          <w:p>
+            <w:pPr>
+              <w:rPr>
+                <w:color w:val="1c2634"/>
+              </w:rPr>
+            </w:pPr>
+            <w:r>
+              <w:rPr>
+                <w:rFonts w:hint="eastAsia" w:ascii="SimSun" w:hAnsi="SimSun" w:eastAsia="SimSun" w:cs="SimSun"/>
+                <w:color w:val="1c2634"/>
+                <w:sz w:val="19"/>
+              </w:rPr>
+              <w:t>问卷题存入题库 + 从题库选题（快照 + 溯源字段）；</w:t>
+            </w:r>
+            <w:r>
+              <w:rPr>
+                <w:rFonts w:hint="eastAsia" w:ascii="SimSun" w:hAnsi="SimSun" w:eastAsia="SimSun" w:cs="SimSun"/>
+                <w:b w:val="1"/>
+                <w:color w:val="1c2634"/>
+                <w:sz w:val="19"/>
+              </w:rPr>
+              <w:t>需求 3 核心回归：题库出 v2 后问卷快照仍为 v1 内容</w:t>
+            </w:r>
+          </w:p>
+        </w:tc>
+      </w:tr>
+      <w:tr>
+        <w:trPr/>
+        <w:tc>
+          <w:tcPr>
+            <w:tcW w:w="4153" w:type="dxa"/>
+            <w:tcBorders>
+              <w:top w:val="single" w:color="c2cddd" w:sz="6"/>
+              <w:left w:val="single" w:color="c2cddd" w:sz="6"/>
+              <w:bottom w:val="single" w:color="c2cddd" w:sz="6"/>
+              <w:right w:val="single" w:color="c2cddd" w:sz="6"/>
+            </w:tcBorders>
+            <w:tcMar>
+              <w:top w:w="73" w:type="dxa"/>
+              <w:left w:w="113" w:type="dxa"/>
+              <w:bottom w:w="73" w:type="dxa"/>
+              <w:right w:w="113" w:type="dxa"/>
+            </w:tcMar>
+            <w:vAlign w:val="top"/>
+          </w:tcPr>
+          <w:p>
+            <w:pPr>
+              <w:rPr>
+                <w:color w:val="1c2634"/>
+              </w:rPr>
+            </w:pPr>
+            <w:r>
+              <w:rPr>
+                <w:rFonts w:ascii="SimSun" w:hAnsi="SimSun" w:eastAsia="SimSun" w:cs="SimSun"/>
+                <w:color w:val="1c2634"/>
+                <w:sz w:val="19"/>
+              </w:rPr>
+              <w:t>T81–T83</w:t>
+            </w:r>
+          </w:p>
+        </w:tc>
+        <w:tc>
+          <w:tcPr>
+            <w:tcW w:w="4153" w:type="dxa"/>
+            <w:tcBorders>
+              <w:top w:val="single" w:color="c2cddd" w:sz="6"/>
+              <w:left w:val="single" w:color="c2cddd" w:sz="6"/>
+              <w:bottom w:val="single" w:color="c2cddd" w:sz="6"/>
+              <w:right w:val="single" w:color="c2cddd" w:sz="6"/>
+            </w:tcBorders>
+            <w:tcMar>
+              <w:top w:w="73" w:type="dxa"/>
+              <w:left w:w="113" w:type="dxa"/>
+              <w:bottom w:w="73" w:type="dxa"/>
+              <w:right w:w="113" w:type="dxa"/>
+            </w:tcMar>
+            <w:vAlign w:val="top"/>
+          </w:tcPr>
+          <w:p>
+            <w:pPr>
+              <w:rPr>
+                <w:color w:val="1c2634"/>
+              </w:rPr>
+            </w:pPr>
+            <w:r>
+              <w:rPr>
+                <w:rFonts w:hint="eastAsia" w:ascii="SimSun" w:hAnsi="SimSun" w:eastAsia="SimSun" w:cs="SimSun"/>
+                <w:color w:val="1c2634"/>
+                <w:sz w:val="19"/>
+              </w:rPr>
+              <w:t>使用情况反查、已发布问卷不能再从题库加题（409）、取消共享后不可见</w:t>
+            </w:r>
+          </w:p>
+        </w:tc>
+      </w:tr>
+      <w:tr>
+        <w:trPr/>
+        <w:tc>
+          <w:tcPr>
+            <w:tcW w:w="4153" w:type="dxa"/>
+            <w:tcBorders>
+              <w:top w:val="single" w:color="c2cddd" w:sz="6"/>
+              <w:left w:val="single" w:color="c2cddd" w:sz="6"/>
+              <w:bottom w:val="single" w:color="c2cddd" w:sz="6"/>
+              <w:right w:val="single" w:color="c2cddd" w:sz="6"/>
+            </w:tcBorders>
+            <w:tcMar>
+              <w:top w:w="73" w:type="dxa"/>
+              <w:left w:w="113" w:type="dxa"/>
+              <w:bottom w:w="73" w:type="dxa"/>
+              <w:right w:w="113" w:type="dxa"/>
+            </w:tcMar>
+            <w:vAlign w:val="top"/>
+          </w:tcPr>
+          <w:p>
+            <w:pPr>
+              <w:rPr>
+                <w:color w:val="1c2634"/>
+              </w:rPr>
+            </w:pPr>
+            <w:r>
+              <w:rPr>
+                <w:rFonts w:ascii="SimSun" w:hAnsi="SimSun" w:eastAsia="SimSun" w:cs="SimSun"/>
+                <w:color w:val="1c2634"/>
+                <w:sz w:val="19"/>
+              </w:rPr>
+              <w:t>T84–T88</w:t>
+            </w:r>
+          </w:p>
+        </w:tc>
+        <w:tc>
+          <w:tcPr>
+            <w:tcW w:w="4153" w:type="dxa"/>
+            <w:tcBorders>
+              <w:top w:val="single" w:color="c2cddd" w:sz="6"/>
+              <w:left w:val="single" w:color="c2cddd" w:sz="6"/>
+              <w:bottom w:val="single" w:color="c2cddd" w:sz="6"/>
+              <w:right w:val="single" w:color="c2cddd" w:sz="6"/>
+            </w:tcBorders>
+            <w:tcMar>
+              <w:top w:w="73" w:type="dxa"/>
+              <w:left w:w="113" w:type="dxa"/>
+              <w:bottom w:w="73" w:type="dxa"/>
+              <w:right w:w="113" w:type="dxa"/>
+            </w:tcMar>
+            <w:vAlign w:val="top"/>
+          </w:tcPr>
+          <w:p>
+            <w:pPr>
+              <w:rPr>
+                <w:color w:val="1c2634"/>
+              </w:rPr>
+            </w:pPr>
+            <w:r>
+              <w:rPr>
+                <w:rFonts w:hint="eastAsia" w:ascii="SimSun" w:hAnsi="SimSun" w:eastAsia="SimSun" w:cs="SimSun"/>
+                <w:color w:val="1c2634"/>
+                <w:sz w:val="19"/>
+              </w:rPr>
+              <w:t>跨问卷统计完整数据流：两卷引用同一题各填答卷后，选项计数跨卷累计（2/1/1）、usage 反查、数字题 min/max/avg、未使用题返回全零</w:t>
+            </w:r>
+          </w:p>
+        </w:tc>
+      </w:tr>
+      <w:tr>
+        <w:trPr/>
+        <w:tc>
+          <w:tcPr>
+            <w:tcW w:w="4153" w:type="dxa"/>
+            <w:tcBorders>
+              <w:top w:val="single" w:color="c2cddd" w:sz="6"/>
+              <w:left w:val="single" w:color="c2cddd" w:sz="6"/>
+              <w:bottom w:val="single" w:color="c2cddd" w:sz="6"/>
+              <w:right w:val="single" w:color="c2cddd" w:sz="6"/>
+            </w:tcBorders>
+            <w:tcMar>
+              <w:top w:w="73" w:type="dxa"/>
+              <w:left w:w="113" w:type="dxa"/>
+              <w:bottom w:w="73" w:type="dxa"/>
+              <w:right w:w="113" w:type="dxa"/>
+            </w:tcMar>
+            <w:vAlign w:val="top"/>
+          </w:tcPr>
+          <w:p>
+            <w:pPr>
+              <w:rPr>
+                <w:color w:val="1c2634"/>
+              </w:rPr>
+            </w:pPr>
+            <w:r>
+              <w:rPr>
+                <w:rFonts w:ascii="SimSun" w:hAnsi="SimSun" w:eastAsia="SimSun" w:cs="SimSun"/>
+                <w:color w:val="1c2634"/>
+                <w:sz w:val="19"/>
+              </w:rPr>
+              <w:t>T89–T92</w:t>
+            </w:r>
+          </w:p>
+        </w:tc>
+        <w:tc>
+          <w:tcPr>
+            <w:tcW w:w="4153" w:type="dxa"/>
+            <w:tcBorders>
+              <w:top w:val="single" w:color="c2cddd" w:sz="6"/>
+              <w:left w:val="single" w:color="c2cddd" w:sz="6"/>
+              <w:bottom w:val="single" w:color="c2cddd" w:sz="6"/>
+              <w:right w:val="single" w:color="c2cddd" w:sz="6"/>
+            </w:tcBorders>
+            <w:tcMar>
+              <w:top w:w="73" w:type="dxa"/>
+              <w:left w:w="113" w:type="dxa"/>
+              <w:bottom w:w="73" w:type="dxa"/>
+              <w:right w:w="113" w:type="dxa"/>
+            </w:tcMar>
+            <w:vAlign w:val="top"/>
+          </w:tcPr>
+          <w:p>
+            <w:pPr>
+              <w:rPr>
+                <w:color w:val="1c2634"/>
+              </w:rPr>
+            </w:pPr>
+            <w:r>
+              <w:rPr>
+                <w:rFonts w:hint="eastAsia" w:ascii="SimSun" w:hAnsi="SimSun" w:eastAsia="SimSun" w:cs="SimSun"/>
+                <w:color w:val="1c2634"/>
+                <w:sz w:val="19"/>
+              </w:rPr>
+              <w:t xml:space="preserve">可用性回归：被共享者查使用情况 403、修改题库题不改写旧版本的 </w:t>
+            </w:r>
+            <w:r>
+              <w:rPr>
+                <w:rFonts w:ascii="Consolas" w:hAnsi="Consolas" w:eastAsia="Consolas" w:cs="Consolas"/>
+                <w:color w:val="1c2634"/>
+                <w:sz w:val="21"/>
+                <w:shd w:val="clear" w:fill="eef2f8"/>
+              </w:rPr>
+              <w:t>updated_at</w:t>
+            </w:r>
+            <w:r>
+              <w:rPr>
+                <w:rFonts w:hint="eastAsia" w:ascii="SimSun" w:hAnsi="SimSun" w:eastAsia="SimSun" w:cs="SimSun"/>
+                <w:color w:val="1c2634"/>
+                <w:sz w:val="19"/>
+              </w:rPr>
+              <w:t xml:space="preserve">、非法 id 返回 400 而非 500、选题传非法 </w:t>
+            </w:r>
+            <w:r>
+              <w:rPr>
+                <w:rFonts w:ascii="Consolas" w:hAnsi="Consolas" w:eastAsia="Consolas" w:cs="Consolas"/>
+                <w:color w:val="1c2634"/>
+                <w:sz w:val="21"/>
+                <w:shd w:val="clear" w:fill="eef2f8"/>
+              </w:rPr>
+              <w:t>bank_question_id</w:t>
+            </w:r>
+            <w:r>
+              <w:rPr>
+                <w:rFonts w:hint="eastAsia" w:ascii="SimSun" w:hAnsi="SimSun" w:eastAsia="SimSun" w:cs="SimSun"/>
+                <w:color w:val="1c2634"/>
+                <w:sz w:val="19"/>
+              </w:rPr>
+              <w:t xml:space="preserve"> 返回 400/404</w:t>
+            </w:r>
+          </w:p>
+        </w:tc>
+      </w:tr>
+    </w:tbl>
+    <w:p>
+      <w:pPr>
+        <w:spacing w:line="420"/>
+        <w:ind w:firstLine="480"/>
+        <w:jc w:val="both"/>
+        <w:rPr>
+          <w:color w:val="1c2634"/>
+        </w:rPr>
+      </w:pPr>
+      <w:r>
+        <w:rPr>
+          <w:rFonts w:hint="eastAsia" w:ascii="SimSun" w:hAnsi="SimSun" w:eastAsia="SimSun" w:cs="SimSun"/>
+          <w:color w:val="1c2634"/>
+          <w:sz w:val="24"/>
+        </w:rPr>
+        <w:t>全量结果：</w:t>
+      </w:r>
+      <w:r>
+        <w:rPr>
+          <w:rFonts w:hint="eastAsia" w:ascii="SimSun" w:hAnsi="SimSun" w:eastAsia="SimSun" w:cs="SimSun"/>
+          <w:b w:val="1"/>
+          <w:color w:val="1c2634"/>
+          <w:sz w:val="24"/>
+        </w:rPr>
+        <w:t>92 条用例全部通过</w:t>
+      </w:r>
+      <w:r>
+        <w:rPr>
+          <w:rFonts w:hint="eastAsia" w:ascii="SimSun" w:hAnsi="SimSun" w:eastAsia="SimSun" w:cs="SimSun"/>
+          <w:color w:val="1c2634"/>
+          <w:sz w:val="24"/>
+        </w:rPr>
+        <w:t>（第一阶段 69 条回归无破坏 + 第二阶段 23 条新增）。用例 T80 是整套测试里最该保留的一条——它断言的不是某个接口返回什么，而是"改题库之后再读问卷，题干的每一个字都没变"。这条断言一旦失败，说明整个方案的地基塌了。</w:t>
+      </w:r>
+    </w:p>
+    <w:p>
+      <w:pPr>
+        <w:pStyle w:val="000004"/>
+        <w:keepNext w:val="1"/>
+        <w:keepLines w:val="1"/>
+        <w:pBdr>
+          <w:bottom w:val="single" w:color="16345e" w:sz="13"/>
+        </w:pBdr>
+        <w:spacing w:before="510" w:beforeAutospacing="1" w:after="510" w:afterAutospacing="1" w:line="420"/>
+        <w:ind w:left="510" w:right="510"/>
+        <w:outlineLvl w:val="0"/>
+        <w:rPr>
+          <w:color w:val="10233b"/>
+          <w:kern w:val="44"/>
+          <w:sz w:val="44"/>
+          <w:szCs w:val="44"/>
+        </w:rPr>
+      </w:pPr>
+      <w:bookmarkStart w:id="21" w:name="section-9"/>
+      <w:r>
+        <w:rPr>
+          <w:rFonts w:hint="eastAsia" w:ascii="SimHei" w:hAnsi="SimHei" w:eastAsia="SimHei" w:cs="SimHei"/>
+          <w:b w:val="1"/>
+          <w:color w:val="3b6ef5"/>
+          <w:sz w:val="34"/>
+        </w:rPr>
+        <w:t>九、</w:t>
+      </w:r>
+      <w:r>
+        <w:rPr>
+          <w:rFonts w:hint="eastAsia" w:ascii="SimHei" w:hAnsi="SimHei" w:eastAsia="SimHei" w:cs="SimHei"/>
+          <w:b w:val="1"/>
+          <w:color w:val="10233b"/>
+          <w:sz w:val="34"/>
+        </w:rPr>
+        <w:t>AI 使用记录</w:t>
+      </w:r>
+      <w:bookmarkEnd w:id="21"/>
     </w:p>
     <w:p>
       <w:pPr>
@@ -7778,14 +9454,6 @@
         <w:rPr>
           <w:color w:val="1c2634"/>
         </w:rPr>
-        <w:sectPr>
-          <w:headerReference r:id="rId5" w:type="default"/>
-          <w:footerReference r:id="rId6" w:type="default"/>
-          <w:type w:val="nextPage"/>
-          <w:pgSz w:w="11906" w:h="16838"/>
-          <w:pgMar w:top="1440" w:right="1800" w:bottom="1440" w:left="1800" w:header="851" w:footer="992" w:gutter="0"/>
-          <w:pgNumType w:start="1"/>
-        </w:sectPr>
       </w:pPr>
       <w:r>
         <w:rPr>
@@ -7793,7 +9461,7 @@
           <w:color w:val="1c2634"/>
           <w:sz w:val="24"/>
         </w:rPr>
-        <w:t>如果给"设计为变化留余地"找一个具体例证：第一阶段注释里写的"</w:t>
+        <w:t xml:space="preserve">本阶段继续使用对话式 AI 编码助手，日志 #21～#26（完整表格见 </w:t>
       </w:r>
       <w:r>
         <w:rPr>
@@ -7802,6 +9470,1787 @@
           <w:sz w:val="21"/>
           <w:shd w:val="clear" w:fill="eef2f8"/>
         </w:rPr>
+        <w:t>docs/ai-usage-log.md</w:t>
+      </w:r>
+      <w:r>
+        <w:rPr>
+          <w:rFonts w:hint="eastAsia" w:ascii="SimSun" w:hAnsi="SimSun" w:eastAsia="SimSun" w:cs="SimSun"/>
+          <w:color w:val="1c2634"/>
+          <w:sz w:val="24"/>
+        </w:rPr>
+        <w:t>）。</w:t>
+      </w:r>
+    </w:p>
+    <w:p>
+      <w:pPr>
+        <w:spacing w:before="170" w:after="170" w:line="420"/>
+        <w:ind w:left="170" w:right="170"/>
+        <w:jc w:val="left"/>
+        <w:rPr>
+          <w:color w:val="55647c"/>
+        </w:rPr>
+      </w:pPr>
+      <w:r>
+        <w:rPr>
+          <w:rFonts w:hint="eastAsia" w:ascii="SimHei" w:hAnsi="SimHei" w:eastAsia="SimHei" w:cs="SimHei"/>
+          <w:color w:val="55647c"/>
+          <w:sz w:val="20"/>
+        </w:rPr>
+        <w:t>表 9-1　本阶段 AI 使用记录摘要</w:t>
+      </w:r>
+    </w:p>
+    <w:tbl>
+      <w:tblPr>
+        <w:tblW w:w="8306" w:type="dxa"/>
+        <w:shd w:color="1c2634"/>
+        <w:tblLayout w:type="autofit"/>
+        <w:tblCellMar>
+          <w:top w:w="15" w:type="dxa"/>
+          <w:left w:w="15" w:type="dxa"/>
+          <w:bottom w:w="15" w:type="dxa"/>
+          <w:right w:w="15" w:type="dxa"/>
+        </w:tblCellMar>
+      </w:tblPr>
+      <w:tblGrid>
+        <w:gridCol w:w="2076"/>
+        <w:gridCol w:w="2076"/>
+        <w:gridCol w:w="2076"/>
+        <w:gridCol w:w="2076"/>
+      </w:tblGrid>
+      <w:tr>
+        <w:trPr>
+          <w:tblHeader w:val="1"/>
+        </w:trPr>
+        <w:tc>
+          <w:tcPr>
+            <w:tcW w:w="2076" w:type="dxa"/>
+            <w:tcBorders>
+              <w:top w:val="single" w:color="16345e" w:sz="6"/>
+              <w:left w:val="single" w:color="16345e" w:sz="6"/>
+              <w:bottom w:val="single" w:color="16345e" w:sz="6"/>
+              <w:right w:val="single" w:color="16345e" w:sz="6"/>
+            </w:tcBorders>
+            <w:shd w:val="clear" w:fill="16345e"/>
+            <w:tcMar>
+              <w:top w:w="85" w:type="dxa"/>
+              <w:left w:w="113" w:type="dxa"/>
+              <w:bottom w:w="85" w:type="dxa"/>
+              <w:right w:w="113" w:type="dxa"/>
+            </w:tcMar>
+            <w:vAlign w:val="center"/>
+          </w:tcPr>
+          <w:p>
+            <w:pPr>
+              <w:jc w:val="left"/>
+              <w:rPr>
+                <w:b w:val="1"/>
+                <w:bCs w:val="1"/>
+                <w:color w:val="ffffff"/>
+              </w:rPr>
+            </w:pPr>
+            <w:r>
+              <w:rPr>
+                <w:rFonts w:ascii="SimHei" w:hAnsi="SimHei" w:eastAsia="SimHei" w:cs="SimHei"/>
+                <w:b w:val="1"/>
+                <w:color w:val="ffffff"/>
+                <w:sz w:val="19"/>
+              </w:rPr>
+              <w:t>#</w:t>
+            </w:r>
+          </w:p>
+        </w:tc>
+        <w:tc>
+          <w:tcPr>
+            <w:tcW w:w="2076" w:type="dxa"/>
+            <w:tcBorders>
+              <w:top w:val="single" w:color="16345e" w:sz="6"/>
+              <w:left w:val="single" w:color="16345e" w:sz="6"/>
+              <w:bottom w:val="single" w:color="16345e" w:sz="6"/>
+              <w:right w:val="single" w:color="16345e" w:sz="6"/>
+            </w:tcBorders>
+            <w:shd w:val="clear" w:fill="16345e"/>
+            <w:tcMar>
+              <w:top w:w="85" w:type="dxa"/>
+              <w:left w:w="113" w:type="dxa"/>
+              <w:bottom w:w="85" w:type="dxa"/>
+              <w:right w:w="113" w:type="dxa"/>
+            </w:tcMar>
+            <w:vAlign w:val="center"/>
+          </w:tcPr>
+          <w:p>
+            <w:pPr>
+              <w:jc w:val="left"/>
+              <w:rPr>
+                <w:b w:val="1"/>
+                <w:bCs w:val="1"/>
+                <w:color w:val="ffffff"/>
+              </w:rPr>
+            </w:pPr>
+            <w:r>
+              <w:rPr>
+                <w:rFonts w:hint="eastAsia" w:ascii="SimHei" w:hAnsi="SimHei" w:eastAsia="SimHei" w:cs="SimHei"/>
+                <w:b w:val="1"/>
+                <w:color w:val="ffffff"/>
+                <w:sz w:val="19"/>
+              </w:rPr>
+              <w:t>用途</w:t>
+            </w:r>
+          </w:p>
+        </w:tc>
+        <w:tc>
+          <w:tcPr>
+            <w:tcW w:w="2076" w:type="dxa"/>
+            <w:tcBorders>
+              <w:top w:val="single" w:color="16345e" w:sz="6"/>
+              <w:left w:val="single" w:color="16345e" w:sz="6"/>
+              <w:bottom w:val="single" w:color="16345e" w:sz="6"/>
+              <w:right w:val="single" w:color="16345e" w:sz="6"/>
+            </w:tcBorders>
+            <w:shd w:val="clear" w:fill="16345e"/>
+            <w:tcMar>
+              <w:top w:w="85" w:type="dxa"/>
+              <w:left w:w="113" w:type="dxa"/>
+              <w:bottom w:w="85" w:type="dxa"/>
+              <w:right w:w="113" w:type="dxa"/>
+            </w:tcMar>
+            <w:vAlign w:val="center"/>
+          </w:tcPr>
+          <w:p>
+            <w:pPr>
+              <w:jc w:val="left"/>
+              <w:rPr>
+                <w:b w:val="1"/>
+                <w:bCs w:val="1"/>
+                <w:color w:val="ffffff"/>
+              </w:rPr>
+            </w:pPr>
+            <w:r>
+              <w:rPr>
+                <w:rFonts w:hint="eastAsia" w:ascii="SimHei" w:hAnsi="SimHei" w:eastAsia="SimHei" w:cs="SimHei"/>
+                <w:b w:val="1"/>
+                <w:color w:val="ffffff"/>
+                <w:sz w:val="19"/>
+              </w:rPr>
+              <w:t>是否修改</w:t>
+            </w:r>
+          </w:p>
+        </w:tc>
+        <w:tc>
+          <w:tcPr>
+            <w:tcW w:w="2076" w:type="dxa"/>
+            <w:tcBorders>
+              <w:top w:val="single" w:color="16345e" w:sz="6"/>
+              <w:left w:val="single" w:color="16345e" w:sz="6"/>
+              <w:bottom w:val="single" w:color="16345e" w:sz="6"/>
+              <w:right w:val="single" w:color="16345e" w:sz="6"/>
+            </w:tcBorders>
+            <w:shd w:val="clear" w:fill="16345e"/>
+            <w:tcMar>
+              <w:top w:w="85" w:type="dxa"/>
+              <w:left w:w="113" w:type="dxa"/>
+              <w:bottom w:w="85" w:type="dxa"/>
+              <w:right w:w="113" w:type="dxa"/>
+            </w:tcMar>
+            <w:vAlign w:val="center"/>
+          </w:tcPr>
+          <w:p>
+            <w:pPr>
+              <w:jc w:val="left"/>
+              <w:rPr>
+                <w:b w:val="1"/>
+                <w:bCs w:val="1"/>
+                <w:color w:val="ffffff"/>
+              </w:rPr>
+            </w:pPr>
+            <w:r>
+              <w:rPr>
+                <w:rFonts w:hint="eastAsia" w:ascii="SimHei" w:hAnsi="SimHei" w:eastAsia="SimHei" w:cs="SimHei"/>
+                <w:b w:val="1"/>
+                <w:color w:val="ffffff"/>
+                <w:sz w:val="19"/>
+              </w:rPr>
+              <w:t>说明</w:t>
+            </w:r>
+          </w:p>
+        </w:tc>
+      </w:tr>
+      <w:tr>
+        <w:trPr/>
+        <w:tc>
+          <w:tcPr>
+            <w:tcW w:w="2076" w:type="dxa"/>
+            <w:tcBorders>
+              <w:top w:val="single" w:color="c2cddd" w:sz="6"/>
+              <w:left w:val="single" w:color="c2cddd" w:sz="6"/>
+              <w:bottom w:val="single" w:color="c2cddd" w:sz="6"/>
+              <w:right w:val="single" w:color="c2cddd" w:sz="6"/>
+            </w:tcBorders>
+            <w:tcMar>
+              <w:top w:w="73" w:type="dxa"/>
+              <w:left w:w="113" w:type="dxa"/>
+              <w:bottom w:w="73" w:type="dxa"/>
+              <w:right w:w="113" w:type="dxa"/>
+            </w:tcMar>
+            <w:vAlign w:val="top"/>
+          </w:tcPr>
+          <w:p>
+            <w:pPr>
+              <w:rPr>
+                <w:color w:val="1c2634"/>
+              </w:rPr>
+            </w:pPr>
+            <w:r>
+              <w:rPr>
+                <w:rFonts w:ascii="SimSun" w:hAnsi="SimSun" w:eastAsia="SimSun" w:cs="SimSun"/>
+                <w:color w:val="1c2634"/>
+                <w:sz w:val="19"/>
+              </w:rPr>
+              <w:t>21</w:t>
+            </w:r>
+          </w:p>
+        </w:tc>
+        <w:tc>
+          <w:tcPr>
+            <w:tcW w:w="2076" w:type="dxa"/>
+            <w:tcBorders>
+              <w:top w:val="single" w:color="c2cddd" w:sz="6"/>
+              <w:left w:val="single" w:color="c2cddd" w:sz="6"/>
+              <w:bottom w:val="single" w:color="c2cddd" w:sz="6"/>
+              <w:right w:val="single" w:color="c2cddd" w:sz="6"/>
+            </w:tcBorders>
+            <w:tcMar>
+              <w:top w:w="73" w:type="dxa"/>
+              <w:left w:w="113" w:type="dxa"/>
+              <w:bottom w:w="73" w:type="dxa"/>
+              <w:right w:w="113" w:type="dxa"/>
+            </w:tcMar>
+            <w:vAlign w:val="top"/>
+          </w:tcPr>
+          <w:p>
+            <w:pPr>
+              <w:rPr>
+                <w:color w:val="1c2634"/>
+              </w:rPr>
+            </w:pPr>
+            <w:r>
+              <w:rPr>
+                <w:rFonts w:hint="eastAsia" w:ascii="SimSun" w:hAnsi="SimSun" w:eastAsia="SimSun" w:cs="SimSun"/>
+                <w:color w:val="1c2634"/>
+                <w:sz w:val="19"/>
+              </w:rPr>
+              <w:t>八条需求的分析与方案取舍</w:t>
+            </w:r>
+          </w:p>
+        </w:tc>
+        <w:tc>
+          <w:tcPr>
+            <w:tcW w:w="2076" w:type="dxa"/>
+            <w:tcBorders>
+              <w:top w:val="single" w:color="c2cddd" w:sz="6"/>
+              <w:left w:val="single" w:color="c2cddd" w:sz="6"/>
+              <w:bottom w:val="single" w:color="c2cddd" w:sz="6"/>
+              <w:right w:val="single" w:color="c2cddd" w:sz="6"/>
+            </w:tcBorders>
+            <w:tcMar>
+              <w:top w:w="73" w:type="dxa"/>
+              <w:left w:w="113" w:type="dxa"/>
+              <w:bottom w:w="73" w:type="dxa"/>
+              <w:right w:w="113" w:type="dxa"/>
+            </w:tcMar>
+            <w:vAlign w:val="top"/>
+          </w:tcPr>
+          <w:p>
+            <w:pPr>
+              <w:rPr>
+                <w:color w:val="1c2634"/>
+              </w:rPr>
+            </w:pPr>
+            <w:r>
+              <w:rPr>
+                <w:rFonts w:hint="eastAsia" w:ascii="SimSun" w:hAnsi="SimSun" w:eastAsia="SimSun" w:cs="SimSun"/>
+                <w:color w:val="1c2634"/>
+                <w:sz w:val="19"/>
+              </w:rPr>
+              <w:t>修改后采用</w:t>
+            </w:r>
+          </w:p>
+        </w:tc>
+        <w:tc>
+          <w:tcPr>
+            <w:tcW w:w="2076" w:type="dxa"/>
+            <w:tcBorders>
+              <w:top w:val="single" w:color="c2cddd" w:sz="6"/>
+              <w:left w:val="single" w:color="c2cddd" w:sz="6"/>
+              <w:bottom w:val="single" w:color="c2cddd" w:sz="6"/>
+              <w:right w:val="single" w:color="c2cddd" w:sz="6"/>
+            </w:tcBorders>
+            <w:tcMar>
+              <w:top w:w="73" w:type="dxa"/>
+              <w:left w:w="113" w:type="dxa"/>
+              <w:bottom w:w="73" w:type="dxa"/>
+              <w:right w:w="113" w:type="dxa"/>
+            </w:tcMar>
+            <w:vAlign w:val="top"/>
+          </w:tcPr>
+          <w:p>
+            <w:pPr>
+              <w:rPr>
+                <w:color w:val="1c2634"/>
+              </w:rPr>
+            </w:pPr>
+            <w:r>
+              <w:rPr>
+                <w:rFonts w:hint="eastAsia" w:ascii="SimSun" w:hAnsi="SimSun" w:eastAsia="SimSun" w:cs="SimSun"/>
+                <w:color w:val="1c2634"/>
+                <w:sz w:val="19"/>
+              </w:rPr>
+              <w:t>AI 初稿建议"问卷引用题库并跟随最新版"，与需求 3 冲突，改为快照 + 溯源</w:t>
+            </w:r>
+          </w:p>
+        </w:tc>
+      </w:tr>
+      <w:tr>
+        <w:trPr/>
+        <w:tc>
+          <w:tcPr>
+            <w:tcW w:w="2076" w:type="dxa"/>
+            <w:tcBorders>
+              <w:top w:val="single" w:color="c2cddd" w:sz="6"/>
+              <w:left w:val="single" w:color="c2cddd" w:sz="6"/>
+              <w:bottom w:val="single" w:color="c2cddd" w:sz="6"/>
+              <w:right w:val="single" w:color="c2cddd" w:sz="6"/>
+            </w:tcBorders>
+            <w:tcMar>
+              <w:top w:w="73" w:type="dxa"/>
+              <w:left w:w="113" w:type="dxa"/>
+              <w:bottom w:w="73" w:type="dxa"/>
+              <w:right w:w="113" w:type="dxa"/>
+            </w:tcMar>
+            <w:vAlign w:val="top"/>
+          </w:tcPr>
+          <w:p>
+            <w:pPr>
+              <w:rPr>
+                <w:color w:val="1c2634"/>
+              </w:rPr>
+            </w:pPr>
+            <w:r>
+              <w:rPr>
+                <w:rFonts w:ascii="SimSun" w:hAnsi="SimSun" w:eastAsia="SimSun" w:cs="SimSun"/>
+                <w:color w:val="1c2634"/>
+                <w:sz w:val="19"/>
+              </w:rPr>
+              <w:t>22</w:t>
+            </w:r>
+          </w:p>
+        </w:tc>
+        <w:tc>
+          <w:tcPr>
+            <w:tcW w:w="2076" w:type="dxa"/>
+            <w:tcBorders>
+              <w:top w:val="single" w:color="c2cddd" w:sz="6"/>
+              <w:left w:val="single" w:color="c2cddd" w:sz="6"/>
+              <w:bottom w:val="single" w:color="c2cddd" w:sz="6"/>
+              <w:right w:val="single" w:color="c2cddd" w:sz="6"/>
+            </w:tcBorders>
+            <w:tcMar>
+              <w:top w:w="73" w:type="dxa"/>
+              <w:left w:w="113" w:type="dxa"/>
+              <w:bottom w:w="73" w:type="dxa"/>
+              <w:right w:w="113" w:type="dxa"/>
+            </w:tcMar>
+            <w:vAlign w:val="top"/>
+          </w:tcPr>
+          <w:p>
+            <w:pPr>
+              <w:rPr>
+                <w:color w:val="1c2634"/>
+              </w:rPr>
+            </w:pPr>
+            <w:r>
+              <w:rPr>
+                <w:rFonts w:hint="eastAsia" w:ascii="SimSun" w:hAnsi="SimSun" w:eastAsia="SimSun" w:cs="SimSun"/>
+                <w:color w:val="1c2634"/>
+                <w:sz w:val="19"/>
+              </w:rPr>
+              <w:t>题库模型与路由实现</w:t>
+            </w:r>
+          </w:p>
+        </w:tc>
+        <w:tc>
+          <w:tcPr>
+            <w:tcW w:w="2076" w:type="dxa"/>
+            <w:tcBorders>
+              <w:top w:val="single" w:color="c2cddd" w:sz="6"/>
+              <w:left w:val="single" w:color="c2cddd" w:sz="6"/>
+              <w:bottom w:val="single" w:color="c2cddd" w:sz="6"/>
+              <w:right w:val="single" w:color="c2cddd" w:sz="6"/>
+            </w:tcBorders>
+            <w:tcMar>
+              <w:top w:w="73" w:type="dxa"/>
+              <w:left w:w="113" w:type="dxa"/>
+              <w:bottom w:w="73" w:type="dxa"/>
+              <w:right w:w="113" w:type="dxa"/>
+            </w:tcMar>
+            <w:vAlign w:val="top"/>
+          </w:tcPr>
+          <w:p>
+            <w:pPr>
+              <w:rPr>
+                <w:color w:val="1c2634"/>
+              </w:rPr>
+            </w:pPr>
+            <w:r>
+              <w:rPr>
+                <w:rFonts w:hint="eastAsia" w:ascii="SimSun" w:hAnsi="SimSun" w:eastAsia="SimSun" w:cs="SimSun"/>
+                <w:color w:val="1c2634"/>
+                <w:sz w:val="19"/>
+              </w:rPr>
+              <w:t>修改后采用</w:t>
+            </w:r>
+          </w:p>
+        </w:tc>
+        <w:tc>
+          <w:tcPr>
+            <w:tcW w:w="2076" w:type="dxa"/>
+            <w:tcBorders>
+              <w:top w:val="single" w:color="c2cddd" w:sz="6"/>
+              <w:left w:val="single" w:color="c2cddd" w:sz="6"/>
+              <w:bottom w:val="single" w:color="c2cddd" w:sz="6"/>
+              <w:right w:val="single" w:color="c2cddd" w:sz="6"/>
+            </w:tcBorders>
+            <w:tcMar>
+              <w:top w:w="73" w:type="dxa"/>
+              <w:left w:w="113" w:type="dxa"/>
+              <w:bottom w:w="73" w:type="dxa"/>
+              <w:right w:w="113" w:type="dxa"/>
+            </w:tcMar>
+            <w:vAlign w:val="top"/>
+          </w:tcPr>
+          <w:p>
+            <w:pPr>
+              <w:rPr>
+                <w:color w:val="1c2634"/>
+              </w:rPr>
+            </w:pPr>
+            <w:r>
+              <w:rPr>
+                <w:rFonts w:hint="eastAsia" w:ascii="SimSun" w:hAnsi="SimSun" w:eastAsia="SimSun" w:cs="SimSun"/>
+                <w:color w:val="1c2634"/>
+                <w:sz w:val="19"/>
+              </w:rPr>
+              <w:t>修掉 root_id required 导致的 400、全量更新清空选项两处错误</w:t>
+            </w:r>
+          </w:p>
+        </w:tc>
+      </w:tr>
+      <w:tr>
+        <w:trPr/>
+        <w:tc>
+          <w:tcPr>
+            <w:tcW w:w="2076" w:type="dxa"/>
+            <w:tcBorders>
+              <w:top w:val="single" w:color="c2cddd" w:sz="6"/>
+              <w:left w:val="single" w:color="c2cddd" w:sz="6"/>
+              <w:bottom w:val="single" w:color="c2cddd" w:sz="6"/>
+              <w:right w:val="single" w:color="c2cddd" w:sz="6"/>
+            </w:tcBorders>
+            <w:tcMar>
+              <w:top w:w="73" w:type="dxa"/>
+              <w:left w:w="113" w:type="dxa"/>
+              <w:bottom w:w="73" w:type="dxa"/>
+              <w:right w:w="113" w:type="dxa"/>
+            </w:tcMar>
+            <w:vAlign w:val="top"/>
+          </w:tcPr>
+          <w:p>
+            <w:pPr>
+              <w:rPr>
+                <w:color w:val="1c2634"/>
+              </w:rPr>
+            </w:pPr>
+            <w:r>
+              <w:rPr>
+                <w:rFonts w:ascii="SimSun" w:hAnsi="SimSun" w:eastAsia="SimSun" w:cs="SimSun"/>
+                <w:color w:val="1c2634"/>
+                <w:sz w:val="19"/>
+              </w:rPr>
+              <w:t>23</w:t>
+            </w:r>
+          </w:p>
+        </w:tc>
+        <w:tc>
+          <w:tcPr>
+            <w:tcW w:w="2076" w:type="dxa"/>
+            <w:tcBorders>
+              <w:top w:val="single" w:color="c2cddd" w:sz="6"/>
+              <w:left w:val="single" w:color="c2cddd" w:sz="6"/>
+              <w:bottom w:val="single" w:color="c2cddd" w:sz="6"/>
+              <w:right w:val="single" w:color="c2cddd" w:sz="6"/>
+            </w:tcBorders>
+            <w:tcMar>
+              <w:top w:w="73" w:type="dxa"/>
+              <w:left w:w="113" w:type="dxa"/>
+              <w:bottom w:w="73" w:type="dxa"/>
+              <w:right w:w="113" w:type="dxa"/>
+            </w:tcMar>
+            <w:vAlign w:val="top"/>
+          </w:tcPr>
+          <w:p>
+            <w:pPr>
+              <w:rPr>
+                <w:color w:val="1c2634"/>
+              </w:rPr>
+            </w:pPr>
+            <w:r>
+              <w:rPr>
+                <w:rFonts w:hint="eastAsia" w:ascii="SimSun" w:hAnsi="SimSun" w:eastAsia="SimSun" w:cs="SimSun"/>
+                <w:color w:val="1c2634"/>
+                <w:sz w:val="19"/>
+              </w:rPr>
+              <w:t>前端题库页与选题弹窗</w:t>
+            </w:r>
+          </w:p>
+        </w:tc>
+        <w:tc>
+          <w:tcPr>
+            <w:tcW w:w="2076" w:type="dxa"/>
+            <w:tcBorders>
+              <w:top w:val="single" w:color="c2cddd" w:sz="6"/>
+              <w:left w:val="single" w:color="c2cddd" w:sz="6"/>
+              <w:bottom w:val="single" w:color="c2cddd" w:sz="6"/>
+              <w:right w:val="single" w:color="c2cddd" w:sz="6"/>
+            </w:tcBorders>
+            <w:tcMar>
+              <w:top w:w="73" w:type="dxa"/>
+              <w:left w:w="113" w:type="dxa"/>
+              <w:bottom w:w="73" w:type="dxa"/>
+              <w:right w:w="113" w:type="dxa"/>
+            </w:tcMar>
+            <w:vAlign w:val="top"/>
+          </w:tcPr>
+          <w:p>
+            <w:pPr>
+              <w:rPr>
+                <w:color w:val="1c2634"/>
+              </w:rPr>
+            </w:pPr>
+            <w:r>
+              <w:rPr>
+                <w:rFonts w:hint="eastAsia" w:ascii="SimSun" w:hAnsi="SimSun" w:eastAsia="SimSun" w:cs="SimSun"/>
+                <w:color w:val="1c2634"/>
+                <w:sz w:val="19"/>
+              </w:rPr>
+              <w:t>直接采用</w:t>
+            </w:r>
+          </w:p>
+        </w:tc>
+        <w:tc>
+          <w:tcPr>
+            <w:tcW w:w="2076" w:type="dxa"/>
+            <w:tcBorders>
+              <w:top w:val="single" w:color="c2cddd" w:sz="6"/>
+              <w:left w:val="single" w:color="c2cddd" w:sz="6"/>
+              <w:bottom w:val="single" w:color="c2cddd" w:sz="6"/>
+              <w:right w:val="single" w:color="c2cddd" w:sz="6"/>
+            </w:tcBorders>
+            <w:tcMar>
+              <w:top w:w="73" w:type="dxa"/>
+              <w:left w:w="113" w:type="dxa"/>
+              <w:bottom w:w="73" w:type="dxa"/>
+              <w:right w:w="113" w:type="dxa"/>
+            </w:tcMar>
+            <w:vAlign w:val="top"/>
+          </w:tcPr>
+          <w:p>
+            <w:pPr>
+              <w:rPr>
+                <w:color w:val="1c2634"/>
+              </w:rPr>
+            </w:pPr>
+            <w:r>
+              <w:rPr>
+                <w:rFonts w:hint="eastAsia" w:ascii="SimSun" w:hAnsi="SimSun" w:eastAsia="SimSun" w:cs="SimSun"/>
+                <w:color w:val="1c2634"/>
+                <w:sz w:val="19"/>
+              </w:rPr>
+              <w:t>复用像素风类名</w:t>
+            </w:r>
+          </w:p>
+        </w:tc>
+      </w:tr>
+      <w:tr>
+        <w:trPr/>
+        <w:tc>
+          <w:tcPr>
+            <w:tcW w:w="2076" w:type="dxa"/>
+            <w:tcBorders>
+              <w:top w:val="single" w:color="c2cddd" w:sz="6"/>
+              <w:left w:val="single" w:color="c2cddd" w:sz="6"/>
+              <w:bottom w:val="single" w:color="c2cddd" w:sz="6"/>
+              <w:right w:val="single" w:color="c2cddd" w:sz="6"/>
+            </w:tcBorders>
+            <w:tcMar>
+              <w:top w:w="73" w:type="dxa"/>
+              <w:left w:w="113" w:type="dxa"/>
+              <w:bottom w:w="73" w:type="dxa"/>
+              <w:right w:w="113" w:type="dxa"/>
+            </w:tcMar>
+            <w:vAlign w:val="top"/>
+          </w:tcPr>
+          <w:p>
+            <w:pPr>
+              <w:rPr>
+                <w:color w:val="1c2634"/>
+              </w:rPr>
+            </w:pPr>
+            <w:r>
+              <w:rPr>
+                <w:rFonts w:ascii="SimSun" w:hAnsi="SimSun" w:eastAsia="SimSun" w:cs="SimSun"/>
+                <w:color w:val="1c2634"/>
+                <w:sz w:val="19"/>
+              </w:rPr>
+              <w:t>24</w:t>
+            </w:r>
+          </w:p>
+        </w:tc>
+        <w:tc>
+          <w:tcPr>
+            <w:tcW w:w="2076" w:type="dxa"/>
+            <w:tcBorders>
+              <w:top w:val="single" w:color="c2cddd" w:sz="6"/>
+              <w:left w:val="single" w:color="c2cddd" w:sz="6"/>
+              <w:bottom w:val="single" w:color="c2cddd" w:sz="6"/>
+              <w:right w:val="single" w:color="c2cddd" w:sz="6"/>
+            </w:tcBorders>
+            <w:tcMar>
+              <w:top w:w="73" w:type="dxa"/>
+              <w:left w:w="113" w:type="dxa"/>
+              <w:bottom w:w="73" w:type="dxa"/>
+              <w:right w:w="113" w:type="dxa"/>
+            </w:tcMar>
+            <w:vAlign w:val="top"/>
+          </w:tcPr>
+          <w:p>
+            <w:pPr>
+              <w:rPr>
+                <w:color w:val="1c2634"/>
+              </w:rPr>
+            </w:pPr>
+            <w:r>
+              <w:rPr>
+                <w:rFonts w:hint="eastAsia" w:ascii="SimSun" w:hAnsi="SimSun" w:eastAsia="SimSun" w:cs="SimSun"/>
+                <w:color w:val="1c2634"/>
+                <w:sz w:val="19"/>
+              </w:rPr>
+              <w:t>19 条测试</w:t>
+            </w:r>
+          </w:p>
+        </w:tc>
+        <w:tc>
+          <w:tcPr>
+            <w:tcW w:w="2076" w:type="dxa"/>
+            <w:tcBorders>
+              <w:top w:val="single" w:color="c2cddd" w:sz="6"/>
+              <w:left w:val="single" w:color="c2cddd" w:sz="6"/>
+              <w:bottom w:val="single" w:color="c2cddd" w:sz="6"/>
+              <w:right w:val="single" w:color="c2cddd" w:sz="6"/>
+            </w:tcBorders>
+            <w:tcMar>
+              <w:top w:w="73" w:type="dxa"/>
+              <w:left w:w="113" w:type="dxa"/>
+              <w:bottom w:w="73" w:type="dxa"/>
+              <w:right w:w="113" w:type="dxa"/>
+            </w:tcMar>
+            <w:vAlign w:val="top"/>
+          </w:tcPr>
+          <w:p>
+            <w:pPr>
+              <w:rPr>
+                <w:color w:val="1c2634"/>
+              </w:rPr>
+            </w:pPr>
+            <w:r>
+              <w:rPr>
+                <w:rFonts w:hint="eastAsia" w:ascii="SimSun" w:hAnsi="SimSun" w:eastAsia="SimSun" w:cs="SimSun"/>
+                <w:color w:val="1c2634"/>
+                <w:sz w:val="19"/>
+              </w:rPr>
+              <w:t>修改后采用</w:t>
+            </w:r>
+          </w:p>
+        </w:tc>
+        <w:tc>
+          <w:tcPr>
+            <w:tcW w:w="2076" w:type="dxa"/>
+            <w:tcBorders>
+              <w:top w:val="single" w:color="c2cddd" w:sz="6"/>
+              <w:left w:val="single" w:color="c2cddd" w:sz="6"/>
+              <w:bottom w:val="single" w:color="c2cddd" w:sz="6"/>
+              <w:right w:val="single" w:color="c2cddd" w:sz="6"/>
+            </w:tcBorders>
+            <w:tcMar>
+              <w:top w:w="73" w:type="dxa"/>
+              <w:left w:w="113" w:type="dxa"/>
+              <w:bottom w:w="73" w:type="dxa"/>
+              <w:right w:w="113" w:type="dxa"/>
+            </w:tcMar>
+            <w:vAlign w:val="top"/>
+          </w:tcPr>
+          <w:p>
+            <w:pPr>
+              <w:rPr>
+                <w:color w:val="1c2634"/>
+              </w:rPr>
+            </w:pPr>
+            <w:r>
+              <w:rPr>
+                <w:rFonts w:hint="eastAsia" w:ascii="SimSun" w:hAnsi="SimSun" w:eastAsia="SimSun" w:cs="SimSun"/>
+                <w:color w:val="1c2634"/>
+                <w:sz w:val="19"/>
+              </w:rPr>
+              <w:t>修掉二次连库挂住、漏 teardown 两处；补上 T80 关键回归</w:t>
+            </w:r>
+          </w:p>
+        </w:tc>
+      </w:tr>
+      <w:tr>
+        <w:trPr/>
+        <w:tc>
+          <w:tcPr>
+            <w:tcW w:w="2076" w:type="dxa"/>
+            <w:tcBorders>
+              <w:top w:val="single" w:color="c2cddd" w:sz="6"/>
+              <w:left w:val="single" w:color="c2cddd" w:sz="6"/>
+              <w:bottom w:val="single" w:color="c2cddd" w:sz="6"/>
+              <w:right w:val="single" w:color="c2cddd" w:sz="6"/>
+            </w:tcBorders>
+            <w:tcMar>
+              <w:top w:w="73" w:type="dxa"/>
+              <w:left w:w="113" w:type="dxa"/>
+              <w:bottom w:w="73" w:type="dxa"/>
+              <w:right w:w="113" w:type="dxa"/>
+            </w:tcMar>
+            <w:vAlign w:val="top"/>
+          </w:tcPr>
+          <w:p>
+            <w:pPr>
+              <w:rPr>
+                <w:color w:val="1c2634"/>
+              </w:rPr>
+            </w:pPr>
+            <w:r>
+              <w:rPr>
+                <w:rFonts w:ascii="SimSun" w:hAnsi="SimSun" w:eastAsia="SimSun" w:cs="SimSun"/>
+                <w:color w:val="1c2634"/>
+                <w:sz w:val="19"/>
+              </w:rPr>
+              <w:t>25</w:t>
+            </w:r>
+          </w:p>
+        </w:tc>
+        <w:tc>
+          <w:tcPr>
+            <w:tcW w:w="2076" w:type="dxa"/>
+            <w:tcBorders>
+              <w:top w:val="single" w:color="c2cddd" w:sz="6"/>
+              <w:left w:val="single" w:color="c2cddd" w:sz="6"/>
+              <w:bottom w:val="single" w:color="c2cddd" w:sz="6"/>
+              <w:right w:val="single" w:color="c2cddd" w:sz="6"/>
+            </w:tcBorders>
+            <w:tcMar>
+              <w:top w:w="73" w:type="dxa"/>
+              <w:left w:w="113" w:type="dxa"/>
+              <w:bottom w:w="73" w:type="dxa"/>
+              <w:right w:w="113" w:type="dxa"/>
+            </w:tcMar>
+            <w:vAlign w:val="top"/>
+          </w:tcPr>
+          <w:p>
+            <w:pPr>
+              <w:rPr>
+                <w:color w:val="1c2634"/>
+              </w:rPr>
+            </w:pPr>
+            <w:r>
+              <w:rPr>
+                <w:rFonts w:hint="eastAsia" w:ascii="SimSun" w:hAnsi="SimSun" w:eastAsia="SimSun" w:cs="SimSun"/>
+                <w:color w:val="1c2634"/>
+                <w:sz w:val="19"/>
+              </w:rPr>
+              <w:t>跨问卷统计管道</w:t>
+            </w:r>
+          </w:p>
+        </w:tc>
+        <w:tc>
+          <w:tcPr>
+            <w:tcW w:w="2076" w:type="dxa"/>
+            <w:tcBorders>
+              <w:top w:val="single" w:color="c2cddd" w:sz="6"/>
+              <w:left w:val="single" w:color="c2cddd" w:sz="6"/>
+              <w:bottom w:val="single" w:color="c2cddd" w:sz="6"/>
+              <w:right w:val="single" w:color="c2cddd" w:sz="6"/>
+            </w:tcBorders>
+            <w:tcMar>
+              <w:top w:w="73" w:type="dxa"/>
+              <w:left w:w="113" w:type="dxa"/>
+              <w:bottom w:w="73" w:type="dxa"/>
+              <w:right w:w="113" w:type="dxa"/>
+            </w:tcMar>
+            <w:vAlign w:val="top"/>
+          </w:tcPr>
+          <w:p>
+            <w:pPr>
+              <w:rPr>
+                <w:color w:val="1c2634"/>
+              </w:rPr>
+            </w:pPr>
+            <w:r>
+              <w:rPr>
+                <w:rFonts w:hint="eastAsia" w:ascii="SimSun" w:hAnsi="SimSun" w:eastAsia="SimSun" w:cs="SimSun"/>
+                <w:color w:val="1c2634"/>
+                <w:sz w:val="19"/>
+              </w:rPr>
+              <w:t>修改后采用</w:t>
+            </w:r>
+          </w:p>
+        </w:tc>
+        <w:tc>
+          <w:tcPr>
+            <w:tcW w:w="2076" w:type="dxa"/>
+            <w:tcBorders>
+              <w:top w:val="single" w:color="c2cddd" w:sz="6"/>
+              <w:left w:val="single" w:color="c2cddd" w:sz="6"/>
+              <w:bottom w:val="single" w:color="c2cddd" w:sz="6"/>
+              <w:right w:val="single" w:color="c2cddd" w:sz="6"/>
+            </w:tcBorders>
+            <w:tcMar>
+              <w:top w:w="73" w:type="dxa"/>
+              <w:left w:w="113" w:type="dxa"/>
+              <w:bottom w:w="73" w:type="dxa"/>
+              <w:right w:w="113" w:type="dxa"/>
+            </w:tcMar>
+            <w:vAlign w:val="top"/>
+          </w:tcPr>
+          <w:p>
+            <w:pPr>
+              <w:rPr>
+                <w:color w:val="1c2634"/>
+              </w:rPr>
+            </w:pPr>
+            <w:r>
+              <w:rPr>
+                <w:rFonts w:hint="eastAsia" w:ascii="SimSun" w:hAnsi="SimSun" w:eastAsia="SimSun" w:cs="SimSun"/>
+                <w:color w:val="1c2634"/>
+                <w:sz w:val="19"/>
+              </w:rPr>
+              <w:t xml:space="preserve">文本样本加 </w:t>
+            </w:r>
+            <w:r>
+              <w:rPr>
+                <w:rFonts w:ascii="Consolas" w:hAnsi="Consolas" w:eastAsia="Consolas" w:cs="Consolas"/>
+                <w:color w:val="1c2634"/>
+                <w:sz w:val="21"/>
+                <w:shd w:val="clear" w:fill="eef2f8"/>
+              </w:rPr>
+              <w:t>$slice</w:t>
+            </w:r>
+            <w:r>
+              <w:rPr>
+                <w:rFonts w:hint="eastAsia" w:ascii="SimSun" w:hAnsi="SimSun" w:eastAsia="SimSun" w:cs="SimSun"/>
+                <w:color w:val="1c2634"/>
+                <w:sz w:val="19"/>
+              </w:rPr>
+              <w:t xml:space="preserve"> 限量</w:t>
+            </w:r>
+          </w:p>
+        </w:tc>
+      </w:tr>
+      <w:tr>
+        <w:trPr/>
+        <w:tc>
+          <w:tcPr>
+            <w:tcW w:w="2076" w:type="dxa"/>
+            <w:tcBorders>
+              <w:top w:val="single" w:color="c2cddd" w:sz="6"/>
+              <w:left w:val="single" w:color="c2cddd" w:sz="6"/>
+              <w:bottom w:val="single" w:color="c2cddd" w:sz="6"/>
+              <w:right w:val="single" w:color="c2cddd" w:sz="6"/>
+            </w:tcBorders>
+            <w:tcMar>
+              <w:top w:w="73" w:type="dxa"/>
+              <w:left w:w="113" w:type="dxa"/>
+              <w:bottom w:w="73" w:type="dxa"/>
+              <w:right w:w="113" w:type="dxa"/>
+            </w:tcMar>
+            <w:vAlign w:val="top"/>
+          </w:tcPr>
+          <w:p>
+            <w:pPr>
+              <w:rPr>
+                <w:color w:val="1c2634"/>
+              </w:rPr>
+            </w:pPr>
+            <w:r>
+              <w:rPr>
+                <w:rFonts w:ascii="SimSun" w:hAnsi="SimSun" w:eastAsia="SimSun" w:cs="SimSun"/>
+                <w:color w:val="1c2634"/>
+                <w:sz w:val="19"/>
+              </w:rPr>
+              <w:t>26</w:t>
+            </w:r>
+          </w:p>
+        </w:tc>
+        <w:tc>
+          <w:tcPr>
+            <w:tcW w:w="2076" w:type="dxa"/>
+            <w:tcBorders>
+              <w:top w:val="single" w:color="c2cddd" w:sz="6"/>
+              <w:left w:val="single" w:color="c2cddd" w:sz="6"/>
+              <w:bottom w:val="single" w:color="c2cddd" w:sz="6"/>
+              <w:right w:val="single" w:color="c2cddd" w:sz="6"/>
+            </w:tcBorders>
+            <w:tcMar>
+              <w:top w:w="73" w:type="dxa"/>
+              <w:left w:w="113" w:type="dxa"/>
+              <w:bottom w:w="73" w:type="dxa"/>
+              <w:right w:w="113" w:type="dxa"/>
+            </w:tcMar>
+            <w:vAlign w:val="top"/>
+          </w:tcPr>
+          <w:p>
+            <w:pPr>
+              <w:rPr>
+                <w:color w:val="1c2634"/>
+              </w:rPr>
+            </w:pPr>
+            <w:r>
+              <w:rPr>
+                <w:rFonts w:hint="eastAsia" w:ascii="SimSun" w:hAnsi="SimSun" w:eastAsia="SimSun" w:cs="SimSun"/>
+                <w:color w:val="1c2634"/>
+                <w:sz w:val="19"/>
+              </w:rPr>
+              <w:t>多用户可用性审计与优化</w:t>
+            </w:r>
+          </w:p>
+        </w:tc>
+        <w:tc>
+          <w:tcPr>
+            <w:tcW w:w="2076" w:type="dxa"/>
+            <w:tcBorders>
+              <w:top w:val="single" w:color="c2cddd" w:sz="6"/>
+              <w:left w:val="single" w:color="c2cddd" w:sz="6"/>
+              <w:bottom w:val="single" w:color="c2cddd" w:sz="6"/>
+              <w:right w:val="single" w:color="c2cddd" w:sz="6"/>
+            </w:tcBorders>
+            <w:tcMar>
+              <w:top w:w="73" w:type="dxa"/>
+              <w:left w:w="113" w:type="dxa"/>
+              <w:bottom w:w="73" w:type="dxa"/>
+              <w:right w:w="113" w:type="dxa"/>
+            </w:tcMar>
+            <w:vAlign w:val="top"/>
+          </w:tcPr>
+          <w:p>
+            <w:pPr>
+              <w:rPr>
+                <w:color w:val="1c2634"/>
+              </w:rPr>
+            </w:pPr>
+            <w:r>
+              <w:rPr>
+                <w:rFonts w:hint="eastAsia" w:ascii="SimSun" w:hAnsi="SimSun" w:eastAsia="SimSun" w:cs="SimSun"/>
+                <w:color w:val="1c2634"/>
+                <w:sz w:val="19"/>
+              </w:rPr>
+              <w:t>修改后采用</w:t>
+            </w:r>
+          </w:p>
+        </w:tc>
+        <w:tc>
+          <w:tcPr>
+            <w:tcW w:w="2076" w:type="dxa"/>
+            <w:tcBorders>
+              <w:top w:val="single" w:color="c2cddd" w:sz="6"/>
+              <w:left w:val="single" w:color="c2cddd" w:sz="6"/>
+              <w:bottom w:val="single" w:color="c2cddd" w:sz="6"/>
+              <w:right w:val="single" w:color="c2cddd" w:sz="6"/>
+            </w:tcBorders>
+            <w:tcMar>
+              <w:top w:w="73" w:type="dxa"/>
+              <w:left w:w="113" w:type="dxa"/>
+              <w:bottom w:w="73" w:type="dxa"/>
+              <w:right w:w="113" w:type="dxa"/>
+            </w:tcMar>
+            <w:vAlign w:val="top"/>
+          </w:tcPr>
+          <w:p>
+            <w:pPr>
+              <w:rPr>
+                <w:color w:val="1c2634"/>
+              </w:rPr>
+            </w:pPr>
+            <w:r>
+              <w:rPr>
+                <w:rFonts w:hint="eastAsia" w:ascii="SimSun" w:hAnsi="SimSun" w:eastAsia="SimSun" w:cs="SimSun"/>
+                <w:color w:val="1c2634"/>
+                <w:sz w:val="19"/>
+              </w:rPr>
+              <w:t>AI 首轮只报代码风格类建议，被要求以"第二个用户登录后会发生什么"重跑，才找出 3 个真正让用户用不下去的问题</w:t>
+            </w:r>
+          </w:p>
+        </w:tc>
+      </w:tr>
+    </w:tbl>
+    <w:p>
+      <w:pPr>
+        <w:spacing w:line="420"/>
+        <w:ind w:firstLine="480"/>
+        <w:jc w:val="both"/>
+        <w:rPr>
+          <w:color w:val="1c2634"/>
+        </w:rPr>
+      </w:pPr>
+      <w:r>
+        <w:rPr>
+          <w:rFonts w:hint="eastAsia" w:ascii="SimSun" w:hAnsi="SimSun" w:eastAsia="SimSun" w:cs="SimSun"/>
+          <w:color w:val="1c2634"/>
+          <w:sz w:val="24"/>
+        </w:rPr>
+        <w:t xml:space="preserve">真实对话节选（完整版见 </w:t>
+      </w:r>
+      <w:r>
+        <w:rPr>
+          <w:rFonts w:ascii="Consolas" w:hAnsi="Consolas" w:eastAsia="Consolas" w:cs="Consolas"/>
+          <w:color w:val="1c2634"/>
+          <w:sz w:val="21"/>
+          <w:shd w:val="clear" w:fill="eef2f8"/>
+        </w:rPr>
+        <w:t>docs/ai-usage-log.md</w:t>
+      </w:r>
+      <w:r>
+        <w:rPr>
+          <w:rFonts w:hint="eastAsia" w:ascii="SimSun" w:hAnsi="SimSun" w:eastAsia="SimSun" w:cs="SimSun"/>
+          <w:color w:val="1c2634"/>
+          <w:sz w:val="24"/>
+        </w:rPr>
+        <w:t xml:space="preserve"> §5）：</w:t>
+      </w:r>
+    </w:p>
+    <w:p>
+      <w:pPr>
+        <w:numPr>
+          <w:ilvl w:val="0"/>
+          <w:numId w:val="1"/>
+        </w:numPr>
+        <w:pBdr>
+          <w:left w:space="28"/>
+        </w:pBdr>
+        <w:spacing w:after="68" w:line="420"/>
+        <w:jc w:val="both"/>
+        <w:rPr>
+          <w:color w:val="1c2634"/>
+        </w:rPr>
+      </w:pPr>
+      <w:r>
+        <w:rPr>
+          <w:rFonts w:hint="eastAsia" w:ascii="SimSun" w:hAnsi="SimSun" w:eastAsia="SimSun" w:cs="SimSun"/>
+          <w:b w:val="1"/>
+          <w:color w:val="1c2634"/>
+          <w:sz w:val="24"/>
+        </w:rPr>
+        <w:t>我</w:t>
+      </w:r>
+      <w:r>
+        <w:rPr>
+          <w:rFonts w:hint="eastAsia" w:ascii="SimSun" w:hAnsi="SimSun" w:eastAsia="SimSun" w:cs="SimSun"/>
+          <w:color w:val="1c2634"/>
+          <w:sz w:val="24"/>
+        </w:rPr>
+        <w:t>：八条需求里最要紧的是"改题不能影响已做好的问卷"。题库题是不是让问卷直接引用，然后跟着最新版走？</w:t>
+      </w:r>
+    </w:p>
+    <w:p>
+      <w:pPr>
+        <w:numPr>
+          <w:ilvl w:val="0"/>
+          <w:numId w:val="1"/>
+        </w:numPr>
+        <w:pBdr>
+          <w:left w:space="28"/>
+        </w:pBdr>
+        <w:spacing w:after="68" w:line="420"/>
+        <w:jc w:val="both"/>
+        <w:rPr>
+          <w:color w:val="1c2634"/>
+        </w:rPr>
+      </w:pPr>
+      <w:r>
+        <w:rPr>
+          <w:rFonts w:ascii="SimSun" w:hAnsi="SimSun" w:eastAsia="SimSun" w:cs="SimSun"/>
+          <w:b w:val="1"/>
+          <w:color w:val="1c2634"/>
+          <w:sz w:val="24"/>
+        </w:rPr>
+        <w:t>AI</w:t>
+      </w:r>
+      <w:r>
+        <w:rPr>
+          <w:rFonts w:hint="eastAsia" w:ascii="SimSun" w:hAnsi="SimSun" w:eastAsia="SimSun" w:cs="SimSun"/>
+          <w:color w:val="1c2634"/>
+          <w:sz w:val="24"/>
+        </w:rPr>
+        <w:t xml:space="preserve">：可以让问卷题存 </w:t>
+      </w:r>
+      <w:r>
+        <w:rPr>
+          <w:rFonts w:ascii="Consolas" w:hAnsi="Consolas" w:eastAsia="Consolas" w:cs="Consolas"/>
+          <w:color w:val="1c2634"/>
+          <w:sz w:val="21"/>
+          <w:shd w:val="clear" w:fill="eef2f8"/>
+        </w:rPr>
+        <w:t>bank_question_id</w:t>
+      </w:r>
+      <w:r>
+        <w:rPr>
+          <w:rFonts w:hint="eastAsia" w:ascii="SimSun" w:hAnsi="SimSun" w:eastAsia="SimSun" w:cs="SimSun"/>
+          <w:color w:val="1c2634"/>
+          <w:sz w:val="24"/>
+        </w:rPr>
+        <w:t xml:space="preserve"> 引用题库文档，读取时 join 最新版本。这样选题复用最直接。</w:t>
+      </w:r>
+    </w:p>
+    <w:p>
+      <w:pPr>
+        <w:numPr>
+          <w:ilvl w:val="0"/>
+          <w:numId w:val="1"/>
+        </w:numPr>
+        <w:pBdr>
+          <w:left w:space="28"/>
+        </w:pBdr>
+        <w:spacing w:after="68" w:line="420"/>
+        <w:jc w:val="both"/>
+        <w:rPr>
+          <w:color w:val="1c2634"/>
+        </w:rPr>
+      </w:pPr>
+      <w:r>
+        <w:rPr>
+          <w:rFonts w:hint="eastAsia" w:ascii="SimSun" w:hAnsi="SimSun" w:eastAsia="SimSun" w:cs="SimSun"/>
+          <w:b w:val="1"/>
+          <w:color w:val="1c2634"/>
+          <w:sz w:val="24"/>
+        </w:rPr>
+        <w:t>我</w:t>
+      </w:r>
+      <w:r>
+        <w:rPr>
+          <w:rFonts w:hint="eastAsia" w:ascii="SimSun" w:hAnsi="SimSun" w:eastAsia="SimSun" w:cs="SimSun"/>
+          <w:color w:val="1c2634"/>
+          <w:sz w:val="24"/>
+        </w:rPr>
+        <w:t>：不行，这正好违反第三条——老师改了题，去年发布的问卷内容就变了，收集的数据全对不上。</w:t>
+      </w:r>
+    </w:p>
+    <w:p>
+      <w:pPr>
+        <w:numPr>
+          <w:ilvl w:val="0"/>
+          <w:numId w:val="1"/>
+        </w:numPr>
+        <w:pBdr>
+          <w:left w:space="28"/>
+        </w:pBdr>
+        <w:spacing w:after="68" w:line="420"/>
+        <w:jc w:val="both"/>
+        <w:rPr>
+          <w:color w:val="1c2634"/>
+        </w:rPr>
+      </w:pPr>
+      <w:r>
+        <w:rPr>
+          <w:rFonts w:ascii="SimSun" w:hAnsi="SimSun" w:eastAsia="SimSun" w:cs="SimSun"/>
+          <w:b w:val="1"/>
+          <w:color w:val="1c2634"/>
+          <w:sz w:val="24"/>
+        </w:rPr>
+        <w:t>AI</w:t>
+      </w:r>
+      <w:r>
+        <w:rPr>
+          <w:rFonts w:hint="eastAsia" w:ascii="SimSun" w:hAnsi="SimSun" w:eastAsia="SimSun" w:cs="SimSun"/>
+          <w:color w:val="1c2634"/>
+          <w:sz w:val="24"/>
+        </w:rPr>
+        <w:t>：那就反过来：选题时把题目内容整体拷贝进问卷（快照），</w:t>
+      </w:r>
+      <w:r>
+        <w:rPr>
+          <w:rFonts w:ascii="Consolas" w:hAnsi="Consolas" w:eastAsia="Consolas" w:cs="Consolas"/>
+          <w:color w:val="1c2634"/>
+          <w:sz w:val="21"/>
+          <w:shd w:val="clear" w:fill="eef2f8"/>
+        </w:rPr>
+        <w:t>bank_question_id</w:t>
+      </w:r>
+      <w:r>
+        <w:rPr>
+          <w:rFonts w:hint="eastAsia" w:ascii="SimSun" w:hAnsi="SimSun" w:eastAsia="SimSun" w:cs="SimSun"/>
+          <w:color w:val="1c2634"/>
+          <w:sz w:val="24"/>
+        </w:rPr>
+        <w:t xml:space="preserve"> 只记来源用于反查和统计。题库题修改永远生成新版本不覆盖。这样第三条自动满足，第五条"不同问卷用不同版本"也自动成立。</w:t>
+      </w:r>
+    </w:p>
+    <w:p>
+      <w:pPr>
+        <w:numPr>
+          <w:ilvl w:val="0"/>
+          <w:numId w:val="1"/>
+        </w:numPr>
+        <w:pBdr>
+          <w:left w:space="28"/>
+        </w:pBdr>
+        <w:spacing w:after="68" w:line="420"/>
+        <w:jc w:val="both"/>
+        <w:rPr>
+          <w:color w:val="1c2634"/>
+        </w:rPr>
+      </w:pPr>
+      <w:r>
+        <w:rPr>
+          <w:rFonts w:hint="eastAsia" w:ascii="SimSun" w:hAnsi="SimSun" w:eastAsia="SimSun" w:cs="SimSun"/>
+          <w:b w:val="1"/>
+          <w:color w:val="1c2634"/>
+          <w:sz w:val="24"/>
+        </w:rPr>
+        <w:t>我</w:t>
+      </w:r>
+      <w:r>
+        <w:rPr>
+          <w:rFonts w:hint="eastAsia" w:ascii="SimSun" w:hAnsi="SimSun" w:eastAsia="SimSun" w:cs="SimSun"/>
+          <w:color w:val="1c2634"/>
+          <w:sz w:val="24"/>
+        </w:rPr>
+        <w:t>：创建题库题一直 400，</w:t>
+      </w:r>
+      <w:r>
+        <w:rPr>
+          <w:rFonts w:ascii="Consolas" w:hAnsi="Consolas" w:eastAsia="Consolas" w:cs="Consolas"/>
+          <w:color w:val="1c2634"/>
+          <w:sz w:val="21"/>
+          <w:shd w:val="clear" w:fill="eef2f8"/>
+        </w:rPr>
+        <w:t>details: ["root_id"]</w:t>
+      </w:r>
+      <w:r>
+        <w:rPr>
+          <w:rFonts w:hint="eastAsia" w:ascii="SimSun" w:hAnsi="SimSun" w:eastAsia="SimSun" w:cs="SimSun"/>
+          <w:color w:val="1c2634"/>
+          <w:sz w:val="24"/>
+        </w:rPr>
+        <w:t>，可我明明在 save 前回填了。</w:t>
+      </w:r>
+    </w:p>
+    <w:p>
+      <w:pPr>
+        <w:numPr>
+          <w:ilvl w:val="0"/>
+          <w:numId w:val="1"/>
+        </w:numPr>
+        <w:pBdr>
+          <w:left w:space="28"/>
+        </w:pBdr>
+        <w:spacing w:after="68" w:line="420"/>
+        <w:jc w:val="both"/>
+        <w:rPr>
+          <w:color w:val="1c2634"/>
+        </w:rPr>
+      </w:pPr>
+      <w:r>
+        <w:rPr>
+          <w:rFonts w:ascii="SimSun" w:hAnsi="SimSun" w:eastAsia="SimSun" w:cs="SimSun"/>
+          <w:b w:val="1"/>
+          <w:color w:val="1c2634"/>
+          <w:sz w:val="24"/>
+        </w:rPr>
+        <w:t>AI</w:t>
+      </w:r>
+      <w:r>
+        <w:rPr>
+          <w:rFonts w:hint="eastAsia" w:ascii="SimSun" w:hAnsi="SimSun" w:eastAsia="SimSun" w:cs="SimSun"/>
+          <w:color w:val="1c2634"/>
+          <w:sz w:val="24"/>
+        </w:rPr>
+        <w:t>：</w:t>
+      </w:r>
+      <w:r>
+        <w:rPr>
+          <w:rFonts w:ascii="Consolas" w:hAnsi="Consolas" w:eastAsia="Consolas" w:cs="Consolas"/>
+          <w:color w:val="1c2634"/>
+          <w:sz w:val="21"/>
+          <w:shd w:val="clear" w:fill="eef2f8"/>
+        </w:rPr>
+        <w:t>Model.create()</w:t>
+      </w:r>
+      <w:r>
+        <w:rPr>
+          <w:rFonts w:hint="eastAsia" w:ascii="SimSun" w:hAnsi="SimSun" w:eastAsia="SimSun" w:cs="SimSun"/>
+          <w:color w:val="1c2634"/>
+          <w:sz w:val="24"/>
+        </w:rPr>
+        <w:t xml:space="preserve"> 在插入那一刻就跑 schema 校验，此时 </w:t>
+      </w:r>
+      <w:r>
+        <w:rPr>
+          <w:rFonts w:ascii="Consolas" w:hAnsi="Consolas" w:eastAsia="Consolas" w:cs="Consolas"/>
+          <w:color w:val="1c2634"/>
+          <w:sz w:val="21"/>
+          <w:shd w:val="clear" w:fill="eef2f8"/>
+        </w:rPr>
+        <w:t>root_id</w:t>
+      </w:r>
+      <w:r>
+        <w:rPr>
+          <w:rFonts w:hint="eastAsia" w:ascii="SimSun" w:hAnsi="SimSun" w:eastAsia="SimSun" w:cs="SimSun"/>
+          <w:color w:val="1c2634"/>
+          <w:sz w:val="24"/>
+        </w:rPr>
+        <w:t xml:space="preserve"> 还是 null（required 校验失败），根本轮不到你后面的回填。把 </w:t>
+      </w:r>
+      <w:r>
+        <w:rPr>
+          <w:rFonts w:ascii="Consolas" w:hAnsi="Consolas" w:eastAsia="Consolas" w:cs="Consolas"/>
+          <w:color w:val="1c2634"/>
+          <w:sz w:val="21"/>
+          <w:shd w:val="clear" w:fill="eef2f8"/>
+        </w:rPr>
+        <w:t>required: true</w:t>
+      </w:r>
+      <w:r>
+        <w:rPr>
+          <w:rFonts w:hint="eastAsia" w:ascii="SimSun" w:hAnsi="SimSun" w:eastAsia="SimSun" w:cs="SimSun"/>
+          <w:color w:val="1c2634"/>
+          <w:sz w:val="24"/>
+        </w:rPr>
+        <w:t xml:space="preserve"> 去掉，回填改由写路径约定保证。</w:t>
+      </w:r>
+    </w:p>
+    <w:p>
+      <w:pPr>
+        <w:numPr>
+          <w:ilvl w:val="0"/>
+          <w:numId w:val="1"/>
+        </w:numPr>
+        <w:pBdr>
+          <w:left w:space="28"/>
+        </w:pBdr>
+        <w:spacing w:after="68" w:line="420"/>
+        <w:jc w:val="both"/>
+        <w:rPr>
+          <w:color w:val="1c2634"/>
+        </w:rPr>
+      </w:pPr>
+      <w:r>
+        <w:rPr>
+          <w:rFonts w:hint="eastAsia" w:ascii="SimSun" w:hAnsi="SimSun" w:eastAsia="SimSun" w:cs="SimSun"/>
+          <w:b w:val="1"/>
+          <w:color w:val="1c2634"/>
+          <w:sz w:val="24"/>
+        </w:rPr>
+        <w:t>我</w:t>
+      </w:r>
+      <w:r>
+        <w:rPr>
+          <w:rFonts w:hint="eastAsia" w:ascii="SimSun" w:hAnsi="SimSun" w:eastAsia="SimSun" w:cs="SimSun"/>
+          <w:color w:val="1c2634"/>
+          <w:sz w:val="24"/>
+        </w:rPr>
+        <w:t>：我要的不是代码风格建议。假设我是第二个注册的用户，登录进来点复制问卷，会发生什么？</w:t>
+      </w:r>
+    </w:p>
+    <w:p>
+      <w:pPr>
+        <w:numPr>
+          <w:ilvl w:val="0"/>
+          <w:numId w:val="1"/>
+        </w:numPr>
+        <w:pBdr>
+          <w:left w:space="28"/>
+        </w:pBdr>
+        <w:spacing w:after="68" w:line="420"/>
+        <w:jc w:val="both"/>
+        <w:rPr>
+          <w:color w:val="1c2634"/>
+        </w:rPr>
+      </w:pPr>
+      <w:r>
+        <w:rPr>
+          <w:rFonts w:ascii="SimSun" w:hAnsi="SimSun" w:eastAsia="SimSun" w:cs="SimSun"/>
+          <w:b w:val="1"/>
+          <w:color w:val="1c2634"/>
+          <w:sz w:val="24"/>
+        </w:rPr>
+        <w:t>AI</w:t>
+      </w:r>
+      <w:r>
+        <w:rPr>
+          <w:rFonts w:hint="eastAsia" w:ascii="SimSun" w:hAnsi="SimSun" w:eastAsia="SimSun" w:cs="SimSun"/>
+          <w:color w:val="1c2634"/>
+          <w:sz w:val="24"/>
+        </w:rPr>
+        <w:t xml:space="preserve">：（重新走查后）复制问卷的回调里调了 </w:t>
+      </w:r>
+      <w:r>
+        <w:rPr>
+          <w:rFonts w:ascii="Consolas" w:hAnsi="Consolas" w:eastAsia="Consolas" w:cs="Consolas"/>
+          <w:color w:val="1c2634"/>
+          <w:sz w:val="21"/>
+          <w:shd w:val="clear" w:fill="eef2f8"/>
+        </w:rPr>
+        <w:t>toast(...)</w:t>
+      </w:r>
+      <w:r>
+        <w:rPr>
+          <w:rFonts w:hint="eastAsia" w:ascii="SimSun" w:hAnsi="SimSun" w:eastAsia="SimSun" w:cs="SimSun"/>
+          <w:color w:val="1c2634"/>
+          <w:sz w:val="24"/>
+        </w:rPr>
+        <w:t xml:space="preserve">，但页面解构时没取 </w:t>
+      </w:r>
+      <w:r>
+        <w:rPr>
+          <w:rFonts w:ascii="Consolas" w:hAnsi="Consolas" w:eastAsia="Consolas" w:cs="Consolas"/>
+          <w:color w:val="1c2634"/>
+          <w:sz w:val="21"/>
+          <w:shd w:val="clear" w:fill="eef2f8"/>
+        </w:rPr>
+        <w:t>toast</w:t>
+      </w:r>
+      <w:r>
+        <w:rPr>
+          <w:rFonts w:hint="eastAsia" w:ascii="SimSun" w:hAnsi="SimSun" w:eastAsia="SimSun" w:cs="SimSun"/>
+          <w:color w:val="1c2634"/>
+          <w:sz w:val="24"/>
+        </w:rPr>
+        <w:t xml:space="preserve">，所以副本创建成功、提示抛出 </w:t>
+      </w:r>
+      <w:r>
+        <w:rPr>
+          <w:rFonts w:ascii="Consolas" w:hAnsi="Consolas" w:eastAsia="Consolas" w:cs="Consolas"/>
+          <w:color w:val="1c2634"/>
+          <w:sz w:val="21"/>
+          <w:shd w:val="clear" w:fill="eef2f8"/>
+        </w:rPr>
+        <w:t>ReferenceError</w:t>
+      </w:r>
+      <w:r>
+        <w:rPr>
+          <w:rFonts w:hint="eastAsia" w:ascii="SimSun" w:hAnsi="SimSun" w:eastAsia="SimSun" w:cs="SimSun"/>
+          <w:color w:val="1c2634"/>
+          <w:sz w:val="24"/>
+        </w:rPr>
+        <w:t>，列表也不刷新——用户会以为没成功，再点一次。</w:t>
+      </w:r>
+    </w:p>
+    <w:p>
+      <w:pPr>
+        <w:numPr>
+          <w:ilvl w:val="0"/>
+          <w:numId w:val="1"/>
+        </w:numPr>
+        <w:pBdr>
+          <w:left w:space="28"/>
+        </w:pBdr>
+        <w:spacing w:after="68" w:line="420"/>
+        <w:jc w:val="both"/>
+        <w:rPr>
+          <w:color w:val="1c2634"/>
+        </w:rPr>
+      </w:pPr>
+      <w:r>
+        <w:rPr>
+          <w:rFonts w:hint="eastAsia" w:ascii="SimSun" w:hAnsi="SimSun" w:eastAsia="SimSun" w:cs="SimSun"/>
+          <w:b w:val="1"/>
+          <w:color w:val="1c2634"/>
+          <w:sz w:val="24"/>
+        </w:rPr>
+        <w:t>我</w:t>
+      </w:r>
+      <w:r>
+        <w:rPr>
+          <w:rFonts w:hint="eastAsia" w:ascii="SimSun" w:hAnsi="SimSun" w:eastAsia="SimSun" w:cs="SimSun"/>
+          <w:color w:val="1c2634"/>
+          <w:sz w:val="24"/>
+        </w:rPr>
+        <w:t>：这个才是会让别人用不下去的问题。顺着"用户手滑"再走一遍：地址栏的 id 被改坏呢？</w:t>
+      </w:r>
+    </w:p>
+    <w:p>
+      <w:pPr>
+        <w:numPr>
+          <w:ilvl w:val="0"/>
+          <w:numId w:val="1"/>
+        </w:numPr>
+        <w:pBdr>
+          <w:left w:space="28"/>
+        </w:pBdr>
+        <w:spacing w:after="68" w:line="420"/>
+        <w:jc w:val="both"/>
+        <w:rPr>
+          <w:color w:val="1c2634"/>
+        </w:rPr>
+      </w:pPr>
+      <w:r>
+        <w:rPr>
+          <w:rFonts w:ascii="SimSun" w:hAnsi="SimSun" w:eastAsia="SimSun" w:cs="SimSun"/>
+          <w:b w:val="1"/>
+          <w:color w:val="1c2634"/>
+          <w:sz w:val="24"/>
+        </w:rPr>
+        <w:t>AI</w:t>
+      </w:r>
+      <w:r>
+        <w:rPr>
+          <w:rFonts w:hint="eastAsia" w:ascii="SimSun" w:hAnsi="SimSun" w:eastAsia="SimSun" w:cs="SimSun"/>
+          <w:color w:val="1c2634"/>
+          <w:sz w:val="24"/>
+        </w:rPr>
+        <w:t xml:space="preserve">：参数不是合法 ObjectId 时 Mongoose 抛 </w:t>
+      </w:r>
+      <w:r>
+        <w:rPr>
+          <w:rFonts w:ascii="Consolas" w:hAnsi="Consolas" w:eastAsia="Consolas" w:cs="Consolas"/>
+          <w:color w:val="1c2634"/>
+          <w:sz w:val="21"/>
+          <w:shd w:val="clear" w:fill="eef2f8"/>
+        </w:rPr>
+        <w:t>CastError</w:t>
+      </w:r>
+      <w:r>
+        <w:rPr>
+          <w:rFonts w:hint="eastAsia" w:ascii="SimSun" w:hAnsi="SimSun" w:eastAsia="SimSun" w:cs="SimSun"/>
+          <w:color w:val="1c2634"/>
+          <w:sz w:val="24"/>
+        </w:rPr>
+        <w:t>，被全局兜底成 500"服务器内部错误"。</w:t>
+      </w:r>
+    </w:p>
+    <w:p>
+      <w:pPr>
+        <w:numPr>
+          <w:ilvl w:val="0"/>
+          <w:numId w:val="1"/>
+        </w:numPr>
+        <w:pBdr>
+          <w:left w:space="28"/>
+        </w:pBdr>
+        <w:spacing w:after="68" w:line="420"/>
+        <w:jc w:val="both"/>
+        <w:rPr>
+          <w:color w:val="1c2634"/>
+        </w:rPr>
+      </w:pPr>
+      <w:r>
+        <w:rPr>
+          <w:rFonts w:hint="eastAsia" w:ascii="SimSun" w:hAnsi="SimSun" w:eastAsia="SimSun" w:cs="SimSun"/>
+          <w:b w:val="1"/>
+          <w:color w:val="1c2634"/>
+          <w:sz w:val="24"/>
+        </w:rPr>
+        <w:t>我</w:t>
+      </w:r>
+      <w:r>
+        <w:rPr>
+          <w:rFonts w:hint="eastAsia" w:ascii="SimSun" w:hAnsi="SimSun" w:eastAsia="SimSun" w:cs="SimSun"/>
+          <w:color w:val="1c2634"/>
+          <w:sz w:val="24"/>
+        </w:rPr>
+        <w:t>：换成 400 并说清"id 格式不正确"。另外检查一下共享后的可见范围——被共享的人能不能看到这道题被哪些问卷用了？</w:t>
+      </w:r>
+    </w:p>
+    <w:p>
+      <w:pPr>
+        <w:numPr>
+          <w:ilvl w:val="0"/>
+          <w:numId w:val="1"/>
+        </w:numPr>
+        <w:pBdr>
+          <w:left w:space="28"/>
+        </w:pBdr>
+        <w:spacing w:after="68" w:line="420"/>
+        <w:jc w:val="both"/>
+        <w:rPr>
+          <w:color w:val="1c2634"/>
+        </w:rPr>
+      </w:pPr>
+      <w:r>
+        <w:rPr>
+          <w:rFonts w:ascii="SimSun" w:hAnsi="SimSun" w:eastAsia="SimSun" w:cs="SimSun"/>
+          <w:b w:val="1"/>
+          <w:color w:val="1c2634"/>
+          <w:sz w:val="24"/>
+        </w:rPr>
+        <w:t>AI</w:t>
+      </w:r>
+      <w:r>
+        <w:rPr>
+          <w:rFonts w:hint="eastAsia" w:ascii="SimSun" w:hAnsi="SimSun" w:eastAsia="SimSun" w:cs="SimSun"/>
+          <w:color w:val="1c2634"/>
+          <w:sz w:val="24"/>
+        </w:rPr>
+        <w:t>：能，</w:t>
+      </w:r>
+      <w:r>
+        <w:rPr>
+          <w:rFonts w:ascii="Consolas" w:hAnsi="Consolas" w:eastAsia="Consolas" w:cs="Consolas"/>
+          <w:color w:val="1c2634"/>
+          <w:sz w:val="21"/>
+          <w:shd w:val="clear" w:fill="eef2f8"/>
+        </w:rPr>
+        <w:t>usage</w:t>
+      </w:r>
+      <w:r>
+        <w:rPr>
+          <w:rFonts w:hint="eastAsia" w:ascii="SimSun" w:hAnsi="SimSun" w:eastAsia="SimSun" w:cs="SimSun"/>
+          <w:color w:val="1c2634"/>
+          <w:sz w:val="24"/>
+        </w:rPr>
+        <w:t xml:space="preserve"> 和 </w:t>
+      </w:r>
+      <w:r>
+        <w:rPr>
+          <w:rFonts w:ascii="Consolas" w:hAnsi="Consolas" w:eastAsia="Consolas" w:cs="Consolas"/>
+          <w:color w:val="1c2634"/>
+          <w:sz w:val="21"/>
+          <w:shd w:val="clear" w:fill="eef2f8"/>
+        </w:rPr>
+        <w:t>stats</w:t>
+      </w:r>
+      <w:r>
+        <w:rPr>
+          <w:rFonts w:hint="eastAsia" w:ascii="SimSun" w:hAnsi="SimSun" w:eastAsia="SimSun" w:cs="SimSun"/>
+          <w:color w:val="1c2634"/>
+          <w:sz w:val="24"/>
+        </w:rPr>
+        <w:t xml:space="preserve"> 目前对所有可见者开放，会连带返回对方问卷的标题和汇总后的答卷内容。</w:t>
+      </w:r>
+    </w:p>
+    <w:p>
+      <w:pPr>
+        <w:numPr>
+          <w:ilvl w:val="0"/>
+          <w:numId w:val="1"/>
+        </w:numPr>
+        <w:pBdr>
+          <w:left w:space="28"/>
+        </w:pBdr>
+        <w:spacing w:after="68" w:line="420"/>
+        <w:jc w:val="both"/>
+        <w:rPr>
+          <w:color w:val="1c2634"/>
+        </w:rPr>
+      </w:pPr>
+      <w:r>
+        <w:rPr>
+          <w:rFonts w:hint="eastAsia" w:ascii="SimSun" w:hAnsi="SimSun" w:eastAsia="SimSun" w:cs="SimSun"/>
+          <w:b w:val="1"/>
+          <w:color w:val="1c2634"/>
+          <w:sz w:val="24"/>
+        </w:rPr>
+        <w:t>我</w:t>
+      </w:r>
+      <w:r>
+        <w:rPr>
+          <w:rFonts w:hint="eastAsia" w:ascii="SimSun" w:hAnsi="SimSun" w:eastAsia="SimSun" w:cs="SimSun"/>
+          <w:color w:val="1c2634"/>
+          <w:sz w:val="24"/>
+        </w:rPr>
+        <w:t>：那就收回，只给 owner。共享的是题，不是问卷。</w:t>
+      </w:r>
+    </w:p>
+    <w:p>
+      <w:pPr>
+        <w:pStyle w:val="000004"/>
+        <w:keepNext w:val="1"/>
+        <w:keepLines w:val="1"/>
+        <w:pBdr>
+          <w:bottom w:val="single" w:color="16345e" w:sz="13"/>
+        </w:pBdr>
+        <w:spacing w:before="510" w:beforeAutospacing="1" w:after="510" w:afterAutospacing="1" w:line="420"/>
+        <w:ind w:left="510" w:right="510"/>
+        <w:outlineLvl w:val="0"/>
+        <w:rPr>
+          <w:color w:val="10233b"/>
+          <w:kern w:val="44"/>
+          <w:sz w:val="44"/>
+          <w:szCs w:val="44"/>
+        </w:rPr>
+      </w:pPr>
+      <w:bookmarkStart w:id="22" w:name="section-10"/>
+      <w:r>
+        <w:rPr>
+          <w:rFonts w:hint="eastAsia" w:ascii="SimHei" w:hAnsi="SimHei" w:eastAsia="SimHei" w:cs="SimHei"/>
+          <w:b w:val="1"/>
+          <w:color w:val="3b6ef5"/>
+          <w:sz w:val="34"/>
+        </w:rPr>
+        <w:t>十、</w:t>
+      </w:r>
+      <w:r>
+        <w:rPr>
+          <w:rFonts w:hint="eastAsia" w:ascii="SimHei" w:hAnsi="SimHei" w:eastAsia="SimHei" w:cs="SimHei"/>
+          <w:b w:val="1"/>
+          <w:color w:val="10233b"/>
+          <w:sz w:val="34"/>
+        </w:rPr>
+        <w:t>总结</w:t>
+      </w:r>
+      <w:bookmarkEnd w:id="22"/>
+    </w:p>
+    <w:p>
+      <w:pPr>
+        <w:spacing w:line="420"/>
+        <w:ind w:firstLine="480"/>
+        <w:jc w:val="both"/>
+        <w:rPr>
+          <w:color w:val="1c2634"/>
+        </w:rPr>
+      </w:pPr>
+      <w:r>
+        <w:rPr>
+          <w:rFonts w:hint="eastAsia" w:ascii="SimSun" w:hAnsi="SimSun" w:eastAsia="SimSun" w:cs="SimSun"/>
+          <w:color w:val="1c2634"/>
+          <w:sz w:val="24"/>
+        </w:rPr>
+        <w:t>这次需求变更是一次真正的"演进"练习：第二阶段所有改动都建立在既有代码之上——题目独立集合让题库有了挂载点，发布冻结规则让需求 3 天然满足，统一错误结构与测试基建让 23 条新用例第一天就能跑进既有套件。八项需求最终收敛为两个数据结构决策（快照溯源、版本即文档）和一个权限模型（树级共享），没有推翻任何一张已有的表，旧数据零迁移。</w:t>
+      </w:r>
+    </w:p>
+    <w:p>
+      <w:pPr>
+        <w:spacing w:line="420"/>
+        <w:ind w:firstLine="480"/>
+        <w:jc w:val="both"/>
+        <w:rPr>
+          <w:color w:val="1c2634"/>
+        </w:rPr>
+      </w:pPr>
+      <w:r>
+        <w:rPr>
+          <w:rFonts w:hint="eastAsia" w:ascii="SimSun" w:hAnsi="SimSun" w:eastAsia="SimSun" w:cs="SimSun"/>
+          <w:color w:val="1c2634"/>
+          <w:sz w:val="24"/>
+        </w:rPr>
+        <w:t>如果给"设计为变化留余地"找一个具体例证：第一阶段注释里写的"</w:t>
+      </w:r>
+      <w:r>
+        <w:rPr>
+          <w:rFonts w:ascii="Consolas" w:hAnsi="Consolas" w:eastAsia="Consolas" w:cs="Consolas"/>
+          <w:color w:val="1c2634"/>
+          <w:sz w:val="21"/>
+          <w:shd w:val="clear" w:fill="eef2f8"/>
+        </w:rPr>
         <w:t>schema_version</w:t>
       </w:r>
       <w:r>
@@ -7810,13 +11259,902 @@
           <w:color w:val="1c2634"/>
           <w:sz w:val="24"/>
         </w:rPr>
-        <w:t xml:space="preserve"> 是给第二阶段预留的"和"第二阶段要按题型扩展时只需新文档多几个字段"，在这次迭代中分别以"无需启用"和"新增 bank_questions 集合"的方式兑现——前者因为快照方案比预想的更彻底，后者因为题库本质上是"不属于任何问卷的题目"，恰好落回第一阶段的拆分决策上。</w:t>
+        <w:t xml:space="preserve"> 是给第二阶段预留的"和"第二阶段要按题型扩展时只需新文档多几个字段"，在这次迭代中分别以"无需启用"和"新增 bank_questions 集合"的方式兑现——前者因为快照方案比预想的更彻底，后者因为题库本质上是"不属于任何问卷的题目"，恰好落回第一阶段的拆分决策上。值得注意的是，这次的复用不是"预料到了所以省事"，而是"当时拆得对所以接得上"：</w:t>
+      </w:r>
+      <w:r>
+        <w:rPr>
+          <w:rFonts w:ascii="Consolas" w:hAnsi="Consolas" w:eastAsia="Consolas" w:cs="Consolas"/>
+          <w:color w:val="1c2634"/>
+          <w:sz w:val="21"/>
+          <w:shd w:val="clear" w:fill="eef2f8"/>
+        </w:rPr>
+        <w:t>questions</w:t>
+      </w:r>
+      <w:r>
+        <w:rPr>
+          <w:rFonts w:hint="eastAsia" w:ascii="SimSun" w:hAnsi="SimSun" w:eastAsia="SimSun" w:cs="SimSun"/>
+          <w:color w:val="1c2634"/>
+          <w:sz w:val="24"/>
+        </w:rPr>
+        <w:t xml:space="preserve"> 独立成集合的初衷只是编辑期并发安全，它在第二阶段的用处属于意外收益。</w:t>
       </w:r>
     </w:p>
-    <w:p/>
+    <w:p>
+      <w:pPr>
+        <w:spacing w:line="420"/>
+        <w:ind w:firstLine="480"/>
+        <w:jc w:val="both"/>
+        <w:rPr>
+          <w:color w:val="1c2634"/>
+        </w:rPr>
+      </w:pPr>
+      <w:r>
+        <w:rPr>
+          <w:rFonts w:hint="eastAsia" w:ascii="SimSun" w:hAnsi="SimSun" w:eastAsia="SimSun" w:cs="SimSun"/>
+          <w:color w:val="1c2634"/>
+          <w:sz w:val="24"/>
+        </w:rPr>
+        <w:t>而第七节那 11 处修复提供的教训是另一类：</w:t>
+      </w:r>
+      <w:r>
+        <w:rPr>
+          <w:rFonts w:hint="eastAsia" w:ascii="SimSun" w:hAnsi="SimSun" w:eastAsia="SimSun" w:cs="SimSun"/>
+          <w:b w:val="1"/>
+          <w:color w:val="1c2634"/>
+          <w:sz w:val="24"/>
+        </w:rPr>
+        <w:t>功能做完不等于别人能用</w:t>
+      </w:r>
+      <w:r>
+        <w:rPr>
+          <w:rFonts w:hint="eastAsia" w:ascii="SimSun" w:hAnsi="SimSun" w:eastAsia="SimSun" w:cs="SimSun"/>
+          <w:color w:val="1c2634"/>
+          <w:sz w:val="24"/>
+        </w:rPr>
+        <w:t>。八项需求全部实现、19 条测试全绿的那天，第二个用户点一下"复制问卷"就会看到一个坏掉的功能；共享一道题，会把一份问卷的统计连带交出去；界面上还摆着一个点了必然失败的发题按钮。这些问题自动化测试抓不到，因为它们不在接口层的正确性里，而在"人怎么用它"里——所以后来补的那一轮走查，价值不在于修了 11 个 bug，而在于把"换一个人来用"变成了交付前的固定动作。</w:t>
+      </w:r>
+    </w:p>
+    <w:p>
+      <w:pPr>
+        <w:pStyle w:val="000004"/>
+        <w:keepNext w:val="1"/>
+        <w:keepLines w:val="1"/>
+        <w:pBdr>
+          <w:bottom w:val="single" w:color="16345e" w:sz="13"/>
+        </w:pBdr>
+        <w:spacing w:before="510" w:beforeAutospacing="1" w:after="510" w:afterAutospacing="1" w:line="420"/>
+        <w:ind w:left="510" w:right="510"/>
+        <w:outlineLvl w:val="0"/>
+        <w:rPr>
+          <w:color w:val="10233b"/>
+          <w:kern w:val="44"/>
+          <w:sz w:val="44"/>
+          <w:szCs w:val="44"/>
+        </w:rPr>
+      </w:pPr>
+      <w:bookmarkStart w:id="23" w:name="section-11"/>
+      <w:r>
+        <w:rPr>
+          <w:rFonts w:hint="eastAsia" w:ascii="SimHei" w:hAnsi="SimHei" w:eastAsia="SimHei" w:cs="SimHei"/>
+          <w:b w:val="1"/>
+          <w:color w:val="10233b"/>
+          <w:sz w:val="34"/>
+        </w:rPr>
+        <w:t>附录　交付清单</w:t>
+      </w:r>
+      <w:bookmarkEnd w:id="23"/>
+    </w:p>
+    <w:p>
+      <w:pPr>
+        <w:spacing w:before="170" w:after="170" w:line="420"/>
+        <w:ind w:left="170" w:right="170"/>
+        <w:jc w:val="left"/>
+        <w:rPr>
+          <w:color w:val="55647c"/>
+        </w:rPr>
+      </w:pPr>
+      <w:r>
+        <w:rPr>
+          <w:rFonts w:hint="eastAsia" w:ascii="SimHei" w:hAnsi="SimHei" w:eastAsia="SimHei" w:cs="SimHei"/>
+          <w:color w:val="55647c"/>
+          <w:sz w:val="20"/>
+        </w:rPr>
+        <w:t>表 A-1　本次提交包含的文件与位置</w:t>
+      </w:r>
+    </w:p>
+    <w:tbl>
+      <w:tblPr>
+        <w:tblW w:w="8306" w:type="dxa"/>
+        <w:shd w:color="1c2634"/>
+        <w:tblLayout w:type="autofit"/>
+        <w:tblCellMar>
+          <w:top w:w="15" w:type="dxa"/>
+          <w:left w:w="15" w:type="dxa"/>
+          <w:bottom w:w="15" w:type="dxa"/>
+          <w:right w:w="15" w:type="dxa"/>
+        </w:tblCellMar>
+      </w:tblPr>
+      <w:tblGrid>
+        <w:gridCol w:w="2768"/>
+        <w:gridCol w:w="2768"/>
+        <w:gridCol w:w="2768"/>
+      </w:tblGrid>
+      <w:tr>
+        <w:trPr>
+          <w:tblHeader w:val="1"/>
+        </w:trPr>
+        <w:tc>
+          <w:tcPr>
+            <w:tcW w:w="2768" w:type="dxa"/>
+            <w:tcBorders>
+              <w:top w:val="single" w:color="16345e" w:sz="6"/>
+              <w:left w:val="single" w:color="16345e" w:sz="6"/>
+              <w:bottom w:val="single" w:color="16345e" w:sz="6"/>
+              <w:right w:val="single" w:color="16345e" w:sz="6"/>
+            </w:tcBorders>
+            <w:shd w:val="clear" w:fill="16345e"/>
+            <w:tcMar>
+              <w:top w:w="85" w:type="dxa"/>
+              <w:left w:w="113" w:type="dxa"/>
+              <w:bottom w:w="85" w:type="dxa"/>
+              <w:right w:w="113" w:type="dxa"/>
+            </w:tcMar>
+            <w:vAlign w:val="center"/>
+          </w:tcPr>
+          <w:p>
+            <w:pPr>
+              <w:jc w:val="left"/>
+              <w:rPr>
+                <w:b w:val="1"/>
+                <w:bCs w:val="1"/>
+                <w:color w:val="ffffff"/>
+              </w:rPr>
+            </w:pPr>
+            <w:r>
+              <w:rPr>
+                <w:rFonts w:hint="eastAsia" w:ascii="SimHei" w:hAnsi="SimHei" w:eastAsia="SimHei" w:cs="SimHei"/>
+                <w:b w:val="1"/>
+                <w:color w:val="ffffff"/>
+                <w:sz w:val="19"/>
+              </w:rPr>
+              <w:t>类别</w:t>
+            </w:r>
+          </w:p>
+        </w:tc>
+        <w:tc>
+          <w:tcPr>
+            <w:tcW w:w="2768" w:type="dxa"/>
+            <w:tcBorders>
+              <w:top w:val="single" w:color="16345e" w:sz="6"/>
+              <w:left w:val="single" w:color="16345e" w:sz="6"/>
+              <w:bottom w:val="single" w:color="16345e" w:sz="6"/>
+              <w:right w:val="single" w:color="16345e" w:sz="6"/>
+            </w:tcBorders>
+            <w:shd w:val="clear" w:fill="16345e"/>
+            <w:tcMar>
+              <w:top w:w="85" w:type="dxa"/>
+              <w:left w:w="113" w:type="dxa"/>
+              <w:bottom w:w="85" w:type="dxa"/>
+              <w:right w:w="113" w:type="dxa"/>
+            </w:tcMar>
+            <w:vAlign w:val="center"/>
+          </w:tcPr>
+          <w:p>
+            <w:pPr>
+              <w:jc w:val="left"/>
+              <w:rPr>
+                <w:b w:val="1"/>
+                <w:bCs w:val="1"/>
+                <w:color w:val="ffffff"/>
+              </w:rPr>
+            </w:pPr>
+            <w:r>
+              <w:rPr>
+                <w:rFonts w:hint="eastAsia" w:ascii="SimHei" w:hAnsi="SimHei" w:eastAsia="SimHei" w:cs="SimHei"/>
+                <w:b w:val="1"/>
+                <w:color w:val="ffffff"/>
+                <w:sz w:val="19"/>
+              </w:rPr>
+              <w:t>内容</w:t>
+            </w:r>
+          </w:p>
+        </w:tc>
+        <w:tc>
+          <w:tcPr>
+            <w:tcW w:w="2768" w:type="dxa"/>
+            <w:tcBorders>
+              <w:top w:val="single" w:color="16345e" w:sz="6"/>
+              <w:left w:val="single" w:color="16345e" w:sz="6"/>
+              <w:bottom w:val="single" w:color="16345e" w:sz="6"/>
+              <w:right w:val="single" w:color="16345e" w:sz="6"/>
+            </w:tcBorders>
+            <w:shd w:val="clear" w:fill="16345e"/>
+            <w:tcMar>
+              <w:top w:w="85" w:type="dxa"/>
+              <w:left w:w="113" w:type="dxa"/>
+              <w:bottom w:w="85" w:type="dxa"/>
+              <w:right w:w="113" w:type="dxa"/>
+            </w:tcMar>
+            <w:vAlign w:val="center"/>
+          </w:tcPr>
+          <w:p>
+            <w:pPr>
+              <w:jc w:val="left"/>
+              <w:rPr>
+                <w:b w:val="1"/>
+                <w:bCs w:val="1"/>
+                <w:color w:val="ffffff"/>
+              </w:rPr>
+            </w:pPr>
+            <w:r>
+              <w:rPr>
+                <w:rFonts w:hint="eastAsia" w:ascii="SimHei" w:hAnsi="SimHei" w:eastAsia="SimHei" w:cs="SimHei"/>
+                <w:b w:val="1"/>
+                <w:color w:val="ffffff"/>
+                <w:sz w:val="19"/>
+              </w:rPr>
+              <w:t>位置</w:t>
+            </w:r>
+          </w:p>
+        </w:tc>
+      </w:tr>
+      <w:tr>
+        <w:trPr/>
+        <w:tc>
+          <w:tcPr>
+            <w:tcW w:w="2768" w:type="dxa"/>
+            <w:tcBorders>
+              <w:top w:val="single" w:color="c2cddd" w:sz="6"/>
+              <w:left w:val="single" w:color="c2cddd" w:sz="6"/>
+              <w:bottom w:val="single" w:color="c2cddd" w:sz="6"/>
+              <w:right w:val="single" w:color="c2cddd" w:sz="6"/>
+            </w:tcBorders>
+            <w:tcMar>
+              <w:top w:w="73" w:type="dxa"/>
+              <w:left w:w="113" w:type="dxa"/>
+              <w:bottom w:w="73" w:type="dxa"/>
+              <w:right w:w="113" w:type="dxa"/>
+            </w:tcMar>
+            <w:vAlign w:val="top"/>
+          </w:tcPr>
+          <w:p>
+            <w:pPr>
+              <w:rPr>
+                <w:color w:val="1c2634"/>
+              </w:rPr>
+            </w:pPr>
+            <w:r>
+              <w:rPr>
+                <w:rFonts w:hint="eastAsia" w:ascii="SimSun" w:hAnsi="SimSun" w:eastAsia="SimSun" w:cs="SimSun"/>
+                <w:color w:val="1c2634"/>
+                <w:sz w:val="19"/>
+              </w:rPr>
+              <w:t>后端代码</w:t>
+            </w:r>
+          </w:p>
+        </w:tc>
+        <w:tc>
+          <w:tcPr>
+            <w:tcW w:w="2768" w:type="dxa"/>
+            <w:tcBorders>
+              <w:top w:val="single" w:color="c2cddd" w:sz="6"/>
+              <w:left w:val="single" w:color="c2cddd" w:sz="6"/>
+              <w:bottom w:val="single" w:color="c2cddd" w:sz="6"/>
+              <w:right w:val="single" w:color="c2cddd" w:sz="6"/>
+            </w:tcBorders>
+            <w:tcMar>
+              <w:top w:w="73" w:type="dxa"/>
+              <w:left w:w="113" w:type="dxa"/>
+              <w:bottom w:w="73" w:type="dxa"/>
+              <w:right w:w="113" w:type="dxa"/>
+            </w:tcMar>
+            <w:vAlign w:val="top"/>
+          </w:tcPr>
+          <w:p>
+            <w:pPr>
+              <w:rPr>
+                <w:color w:val="1c2634"/>
+              </w:rPr>
+            </w:pPr>
+            <w:r>
+              <w:rPr>
+                <w:rFonts w:hint="eastAsia" w:ascii="SimSun" w:hAnsi="SimSun" w:eastAsia="SimSun" w:cs="SimSun"/>
+                <w:color w:val="1c2634"/>
+                <w:sz w:val="19"/>
+              </w:rPr>
+              <w:t>5 个数据模型、6 个路由模块、认证中间件与跳转/校验核心</w:t>
+            </w:r>
+          </w:p>
+        </w:tc>
+        <w:tc>
+          <w:tcPr>
+            <w:tcW w:w="2768" w:type="dxa"/>
+            <w:tcBorders>
+              <w:top w:val="single" w:color="c2cddd" w:sz="6"/>
+              <w:left w:val="single" w:color="c2cddd" w:sz="6"/>
+              <w:bottom w:val="single" w:color="c2cddd" w:sz="6"/>
+              <w:right w:val="single" w:color="c2cddd" w:sz="6"/>
+            </w:tcBorders>
+            <w:tcMar>
+              <w:top w:w="73" w:type="dxa"/>
+              <w:left w:w="113" w:type="dxa"/>
+              <w:bottom w:w="73" w:type="dxa"/>
+              <w:right w:w="113" w:type="dxa"/>
+            </w:tcMar>
+            <w:vAlign w:val="top"/>
+          </w:tcPr>
+          <w:p>
+            <w:pPr>
+              <w:rPr>
+                <w:color w:val="1c2634"/>
+              </w:rPr>
+            </w:pPr>
+            <w:r>
+              <w:rPr>
+                <w:rFonts w:ascii="Consolas" w:hAnsi="Consolas" w:eastAsia="Consolas" w:cs="Consolas"/>
+                <w:color w:val="1c2634"/>
+                <w:sz w:val="21"/>
+                <w:shd w:val="clear" w:fill="eef2f8"/>
+              </w:rPr>
+              <w:t>src/</w:t>
+            </w:r>
+          </w:p>
+        </w:tc>
+      </w:tr>
+      <w:tr>
+        <w:trPr/>
+        <w:tc>
+          <w:tcPr>
+            <w:tcW w:w="2768" w:type="dxa"/>
+            <w:tcBorders>
+              <w:top w:val="single" w:color="c2cddd" w:sz="6"/>
+              <w:left w:val="single" w:color="c2cddd" w:sz="6"/>
+              <w:bottom w:val="single" w:color="c2cddd" w:sz="6"/>
+              <w:right w:val="single" w:color="c2cddd" w:sz="6"/>
+            </w:tcBorders>
+            <w:tcMar>
+              <w:top w:w="73" w:type="dxa"/>
+              <w:left w:w="113" w:type="dxa"/>
+              <w:bottom w:w="73" w:type="dxa"/>
+              <w:right w:w="113" w:type="dxa"/>
+            </w:tcMar>
+            <w:vAlign w:val="top"/>
+          </w:tcPr>
+          <w:p>
+            <w:pPr>
+              <w:rPr>
+                <w:color w:val="1c2634"/>
+              </w:rPr>
+            </w:pPr>
+            <w:r>
+              <w:rPr>
+                <w:rFonts w:hint="eastAsia" w:ascii="SimSun" w:hAnsi="SimSun" w:eastAsia="SimSun" w:cs="SimSun"/>
+                <w:color w:val="1c2634"/>
+                <w:sz w:val="19"/>
+              </w:rPr>
+              <w:t>前端页面</w:t>
+            </w:r>
+          </w:p>
+        </w:tc>
+        <w:tc>
+          <w:tcPr>
+            <w:tcW w:w="2768" w:type="dxa"/>
+            <w:tcBorders>
+              <w:top w:val="single" w:color="c2cddd" w:sz="6"/>
+              <w:left w:val="single" w:color="c2cddd" w:sz="6"/>
+              <w:bottom w:val="single" w:color="c2cddd" w:sz="6"/>
+              <w:right w:val="single" w:color="c2cddd" w:sz="6"/>
+            </w:tcBorders>
+            <w:tcMar>
+              <w:top w:w="73" w:type="dxa"/>
+              <w:left w:w="113" w:type="dxa"/>
+              <w:bottom w:w="73" w:type="dxa"/>
+              <w:right w:w="113" w:type="dxa"/>
+            </w:tcMar>
+            <w:vAlign w:val="top"/>
+          </w:tcPr>
+          <w:p>
+            <w:pPr>
+              <w:rPr>
+                <w:color w:val="1c2634"/>
+              </w:rPr>
+            </w:pPr>
+            <w:r>
+              <w:rPr>
+                <w:rFonts w:hint="eastAsia" w:ascii="SimSun" w:hAnsi="SimSun" w:eastAsia="SimSun" w:cs="SimSun"/>
+                <w:color w:val="1c2634"/>
+                <w:sz w:val="19"/>
+              </w:rPr>
+              <w:t>7 个页面（登录、我的问卷、编辑、填写、统计、题库），沿用像素游戏风</w:t>
+            </w:r>
+          </w:p>
+        </w:tc>
+        <w:tc>
+          <w:tcPr>
+            <w:tcW w:w="2768" w:type="dxa"/>
+            <w:tcBorders>
+              <w:top w:val="single" w:color="c2cddd" w:sz="6"/>
+              <w:left w:val="single" w:color="c2cddd" w:sz="6"/>
+              <w:bottom w:val="single" w:color="c2cddd" w:sz="6"/>
+              <w:right w:val="single" w:color="c2cddd" w:sz="6"/>
+            </w:tcBorders>
+            <w:tcMar>
+              <w:top w:w="73" w:type="dxa"/>
+              <w:left w:w="113" w:type="dxa"/>
+              <w:bottom w:w="73" w:type="dxa"/>
+              <w:right w:w="113" w:type="dxa"/>
+            </w:tcMar>
+            <w:vAlign w:val="top"/>
+          </w:tcPr>
+          <w:p>
+            <w:pPr>
+              <w:rPr>
+                <w:color w:val="1c2634"/>
+              </w:rPr>
+            </w:pPr>
+            <w:r>
+              <w:rPr>
+                <w:rFonts w:ascii="Consolas" w:hAnsi="Consolas" w:eastAsia="Consolas" w:cs="Consolas"/>
+                <w:color w:val="1c2634"/>
+                <w:sz w:val="21"/>
+                <w:shd w:val="clear" w:fill="eef2f8"/>
+              </w:rPr>
+              <w:t>public/</w:t>
+            </w:r>
+          </w:p>
+        </w:tc>
+      </w:tr>
+      <w:tr>
+        <w:trPr/>
+        <w:tc>
+          <w:tcPr>
+            <w:tcW w:w="2768" w:type="dxa"/>
+            <w:tcBorders>
+              <w:top w:val="single" w:color="c2cddd" w:sz="6"/>
+              <w:left w:val="single" w:color="c2cddd" w:sz="6"/>
+              <w:bottom w:val="single" w:color="c2cddd" w:sz="6"/>
+              <w:right w:val="single" w:color="c2cddd" w:sz="6"/>
+            </w:tcBorders>
+            <w:tcMar>
+              <w:top w:w="73" w:type="dxa"/>
+              <w:left w:w="113" w:type="dxa"/>
+              <w:bottom w:w="73" w:type="dxa"/>
+              <w:right w:w="113" w:type="dxa"/>
+            </w:tcMar>
+            <w:vAlign w:val="top"/>
+          </w:tcPr>
+          <w:p>
+            <w:pPr>
+              <w:rPr>
+                <w:color w:val="1c2634"/>
+              </w:rPr>
+            </w:pPr>
+            <w:r>
+              <w:rPr>
+                <w:rFonts w:hint="eastAsia" w:ascii="SimSun" w:hAnsi="SimSun" w:eastAsia="SimSun" w:cs="SimSun"/>
+                <w:color w:val="1c2634"/>
+                <w:sz w:val="19"/>
+              </w:rPr>
+              <w:t>自动化测试</w:t>
+            </w:r>
+          </w:p>
+        </w:tc>
+        <w:tc>
+          <w:tcPr>
+            <w:tcW w:w="2768" w:type="dxa"/>
+            <w:tcBorders>
+              <w:top w:val="single" w:color="c2cddd" w:sz="6"/>
+              <w:left w:val="single" w:color="c2cddd" w:sz="6"/>
+              <w:bottom w:val="single" w:color="c2cddd" w:sz="6"/>
+              <w:right w:val="single" w:color="c2cddd" w:sz="6"/>
+            </w:tcBorders>
+            <w:tcMar>
+              <w:top w:w="73" w:type="dxa"/>
+              <w:left w:w="113" w:type="dxa"/>
+              <w:bottom w:w="73" w:type="dxa"/>
+              <w:right w:w="113" w:type="dxa"/>
+            </w:tcMar>
+            <w:vAlign w:val="top"/>
+          </w:tcPr>
+          <w:p>
+            <w:pPr>
+              <w:rPr>
+                <w:color w:val="1c2634"/>
+              </w:rPr>
+            </w:pPr>
+            <w:r>
+              <w:rPr>
+                <w:rFonts w:hint="eastAsia" w:ascii="SimSun" w:hAnsi="SimSun" w:eastAsia="SimSun" w:cs="SimSun"/>
+                <w:color w:val="1c2634"/>
+                <w:sz w:val="19"/>
+              </w:rPr>
+              <w:t>7 个测试文件，共 92 条用例，连接真实 MongoDB 实例</w:t>
+            </w:r>
+          </w:p>
+        </w:tc>
+        <w:tc>
+          <w:tcPr>
+            <w:tcW w:w="2768" w:type="dxa"/>
+            <w:tcBorders>
+              <w:top w:val="single" w:color="c2cddd" w:sz="6"/>
+              <w:left w:val="single" w:color="c2cddd" w:sz="6"/>
+              <w:bottom w:val="single" w:color="c2cddd" w:sz="6"/>
+              <w:right w:val="single" w:color="c2cddd" w:sz="6"/>
+            </w:tcBorders>
+            <w:tcMar>
+              <w:top w:w="73" w:type="dxa"/>
+              <w:left w:w="113" w:type="dxa"/>
+              <w:bottom w:w="73" w:type="dxa"/>
+              <w:right w:w="113" w:type="dxa"/>
+            </w:tcMar>
+            <w:vAlign w:val="top"/>
+          </w:tcPr>
+          <w:p>
+            <w:pPr>
+              <w:rPr>
+                <w:color w:val="1c2634"/>
+              </w:rPr>
+            </w:pPr>
+            <w:r>
+              <w:rPr>
+                <w:rFonts w:ascii="Consolas" w:hAnsi="Consolas" w:eastAsia="Consolas" w:cs="Consolas"/>
+                <w:color w:val="1c2634"/>
+                <w:sz w:val="21"/>
+                <w:shd w:val="clear" w:fill="eef2f8"/>
+              </w:rPr>
+              <w:t>tests/</w:t>
+            </w:r>
+          </w:p>
+        </w:tc>
+      </w:tr>
+      <w:tr>
+        <w:trPr/>
+        <w:tc>
+          <w:tcPr>
+            <w:tcW w:w="2768" w:type="dxa"/>
+            <w:tcBorders>
+              <w:top w:val="single" w:color="c2cddd" w:sz="6"/>
+              <w:left w:val="single" w:color="c2cddd" w:sz="6"/>
+              <w:bottom w:val="single" w:color="c2cddd" w:sz="6"/>
+              <w:right w:val="single" w:color="c2cddd" w:sz="6"/>
+            </w:tcBorders>
+            <w:tcMar>
+              <w:top w:w="73" w:type="dxa"/>
+              <w:left w:w="113" w:type="dxa"/>
+              <w:bottom w:w="73" w:type="dxa"/>
+              <w:right w:w="113" w:type="dxa"/>
+            </w:tcMar>
+            <w:vAlign w:val="top"/>
+          </w:tcPr>
+          <w:p>
+            <w:pPr>
+              <w:rPr>
+                <w:color w:val="1c2634"/>
+              </w:rPr>
+            </w:pPr>
+            <w:r>
+              <w:rPr>
+                <w:rFonts w:hint="eastAsia" w:ascii="SimSun" w:hAnsi="SimSun" w:eastAsia="SimSun" w:cs="SimSun"/>
+                <w:color w:val="1c2634"/>
+                <w:sz w:val="19"/>
+              </w:rPr>
+              <w:t>设计文档</w:t>
+            </w:r>
+          </w:p>
+        </w:tc>
+        <w:tc>
+          <w:tcPr>
+            <w:tcW w:w="2768" w:type="dxa"/>
+            <w:tcBorders>
+              <w:top w:val="single" w:color="c2cddd" w:sz="6"/>
+              <w:left w:val="single" w:color="c2cddd" w:sz="6"/>
+              <w:bottom w:val="single" w:color="c2cddd" w:sz="6"/>
+              <w:right w:val="single" w:color="c2cddd" w:sz="6"/>
+            </w:tcBorders>
+            <w:tcMar>
+              <w:top w:w="73" w:type="dxa"/>
+              <w:left w:w="113" w:type="dxa"/>
+              <w:bottom w:w="73" w:type="dxa"/>
+              <w:right w:w="113" w:type="dxa"/>
+            </w:tcMar>
+            <w:vAlign w:val="top"/>
+          </w:tcPr>
+          <w:p>
+            <w:pPr>
+              <w:rPr>
+                <w:color w:val="1c2634"/>
+              </w:rPr>
+            </w:pPr>
+            <w:r>
+              <w:rPr>
+                <w:rFonts w:hint="eastAsia" w:ascii="SimSun" w:hAnsi="SimSun" w:eastAsia="SimSun" w:cs="SimSun"/>
+                <w:color w:val="1c2634"/>
+                <w:sz w:val="19"/>
+              </w:rPr>
+              <w:t>README、接口文档、数据库设计、测试用例表、AI 使用日志</w:t>
+            </w:r>
+          </w:p>
+        </w:tc>
+        <w:tc>
+          <w:tcPr>
+            <w:tcW w:w="2768" w:type="dxa"/>
+            <w:tcBorders>
+              <w:top w:val="single" w:color="c2cddd" w:sz="6"/>
+              <w:left w:val="single" w:color="c2cddd" w:sz="6"/>
+              <w:bottom w:val="single" w:color="c2cddd" w:sz="6"/>
+              <w:right w:val="single" w:color="c2cddd" w:sz="6"/>
+            </w:tcBorders>
+            <w:tcMar>
+              <w:top w:w="73" w:type="dxa"/>
+              <w:left w:w="113" w:type="dxa"/>
+              <w:bottom w:w="73" w:type="dxa"/>
+              <w:right w:w="113" w:type="dxa"/>
+            </w:tcMar>
+            <w:vAlign w:val="top"/>
+          </w:tcPr>
+          <w:p>
+            <w:pPr>
+              <w:rPr>
+                <w:color w:val="1c2634"/>
+              </w:rPr>
+            </w:pPr>
+            <w:r>
+              <w:rPr>
+                <w:rFonts w:ascii="Consolas" w:hAnsi="Consolas" w:eastAsia="Consolas" w:cs="Consolas"/>
+                <w:color w:val="1c2634"/>
+                <w:sz w:val="21"/>
+                <w:shd w:val="clear" w:fill="eef2f8"/>
+              </w:rPr>
+              <w:t>docs/</w:t>
+            </w:r>
+          </w:p>
+        </w:tc>
+      </w:tr>
+      <w:tr>
+        <w:trPr/>
+        <w:tc>
+          <w:tcPr>
+            <w:tcW w:w="2768" w:type="dxa"/>
+            <w:tcBorders>
+              <w:top w:val="single" w:color="c2cddd" w:sz="6"/>
+              <w:left w:val="single" w:color="c2cddd" w:sz="6"/>
+              <w:bottom w:val="single" w:color="c2cddd" w:sz="6"/>
+              <w:right w:val="single" w:color="c2cddd" w:sz="6"/>
+            </w:tcBorders>
+            <w:tcMar>
+              <w:top w:w="73" w:type="dxa"/>
+              <w:left w:w="113" w:type="dxa"/>
+              <w:bottom w:w="73" w:type="dxa"/>
+              <w:right w:w="113" w:type="dxa"/>
+            </w:tcMar>
+            <w:vAlign w:val="top"/>
+          </w:tcPr>
+          <w:p>
+            <w:pPr>
+              <w:rPr>
+                <w:color w:val="1c2634"/>
+              </w:rPr>
+            </w:pPr>
+            <w:r>
+              <w:rPr>
+                <w:rFonts w:hint="eastAsia" w:ascii="SimSun" w:hAnsi="SimSun" w:eastAsia="SimSun" w:cs="SimSun"/>
+                <w:color w:val="1c2634"/>
+                <w:sz w:val="19"/>
+              </w:rPr>
+              <w:t>本报告</w:t>
+            </w:r>
+          </w:p>
+        </w:tc>
+        <w:tc>
+          <w:tcPr>
+            <w:tcW w:w="2768" w:type="dxa"/>
+            <w:tcBorders>
+              <w:top w:val="single" w:color="c2cddd" w:sz="6"/>
+              <w:left w:val="single" w:color="c2cddd" w:sz="6"/>
+              <w:bottom w:val="single" w:color="c2cddd" w:sz="6"/>
+              <w:right w:val="single" w:color="c2cddd" w:sz="6"/>
+            </w:tcBorders>
+            <w:tcMar>
+              <w:top w:w="73" w:type="dxa"/>
+              <w:left w:w="113" w:type="dxa"/>
+              <w:bottom w:w="73" w:type="dxa"/>
+              <w:right w:w="113" w:type="dxa"/>
+            </w:tcMar>
+            <w:vAlign w:val="top"/>
+          </w:tcPr>
+          <w:p>
+            <w:pPr>
+              <w:rPr>
+                <w:color w:val="1c2634"/>
+              </w:rPr>
+            </w:pPr>
+            <w:r>
+              <w:rPr>
+                <w:rFonts w:hint="eastAsia" w:ascii="Consolas" w:hAnsi="Consolas" w:eastAsia="Consolas" w:cs="Consolas"/>
+                <w:color w:val="1c2634"/>
+                <w:sz w:val="21"/>
+                <w:shd w:val="clear" w:fill="eef2f8"/>
+              </w:rPr>
+              <w:t>2026_ECNU_PJ1_2_邱浩峰.pdf</w:t>
+            </w:r>
+            <w:r>
+              <w:rPr>
+                <w:rFonts w:hint="eastAsia" w:ascii="SimSun" w:hAnsi="SimSun" w:eastAsia="SimSun" w:cs="SimSun"/>
+                <w:color w:val="1c2634"/>
+                <w:sz w:val="19"/>
+              </w:rPr>
+              <w:t xml:space="preserve">，同目录附可编辑的 </w:t>
+            </w:r>
+            <w:r>
+              <w:rPr>
+                <w:rFonts w:ascii="Consolas" w:hAnsi="Consolas" w:eastAsia="Consolas" w:cs="Consolas"/>
+                <w:color w:val="1c2634"/>
+                <w:sz w:val="21"/>
+                <w:shd w:val="clear" w:fill="eef2f8"/>
+              </w:rPr>
+              <w:t>.docx</w:t>
+            </w:r>
+          </w:p>
+        </w:tc>
+        <w:tc>
+          <w:tcPr>
+            <w:tcW w:w="2768" w:type="dxa"/>
+            <w:tcBorders>
+              <w:top w:val="single" w:color="c2cddd" w:sz="6"/>
+              <w:left w:val="single" w:color="c2cddd" w:sz="6"/>
+              <w:bottom w:val="single" w:color="c2cddd" w:sz="6"/>
+              <w:right w:val="single" w:color="c2cddd" w:sz="6"/>
+            </w:tcBorders>
+            <w:tcMar>
+              <w:top w:w="73" w:type="dxa"/>
+              <w:left w:w="113" w:type="dxa"/>
+              <w:bottom w:w="73" w:type="dxa"/>
+              <w:right w:w="113" w:type="dxa"/>
+            </w:tcMar>
+            <w:vAlign w:val="top"/>
+          </w:tcPr>
+          <w:p>
+            <w:pPr>
+              <w:rPr>
+                <w:color w:val="1c2634"/>
+              </w:rPr>
+            </w:pPr>
+            <w:r>
+              <w:rPr>
+                <w:rFonts w:hint="eastAsia" w:ascii="SimSun" w:hAnsi="SimSun" w:eastAsia="SimSun" w:cs="SimSun"/>
+                <w:color w:val="1c2634"/>
+                <w:sz w:val="19"/>
+              </w:rPr>
+              <w:t>仓库根目录</w:t>
+            </w:r>
+          </w:p>
+        </w:tc>
+      </w:tr>
+    </w:tbl>
+    <w:p>
+      <w:pPr>
+        <w:spacing w:line="420"/>
+        <w:ind w:firstLine="480"/>
+        <w:jc w:val="both"/>
+        <w:rPr>
+          <w:color w:val="1c2634"/>
+        </w:rPr>
+      </w:pPr>
+      <w:r>
+        <w:rPr>
+          <w:rFonts w:hint="eastAsia" w:ascii="SimSun" w:hAnsi="SimSun" w:eastAsia="SimSun" w:cs="SimSun"/>
+          <w:color w:val="1c2634"/>
+          <w:sz w:val="24"/>
+        </w:rPr>
+        <w:t>本地运行三步：</w:t>
+      </w:r>
+      <w:r>
+        <w:rPr>
+          <w:rFonts w:ascii="Consolas" w:hAnsi="Consolas" w:eastAsia="Consolas" w:cs="Consolas"/>
+          <w:color w:val="1c2634"/>
+          <w:sz w:val="21"/>
+          <w:shd w:val="clear" w:fill="eef2f8"/>
+        </w:rPr>
+        <w:t>npm install</w:t>
+      </w:r>
+      <w:r>
+        <w:rPr>
+          <w:rFonts w:ascii="SimSun" w:hAnsi="SimSun" w:eastAsia="SimSun" w:cs="SimSun"/>
+          <w:color w:val="1c2634"/>
+          <w:sz w:val="24"/>
+        </w:rPr>
+        <w:t xml:space="preserve"> → </w:t>
+      </w:r>
+      <w:r>
+        <w:rPr>
+          <w:rFonts w:ascii="Consolas" w:hAnsi="Consolas" w:eastAsia="Consolas" w:cs="Consolas"/>
+          <w:color w:val="1c2634"/>
+          <w:sz w:val="21"/>
+          <w:shd w:val="clear" w:fill="eef2f8"/>
+        </w:rPr>
+        <w:t>npm run seed</w:t>
+      </w:r>
+      <w:r>
+        <w:rPr>
+          <w:rFonts w:hint="eastAsia" w:ascii="SimSun" w:hAnsi="SimSun" w:eastAsia="SimSun" w:cs="SimSun"/>
+          <w:color w:val="1c2634"/>
+          <w:sz w:val="24"/>
+        </w:rPr>
+        <w:t xml:space="preserve">（生成 demo 账号与示例数据）→ </w:t>
+      </w:r>
+      <w:r>
+        <w:rPr>
+          <w:rFonts w:ascii="Consolas" w:hAnsi="Consolas" w:eastAsia="Consolas" w:cs="Consolas"/>
+          <w:color w:val="1c2634"/>
+          <w:sz w:val="21"/>
+          <w:shd w:val="clear" w:fill="eef2f8"/>
+        </w:rPr>
+        <w:t>npm start</w:t>
+      </w:r>
+      <w:r>
+        <w:rPr>
+          <w:rFonts w:hint="eastAsia" w:ascii="SimSun" w:hAnsi="SimSun" w:eastAsia="SimSun" w:cs="SimSun"/>
+          <w:color w:val="1c2634"/>
+          <w:sz w:val="24"/>
+        </w:rPr>
+        <w:t xml:space="preserve">；浏览器打开 </w:t>
+      </w:r>
+      <w:r>
+        <w:rPr>
+          <w:rFonts w:ascii="Consolas" w:hAnsi="Consolas" w:eastAsia="Consolas" w:cs="Consolas"/>
+          <w:color w:val="1c2634"/>
+          <w:sz w:val="21"/>
+          <w:shd w:val="clear" w:fill="eef2f8"/>
+        </w:rPr>
+        <w:t>http://localhost:3000</w:t>
+      </w:r>
+      <w:r>
+        <w:rPr>
+          <w:rFonts w:hint="eastAsia" w:ascii="SimSun" w:hAnsi="SimSun" w:eastAsia="SimSun" w:cs="SimSun"/>
+          <w:color w:val="1c2634"/>
+          <w:sz w:val="24"/>
+        </w:rPr>
+        <w:t xml:space="preserve">，用 </w:t>
+      </w:r>
+      <w:r>
+        <w:rPr>
+          <w:rFonts w:ascii="Consolas" w:hAnsi="Consolas" w:eastAsia="Consolas" w:cs="Consolas"/>
+          <w:color w:val="1c2634"/>
+          <w:sz w:val="21"/>
+          <w:shd w:val="clear" w:fill="eef2f8"/>
+        </w:rPr>
+        <w:t>demo / 123456</w:t>
+      </w:r>
+      <w:r>
+        <w:rPr>
+          <w:rFonts w:hint="eastAsia" w:ascii="SimSun" w:hAnsi="SimSun" w:eastAsia="SimSun" w:cs="SimSun"/>
+          <w:color w:val="1c2634"/>
+          <w:sz w:val="24"/>
+        </w:rPr>
+        <w:t xml:space="preserve"> 登录即可看到题库与示例问卷。跑测试用 </w:t>
+      </w:r>
+      <w:r>
+        <w:rPr>
+          <w:rFonts w:ascii="Consolas" w:hAnsi="Consolas" w:eastAsia="Consolas" w:cs="Consolas"/>
+          <w:color w:val="1c2634"/>
+          <w:sz w:val="21"/>
+          <w:shd w:val="clear" w:fill="eef2f8"/>
+        </w:rPr>
+        <w:t>npm test</w:t>
+      </w:r>
+      <w:r>
+        <w:rPr>
+          <w:rFonts w:hint="eastAsia" w:ascii="SimSun" w:hAnsi="SimSun" w:eastAsia="SimSun" w:cs="SimSun"/>
+          <w:color w:val="1c2634"/>
+          <w:sz w:val="24"/>
+        </w:rPr>
+        <w:t>，需本机 27017 端口有 MongoDB 在运行。</w:t>
+      </w:r>
+    </w:p>
     <w:sectPr>
       <w:headerReference r:id="rId5" w:type="default"/>
       <w:footerReference r:id="rId6" w:type="default"/>
+      <w:pgMar w:top="1361" w:bottom="1247" w:left="1247" w:right="1247" w:header="567" w:footer="624"/>
     </w:sectPr>
   </w:body>
 </w:document>
@@ -7872,17 +12210,6 @@
   <w:abstractNum w:abstractNumId="0">
     <w:lvl w:ilvl="0">
       <w:start w:val="1"/>
-      <w:numFmt w:val="decimal"/>
-      <w:lvlText w:val="%1."/>
-      <w:lvlJc w:val="left"/>
-      <w:pPr>
-        <w:ind w:left="420" w:hanging="420"/>
-      </w:pPr>
-    </w:lvl>
-  </w:abstractNum>
-  <w:abstractNum w:abstractNumId="1">
-    <w:lvl w:ilvl="0">
-      <w:start w:val="1"/>
       <w:numFmt w:val="bullet"/>
       <w:lvlText w:val=""/>
       <w:lvlJc w:val="left"/>
@@ -7896,9 +12223,6 @@
   </w:abstractNum>
   <w:num w:numId="1">
     <w:abstractNumId w:val="0"/>
-  </w:num>
-  <w:num w:numId="2">
-    <w:abstractNumId w:val="1"/>
   </w:num>
 </w:numbering>
 </file>
@@ -7922,113 +12246,95 @@
     </w:pPrDefault>
   </w:docDefaults>
   <w:latentStyles w:defLockedState="0" w:defUIPriority="99" w:defSemiHidden="0" w:defUnhideWhenUsed="0" w:defQFormat="0" w:count="88">
+    <w:lsdException w:name="index 3" w:semiHidden="1" w:unhideWhenUsed="1"/>
+    <w:lsdException w:name="table of authorities" w:semiHidden="1" w:unhideWhenUsed="1"/>
+    <w:lsdException w:name="List Continue 4" w:semiHidden="1" w:unhideWhenUsed="1"/>
+    <w:lsdException w:name="annotation text" w:semiHidden="1" w:unhideWhenUsed="1"/>
+    <w:lsdException w:name="List Bullet 5" w:semiHidden="1" w:unhideWhenUsed="1"/>
+    <w:lsdException w:name="List 5" w:semiHidden="1" w:unhideWhenUsed="1"/>
+    <w:lsdException w:name="endnote reference" w:semiHidden="1" w:unhideWhenUsed="1"/>
+    <w:lsdException w:name="toc 2" w:uiPriority="39" w:semiHidden="1" w:unhideWhenUsed="1"/>
+    <w:lsdException w:name="index 6" w:semiHidden="1" w:unhideWhenUsed="1"/>
+    <w:lsdException w:name="Note Heading" w:semiHidden="1" w:unhideWhenUsed="1"/>
+    <w:lsdException w:name="toc 5" w:uiPriority="39" w:semiHidden="1" w:unhideWhenUsed="1"/>
+    <w:lsdException w:name="Body Text First Indent" w:semiHidden="1" w:unhideWhenUsed="1"/>
+    <w:lsdException w:name="endnote text" w:semiHidden="1" w:unhideWhenUsed="1"/>
+    <w:lsdException w:name="page number" w:semiHidden="1" w:unhideWhenUsed="1"/>
+    <w:lsdException w:name="List Bullet 2" w:semiHidden="1" w:unhideWhenUsed="1"/>
+    <w:lsdException w:name="Message Header" w:semiHidden="1" w:unhideWhenUsed="1"/>
+    <w:lsdException w:name="heading 2" w:uiPriority="9" w:semiHidden="1" w:unhideWhenUsed="1" w:qFormat="1"/>
+    <w:lsdException w:name="footnote text" w:semiHidden="1" w:unhideWhenUsed="1"/>
+    <w:lsdException w:name="index 5" w:semiHidden="1" w:unhideWhenUsed="1"/>
+    <w:lsdException w:name="Body Text" w:semiHidden="1" w:unhideWhenUsed="1"/>
+    <w:lsdException w:name="line number" w:semiHidden="1" w:unhideWhenUsed="1"/>
+    <w:lsdException w:name="header" w:semiHidden="1" w:unhideWhenUsed="1"/>
+    <w:lsdException w:name="heading 5" w:uiPriority="9" w:semiHidden="1" w:unhideWhenUsed="1" w:qFormat="1"/>
+    <w:lsdException w:name="footer" w:semiHidden="1" w:unhideWhenUsed="1"/>
+    <w:lsdException w:name="Closing" w:semiHidden="1" w:unhideWhenUsed="1"/>
+    <w:lsdException w:name="List Number" w:semiHidden="1" w:unhideWhenUsed="1"/>
+    <w:lsdException w:name="envelope return" w:semiHidden="1" w:unhideWhenUsed="1"/>
+    <w:lsdException w:name="Subtitle" w:uiPriority="11" w:qFormat="1"/>
+    <w:lsdException w:name="List Bullet 4" w:semiHidden="1" w:unhideWhenUsed="1"/>
+    <w:lsdException w:name="List Number 2" w:semiHidden="1" w:unhideWhenUsed="1"/>
+    <w:lsdException w:name="envelope address" w:semiHidden="1" w:unhideWhenUsed="1"/>
+    <w:lsdException w:name="Body Text First Indent 2" w:semiHidden="1" w:unhideWhenUsed="1"/>
+    <w:lsdException w:name="Body Text 3" w:semiHidden="1" w:unhideWhenUsed="1"/>
+    <w:lsdException w:name="Title" w:uiPriority="10" w:qFormat="1"/>
+    <w:lsdException w:name="toc 7" w:uiPriority="39" w:semiHidden="1" w:unhideWhenUsed="1"/>
+    <w:lsdException w:name="annotation reference" w:semiHidden="1" w:unhideWhenUsed="1"/>
+    <w:lsdException w:name="index 7" w:semiHidden="1" w:unhideWhenUsed="1"/>
+    <w:lsdException w:name="List Bullet" w:semiHidden="1" w:unhideWhenUsed="1"/>
+    <w:lsdException w:name="Normal" w:uiPriority="0" w:qFormat="1"/>
+    <w:lsdException w:name="index heading" w:semiHidden="1" w:unhideWhenUsed="1"/>
+    <w:lsdException w:name="List Number 3" w:semiHidden="1" w:unhideWhenUsed="1"/>
+    <w:lsdException w:name="List Bullet 3" w:semiHidden="1" w:unhideWhenUsed="1"/>
+    <w:lsdException w:name="Hyperlink" w:semiHidden="1" w:unhideWhenUsed="1"/>
+    <w:lsdException w:name="List 4" w:semiHidden="1" w:unhideWhenUsed="1"/>
+    <w:lsdException w:name="toc 8" w:uiPriority="39" w:semiHidden="1" w:unhideWhenUsed="1"/>
+    <w:lsdException w:name="index 2" w:semiHidden="1" w:unhideWhenUsed="1"/>
+    <w:lsdException w:name="heading 7" w:uiPriority="9" w:semiHidden="1" w:unhideWhenUsed="1" w:qFormat="1"/>
+    <w:lsdException w:name="caption" w:uiPriority="35" w:semiHidden="1" w:unhideWhenUsed="1" w:qFormat="1"/>
+    <w:lsdException w:name="List Continue 2" w:semiHidden="1" w:unhideWhenUsed="1"/>
+    <w:lsdException w:name="footnote reference" w:semiHidden="1" w:unhideWhenUsed="1"/>
+    <w:lsdException w:name="heading 6" w:uiPriority="9" w:semiHidden="1" w:unhideWhenUsed="1" w:qFormat="1"/>
+    <w:lsdException w:name="List Continue 3" w:semiHidden="1" w:unhideWhenUsed="1"/>
+    <w:lsdException w:name="toc 3" w:uiPriority="39" w:semiHidden="1" w:unhideWhenUsed="1"/>
+    <w:lsdException w:name="List Continue" w:semiHidden="1" w:unhideWhenUsed="1"/>
+    <w:lsdException w:name="toa heading" w:semiHidden="1" w:unhideWhenUsed="1"/>
+    <w:lsdException w:name="index 9" w:semiHidden="1" w:unhideWhenUsed="1"/>
+    <w:lsdException w:name="macro" w:semiHidden="1" w:unhideWhenUsed="1"/>
+    <w:lsdException w:name="Body Text 2" w:semiHidden="1" w:unhideWhenUsed="1"/>
+    <w:lsdException w:name="Block Text" w:semiHidden="1" w:unhideWhenUsed="1"/>
+    <w:lsdException w:name="heading 1" w:uiPriority="9" w:qFormat="1"/>
+    <w:lsdException w:name="Signature" w:semiHidden="1" w:unhideWhenUsed="1"/>
+    <w:lsdException w:name="List Number 5" w:semiHidden="1" w:unhideWhenUsed="1"/>
+    <w:lsdException w:name="FollowedHyperlink" w:semiHidden="1" w:unhideWhenUsed="1"/>
+    <w:lsdException w:name="Strong" w:uiPriority="22" w:qFormat="1"/>
+    <w:lsdException w:name="toc 6" w:uiPriority="39" w:semiHidden="1" w:unhideWhenUsed="1"/>
+    <w:lsdException w:name="Normal Indent" w:semiHidden="1" w:unhideWhenUsed="1"/>
+    <w:lsdException w:name="index 4" w:semiHidden="1" w:unhideWhenUsed="1"/>
+    <w:lsdException w:name="Salutation" w:semiHidden="1" w:unhideWhenUsed="1"/>
+    <w:lsdException w:name="List Number 4" w:semiHidden="1" w:unhideWhenUsed="1"/>
+    <w:lsdException w:name="Default Paragraph Font" w:uiPriority="1" w:semiHidden="1" w:unhideWhenUsed="1"/>
+    <w:lsdException w:name="Body Text Indent" w:semiHidden="1" w:unhideWhenUsed="1"/>
+    <w:lsdException w:name="List" w:semiHidden="1" w:unhideWhenUsed="1"/>
+    <w:lsdException w:name="List Continue 5" w:semiHidden="1" w:unhideWhenUsed="1"/>
     <w:lsdException w:name="toc 1" w:uiPriority="39" w:semiHidden="1" w:unhideWhenUsed="1"/>
-    <w:lsdException w:name="toc 6" w:uiPriority="39" w:semiHidden="1" w:unhideWhenUsed="1"/>
-    <w:lsdException w:name="FollowedHyperlink" w:semiHidden="1" w:unhideWhenUsed="1"/>
-    <w:lsdException w:name="Title" w:uiPriority="10" w:qFormat="1"/>
-    <w:lsdException w:name="Normal Indent" w:semiHidden="1" w:unhideWhenUsed="1"/>
-    <w:lsdException w:name="Closing" w:semiHidden="1" w:unhideWhenUsed="1"/>
-    <w:lsdException w:name="caption" w:uiPriority="35" w:semiHidden="1" w:unhideWhenUsed="1" w:qFormat="1"/>
-    <w:lsdException w:name="line number" w:semiHidden="1" w:unhideWhenUsed="1"/>
-    <w:lsdException w:name="List Continue 3" w:semiHidden="1" w:unhideWhenUsed="1"/>
-    <w:lsdException w:name="page number" w:semiHidden="1" w:unhideWhenUsed="1"/>
-    <w:lsdException w:name="List 5" w:semiHidden="1" w:unhideWhenUsed="1"/>
+    <w:lsdException w:name="toc 9" w:uiPriority="39" w:semiHidden="1" w:unhideWhenUsed="1"/>
+    <w:lsdException w:name="index 1" w:semiHidden="1" w:unhideWhenUsed="1"/>
+    <w:lsdException w:name="heading 8" w:uiPriority="9" w:semiHidden="1" w:unhideWhenUsed="1" w:qFormat="1"/>
+    <w:lsdException w:name="toc 4" w:uiPriority="39" w:semiHidden="1" w:unhideWhenUsed="1"/>
+    <w:lsdException w:name="Body Text Indent 2" w:semiHidden="1" w:unhideWhenUsed="1"/>
+    <w:lsdException w:name="index 8" w:semiHidden="1" w:unhideWhenUsed="1"/>
+    <w:lsdException w:name="heading 9" w:uiPriority="9" w:semiHidden="1" w:unhideWhenUsed="1" w:qFormat="1"/>
+    <w:lsdException w:name="table of figures" w:semiHidden="1" w:unhideWhenUsed="1"/>
+    <w:lsdException w:name="List 3" w:semiHidden="1" w:unhideWhenUsed="1"/>
+    <w:lsdException w:name="heading 3" w:uiPriority="9" w:semiHidden="1" w:unhideWhenUsed="1" w:qFormat="1"/>
     <w:lsdException w:name="List 2" w:semiHidden="1" w:unhideWhenUsed="1"/>
-    <w:lsdException w:name="footnote reference" w:semiHidden="1" w:unhideWhenUsed="1"/>
-    <w:lsdException w:name="index 9" w:semiHidden="1" w:unhideWhenUsed="1"/>
-    <w:lsdException w:name="index 1" w:semiHidden="1" w:unhideWhenUsed="1"/>
-    <w:lsdException w:name="Body Text Indent" w:semiHidden="1" w:unhideWhenUsed="1"/>
-    <w:lsdException w:name="index 2" w:semiHidden="1" w:unhideWhenUsed="1"/>
-    <w:lsdException w:name="List Number 5" w:semiHidden="1" w:unhideWhenUsed="1"/>
-    <w:lsdException w:name="List" w:semiHidden="1" w:unhideWhenUsed="1"/>
+    <w:lsdException w:name="Body Text Indent 3" w:semiHidden="1" w:unhideWhenUsed="1"/>
     <w:lsdException w:name="Date" w:semiHidden="1" w:unhideWhenUsed="1"/>
-    <w:lsdException w:name="heading 6" w:uiPriority="9" w:semiHidden="1" w:unhideWhenUsed="1" w:qFormat="1"/>
-    <w:lsdException w:name="heading 1" w:uiPriority="9" w:qFormat="1"/>
-    <w:lsdException w:name="table of figures" w:semiHidden="1" w:unhideWhenUsed="1"/>
-    <w:lsdException w:name="Body Text" w:semiHidden="1" w:unhideWhenUsed="1"/>
-    <w:lsdException w:name="Hyperlink" w:semiHidden="1" w:unhideWhenUsed="1"/>
-    <w:lsdException w:name="toc 4" w:uiPriority="39" w:semiHidden="1" w:unhideWhenUsed="1"/>
-    <w:lsdException w:name="index 8" w:semiHidden="1" w:unhideWhenUsed="1"/>
-    <w:lsdException w:name="Note Heading" w:semiHidden="1" w:unhideWhenUsed="1"/>
-    <w:lsdException w:name="toc 9" w:uiPriority="39" w:semiHidden="1" w:unhideWhenUsed="1"/>
-    <w:lsdException w:name="toc 5" w:uiPriority="39" w:semiHidden="1" w:unhideWhenUsed="1"/>
-    <w:lsdException w:name="index 5" w:semiHidden="1" w:unhideWhenUsed="1"/>
-    <w:lsdException w:name="Message Header" w:semiHidden="1" w:unhideWhenUsed="1"/>
-    <w:lsdException w:name="List Number 2" w:semiHidden="1" w:unhideWhenUsed="1"/>
-    <w:lsdException w:name="List 4" w:semiHidden="1" w:unhideWhenUsed="1"/>
     <w:lsdException w:name="heading 4" w:uiPriority="9" w:semiHidden="1" w:unhideWhenUsed="1" w:qFormat="1"/>
-    <w:lsdException w:name="heading 9" w:uiPriority="9" w:semiHidden="1" w:unhideWhenUsed="1" w:qFormat="1"/>
-    <w:lsdException w:name="envelope return" w:semiHidden="1" w:unhideWhenUsed="1"/>
-    <w:lsdException w:name="macro" w:semiHidden="1" w:unhideWhenUsed="1"/>
-    <w:lsdException w:name="heading 5" w:uiPriority="9" w:semiHidden="1" w:unhideWhenUsed="1" w:qFormat="1"/>
-    <w:lsdException w:name="toc 3" w:uiPriority="39" w:semiHidden="1" w:unhideWhenUsed="1"/>
-    <w:lsdException w:name="toc 8" w:uiPriority="39" w:semiHidden="1" w:unhideWhenUsed="1"/>
-    <w:lsdException w:name="footnote text" w:semiHidden="1" w:unhideWhenUsed="1"/>
-    <w:lsdException w:name="Subtitle" w:uiPriority="11" w:qFormat="1"/>
-    <w:lsdException w:name="table of authorities" w:semiHidden="1" w:unhideWhenUsed="1"/>
-    <w:lsdException w:name="Body Text First Indent 2" w:semiHidden="1" w:unhideWhenUsed="1"/>
-    <w:lsdException w:name="List Bullet 2" w:semiHidden="1" w:unhideWhenUsed="1"/>
-    <w:lsdException w:name="annotation reference" w:semiHidden="1" w:unhideWhenUsed="1"/>
-    <w:lsdException w:name="Default Paragraph Font" w:uiPriority="1" w:semiHidden="1" w:unhideWhenUsed="1"/>
-    <w:lsdException w:name="Block Text" w:semiHidden="1" w:unhideWhenUsed="1"/>
-    <w:lsdException w:name="index 7" w:semiHidden="1" w:unhideWhenUsed="1"/>
-    <w:lsdException w:name="Body Text Indent 3" w:semiHidden="1" w:unhideWhenUsed="1"/>
-    <w:lsdException w:name="footer" w:semiHidden="1" w:unhideWhenUsed="1"/>
-    <w:lsdException w:name="List Bullet 3" w:semiHidden="1" w:unhideWhenUsed="1"/>
-    <w:lsdException w:name="List Bullet" w:semiHidden="1" w:unhideWhenUsed="1"/>
-    <w:lsdException w:name="List Continue 5" w:semiHidden="1" w:unhideWhenUsed="1"/>
-    <w:lsdException w:name="index 3" w:semiHidden="1" w:unhideWhenUsed="1"/>
-    <w:lsdException w:name="index 6" w:semiHidden="1" w:unhideWhenUsed="1"/>
-    <w:lsdException w:name="index 4" w:semiHidden="1" w:unhideWhenUsed="1"/>
-    <w:lsdException w:name="Body Text 3" w:semiHidden="1" w:unhideWhenUsed="1"/>
-    <w:lsdException w:name="heading 3" w:uiPriority="9" w:semiHidden="1" w:unhideWhenUsed="1" w:qFormat="1"/>
-    <w:lsdException w:name="List Number" w:semiHidden="1" w:unhideWhenUsed="1"/>
-    <w:lsdException w:name="Body Text First Indent" w:semiHidden="1" w:unhideWhenUsed="1"/>
-    <w:lsdException w:name="Body Text 2" w:semiHidden="1" w:unhideWhenUsed="1"/>
-    <w:lsdException w:name="heading 8" w:uiPriority="9" w:semiHidden="1" w:unhideWhenUsed="1" w:qFormat="1"/>
-    <w:lsdException w:name="Body Text Indent 2" w:semiHidden="1" w:unhideWhenUsed="1"/>
-    <w:lsdException w:name="toc 2" w:uiPriority="39" w:semiHidden="1" w:unhideWhenUsed="1"/>
-    <w:lsdException w:name="index heading" w:semiHidden="1" w:unhideWhenUsed="1"/>
-    <w:lsdException w:name="List Continue 4" w:semiHidden="1" w:unhideWhenUsed="1"/>
-    <w:lsdException w:name="List Number 4" w:semiHidden="1" w:unhideWhenUsed="1"/>
-    <w:lsdException w:name="toa heading" w:semiHidden="1" w:unhideWhenUsed="1"/>
-    <w:lsdException w:name="Signature" w:semiHidden="1" w:unhideWhenUsed="1"/>
-    <w:lsdException w:name="heading 2" w:uiPriority="9" w:semiHidden="1" w:unhideWhenUsed="1" w:qFormat="1"/>
-    <w:lsdException w:name="List Number 3" w:semiHidden="1" w:unhideWhenUsed="1"/>
-    <w:lsdException w:name="List Continue 2" w:semiHidden="1" w:unhideWhenUsed="1"/>
-    <w:lsdException w:name="Normal" w:uiPriority="0" w:qFormat="1"/>
-    <w:lsdException w:name="List Bullet 5" w:semiHidden="1" w:unhideWhenUsed="1"/>
-    <w:lsdException w:name="endnote text" w:semiHidden="1" w:unhideWhenUsed="1"/>
-    <w:lsdException w:name="header" w:semiHidden="1" w:unhideWhenUsed="1"/>
-    <w:lsdException w:name="endnote reference" w:semiHidden="1" w:unhideWhenUsed="1"/>
-    <w:lsdException w:name="List 3" w:semiHidden="1" w:unhideWhenUsed="1"/>
-    <w:lsdException w:name="Strong" w:uiPriority="22" w:qFormat="1"/>
-    <w:lsdException w:name="List Bullet 4" w:semiHidden="1" w:unhideWhenUsed="1"/>
-    <w:lsdException w:name="toc 7" w:uiPriority="39" w:semiHidden="1" w:unhideWhenUsed="1"/>
-    <w:lsdException w:name="annotation text" w:semiHidden="1" w:unhideWhenUsed="1"/>
-    <w:lsdException w:name="heading 7" w:uiPriority="9" w:semiHidden="1" w:unhideWhenUsed="1" w:qFormat="1"/>
-    <w:lsdException w:name="List Continue" w:semiHidden="1" w:unhideWhenUsed="1"/>
-    <w:lsdException w:name="Salutation" w:semiHidden="1" w:unhideWhenUsed="1"/>
-    <w:lsdException w:name="envelope address" w:semiHidden="1" w:unhideWhenUsed="1"/>
   </w:latentStyles>
-  <w:style w:type="paragraph" w:styleId="000008">
-    <w:name w:val="heading 3"/>
-    <w:basedOn w:val="Normal"/>
-    <w:next w:val="Normal"/>
-    <w:uiPriority w:val="9"/>
-    <w:qFormat w:val="1"/>
-    <w:pPr>
-      <w:keepNext w:val="1"/>
-      <w:keepLines w:val="1"/>
-      <w:spacing w:before="180" w:after="80"/>
-      <w:outlineLvl w:val="2"/>
-    </w:pPr>
-    <w:rPr>
-      <w:b w:val="1"/>
-      <w:sz w:val="24"/>
-      <w:szCs w:val="24"/>
-    </w:rPr>
-  </w:style>
   <w:style w:type="paragraph" w:styleId="000004">
     <w:name w:val="heading 1"/>
     <w:basedOn w:val="Normal"/>
@@ -8045,6 +12351,24 @@
       <w:b w:val="1"/>
       <w:sz w:val="32"/>
       <w:szCs w:val="32"/>
+    </w:rPr>
+  </w:style>
+  <w:style w:type="paragraph" w:styleId="000005">
+    <w:name w:val="heading 3"/>
+    <w:basedOn w:val="Normal"/>
+    <w:next w:val="Normal"/>
+    <w:uiPriority w:val="9"/>
+    <w:qFormat w:val="1"/>
+    <w:pPr>
+      <w:keepNext w:val="1"/>
+      <w:keepLines w:val="1"/>
+      <w:spacing w:before="180" w:after="80"/>
+      <w:outlineLvl w:val="2"/>
+    </w:pPr>
+    <w:rPr>
+      <w:b w:val="1"/>
+      <w:sz w:val="24"/>
+      <w:szCs w:val="24"/>
     </w:rPr>
   </w:style>
 </w:styles>

--- a/第二阶段项目报告.docx
+++ b/第二阶段项目报告.docx
@@ -2,6 +2,24 @@
 <file path=word/document.xml><?xml version="1.0" encoding="utf-8"?>
 <w:document xmlns:w="http://schemas.openxmlformats.org/wordprocessingml/2006/main" xmlns:a="http://schemas.openxmlformats.org/drawingml/2006/main" xmlns:wp="http://schemas.openxmlformats.org/drawingml/2006/wordprocessingDrawing" xmlns:pic="http://schemas.openxmlformats.org/drawingml/2006/picture" xmlns:r="http://schemas.openxmlformats.org/officeDocument/2006/relationships" xmlns:w14="http://schemas.microsoft.com/office/word/2010/wordml" xmlns:mc="http://schemas.openxmlformats.org/markup-compatibility/2006" mc:Ignorable="w14">
   <w:body>
+    <w:p>
+      <w:pPr>
+        <w:spacing w:before="1077" w:after="0" w:line="420"/>
+        <w:ind w:left="0" w:right="0"/>
+        <w:jc w:val="center"/>
+        <w:rPr>
+          <w:color w:val="55647c"/>
+        </w:rPr>
+      </w:pPr>
+      <w:r>
+        <w:rPr>
+          <w:rFonts w:hint="eastAsia" w:ascii="SimSun" w:hAnsi="SimSun" w:eastAsia="SimSun" w:cs="SimSun"/>
+          <w:color w:val="55647c"/>
+          <w:sz w:val="21"/>
+        </w:rPr>
+        <w:t>仓库地址　https://github.com/zechun115/qhf　·　分支　大作业</w:t>
+      </w:r>
+    </w:p>
     <w:tbl>
       <w:tblPr>
         <w:tblW w:w="8306" w:type="dxa"/>
@@ -22,24 +40,9 @@
         <w:tc>
           <w:tcPr>
             <w:tcW w:w="8306" w:type="dxa"/>
-            <w:shd w:val="clear" w:fill="16345e"/>
-            <w:vAlign w:val="center"/>
-          </w:tcPr>
-          <w:p>
-            <w:pPr>
-              <w:rPr>
-                <w:color w:val="1c2634"/>
-              </w:rPr>
-            </w:pPr>
-          </w:p>
-        </w:tc>
-      </w:tr>
-      <w:tr>
-        <w:trPr/>
-        <w:tc>
-          <w:tcPr>
-            <w:tcW w:w="8306" w:type="dxa"/>
-            <w:shd w:val="clear" w:fill="3b6ef5"/>
+            <w:tcBorders>
+              <w:bottom w:val="single" w:color="16345e" w:sz="11"/>
+            </w:tcBorders>
             <w:vAlign w:val="center"/>
           </w:tcPr>
           <w:p>
@@ -54,195 +57,99 @@
     </w:tbl>
     <w:p>
       <w:pPr>
-        <w:pBdr>
-          <w:top w:space="28"/>
-        </w:pBdr>
-        <w:spacing w:line="420"/>
-        <w:ind w:firstLine="480"/>
-        <w:jc w:val="both"/>
-        <w:rPr>
-          <w:color w:val="10233b"/>
+        <w:spacing w:before="2381" w:after="0" w:line="420"/>
+        <w:ind w:left="0" w:right="0"/>
+        <w:jc w:val="center"/>
+        <w:rPr>
+          <w:color w:val="3b6ef5"/>
         </w:rPr>
       </w:pPr>
       <w:r>
         <w:rPr>
           <w:rFonts w:hint="eastAsia" w:ascii="SimHei" w:hAnsi="SimHei" w:eastAsia="SimHei" w:cs="SimHei"/>
-          <w:color w:val="10233b"/>
-          <w:sz w:val="28"/>
-        </w:rPr>
-        <w:t>仓库链接：</w:t>
-      </w:r>
-      <w:r>
-        <w:rPr>
-          <w:rFonts w:ascii="SimHei" w:hAnsi="SimHei" w:eastAsia="SimHei" w:cs="SimHei"/>
-          <w:color w:val="1c4c9c"/>
-          <w:sz w:val="28"/>
-        </w:rPr>
-        <w:t>https://github.com/zechun115/qhf</w:t>
-      </w:r>
-      <w:r>
-        <w:rPr>
-          <w:rFonts w:hint="eastAsia" w:ascii="SimHei" w:hAnsi="SimHei" w:eastAsia="SimHei" w:cs="SimHei"/>
-          <w:color w:val="10233b"/>
-          <w:sz w:val="28"/>
-        </w:rPr>
-        <w:t>（分支：大作业）</w:t>
+          <w:color w:val="3b6ef5"/>
+          <w:sz w:val="22"/>
+        </w:rPr>
+        <w:t>课程实践　·　大作业一</w:t>
       </w:r>
     </w:p>
     <w:p>
       <w:pPr>
-        <w:pBdr>
-          <w:top w:space="28"/>
-        </w:pBdr>
-        <w:spacing w:line="420"/>
-        <w:ind w:firstLine="480"/>
-        <w:jc w:val="both"/>
-        <w:rPr>
-          <w:color w:val="3c4a5e"/>
+        <w:spacing w:before="453" w:after="0" w:line="312"/>
+        <w:ind w:left="0" w:right="0"/>
+        <w:jc w:val="center"/>
+        <w:rPr>
+          <w:color w:val="10233b"/>
         </w:rPr>
       </w:pPr>
       <w:r>
         <w:rPr>
-          <w:rFonts w:hint="eastAsia" w:ascii="SimSun" w:hAnsi="SimSun" w:eastAsia="SimSun" w:cs="SimSun"/>
-          <w:color w:val="3c4a5e"/>
-          <w:sz w:val="23"/>
-        </w:rPr>
-        <w:t>姓名：邱浩峰　　提交日期：2026 年 10 月 29 日</w:t>
+          <w:rFonts w:hint="eastAsia" w:ascii="SimHei" w:hAnsi="SimHei" w:eastAsia="SimHei" w:cs="SimHei"/>
+          <w:b w:val="1"/>
+          <w:color w:val="10233b"/>
+          <w:sz w:val="52"/>
+        </w:rPr>
+        <w:t>第二阶段项目报告</w:t>
       </w:r>
     </w:p>
     <w:p>
       <w:pPr>
-        <w:pBdr>
-          <w:top w:space="28"/>
-        </w:pBdr>
-        <w:spacing w:line="420"/>
-        <w:ind w:firstLine="72"/>
-        <w:jc w:val="both"/>
-        <w:rPr>
-          <w:color w:val="3b6ef5"/>
+        <w:spacing w:before="368" w:after="0" w:line="420"/>
+        <w:ind w:left="0" w:right="0"/>
+        <w:jc w:val="center"/>
+        <w:rPr>
+          <w:color w:val="47566d"/>
         </w:rPr>
       </w:pPr>
       <w:r>
         <w:rPr>
           <w:rFonts w:hint="eastAsia" w:ascii="SimHei" w:hAnsi="SimHei" w:eastAsia="SimHei" w:cs="SimHei"/>
-          <w:color w:val="3b6ef5"/>
-          <w:spacing w:val="72"/>
-          <w:sz w:val="24"/>
-        </w:rPr>
-        <w:t>课程大作业 · 第二阶段（需求变更迭代）</w:t>
+          <w:color w:val="47566d"/>
+          <w:sz w:val="26"/>
+        </w:rPr>
+        <w:t>需求变更迭代 · 基于 MongoDB 的在线问卷系统</w:t>
       </w:r>
     </w:p>
     <w:p>
       <w:pPr>
-        <w:pBdr>
-          <w:top w:space="28"/>
-        </w:pBdr>
-        <w:spacing w:line="336"/>
-        <w:ind w:firstLine="480"/>
+        <w:spacing w:before="1417" w:after="0" w:line="420"/>
+        <w:ind w:left="793" w:right="0"/>
         <w:jc w:val="both"/>
         <w:rPr>
-          <w:color w:val="10233b"/>
+          <w:color w:val="3c4a5e"/>
         </w:rPr>
       </w:pPr>
       <w:r>
         <w:rPr>
-          <w:rFonts w:hint="eastAsia" w:ascii="SimHei" w:hAnsi="SimHei" w:eastAsia="SimHei" w:cs="SimHei"/>
-          <w:b w:val="1"/>
-          <w:color w:val="10233b"/>
-          <w:sz w:val="58"/>
-        </w:rPr>
-        <w:t>大作业一第二阶段项目报告</w:t>
+          <w:rFonts w:hint="eastAsia" w:ascii="SimSun" w:hAnsi="SimSun" w:eastAsia="SimSun" w:cs="SimSun"/>
+          <w:color w:val="3c4a5e"/>
+          <w:sz w:val="21"/>
+        </w:rPr>
+        <w:t>姓　　名　　邱浩峰</w:t>
       </w:r>
     </w:p>
     <w:p>
       <w:pPr>
-        <w:pBdr>
-          <w:top w:space="28"/>
-        </w:pBdr>
-        <w:spacing w:line="420"/>
-        <w:ind w:firstLine="480"/>
+        <w:spacing w:before="170" w:after="0" w:line="420"/>
+        <w:ind w:left="793" w:right="0"/>
         <w:jc w:val="both"/>
         <w:rPr>
-          <w:color w:val="47566d"/>
+          <w:color w:val="3c4a5e"/>
         </w:rPr>
       </w:pPr>
       <w:r>
         <w:rPr>
-          <w:rFonts w:hint="eastAsia" w:ascii="SimHei" w:hAnsi="SimHei" w:eastAsia="SimHei" w:cs="SimHei"/>
-          <w:color w:val="47566d"/>
-          <w:sz w:val="30"/>
-        </w:rPr>
-        <w:t>需求变更迭代 · 基于 MongoDB 的在线问卷系统</w:t>
-      </w:r>
-    </w:p>
-    <w:tbl>
-      <w:tblPr>
-        <w:tblW w:w="1474" w:type="dxa"/>
-        <w:shd w:color="1c2634"/>
-        <w:tblLayout w:type="autofit"/>
-        <w:tblCellMar>
-          <w:top w:w="15" w:type="dxa"/>
-          <w:left w:w="15" w:type="dxa"/>
-          <w:bottom w:w="15" w:type="dxa"/>
-          <w:right w:w="15" w:type="dxa"/>
-        </w:tblCellMar>
-      </w:tblPr>
-      <w:tblGrid>
-        <w:gridCol w:w="1474"/>
-      </w:tblGrid>
-      <w:tr>
-        <w:trPr/>
-        <w:tc>
-          <w:tcPr>
-            <w:tcW w:w="1474" w:type="dxa"/>
-            <w:shd w:val="clear" w:fill="3b6ef5"/>
-            <w:vAlign w:val="center"/>
-          </w:tcPr>
-          <w:p>
-            <w:pPr>
-              <w:rPr>
-                <w:color w:val="1c2634"/>
-              </w:rPr>
-            </w:pPr>
-          </w:p>
-        </w:tc>
-      </w:tr>
-    </w:tbl>
-    <w:p>
-      <w:pPr>
-        <w:pBdr>
-          <w:top w:space="28"/>
-        </w:pBdr>
-        <w:spacing w:before="0" w:line="360"/>
-        <w:jc w:val="both"/>
-        <w:rPr>
+          <w:rFonts w:hint="eastAsia" w:ascii="SimSun" w:hAnsi="SimSun" w:eastAsia="SimSun" w:cs="SimSun"/>
           <w:color w:val="3c4a5e"/>
-        </w:rPr>
-      </w:pPr>
-      <w:r>
-        <w:rPr>
-          <w:rFonts w:hint="eastAsia" w:ascii="SimHei" w:hAnsi="SimHei" w:eastAsia="SimHei" w:cs="SimHei"/>
-          <w:b w:val="1"/>
-          <w:color w:val="10233b"/>
-          <w:sz w:val="23"/>
-        </w:rPr>
-        <w:t>项目名称　　</w:t>
-      </w:r>
-      <w:r>
-        <w:rPr>
-          <w:rFonts w:hint="eastAsia" w:ascii="SimSun" w:hAnsi="SimSun" w:eastAsia="SimSun" w:cs="SimSun"/>
-          <w:color w:val="3c4a5e"/>
-          <w:sz w:val="23"/>
-        </w:rPr>
-        <w:t>基于 MongoDB 的在线问卷系统</w:t>
+          <w:sz w:val="21"/>
+        </w:rPr>
+        <w:t>提交日期　　2026 年 10 月 29 日</w:t>
       </w:r>
     </w:p>
     <w:p>
       <w:pPr>
-        <w:pBdr>
-          <w:top w:space="28"/>
-        </w:pBdr>
-        <w:spacing w:before="0" w:line="360"/>
+        <w:spacing w:before="170" w:after="0" w:line="420"/>
+        <w:ind w:left="793" w:right="0"/>
         <w:jc w:val="both"/>
         <w:rPr>
           <w:color w:val="3c4a5e"/>
@@ -250,28 +157,17 @@
       </w:pPr>
       <w:r>
         <w:rPr>
-          <w:rFonts w:hint="eastAsia" w:ascii="SimHei" w:hAnsi="SimHei" w:eastAsia="SimHei" w:cs="SimHei"/>
-          <w:b w:val="1"/>
-          <w:color w:val="10233b"/>
-          <w:sz w:val="23"/>
-        </w:rPr>
-        <w:t>技术栈　　　</w:t>
-      </w:r>
-      <w:r>
-        <w:rPr>
-          <w:rFonts w:ascii="SimSun" w:hAnsi="SimSun" w:eastAsia="SimSun" w:cs="SimSun"/>
+          <w:rFonts w:hint="eastAsia" w:ascii="SimSun" w:hAnsi="SimSun" w:eastAsia="SimSun" w:cs="SimSun"/>
           <w:color w:val="3c4a5e"/>
-          <w:sz w:val="23"/>
-        </w:rPr>
-        <w:t>Node.js · Express · Mongoose · MongoDB</w:t>
+          <w:sz w:val="21"/>
+        </w:rPr>
+        <w:t>技术栈　　　Node.js · Express · Mongoose · MongoDB</w:t>
       </w:r>
     </w:p>
     <w:p>
       <w:pPr>
-        <w:pBdr>
-          <w:top w:space="28"/>
-        </w:pBdr>
-        <w:spacing w:before="0" w:line="360"/>
+        <w:spacing w:before="170" w:after="0" w:line="420"/>
+        <w:ind w:left="793" w:right="0"/>
         <w:jc w:val="both"/>
         <w:rPr>
           <w:color w:val="3c4a5e"/>
@@ -279,28 +175,17 @@
       </w:pPr>
       <w:r>
         <w:rPr>
-          <w:rFonts w:hint="eastAsia" w:ascii="SimHei" w:hAnsi="SimHei" w:eastAsia="SimHei" w:cs="SimHei"/>
-          <w:b w:val="1"/>
-          <w:color w:val="10233b"/>
-          <w:sz w:val="23"/>
-        </w:rPr>
-        <w:t>交付内容　　</w:t>
-      </w:r>
-      <w:r>
-        <w:rPr>
           <w:rFonts w:hint="eastAsia" w:ascii="SimSun" w:hAnsi="SimSun" w:eastAsia="SimSun" w:cs="SimSun"/>
           <w:color w:val="3c4a5e"/>
-          <w:sz w:val="23"/>
-        </w:rPr>
-        <w:t>需求变更分析 · 数据结构演进 · 可运行实现 · 自动化测试</w:t>
+          <w:sz w:val="21"/>
+        </w:rPr>
+        <w:t>交付内容　　需求变更分析 · 数据结构演进 · 可运行实现 · 自动化测试</w:t>
       </w:r>
     </w:p>
     <w:p>
       <w:pPr>
-        <w:pBdr>
-          <w:top w:space="28"/>
-        </w:pBdr>
-        <w:spacing w:before="0" w:line="360"/>
+        <w:spacing w:before="170" w:after="0" w:line="420"/>
+        <w:ind w:left="793" w:right="0"/>
         <w:jc w:val="both"/>
         <w:rPr>
           <w:color w:val="3c4a5e"/>
@@ -308,28 +193,17 @@
       </w:pPr>
       <w:r>
         <w:rPr>
-          <w:rFonts w:hint="eastAsia" w:ascii="SimHei" w:hAnsi="SimHei" w:eastAsia="SimHei" w:cs="SimHei"/>
-          <w:b w:val="1"/>
-          <w:color w:val="10233b"/>
-          <w:sz w:val="23"/>
-        </w:rPr>
-        <w:t>可用性改进　</w:t>
-      </w:r>
-      <w:r>
-        <w:rPr>
           <w:rFonts w:hint="eastAsia" w:ascii="SimSun" w:hAnsi="SimSun" w:eastAsia="SimSun" w:cs="SimSun"/>
           <w:color w:val="3c4a5e"/>
-          <w:sz w:val="23"/>
-        </w:rPr>
-        <w:t>多用户视角审计，修复 11 处问题（见第七节）</w:t>
+          <w:sz w:val="21"/>
+        </w:rPr>
+        <w:t>测试规模　　92 个自动化用例全部通过（第二阶段新增 23 条）</w:t>
       </w:r>
     </w:p>
     <w:p>
       <w:pPr>
-        <w:pBdr>
-          <w:top w:space="28"/>
-        </w:pBdr>
-        <w:spacing w:before="0" w:line="360"/>
+        <w:spacing w:before="170" w:after="0" w:line="420"/>
+        <w:ind w:left="793" w:right="0"/>
         <w:jc w:val="both"/>
         <w:rPr>
           <w:color w:val="3c4a5e"/>
@@ -337,59 +211,18 @@
       </w:pPr>
       <w:r>
         <w:rPr>
-          <w:rFonts w:hint="eastAsia" w:ascii="SimHei" w:hAnsi="SimHei" w:eastAsia="SimHei" w:cs="SimHei"/>
-          <w:b w:val="1"/>
-          <w:color w:val="10233b"/>
-          <w:sz w:val="23"/>
-        </w:rPr>
-        <w:t>测试规模　　</w:t>
-      </w:r>
-      <w:r>
-        <w:rPr>
           <w:rFonts w:hint="eastAsia" w:ascii="SimSun" w:hAnsi="SimSun" w:eastAsia="SimSun" w:cs="SimSun"/>
           <w:color w:val="3c4a5e"/>
-          <w:sz w:val="23"/>
-        </w:rPr>
-        <w:t>92 个自动化用例全部通过（第二阶段新增 23 条）</w:t>
+          <w:sz w:val="21"/>
+        </w:rPr>
+        <w:t>运行方式　　npm install → npm run seed → npm start</w:t>
       </w:r>
     </w:p>
     <w:p>
       <w:pPr>
-        <w:pBdr>
-          <w:top w:space="28"/>
-        </w:pBdr>
-        <w:spacing w:before="0" w:line="360"/>
-        <w:jc w:val="both"/>
-        <w:rPr>
-          <w:color w:val="3c4a5e"/>
-        </w:rPr>
-      </w:pPr>
-      <w:r>
-        <w:rPr>
-          <w:rFonts w:hint="eastAsia" w:ascii="SimHei" w:hAnsi="SimHei" w:eastAsia="SimHei" w:cs="SimHei"/>
-          <w:b w:val="1"/>
-          <w:color w:val="10233b"/>
-          <w:sz w:val="23"/>
-        </w:rPr>
-        <w:t>运行方式　　</w:t>
-      </w:r>
-      <w:r>
-        <w:rPr>
-          <w:rFonts w:hint="eastAsia" w:ascii="SimSun" w:hAnsi="SimSun" w:eastAsia="SimSun" w:cs="SimSun"/>
-          <w:color w:val="3c4a5e"/>
-          <w:sz w:val="23"/>
-        </w:rPr>
-        <w:t>npm install → npm run seed → npm start（测试：npm test）</w:t>
-      </w:r>
-    </w:p>
-    <w:p>
-      <w:pPr>
-        <w:pBdr>
-          <w:top w:space="28"/>
-        </w:pBdr>
-        <w:spacing w:before="3514" w:line="420"/>
-        <w:ind w:firstLine="480"/>
-        <w:jc w:val="both"/>
+        <w:spacing w:before="1814" w:after="0" w:line="420"/>
+        <w:ind w:left="0" w:right="0"/>
+        <w:jc w:val="center"/>
         <w:rPr>
           <w:color w:val="55647c"/>
         </w:rPr>
@@ -403,8 +236,7 @@
         <w:rPr>
           <w:rFonts w:hint="eastAsia" w:ascii="SimSun" w:hAnsi="SimSun" w:eastAsia="SimSun" w:cs="SimSun"/>
           <w:color w:val="55647c"/>
-          <w:spacing w:val="48"/>
-          <w:sz w:val="23"/>
+          <w:sz w:val="21"/>
         </w:rPr>
         <w:t>2026 年 10 月</w:t>
       </w:r>
@@ -444,7 +276,7 @@
           <w:color w:val="10233b"/>
           <w:sz w:val="34"/>
         </w:rPr>
-        <w:t>需求变更概述</w:t>
+        <w:t>需求变更与分析</w:t>
       </w:r>
       <w:bookmarkEnd w:id="1"/>
     </w:p>
@@ -463,7 +295,7 @@
           <w:color w:val="1c2634"/>
           <w:sz w:val="24"/>
         </w:rPr>
-        <w:t>系统在第一阶段交付并"上线使用"后，收到用户反馈共八项需求变更。八条反馈看似零散，但指向同一个结论：</w:t>
+        <w:t>系统在第一阶段交付并投入使用后，收到八项需求变更。八条反馈看似零散，指向同一个结论：</w:t>
       </w:r>
       <w:r>
         <w:rPr>
@@ -480,7 +312,7 @@
           <w:color w:val="1c2634"/>
           <w:sz w:val="24"/>
         </w:rPr>
-        <w:t>。把用户原话翻译成系统语言后整理如下。</w:t>
+        <w:t>。</w:t>
       </w:r>
     </w:p>
     <w:p>
@@ -498,7 +330,7 @@
           <w:color w:val="55647c"/>
           <w:sz w:val="20"/>
         </w:rPr>
-        <w:t>表 1-1　八项需求变更与期望效果</w:t>
+        <w:t>表 1-1　八项需求变更</w:t>
       </w:r>
     </w:p>
     <w:tbl>
@@ -551,12 +383,12 @@
             </w:pPr>
             <w:r>
               <w:rPr>
-                <w:rFonts w:hint="eastAsia" w:ascii="SimHei" w:hAnsi="SimHei" w:eastAsia="SimHei" w:cs="SimHei"/>
+                <w:rFonts w:ascii="SimHei" w:hAnsi="SimHei" w:eastAsia="SimHei" w:cs="SimHei"/>
                 <w:b w:val="1"/>
                 <w:color w:val="ffffff"/>
                 <w:sz w:val="19"/>
               </w:rPr>
-              <w:t>编号</w:t>
+              <w:t>#</w:t>
             </w:r>
           </w:p>
         </w:tc>
@@ -701,7 +533,7 @@
                 <w:color w:val="1c2634"/>
                 <w:sz w:val="19"/>
               </w:rPr>
-              <w:t>每次做类似问卷都要重写题目，太麻烦</w:t>
+              <w:t>每次做类似问卷都要重写题目</w:t>
             </w:r>
           </w:p>
         </w:tc>
@@ -734,7 +566,7 @@
                 <w:color w:val="1c2634"/>
                 <w:sz w:val="19"/>
               </w:rPr>
-              <w:t>可创建并保存常用题；建新问卷时可直接选用；一题可被多个问卷使用</w:t>
+              <w:t>可存常用题；建卷时直接选用；一题可被多卷使用</w:t>
             </w:r>
           </w:p>
         </w:tc>
@@ -836,7 +668,7 @@
                 <w:color w:val="1c2634"/>
                 <w:sz w:val="19"/>
               </w:rPr>
-              <w:t>可把题目共享给其他用户；对方能在自己的问卷里使用；共享后仍可用同一题</w:t>
+              <w:t>可把题共享给他人；对方能在自己问卷里使用</w:t>
             </w:r>
           </w:p>
         </w:tc>
@@ -905,7 +737,7 @@
                 <w:color w:val="1c2634"/>
                 <w:sz w:val="19"/>
               </w:rPr>
-              <w:t>改了一个题，以前问卷里的题也跟着变了，数据对不上</w:t>
+              <w:t>改了题，以前问卷里的题也跟着变</w:t>
             </w:r>
           </w:p>
         </w:tc>
@@ -938,7 +770,7 @@
                 <w:color w:val="1c2634"/>
                 <w:sz w:val="19"/>
               </w:rPr>
-              <w:t>已发布问卷的题目不能被修改；要改就生成新题目；旧问卷保持原内容</w:t>
+              <w:t>已发布问卷的题不可改；旧问卷保持原内容</w:t>
             </w:r>
           </w:p>
         </w:tc>
@@ -1007,7 +839,7 @@
                 <w:color w:val="1c2634"/>
                 <w:sz w:val="19"/>
               </w:rPr>
-              <w:t>改完想找回旧版本，也想知道新题从哪改来</w:t>
+              <w:t>改完想找回旧版本、想知道题从哪改来</w:t>
             </w:r>
           </w:p>
         </w:tc>
@@ -1040,7 +872,7 @@
                 <w:color w:val="1c2634"/>
                 <w:sz w:val="19"/>
               </w:rPr>
-              <w:t>可看历史版本；可知道来源；可恢复旧版本（v1→v2→v3 关系可见）</w:t>
+              <w:t>可看历史版本、可恢复旧版本</w:t>
             </w:r>
           </w:p>
         </w:tc>
@@ -1109,7 +941,7 @@
                 <w:color w:val="1c2634"/>
                 <w:sz w:val="19"/>
               </w:rPr>
-              <w:t>同一题想稍微改一下用在不同问卷，又不想影响原题</w:t>
+              <w:t>同一题想小改一下用在别的问卷</w:t>
             </w:r>
           </w:p>
         </w:tc>
@@ -1142,7 +974,7 @@
                 <w:color w:val="1c2634"/>
                 <w:sz w:val="19"/>
               </w:rPr>
-              <w:t>可基于一题创建新版本；新版本可单独修改；不同问卷可用不同版本</w:t>
+              <w:t>可基于一题生成新版本，各问卷用不同版本</w:t>
             </w:r>
           </w:p>
         </w:tc>
@@ -1244,7 +1076,7 @@
                 <w:color w:val="1c2634"/>
                 <w:sz w:val="19"/>
               </w:rPr>
-              <w:t>可查看题目被哪些问卷使用；修改时自己决定是否出新版本</w:t>
+              <w:t>可查题目被哪些问卷引用</w:t>
             </w:r>
           </w:p>
         </w:tc>
@@ -1346,7 +1178,7 @@
                 <w:color w:val="1c2634"/>
                 <w:sz w:val="19"/>
               </w:rPr>
-              <w:t>可管理题库、把题加入题库、从题库选题、题库里的题可更新版本</w:t>
+              <w:t>可管理题库、加入题库、从题库选题</w:t>
             </w:r>
           </w:p>
         </w:tc>
@@ -1415,7 +1247,7 @@
                 <w:color w:val="1c2634"/>
                 <w:sz w:val="19"/>
               </w:rPr>
-              <w:t>统计只能看某个问卷，想看一道题在</w:t>
+              <w:t>想看一道题在</w:t>
             </w:r>
             <w:r>
               <w:rPr>
@@ -1432,7 +1264,7 @@
                 <w:color w:val="1c2634"/>
                 <w:sz w:val="19"/>
               </w:rPr>
-              <w:t>问卷中的回答情况</w:t>
+              <w:t>问卷中的回答</w:t>
             </w:r>
           </w:p>
         </w:tc>
@@ -1465,7 +1297,7 @@
                 <w:color w:val="1c2634"/>
                 <w:sz w:val="19"/>
               </w:rPr>
-              <w:t>单题跨问卷统计（如"你的年龄"在所有问卷中的总体分布）</w:t>
+              <w:t>单题跨问卷统计</w:t>
             </w:r>
           </w:p>
         </w:tc>
@@ -1486,7 +1318,7 @@
           <w:color w:val="1c2634"/>
           <w:sz w:val="24"/>
         </w:rPr>
-        <w:t>按风险重新排序后，这八条其实是两类问题。需求 3、4、5 是一类，都是"改题要不要影响历史"的同一个问题的三个侧面——只要问卷侧不再依赖题库的可变状态，三条一起解决；需求 1、2、6、7、8 是另一类，都是"题目的作用域从一份问卷扩大到多份问卷"之后衍生出来的查询与权限需求。这个判断决定了后面只做两个数据结构决策，而不是八个。</w:t>
+        <w:t>按风险归类，这八条其实是两类问题。需求 3、4、5 是"改题要不要影响历史"的三个侧面——只要问卷侧不再依赖题库的可变状态，三条一起解决；需求 1、2、6、7、8 是"题目的作用域从一份问卷扩大到多份"之后衍生的查询与权限需求。这个判断决定了后面只做两个数据结构决策，而不是八个。</w:t>
       </w:r>
     </w:p>
     <w:p>
@@ -1501,19 +1333,129 @@
       <w:r>
         <w:rPr>
           <w:rFonts w:hint="eastAsia" w:ascii="SimSun" w:hAnsi="SimSun" w:eastAsia="SimSun" w:cs="SimSun"/>
+          <w:color w:val="1c2634"/>
+          <w:sz w:val="24"/>
+        </w:rPr>
+        <w:t>回顾第一阶段，两条既有设计直接影响了本次改动。</w:t>
+      </w:r>
+      <w:r>
+        <w:rPr>
+          <w:rFonts w:hint="eastAsia" w:ascii="SimSun" w:hAnsi="SimSun" w:eastAsia="SimSun" w:cs="SimSun"/>
           <w:b w:val="1"/>
           <w:color w:val="1c2634"/>
           <w:sz w:val="24"/>
         </w:rPr>
-        <w:t>任务约束</w:t>
-      </w:r>
-      <w:r>
-        <w:rPr>
-          <w:rFonts w:hint="eastAsia" w:ascii="SimSun" w:hAnsi="SimSun" w:eastAsia="SimSun" w:cs="SimSun"/>
-          <w:color w:val="1c2634"/>
-          <w:sz w:val="24"/>
-        </w:rPr>
-        <w:t>：教师明确要求第二阶段必须基于第一阶段现有代码修改，不得推倒重做；报告需记录"原设计 → 新需求问题 → 为什么这样改 → 改了哪里 → 数据结构变化 → 兼容性"。因此本报告先做原设计回顾，再谈设计变更，最后才是实现与验证。</w:t>
+        <w:t>其一是题目独立成集合</w:t>
+      </w:r>
+      <w:r>
+        <w:rPr>
+          <w:rFonts w:hint="eastAsia" w:ascii="SimSun" w:hAnsi="SimSun" w:eastAsia="SimSun" w:cs="SimSun"/>
+          <w:color w:val="1c2634"/>
+          <w:sz w:val="24"/>
+        </w:rPr>
+        <w:t>：</w:t>
+      </w:r>
+      <w:r>
+        <w:rPr>
+          <w:rFonts w:ascii="Consolas" w:hAnsi="Consolas" w:eastAsia="Consolas" w:cs="Consolas"/>
+          <w:color w:val="1c2634"/>
+          <w:sz w:val="21"/>
+          <w:shd w:val="clear" w:fill="eef2f8"/>
+        </w:rPr>
+        <w:t>questions</w:t>
+      </w:r>
+      <w:r>
+        <w:rPr>
+          <w:rFonts w:hint="eastAsia" w:ascii="SimSun" w:hAnsi="SimSun" w:eastAsia="SimSun" w:cs="SimSun"/>
+          <w:color w:val="1c2634"/>
+          <w:sz w:val="24"/>
+        </w:rPr>
+        <w:t xml:space="preserve"> 每道题一个文档，问卷只存 </w:t>
+      </w:r>
+      <w:r>
+        <w:rPr>
+          <w:rFonts w:ascii="Consolas" w:hAnsi="Consolas" w:eastAsia="Consolas" w:cs="Consolas"/>
+          <w:color w:val="1c2634"/>
+          <w:sz w:val="21"/>
+          <w:shd w:val="clear" w:fill="eef2f8"/>
+        </w:rPr>
+        <w:t>question_count</w:t>
+      </w:r>
+      <w:r>
+        <w:rPr>
+          <w:rFonts w:hint="eastAsia" w:ascii="SimSun" w:hAnsi="SimSun" w:eastAsia="SimSun" w:cs="SimSun"/>
+          <w:color w:val="1c2634"/>
+          <w:sz w:val="24"/>
+        </w:rPr>
+        <w:t xml:space="preserve"> 冗余计数，当时这样做是为了编辑期并发安全，结果让"把题挂到题库上"不需要动问卷文档结构。</w:t>
+      </w:r>
+      <w:r>
+        <w:rPr>
+          <w:rFonts w:hint="eastAsia" w:ascii="SimSun" w:hAnsi="SimSun" w:eastAsia="SimSun" w:cs="SimSun"/>
+          <w:b w:val="1"/>
+          <w:color w:val="1c2634"/>
+          <w:sz w:val="24"/>
+        </w:rPr>
+        <w:t>其二是发布后冻结题目结构</w:t>
+      </w:r>
+      <w:r>
+        <w:rPr>
+          <w:rFonts w:hint="eastAsia" w:ascii="SimSun" w:hAnsi="SimSun" w:eastAsia="SimSun" w:cs="SimSun"/>
+          <w:color w:val="1c2634"/>
+          <w:sz w:val="24"/>
+        </w:rPr>
+        <w:t>：</w:t>
+      </w:r>
+      <w:r>
+        <w:rPr>
+          <w:rFonts w:ascii="Consolas" w:hAnsi="Consolas" w:eastAsia="Consolas" w:cs="Consolas"/>
+          <w:color w:val="1c2634"/>
+          <w:sz w:val="21"/>
+          <w:shd w:val="clear" w:fill="eef2f8"/>
+        </w:rPr>
+        <w:t>draft → published → closed</w:t>
+      </w:r>
+      <w:r>
+        <w:rPr>
+          <w:rFonts w:hint="eastAsia" w:ascii="SimSun" w:hAnsi="SimSun" w:eastAsia="SimSun" w:cs="SimSun"/>
+          <w:color w:val="1c2634"/>
+          <w:sz w:val="24"/>
+        </w:rPr>
+        <w:t xml:space="preserve"> 是单向状态机，所有增删改入口都有 </w:t>
+      </w:r>
+      <w:r>
+        <w:rPr>
+          <w:rFonts w:ascii="Consolas" w:hAnsi="Consolas" w:eastAsia="Consolas" w:cs="Consolas"/>
+          <w:color w:val="1c2634"/>
+          <w:sz w:val="21"/>
+          <w:shd w:val="clear" w:fill="eef2f8"/>
+        </w:rPr>
+        <w:t>assertDraft</w:t>
+      </w:r>
+      <w:r>
+        <w:rPr>
+          <w:rFonts w:hint="eastAsia" w:ascii="SimSun" w:hAnsi="SimSun" w:eastAsia="SimSun" w:cs="SimSun"/>
+          <w:color w:val="1c2634"/>
+          <w:sz w:val="24"/>
+        </w:rPr>
+        <w:t xml:space="preserve"> 守卫——需求 3 在第一阶段</w:t>
+      </w:r>
+      <w:r>
+        <w:rPr>
+          <w:rFonts w:hint="eastAsia" w:ascii="SimSun" w:hAnsi="SimSun" w:eastAsia="SimSun" w:cs="SimSun"/>
+          <w:b w:val="1"/>
+          <w:color w:val="1c2634"/>
+          <w:sz w:val="24"/>
+        </w:rPr>
+        <w:t>已经由这条规则完整满足</w:t>
+      </w:r>
+      <w:r>
+        <w:rPr>
+          <w:rFonts w:hint="eastAsia" w:ascii="SimSun" w:hAnsi="SimSun" w:eastAsia="SimSun" w:cs="SimSun"/>
+          <w:color w:val="1c2634"/>
+          <w:sz w:val="24"/>
+        </w:rPr>
+        <w:t>，本次没有为它写业务代码，只补了一条回归用例（T82）防止"从题库加题"这条新通道绕过守卫。真正的新问题是：第一阶段没有"一道题属于多份问卷"和"同一题多版本"的表示方式，而引入新结构时最大的风险恰恰是需求 3——若处理不当，题库的"更新"会反过来破坏问卷快照。所以本次设计的第一原则不是"怎么复用"，而是"怎么复用才不破坏历史"。</w:t>
       </w:r>
     </w:p>
     <w:p>
@@ -1551,9 +1493,35 @@
           <w:color w:val="10233b"/>
           <w:sz w:val="34"/>
         </w:rPr>
-        <w:t>原设计回顾与影响分析</w:t>
+        <w:t>三个核心决策</w:t>
       </w:r>
       <w:bookmarkEnd w:id="2"/>
+    </w:p>
+    <w:p>
+      <w:pPr>
+        <w:pStyle w:val="000005"/>
+        <w:keepNext w:val="1"/>
+        <w:keepLines w:val="1"/>
+        <w:spacing w:before="311" w:beforeAutospacing="1" w:after="311" w:afterAutospacing="1" w:line="420"/>
+        <w:ind w:left="311" w:right="311"/>
+        <w:outlineLvl w:val="2"/>
+        <w:rPr>
+          <w:color w:val="1c4c9c"/>
+          <w:sz w:val="32"/>
+          <w:szCs w:val="32"/>
+        </w:rPr>
+      </w:pPr>
+      <w:bookmarkStart w:id="3" w:name="section-2-1"/>
+      <w:r>
+        <w:rPr>
+          <w:rFonts w:hint="eastAsia" w:ascii="SimHei" w:hAnsi="SimHei" w:eastAsia="SimHei" w:cs="SimHei"/>
+          <w:b w:val="1"/>
+          <w:color w:val="1c4c9c"/>
+          <w:sz w:val="26"/>
+        </w:rPr>
+        <w:t>2.1 决策一：问卷侧存"快照"，不是"引用"</w:t>
+      </w:r>
+      <w:bookmarkEnd w:id="3"/>
     </w:p>
     <w:p>
       <w:pPr>
@@ -1567,10 +1535,36 @@
       <w:r>
         <w:rPr>
           <w:rFonts w:hint="eastAsia" w:ascii="SimSun" w:hAnsi="SimSun" w:eastAsia="SimSun" w:cs="SimSun"/>
-          <w:color w:val="1c2634"/>
-          <w:sz w:val="24"/>
-        </w:rPr>
-        <w:t>第一阶段有两条设计决策与本次需求直接相关，其中一条意外地成了第二阶段的地基。</w:t>
+          <w:b w:val="1"/>
+          <w:color w:val="1c2634"/>
+          <w:sz w:val="24"/>
+        </w:rPr>
+        <w:t>备选方案</w:t>
+      </w:r>
+      <w:r>
+        <w:rPr>
+          <w:rFonts w:hint="eastAsia" w:ascii="SimSun" w:hAnsi="SimSun" w:eastAsia="SimSun" w:cs="SimSun"/>
+          <w:color w:val="1c2634"/>
+          <w:sz w:val="24"/>
+        </w:rPr>
+        <w:t xml:space="preserve">：问卷题只存 </w:t>
+      </w:r>
+      <w:r>
+        <w:rPr>
+          <w:rFonts w:ascii="Consolas" w:hAnsi="Consolas" w:eastAsia="Consolas" w:cs="Consolas"/>
+          <w:color w:val="1c2634"/>
+          <w:sz w:val="21"/>
+          <w:shd w:val="clear" w:fill="eef2f8"/>
+        </w:rPr>
+        <w:t>bank_question_id</w:t>
+      </w:r>
+      <w:r>
+        <w:rPr>
+          <w:rFonts w:hint="eastAsia" w:ascii="SimSun" w:hAnsi="SimSun" w:eastAsia="SimSun" w:cs="SimSun"/>
+          <w:color w:val="1c2634"/>
+          <w:sz w:val="24"/>
+        </w:rPr>
+        <w:t>，读取时 join 题库最新版本。</w:t>
       </w:r>
     </w:p>
     <w:p>
@@ -1589,41 +1583,15 @@
           <w:color w:val="1c2634"/>
           <w:sz w:val="24"/>
         </w:rPr>
-        <w:t>其一，题目是独立集合，不内嵌在问卷里。</w:t>
-      </w:r>
-      <w:r>
-        <w:rPr>
-          <w:rFonts w:ascii="Consolas" w:hAnsi="Consolas" w:eastAsia="Consolas" w:cs="Consolas"/>
-          <w:color w:val="1c2634"/>
-          <w:sz w:val="21"/>
-          <w:shd w:val="clear" w:fill="eef2f8"/>
-        </w:rPr>
-        <w:t>questions</w:t>
-      </w:r>
-      <w:r>
-        <w:rPr>
-          <w:rFonts w:hint="eastAsia" w:ascii="SimSun" w:hAnsi="SimSun" w:eastAsia="SimSun" w:cs="SimSun"/>
-          <w:color w:val="1c2634"/>
-          <w:sz w:val="24"/>
-        </w:rPr>
-        <w:t xml:space="preserve"> 集合每道题一个文档，问卷只存 </w:t>
-      </w:r>
-      <w:r>
-        <w:rPr>
-          <w:rFonts w:ascii="Consolas" w:hAnsi="Consolas" w:eastAsia="Consolas" w:cs="Consolas"/>
-          <w:color w:val="1c2634"/>
-          <w:sz w:val="21"/>
-          <w:shd w:val="clear" w:fill="eef2f8"/>
-        </w:rPr>
-        <w:t>question_count</w:t>
-      </w:r>
-      <w:r>
-        <w:rPr>
-          <w:rFonts w:hint="eastAsia" w:ascii="SimSun" w:hAnsi="SimSun" w:eastAsia="SimSun" w:cs="SimSun"/>
-          <w:color w:val="1c2634"/>
-          <w:sz w:val="24"/>
-        </w:rPr>
-        <w:t xml:space="preserve"> 冗余计数。当时这样拆是为了编辑期并发安全——改一道题不必重写整份问卷文档。这次改动时才发现它还附赠了一个好处：题目本来就不是"某份问卷文档的附属品"，把它挂到题库上不需要动问卷文档的结构。</w:t>
+        <w:t>否决理由</w:t>
+      </w:r>
+      <w:r>
+        <w:rPr>
+          <w:rFonts w:hint="eastAsia" w:ascii="SimSun" w:hAnsi="SimSun" w:eastAsia="SimSun" w:cs="SimSun"/>
+          <w:color w:val="1c2634"/>
+          <w:sz w:val="24"/>
+        </w:rPr>
+        <w:t>：这正是需求 3 要禁止的行为。题库一更新，所有已发布问卷的题目内容随之变化，历史答卷的题干与选项立即失去解释依据——"去年那批人选的'非常满意'到底是五个选项中的哪一个"再也答不上来。问题不在代码写错，而在问卷题与题库题共享了同一份可变状态。</w:t>
       </w:r>
     </w:p>
     <w:p>
@@ -1642,7 +1610,15 @@
           <w:color w:val="1c2634"/>
           <w:sz w:val="24"/>
         </w:rPr>
-        <w:t>其二，发布后冻结题目结构。</w:t>
+        <w:t>最终方案</w:t>
+      </w:r>
+      <w:r>
+        <w:rPr>
+          <w:rFonts w:hint="eastAsia" w:ascii="SimSun" w:hAnsi="SimSun" w:eastAsia="SimSun" w:cs="SimSun"/>
+          <w:color w:val="1c2634"/>
+          <w:sz w:val="24"/>
+        </w:rPr>
+        <w:t>：从题库选题时，把题目内容（题干、选项、约束）整体拷贝为问卷自己的题目文档；</w:t>
       </w:r>
       <w:r>
         <w:rPr>
@@ -1651,15 +1627,15 @@
           <w:sz w:val="21"/>
           <w:shd w:val="clear" w:fill="eef2f8"/>
         </w:rPr>
-        <w:t>draft → published → closed</w:t>
-      </w:r>
-      <w:r>
-        <w:rPr>
-          <w:rFonts w:hint="eastAsia" w:ascii="SimSun" w:hAnsi="SimSun" w:eastAsia="SimSun" w:cs="SimSun"/>
-          <w:color w:val="1c2634"/>
-          <w:sz w:val="24"/>
-        </w:rPr>
-        <w:t xml:space="preserve"> 是单向状态机，题目增删改的所有接口入口都有 </w:t>
+        <w:t>bank_question_id</w:t>
+      </w:r>
+      <w:r>
+        <w:rPr>
+          <w:rFonts w:hint="eastAsia" w:ascii="SimSun" w:hAnsi="SimSun" w:eastAsia="SimSun" w:cs="SimSun"/>
+          <w:color w:val="1c2634"/>
+          <w:sz w:val="24"/>
+        </w:rPr>
+        <w:t xml:space="preserve"> 与 </w:t>
       </w:r>
       <w:r>
         <w:rPr>
@@ -1668,32 +1644,15 @@
           <w:sz w:val="21"/>
           <w:shd w:val="clear" w:fill="eef2f8"/>
         </w:rPr>
-        <w:t>assertDraft</w:t>
-      </w:r>
-      <w:r>
-        <w:rPr>
-          <w:rFonts w:hint="eastAsia" w:ascii="SimSun" w:hAnsi="SimSun" w:eastAsia="SimSun" w:cs="SimSun"/>
-          <w:color w:val="1c2634"/>
-          <w:sz w:val="24"/>
-        </w:rPr>
-        <w:t xml:space="preserve"> 守卫。需求 3（已发布问卷题目不可修改）在第一阶段</w:t>
-      </w:r>
-      <w:r>
-        <w:rPr>
-          <w:rFonts w:hint="eastAsia" w:ascii="SimSun" w:hAnsi="SimSun" w:eastAsia="SimSun" w:cs="SimSun"/>
-          <w:b w:val="1"/>
-          <w:color w:val="1c2634"/>
-          <w:sz w:val="24"/>
-        </w:rPr>
-        <w:t>已经由这条规则完整满足</w:t>
-      </w:r>
-      <w:r>
-        <w:rPr>
-          <w:rFonts w:hint="eastAsia" w:ascii="SimSun" w:hAnsi="SimSun" w:eastAsia="SimSun" w:cs="SimSun"/>
-          <w:color w:val="1c2634"/>
-          <w:sz w:val="24"/>
-        </w:rPr>
-        <w:t>，本次没有为它写一行新代码，只需要在新的题库场景下补一条回归验证（用例 T82）——防止后来的"从题库加题"通道绕过这道守卫。</w:t>
+        <w:t>bank_version</w:t>
+      </w:r>
+      <w:r>
+        <w:rPr>
+          <w:rFonts w:hint="eastAsia" w:ascii="SimSun" w:hAnsi="SimSun" w:eastAsia="SimSun" w:cs="SimSun"/>
+          <w:color w:val="1c2634"/>
+          <w:sz w:val="24"/>
+        </w:rPr>
+        <w:t xml:space="preserve"> 只作溯源字段，记录"来自题库哪个文档的哪个版本"。此后题库无论怎么出新版本，问卷快照一个字节都不变。需求 3（旧问卷不变）与需求 5（不同问卷用不同版本）由这一个决策同时满足，且不依赖任何额外同步或后台任务。</w:t>
       </w:r>
     </w:p>
     <w:p>
@@ -1711,7 +1670,68 @@
           <w:color w:val="1c2634"/>
           <w:sz w:val="24"/>
         </w:rPr>
-        <w:t>真正的新问题是：第一阶段里题目从属于某一个问卷（</w:t>
+        <w:t>代价是存储冗余：一道题被 100 份问卷使用就有 100 份拷贝。这是刻意取舍——题目内容只有几百字节，而"历史答卷可解释"是无价的；快照本来就是"当时问的是什么"的唯一权威记录，它不是缓存，不该被优化掉。</w:t>
+      </w:r>
+    </w:p>
+    <w:p>
+      <w:pPr>
+        <w:pStyle w:val="000005"/>
+        <w:keepNext w:val="1"/>
+        <w:keepLines w:val="1"/>
+        <w:spacing w:before="311" w:beforeAutospacing="1" w:after="311" w:afterAutospacing="1" w:line="420"/>
+        <w:ind w:left="311" w:right="311"/>
+        <w:outlineLvl w:val="2"/>
+        <w:rPr>
+          <w:color w:val="1c4c9c"/>
+          <w:sz w:val="32"/>
+          <w:szCs w:val="32"/>
+        </w:rPr>
+      </w:pPr>
+      <w:bookmarkStart w:id="4" w:name="section-2-2"/>
+      <w:r>
+        <w:rPr>
+          <w:rFonts w:hint="eastAsia" w:ascii="SimHei" w:hAnsi="SimHei" w:eastAsia="SimHei" w:cs="SimHei"/>
+          <w:b w:val="1"/>
+          <w:color w:val="1c4c9c"/>
+          <w:sz w:val="26"/>
+        </w:rPr>
+        <w:t>2.2 决策二：题库题"版本即文档"</w:t>
+      </w:r>
+      <w:bookmarkEnd w:id="4"/>
+    </w:p>
+    <w:p>
+      <w:pPr>
+        <w:spacing w:line="420"/>
+        <w:ind w:firstLine="480"/>
+        <w:jc w:val="both"/>
+        <w:rPr>
+          <w:color w:val="1c2634"/>
+        </w:rPr>
+      </w:pPr>
+      <w:r>
+        <w:rPr>
+          <w:rFonts w:hint="eastAsia" w:ascii="SimSun" w:hAnsi="SimSun" w:eastAsia="SimSun" w:cs="SimSun"/>
+          <w:color w:val="1c2634"/>
+          <w:sz w:val="24"/>
+        </w:rPr>
+        <w:t>修改题库题</w:t>
+      </w:r>
+      <w:r>
+        <w:rPr>
+          <w:rFonts w:hint="eastAsia" w:ascii="SimSun" w:hAnsi="SimSun" w:eastAsia="SimSun" w:cs="SimSun"/>
+          <w:b w:val="1"/>
+          <w:color w:val="1c2634"/>
+          <w:sz w:val="24"/>
+        </w:rPr>
+        <w:t>永远不原地覆盖</w:t>
+      </w:r>
+      <w:r>
+        <w:rPr>
+          <w:rFonts w:hint="eastAsia" w:ascii="SimSun" w:hAnsi="SimSun" w:eastAsia="SimSun" w:cs="SimSun"/>
+          <w:color w:val="1c2634"/>
+          <w:sz w:val="24"/>
+        </w:rPr>
+        <w:t>，而是插入新文档：</w:t>
       </w:r>
       <w:r>
         <w:rPr>
@@ -1720,15 +1740,352 @@
           <w:sz w:val="21"/>
           <w:shd w:val="clear" w:fill="eef2f8"/>
         </w:rPr>
-        <w:t>survey_id</w:t>
-      </w:r>
-      <w:r>
-        <w:rPr>
-          <w:rFonts w:hint="eastAsia" w:ascii="SimSun" w:hAnsi="SimSun" w:eastAsia="SimSun" w:cs="SimSun"/>
-          <w:color w:val="1c2634"/>
-          <w:sz w:val="24"/>
-        </w:rPr>
-        <w:t xml:space="preserve"> 必填），不存在"一道题属于多个问卷"的表示方式；也没有"同一道题的多个版本"的概念。这两点必须引入新的数据结构，而引入新结构时最大的风险恰恰是需求 3——如果处理不当，题库的"更新"会反过来破坏问卷快照。所以本次设计的第一原则不是"怎么实现复用"，而是"怎么复用才不破坏历史"。</w:t>
+        <w:t>version + 1</w:t>
+      </w:r>
+      <w:r>
+        <w:rPr>
+          <w:rFonts w:hint="eastAsia" w:ascii="SimSun" w:hAnsi="SimSun" w:eastAsia="SimSun" w:cs="SimSun"/>
+          <w:color w:val="1c2634"/>
+          <w:sz w:val="24"/>
+        </w:rPr>
+        <w:t>，</w:t>
+      </w:r>
+      <w:r>
+        <w:rPr>
+          <w:rFonts w:ascii="Consolas" w:hAnsi="Consolas" w:eastAsia="Consolas" w:cs="Consolas"/>
+          <w:color w:val="1c2634"/>
+          <w:sz w:val="21"/>
+          <w:shd w:val="clear" w:fill="eef2f8"/>
+        </w:rPr>
+        <w:t>parent_id</w:t>
+      </w:r>
+      <w:r>
+        <w:rPr>
+          <w:rFonts w:hint="eastAsia" w:ascii="SimSun" w:hAnsi="SimSun" w:eastAsia="SimSun" w:cs="SimSun"/>
+          <w:color w:val="1c2634"/>
+          <w:sz w:val="24"/>
+        </w:rPr>
+        <w:t xml:space="preserve"> 指向修改前的版本，同一棵版本树的文档共享 </w:t>
+      </w:r>
+      <w:r>
+        <w:rPr>
+          <w:rFonts w:ascii="Consolas" w:hAnsi="Consolas" w:eastAsia="Consolas" w:cs="Consolas"/>
+          <w:color w:val="1c2634"/>
+          <w:sz w:val="21"/>
+          <w:shd w:val="clear" w:fill="eef2f8"/>
+        </w:rPr>
+        <w:t>root_id</w:t>
+      </w:r>
+      <w:r>
+        <w:rPr>
+          <w:rFonts w:hint="eastAsia" w:ascii="SimSun" w:hAnsi="SimSun" w:eastAsia="SimSun" w:cs="SimSun"/>
+          <w:color w:val="1c2634"/>
+          <w:sz w:val="24"/>
+        </w:rPr>
+        <w:t>（v1 的根是它自己）。</w:t>
+      </w:r>
+    </w:p>
+    <w:p>
+      <w:pPr>
+        <w:spacing w:line="420"/>
+        <w:ind w:firstLine="480"/>
+        <w:jc w:val="both"/>
+        <w:rPr>
+          <w:color w:val="1c2634"/>
+        </w:rPr>
+      </w:pPr>
+      <w:r>
+        <w:rPr>
+          <w:rFonts w:hint="eastAsia" w:ascii="SimSun" w:hAnsi="SimSun" w:eastAsia="SimSun" w:cs="SimSun"/>
+          <w:color w:val="1c2634"/>
+          <w:sz w:val="24"/>
+        </w:rPr>
+        <w:t xml:space="preserve">对比被否决的"数组内嵌 history"方案：内嵌数组随修改次数无限增长，逼近 16 MB 文档上限；并发修改会在数组层面互相覆盖；更关键的是数组里的历史版本无法被分别引用——而需求 5 要求不同问卷分别用 v1 和 v2，只有独立文档才有自己的 </w:t>
+      </w:r>
+      <w:r>
+        <w:rPr>
+          <w:rFonts w:ascii="Consolas" w:hAnsi="Consolas" w:eastAsia="Consolas" w:cs="Consolas"/>
+          <w:color w:val="1c2634"/>
+          <w:sz w:val="21"/>
+          <w:shd w:val="clear" w:fill="eef2f8"/>
+        </w:rPr>
+        <w:t>_id</w:t>
+      </w:r>
+      <w:r>
+        <w:rPr>
+          <w:rFonts w:hint="eastAsia" w:ascii="SimSun" w:hAnsi="SimSun" w:eastAsia="SimSun" w:cs="SimSun"/>
+          <w:color w:val="1c2634"/>
+          <w:sz w:val="24"/>
+        </w:rPr>
+        <w:t xml:space="preserve"> 可供问卷溯源字段指向。</w:t>
+      </w:r>
+    </w:p>
+    <w:p>
+      <w:pPr>
+        <w:spacing w:line="420"/>
+        <w:ind w:firstLine="480"/>
+        <w:jc w:val="both"/>
+        <w:rPr>
+          <w:color w:val="1c2634"/>
+        </w:rPr>
+      </w:pPr>
+      <w:r>
+        <w:rPr>
+          <w:rFonts w:hint="eastAsia" w:ascii="SimSun" w:hAnsi="SimSun" w:eastAsia="SimSun" w:cs="SimSun"/>
+          <w:color w:val="1c2634"/>
+          <w:sz w:val="24"/>
+        </w:rPr>
+        <w:t xml:space="preserve">这个结构下需求 4 的三个动作都有自然实现：看历史 = 按 </w:t>
+      </w:r>
+      <w:r>
+        <w:rPr>
+          <w:rFonts w:ascii="Consolas" w:hAnsi="Consolas" w:eastAsia="Consolas" w:cs="Consolas"/>
+          <w:color w:val="1c2634"/>
+          <w:sz w:val="21"/>
+          <w:shd w:val="clear" w:fill="eef2f8"/>
+        </w:rPr>
+        <w:t>{root_id, version}</w:t>
+      </w:r>
+      <w:r>
+        <w:rPr>
+          <w:rFonts w:hint="eastAsia" w:ascii="SimSun" w:hAnsi="SimSun" w:eastAsia="SimSun" w:cs="SimSun"/>
+          <w:color w:val="1c2634"/>
+          <w:sz w:val="24"/>
+        </w:rPr>
+        <w:t xml:space="preserve"> 列出版本链；知道来源 = 读 </w:t>
+      </w:r>
+      <w:r>
+        <w:rPr>
+          <w:rFonts w:ascii="Consolas" w:hAnsi="Consolas" w:eastAsia="Consolas" w:cs="Consolas"/>
+          <w:color w:val="1c2634"/>
+          <w:sz w:val="21"/>
+          <w:shd w:val="clear" w:fill="eef2f8"/>
+        </w:rPr>
+        <w:t>parent_id</w:t>
+      </w:r>
+      <w:r>
+        <w:rPr>
+          <w:rFonts w:hint="eastAsia" w:ascii="SimSun" w:hAnsi="SimSun" w:eastAsia="SimSun" w:cs="SimSun"/>
+          <w:color w:val="1c2634"/>
+          <w:sz w:val="24"/>
+        </w:rPr>
+        <w:t>；恢复旧版本 = 以旧版本内容在树末端追加一个新版本，历史一条不删。恢复因此是"再改一次"而不是"回滚"，顺带避免了"回滚后引用旧版本的问卷指向虚空"的问题。</w:t>
+      </w:r>
+    </w:p>
+    <w:p>
+      <w:pPr>
+        <w:pStyle w:val="000005"/>
+        <w:keepNext w:val="1"/>
+        <w:keepLines w:val="1"/>
+        <w:spacing w:before="311" w:beforeAutospacing="1" w:after="311" w:afterAutospacing="1" w:line="420"/>
+        <w:ind w:left="311" w:right="311"/>
+        <w:outlineLvl w:val="2"/>
+        <w:rPr>
+          <w:color w:val="1c4c9c"/>
+          <w:sz w:val="32"/>
+          <w:szCs w:val="32"/>
+        </w:rPr>
+      </w:pPr>
+      <w:bookmarkStart w:id="5" w:name="section-2-3"/>
+      <w:r>
+        <w:rPr>
+          <w:rFonts w:hint="eastAsia" w:ascii="SimHei" w:hAnsi="SimHei" w:eastAsia="SimHei" w:cs="SimHei"/>
+          <w:b w:val="1"/>
+          <w:color w:val="1c4c9c"/>
+          <w:sz w:val="26"/>
+        </w:rPr>
+        <w:t>2.3 决策三：共享是"树级"语义</w:t>
+      </w:r>
+      <w:bookmarkEnd w:id="5"/>
+    </w:p>
+    <w:p>
+      <w:pPr>
+        <w:spacing w:line="420"/>
+        <w:ind w:firstLine="480"/>
+        <w:jc w:val="both"/>
+        <w:rPr>
+          <w:color w:val="1c2634"/>
+        </w:rPr>
+      </w:pPr>
+      <w:r>
+        <w:rPr>
+          <w:rFonts w:ascii="Consolas" w:hAnsi="Consolas" w:eastAsia="Consolas" w:cs="Consolas"/>
+          <w:color w:val="1c2634"/>
+          <w:sz w:val="21"/>
+          <w:shd w:val="clear" w:fill="eef2f8"/>
+        </w:rPr>
+        <w:t>shared_with</w:t>
+      </w:r>
+      <w:r>
+        <w:rPr>
+          <w:rFonts w:hint="eastAsia" w:ascii="SimSun" w:hAnsi="SimSun" w:eastAsia="SimSun" w:cs="SimSun"/>
+          <w:color w:val="1c2634"/>
+          <w:sz w:val="24"/>
+        </w:rPr>
+        <w:t xml:space="preserve">（用户 id 数组）内嵌在题库题文档上，共享与取消共享对整棵版本树 </w:t>
+      </w:r>
+      <w:r>
+        <w:rPr>
+          <w:rFonts w:ascii="Consolas" w:hAnsi="Consolas" w:eastAsia="Consolas" w:cs="Consolas"/>
+          <w:color w:val="1c2634"/>
+          <w:sz w:val="21"/>
+          <w:shd w:val="clear" w:fill="eef2f8"/>
+        </w:rPr>
+        <w:t>updateMany</w:t>
+      </w:r>
+      <w:r>
+        <w:rPr>
+          <w:rFonts w:hint="eastAsia" w:ascii="SimSun" w:hAnsi="SimSun" w:eastAsia="SimSun" w:cs="SimSun"/>
+          <w:color w:val="1c2634"/>
+          <w:sz w:val="24"/>
+        </w:rPr>
+        <w:t xml:space="preserve">。有两个容易漏掉的细节：其一，作者共享 v1 后又改出 v2，若 v2 不继承 </w:t>
+      </w:r>
+      <w:r>
+        <w:rPr>
+          <w:rFonts w:ascii="Consolas" w:hAnsi="Consolas" w:eastAsia="Consolas" w:cs="Consolas"/>
+          <w:color w:val="1c2634"/>
+          <w:sz w:val="21"/>
+          <w:shd w:val="clear" w:fill="eef2f8"/>
+        </w:rPr>
+        <w:t>shared_with</w:t>
+      </w:r>
+      <w:r>
+        <w:rPr>
+          <w:rFonts w:hint="eastAsia" w:ascii="SimSun" w:hAnsi="SimSun" w:eastAsia="SimSun" w:cs="SimSun"/>
+          <w:color w:val="1c2634"/>
+          <w:sz w:val="24"/>
+        </w:rPr>
+        <w:t>，被共享者会"丢题"，所以新版本文档创建时显式继承来源版本的共享列表；其二，被共享者的权限是"读 + 选题进问卷 + fork"，</w:t>
+      </w:r>
+      <w:r>
+        <w:rPr>
+          <w:rFonts w:hint="eastAsia" w:ascii="SimSun" w:hAnsi="SimSun" w:eastAsia="SimSun" w:cs="SimSun"/>
+          <w:b w:val="1"/>
+          <w:color w:val="1c2634"/>
+          <w:sz w:val="24"/>
+        </w:rPr>
+        <w:t>不能</w:t>
+      </w:r>
+      <w:r>
+        <w:rPr>
+          <w:rFonts w:hint="eastAsia" w:ascii="SimSun" w:hAnsi="SimSun" w:eastAsia="SimSun" w:cs="SimSun"/>
+          <w:color w:val="1c2634"/>
+          <w:sz w:val="24"/>
+        </w:rPr>
+        <w:t>修改原题（403），团队协作由 fork 收尾——fork 生成一棵 owner 是自己的新树，此后各改各的，从根上避免写写冲突，也不需要锁或冲突合并。</w:t>
+      </w:r>
+    </w:p>
+    <w:p>
+      <w:pPr>
+        <w:pStyle w:val="000005"/>
+        <w:keepNext w:val="1"/>
+        <w:keepLines w:val="1"/>
+        <w:spacing w:before="311" w:beforeAutospacing="1" w:after="311" w:afterAutospacing="1" w:line="420"/>
+        <w:ind w:left="311" w:right="311"/>
+        <w:outlineLvl w:val="2"/>
+        <w:rPr>
+          <w:color w:val="1c4c9c"/>
+          <w:sz w:val="32"/>
+          <w:szCs w:val="32"/>
+        </w:rPr>
+      </w:pPr>
+      <w:bookmarkStart w:id="6" w:name="section-2-4"/>
+      <w:r>
+        <w:rPr>
+          <w:rFonts w:hint="eastAsia" w:ascii="SimHei" w:hAnsi="SimHei" w:eastAsia="SimHei" w:cs="SimHei"/>
+          <w:b w:val="1"/>
+          <w:color w:val="1c4c9c"/>
+          <w:sz w:val="26"/>
+        </w:rPr>
+        <w:t>2.4 方案的代价与边界</w:t>
+      </w:r>
+      <w:bookmarkEnd w:id="6"/>
+    </w:p>
+    <w:p>
+      <w:pPr>
+        <w:spacing w:line="420"/>
+        <w:ind w:firstLine="480"/>
+        <w:jc w:val="both"/>
+        <w:rPr>
+          <w:color w:val="1c2634"/>
+        </w:rPr>
+      </w:pPr>
+      <w:r>
+        <w:rPr>
+          <w:rFonts w:hint="eastAsia" w:ascii="SimSun" w:hAnsi="SimSun" w:eastAsia="SimSun" w:cs="SimSun"/>
+          <w:color w:val="1c2634"/>
+          <w:sz w:val="24"/>
+        </w:rPr>
+        <w:t>把边界写清楚比宣称"完美"更有用。</w:t>
+      </w:r>
+      <w:r>
+        <w:rPr>
+          <w:rFonts w:hint="eastAsia" w:ascii="SimSun" w:hAnsi="SimSun" w:eastAsia="SimSun" w:cs="SimSun"/>
+          <w:b w:val="1"/>
+          <w:color w:val="1c2634"/>
+          <w:sz w:val="24"/>
+        </w:rPr>
+        <w:t>版本树只增不删</w:t>
+      </w:r>
+      <w:r>
+        <w:rPr>
+          <w:rFonts w:hint="eastAsia" w:ascii="SimSun" w:hAnsi="SimSun" w:eastAsia="SimSun" w:cs="SimSun"/>
+          <w:color w:val="1c2634"/>
+          <w:sz w:val="24"/>
+        </w:rPr>
+        <w:t>：一题改 20 次就有 20 个文档，当前用索引支撑"取最新版"、列表只展示最新版本以压住视觉噪音，长期运行需要归档策略。</w:t>
+      </w:r>
+      <w:r>
+        <w:rPr>
+          <w:rFonts w:hint="eastAsia" w:ascii="SimSun" w:hAnsi="SimSun" w:eastAsia="SimSun" w:cs="SimSun"/>
+          <w:b w:val="1"/>
+          <w:color w:val="1c2634"/>
+          <w:sz w:val="24"/>
+        </w:rPr>
+        <w:t>不做分支合并</w:t>
+      </w:r>
+      <w:r>
+        <w:rPr>
+          <w:rFonts w:hint="eastAsia" w:ascii="SimSun" w:hAnsi="SimSun" w:eastAsia="SimSun" w:cs="SimSun"/>
+          <w:color w:val="1c2634"/>
+          <w:sz w:val="24"/>
+        </w:rPr>
+        <w:t>：fork 出的新树与源树再无关联，因为需求要的是"各改各的"，Git 式三方合并对普通用户过重。</w:t>
+      </w:r>
+      <w:r>
+        <w:rPr>
+          <w:rFonts w:hint="eastAsia" w:ascii="SimSun" w:hAnsi="SimSun" w:eastAsia="SimSun" w:cs="SimSun"/>
+          <w:b w:val="1"/>
+          <w:color w:val="1c2634"/>
+          <w:sz w:val="24"/>
+        </w:rPr>
+        <w:t>共享粒度是整棵树</w:t>
+      </w:r>
+      <w:r>
+        <w:rPr>
+          <w:rFonts w:hint="eastAsia" w:ascii="SimSun" w:hAnsi="SimSun" w:eastAsia="SimSun" w:cs="SimSun"/>
+          <w:color w:val="1c2634"/>
+          <w:sz w:val="24"/>
+        </w:rPr>
+        <w:t>，不能只共享 v2 不共享 v1——被共享者需要看到版本演进才敢用。</w:t>
+      </w:r>
+      <w:r>
+        <w:rPr>
+          <w:rFonts w:hint="eastAsia" w:ascii="SimSun" w:hAnsi="SimSun" w:eastAsia="SimSun" w:cs="SimSun"/>
+          <w:b w:val="1"/>
+          <w:color w:val="1c2634"/>
+          <w:sz w:val="24"/>
+        </w:rPr>
+        <w:t>快照不追溯</w:t>
+      </w:r>
+      <w:r>
+        <w:rPr>
+          <w:rFonts w:hint="eastAsia" w:ascii="SimSun" w:hAnsi="SimSun" w:eastAsia="SimSun" w:cs="SimSun"/>
+          <w:color w:val="1c2634"/>
+          <w:sz w:val="24"/>
+        </w:rPr>
+        <w:t>：题库出 v2 后，已引用 v1 的问卷不会自动升级，要升级只能由作者在草稿状态重新选题，这条限制正是需求 3 的保证。</w:t>
       </w:r>
     </w:p>
     <w:p>
@@ -1749,7 +2106,7 @@
           <w:szCs w:val="44"/>
         </w:rPr>
       </w:pPr>
-      <w:bookmarkStart w:id="3" w:name="section-3"/>
+      <w:bookmarkStart w:id="7" w:name="section-3"/>
       <w:r>
         <w:rPr>
           <w:rFonts w:hint="eastAsia" w:ascii="SimHei" w:hAnsi="SimHei" w:eastAsia="SimHei" w:cs="SimHei"/>
@@ -1766,9 +2123,9 @@
           <w:color w:val="10233b"/>
           <w:sz w:val="34"/>
         </w:rPr>
-        <w:t>设计方案变更：三个核心决策</w:t>
-      </w:r>
-      <w:bookmarkEnd w:id="3"/>
+        <w:t>数据结构变化与兼容性</w:t>
+      </w:r>
+      <w:bookmarkEnd w:id="7"/>
     </w:p>
     <w:p>
       <w:pPr>
@@ -1784,7 +2141,7 @@
           <w:szCs w:val="32"/>
         </w:rPr>
       </w:pPr>
-      <w:bookmarkStart w:id="4" w:name="section-3-1"/>
+      <w:bookmarkStart w:id="8" w:name="section-3-1"/>
       <w:r>
         <w:rPr>
           <w:rFonts w:hint="eastAsia" w:ascii="SimHei" w:hAnsi="SimHei" w:eastAsia="SimHei" w:cs="SimHei"/>
@@ -1792,9 +2149,9 @@
           <w:color w:val="1c4c9c"/>
           <w:sz w:val="26"/>
         </w:rPr>
-        <w:t>3.1 决策一：问卷侧存"快照"，不是"引用"</w:t>
-      </w:r>
-      <w:bookmarkEnd w:id="4"/>
+        <w:t>3.1 新增集合 bank_questions</w:t>
+      </w:r>
+      <w:bookmarkEnd w:id="8"/>
     </w:p>
     <w:p>
       <w:pPr>
@@ -1808,19 +2165,10 @@
       <w:r>
         <w:rPr>
           <w:rFonts w:hint="eastAsia" w:ascii="SimSun" w:hAnsi="SimSun" w:eastAsia="SimSun" w:cs="SimSun"/>
-          <w:b w:val="1"/>
-          <w:color w:val="1c2634"/>
-          <w:sz w:val="24"/>
-        </w:rPr>
-        <w:t>备选方案</w:t>
-      </w:r>
-      <w:r>
-        <w:rPr>
-          <w:rFonts w:hint="eastAsia" w:ascii="SimSun" w:hAnsi="SimSun" w:eastAsia="SimSun" w:cs="SimSun"/>
-          <w:color w:val="1c2634"/>
-          <w:sz w:val="24"/>
-        </w:rPr>
-        <w:t xml:space="preserve">：问卷题只存 </w:t>
+          <w:color w:val="1c2634"/>
+          <w:sz w:val="24"/>
+        </w:rPr>
+        <w:t xml:space="preserve">题库题独立成集合，而不是在 </w:t>
       </w:r>
       <w:r>
         <w:rPr>
@@ -1829,777 +2177,6 @@
           <w:sz w:val="21"/>
           <w:shd w:val="clear" w:fill="eef2f8"/>
         </w:rPr>
-        <w:t>bank_question_id</w:t>
-      </w:r>
-      <w:r>
-        <w:rPr>
-          <w:rFonts w:hint="eastAsia" w:ascii="SimSun" w:hAnsi="SimSun" w:eastAsia="SimSun" w:cs="SimSun"/>
-          <w:color w:val="1c2634"/>
-          <w:sz w:val="24"/>
-        </w:rPr>
-        <w:t>，读取时 join 题库的最新版本。</w:t>
-      </w:r>
-    </w:p>
-    <w:p>
-      <w:pPr>
-        <w:spacing w:line="420"/>
-        <w:ind w:firstLine="480"/>
-        <w:jc w:val="both"/>
-        <w:rPr>
-          <w:color w:val="1c2634"/>
-        </w:rPr>
-      </w:pPr>
-      <w:r>
-        <w:rPr>
-          <w:rFonts w:hint="eastAsia" w:ascii="SimSun" w:hAnsi="SimSun" w:eastAsia="SimSun" w:cs="SimSun"/>
-          <w:b w:val="1"/>
-          <w:color w:val="1c2634"/>
-          <w:sz w:val="24"/>
-        </w:rPr>
-        <w:t>否决理由</w:t>
-      </w:r>
-      <w:r>
-        <w:rPr>
-          <w:rFonts w:hint="eastAsia" w:ascii="SimSun" w:hAnsi="SimSun" w:eastAsia="SimSun" w:cs="SimSun"/>
-          <w:color w:val="1c2634"/>
-          <w:sz w:val="24"/>
-        </w:rPr>
-        <w:t>：这正是需求 3 要禁止的行为。题库一更新，所有已发布问卷的题目内容随之变化，历史答卷的题干、选项立即失去解释依据——"2025 年那批人选的'非常满意'到底是哪五个选项之一"这个问题再也答不上来。问题不在于代码写错，而在于"问卷题与题库题共享了同一份可变状态"。</w:t>
-      </w:r>
-    </w:p>
-    <w:p>
-      <w:pPr>
-        <w:spacing w:line="420"/>
-        <w:ind w:firstLine="480"/>
-        <w:jc w:val="both"/>
-        <w:rPr>
-          <w:color w:val="1c2634"/>
-        </w:rPr>
-      </w:pPr>
-      <w:r>
-        <w:rPr>
-          <w:rFonts w:hint="eastAsia" w:ascii="SimSun" w:hAnsi="SimSun" w:eastAsia="SimSun" w:cs="SimSun"/>
-          <w:b w:val="1"/>
-          <w:color w:val="1c2634"/>
-          <w:sz w:val="24"/>
-        </w:rPr>
-        <w:t>最终方案</w:t>
-      </w:r>
-      <w:r>
-        <w:rPr>
-          <w:rFonts w:hint="eastAsia" w:ascii="SimSun" w:hAnsi="SimSun" w:eastAsia="SimSun" w:cs="SimSun"/>
-          <w:color w:val="1c2634"/>
-          <w:sz w:val="24"/>
-        </w:rPr>
-        <w:t>：从题库选题时，把题目内容（题干、选项、约束）</w:t>
-      </w:r>
-      <w:r>
-        <w:rPr>
-          <w:rFonts w:hint="eastAsia" w:ascii="SimSun" w:hAnsi="SimSun" w:eastAsia="SimSun" w:cs="SimSun"/>
-          <w:b w:val="1"/>
-          <w:color w:val="1c2634"/>
-          <w:sz w:val="24"/>
-        </w:rPr>
-        <w:t>整体拷贝</w:t>
-      </w:r>
-      <w:r>
-        <w:rPr>
-          <w:rFonts w:hint="eastAsia" w:ascii="SimSun" w:hAnsi="SimSun" w:eastAsia="SimSun" w:cs="SimSun"/>
-          <w:color w:val="1c2634"/>
-          <w:sz w:val="24"/>
-        </w:rPr>
-        <w:t>为问卷自己的题目文档；</w:t>
-      </w:r>
-      <w:r>
-        <w:rPr>
-          <w:rFonts w:ascii="Consolas" w:hAnsi="Consolas" w:eastAsia="Consolas" w:cs="Consolas"/>
-          <w:color w:val="1c2634"/>
-          <w:sz w:val="21"/>
-          <w:shd w:val="clear" w:fill="eef2f8"/>
-        </w:rPr>
-        <w:t>bank_question_id</w:t>
-      </w:r>
-      <w:r>
-        <w:rPr>
-          <w:rFonts w:hint="eastAsia" w:ascii="SimSun" w:hAnsi="SimSun" w:eastAsia="SimSun" w:cs="SimSun"/>
-          <w:color w:val="1c2634"/>
-          <w:sz w:val="24"/>
-        </w:rPr>
-        <w:t xml:space="preserve"> 与 </w:t>
-      </w:r>
-      <w:r>
-        <w:rPr>
-          <w:rFonts w:ascii="Consolas" w:hAnsi="Consolas" w:eastAsia="Consolas" w:cs="Consolas"/>
-          <w:color w:val="1c2634"/>
-          <w:sz w:val="21"/>
-          <w:shd w:val="clear" w:fill="eef2f8"/>
-        </w:rPr>
-        <w:t>bank_version</w:t>
-      </w:r>
-      <w:r>
-        <w:rPr>
-          <w:rFonts w:hint="eastAsia" w:ascii="SimSun" w:hAnsi="SimSun" w:eastAsia="SimSun" w:cs="SimSun"/>
-          <w:color w:val="1c2634"/>
-          <w:sz w:val="24"/>
-        </w:rPr>
-        <w:t xml:space="preserve"> 只作为溯源字段，记录"来自题库哪个文档的哪个版本"。此后题库无论怎么出新版本，问卷快照一个字节都不变。需求 3（旧问卷不变）与需求 5（不同问卷用不同版本）由这一个决策同时满足，且不依赖任何额外的状态同步或后台任务。</w:t>
-      </w:r>
-    </w:p>
-    <w:p>
-      <w:pPr>
-        <w:spacing w:line="420"/>
-        <w:ind w:firstLine="480"/>
-        <w:jc w:val="both"/>
-        <w:rPr>
-          <w:color w:val="1c2634"/>
-        </w:rPr>
-      </w:pPr>
-      <w:r>
-        <w:rPr>
-          <w:rFonts w:hint="eastAsia" w:ascii="SimSun" w:hAnsi="SimSun" w:eastAsia="SimSun" w:cs="SimSun"/>
-          <w:color w:val="1c2634"/>
-          <w:sz w:val="24"/>
-        </w:rPr>
-        <w:t>代价是存储冗余：同一道题被 100 份问卷使用就有 100 份内容拷贝。这是刻意的取舍——题目内容只有几百字节，而"历史答卷可解释"是无价的；更何况快照本来就是"当时问的是什么"的唯一权威记录，它不是缓存，不该被优化掉。</w:t>
-      </w:r>
-    </w:p>
-    <w:p>
-      <w:pPr>
-        <w:pStyle w:val="000005"/>
-        <w:keepNext w:val="1"/>
-        <w:keepLines w:val="1"/>
-        <w:spacing w:before="311" w:beforeAutospacing="1" w:after="311" w:afterAutospacing="1" w:line="420"/>
-        <w:ind w:left="311" w:right="311"/>
-        <w:outlineLvl w:val="2"/>
-        <w:rPr>
-          <w:color w:val="1c4c9c"/>
-          <w:sz w:val="32"/>
-          <w:szCs w:val="32"/>
-        </w:rPr>
-      </w:pPr>
-      <w:bookmarkStart w:id="5" w:name="section-3-2"/>
-      <w:r>
-        <w:rPr>
-          <w:rFonts w:hint="eastAsia" w:ascii="SimHei" w:hAnsi="SimHei" w:eastAsia="SimHei" w:cs="SimHei"/>
-          <w:b w:val="1"/>
-          <w:color w:val="1c4c9c"/>
-          <w:sz w:val="26"/>
-        </w:rPr>
-        <w:t>3.2 决策二：题库题"版本即文档"</w:t>
-      </w:r>
-      <w:bookmarkEnd w:id="5"/>
-    </w:p>
-    <w:p>
-      <w:pPr>
-        <w:spacing w:line="420"/>
-        <w:ind w:firstLine="480"/>
-        <w:jc w:val="both"/>
-        <w:rPr>
-          <w:color w:val="1c2634"/>
-        </w:rPr>
-      </w:pPr>
-      <w:r>
-        <w:rPr>
-          <w:rFonts w:hint="eastAsia" w:ascii="SimSun" w:hAnsi="SimSun" w:eastAsia="SimSun" w:cs="SimSun"/>
-          <w:color w:val="1c2634"/>
-          <w:sz w:val="24"/>
-        </w:rPr>
-        <w:t>修改题库题</w:t>
-      </w:r>
-      <w:r>
-        <w:rPr>
-          <w:rFonts w:hint="eastAsia" w:ascii="SimSun" w:hAnsi="SimSun" w:eastAsia="SimSun" w:cs="SimSun"/>
-          <w:b w:val="1"/>
-          <w:color w:val="1c2634"/>
-          <w:sz w:val="24"/>
-        </w:rPr>
-        <w:t>永远不原地覆盖</w:t>
-      </w:r>
-      <w:r>
-        <w:rPr>
-          <w:rFonts w:hint="eastAsia" w:ascii="SimSun" w:hAnsi="SimSun" w:eastAsia="SimSun" w:cs="SimSun"/>
-          <w:color w:val="1c2634"/>
-          <w:sz w:val="24"/>
-        </w:rPr>
-        <w:t>，而是插入一个新文档：</w:t>
-      </w:r>
-      <w:r>
-        <w:rPr>
-          <w:rFonts w:ascii="Consolas" w:hAnsi="Consolas" w:eastAsia="Consolas" w:cs="Consolas"/>
-          <w:color w:val="1c2634"/>
-          <w:sz w:val="21"/>
-          <w:shd w:val="clear" w:fill="eef2f8"/>
-        </w:rPr>
-        <w:t>version + 1</w:t>
-      </w:r>
-      <w:r>
-        <w:rPr>
-          <w:rFonts w:hint="eastAsia" w:ascii="SimSun" w:hAnsi="SimSun" w:eastAsia="SimSun" w:cs="SimSun"/>
-          <w:color w:val="1c2634"/>
-          <w:sz w:val="24"/>
-        </w:rPr>
-        <w:t>，</w:t>
-      </w:r>
-      <w:r>
-        <w:rPr>
-          <w:rFonts w:ascii="Consolas" w:hAnsi="Consolas" w:eastAsia="Consolas" w:cs="Consolas"/>
-          <w:color w:val="1c2634"/>
-          <w:sz w:val="21"/>
-          <w:shd w:val="clear" w:fill="eef2f8"/>
-        </w:rPr>
-        <w:t>parent_id</w:t>
-      </w:r>
-      <w:r>
-        <w:rPr>
-          <w:rFonts w:hint="eastAsia" w:ascii="SimSun" w:hAnsi="SimSun" w:eastAsia="SimSun" w:cs="SimSun"/>
-          <w:color w:val="1c2634"/>
-          <w:sz w:val="24"/>
-        </w:rPr>
-        <w:t xml:space="preserve"> 指向修改前的版本，同一棵版本树的文档共享 </w:t>
-      </w:r>
-      <w:r>
-        <w:rPr>
-          <w:rFonts w:ascii="Consolas" w:hAnsi="Consolas" w:eastAsia="Consolas" w:cs="Consolas"/>
-          <w:color w:val="1c2634"/>
-          <w:sz w:val="21"/>
-          <w:shd w:val="clear" w:fill="eef2f8"/>
-        </w:rPr>
-        <w:t>root_id</w:t>
-      </w:r>
-      <w:r>
-        <w:rPr>
-          <w:rFonts w:hint="eastAsia" w:ascii="SimSun" w:hAnsi="SimSun" w:eastAsia="SimSun" w:cs="SimSun"/>
-          <w:color w:val="1c2634"/>
-          <w:sz w:val="24"/>
-        </w:rPr>
-        <w:t>（v1 的根是它自己）。</w:t>
-      </w:r>
-    </w:p>
-    <w:p>
-      <w:pPr>
-        <w:spacing w:line="420"/>
-        <w:ind w:firstLine="480"/>
-        <w:jc w:val="both"/>
-        <w:rPr>
-          <w:color w:val="1c2634"/>
-        </w:rPr>
-      </w:pPr>
-      <w:r>
-        <w:rPr>
-          <w:rFonts w:hint="eastAsia" w:ascii="SimSun" w:hAnsi="SimSun" w:eastAsia="SimSun" w:cs="SimSun"/>
-          <w:color w:val="1c2634"/>
-          <w:sz w:val="24"/>
-        </w:rPr>
-        <w:t xml:space="preserve">对比被否决的"数组内嵌 history"方案：内嵌数组随修改次数无限增长，逼近 16 MB 文档上限；两个并发修改会在数组层面互相覆盖（读-改-写）；更关键的是数组里的历史版本无法被"分别引用"——而需求 5 要求不同问卷分别使用 v1 和 v2，只有独立文档才有自己的 </w:t>
-      </w:r>
-      <w:r>
-        <w:rPr>
-          <w:rFonts w:ascii="Consolas" w:hAnsi="Consolas" w:eastAsia="Consolas" w:cs="Consolas"/>
-          <w:color w:val="1c2634"/>
-          <w:sz w:val="21"/>
-          <w:shd w:val="clear" w:fill="eef2f8"/>
-        </w:rPr>
-        <w:t>_id</w:t>
-      </w:r>
-      <w:r>
-        <w:rPr>
-          <w:rFonts w:hint="eastAsia" w:ascii="SimSun" w:hAnsi="SimSun" w:eastAsia="SimSun" w:cs="SimSun"/>
-          <w:color w:val="1c2634"/>
-          <w:sz w:val="24"/>
-        </w:rPr>
-        <w:t xml:space="preserve"> 可以被问卷溯源字段指向。</w:t>
-      </w:r>
-    </w:p>
-    <w:p>
-      <w:pPr>
-        <w:spacing w:line="420"/>
-        <w:ind w:firstLine="480"/>
-        <w:jc w:val="both"/>
-        <w:rPr>
-          <w:color w:val="1c2634"/>
-        </w:rPr>
-      </w:pPr>
-      <w:r>
-        <w:rPr>
-          <w:rFonts w:hint="eastAsia" w:ascii="SimSun" w:hAnsi="SimSun" w:eastAsia="SimSun" w:cs="SimSun"/>
-          <w:color w:val="1c2634"/>
-          <w:sz w:val="24"/>
-        </w:rPr>
-        <w:t xml:space="preserve">这个结构下，需求 4 的三个动作都有自然实现：看历史 = 按 </w:t>
-      </w:r>
-      <w:r>
-        <w:rPr>
-          <w:rFonts w:ascii="Consolas" w:hAnsi="Consolas" w:eastAsia="Consolas" w:cs="Consolas"/>
-          <w:color w:val="1c2634"/>
-          <w:sz w:val="21"/>
-          <w:shd w:val="clear" w:fill="eef2f8"/>
-        </w:rPr>
-        <w:t>{root_id, version}</w:t>
-      </w:r>
-      <w:r>
-        <w:rPr>
-          <w:rFonts w:hint="eastAsia" w:ascii="SimSun" w:hAnsi="SimSun" w:eastAsia="SimSun" w:cs="SimSun"/>
-          <w:color w:val="1c2634"/>
-          <w:sz w:val="24"/>
-        </w:rPr>
-        <w:t xml:space="preserve"> 列出版本链（</w:t>
-      </w:r>
-      <w:r>
-        <w:rPr>
-          <w:rFonts w:ascii="Consolas" w:hAnsi="Consolas" w:eastAsia="Consolas" w:cs="Consolas"/>
-          <w:color w:val="1c2634"/>
-          <w:sz w:val="21"/>
-          <w:shd w:val="clear" w:fill="eef2f8"/>
-        </w:rPr>
-        <w:t>parent_id</w:t>
-      </w:r>
-      <w:r>
-        <w:rPr>
-          <w:rFonts w:hint="eastAsia" w:ascii="SimSun" w:hAnsi="SimSun" w:eastAsia="SimSun" w:cs="SimSun"/>
-          <w:color w:val="1c2634"/>
-          <w:sz w:val="24"/>
-        </w:rPr>
-        <w:t xml:space="preserve"> 串出 v1→v2→v3 的关系）；知道来源 = 读 </w:t>
-      </w:r>
-      <w:r>
-        <w:rPr>
-          <w:rFonts w:ascii="Consolas" w:hAnsi="Consolas" w:eastAsia="Consolas" w:cs="Consolas"/>
-          <w:color w:val="1c2634"/>
-          <w:sz w:val="21"/>
-          <w:shd w:val="clear" w:fill="eef2f8"/>
-        </w:rPr>
-        <w:t>parent_id</w:t>
-      </w:r>
-      <w:r>
-        <w:rPr>
-          <w:rFonts w:hint="eastAsia" w:ascii="SimSun" w:hAnsi="SimSun" w:eastAsia="SimSun" w:cs="SimSun"/>
-          <w:color w:val="1c2634"/>
-          <w:sz w:val="24"/>
-        </w:rPr>
-        <w:t>；恢复旧版本 = 以旧版本内容在树末端追加一个新版本（v3 内容等于 v1），历史一条不删。恢复因此是"再改一次"而不是"回滚"，这也顺带避免了"回滚后引用旧版本的问卷指向虚空"的问题。</w:t>
-      </w:r>
-    </w:p>
-    <w:p>
-      <w:pPr>
-        <w:pStyle w:val="000005"/>
-        <w:keepNext w:val="1"/>
-        <w:keepLines w:val="1"/>
-        <w:spacing w:before="311" w:beforeAutospacing="1" w:after="311" w:afterAutospacing="1" w:line="420"/>
-        <w:ind w:left="311" w:right="311"/>
-        <w:outlineLvl w:val="2"/>
-        <w:rPr>
-          <w:color w:val="1c4c9c"/>
-          <w:sz w:val="32"/>
-          <w:szCs w:val="32"/>
-        </w:rPr>
-      </w:pPr>
-      <w:bookmarkStart w:id="6" w:name="section-3-3"/>
-      <w:r>
-        <w:rPr>
-          <w:rFonts w:hint="eastAsia" w:ascii="SimHei" w:hAnsi="SimHei" w:eastAsia="SimHei" w:cs="SimHei"/>
-          <w:b w:val="1"/>
-          <w:color w:val="1c4c9c"/>
-          <w:sz w:val="26"/>
-        </w:rPr>
-        <w:t>3.3 决策三：共享是"树级"语义</w:t>
-      </w:r>
-      <w:bookmarkEnd w:id="6"/>
-    </w:p>
-    <w:p>
-      <w:pPr>
-        <w:spacing w:line="420"/>
-        <w:ind w:firstLine="480"/>
-        <w:jc w:val="both"/>
-        <w:rPr>
-          <w:color w:val="1c2634"/>
-        </w:rPr>
-      </w:pPr>
-      <w:r>
-        <w:rPr>
-          <w:rFonts w:ascii="Consolas" w:hAnsi="Consolas" w:eastAsia="Consolas" w:cs="Consolas"/>
-          <w:color w:val="1c2634"/>
-          <w:sz w:val="21"/>
-          <w:shd w:val="clear" w:fill="eef2f8"/>
-        </w:rPr>
-        <w:t>shared_with</w:t>
-      </w:r>
-      <w:r>
-        <w:rPr>
-          <w:rFonts w:hint="eastAsia" w:ascii="SimSun" w:hAnsi="SimSun" w:eastAsia="SimSun" w:cs="SimSun"/>
-          <w:color w:val="1c2634"/>
-          <w:sz w:val="24"/>
-        </w:rPr>
-        <w:t xml:space="preserve">（用户 id 数组）内嵌在题库题文档上，共享与取消共享对整棵版本树 </w:t>
-      </w:r>
-      <w:r>
-        <w:rPr>
-          <w:rFonts w:ascii="Consolas" w:hAnsi="Consolas" w:eastAsia="Consolas" w:cs="Consolas"/>
-          <w:color w:val="1c2634"/>
-          <w:sz w:val="21"/>
-          <w:shd w:val="clear" w:fill="eef2f8"/>
-        </w:rPr>
-        <w:t>updateMany</w:t>
-      </w:r>
-      <w:r>
-        <w:rPr>
-          <w:rFonts w:hint="eastAsia" w:ascii="SimSun" w:hAnsi="SimSun" w:eastAsia="SimSun" w:cs="SimSun"/>
-          <w:color w:val="1c2634"/>
-          <w:sz w:val="24"/>
-        </w:rPr>
-        <w:t>。有两个容易漏掉的细节。</w:t>
-      </w:r>
-    </w:p>
-    <w:p>
-      <w:pPr>
-        <w:spacing w:line="420"/>
-        <w:ind w:firstLine="480"/>
-        <w:jc w:val="both"/>
-        <w:rPr>
-          <w:color w:val="1c2634"/>
-        </w:rPr>
-      </w:pPr>
-      <w:r>
-        <w:rPr>
-          <w:rFonts w:hint="eastAsia" w:ascii="SimSun" w:hAnsi="SimSun" w:eastAsia="SimSun" w:cs="SimSun"/>
-          <w:color w:val="1c2634"/>
-          <w:sz w:val="24"/>
-        </w:rPr>
-        <w:t xml:space="preserve">第一，作者共享 v1 之后又改出 v2，若 v2 不继承 </w:t>
-      </w:r>
-      <w:r>
-        <w:rPr>
-          <w:rFonts w:ascii="Consolas" w:hAnsi="Consolas" w:eastAsia="Consolas" w:cs="Consolas"/>
-          <w:color w:val="1c2634"/>
-          <w:sz w:val="21"/>
-          <w:shd w:val="clear" w:fill="eef2f8"/>
-        </w:rPr>
-        <w:t>shared_with</w:t>
-      </w:r>
-      <w:r>
-        <w:rPr>
-          <w:rFonts w:hint="eastAsia" w:ascii="SimSun" w:hAnsi="SimSun" w:eastAsia="SimSun" w:cs="SimSun"/>
-          <w:color w:val="1c2634"/>
-          <w:sz w:val="24"/>
-        </w:rPr>
-        <w:t>，被共享者会"丢题"——所以新版本文档创建时显式继承来源版本的共享列表。第二，被共享者的权限是"读 + 选题进问卷 + fork"，</w:t>
-      </w:r>
-      <w:r>
-        <w:rPr>
-          <w:rFonts w:hint="eastAsia" w:ascii="SimSun" w:hAnsi="SimSun" w:eastAsia="SimSun" w:cs="SimSun"/>
-          <w:b w:val="1"/>
-          <w:color w:val="1c2634"/>
-          <w:sz w:val="24"/>
-        </w:rPr>
-        <w:t>不能</w:t>
-      </w:r>
-      <w:r>
-        <w:rPr>
-          <w:rFonts w:hint="eastAsia" w:ascii="SimSun" w:hAnsi="SimSun" w:eastAsia="SimSun" w:cs="SimSun"/>
-          <w:color w:val="1c2634"/>
-          <w:sz w:val="24"/>
-        </w:rPr>
-        <w:t xml:space="preserve">修改原题（403）；团队协作由 </w:t>
-      </w:r>
-      <w:r>
-        <w:rPr>
-          <w:rFonts w:ascii="Consolas" w:hAnsi="Consolas" w:eastAsia="Consolas" w:cs="Consolas"/>
-          <w:color w:val="1c2634"/>
-          <w:sz w:val="21"/>
-          <w:shd w:val="clear" w:fill="eef2f8"/>
-        </w:rPr>
-        <w:t>fork</w:t>
-      </w:r>
-      <w:r>
-        <w:rPr>
-          <w:rFonts w:hint="eastAsia" w:ascii="SimSun" w:hAnsi="SimSun" w:eastAsia="SimSun" w:cs="SimSun"/>
-          <w:color w:val="1c2634"/>
-          <w:sz w:val="24"/>
-        </w:rPr>
-        <w:t xml:space="preserve"> 收尾：fork 生成一棵 owner 是自己的新树，之后各改各的，从根上避免写写冲突，也不需要引入锁或冲突合并。</w:t>
-      </w:r>
-    </w:p>
-    <w:p>
-      <w:pPr>
-        <w:pStyle w:val="000005"/>
-        <w:keepNext w:val="1"/>
-        <w:keepLines w:val="1"/>
-        <w:spacing w:before="311" w:beforeAutospacing="1" w:after="311" w:afterAutospacing="1" w:line="420"/>
-        <w:ind w:left="311" w:right="311"/>
-        <w:outlineLvl w:val="2"/>
-        <w:rPr>
-          <w:color w:val="1c4c9c"/>
-          <w:sz w:val="32"/>
-          <w:szCs w:val="32"/>
-        </w:rPr>
-      </w:pPr>
-      <w:bookmarkStart w:id="7" w:name="section-3-4"/>
-      <w:r>
-        <w:rPr>
-          <w:rFonts w:hint="eastAsia" w:ascii="SimHei" w:hAnsi="SimHei" w:eastAsia="SimHei" w:cs="SimHei"/>
-          <w:b w:val="1"/>
-          <w:color w:val="1c4c9c"/>
-          <w:sz w:val="26"/>
-        </w:rPr>
-        <w:t>3.4 这套方案的代价与已知边界</w:t>
-      </w:r>
-      <w:bookmarkEnd w:id="7"/>
-    </w:p>
-    <w:p>
-      <w:pPr>
-        <w:spacing w:line="420"/>
-        <w:ind w:firstLine="480"/>
-        <w:jc w:val="both"/>
-        <w:rPr>
-          <w:color w:val="1c2634"/>
-        </w:rPr>
-      </w:pPr>
-      <w:r>
-        <w:rPr>
-          <w:rFonts w:hint="eastAsia" w:ascii="SimSun" w:hAnsi="SimSun" w:eastAsia="SimSun" w:cs="SimSun"/>
-          <w:color w:val="1c2634"/>
-          <w:sz w:val="24"/>
-        </w:rPr>
-        <w:t>方案不是免费的，把边界写清楚比宣称"完美"更有用。</w:t>
-      </w:r>
-    </w:p>
-    <w:p>
-      <w:pPr>
-        <w:numPr>
-          <w:ilvl w:val="0"/>
-          <w:numId w:val="1"/>
-        </w:numPr>
-        <w:pBdr>
-          <w:left w:space="28"/>
-        </w:pBdr>
-        <w:spacing w:after="68" w:line="420"/>
-        <w:jc w:val="both"/>
-        <w:rPr>
-          <w:color w:val="1c2634"/>
-        </w:rPr>
-      </w:pPr>
-      <w:r>
-        <w:rPr>
-          <w:rFonts w:hint="eastAsia" w:ascii="SimSun" w:hAnsi="SimSun" w:eastAsia="SimSun" w:cs="SimSun"/>
-          <w:b w:val="1"/>
-          <w:color w:val="1c2634"/>
-          <w:sz w:val="24"/>
-        </w:rPr>
-        <w:t>版本树只增不删</w:t>
-      </w:r>
-      <w:r>
-        <w:rPr>
-          <w:rFonts w:hint="eastAsia" w:ascii="SimSun" w:hAnsi="SimSun" w:eastAsia="SimSun" w:cs="SimSun"/>
-          <w:color w:val="1c2634"/>
-          <w:sz w:val="24"/>
-        </w:rPr>
-        <w:t xml:space="preserve">：一题改 20 次就有 20 个文档。当前以 </w:t>
-      </w:r>
-      <w:r>
-        <w:rPr>
-          <w:rFonts w:ascii="Consolas" w:hAnsi="Consolas" w:eastAsia="Consolas" w:cs="Consolas"/>
-          <w:color w:val="1c2634"/>
-          <w:sz w:val="21"/>
-          <w:shd w:val="clear" w:fill="eef2f8"/>
-        </w:rPr>
-        <w:t>{root_id, version:-1}</w:t>
-      </w:r>
-      <w:r>
-        <w:rPr>
-          <w:rFonts w:hint="eastAsia" w:ascii="SimSun" w:hAnsi="SimSun" w:eastAsia="SimSun" w:cs="SimSun"/>
-          <w:color w:val="1c2634"/>
-          <w:sz w:val="24"/>
-        </w:rPr>
-        <w:t xml:space="preserve"> 索引支撑"取最新版"，列表只展示最新版本以压住视觉噪音；若长期运行，需要一条归档策略（例如保留最近 N 版 + 被问卷引用过的版本）。</w:t>
-      </w:r>
-    </w:p>
-    <w:p>
-      <w:pPr>
-        <w:numPr>
-          <w:ilvl w:val="0"/>
-          <w:numId w:val="1"/>
-        </w:numPr>
-        <w:pBdr>
-          <w:left w:space="28"/>
-        </w:pBdr>
-        <w:spacing w:after="68" w:line="420"/>
-        <w:jc w:val="both"/>
-        <w:rPr>
-          <w:color w:val="1c2634"/>
-        </w:rPr>
-      </w:pPr>
-      <w:r>
-        <w:rPr>
-          <w:rFonts w:hint="eastAsia" w:ascii="SimSun" w:hAnsi="SimSun" w:eastAsia="SimSun" w:cs="SimSun"/>
-          <w:b w:val="1"/>
-          <w:color w:val="1c2634"/>
-          <w:sz w:val="24"/>
-        </w:rPr>
-        <w:t>不做分支合并</w:t>
-      </w:r>
-      <w:r>
-        <w:rPr>
-          <w:rFonts w:hint="eastAsia" w:ascii="SimSun" w:hAnsi="SimSun" w:eastAsia="SimSun" w:cs="SimSun"/>
-          <w:color w:val="1c2634"/>
-          <w:sz w:val="24"/>
-        </w:rPr>
-        <w:t>：fork 出来的新树与源树此后无任何关联。这是有意的——需求要的是"各改各的"，而不是 Git 式的三方合并，后者对普通用户过重。</w:t>
-      </w:r>
-    </w:p>
-    <w:p>
-      <w:pPr>
-        <w:numPr>
-          <w:ilvl w:val="0"/>
-          <w:numId w:val="1"/>
-        </w:numPr>
-        <w:pBdr>
-          <w:left w:space="28"/>
-        </w:pBdr>
-        <w:spacing w:after="68" w:line="420"/>
-        <w:jc w:val="both"/>
-        <w:rPr>
-          <w:color w:val="1c2634"/>
-        </w:rPr>
-      </w:pPr>
-      <w:r>
-        <w:rPr>
-          <w:rFonts w:hint="eastAsia" w:ascii="SimSun" w:hAnsi="SimSun" w:eastAsia="SimSun" w:cs="SimSun"/>
-          <w:b w:val="1"/>
-          <w:color w:val="1c2634"/>
-          <w:sz w:val="24"/>
-        </w:rPr>
-        <w:t>共享粒度是"整棵树"</w:t>
-      </w:r>
-      <w:r>
-        <w:rPr>
-          <w:rFonts w:hint="eastAsia" w:ascii="SimSun" w:hAnsi="SimSun" w:eastAsia="SimSun" w:cs="SimSun"/>
-          <w:color w:val="1c2634"/>
-          <w:sz w:val="24"/>
-        </w:rPr>
-        <w:t>：不能只共享 v2 不共享 v1。理由是被共享者需要看到版本演进才敢用，单版本共享反而制造"他改了我不知道"的问题。</w:t>
-      </w:r>
-    </w:p>
-    <w:p>
-      <w:pPr>
-        <w:numPr>
-          <w:ilvl w:val="0"/>
-          <w:numId w:val="1"/>
-        </w:numPr>
-        <w:pBdr>
-          <w:left w:space="28"/>
-        </w:pBdr>
-        <w:spacing w:after="68" w:line="420"/>
-        <w:jc w:val="both"/>
-        <w:rPr>
-          <w:color w:val="1c2634"/>
-        </w:rPr>
-      </w:pPr>
-      <w:r>
-        <w:rPr>
-          <w:rFonts w:hint="eastAsia" w:ascii="SimSun" w:hAnsi="SimSun" w:eastAsia="SimSun" w:cs="SimSun"/>
-          <w:b w:val="1"/>
-          <w:color w:val="1c2634"/>
-          <w:sz w:val="24"/>
-        </w:rPr>
-        <w:t>快照不追溯</w:t>
-      </w:r>
-      <w:r>
-        <w:rPr>
-          <w:rFonts w:hint="eastAsia" w:ascii="SimSun" w:hAnsi="SimSun" w:eastAsia="SimSun" w:cs="SimSun"/>
-          <w:color w:val="1c2634"/>
-          <w:sz w:val="24"/>
-        </w:rPr>
-        <w:t>：题库出 v2 后，已引用 v1 的问卷不会自动升级。要升级只能由问卷作者在草稿状态重新选题——这条限制保证了需求 3，也意味着"批量升级"不在本阶段范围内。</w:t>
-      </w:r>
-    </w:p>
-    <w:p>
-      <w:pPr>
-        <w:pStyle w:val="000004"/>
-        <w:keepNext w:val="1"/>
-        <w:keepLines w:val="1"/>
-        <w:pBdr>
-          <w:bottom w:val="single" w:color="16345e" w:sz="13"/>
-        </w:pBdr>
-        <w:spacing w:before="510" w:beforeAutospacing="1" w:after="510" w:afterAutospacing="1" w:line="420"/>
-        <w:ind w:left="510" w:right="510"/>
-        <w:outlineLvl w:val="0"/>
-        <w:rPr>
-          <w:color w:val="10233b"/>
-          <w:kern w:val="44"/>
-          <w:sz w:val="44"/>
-          <w:szCs w:val="44"/>
-        </w:rPr>
-      </w:pPr>
-      <w:bookmarkStart w:id="8" w:name="section-4"/>
-      <w:r>
-        <w:rPr>
-          <w:rFonts w:hint="eastAsia" w:ascii="SimHei" w:hAnsi="SimHei" w:eastAsia="SimHei" w:cs="SimHei"/>
-          <w:b w:val="1"/>
-          <w:color w:val="3b6ef5"/>
-          <w:sz w:val="34"/>
-        </w:rPr>
-        <w:t>四、</w:t>
-      </w:r>
-      <w:r>
-        <w:rPr>
-          <w:rFonts w:hint="eastAsia" w:ascii="SimHei" w:hAnsi="SimHei" w:eastAsia="SimHei" w:cs="SimHei"/>
-          <w:b w:val="1"/>
-          <w:color w:val="10233b"/>
-          <w:sz w:val="34"/>
-        </w:rPr>
-        <w:t>数据结构变化与兼容性</w:t>
-      </w:r>
-      <w:bookmarkEnd w:id="8"/>
-    </w:p>
-    <w:p>
-      <w:pPr>
-        <w:pStyle w:val="000005"/>
-        <w:keepNext w:val="1"/>
-        <w:keepLines w:val="1"/>
-        <w:spacing w:before="311" w:beforeAutospacing="1" w:after="311" w:afterAutospacing="1" w:line="420"/>
-        <w:ind w:left="311" w:right="311"/>
-        <w:outlineLvl w:val="2"/>
-        <w:rPr>
-          <w:color w:val="1c4c9c"/>
-          <w:sz w:val="32"/>
-          <w:szCs w:val="32"/>
-        </w:rPr>
-      </w:pPr>
-      <w:bookmarkStart w:id="9" w:name="section-4-1"/>
-      <w:r>
-        <w:rPr>
-          <w:rFonts w:hint="eastAsia" w:ascii="SimHei" w:hAnsi="SimHei" w:eastAsia="SimHei" w:cs="SimHei"/>
-          <w:b w:val="1"/>
-          <w:color w:val="1c4c9c"/>
-          <w:sz w:val="26"/>
-        </w:rPr>
-        <w:t>4.1 新增集合 bank_questions</w:t>
-      </w:r>
-      <w:bookmarkEnd w:id="9"/>
-    </w:p>
-    <w:p>
-      <w:pPr>
-        <w:spacing w:line="420"/>
-        <w:ind w:firstLine="480"/>
-        <w:jc w:val="both"/>
-        <w:rPr>
-          <w:color w:val="1c2634"/>
-        </w:rPr>
-      </w:pPr>
-      <w:r>
-        <w:rPr>
-          <w:rFonts w:hint="eastAsia" w:ascii="SimSun" w:hAnsi="SimSun" w:eastAsia="SimSun" w:cs="SimSun"/>
-          <w:color w:val="1c2634"/>
-          <w:sz w:val="24"/>
-        </w:rPr>
-        <w:t xml:space="preserve">题库题独立成集合，而不是在 </w:t>
-      </w:r>
-      <w:r>
-        <w:rPr>
-          <w:rFonts w:ascii="Consolas" w:hAnsi="Consolas" w:eastAsia="Consolas" w:cs="Consolas"/>
-          <w:color w:val="1c2634"/>
-          <w:sz w:val="21"/>
-          <w:shd w:val="clear" w:fill="eef2f8"/>
-        </w:rPr>
         <w:t>questions</w:t>
       </w:r>
       <w:r>
@@ -2608,7 +2185,7 @@
           <w:color w:val="1c2634"/>
           <w:sz w:val="24"/>
         </w:rPr>
-        <w:t xml:space="preserve"> 上加一堆可空字段，原因是两者的生命周期完全不同：问卷题随问卷发布而冻结，题库题要被反复修改、共享、fork。</w:t>
+        <w:t xml:space="preserve"> 上加一堆可空字段，原因是两者生命周期完全不同：问卷题随问卷发布而冻结，题库题要被反复修改、共享、fork。</w:t>
       </w:r>
     </w:p>
     <w:p>
@@ -2626,7 +2203,7 @@
           <w:color w:val="55647c"/>
           <w:sz w:val="20"/>
         </w:rPr>
-        <w:t>表 4-1　bank_questions 集合字段设计</w:t>
+        <w:t>表 3-1　bank_questions 集合字段设计</w:t>
       </w:r>
     </w:p>
     <w:tbl>
@@ -3343,7 +2920,7 @@
                 <w:color w:val="1c2634"/>
                 <w:sz w:val="19"/>
               </w:rPr>
-              <w:t>；v1 自身 root_id = 自身 id）</w:t>
+              <w:t>）</w:t>
             </w:r>
           </w:p>
         </w:tc>
@@ -3550,126 +3127,6 @@
                 <w:sz w:val="19"/>
               </w:rPr>
               <w:t>被共享用户列表（树级语义）</w:t>
-            </w:r>
-          </w:p>
-        </w:tc>
-      </w:tr>
-      <w:tr>
-        <w:trPr/>
-        <w:tc>
-          <w:tcPr>
-            <w:tcW w:w="2768" w:type="dxa"/>
-            <w:tcBorders>
-              <w:top w:val="single" w:color="c2cddd" w:sz="6"/>
-              <w:left w:val="single" w:color="c2cddd" w:sz="6"/>
-              <w:bottom w:val="single" w:color="c2cddd" w:sz="6"/>
-              <w:right w:val="single" w:color="c2cddd" w:sz="6"/>
-            </w:tcBorders>
-            <w:tcMar>
-              <w:top w:w="73" w:type="dxa"/>
-              <w:left w:w="113" w:type="dxa"/>
-              <w:bottom w:w="73" w:type="dxa"/>
-              <w:right w:w="113" w:type="dxa"/>
-            </w:tcMar>
-            <w:vAlign w:val="top"/>
-          </w:tcPr>
-          <w:p>
-            <w:pPr>
-              <w:rPr>
-                <w:color w:val="1c2634"/>
-              </w:rPr>
-            </w:pPr>
-            <w:r>
-              <w:rPr>
-                <w:rFonts w:ascii="Consolas" w:hAnsi="Consolas" w:eastAsia="Consolas" w:cs="Consolas"/>
-                <w:color w:val="1c2634"/>
-                <w:sz w:val="21"/>
-                <w:shd w:val="clear" w:fill="eef2f8"/>
-              </w:rPr>
-              <w:t>created_at</w:t>
-            </w:r>
-            <w:r>
-              <w:rPr>
-                <w:rFonts w:ascii="SimSun" w:hAnsi="SimSun" w:eastAsia="SimSun" w:cs="SimSun"/>
-                <w:color w:val="1c2634"/>
-                <w:sz w:val="19"/>
-              </w:rPr>
-              <w:t xml:space="preserve"> / </w:t>
-            </w:r>
-            <w:r>
-              <w:rPr>
-                <w:rFonts w:ascii="Consolas" w:hAnsi="Consolas" w:eastAsia="Consolas" w:cs="Consolas"/>
-                <w:color w:val="1c2634"/>
-                <w:sz w:val="21"/>
-                <w:shd w:val="clear" w:fill="eef2f8"/>
-              </w:rPr>
-              <w:t>updated_at</w:t>
-            </w:r>
-          </w:p>
-        </w:tc>
-        <w:tc>
-          <w:tcPr>
-            <w:tcW w:w="2768" w:type="dxa"/>
-            <w:tcBorders>
-              <w:top w:val="single" w:color="c2cddd" w:sz="6"/>
-              <w:left w:val="single" w:color="c2cddd" w:sz="6"/>
-              <w:bottom w:val="single" w:color="c2cddd" w:sz="6"/>
-              <w:right w:val="single" w:color="c2cddd" w:sz="6"/>
-            </w:tcBorders>
-            <w:tcMar>
-              <w:top w:w="73" w:type="dxa"/>
-              <w:left w:w="113" w:type="dxa"/>
-              <w:bottom w:w="73" w:type="dxa"/>
-              <w:right w:w="113" w:type="dxa"/>
-            </w:tcMar>
-            <w:vAlign w:val="top"/>
-          </w:tcPr>
-          <w:p>
-            <w:pPr>
-              <w:rPr>
-                <w:color w:val="1c2634"/>
-              </w:rPr>
-            </w:pPr>
-            <w:r>
-              <w:rPr>
-                <w:rFonts w:ascii="SimSun" w:hAnsi="SimSun" w:eastAsia="SimSun" w:cs="SimSun"/>
-                <w:color w:val="1c2634"/>
-                <w:sz w:val="19"/>
-              </w:rPr>
-              <w:t>Date</w:t>
-            </w:r>
-          </w:p>
-        </w:tc>
-        <w:tc>
-          <w:tcPr>
-            <w:tcW w:w="2768" w:type="dxa"/>
-            <w:tcBorders>
-              <w:top w:val="single" w:color="c2cddd" w:sz="6"/>
-              <w:left w:val="single" w:color="c2cddd" w:sz="6"/>
-              <w:bottom w:val="single" w:color="c2cddd" w:sz="6"/>
-              <w:right w:val="single" w:color="c2cddd" w:sz="6"/>
-            </w:tcBorders>
-            <w:tcMar>
-              <w:top w:w="73" w:type="dxa"/>
-              <w:left w:w="113" w:type="dxa"/>
-              <w:bottom w:w="73" w:type="dxa"/>
-              <w:right w:w="113" w:type="dxa"/>
-            </w:tcMar>
-            <w:vAlign w:val="top"/>
-          </w:tcPr>
-          <w:p>
-            <w:pPr>
-              <w:rPr>
-                <w:color w:val="1c2634"/>
-              </w:rPr>
-            </w:pPr>
-            <w:r>
-              <w:rPr>
-                <w:rFonts w:hint="eastAsia" w:ascii="SimSun" w:hAnsi="SimSun" w:eastAsia="SimSun" w:cs="SimSun"/>
-                <w:color w:val="1c2634"/>
-                <w:sz w:val="19"/>
-              </w:rPr>
-              <w:t>时间戳</w:t>
             </w:r>
           </w:p>
         </w:tc>
@@ -3689,7 +3146,7 @@
           <w:szCs w:val="32"/>
         </w:rPr>
       </w:pPr>
-      <w:bookmarkStart w:id="10" w:name="section-4-2"/>
+      <w:bookmarkStart w:id="9" w:name="section-3-2"/>
       <w:r>
         <w:rPr>
           <w:rFonts w:hint="eastAsia" w:ascii="SimHei" w:hAnsi="SimHei" w:eastAsia="SimHei" w:cs="SimHei"/>
@@ -3697,9 +3154,9 @@
           <w:color w:val="1c4c9c"/>
           <w:sz w:val="26"/>
         </w:rPr>
-        <w:t>4.2 questions 集合新增字段</w:t>
-      </w:r>
-      <w:bookmarkEnd w:id="10"/>
+        <w:t>3.2 questions 新增溯源字段与索引</w:t>
+      </w:r>
+      <w:bookmarkEnd w:id="9"/>
     </w:p>
     <w:p>
       <w:pPr>
@@ -3716,7 +3173,7 @@
           <w:color w:val="55647c"/>
           <w:sz w:val="20"/>
         </w:rPr>
-        <w:t>表 4-2　questions 集合新增的溯源字段</w:t>
+        <w:t>表 3-2　questions 新增字段与新增索引</w:t>
       </w:r>
     </w:p>
     <w:tbl>
@@ -3774,7 +3231,7 @@
                 <w:color w:val="ffffff"/>
                 <w:sz w:val="19"/>
               </w:rPr>
-              <w:t>字段</w:t>
+              <w:t>新增项</w:t>
             </w:r>
           </w:p>
         </w:tc>
@@ -3812,7 +3269,7 @@
                 <w:color w:val="ffffff"/>
                 <w:sz w:val="19"/>
               </w:rPr>
-              <w:t>类型</w:t>
+              <w:t>类型 / 键</w:t>
             </w:r>
           </w:p>
         </w:tc>
@@ -3850,7 +3307,7 @@
                 <w:color w:val="ffffff"/>
                 <w:sz w:val="19"/>
               </w:rPr>
-              <w:t>说明</w:t>
+              <w:t>作用</w:t>
             </w:r>
           </w:p>
         </w:tc>
@@ -4057,6 +3514,450 @@
                 <w:sz w:val="19"/>
               </w:rPr>
               <w:t>选题时的版本号快照</w:t>
+            </w:r>
+          </w:p>
+        </w:tc>
+      </w:tr>
+      <w:tr>
+        <w:trPr/>
+        <w:tc>
+          <w:tcPr>
+            <w:tcW w:w="2768" w:type="dxa"/>
+            <w:tcBorders>
+              <w:top w:val="single" w:color="c2cddd" w:sz="6"/>
+              <w:left w:val="single" w:color="c2cddd" w:sz="6"/>
+              <w:bottom w:val="single" w:color="c2cddd" w:sz="6"/>
+              <w:right w:val="single" w:color="c2cddd" w:sz="6"/>
+            </w:tcBorders>
+            <w:tcMar>
+              <w:top w:w="73" w:type="dxa"/>
+              <w:left w:w="113" w:type="dxa"/>
+              <w:bottom w:w="73" w:type="dxa"/>
+              <w:right w:w="113" w:type="dxa"/>
+            </w:tcMar>
+            <w:vAlign w:val="top"/>
+          </w:tcPr>
+          <w:p>
+            <w:pPr>
+              <w:rPr>
+                <w:color w:val="1c2634"/>
+              </w:rPr>
+            </w:pPr>
+            <w:r>
+              <w:rPr>
+                <w:rFonts w:hint="eastAsia" w:ascii="SimSun" w:hAnsi="SimSun" w:eastAsia="SimSun" w:cs="SimSun"/>
+                <w:color w:val="1c2634"/>
+                <w:sz w:val="19"/>
+              </w:rPr>
+              <w:t xml:space="preserve">索引 </w:t>
+            </w:r>
+            <w:r>
+              <w:rPr>
+                <w:rFonts w:ascii="Consolas" w:hAnsi="Consolas" w:eastAsia="Consolas" w:cs="Consolas"/>
+                <w:color w:val="1c2634"/>
+                <w:sz w:val="21"/>
+                <w:shd w:val="clear" w:fill="eef2f8"/>
+              </w:rPr>
+              <w:t>{owner_id:1, updated_at:-1}</w:t>
+            </w:r>
+          </w:p>
+        </w:tc>
+        <w:tc>
+          <w:tcPr>
+            <w:tcW w:w="2768" w:type="dxa"/>
+            <w:tcBorders>
+              <w:top w:val="single" w:color="c2cddd" w:sz="6"/>
+              <w:left w:val="single" w:color="c2cddd" w:sz="6"/>
+              <w:bottom w:val="single" w:color="c2cddd" w:sz="6"/>
+              <w:right w:val="single" w:color="c2cddd" w:sz="6"/>
+            </w:tcBorders>
+            <w:tcMar>
+              <w:top w:w="73" w:type="dxa"/>
+              <w:left w:w="113" w:type="dxa"/>
+              <w:bottom w:w="73" w:type="dxa"/>
+              <w:right w:w="113" w:type="dxa"/>
+            </w:tcMar>
+            <w:vAlign w:val="top"/>
+          </w:tcPr>
+          <w:p>
+            <w:pPr>
+              <w:rPr>
+                <w:color w:val="1c2634"/>
+              </w:rPr>
+            </w:pPr>
+            <w:r>
+              <w:rPr>
+                <w:rFonts w:ascii="SimSun" w:hAnsi="SimSun" w:eastAsia="SimSun" w:cs="SimSun"/>
+                <w:color w:val="1c2634"/>
+                <w:sz w:val="19"/>
+              </w:rPr>
+              <w:t>bank_questions</w:t>
+            </w:r>
+          </w:p>
+        </w:tc>
+        <w:tc>
+          <w:tcPr>
+            <w:tcW w:w="2768" w:type="dxa"/>
+            <w:tcBorders>
+              <w:top w:val="single" w:color="c2cddd" w:sz="6"/>
+              <w:left w:val="single" w:color="c2cddd" w:sz="6"/>
+              <w:bottom w:val="single" w:color="c2cddd" w:sz="6"/>
+              <w:right w:val="single" w:color="c2cddd" w:sz="6"/>
+            </w:tcBorders>
+            <w:tcMar>
+              <w:top w:w="73" w:type="dxa"/>
+              <w:left w:w="113" w:type="dxa"/>
+              <w:bottom w:w="73" w:type="dxa"/>
+              <w:right w:w="113" w:type="dxa"/>
+            </w:tcMar>
+            <w:vAlign w:val="top"/>
+          </w:tcPr>
+          <w:p>
+            <w:pPr>
+              <w:rPr>
+                <w:color w:val="1c2634"/>
+              </w:rPr>
+            </w:pPr>
+            <w:r>
+              <w:rPr>
+                <w:rFonts w:hint="eastAsia" w:ascii="SimSun" w:hAnsi="SimSun" w:eastAsia="SimSun" w:cs="SimSun"/>
+                <w:color w:val="1c2634"/>
+                <w:sz w:val="19"/>
+              </w:rPr>
+              <w:t>我的题库列表（按更新时间倒序）</w:t>
+            </w:r>
+          </w:p>
+        </w:tc>
+      </w:tr>
+      <w:tr>
+        <w:trPr/>
+        <w:tc>
+          <w:tcPr>
+            <w:tcW w:w="2768" w:type="dxa"/>
+            <w:tcBorders>
+              <w:top w:val="single" w:color="c2cddd" w:sz="6"/>
+              <w:left w:val="single" w:color="c2cddd" w:sz="6"/>
+              <w:bottom w:val="single" w:color="c2cddd" w:sz="6"/>
+              <w:right w:val="single" w:color="c2cddd" w:sz="6"/>
+            </w:tcBorders>
+            <w:tcMar>
+              <w:top w:w="73" w:type="dxa"/>
+              <w:left w:w="113" w:type="dxa"/>
+              <w:bottom w:w="73" w:type="dxa"/>
+              <w:right w:w="113" w:type="dxa"/>
+            </w:tcMar>
+            <w:vAlign w:val="top"/>
+          </w:tcPr>
+          <w:p>
+            <w:pPr>
+              <w:rPr>
+                <w:color w:val="1c2634"/>
+              </w:rPr>
+            </w:pPr>
+            <w:r>
+              <w:rPr>
+                <w:rFonts w:hint="eastAsia" w:ascii="SimSun" w:hAnsi="SimSun" w:eastAsia="SimSun" w:cs="SimSun"/>
+                <w:color w:val="1c2634"/>
+                <w:sz w:val="19"/>
+              </w:rPr>
+              <w:t xml:space="preserve">索引 </w:t>
+            </w:r>
+            <w:r>
+              <w:rPr>
+                <w:rFonts w:ascii="Consolas" w:hAnsi="Consolas" w:eastAsia="Consolas" w:cs="Consolas"/>
+                <w:color w:val="1c2634"/>
+                <w:sz w:val="21"/>
+                <w:shd w:val="clear" w:fill="eef2f8"/>
+              </w:rPr>
+              <w:t>{root_id:1, version:-1}</w:t>
+            </w:r>
+          </w:p>
+        </w:tc>
+        <w:tc>
+          <w:tcPr>
+            <w:tcW w:w="2768" w:type="dxa"/>
+            <w:tcBorders>
+              <w:top w:val="single" w:color="c2cddd" w:sz="6"/>
+              <w:left w:val="single" w:color="c2cddd" w:sz="6"/>
+              <w:bottom w:val="single" w:color="c2cddd" w:sz="6"/>
+              <w:right w:val="single" w:color="c2cddd" w:sz="6"/>
+            </w:tcBorders>
+            <w:tcMar>
+              <w:top w:w="73" w:type="dxa"/>
+              <w:left w:w="113" w:type="dxa"/>
+              <w:bottom w:w="73" w:type="dxa"/>
+              <w:right w:w="113" w:type="dxa"/>
+            </w:tcMar>
+            <w:vAlign w:val="top"/>
+          </w:tcPr>
+          <w:p>
+            <w:pPr>
+              <w:rPr>
+                <w:color w:val="1c2634"/>
+              </w:rPr>
+            </w:pPr>
+            <w:r>
+              <w:rPr>
+                <w:rFonts w:ascii="SimSun" w:hAnsi="SimSun" w:eastAsia="SimSun" w:cs="SimSun"/>
+                <w:color w:val="1c2634"/>
+                <w:sz w:val="19"/>
+              </w:rPr>
+              <w:t>bank_questions</w:t>
+            </w:r>
+          </w:p>
+        </w:tc>
+        <w:tc>
+          <w:tcPr>
+            <w:tcW w:w="2768" w:type="dxa"/>
+            <w:tcBorders>
+              <w:top w:val="single" w:color="c2cddd" w:sz="6"/>
+              <w:left w:val="single" w:color="c2cddd" w:sz="6"/>
+              <w:bottom w:val="single" w:color="c2cddd" w:sz="6"/>
+              <w:right w:val="single" w:color="c2cddd" w:sz="6"/>
+            </w:tcBorders>
+            <w:tcMar>
+              <w:top w:w="73" w:type="dxa"/>
+              <w:left w:w="113" w:type="dxa"/>
+              <w:bottom w:w="73" w:type="dxa"/>
+              <w:right w:w="113" w:type="dxa"/>
+            </w:tcMar>
+            <w:vAlign w:val="top"/>
+          </w:tcPr>
+          <w:p>
+            <w:pPr>
+              <w:rPr>
+                <w:color w:val="1c2634"/>
+              </w:rPr>
+            </w:pPr>
+            <w:r>
+              <w:rPr>
+                <w:rFonts w:hint="eastAsia" w:ascii="SimSun" w:hAnsi="SimSun" w:eastAsia="SimSun" w:cs="SimSun"/>
+                <w:color w:val="1c2634"/>
+                <w:sz w:val="19"/>
+              </w:rPr>
+              <w:t>版本树查询、取每棵树最新版</w:t>
+            </w:r>
+          </w:p>
+        </w:tc>
+      </w:tr>
+      <w:tr>
+        <w:trPr/>
+        <w:tc>
+          <w:tcPr>
+            <w:tcW w:w="2768" w:type="dxa"/>
+            <w:tcBorders>
+              <w:top w:val="single" w:color="c2cddd" w:sz="6"/>
+              <w:left w:val="single" w:color="c2cddd" w:sz="6"/>
+              <w:bottom w:val="single" w:color="c2cddd" w:sz="6"/>
+              <w:right w:val="single" w:color="c2cddd" w:sz="6"/>
+            </w:tcBorders>
+            <w:tcMar>
+              <w:top w:w="73" w:type="dxa"/>
+              <w:left w:w="113" w:type="dxa"/>
+              <w:bottom w:w="73" w:type="dxa"/>
+              <w:right w:w="113" w:type="dxa"/>
+            </w:tcMar>
+            <w:vAlign w:val="top"/>
+          </w:tcPr>
+          <w:p>
+            <w:pPr>
+              <w:rPr>
+                <w:color w:val="1c2634"/>
+              </w:rPr>
+            </w:pPr>
+            <w:r>
+              <w:rPr>
+                <w:rFonts w:hint="eastAsia" w:ascii="SimSun" w:hAnsi="SimSun" w:eastAsia="SimSun" w:cs="SimSun"/>
+                <w:color w:val="1c2634"/>
+                <w:sz w:val="19"/>
+              </w:rPr>
+              <w:t xml:space="preserve">索引 </w:t>
+            </w:r>
+            <w:r>
+              <w:rPr>
+                <w:rFonts w:ascii="Consolas" w:hAnsi="Consolas" w:eastAsia="Consolas" w:cs="Consolas"/>
+                <w:color w:val="1c2634"/>
+                <w:sz w:val="21"/>
+                <w:shd w:val="clear" w:fill="eef2f8"/>
+              </w:rPr>
+              <w:t>{shared_with:1}</w:t>
+            </w:r>
+          </w:p>
+        </w:tc>
+        <w:tc>
+          <w:tcPr>
+            <w:tcW w:w="2768" w:type="dxa"/>
+            <w:tcBorders>
+              <w:top w:val="single" w:color="c2cddd" w:sz="6"/>
+              <w:left w:val="single" w:color="c2cddd" w:sz="6"/>
+              <w:bottom w:val="single" w:color="c2cddd" w:sz="6"/>
+              <w:right w:val="single" w:color="c2cddd" w:sz="6"/>
+            </w:tcBorders>
+            <w:tcMar>
+              <w:top w:w="73" w:type="dxa"/>
+              <w:left w:w="113" w:type="dxa"/>
+              <w:bottom w:w="73" w:type="dxa"/>
+              <w:right w:w="113" w:type="dxa"/>
+            </w:tcMar>
+            <w:vAlign w:val="top"/>
+          </w:tcPr>
+          <w:p>
+            <w:pPr>
+              <w:rPr>
+                <w:color w:val="1c2634"/>
+              </w:rPr>
+            </w:pPr>
+            <w:r>
+              <w:rPr>
+                <w:rFonts w:ascii="SimSun" w:hAnsi="SimSun" w:eastAsia="SimSun" w:cs="SimSun"/>
+                <w:color w:val="1c2634"/>
+                <w:sz w:val="19"/>
+              </w:rPr>
+              <w:t>bank_questions</w:t>
+            </w:r>
+          </w:p>
+        </w:tc>
+        <w:tc>
+          <w:tcPr>
+            <w:tcW w:w="2768" w:type="dxa"/>
+            <w:tcBorders>
+              <w:top w:val="single" w:color="c2cddd" w:sz="6"/>
+              <w:left w:val="single" w:color="c2cddd" w:sz="6"/>
+              <w:bottom w:val="single" w:color="c2cddd" w:sz="6"/>
+              <w:right w:val="single" w:color="c2cddd" w:sz="6"/>
+            </w:tcBorders>
+            <w:tcMar>
+              <w:top w:w="73" w:type="dxa"/>
+              <w:left w:w="113" w:type="dxa"/>
+              <w:bottom w:w="73" w:type="dxa"/>
+              <w:right w:w="113" w:type="dxa"/>
+            </w:tcMar>
+            <w:vAlign w:val="top"/>
+          </w:tcPr>
+          <w:p>
+            <w:pPr>
+              <w:rPr>
+                <w:color w:val="1c2634"/>
+              </w:rPr>
+            </w:pPr>
+            <w:r>
+              <w:rPr>
+                <w:rFonts w:hint="eastAsia" w:ascii="SimSun" w:hAnsi="SimSun" w:eastAsia="SimSun" w:cs="SimSun"/>
+                <w:color w:val="1c2634"/>
+                <w:sz w:val="19"/>
+              </w:rPr>
+              <w:t>"共享给我的"反查</w:t>
+            </w:r>
+          </w:p>
+        </w:tc>
+      </w:tr>
+      <w:tr>
+        <w:trPr/>
+        <w:tc>
+          <w:tcPr>
+            <w:tcW w:w="2768" w:type="dxa"/>
+            <w:tcBorders>
+              <w:top w:val="single" w:color="c2cddd" w:sz="6"/>
+              <w:left w:val="single" w:color="c2cddd" w:sz="6"/>
+              <w:bottom w:val="single" w:color="c2cddd" w:sz="6"/>
+              <w:right w:val="single" w:color="c2cddd" w:sz="6"/>
+            </w:tcBorders>
+            <w:tcMar>
+              <w:top w:w="73" w:type="dxa"/>
+              <w:left w:w="113" w:type="dxa"/>
+              <w:bottom w:w="73" w:type="dxa"/>
+              <w:right w:w="113" w:type="dxa"/>
+            </w:tcMar>
+            <w:vAlign w:val="top"/>
+          </w:tcPr>
+          <w:p>
+            <w:pPr>
+              <w:rPr>
+                <w:color w:val="1c2634"/>
+              </w:rPr>
+            </w:pPr>
+            <w:r>
+              <w:rPr>
+                <w:rFonts w:hint="eastAsia" w:ascii="SimSun" w:hAnsi="SimSun" w:eastAsia="SimSun" w:cs="SimSun"/>
+                <w:color w:val="1c2634"/>
+                <w:sz w:val="19"/>
+              </w:rPr>
+              <w:t xml:space="preserve">索引 </w:t>
+            </w:r>
+            <w:r>
+              <w:rPr>
+                <w:rFonts w:ascii="Consolas" w:hAnsi="Consolas" w:eastAsia="Consolas" w:cs="Consolas"/>
+                <w:color w:val="1c2634"/>
+                <w:sz w:val="21"/>
+                <w:shd w:val="clear" w:fill="eef2f8"/>
+              </w:rPr>
+              <w:t>{bank_question_id:1}</w:t>
+            </w:r>
+          </w:p>
+        </w:tc>
+        <w:tc>
+          <w:tcPr>
+            <w:tcW w:w="2768" w:type="dxa"/>
+            <w:tcBorders>
+              <w:top w:val="single" w:color="c2cddd" w:sz="6"/>
+              <w:left w:val="single" w:color="c2cddd" w:sz="6"/>
+              <w:bottom w:val="single" w:color="c2cddd" w:sz="6"/>
+              <w:right w:val="single" w:color="c2cddd" w:sz="6"/>
+            </w:tcBorders>
+            <w:tcMar>
+              <w:top w:w="73" w:type="dxa"/>
+              <w:left w:w="113" w:type="dxa"/>
+              <w:bottom w:w="73" w:type="dxa"/>
+              <w:right w:w="113" w:type="dxa"/>
+            </w:tcMar>
+            <w:vAlign w:val="top"/>
+          </w:tcPr>
+          <w:p>
+            <w:pPr>
+              <w:rPr>
+                <w:color w:val="1c2634"/>
+              </w:rPr>
+            </w:pPr>
+            <w:r>
+              <w:rPr>
+                <w:rFonts w:ascii="SimSun" w:hAnsi="SimSun" w:eastAsia="SimSun" w:cs="SimSun"/>
+                <w:color w:val="1c2634"/>
+                <w:sz w:val="19"/>
+              </w:rPr>
+              <w:t>questions</w:t>
+            </w:r>
+          </w:p>
+        </w:tc>
+        <w:tc>
+          <w:tcPr>
+            <w:tcW w:w="2768" w:type="dxa"/>
+            <w:tcBorders>
+              <w:top w:val="single" w:color="c2cddd" w:sz="6"/>
+              <w:left w:val="single" w:color="c2cddd" w:sz="6"/>
+              <w:bottom w:val="single" w:color="c2cddd" w:sz="6"/>
+              <w:right w:val="single" w:color="c2cddd" w:sz="6"/>
+            </w:tcBorders>
+            <w:tcMar>
+              <w:top w:w="73" w:type="dxa"/>
+              <w:left w:w="113" w:type="dxa"/>
+              <w:bottom w:w="73" w:type="dxa"/>
+              <w:right w:w="113" w:type="dxa"/>
+            </w:tcMar>
+            <w:vAlign w:val="top"/>
+          </w:tcPr>
+          <w:p>
+            <w:pPr>
+              <w:rPr>
+                <w:color w:val="1c2634"/>
+              </w:rPr>
+            </w:pPr>
+            <w:r>
+              <w:rPr>
+                <w:rFonts w:hint="eastAsia" w:ascii="SimSun" w:hAnsi="SimSun" w:eastAsia="SimSun" w:cs="SimSun"/>
+                <w:color w:val="1c2634"/>
+                <w:sz w:val="19"/>
+              </w:rPr>
+              <w:t>使用情况反查、跨问卷统计定位</w:t>
             </w:r>
           </w:p>
         </w:tc>
@@ -4077,7 +3978,7 @@
           <w:color w:val="1c2634"/>
           <w:sz w:val="24"/>
         </w:rPr>
-        <w:t>题目内容本体不变——快照在加入问卷那一刻已经完整拷贝。两个字段都只是"来源标签"，不参与任何渲染或校验计算，因此旧问卷题（两字段为 null）不需要走任何特殊代码路径。</w:t>
+        <w:t>题目内容本体不变——快照在加入问卷那一刻已完整拷贝，两个溯源字段不参与任何渲染或校验计算，因此旧问卷题（两字段为 null）不需要走特殊代码路径。</w:t>
       </w:r>
     </w:p>
     <w:p>
@@ -4094,7 +3995,7 @@
           <w:szCs w:val="32"/>
         </w:rPr>
       </w:pPr>
-      <w:bookmarkStart w:id="11" w:name="section-4-3"/>
+      <w:bookmarkStart w:id="10" w:name="section-3-3"/>
       <w:r>
         <w:rPr>
           <w:rFonts w:hint="eastAsia" w:ascii="SimHei" w:hAnsi="SimHei" w:eastAsia="SimHei" w:cs="SimHei"/>
@@ -4102,9 +4003,297 @@
           <w:color w:val="1c4c9c"/>
           <w:sz w:val="26"/>
         </w:rPr>
-        <w:t>4.3 新增索引</w:t>
+        <w:t>3.3 兼容性</w:t>
+      </w:r>
+      <w:bookmarkEnd w:id="10"/>
+    </w:p>
+    <w:p>
+      <w:pPr>
+        <w:spacing w:line="420"/>
+        <w:ind w:firstLine="480"/>
+        <w:jc w:val="both"/>
+        <w:rPr>
+          <w:color w:val="1c2634"/>
+        </w:rPr>
+      </w:pPr>
+      <w:r>
+        <w:rPr>
+          <w:rFonts w:hint="eastAsia" w:ascii="SimSun" w:hAnsi="SimSun" w:eastAsia="SimSun" w:cs="SimSun"/>
+          <w:b w:val="1"/>
+          <w:color w:val="1c2634"/>
+          <w:sz w:val="24"/>
+        </w:rPr>
+        <w:t>旧数据零迁移</w:t>
+      </w:r>
+      <w:r>
+        <w:rPr>
+          <w:rFonts w:hint="eastAsia" w:ascii="SimSun" w:hAnsi="SimSun" w:eastAsia="SimSun" w:cs="SimSun"/>
+          <w:color w:val="1c2634"/>
+          <w:sz w:val="24"/>
+        </w:rPr>
+        <w:t>：</w:t>
+      </w:r>
+      <w:r>
+        <w:rPr>
+          <w:rFonts w:ascii="Consolas" w:hAnsi="Consolas" w:eastAsia="Consolas" w:cs="Consolas"/>
+          <w:color w:val="1c2634"/>
+          <w:sz w:val="21"/>
+          <w:shd w:val="clear" w:fill="eef2f8"/>
+        </w:rPr>
+        <w:t>bank_question_id</w:t>
+      </w:r>
+      <w:r>
+        <w:rPr>
+          <w:rFonts w:ascii="SimSun" w:hAnsi="SimSun" w:eastAsia="SimSun" w:cs="SimSun"/>
+          <w:color w:val="1c2634"/>
+          <w:sz w:val="24"/>
+        </w:rPr>
+        <w:t xml:space="preserve"> / </w:t>
+      </w:r>
+      <w:r>
+        <w:rPr>
+          <w:rFonts w:ascii="Consolas" w:hAnsi="Consolas" w:eastAsia="Consolas" w:cs="Consolas"/>
+          <w:color w:val="1c2634"/>
+          <w:sz w:val="21"/>
+          <w:shd w:val="clear" w:fill="eef2f8"/>
+        </w:rPr>
+        <w:t>bank_version</w:t>
+      </w:r>
+      <w:r>
+        <w:rPr>
+          <w:rFonts w:hint="eastAsia" w:ascii="SimSun" w:hAnsi="SimSun" w:eastAsia="SimSun" w:cs="SimSun"/>
+          <w:color w:val="1c2634"/>
+          <w:sz w:val="24"/>
+        </w:rPr>
+        <w:t xml:space="preserve"> 均可空，第一阶段创建的问卷题两字段为 null，读取端按"非题库题"分支处理，问卷、答卷、统计全部原样可用。</w:t>
+      </w:r>
+      <w:r>
+        <w:rPr>
+          <w:rFonts w:hint="eastAsia" w:ascii="SimSun" w:hAnsi="SimSun" w:eastAsia="SimSun" w:cs="SimSun"/>
+          <w:b w:val="1"/>
+          <w:color w:val="1c2634"/>
+          <w:sz w:val="24"/>
+        </w:rPr>
+        <w:t>答卷零影响</w:t>
+      </w:r>
+      <w:r>
+        <w:rPr>
+          <w:rFonts w:hint="eastAsia" w:ascii="SimSun" w:hAnsi="SimSun" w:eastAsia="SimSun" w:cs="SimSun"/>
+          <w:color w:val="1c2634"/>
+          <w:sz w:val="24"/>
+        </w:rPr>
+        <w:t>：</w:t>
+      </w:r>
+      <w:r>
+        <w:rPr>
+          <w:rFonts w:ascii="Consolas" w:hAnsi="Consolas" w:eastAsia="Consolas" w:cs="Consolas"/>
+          <w:color w:val="1c2634"/>
+          <w:sz w:val="21"/>
+          <w:shd w:val="clear" w:fill="eef2f8"/>
+        </w:rPr>
+        <w:t>responses.answers</w:t>
+      </w:r>
+      <w:r>
+        <w:rPr>
+          <w:rFonts w:hint="eastAsia" w:ascii="SimSun" w:hAnsi="SimSun" w:eastAsia="SimSun" w:cs="SimSun"/>
+          <w:color w:val="1c2634"/>
+          <w:sz w:val="24"/>
+        </w:rPr>
+        <w:t xml:space="preserve"> 通过 </w:t>
+      </w:r>
+      <w:r>
+        <w:rPr>
+          <w:rFonts w:ascii="Consolas" w:hAnsi="Consolas" w:eastAsia="Consolas" w:cs="Consolas"/>
+          <w:color w:val="1c2634"/>
+          <w:sz w:val="21"/>
+          <w:shd w:val="clear" w:fill="eef2f8"/>
+        </w:rPr>
+        <w:t>question_id</w:t>
+      </w:r>
+      <w:r>
+        <w:rPr>
+          <w:rFonts w:hint="eastAsia" w:ascii="SimSun" w:hAnsi="SimSun" w:eastAsia="SimSun" w:cs="SimSun"/>
+          <w:color w:val="1c2634"/>
+          <w:sz w:val="24"/>
+        </w:rPr>
+        <w:t>（问卷快照的 id）关联，与题库完全解耦。</w:t>
+      </w:r>
+      <w:r>
+        <w:rPr>
+          <w:rFonts w:hint="eastAsia" w:ascii="SimSun" w:hAnsi="SimSun" w:eastAsia="SimSun" w:cs="SimSun"/>
+          <w:b w:val="1"/>
+          <w:color w:val="1c2634"/>
+          <w:sz w:val="24"/>
+        </w:rPr>
+        <w:t>接口向后兼容</w:t>
+      </w:r>
+      <w:r>
+        <w:rPr>
+          <w:rFonts w:hint="eastAsia" w:ascii="SimSun" w:hAnsi="SimSun" w:eastAsia="SimSun" w:cs="SimSun"/>
+          <w:color w:val="1c2634"/>
+          <w:sz w:val="24"/>
+        </w:rPr>
+        <w:t>：</w:t>
+      </w:r>
+      <w:r>
+        <w:rPr>
+          <w:rFonts w:ascii="Consolas" w:hAnsi="Consolas" w:eastAsia="Consolas" w:cs="Consolas"/>
+          <w:color w:val="1c2634"/>
+          <w:sz w:val="21"/>
+          <w:shd w:val="clear" w:fill="eef2f8"/>
+        </w:rPr>
+        <w:t>POST /surveys/:id/questions</w:t>
+      </w:r>
+      <w:r>
+        <w:rPr>
+          <w:rFonts w:hint="eastAsia" w:ascii="SimSun" w:hAnsi="SimSun" w:eastAsia="SimSun" w:cs="SimSun"/>
+          <w:color w:val="1c2634"/>
+          <w:sz w:val="24"/>
+        </w:rPr>
+        <w:t xml:space="preserve"> 原有请求体行为不变，</w:t>
+      </w:r>
+      <w:r>
+        <w:rPr>
+          <w:rFonts w:ascii="Consolas" w:hAnsi="Consolas" w:eastAsia="Consolas" w:cs="Consolas"/>
+          <w:color w:val="1c2634"/>
+          <w:sz w:val="21"/>
+          <w:shd w:val="clear" w:fill="eef2f8"/>
+        </w:rPr>
+        <w:t>bank_question_id</w:t>
+      </w:r>
+      <w:r>
+        <w:rPr>
+          <w:rFonts w:hint="eastAsia" w:ascii="SimSun" w:hAnsi="SimSun" w:eastAsia="SimSun" w:cs="SimSun"/>
+          <w:color w:val="1c2634"/>
+          <w:sz w:val="24"/>
+        </w:rPr>
+        <w:t xml:space="preserve"> 是新增可选字段。</w:t>
+      </w:r>
+      <w:r>
+        <w:rPr>
+          <w:rFonts w:hint="eastAsia" w:ascii="SimSun" w:hAnsi="SimSun" w:eastAsia="SimSun" w:cs="SimSun"/>
+          <w:b w:val="1"/>
+          <w:color w:val="1c2634"/>
+          <w:sz w:val="24"/>
+        </w:rPr>
+        <w:t>失败关闭</w:t>
+      </w:r>
+      <w:r>
+        <w:rPr>
+          <w:rFonts w:hint="eastAsia" w:ascii="SimSun" w:hAnsi="SimSun" w:eastAsia="SimSun" w:cs="SimSun"/>
+          <w:color w:val="1c2634"/>
+          <w:sz w:val="24"/>
+        </w:rPr>
+        <w:t xml:space="preserve">：若 </w:t>
+      </w:r>
+      <w:r>
+        <w:rPr>
+          <w:rFonts w:ascii="Consolas" w:hAnsi="Consolas" w:eastAsia="Consolas" w:cs="Consolas"/>
+          <w:color w:val="1c2634"/>
+          <w:sz w:val="21"/>
+          <w:shd w:val="clear" w:fill="eef2f8"/>
+        </w:rPr>
+        <w:t>bank_question_id</w:t>
+      </w:r>
+      <w:r>
+        <w:rPr>
+          <w:rFonts w:hint="eastAsia" w:ascii="SimSun" w:hAnsi="SimSun" w:eastAsia="SimSun" w:cs="SimSun"/>
+          <w:color w:val="1c2634"/>
+          <w:sz w:val="24"/>
+        </w:rPr>
+        <w:t xml:space="preserve"> 指向不存在或无权访问的题，接口返回 400/404 而非静默忽略——加题失败必须让用户知道，否则会得到一份少题的问卷。</w:t>
+      </w:r>
+    </w:p>
+    <w:p>
+      <w:pPr>
+        <w:pStyle w:val="000004"/>
+        <w:keepNext w:val="1"/>
+        <w:keepLines w:val="1"/>
+        <w:pBdr>
+          <w:bottom w:val="single" w:color="16345e" w:sz="13"/>
+        </w:pBdr>
+        <w:spacing w:before="510" w:beforeAutospacing="1" w:after="510" w:afterAutospacing="1" w:line="420"/>
+        <w:ind w:left="510" w:right="510"/>
+        <w:outlineLvl w:val="0"/>
+        <w:rPr>
+          <w:color w:val="10233b"/>
+          <w:kern w:val="44"/>
+          <w:sz w:val="44"/>
+          <w:szCs w:val="44"/>
+        </w:rPr>
+      </w:pPr>
+      <w:bookmarkStart w:id="11" w:name="section-4"/>
+      <w:r>
+        <w:rPr>
+          <w:rFonts w:hint="eastAsia" w:ascii="SimHei" w:hAnsi="SimHei" w:eastAsia="SimHei" w:cs="SimHei"/>
+          <w:b w:val="1"/>
+          <w:color w:val="3b6ef5"/>
+          <w:sz w:val="34"/>
+        </w:rPr>
+        <w:t>四、</w:t>
+      </w:r>
+      <w:r>
+        <w:rPr>
+          <w:rFonts w:hint="eastAsia" w:ascii="SimHei" w:hAnsi="SimHei" w:eastAsia="SimHei" w:cs="SimHei"/>
+          <w:b w:val="1"/>
+          <w:color w:val="10233b"/>
+          <w:sz w:val="34"/>
+        </w:rPr>
+        <w:t>接口设计与实现要点</w:t>
       </w:r>
       <w:bookmarkEnd w:id="11"/>
+    </w:p>
+    <w:p>
+      <w:pPr>
+        <w:spacing w:line="420"/>
+        <w:ind w:firstLine="480"/>
+        <w:jc w:val="both"/>
+        <w:rPr>
+          <w:color w:val="1c2634"/>
+        </w:rPr>
+      </w:pPr>
+      <w:r>
+        <w:rPr>
+          <w:rFonts w:hint="eastAsia" w:ascii="SimSun" w:hAnsi="SimSun" w:eastAsia="SimSun" w:cs="SimSun"/>
+          <w:color w:val="1c2634"/>
+          <w:sz w:val="24"/>
+        </w:rPr>
+        <w:t xml:space="preserve">新增 </w:t>
+      </w:r>
+      <w:r>
+        <w:rPr>
+          <w:rFonts w:ascii="Consolas" w:hAnsi="Consolas" w:eastAsia="Consolas" w:cs="Consolas"/>
+          <w:color w:val="1c2634"/>
+          <w:sz w:val="21"/>
+          <w:shd w:val="clear" w:fill="eef2f8"/>
+        </w:rPr>
+        <w:t>routes/bank.js</w:t>
+      </w:r>
+      <w:r>
+        <w:rPr>
+          <w:rFonts w:hint="eastAsia" w:ascii="SimSun" w:hAnsi="SimSun" w:eastAsia="SimSun" w:cs="SimSun"/>
+          <w:color w:val="1c2634"/>
+          <w:sz w:val="24"/>
+        </w:rPr>
+        <w:t xml:space="preserve">，挂载于 </w:t>
+      </w:r>
+      <w:r>
+        <w:rPr>
+          <w:rFonts w:ascii="Consolas" w:hAnsi="Consolas" w:eastAsia="Consolas" w:cs="Consolas"/>
+          <w:color w:val="1c2634"/>
+          <w:sz w:val="21"/>
+          <w:shd w:val="clear" w:fill="eef2f8"/>
+        </w:rPr>
+        <w:t>/api/bank-questions</w:t>
+      </w:r>
+      <w:r>
+        <w:rPr>
+          <w:rFonts w:hint="eastAsia" w:ascii="SimSun" w:hAnsi="SimSun" w:eastAsia="SimSun" w:cs="SimSun"/>
+          <w:color w:val="1c2634"/>
+          <w:sz w:val="24"/>
+        </w:rPr>
+        <w:t>，11 个端点覆盖八项需求。</w:t>
+      </w:r>
     </w:p>
     <w:p>
       <w:pPr>
@@ -4121,7 +4310,7 @@
           <w:color w:val="55647c"/>
           <w:sz w:val="20"/>
         </w:rPr>
-        <w:t>表 4-3　新增索引及其支撑的查询</w:t>
+        <w:t>表 4-1　题库接口与需求对应关系</w:t>
       </w:r>
     </w:p>
     <w:tbl>
@@ -4178,7 +4367,7 @@
                 <w:color w:val="ffffff"/>
                 <w:sz w:val="19"/>
               </w:rPr>
-              <w:t>索引</w:t>
+              <w:t>需求</w:t>
             </w:r>
           </w:p>
         </w:tc>
@@ -4216,7 +4405,7 @@
                 <w:color w:val="ffffff"/>
                 <w:sz w:val="19"/>
               </w:rPr>
-              <w:t>支撑的查询</w:t>
+              <w:t>端点</w:t>
             </w:r>
           </w:p>
         </w:tc>
@@ -4248,45 +4437,79 @@
             </w:pPr>
             <w:r>
               <w:rPr>
+                <w:rFonts w:hint="eastAsia" w:ascii="SimSun" w:hAnsi="SimSun" w:eastAsia="SimSun" w:cs="SimSun"/>
+                <w:color w:val="1c2634"/>
+                <w:sz w:val="19"/>
+              </w:rPr>
+              <w:t>创建 / 列表 / 详情</w:t>
+            </w:r>
+          </w:p>
+        </w:tc>
+        <w:tc>
+          <w:tcPr>
+            <w:tcW w:w="4153" w:type="dxa"/>
+            <w:tcBorders>
+              <w:top w:val="single" w:color="c2cddd" w:sz="6"/>
+              <w:left w:val="single" w:color="c2cddd" w:sz="6"/>
+              <w:bottom w:val="single" w:color="c2cddd" w:sz="6"/>
+              <w:right w:val="single" w:color="c2cddd" w:sz="6"/>
+            </w:tcBorders>
+            <w:tcMar>
+              <w:top w:w="73" w:type="dxa"/>
+              <w:left w:w="113" w:type="dxa"/>
+              <w:bottom w:w="73" w:type="dxa"/>
+              <w:right w:w="113" w:type="dxa"/>
+            </w:tcMar>
+            <w:vAlign w:val="top"/>
+          </w:tcPr>
+          <w:p>
+            <w:pPr>
+              <w:rPr>
+                <w:color w:val="1c2634"/>
+              </w:rPr>
+            </w:pPr>
+            <w:r>
+              <w:rPr>
                 <w:rFonts w:ascii="Consolas" w:hAnsi="Consolas" w:eastAsia="Consolas" w:cs="Consolas"/>
                 <w:color w:val="1c2634"/>
                 <w:sz w:val="21"/>
                 <w:shd w:val="clear" w:fill="eef2f8"/>
               </w:rPr>
-              <w:t>{owner_id:1, updated_at:-1}</w:t>
-            </w:r>
-          </w:p>
-        </w:tc>
-        <w:tc>
-          <w:tcPr>
-            <w:tcW w:w="4153" w:type="dxa"/>
-            <w:tcBorders>
-              <w:top w:val="single" w:color="c2cddd" w:sz="6"/>
-              <w:left w:val="single" w:color="c2cddd" w:sz="6"/>
-              <w:bottom w:val="single" w:color="c2cddd" w:sz="6"/>
-              <w:right w:val="single" w:color="c2cddd" w:sz="6"/>
-            </w:tcBorders>
-            <w:tcMar>
-              <w:top w:w="73" w:type="dxa"/>
-              <w:left w:w="113" w:type="dxa"/>
-              <w:bottom w:w="73" w:type="dxa"/>
-              <w:right w:w="113" w:type="dxa"/>
-            </w:tcMar>
-            <w:vAlign w:val="top"/>
-          </w:tcPr>
-          <w:p>
-            <w:pPr>
-              <w:rPr>
-                <w:color w:val="1c2634"/>
-              </w:rPr>
-            </w:pPr>
-            <w:r>
-              <w:rPr>
-                <w:rFonts w:hint="eastAsia" w:ascii="SimSun" w:hAnsi="SimSun" w:eastAsia="SimSun" w:cs="SimSun"/>
-                <w:color w:val="1c2634"/>
-                <w:sz w:val="19"/>
-              </w:rPr>
-              <w:t>我的题库列表（按更新时间倒序）</w:t>
+              <w:t>POST /</w:t>
+            </w:r>
+            <w:r>
+              <w:rPr>
+                <w:rFonts w:hint="eastAsia" w:ascii="SimSun" w:hAnsi="SimSun" w:eastAsia="SimSun" w:cs="SimSun"/>
+                <w:color w:val="1c2634"/>
+                <w:sz w:val="19"/>
+              </w:rPr>
+              <w:t>、</w:t>
+            </w:r>
+            <w:r>
+              <w:rPr>
+                <w:rFonts w:ascii="Consolas" w:hAnsi="Consolas" w:eastAsia="Consolas" w:cs="Consolas"/>
+                <w:color w:val="1c2634"/>
+                <w:sz w:val="21"/>
+                <w:shd w:val="clear" w:fill="eef2f8"/>
+              </w:rPr>
+              <w:t>GET /?scope=mine|shared</w:t>
+            </w:r>
+            <w:r>
+              <w:rPr>
+                <w:rFonts w:hint="eastAsia" w:ascii="SimSun" w:hAnsi="SimSun" w:eastAsia="SimSun" w:cs="SimSun"/>
+                <w:color w:val="1c2634"/>
+                <w:sz w:val="19"/>
+              </w:rPr>
+              <w:t>、</w:t>
+            </w:r>
+            <w:r>
+              <w:rPr>
+                <w:rFonts w:ascii="Consolas" w:hAnsi="Consolas" w:eastAsia="Consolas" w:cs="Consolas"/>
+                <w:color w:val="1c2634"/>
+                <w:sz w:val="21"/>
+                <w:shd w:val="clear" w:fill="eef2f8"/>
+              </w:rPr>
+              <w:t>GET /:id</w:t>
             </w:r>
           </w:p>
         </w:tc>
@@ -4318,45 +4541,53 @@
             </w:pPr>
             <w:r>
               <w:rPr>
+                <w:rFonts w:hint="eastAsia" w:ascii="SimSun" w:hAnsi="SimSun" w:eastAsia="SimSun" w:cs="SimSun"/>
+                <w:color w:val="1c2634"/>
+                <w:sz w:val="19"/>
+              </w:rPr>
+              <w:t>修改（= 新版本）</w:t>
+            </w:r>
+          </w:p>
+        </w:tc>
+        <w:tc>
+          <w:tcPr>
+            <w:tcW w:w="4153" w:type="dxa"/>
+            <w:tcBorders>
+              <w:top w:val="single" w:color="c2cddd" w:sz="6"/>
+              <w:left w:val="single" w:color="c2cddd" w:sz="6"/>
+              <w:bottom w:val="single" w:color="c2cddd" w:sz="6"/>
+              <w:right w:val="single" w:color="c2cddd" w:sz="6"/>
+            </w:tcBorders>
+            <w:tcMar>
+              <w:top w:w="73" w:type="dxa"/>
+              <w:left w:w="113" w:type="dxa"/>
+              <w:bottom w:w="73" w:type="dxa"/>
+              <w:right w:w="113" w:type="dxa"/>
+            </w:tcMar>
+            <w:vAlign w:val="top"/>
+          </w:tcPr>
+          <w:p>
+            <w:pPr>
+              <w:rPr>
+                <w:color w:val="1c2634"/>
+              </w:rPr>
+            </w:pPr>
+            <w:r>
+              <w:rPr>
                 <w:rFonts w:ascii="Consolas" w:hAnsi="Consolas" w:eastAsia="Consolas" w:cs="Consolas"/>
                 <w:color w:val="1c2634"/>
                 <w:sz w:val="21"/>
                 <w:shd w:val="clear" w:fill="eef2f8"/>
               </w:rPr>
-              <w:t>{root_id:1, version:-1}</w:t>
-            </w:r>
-          </w:p>
-        </w:tc>
-        <w:tc>
-          <w:tcPr>
-            <w:tcW w:w="4153" w:type="dxa"/>
-            <w:tcBorders>
-              <w:top w:val="single" w:color="c2cddd" w:sz="6"/>
-              <w:left w:val="single" w:color="c2cddd" w:sz="6"/>
-              <w:bottom w:val="single" w:color="c2cddd" w:sz="6"/>
-              <w:right w:val="single" w:color="c2cddd" w:sz="6"/>
-            </w:tcBorders>
-            <w:tcMar>
-              <w:top w:w="73" w:type="dxa"/>
-              <w:left w:w="113" w:type="dxa"/>
-              <w:bottom w:w="73" w:type="dxa"/>
-              <w:right w:w="113" w:type="dxa"/>
-            </w:tcMar>
-            <w:vAlign w:val="top"/>
-          </w:tcPr>
-          <w:p>
-            <w:pPr>
-              <w:rPr>
-                <w:color w:val="1c2634"/>
-              </w:rPr>
-            </w:pPr>
-            <w:r>
-              <w:rPr>
-                <w:rFonts w:hint="eastAsia" w:ascii="SimSun" w:hAnsi="SimSun" w:eastAsia="SimSun" w:cs="SimSun"/>
-                <w:color w:val="1c2634"/>
-                <w:sz w:val="19"/>
-              </w:rPr>
-              <w:t>版本树查询、取每棵树的最新版本</w:t>
+              <w:t>PUT /:id</w:t>
+            </w:r>
+            <w:r>
+              <w:rPr>
+                <w:rFonts w:hint="eastAsia" w:ascii="SimSun" w:hAnsi="SimSun" w:eastAsia="SimSun" w:cs="SimSun"/>
+                <w:color w:val="1c2634"/>
+                <w:sz w:val="19"/>
+              </w:rPr>
+              <w:t>（部分更新：未传字段继承当前版本）</w:t>
             </w:r>
           </w:p>
         </w:tc>
@@ -4388,45 +4619,45 @@
             </w:pPr>
             <w:r>
               <w:rPr>
+                <w:rFonts w:hint="eastAsia" w:ascii="SimSun" w:hAnsi="SimSun" w:eastAsia="SimSun" w:cs="SimSun"/>
+                <w:color w:val="1c2634"/>
+                <w:sz w:val="19"/>
+              </w:rPr>
+              <w:t>多版本并存 / 接收共享</w:t>
+            </w:r>
+          </w:p>
+        </w:tc>
+        <w:tc>
+          <w:tcPr>
+            <w:tcW w:w="4153" w:type="dxa"/>
+            <w:tcBorders>
+              <w:top w:val="single" w:color="c2cddd" w:sz="6"/>
+              <w:left w:val="single" w:color="c2cddd" w:sz="6"/>
+              <w:bottom w:val="single" w:color="c2cddd" w:sz="6"/>
+              <w:right w:val="single" w:color="c2cddd" w:sz="6"/>
+            </w:tcBorders>
+            <w:tcMar>
+              <w:top w:w="73" w:type="dxa"/>
+              <w:left w:w="113" w:type="dxa"/>
+              <w:bottom w:w="73" w:type="dxa"/>
+              <w:right w:w="113" w:type="dxa"/>
+            </w:tcMar>
+            <w:vAlign w:val="top"/>
+          </w:tcPr>
+          <w:p>
+            <w:pPr>
+              <w:rPr>
+                <w:color w:val="1c2634"/>
+              </w:rPr>
+            </w:pPr>
+            <w:r>
+              <w:rPr>
                 <w:rFonts w:ascii="Consolas" w:hAnsi="Consolas" w:eastAsia="Consolas" w:cs="Consolas"/>
                 <w:color w:val="1c2634"/>
                 <w:sz w:val="21"/>
                 <w:shd w:val="clear" w:fill="eef2f8"/>
               </w:rPr>
-              <w:t>{shared_with:1}</w:t>
-            </w:r>
-          </w:p>
-        </w:tc>
-        <w:tc>
-          <w:tcPr>
-            <w:tcW w:w="4153" w:type="dxa"/>
-            <w:tcBorders>
-              <w:top w:val="single" w:color="c2cddd" w:sz="6"/>
-              <w:left w:val="single" w:color="c2cddd" w:sz="6"/>
-              <w:bottom w:val="single" w:color="c2cddd" w:sz="6"/>
-              <w:right w:val="single" w:color="c2cddd" w:sz="6"/>
-            </w:tcBorders>
-            <w:tcMar>
-              <w:top w:w="73" w:type="dxa"/>
-              <w:left w:w="113" w:type="dxa"/>
-              <w:bottom w:w="73" w:type="dxa"/>
-              <w:right w:w="113" w:type="dxa"/>
-            </w:tcMar>
-            <w:vAlign w:val="top"/>
-          </w:tcPr>
-          <w:p>
-            <w:pPr>
-              <w:rPr>
-                <w:color w:val="1c2634"/>
-              </w:rPr>
-            </w:pPr>
-            <w:r>
-              <w:rPr>
-                <w:rFonts w:hint="eastAsia" w:ascii="SimSun" w:hAnsi="SimSun" w:eastAsia="SimSun" w:cs="SimSun"/>
-                <w:color w:val="1c2634"/>
-                <w:sz w:val="19"/>
-              </w:rPr>
-              <w:t>"共享给我的"反查</w:t>
+              <w:t>POST /:id/fork</w:t>
             </w:r>
           </w:p>
         </w:tc>
@@ -4458,15 +4689,68 @@
             </w:pPr>
             <w:r>
               <w:rPr>
+                <w:rFonts w:hint="eastAsia" w:ascii="SimSun" w:hAnsi="SimSun" w:eastAsia="SimSun" w:cs="SimSun"/>
+                <w:color w:val="1c2634"/>
+                <w:sz w:val="19"/>
+              </w:rPr>
+              <w:t>版本历史 / 恢复旧版本</w:t>
+            </w:r>
+          </w:p>
+        </w:tc>
+        <w:tc>
+          <w:tcPr>
+            <w:tcW w:w="4153" w:type="dxa"/>
+            <w:tcBorders>
+              <w:top w:val="single" w:color="c2cddd" w:sz="6"/>
+              <w:left w:val="single" w:color="c2cddd" w:sz="6"/>
+              <w:bottom w:val="single" w:color="c2cddd" w:sz="6"/>
+              <w:right w:val="single" w:color="c2cddd" w:sz="6"/>
+            </w:tcBorders>
+            <w:tcMar>
+              <w:top w:w="73" w:type="dxa"/>
+              <w:left w:w="113" w:type="dxa"/>
+              <w:bottom w:w="73" w:type="dxa"/>
+              <w:right w:w="113" w:type="dxa"/>
+            </w:tcMar>
+            <w:vAlign w:val="top"/>
+          </w:tcPr>
+          <w:p>
+            <w:pPr>
+              <w:rPr>
+                <w:color w:val="1c2634"/>
+              </w:rPr>
+            </w:pPr>
+            <w:r>
+              <w:rPr>
                 <w:rFonts w:ascii="Consolas" w:hAnsi="Consolas" w:eastAsia="Consolas" w:cs="Consolas"/>
                 <w:color w:val="1c2634"/>
                 <w:sz w:val="21"/>
                 <w:shd w:val="clear" w:fill="eef2f8"/>
               </w:rPr>
-              <w:t>questions.{bank_question_id:1}</w:t>
-            </w:r>
-          </w:p>
-        </w:tc>
+              <w:t>GET /:id/versions</w:t>
+            </w:r>
+            <w:r>
+              <w:rPr>
+                <w:rFonts w:hint="eastAsia" w:ascii="SimSun" w:hAnsi="SimSun" w:eastAsia="SimSun" w:cs="SimSun"/>
+                <w:color w:val="1c2634"/>
+                <w:sz w:val="19"/>
+              </w:rPr>
+              <w:t>、</w:t>
+            </w:r>
+            <w:r>
+              <w:rPr>
+                <w:rFonts w:ascii="Consolas" w:hAnsi="Consolas" w:eastAsia="Consolas" w:cs="Consolas"/>
+                <w:color w:val="1c2634"/>
+                <w:sz w:val="21"/>
+                <w:shd w:val="clear" w:fill="eef2f8"/>
+              </w:rPr>
+              <w:t>POST /:id/revert</w:t>
+            </w:r>
+          </w:p>
+        </w:tc>
+      </w:tr>
+      <w:tr>
+        <w:trPr/>
         <w:tc>
           <w:tcPr>
             <w:tcW w:w="4153" w:type="dxa"/>
@@ -4496,7 +4780,145 @@
                 <w:color w:val="1c2634"/>
                 <w:sz w:val="19"/>
               </w:rPr>
-              <w:t>使用情况反查、跨问卷统计的引用定位</w:t>
+              <w:t>共享 / 取消共享</w:t>
+            </w:r>
+          </w:p>
+        </w:tc>
+        <w:tc>
+          <w:tcPr>
+            <w:tcW w:w="4153" w:type="dxa"/>
+            <w:tcBorders>
+              <w:top w:val="single" w:color="c2cddd" w:sz="6"/>
+              <w:left w:val="single" w:color="c2cddd" w:sz="6"/>
+              <w:bottom w:val="single" w:color="c2cddd" w:sz="6"/>
+              <w:right w:val="single" w:color="c2cddd" w:sz="6"/>
+            </w:tcBorders>
+            <w:tcMar>
+              <w:top w:w="73" w:type="dxa"/>
+              <w:left w:w="113" w:type="dxa"/>
+              <w:bottom w:w="73" w:type="dxa"/>
+              <w:right w:w="113" w:type="dxa"/>
+            </w:tcMar>
+            <w:vAlign w:val="top"/>
+          </w:tcPr>
+          <w:p>
+            <w:pPr>
+              <w:rPr>
+                <w:color w:val="1c2634"/>
+              </w:rPr>
+            </w:pPr>
+            <w:r>
+              <w:rPr>
+                <w:rFonts w:ascii="Consolas" w:hAnsi="Consolas" w:eastAsia="Consolas" w:cs="Consolas"/>
+                <w:color w:val="1c2634"/>
+                <w:sz w:val="21"/>
+                <w:shd w:val="clear" w:fill="eef2f8"/>
+              </w:rPr>
+              <w:t>POST /:id/share</w:t>
+            </w:r>
+            <w:r>
+              <w:rPr>
+                <w:rFonts w:hint="eastAsia" w:ascii="SimSun" w:hAnsi="SimSun" w:eastAsia="SimSun" w:cs="SimSun"/>
+                <w:color w:val="1c2634"/>
+                <w:sz w:val="19"/>
+              </w:rPr>
+              <w:t>、</w:t>
+            </w:r>
+            <w:r>
+              <w:rPr>
+                <w:rFonts w:ascii="Consolas" w:hAnsi="Consolas" w:eastAsia="Consolas" w:cs="Consolas"/>
+                <w:color w:val="1c2634"/>
+                <w:sz w:val="21"/>
+                <w:shd w:val="clear" w:fill="eef2f8"/>
+              </w:rPr>
+              <w:t>POST /:id/unshare</w:t>
+            </w:r>
+          </w:p>
+        </w:tc>
+      </w:tr>
+      <w:tr>
+        <w:trPr/>
+        <w:tc>
+          <w:tcPr>
+            <w:tcW w:w="4153" w:type="dxa"/>
+            <w:tcBorders>
+              <w:top w:val="single" w:color="c2cddd" w:sz="6"/>
+              <w:left w:val="single" w:color="c2cddd" w:sz="6"/>
+              <w:bottom w:val="single" w:color="c2cddd" w:sz="6"/>
+              <w:right w:val="single" w:color="c2cddd" w:sz="6"/>
+            </w:tcBorders>
+            <w:tcMar>
+              <w:top w:w="73" w:type="dxa"/>
+              <w:left w:w="113" w:type="dxa"/>
+              <w:bottom w:w="73" w:type="dxa"/>
+              <w:right w:w="113" w:type="dxa"/>
+            </w:tcMar>
+            <w:vAlign w:val="top"/>
+          </w:tcPr>
+          <w:p>
+            <w:pPr>
+              <w:rPr>
+                <w:color w:val="1c2634"/>
+              </w:rPr>
+            </w:pPr>
+            <w:r>
+              <w:rPr>
+                <w:rFonts w:hint="eastAsia" w:ascii="SimSun" w:hAnsi="SimSun" w:eastAsia="SimSun" w:cs="SimSun"/>
+                <w:color w:val="1c2634"/>
+                <w:sz w:val="19"/>
+              </w:rPr>
+              <w:t>使用情况 / 跨问卷统计</w:t>
+            </w:r>
+          </w:p>
+        </w:tc>
+        <w:tc>
+          <w:tcPr>
+            <w:tcW w:w="4153" w:type="dxa"/>
+            <w:tcBorders>
+              <w:top w:val="single" w:color="c2cddd" w:sz="6"/>
+              <w:left w:val="single" w:color="c2cddd" w:sz="6"/>
+              <w:bottom w:val="single" w:color="c2cddd" w:sz="6"/>
+              <w:right w:val="single" w:color="c2cddd" w:sz="6"/>
+            </w:tcBorders>
+            <w:tcMar>
+              <w:top w:w="73" w:type="dxa"/>
+              <w:left w:w="113" w:type="dxa"/>
+              <w:bottom w:w="73" w:type="dxa"/>
+              <w:right w:w="113" w:type="dxa"/>
+            </w:tcMar>
+            <w:vAlign w:val="top"/>
+          </w:tcPr>
+          <w:p>
+            <w:pPr>
+              <w:rPr>
+                <w:color w:val="1c2634"/>
+              </w:rPr>
+            </w:pPr>
+            <w:r>
+              <w:rPr>
+                <w:rFonts w:ascii="Consolas" w:hAnsi="Consolas" w:eastAsia="Consolas" w:cs="Consolas"/>
+                <w:color w:val="1c2634"/>
+                <w:sz w:val="21"/>
+                <w:shd w:val="clear" w:fill="eef2f8"/>
+              </w:rPr>
+              <w:t>GET /:id/usage</w:t>
+            </w:r>
+            <w:r>
+              <w:rPr>
+                <w:rFonts w:hint="eastAsia" w:ascii="SimSun" w:hAnsi="SimSun" w:eastAsia="SimSun" w:cs="SimSun"/>
+                <w:color w:val="1c2634"/>
+                <w:sz w:val="19"/>
+              </w:rPr>
+              <w:t>、</w:t>
+            </w:r>
+            <w:r>
+              <w:rPr>
+                <w:rFonts w:ascii="Consolas" w:hAnsi="Consolas" w:eastAsia="Consolas" w:cs="Consolas"/>
+                <w:color w:val="1c2634"/>
+                <w:sz w:val="21"/>
+                <w:shd w:val="clear" w:fill="eef2f8"/>
+              </w:rPr>
+              <w:t>GET /:id/stats</w:t>
             </w:r>
           </w:p>
         </w:tc>
@@ -4504,61 +4926,37 @@
     </w:tbl>
     <w:p>
       <w:pPr>
-        <w:pStyle w:val="000005"/>
-        <w:keepNext w:val="1"/>
-        <w:keepLines w:val="1"/>
-        <w:spacing w:before="311" w:beforeAutospacing="1" w:after="311" w:afterAutospacing="1" w:line="420"/>
-        <w:ind w:left="311" w:right="311"/>
-        <w:outlineLvl w:val="2"/>
-        <w:rPr>
-          <w:color w:val="1c4c9c"/>
-          <w:sz w:val="32"/>
-          <w:szCs w:val="32"/>
+        <w:spacing w:line="420"/>
+        <w:ind w:firstLine="480"/>
+        <w:jc w:val="both"/>
+        <w:rPr>
+          <w:color w:val="1c2634"/>
         </w:rPr>
       </w:pPr>
-      <w:bookmarkStart w:id="12" w:name="section-4-4"/>
-      <w:r>
-        <w:rPr>
-          <w:rFonts w:hint="eastAsia" w:ascii="SimHei" w:hAnsi="SimHei" w:eastAsia="SimHei" w:cs="SimHei"/>
+      <w:r>
+        <w:rPr>
+          <w:rFonts w:hint="eastAsia" w:ascii="SimSun" w:hAnsi="SimSun" w:eastAsia="SimSun" w:cs="SimSun"/>
+          <w:color w:val="1c2634"/>
+          <w:sz w:val="24"/>
+        </w:rPr>
+        <w:t>实现上有三点值得记录。</w:t>
+      </w:r>
+      <w:r>
+        <w:rPr>
+          <w:rFonts w:hint="eastAsia" w:ascii="SimSun" w:hAnsi="SimSun" w:eastAsia="SimSun" w:cs="SimSun"/>
           <w:b w:val="1"/>
-          <w:color w:val="1c4c9c"/>
-          <w:sz w:val="26"/>
-        </w:rPr>
-        <w:t>4.4 兼容性</w:t>
-      </w:r>
-      <w:bookmarkEnd w:id="12"/>
-    </w:p>
-    <w:p>
-      <w:pPr>
-        <w:numPr>
-          <w:ilvl w:val="0"/>
-          <w:numId w:val="1"/>
-        </w:numPr>
-        <w:pBdr>
-          <w:left w:space="28"/>
-        </w:pBdr>
-        <w:spacing w:after="68" w:line="420"/>
-        <w:jc w:val="both"/>
-        <w:rPr>
-          <w:color w:val="1c2634"/>
-        </w:rPr>
-      </w:pPr>
-      <w:r>
-        <w:rPr>
-          <w:rFonts w:hint="eastAsia" w:ascii="SimSun" w:hAnsi="SimSun" w:eastAsia="SimSun" w:cs="SimSun"/>
-          <w:b w:val="1"/>
-          <w:color w:val="1c2634"/>
-          <w:sz w:val="24"/>
-        </w:rPr>
-        <w:t>旧数据零迁移</w:t>
-      </w:r>
-      <w:r>
-        <w:rPr>
-          <w:rFonts w:hint="eastAsia" w:ascii="SimSun" w:hAnsi="SimSun" w:eastAsia="SimSun" w:cs="SimSun"/>
-          <w:color w:val="1c2634"/>
-          <w:sz w:val="24"/>
-        </w:rPr>
-        <w:t>：</w:t>
+          <w:color w:val="1c2634"/>
+          <w:sz w:val="24"/>
+        </w:rPr>
+        <w:t>权限三级模型</w:t>
+      </w:r>
+      <w:r>
+        <w:rPr>
+          <w:rFonts w:hint="eastAsia" w:ascii="SimSun" w:hAnsi="SimSun" w:eastAsia="SimSun" w:cs="SimSun"/>
+          <w:color w:val="1c2634"/>
+          <w:sz w:val="24"/>
+        </w:rPr>
+        <w:t xml:space="preserve">：owner（可改、共享、恢复）、被共享者（可读、选题、fork）、其他人（403 而非 404）——题目 id 本身不是敏感信息，明确告知"无权访问"比伪装"不存在"更好排障，真正敏感的问卷标题与答卷内容另有更严格的边界（见 §6.3）；所有端点入口统一走 </w:t>
       </w:r>
       <w:r>
         <w:rPr>
@@ -4567,15 +4965,32 @@
           <w:sz w:val="21"/>
           <w:shd w:val="clear" w:fill="eef2f8"/>
         </w:rPr>
-        <w:t>bank_question_id</w:t>
-      </w:r>
-      <w:r>
-        <w:rPr>
-          <w:rFonts w:ascii="SimSun" w:hAnsi="SimSun" w:eastAsia="SimSun" w:cs="SimSun"/>
-          <w:color w:val="1c2634"/>
-          <w:sz w:val="24"/>
-        </w:rPr>
-        <w:t xml:space="preserve"> / </w:t>
+        <w:t>loadAccessibleBankQuestion()</w:t>
+      </w:r>
+      <w:r>
+        <w:rPr>
+          <w:rFonts w:hint="eastAsia" w:ascii="SimSun" w:hAnsi="SimSun" w:eastAsia="SimSun" w:cs="SimSun"/>
+          <w:color w:val="1c2634"/>
+          <w:sz w:val="24"/>
+        </w:rPr>
+        <w:t>，避免每个 handler 各写一遍判断。</w:t>
+      </w:r>
+      <w:r>
+        <w:rPr>
+          <w:rFonts w:hint="eastAsia" w:ascii="SimSun" w:hAnsi="SimSun" w:eastAsia="SimSun" w:cs="SimSun"/>
+          <w:b w:val="1"/>
+          <w:color w:val="1c2634"/>
+          <w:sz w:val="24"/>
+        </w:rPr>
+        <w:t>跨问卷统计是一条聚合管道</w:t>
+      </w:r>
+      <w:r>
+        <w:rPr>
+          <w:rFonts w:hint="eastAsia" w:ascii="SimSun" w:hAnsi="SimSun" w:eastAsia="SimSun" w:cs="SimSun"/>
+          <w:color w:val="1c2634"/>
+          <w:sz w:val="24"/>
+        </w:rPr>
+        <w:t xml:space="preserve">：先按溯源字段定位该题所有版本在所有问卷中的快照，再 </w:t>
       </w:r>
       <w:r>
         <w:rPr>
@@ -4584,15 +4999,15 @@
           <w:sz w:val="21"/>
           <w:shd w:val="clear" w:fill="eef2f8"/>
         </w:rPr>
-        <w:t>bank_version</w:t>
-      </w:r>
-      <w:r>
-        <w:rPr>
-          <w:rFonts w:hint="eastAsia" w:ascii="SimSun" w:hAnsi="SimSun" w:eastAsia="SimSun" w:cs="SimSun"/>
-          <w:color w:val="1c2634"/>
-          <w:sz w:val="24"/>
-        </w:rPr>
-        <w:t xml:space="preserve"> 均可空，第一阶段创建的问卷题两个字段为 </w:t>
+        <w:t>$match(survey_id) → $unwind(answers) → $match(question_id)</w:t>
+      </w:r>
+      <w:r>
+        <w:rPr>
+          <w:rFonts w:hint="eastAsia" w:ascii="SimSun" w:hAnsi="SimSun" w:eastAsia="SimSun" w:cs="SimSun"/>
+          <w:color w:val="1c2634"/>
+          <w:sz w:val="24"/>
+        </w:rPr>
+        <w:t xml:space="preserve">，然后按题型分支——选项类 </w:t>
       </w:r>
       <w:r>
         <w:rPr>
@@ -4601,48 +5016,15 @@
           <w:sz w:val="21"/>
           <w:shd w:val="clear" w:fill="eef2f8"/>
         </w:rPr>
-        <w:t>null</w:t>
-      </w:r>
-      <w:r>
-        <w:rPr>
-          <w:rFonts w:hint="eastAsia" w:ascii="SimSun" w:hAnsi="SimSun" w:eastAsia="SimSun" w:cs="SimSun"/>
-          <w:color w:val="1c2634"/>
-          <w:sz w:val="24"/>
-        </w:rPr>
-        <w:t>，读取端按"非题库题"分支处理。第一阶段问卷、答卷、统计全部原样可用，无需跑任何脚本。</w:t>
-      </w:r>
-    </w:p>
-    <w:p>
-      <w:pPr>
-        <w:numPr>
-          <w:ilvl w:val="0"/>
-          <w:numId w:val="1"/>
-        </w:numPr>
-        <w:pBdr>
-          <w:left w:space="28"/>
-        </w:pBdr>
-        <w:spacing w:after="68" w:line="420"/>
-        <w:jc w:val="both"/>
-        <w:rPr>
-          <w:color w:val="1c2634"/>
-        </w:rPr>
-      </w:pPr>
-      <w:r>
-        <w:rPr>
-          <w:rFonts w:hint="eastAsia" w:ascii="SimSun" w:hAnsi="SimSun" w:eastAsia="SimSun" w:cs="SimSun"/>
-          <w:b w:val="1"/>
-          <w:color w:val="1c2634"/>
-          <w:sz w:val="24"/>
-        </w:rPr>
-        <w:t>答卷零影响</w:t>
-      </w:r>
-      <w:r>
-        <w:rPr>
-          <w:rFonts w:hint="eastAsia" w:ascii="SimSun" w:hAnsi="SimSun" w:eastAsia="SimSun" w:cs="SimSun"/>
-          <w:color w:val="1c2634"/>
-          <w:sz w:val="24"/>
-        </w:rPr>
-        <w:t>：</w:t>
+        <w:t>$unwind option_keys</w:t>
+      </w:r>
+      <w:r>
+        <w:rPr>
+          <w:rFonts w:hint="eastAsia" w:ascii="SimSun" w:hAnsi="SimSun" w:eastAsia="SimSun" w:cs="SimSun"/>
+          <w:color w:val="1c2634"/>
+          <w:sz w:val="24"/>
+        </w:rPr>
+        <w:t xml:space="preserve"> 后 </w:t>
       </w:r>
       <w:r>
         <w:rPr>
@@ -4651,15 +5033,15 @@
           <w:sz w:val="21"/>
           <w:shd w:val="clear" w:fill="eef2f8"/>
         </w:rPr>
-        <w:t>responses.answers</w:t>
-      </w:r>
-      <w:r>
-        <w:rPr>
-          <w:rFonts w:hint="eastAsia" w:ascii="SimSun" w:hAnsi="SimSun" w:eastAsia="SimSun" w:cs="SimSun"/>
-          <w:color w:val="1c2634"/>
-          <w:sz w:val="24"/>
-        </w:rPr>
-        <w:t xml:space="preserve"> 通过 </w:t>
+        <w:t>$group</w:t>
+      </w:r>
+      <w:r>
+        <w:rPr>
+          <w:rFonts w:hint="eastAsia" w:ascii="SimSun" w:hAnsi="SimSun" w:eastAsia="SimSun" w:cs="SimSun"/>
+          <w:color w:val="1c2634"/>
+          <w:sz w:val="24"/>
+        </w:rPr>
+        <w:t xml:space="preserve"> 计数，数字类取 </w:t>
       </w:r>
       <w:r>
         <w:rPr>
@@ -4668,48 +5050,15 @@
           <w:sz w:val="21"/>
           <w:shd w:val="clear" w:fill="eef2f8"/>
         </w:rPr>
-        <w:t>question_id</w:t>
-      </w:r>
-      <w:r>
-        <w:rPr>
-          <w:rFonts w:hint="eastAsia" w:ascii="SimSun" w:hAnsi="SimSun" w:eastAsia="SimSun" w:cs="SimSun"/>
-          <w:color w:val="1c2634"/>
-          <w:sz w:val="24"/>
-        </w:rPr>
-        <w:t>（问卷快照的 id）关联，与题库完全解耦；题库演进不会触碰任何答卷。</w:t>
-      </w:r>
-    </w:p>
-    <w:p>
-      <w:pPr>
-        <w:numPr>
-          <w:ilvl w:val="0"/>
-          <w:numId w:val="1"/>
-        </w:numPr>
-        <w:pBdr>
-          <w:left w:space="28"/>
-        </w:pBdr>
-        <w:spacing w:after="68" w:line="420"/>
-        <w:jc w:val="both"/>
-        <w:rPr>
-          <w:color w:val="1c2634"/>
-        </w:rPr>
-      </w:pPr>
-      <w:r>
-        <w:rPr>
-          <w:rFonts w:hint="eastAsia" w:ascii="SimSun" w:hAnsi="SimSun" w:eastAsia="SimSun" w:cs="SimSun"/>
-          <w:b w:val="1"/>
-          <w:color w:val="1c2634"/>
-          <w:sz w:val="24"/>
-        </w:rPr>
-        <w:t>接口向后兼容</w:t>
-      </w:r>
-      <w:r>
-        <w:rPr>
-          <w:rFonts w:hint="eastAsia" w:ascii="SimSun" w:hAnsi="SimSun" w:eastAsia="SimSun" w:cs="SimSun"/>
-          <w:color w:val="1c2634"/>
-          <w:sz w:val="24"/>
-        </w:rPr>
-        <w:t>：</w:t>
+        <w:t>$min/$max/$avg</w:t>
+      </w:r>
+      <w:r>
+        <w:rPr>
+          <w:rFonts w:hint="eastAsia" w:ascii="SimSun" w:hAnsi="SimSun" w:eastAsia="SimSun" w:cs="SimSun"/>
+          <w:color w:val="1c2634"/>
+          <w:sz w:val="24"/>
+        </w:rPr>
+        <w:t xml:space="preserve">，文本类 </w:t>
       </w:r>
       <w:r>
         <w:rPr>
@@ -4718,15 +5067,15 @@
           <w:sz w:val="21"/>
           <w:shd w:val="clear" w:fill="eef2f8"/>
         </w:rPr>
-        <w:t>POST /surveys/:id/questions</w:t>
-      </w:r>
-      <w:r>
-        <w:rPr>
-          <w:rFonts w:hint="eastAsia" w:ascii="SimSun" w:hAnsi="SimSun" w:eastAsia="SimSun" w:cs="SimSun"/>
-          <w:color w:val="1c2634"/>
-          <w:sz w:val="24"/>
-        </w:rPr>
-        <w:t xml:space="preserve"> 原有请求体（type/title/options…）行为不变；</w:t>
+        <w:t>$push</w:t>
+      </w:r>
+      <w:r>
+        <w:rPr>
+          <w:rFonts w:hint="eastAsia" w:ascii="SimSun" w:hAnsi="SimSun" w:eastAsia="SimSun" w:cs="SimSun"/>
+          <w:color w:val="1c2634"/>
+          <w:sz w:val="24"/>
+        </w:rPr>
+        <w:t xml:space="preserve"> 后 </w:t>
       </w:r>
       <w:r>
         <w:rPr>
@@ -4735,32 +5084,16 @@
           <w:sz w:val="21"/>
           <w:shd w:val="clear" w:fill="eef2f8"/>
         </w:rPr>
-        <w:t>bank_question_id</w:t>
-      </w:r>
-      <w:r>
-        <w:rPr>
-          <w:rFonts w:hint="eastAsia" w:ascii="SimSun" w:hAnsi="SimSun" w:eastAsia="SimSun" w:cs="SimSun"/>
-          <w:color w:val="1c2634"/>
-          <w:sz w:val="24"/>
-        </w:rPr>
-        <w:t xml:space="preserve"> 是新增的可选字段，不传就是第一阶段的老行为。</w:t>
-      </w:r>
-    </w:p>
-    <w:p>
-      <w:pPr>
-        <w:numPr>
-          <w:ilvl w:val="0"/>
-          <w:numId w:val="1"/>
-        </w:numPr>
-        <w:pBdr>
-          <w:left w:space="28"/>
-        </w:pBdr>
-        <w:spacing w:after="68" w:line="420"/>
-        <w:jc w:val="both"/>
-        <w:rPr>
-          <w:color w:val="1c2634"/>
-        </w:rPr>
-      </w:pPr>
+        <w:t>$slice</w:t>
+      </w:r>
+      <w:r>
+        <w:rPr>
+          <w:rFonts w:hint="eastAsia" w:ascii="SimSun" w:hAnsi="SimSun" w:eastAsia="SimSun" w:cs="SimSun"/>
+          <w:color w:val="1c2634"/>
+          <w:sz w:val="24"/>
+        </w:rPr>
+        <w:t xml:space="preserve"> 最近 20 条，计算全部下沉到数据库侧。</w:t>
+      </w:r>
       <w:r>
         <w:rPr>
           <w:rFonts w:hint="eastAsia" w:ascii="SimSun" w:hAnsi="SimSun" w:eastAsia="SimSun" w:cs="SimSun"/>
@@ -4768,15 +5101,15 @@
           <w:color w:val="1c2634"/>
           <w:sz w:val="24"/>
         </w:rPr>
-        <w:t>失败关闭</w:t>
-      </w:r>
-      <w:r>
-        <w:rPr>
-          <w:rFonts w:hint="eastAsia" w:ascii="SimSun" w:hAnsi="SimSun" w:eastAsia="SimSun" w:cs="SimSun"/>
-          <w:color w:val="1c2634"/>
-          <w:sz w:val="24"/>
-        </w:rPr>
-        <w:t xml:space="preserve">：若 </w:t>
+        <w:t>开发中修掉的两个自身设计错误</w:t>
+      </w:r>
+      <w:r>
+        <w:rPr>
+          <w:rFonts w:hint="eastAsia" w:ascii="SimSun" w:hAnsi="SimSun" w:eastAsia="SimSun" w:cs="SimSun"/>
+          <w:color w:val="1c2634"/>
+          <w:sz w:val="24"/>
+        </w:rPr>
+        <w:t xml:space="preserve">：① </w:t>
       </w:r>
       <w:r>
         <w:rPr>
@@ -4785,15 +5118,66 @@
           <w:sz w:val="21"/>
           <w:shd w:val="clear" w:fill="eef2f8"/>
         </w:rPr>
-        <w:t>bank_question_id</w:t>
-      </w:r>
-      <w:r>
-        <w:rPr>
-          <w:rFonts w:hint="eastAsia" w:ascii="SimSun" w:hAnsi="SimSun" w:eastAsia="SimSun" w:cs="SimSun"/>
-          <w:color w:val="1c2634"/>
-          <w:sz w:val="24"/>
-        </w:rPr>
-        <w:t xml:space="preserve"> 指向不存在或无权访问的题，接口返回 400/404 而不是静默忽略——加题失败必须让用户知道，否则会得到一份少题的问卷。</w:t>
+        <w:t>root_id</w:t>
+      </w:r>
+      <w:r>
+        <w:rPr>
+          <w:rFonts w:hint="eastAsia" w:ascii="SimSun" w:hAnsi="SimSun" w:eastAsia="SimSun" w:cs="SimSun"/>
+          <w:color w:val="1c2634"/>
+          <w:sz w:val="24"/>
+        </w:rPr>
+        <w:t xml:space="preserve"> 一度设为 </w:t>
+      </w:r>
+      <w:r>
+        <w:rPr>
+          <w:rFonts w:ascii="Consolas" w:hAnsi="Consolas" w:eastAsia="Consolas" w:cs="Consolas"/>
+          <w:color w:val="1c2634"/>
+          <w:sz w:val="21"/>
+          <w:shd w:val="clear" w:fill="eef2f8"/>
+        </w:rPr>
+        <w:t>required</w:t>
+      </w:r>
+      <w:r>
+        <w:rPr>
+          <w:rFonts w:hint="eastAsia" w:ascii="SimSun" w:hAnsi="SimSun" w:eastAsia="SimSun" w:cs="SimSun"/>
+          <w:color w:val="1c2634"/>
+          <w:sz w:val="24"/>
+        </w:rPr>
+        <w:t xml:space="preserve">，但 v1 需要先插入拿到 </w:t>
+      </w:r>
+      <w:r>
+        <w:rPr>
+          <w:rFonts w:ascii="Consolas" w:hAnsi="Consolas" w:eastAsia="Consolas" w:cs="Consolas"/>
+          <w:color w:val="1c2634"/>
+          <w:sz w:val="21"/>
+          <w:shd w:val="clear" w:fill="eef2f8"/>
+        </w:rPr>
+        <w:t>_id</w:t>
+      </w:r>
+      <w:r>
+        <w:rPr>
+          <w:rFonts w:hint="eastAsia" w:ascii="SimSun" w:hAnsi="SimSun" w:eastAsia="SimSun" w:cs="SimSun"/>
+          <w:color w:val="1c2634"/>
+          <w:sz w:val="24"/>
+        </w:rPr>
+        <w:t xml:space="preserve"> 才能回填，</w:t>
+      </w:r>
+      <w:r>
+        <w:rPr>
+          <w:rFonts w:ascii="Consolas" w:hAnsi="Consolas" w:eastAsia="Consolas" w:cs="Consolas"/>
+          <w:color w:val="1c2634"/>
+          <w:sz w:val="21"/>
+          <w:shd w:val="clear" w:fill="eef2f8"/>
+        </w:rPr>
+        <w:t>create()</w:t>
+      </w:r>
+      <w:r>
+        <w:rPr>
+          <w:rFonts w:hint="eastAsia" w:ascii="SimSun" w:hAnsi="SimSun" w:eastAsia="SimSun" w:cs="SimSun"/>
+          <w:color w:val="1c2634"/>
+          <w:sz w:val="24"/>
+        </w:rPr>
+        <w:t xml:space="preserve"> 在插入瞬间就跑校验导致必然 400，改为去掉 required、由写路径约定保证非空；② 修改接口初稿是全量语义，只传题干会把选项清空，改为部分更新。</w:t>
       </w:r>
     </w:p>
     <w:p>
@@ -4814,7 +5198,7 @@
           <w:szCs w:val="44"/>
         </w:rPr>
       </w:pPr>
-      <w:bookmarkStart w:id="13" w:name="section-5"/>
+      <w:bookmarkStart w:id="12" w:name="section-5"/>
       <w:r>
         <w:rPr>
           <w:rFonts w:hint="eastAsia" w:ascii="SimHei" w:hAnsi="SimHei" w:eastAsia="SimHei" w:cs="SimHei"/>
@@ -4831,9 +5215,9 @@
           <w:color w:val="10233b"/>
           <w:sz w:val="34"/>
         </w:rPr>
-        <w:t>接口设计与实现要点</w:t>
-      </w:r>
-      <w:bookmarkEnd w:id="13"/>
+        <w:t>前端页面与界面优化</w:t>
+      </w:r>
+      <w:bookmarkEnd w:id="12"/>
     </w:p>
     <w:p>
       <w:pPr>
@@ -4850,1239 +5234,7 @@
           <w:color w:val="1c2634"/>
           <w:sz w:val="24"/>
         </w:rPr>
-        <w:t xml:space="preserve">新增 </w:t>
-      </w:r>
-      <w:r>
-        <w:rPr>
-          <w:rFonts w:ascii="Consolas" w:hAnsi="Consolas" w:eastAsia="Consolas" w:cs="Consolas"/>
-          <w:color w:val="1c2634"/>
-          <w:sz w:val="21"/>
-          <w:shd w:val="clear" w:fill="eef2f8"/>
-        </w:rPr>
-        <w:t>routes/bank.js</w:t>
-      </w:r>
-      <w:r>
-        <w:rPr>
-          <w:rFonts w:hint="eastAsia" w:ascii="SimSun" w:hAnsi="SimSun" w:eastAsia="SimSun" w:cs="SimSun"/>
-          <w:color w:val="1c2634"/>
-          <w:sz w:val="24"/>
-        </w:rPr>
-        <w:t xml:space="preserve">，挂载于 </w:t>
-      </w:r>
-      <w:r>
-        <w:rPr>
-          <w:rFonts w:ascii="Consolas" w:hAnsi="Consolas" w:eastAsia="Consolas" w:cs="Consolas"/>
-          <w:color w:val="1c2634"/>
-          <w:sz w:val="21"/>
-          <w:shd w:val="clear" w:fill="eef2f8"/>
-        </w:rPr>
-        <w:t>/api/bank-questions</w:t>
-      </w:r>
-      <w:r>
-        <w:rPr>
-          <w:rFonts w:hint="eastAsia" w:ascii="SimSun" w:hAnsi="SimSun" w:eastAsia="SimSun" w:cs="SimSun"/>
-          <w:color w:val="1c2634"/>
-          <w:sz w:val="24"/>
-        </w:rPr>
-        <w:t>，共 11 个端点覆盖八项需求。</w:t>
-      </w:r>
-    </w:p>
-    <w:p>
-      <w:pPr>
-        <w:spacing w:before="170" w:after="170" w:line="420"/>
-        <w:ind w:left="170" w:right="170"/>
-        <w:jc w:val="left"/>
-        <w:rPr>
-          <w:color w:val="55647c"/>
-        </w:rPr>
-      </w:pPr>
-      <w:r>
-        <w:rPr>
-          <w:rFonts w:hint="eastAsia" w:ascii="SimHei" w:hAnsi="SimHei" w:eastAsia="SimHei" w:cs="SimHei"/>
-          <w:color w:val="55647c"/>
-          <w:sz w:val="20"/>
-        </w:rPr>
-        <w:t>表 5-1　题库接口与需求对应关系</w:t>
-      </w:r>
-    </w:p>
-    <w:tbl>
-      <w:tblPr>
-        <w:tblW w:w="8306" w:type="dxa"/>
-        <w:shd w:color="1c2634"/>
-        <w:tblLayout w:type="autofit"/>
-        <w:tblCellMar>
-          <w:top w:w="15" w:type="dxa"/>
-          <w:left w:w="15" w:type="dxa"/>
-          <w:bottom w:w="15" w:type="dxa"/>
-          <w:right w:w="15" w:type="dxa"/>
-        </w:tblCellMar>
-      </w:tblPr>
-      <w:tblGrid>
-        <w:gridCol w:w="4153"/>
-        <w:gridCol w:w="4153"/>
-      </w:tblGrid>
-      <w:tr>
-        <w:trPr>
-          <w:tblHeader w:val="1"/>
-        </w:trPr>
-        <w:tc>
-          <w:tcPr>
-            <w:tcW w:w="4153" w:type="dxa"/>
-            <w:tcBorders>
-              <w:top w:val="single" w:color="16345e" w:sz="6"/>
-              <w:left w:val="single" w:color="16345e" w:sz="6"/>
-              <w:bottom w:val="single" w:color="16345e" w:sz="6"/>
-              <w:right w:val="single" w:color="16345e" w:sz="6"/>
-            </w:tcBorders>
-            <w:shd w:val="clear" w:fill="16345e"/>
-            <w:tcMar>
-              <w:top w:w="85" w:type="dxa"/>
-              <w:left w:w="113" w:type="dxa"/>
-              <w:bottom w:w="85" w:type="dxa"/>
-              <w:right w:w="113" w:type="dxa"/>
-            </w:tcMar>
-            <w:vAlign w:val="center"/>
-          </w:tcPr>
-          <w:p>
-            <w:pPr>
-              <w:jc w:val="left"/>
-              <w:rPr>
-                <w:b w:val="1"/>
-                <w:bCs w:val="1"/>
-                <w:color w:val="ffffff"/>
-              </w:rPr>
-            </w:pPr>
-            <w:r>
-              <w:rPr>
-                <w:rFonts w:hint="eastAsia" w:ascii="SimHei" w:hAnsi="SimHei" w:eastAsia="SimHei" w:cs="SimHei"/>
-                <w:b w:val="1"/>
-                <w:color w:val="ffffff"/>
-                <w:sz w:val="19"/>
-              </w:rPr>
-              <w:t>需求</w:t>
-            </w:r>
-          </w:p>
-        </w:tc>
-        <w:tc>
-          <w:tcPr>
-            <w:tcW w:w="4153" w:type="dxa"/>
-            <w:tcBorders>
-              <w:top w:val="single" w:color="16345e" w:sz="6"/>
-              <w:left w:val="single" w:color="16345e" w:sz="6"/>
-              <w:bottom w:val="single" w:color="16345e" w:sz="6"/>
-              <w:right w:val="single" w:color="16345e" w:sz="6"/>
-            </w:tcBorders>
-            <w:shd w:val="clear" w:fill="16345e"/>
-            <w:tcMar>
-              <w:top w:w="85" w:type="dxa"/>
-              <w:left w:w="113" w:type="dxa"/>
-              <w:bottom w:w="85" w:type="dxa"/>
-              <w:right w:w="113" w:type="dxa"/>
-            </w:tcMar>
-            <w:vAlign w:val="center"/>
-          </w:tcPr>
-          <w:p>
-            <w:pPr>
-              <w:jc w:val="left"/>
-              <w:rPr>
-                <w:b w:val="1"/>
-                <w:bCs w:val="1"/>
-                <w:color w:val="ffffff"/>
-              </w:rPr>
-            </w:pPr>
-            <w:r>
-              <w:rPr>
-                <w:rFonts w:hint="eastAsia" w:ascii="SimHei" w:hAnsi="SimHei" w:eastAsia="SimHei" w:cs="SimHei"/>
-                <w:b w:val="1"/>
-                <w:color w:val="ffffff"/>
-                <w:sz w:val="19"/>
-              </w:rPr>
-              <w:t>端点</w:t>
-            </w:r>
-          </w:p>
-        </w:tc>
-      </w:tr>
-      <w:tr>
-        <w:trPr/>
-        <w:tc>
-          <w:tcPr>
-            <w:tcW w:w="4153" w:type="dxa"/>
-            <w:tcBorders>
-              <w:top w:val="single" w:color="c2cddd" w:sz="6"/>
-              <w:left w:val="single" w:color="c2cddd" w:sz="6"/>
-              <w:bottom w:val="single" w:color="c2cddd" w:sz="6"/>
-              <w:right w:val="single" w:color="c2cddd" w:sz="6"/>
-            </w:tcBorders>
-            <w:tcMar>
-              <w:top w:w="73" w:type="dxa"/>
-              <w:left w:w="113" w:type="dxa"/>
-              <w:bottom w:w="73" w:type="dxa"/>
-              <w:right w:w="113" w:type="dxa"/>
-            </w:tcMar>
-            <w:vAlign w:val="top"/>
-          </w:tcPr>
-          <w:p>
-            <w:pPr>
-              <w:rPr>
-                <w:color w:val="1c2634"/>
-              </w:rPr>
-            </w:pPr>
-            <w:r>
-              <w:rPr>
-                <w:rFonts w:hint="eastAsia" w:ascii="SimSun" w:hAnsi="SimSun" w:eastAsia="SimSun" w:cs="SimSun"/>
-                <w:color w:val="1c2634"/>
-                <w:sz w:val="19"/>
-              </w:rPr>
-              <w:t>创建 / 列表 / 详情</w:t>
-            </w:r>
-          </w:p>
-        </w:tc>
-        <w:tc>
-          <w:tcPr>
-            <w:tcW w:w="4153" w:type="dxa"/>
-            <w:tcBorders>
-              <w:top w:val="single" w:color="c2cddd" w:sz="6"/>
-              <w:left w:val="single" w:color="c2cddd" w:sz="6"/>
-              <w:bottom w:val="single" w:color="c2cddd" w:sz="6"/>
-              <w:right w:val="single" w:color="c2cddd" w:sz="6"/>
-            </w:tcBorders>
-            <w:tcMar>
-              <w:top w:w="73" w:type="dxa"/>
-              <w:left w:w="113" w:type="dxa"/>
-              <w:bottom w:w="73" w:type="dxa"/>
-              <w:right w:w="113" w:type="dxa"/>
-            </w:tcMar>
-            <w:vAlign w:val="top"/>
-          </w:tcPr>
-          <w:p>
-            <w:pPr>
-              <w:rPr>
-                <w:color w:val="1c2634"/>
-              </w:rPr>
-            </w:pPr>
-            <w:r>
-              <w:rPr>
-                <w:rFonts w:ascii="Consolas" w:hAnsi="Consolas" w:eastAsia="Consolas" w:cs="Consolas"/>
-                <w:color w:val="1c2634"/>
-                <w:sz w:val="21"/>
-                <w:shd w:val="clear" w:fill="eef2f8"/>
-              </w:rPr>
-              <w:t>POST /</w:t>
-            </w:r>
-            <w:r>
-              <w:rPr>
-                <w:rFonts w:hint="eastAsia" w:ascii="SimSun" w:hAnsi="SimSun" w:eastAsia="SimSun" w:cs="SimSun"/>
-                <w:color w:val="1c2634"/>
-                <w:sz w:val="19"/>
-              </w:rPr>
-              <w:t>、</w:t>
-            </w:r>
-            <w:r>
-              <w:rPr>
-                <w:rFonts w:ascii="Consolas" w:hAnsi="Consolas" w:eastAsia="Consolas" w:cs="Consolas"/>
-                <w:color w:val="1c2634"/>
-                <w:sz w:val="21"/>
-                <w:shd w:val="clear" w:fill="eef2f8"/>
-              </w:rPr>
-              <w:t>GET /?scope=mine|shared</w:t>
-            </w:r>
-            <w:r>
-              <w:rPr>
-                <w:rFonts w:hint="eastAsia" w:ascii="SimSun" w:hAnsi="SimSun" w:eastAsia="SimSun" w:cs="SimSun"/>
-                <w:color w:val="1c2634"/>
-                <w:sz w:val="19"/>
-              </w:rPr>
-              <w:t>、</w:t>
-            </w:r>
-            <w:r>
-              <w:rPr>
-                <w:rFonts w:ascii="Consolas" w:hAnsi="Consolas" w:eastAsia="Consolas" w:cs="Consolas"/>
-                <w:color w:val="1c2634"/>
-                <w:sz w:val="21"/>
-                <w:shd w:val="clear" w:fill="eef2f8"/>
-              </w:rPr>
-              <w:t>GET /:id</w:t>
-            </w:r>
-          </w:p>
-        </w:tc>
-      </w:tr>
-      <w:tr>
-        <w:trPr/>
-        <w:tc>
-          <w:tcPr>
-            <w:tcW w:w="4153" w:type="dxa"/>
-            <w:tcBorders>
-              <w:top w:val="single" w:color="c2cddd" w:sz="6"/>
-              <w:left w:val="single" w:color="c2cddd" w:sz="6"/>
-              <w:bottom w:val="single" w:color="c2cddd" w:sz="6"/>
-              <w:right w:val="single" w:color="c2cddd" w:sz="6"/>
-            </w:tcBorders>
-            <w:tcMar>
-              <w:top w:w="73" w:type="dxa"/>
-              <w:left w:w="113" w:type="dxa"/>
-              <w:bottom w:w="73" w:type="dxa"/>
-              <w:right w:w="113" w:type="dxa"/>
-            </w:tcMar>
-            <w:vAlign w:val="top"/>
-          </w:tcPr>
-          <w:p>
-            <w:pPr>
-              <w:rPr>
-                <w:color w:val="1c2634"/>
-              </w:rPr>
-            </w:pPr>
-            <w:r>
-              <w:rPr>
-                <w:rFonts w:hint="eastAsia" w:ascii="SimSun" w:hAnsi="SimSun" w:eastAsia="SimSun" w:cs="SimSun"/>
-                <w:color w:val="1c2634"/>
-                <w:sz w:val="19"/>
-              </w:rPr>
-              <w:t>修改（= 新版本）</w:t>
-            </w:r>
-          </w:p>
-        </w:tc>
-        <w:tc>
-          <w:tcPr>
-            <w:tcW w:w="4153" w:type="dxa"/>
-            <w:tcBorders>
-              <w:top w:val="single" w:color="c2cddd" w:sz="6"/>
-              <w:left w:val="single" w:color="c2cddd" w:sz="6"/>
-              <w:bottom w:val="single" w:color="c2cddd" w:sz="6"/>
-              <w:right w:val="single" w:color="c2cddd" w:sz="6"/>
-            </w:tcBorders>
-            <w:tcMar>
-              <w:top w:w="73" w:type="dxa"/>
-              <w:left w:w="113" w:type="dxa"/>
-              <w:bottom w:w="73" w:type="dxa"/>
-              <w:right w:w="113" w:type="dxa"/>
-            </w:tcMar>
-            <w:vAlign w:val="top"/>
-          </w:tcPr>
-          <w:p>
-            <w:pPr>
-              <w:rPr>
-                <w:color w:val="1c2634"/>
-              </w:rPr>
-            </w:pPr>
-            <w:r>
-              <w:rPr>
-                <w:rFonts w:ascii="Consolas" w:hAnsi="Consolas" w:eastAsia="Consolas" w:cs="Consolas"/>
-                <w:color w:val="1c2634"/>
-                <w:sz w:val="21"/>
-                <w:shd w:val="clear" w:fill="eef2f8"/>
-              </w:rPr>
-              <w:t>PUT /:id</w:t>
-            </w:r>
-            <w:r>
-              <w:rPr>
-                <w:rFonts w:hint="eastAsia" w:ascii="SimSun" w:hAnsi="SimSun" w:eastAsia="SimSun" w:cs="SimSun"/>
-                <w:color w:val="1c2634"/>
-                <w:sz w:val="19"/>
-              </w:rPr>
-              <w:t>（部分更新：未传字段继承当前版本）</w:t>
-            </w:r>
-          </w:p>
-        </w:tc>
-      </w:tr>
-      <w:tr>
-        <w:trPr/>
-        <w:tc>
-          <w:tcPr>
-            <w:tcW w:w="4153" w:type="dxa"/>
-            <w:tcBorders>
-              <w:top w:val="single" w:color="c2cddd" w:sz="6"/>
-              <w:left w:val="single" w:color="c2cddd" w:sz="6"/>
-              <w:bottom w:val="single" w:color="c2cddd" w:sz="6"/>
-              <w:right w:val="single" w:color="c2cddd" w:sz="6"/>
-            </w:tcBorders>
-            <w:tcMar>
-              <w:top w:w="73" w:type="dxa"/>
-              <w:left w:w="113" w:type="dxa"/>
-              <w:bottom w:w="73" w:type="dxa"/>
-              <w:right w:w="113" w:type="dxa"/>
-            </w:tcMar>
-            <w:vAlign w:val="top"/>
-          </w:tcPr>
-          <w:p>
-            <w:pPr>
-              <w:rPr>
-                <w:color w:val="1c2634"/>
-              </w:rPr>
-            </w:pPr>
-            <w:r>
-              <w:rPr>
-                <w:rFonts w:hint="eastAsia" w:ascii="SimSun" w:hAnsi="SimSun" w:eastAsia="SimSun" w:cs="SimSun"/>
-                <w:color w:val="1c2634"/>
-                <w:sz w:val="19"/>
-              </w:rPr>
-              <w:t>多版本并存 / 接收共享</w:t>
-            </w:r>
-          </w:p>
-        </w:tc>
-        <w:tc>
-          <w:tcPr>
-            <w:tcW w:w="4153" w:type="dxa"/>
-            <w:tcBorders>
-              <w:top w:val="single" w:color="c2cddd" w:sz="6"/>
-              <w:left w:val="single" w:color="c2cddd" w:sz="6"/>
-              <w:bottom w:val="single" w:color="c2cddd" w:sz="6"/>
-              <w:right w:val="single" w:color="c2cddd" w:sz="6"/>
-            </w:tcBorders>
-            <w:tcMar>
-              <w:top w:w="73" w:type="dxa"/>
-              <w:left w:w="113" w:type="dxa"/>
-              <w:bottom w:w="73" w:type="dxa"/>
-              <w:right w:w="113" w:type="dxa"/>
-            </w:tcMar>
-            <w:vAlign w:val="top"/>
-          </w:tcPr>
-          <w:p>
-            <w:pPr>
-              <w:rPr>
-                <w:color w:val="1c2634"/>
-              </w:rPr>
-            </w:pPr>
-            <w:r>
-              <w:rPr>
-                <w:rFonts w:ascii="Consolas" w:hAnsi="Consolas" w:eastAsia="Consolas" w:cs="Consolas"/>
-                <w:color w:val="1c2634"/>
-                <w:sz w:val="21"/>
-                <w:shd w:val="clear" w:fill="eef2f8"/>
-              </w:rPr>
-              <w:t>POST /:id/fork</w:t>
-            </w:r>
-          </w:p>
-        </w:tc>
-      </w:tr>
-      <w:tr>
-        <w:trPr/>
-        <w:tc>
-          <w:tcPr>
-            <w:tcW w:w="4153" w:type="dxa"/>
-            <w:tcBorders>
-              <w:top w:val="single" w:color="c2cddd" w:sz="6"/>
-              <w:left w:val="single" w:color="c2cddd" w:sz="6"/>
-              <w:bottom w:val="single" w:color="c2cddd" w:sz="6"/>
-              <w:right w:val="single" w:color="c2cddd" w:sz="6"/>
-            </w:tcBorders>
-            <w:tcMar>
-              <w:top w:w="73" w:type="dxa"/>
-              <w:left w:w="113" w:type="dxa"/>
-              <w:bottom w:w="73" w:type="dxa"/>
-              <w:right w:w="113" w:type="dxa"/>
-            </w:tcMar>
-            <w:vAlign w:val="top"/>
-          </w:tcPr>
-          <w:p>
-            <w:pPr>
-              <w:rPr>
-                <w:color w:val="1c2634"/>
-              </w:rPr>
-            </w:pPr>
-            <w:r>
-              <w:rPr>
-                <w:rFonts w:hint="eastAsia" w:ascii="SimSun" w:hAnsi="SimSun" w:eastAsia="SimSun" w:cs="SimSun"/>
-                <w:color w:val="1c2634"/>
-                <w:sz w:val="19"/>
-              </w:rPr>
-              <w:t>版本历史 / 恢复旧版本</w:t>
-            </w:r>
-          </w:p>
-        </w:tc>
-        <w:tc>
-          <w:tcPr>
-            <w:tcW w:w="4153" w:type="dxa"/>
-            <w:tcBorders>
-              <w:top w:val="single" w:color="c2cddd" w:sz="6"/>
-              <w:left w:val="single" w:color="c2cddd" w:sz="6"/>
-              <w:bottom w:val="single" w:color="c2cddd" w:sz="6"/>
-              <w:right w:val="single" w:color="c2cddd" w:sz="6"/>
-            </w:tcBorders>
-            <w:tcMar>
-              <w:top w:w="73" w:type="dxa"/>
-              <w:left w:w="113" w:type="dxa"/>
-              <w:bottom w:w="73" w:type="dxa"/>
-              <w:right w:w="113" w:type="dxa"/>
-            </w:tcMar>
-            <w:vAlign w:val="top"/>
-          </w:tcPr>
-          <w:p>
-            <w:pPr>
-              <w:rPr>
-                <w:color w:val="1c2634"/>
-              </w:rPr>
-            </w:pPr>
-            <w:r>
-              <w:rPr>
-                <w:rFonts w:ascii="Consolas" w:hAnsi="Consolas" w:eastAsia="Consolas" w:cs="Consolas"/>
-                <w:color w:val="1c2634"/>
-                <w:sz w:val="21"/>
-                <w:shd w:val="clear" w:fill="eef2f8"/>
-              </w:rPr>
-              <w:t>GET /:id/versions</w:t>
-            </w:r>
-            <w:r>
-              <w:rPr>
-                <w:rFonts w:hint="eastAsia" w:ascii="SimSun" w:hAnsi="SimSun" w:eastAsia="SimSun" w:cs="SimSun"/>
-                <w:color w:val="1c2634"/>
-                <w:sz w:val="19"/>
-              </w:rPr>
-              <w:t>、</w:t>
-            </w:r>
-            <w:r>
-              <w:rPr>
-                <w:rFonts w:ascii="Consolas" w:hAnsi="Consolas" w:eastAsia="Consolas" w:cs="Consolas"/>
-                <w:color w:val="1c2634"/>
-                <w:sz w:val="21"/>
-                <w:shd w:val="clear" w:fill="eef2f8"/>
-              </w:rPr>
-              <w:t>POST /:id/revert</w:t>
-            </w:r>
-          </w:p>
-        </w:tc>
-      </w:tr>
-      <w:tr>
-        <w:trPr/>
-        <w:tc>
-          <w:tcPr>
-            <w:tcW w:w="4153" w:type="dxa"/>
-            <w:tcBorders>
-              <w:top w:val="single" w:color="c2cddd" w:sz="6"/>
-              <w:left w:val="single" w:color="c2cddd" w:sz="6"/>
-              <w:bottom w:val="single" w:color="c2cddd" w:sz="6"/>
-              <w:right w:val="single" w:color="c2cddd" w:sz="6"/>
-            </w:tcBorders>
-            <w:tcMar>
-              <w:top w:w="73" w:type="dxa"/>
-              <w:left w:w="113" w:type="dxa"/>
-              <w:bottom w:w="73" w:type="dxa"/>
-              <w:right w:w="113" w:type="dxa"/>
-            </w:tcMar>
-            <w:vAlign w:val="top"/>
-          </w:tcPr>
-          <w:p>
-            <w:pPr>
-              <w:rPr>
-                <w:color w:val="1c2634"/>
-              </w:rPr>
-            </w:pPr>
-            <w:r>
-              <w:rPr>
-                <w:rFonts w:hint="eastAsia" w:ascii="SimSun" w:hAnsi="SimSun" w:eastAsia="SimSun" w:cs="SimSun"/>
-                <w:color w:val="1c2634"/>
-                <w:sz w:val="19"/>
-              </w:rPr>
-              <w:t>共享 / 取消共享</w:t>
-            </w:r>
-          </w:p>
-        </w:tc>
-        <w:tc>
-          <w:tcPr>
-            <w:tcW w:w="4153" w:type="dxa"/>
-            <w:tcBorders>
-              <w:top w:val="single" w:color="c2cddd" w:sz="6"/>
-              <w:left w:val="single" w:color="c2cddd" w:sz="6"/>
-              <w:bottom w:val="single" w:color="c2cddd" w:sz="6"/>
-              <w:right w:val="single" w:color="c2cddd" w:sz="6"/>
-            </w:tcBorders>
-            <w:tcMar>
-              <w:top w:w="73" w:type="dxa"/>
-              <w:left w:w="113" w:type="dxa"/>
-              <w:bottom w:w="73" w:type="dxa"/>
-              <w:right w:w="113" w:type="dxa"/>
-            </w:tcMar>
-            <w:vAlign w:val="top"/>
-          </w:tcPr>
-          <w:p>
-            <w:pPr>
-              <w:rPr>
-                <w:color w:val="1c2634"/>
-              </w:rPr>
-            </w:pPr>
-            <w:r>
-              <w:rPr>
-                <w:rFonts w:ascii="Consolas" w:hAnsi="Consolas" w:eastAsia="Consolas" w:cs="Consolas"/>
-                <w:color w:val="1c2634"/>
-                <w:sz w:val="21"/>
-                <w:shd w:val="clear" w:fill="eef2f8"/>
-              </w:rPr>
-              <w:t>POST /:id/share</w:t>
-            </w:r>
-            <w:r>
-              <w:rPr>
-                <w:rFonts w:hint="eastAsia" w:ascii="SimSun" w:hAnsi="SimSun" w:eastAsia="SimSun" w:cs="SimSun"/>
-                <w:color w:val="1c2634"/>
-                <w:sz w:val="19"/>
-              </w:rPr>
-              <w:t>、</w:t>
-            </w:r>
-            <w:r>
-              <w:rPr>
-                <w:rFonts w:ascii="Consolas" w:hAnsi="Consolas" w:eastAsia="Consolas" w:cs="Consolas"/>
-                <w:color w:val="1c2634"/>
-                <w:sz w:val="21"/>
-                <w:shd w:val="clear" w:fill="eef2f8"/>
-              </w:rPr>
-              <w:t>POST /:id/unshare</w:t>
-            </w:r>
-          </w:p>
-        </w:tc>
-      </w:tr>
-      <w:tr>
-        <w:trPr/>
-        <w:tc>
-          <w:tcPr>
-            <w:tcW w:w="4153" w:type="dxa"/>
-            <w:tcBorders>
-              <w:top w:val="single" w:color="c2cddd" w:sz="6"/>
-              <w:left w:val="single" w:color="c2cddd" w:sz="6"/>
-              <w:bottom w:val="single" w:color="c2cddd" w:sz="6"/>
-              <w:right w:val="single" w:color="c2cddd" w:sz="6"/>
-            </w:tcBorders>
-            <w:tcMar>
-              <w:top w:w="73" w:type="dxa"/>
-              <w:left w:w="113" w:type="dxa"/>
-              <w:bottom w:w="73" w:type="dxa"/>
-              <w:right w:w="113" w:type="dxa"/>
-            </w:tcMar>
-            <w:vAlign w:val="top"/>
-          </w:tcPr>
-          <w:p>
-            <w:pPr>
-              <w:rPr>
-                <w:color w:val="1c2634"/>
-              </w:rPr>
-            </w:pPr>
-            <w:r>
-              <w:rPr>
-                <w:rFonts w:hint="eastAsia" w:ascii="SimSun" w:hAnsi="SimSun" w:eastAsia="SimSun" w:cs="SimSun"/>
-                <w:color w:val="1c2634"/>
-                <w:sz w:val="19"/>
-              </w:rPr>
-              <w:t>使用情况</w:t>
-            </w:r>
-          </w:p>
-        </w:tc>
-        <w:tc>
-          <w:tcPr>
-            <w:tcW w:w="4153" w:type="dxa"/>
-            <w:tcBorders>
-              <w:top w:val="single" w:color="c2cddd" w:sz="6"/>
-              <w:left w:val="single" w:color="c2cddd" w:sz="6"/>
-              <w:bottom w:val="single" w:color="c2cddd" w:sz="6"/>
-              <w:right w:val="single" w:color="c2cddd" w:sz="6"/>
-            </w:tcBorders>
-            <w:tcMar>
-              <w:top w:w="73" w:type="dxa"/>
-              <w:left w:w="113" w:type="dxa"/>
-              <w:bottom w:w="73" w:type="dxa"/>
-              <w:right w:w="113" w:type="dxa"/>
-            </w:tcMar>
-            <w:vAlign w:val="top"/>
-          </w:tcPr>
-          <w:p>
-            <w:pPr>
-              <w:rPr>
-                <w:color w:val="1c2634"/>
-              </w:rPr>
-            </w:pPr>
-            <w:r>
-              <w:rPr>
-                <w:rFonts w:ascii="Consolas" w:hAnsi="Consolas" w:eastAsia="Consolas" w:cs="Consolas"/>
-                <w:color w:val="1c2634"/>
-                <w:sz w:val="21"/>
-                <w:shd w:val="clear" w:fill="eef2f8"/>
-              </w:rPr>
-              <w:t>GET /:id/usage</w:t>
-            </w:r>
-          </w:p>
-        </w:tc>
-      </w:tr>
-      <w:tr>
-        <w:trPr/>
-        <w:tc>
-          <w:tcPr>
-            <w:tcW w:w="4153" w:type="dxa"/>
-            <w:tcBorders>
-              <w:top w:val="single" w:color="c2cddd" w:sz="6"/>
-              <w:left w:val="single" w:color="c2cddd" w:sz="6"/>
-              <w:bottom w:val="single" w:color="c2cddd" w:sz="6"/>
-              <w:right w:val="single" w:color="c2cddd" w:sz="6"/>
-            </w:tcBorders>
-            <w:tcMar>
-              <w:top w:w="73" w:type="dxa"/>
-              <w:left w:w="113" w:type="dxa"/>
-              <w:bottom w:w="73" w:type="dxa"/>
-              <w:right w:w="113" w:type="dxa"/>
-            </w:tcMar>
-            <w:vAlign w:val="top"/>
-          </w:tcPr>
-          <w:p>
-            <w:pPr>
-              <w:rPr>
-                <w:color w:val="1c2634"/>
-              </w:rPr>
-            </w:pPr>
-            <w:r>
-              <w:rPr>
-                <w:rFonts w:hint="eastAsia" w:ascii="SimSun" w:hAnsi="SimSun" w:eastAsia="SimSun" w:cs="SimSun"/>
-                <w:color w:val="1c2634"/>
-                <w:sz w:val="19"/>
-              </w:rPr>
-              <w:t>跨问卷统计</w:t>
-            </w:r>
-          </w:p>
-        </w:tc>
-        <w:tc>
-          <w:tcPr>
-            <w:tcW w:w="4153" w:type="dxa"/>
-            <w:tcBorders>
-              <w:top w:val="single" w:color="c2cddd" w:sz="6"/>
-              <w:left w:val="single" w:color="c2cddd" w:sz="6"/>
-              <w:bottom w:val="single" w:color="c2cddd" w:sz="6"/>
-              <w:right w:val="single" w:color="c2cddd" w:sz="6"/>
-            </w:tcBorders>
-            <w:tcMar>
-              <w:top w:w="73" w:type="dxa"/>
-              <w:left w:w="113" w:type="dxa"/>
-              <w:bottom w:w="73" w:type="dxa"/>
-              <w:right w:w="113" w:type="dxa"/>
-            </w:tcMar>
-            <w:vAlign w:val="top"/>
-          </w:tcPr>
-          <w:p>
-            <w:pPr>
-              <w:rPr>
-                <w:color w:val="1c2634"/>
-              </w:rPr>
-            </w:pPr>
-            <w:r>
-              <w:rPr>
-                <w:rFonts w:ascii="Consolas" w:hAnsi="Consolas" w:eastAsia="Consolas" w:cs="Consolas"/>
-                <w:color w:val="1c2634"/>
-                <w:sz w:val="21"/>
-                <w:shd w:val="clear" w:fill="eef2f8"/>
-              </w:rPr>
-              <w:t>GET /:id/stats</w:t>
-            </w:r>
-          </w:p>
-        </w:tc>
-      </w:tr>
-      <w:tr>
-        <w:trPr/>
-        <w:tc>
-          <w:tcPr>
-            <w:tcW w:w="4153" w:type="dxa"/>
-            <w:tcBorders>
-              <w:top w:val="single" w:color="c2cddd" w:sz="6"/>
-              <w:left w:val="single" w:color="c2cddd" w:sz="6"/>
-              <w:bottom w:val="single" w:color="c2cddd" w:sz="6"/>
-              <w:right w:val="single" w:color="c2cddd" w:sz="6"/>
-            </w:tcBorders>
-            <w:tcMar>
-              <w:top w:w="73" w:type="dxa"/>
-              <w:left w:w="113" w:type="dxa"/>
-              <w:bottom w:w="73" w:type="dxa"/>
-              <w:right w:w="113" w:type="dxa"/>
-            </w:tcMar>
-            <w:vAlign w:val="top"/>
-          </w:tcPr>
-          <w:p>
-            <w:pPr>
-              <w:rPr>
-                <w:color w:val="1c2634"/>
-              </w:rPr>
-            </w:pPr>
-            <w:r>
-              <w:rPr>
-                <w:rFonts w:hint="eastAsia" w:ascii="SimSun" w:hAnsi="SimSun" w:eastAsia="SimSun" w:cs="SimSun"/>
-                <w:color w:val="1c2634"/>
-                <w:sz w:val="19"/>
-              </w:rPr>
-              <w:t>问卷题存为常用题</w:t>
-            </w:r>
-          </w:p>
-        </w:tc>
-        <w:tc>
-          <w:tcPr>
-            <w:tcW w:w="4153" w:type="dxa"/>
-            <w:tcBorders>
-              <w:top w:val="single" w:color="c2cddd" w:sz="6"/>
-              <w:left w:val="single" w:color="c2cddd" w:sz="6"/>
-              <w:bottom w:val="single" w:color="c2cddd" w:sz="6"/>
-              <w:right w:val="single" w:color="c2cddd" w:sz="6"/>
-            </w:tcBorders>
-            <w:tcMar>
-              <w:top w:w="73" w:type="dxa"/>
-              <w:left w:w="113" w:type="dxa"/>
-              <w:bottom w:w="73" w:type="dxa"/>
-              <w:right w:w="113" w:type="dxa"/>
-            </w:tcMar>
-            <w:vAlign w:val="top"/>
-          </w:tcPr>
-          <w:p>
-            <w:pPr>
-              <w:rPr>
-                <w:color w:val="1c2634"/>
-              </w:rPr>
-            </w:pPr>
-            <w:r>
-              <w:rPr>
-                <w:rFonts w:ascii="Consolas" w:hAnsi="Consolas" w:eastAsia="Consolas" w:cs="Consolas"/>
-                <w:color w:val="1c2634"/>
-                <w:sz w:val="21"/>
-                <w:shd w:val="clear" w:fill="eef2f8"/>
-              </w:rPr>
-              <w:t>POST /from-question</w:t>
-            </w:r>
-          </w:p>
-        </w:tc>
-      </w:tr>
-    </w:tbl>
-    <w:p>
-      <w:pPr>
-        <w:spacing w:line="420"/>
-        <w:ind w:firstLine="480"/>
-        <w:jc w:val="both"/>
-        <w:rPr>
-          <w:color w:val="1c2634"/>
-        </w:rPr>
-      </w:pPr>
-      <w:r>
-        <w:rPr>
-          <w:rFonts w:hint="eastAsia" w:ascii="SimSun" w:hAnsi="SimSun" w:eastAsia="SimSun" w:cs="SimSun"/>
-          <w:color w:val="1c2634"/>
-          <w:sz w:val="24"/>
-        </w:rPr>
-        <w:t>实现上有四个要点值得记录。</w:t>
-      </w:r>
-    </w:p>
-    <w:p>
-      <w:pPr>
-        <w:numPr>
-          <w:ilvl w:val="0"/>
-          <w:numId w:val="1"/>
-        </w:numPr>
-        <w:pBdr>
-          <w:left w:space="28"/>
-        </w:pBdr>
-        <w:spacing w:after="68" w:line="420"/>
-        <w:jc w:val="both"/>
-        <w:rPr>
-          <w:color w:val="1c2634"/>
-        </w:rPr>
-      </w:pPr>
-      <w:r>
-        <w:rPr>
-          <w:rFonts w:hint="eastAsia" w:ascii="SimSun" w:hAnsi="SimSun" w:eastAsia="SimSun" w:cs="SimSun"/>
-          <w:b w:val="1"/>
-          <w:color w:val="1c2634"/>
-          <w:sz w:val="24"/>
-        </w:rPr>
-        <w:t>权限三级模型</w:t>
-      </w:r>
-      <w:r>
-        <w:rPr>
-          <w:rFonts w:hint="eastAsia" w:ascii="SimSun" w:hAnsi="SimSun" w:eastAsia="SimSun" w:cs="SimSun"/>
-          <w:color w:val="1c2634"/>
-          <w:sz w:val="24"/>
-        </w:rPr>
-        <w:t xml:space="preserve">：owner（可改、共享、恢复）、被共享者（可读、选题、fork）、其他人（403，不用 404）。这里选择 403 而不是 404 是有意的：题目 id 本身不是敏感信息，明确告知"无权访问"比伪装成"不存在"更好排障；真正敏感的问卷标题与答卷内容另有更严格的边界（见 §7.4）。所有端点入口统一走 </w:t>
-      </w:r>
-      <w:r>
-        <w:rPr>
-          <w:rFonts w:ascii="Consolas" w:hAnsi="Consolas" w:eastAsia="Consolas" w:cs="Consolas"/>
-          <w:color w:val="1c2634"/>
-          <w:sz w:val="21"/>
-          <w:shd w:val="clear" w:fill="eef2f8"/>
-        </w:rPr>
-        <w:t>loadAccessibleBankQuestion()</w:t>
-      </w:r>
-      <w:r>
-        <w:rPr>
-          <w:rFonts w:hint="eastAsia" w:ascii="SimSun" w:hAnsi="SimSun" w:eastAsia="SimSun" w:cs="SimSun"/>
-          <w:color w:val="1c2634"/>
-          <w:sz w:val="24"/>
-        </w:rPr>
-        <w:t>，避免每个 handler 各写一遍判断。</w:t>
-      </w:r>
-    </w:p>
-    <w:p>
-      <w:pPr>
-        <w:numPr>
-          <w:ilvl w:val="0"/>
-          <w:numId w:val="1"/>
-        </w:numPr>
-        <w:pBdr>
-          <w:left w:space="28"/>
-        </w:pBdr>
-        <w:spacing w:after="68" w:line="420"/>
-        <w:jc w:val="both"/>
-        <w:rPr>
-          <w:color w:val="1c2634"/>
-        </w:rPr>
-      </w:pPr>
-      <w:r>
-        <w:rPr>
-          <w:rFonts w:hint="eastAsia" w:ascii="SimSun" w:hAnsi="SimSun" w:eastAsia="SimSun" w:cs="SimSun"/>
-          <w:b w:val="1"/>
-          <w:color w:val="1c2634"/>
-          <w:sz w:val="24"/>
-        </w:rPr>
-        <w:t>列表去版本噪音</w:t>
-      </w:r>
-      <w:r>
-        <w:rPr>
-          <w:rFonts w:hint="eastAsia" w:ascii="SimSun" w:hAnsi="SimSun" w:eastAsia="SimSun" w:cs="SimSun"/>
-          <w:color w:val="1c2634"/>
-          <w:sz w:val="24"/>
-        </w:rPr>
-        <w:t xml:space="preserve">：题库列表按 </w:t>
-      </w:r>
-      <w:r>
-        <w:rPr>
-          <w:rFonts w:ascii="Consolas" w:hAnsi="Consolas" w:eastAsia="Consolas" w:cs="Consolas"/>
-          <w:color w:val="1c2634"/>
-          <w:sz w:val="21"/>
-          <w:shd w:val="clear" w:fill="eef2f8"/>
-        </w:rPr>
-        <w:t>{root_id, version:-1}</w:t>
-      </w:r>
-      <w:r>
-        <w:rPr>
-          <w:rFonts w:hint="eastAsia" w:ascii="SimSun" w:hAnsi="SimSun" w:eastAsia="SimSun" w:cs="SimSun"/>
-          <w:color w:val="1c2634"/>
-          <w:sz w:val="24"/>
-        </w:rPr>
-        <w:t xml:space="preserve"> 排序后在内存中分组取每组第一条，每棵树只展示最新版本，否则 v1/v2/v3 会把一屏铺满、用户找不到自己想要的那道题。</w:t>
-      </w:r>
-    </w:p>
-    <w:p>
-      <w:pPr>
-        <w:numPr>
-          <w:ilvl w:val="0"/>
-          <w:numId w:val="1"/>
-        </w:numPr>
-        <w:pBdr>
-          <w:left w:space="28"/>
-        </w:pBdr>
-        <w:spacing w:after="68" w:line="420"/>
-        <w:jc w:val="both"/>
-        <w:rPr>
-          <w:color w:val="1c2634"/>
-        </w:rPr>
-      </w:pPr>
-      <w:r>
-        <w:rPr>
-          <w:rFonts w:hint="eastAsia" w:ascii="SimSun" w:hAnsi="SimSun" w:eastAsia="SimSun" w:cs="SimSun"/>
-          <w:b w:val="1"/>
-          <w:color w:val="1c2634"/>
-          <w:sz w:val="24"/>
-        </w:rPr>
-        <w:t>跨问卷统计是一条聚合管道</w:t>
-      </w:r>
-      <w:r>
-        <w:rPr>
-          <w:rFonts w:hint="eastAsia" w:ascii="SimSun" w:hAnsi="SimSun" w:eastAsia="SimSun" w:cs="SimSun"/>
-          <w:color w:val="1c2634"/>
-          <w:sz w:val="24"/>
-        </w:rPr>
-        <w:t xml:space="preserve">：先按溯源字段定位该题所有版本在所有问卷中的快照，然后 </w:t>
-      </w:r>
-      <w:r>
-        <w:rPr>
-          <w:rFonts w:ascii="Consolas" w:hAnsi="Consolas" w:eastAsia="Consolas" w:cs="Consolas"/>
-          <w:color w:val="1c2634"/>
-          <w:sz w:val="21"/>
-          <w:shd w:val="clear" w:fill="eef2f8"/>
-        </w:rPr>
-        <w:t>$match(survey_id) → $unwind(answers) → $match(question_id)</w:t>
-      </w:r>
-      <w:r>
-        <w:rPr>
-          <w:rFonts w:hint="eastAsia" w:ascii="SimSun" w:hAnsi="SimSun" w:eastAsia="SimSun" w:cs="SimSun"/>
-          <w:color w:val="1c2634"/>
-          <w:sz w:val="24"/>
-        </w:rPr>
-        <w:t xml:space="preserve">，再按题型分支——选项类再 </w:t>
-      </w:r>
-      <w:r>
-        <w:rPr>
-          <w:rFonts w:ascii="Consolas" w:hAnsi="Consolas" w:eastAsia="Consolas" w:cs="Consolas"/>
-          <w:color w:val="1c2634"/>
-          <w:sz w:val="21"/>
-          <w:shd w:val="clear" w:fill="eef2f8"/>
-        </w:rPr>
-        <w:t>$unwind option_keys</w:t>
-      </w:r>
-      <w:r>
-        <w:rPr>
-          <w:rFonts w:hint="eastAsia" w:ascii="SimSun" w:hAnsi="SimSun" w:eastAsia="SimSun" w:cs="SimSun"/>
-          <w:color w:val="1c2634"/>
-          <w:sz w:val="24"/>
-        </w:rPr>
-        <w:t xml:space="preserve"> 后 </w:t>
-      </w:r>
-      <w:r>
-        <w:rPr>
-          <w:rFonts w:ascii="Consolas" w:hAnsi="Consolas" w:eastAsia="Consolas" w:cs="Consolas"/>
-          <w:color w:val="1c2634"/>
-          <w:sz w:val="21"/>
-          <w:shd w:val="clear" w:fill="eef2f8"/>
-        </w:rPr>
-        <w:t>$group</w:t>
-      </w:r>
-      <w:r>
-        <w:rPr>
-          <w:rFonts w:hint="eastAsia" w:ascii="SimSun" w:hAnsi="SimSun" w:eastAsia="SimSun" w:cs="SimSun"/>
-          <w:color w:val="1c2634"/>
-          <w:sz w:val="24"/>
-        </w:rPr>
-        <w:t xml:space="preserve"> 计数；数字类取 </w:t>
-      </w:r>
-      <w:r>
-        <w:rPr>
-          <w:rFonts w:ascii="Consolas" w:hAnsi="Consolas" w:eastAsia="Consolas" w:cs="Consolas"/>
-          <w:color w:val="1c2634"/>
-          <w:sz w:val="21"/>
-          <w:shd w:val="clear" w:fill="eef2f8"/>
-        </w:rPr>
-        <w:t>$min/$max/$avg</w:t>
-      </w:r>
-      <w:r>
-        <w:rPr>
-          <w:rFonts w:hint="eastAsia" w:ascii="SimSun" w:hAnsi="SimSun" w:eastAsia="SimSun" w:cs="SimSun"/>
-          <w:color w:val="1c2634"/>
-          <w:sz w:val="24"/>
-        </w:rPr>
-        <w:t xml:space="preserve">；文本类 </w:t>
-      </w:r>
-      <w:r>
-        <w:rPr>
-          <w:rFonts w:ascii="Consolas" w:hAnsi="Consolas" w:eastAsia="Consolas" w:cs="Consolas"/>
-          <w:color w:val="1c2634"/>
-          <w:sz w:val="21"/>
-          <w:shd w:val="clear" w:fill="eef2f8"/>
-        </w:rPr>
-        <w:t>$push</w:t>
-      </w:r>
-      <w:r>
-        <w:rPr>
-          <w:rFonts w:hint="eastAsia" w:ascii="SimSun" w:hAnsi="SimSun" w:eastAsia="SimSun" w:cs="SimSun"/>
-          <w:color w:val="1c2634"/>
-          <w:sz w:val="24"/>
-        </w:rPr>
-        <w:t xml:space="preserve"> 后 </w:t>
-      </w:r>
-      <w:r>
-        <w:rPr>
-          <w:rFonts w:ascii="Consolas" w:hAnsi="Consolas" w:eastAsia="Consolas" w:cs="Consolas"/>
-          <w:color w:val="1c2634"/>
-          <w:sz w:val="21"/>
-          <w:shd w:val="clear" w:fill="eef2f8"/>
-        </w:rPr>
-        <w:t>$slice</w:t>
-      </w:r>
-      <w:r>
-        <w:rPr>
-          <w:rFonts w:hint="eastAsia" w:ascii="SimSun" w:hAnsi="SimSun" w:eastAsia="SimSun" w:cs="SimSun"/>
-          <w:color w:val="1c2634"/>
-          <w:sz w:val="24"/>
-        </w:rPr>
-        <w:t xml:space="preserve"> 最近 20 条；日期类按值 </w:t>
-      </w:r>
-      <w:r>
-        <w:rPr>
-          <w:rFonts w:ascii="Consolas" w:hAnsi="Consolas" w:eastAsia="Consolas" w:cs="Consolas"/>
-          <w:color w:val="1c2634"/>
-          <w:sz w:val="21"/>
-          <w:shd w:val="clear" w:fill="eef2f8"/>
-        </w:rPr>
-        <w:t>$group</w:t>
-      </w:r>
-      <w:r>
-        <w:rPr>
-          <w:rFonts w:hint="eastAsia" w:ascii="SimSun" w:hAnsi="SimSun" w:eastAsia="SimSun" w:cs="SimSun"/>
-          <w:color w:val="1c2634"/>
-          <w:sz w:val="24"/>
-        </w:rPr>
-        <w:t>。计算全部下沉到数据库侧，应用层只负责拼装响应。</w:t>
-      </w:r>
-    </w:p>
-    <w:p>
-      <w:pPr>
-        <w:numPr>
-          <w:ilvl w:val="0"/>
-          <w:numId w:val="1"/>
-        </w:numPr>
-        <w:pBdr>
-          <w:left w:space="28"/>
-        </w:pBdr>
-        <w:spacing w:after="68" w:line="420"/>
-        <w:jc w:val="both"/>
-        <w:rPr>
-          <w:color w:val="1c2634"/>
-        </w:rPr>
-      </w:pPr>
-      <w:r>
-        <w:rPr>
-          <w:rFonts w:hint="eastAsia" w:ascii="SimSun" w:hAnsi="SimSun" w:eastAsia="SimSun" w:cs="SimSun"/>
-          <w:b w:val="1"/>
-          <w:color w:val="1c2634"/>
-          <w:sz w:val="24"/>
-        </w:rPr>
-        <w:t>开发中修掉的两个自身设计错误</w:t>
-      </w:r>
-      <w:r>
-        <w:rPr>
-          <w:rFonts w:hint="eastAsia" w:ascii="SimSun" w:hAnsi="SimSun" w:eastAsia="SimSun" w:cs="SimSun"/>
-          <w:color w:val="1c2634"/>
-          <w:sz w:val="24"/>
-        </w:rPr>
-        <w:t xml:space="preserve">：① </w:t>
-      </w:r>
-      <w:r>
-        <w:rPr>
-          <w:rFonts w:ascii="Consolas" w:hAnsi="Consolas" w:eastAsia="Consolas" w:cs="Consolas"/>
-          <w:color w:val="1c2634"/>
-          <w:sz w:val="21"/>
-          <w:shd w:val="clear" w:fill="eef2f8"/>
-        </w:rPr>
-        <w:t>root_id</w:t>
-      </w:r>
-      <w:r>
-        <w:rPr>
-          <w:rFonts w:hint="eastAsia" w:ascii="SimSun" w:hAnsi="SimSun" w:eastAsia="SimSun" w:cs="SimSun"/>
-          <w:color w:val="1c2634"/>
-          <w:sz w:val="24"/>
-        </w:rPr>
-        <w:t xml:space="preserve"> 一度设为 </w:t>
-      </w:r>
-      <w:r>
-        <w:rPr>
-          <w:rFonts w:ascii="Consolas" w:hAnsi="Consolas" w:eastAsia="Consolas" w:cs="Consolas"/>
-          <w:color w:val="1c2634"/>
-          <w:sz w:val="21"/>
-          <w:shd w:val="clear" w:fill="eef2f8"/>
-        </w:rPr>
-        <w:t>required</w:t>
-      </w:r>
-      <w:r>
-        <w:rPr>
-          <w:rFonts w:hint="eastAsia" w:ascii="SimSun" w:hAnsi="SimSun" w:eastAsia="SimSun" w:cs="SimSun"/>
-          <w:color w:val="1c2634"/>
-          <w:sz w:val="24"/>
-        </w:rPr>
-        <w:t xml:space="preserve">，但 v1 需要先插入拿到 </w:t>
-      </w:r>
-      <w:r>
-        <w:rPr>
-          <w:rFonts w:ascii="Consolas" w:hAnsi="Consolas" w:eastAsia="Consolas" w:cs="Consolas"/>
-          <w:color w:val="1c2634"/>
-          <w:sz w:val="21"/>
-          <w:shd w:val="clear" w:fill="eef2f8"/>
-        </w:rPr>
-        <w:t>_id</w:t>
-      </w:r>
-      <w:r>
-        <w:rPr>
-          <w:rFonts w:hint="eastAsia" w:ascii="SimSun" w:hAnsi="SimSun" w:eastAsia="SimSun" w:cs="SimSun"/>
-          <w:color w:val="1c2634"/>
-          <w:sz w:val="24"/>
-        </w:rPr>
-        <w:t xml:space="preserve"> 才能回填 root_id，</w:t>
-      </w:r>
-      <w:r>
-        <w:rPr>
-          <w:rFonts w:ascii="Consolas" w:hAnsi="Consolas" w:eastAsia="Consolas" w:cs="Consolas"/>
-          <w:color w:val="1c2634"/>
-          <w:sz w:val="21"/>
-          <w:shd w:val="clear" w:fill="eef2f8"/>
-        </w:rPr>
-        <w:t>create()</w:t>
-      </w:r>
-      <w:r>
-        <w:rPr>
-          <w:rFonts w:hint="eastAsia" w:ascii="SimSun" w:hAnsi="SimSun" w:eastAsia="SimSun" w:cs="SimSun"/>
-          <w:color w:val="1c2634"/>
-          <w:sz w:val="24"/>
-        </w:rPr>
-        <w:t xml:space="preserve"> 在插入瞬间就跑校验，直接 400——改为去掉 required、由写路径约定保证非空；② 修改接口初稿是全量语义，只传题干会把选项清空——改为部分更新，未传字段继承当前版本。</w:t>
-      </w:r>
-    </w:p>
-    <w:p>
-      <w:pPr>
-        <w:pStyle w:val="000004"/>
-        <w:keepNext w:val="1"/>
-        <w:keepLines w:val="1"/>
-        <w:pBdr>
-          <w:bottom w:val="single" w:color="16345e" w:sz="13"/>
-        </w:pBdr>
-        <w:spacing w:before="510" w:beforeAutospacing="1" w:after="510" w:afterAutospacing="1" w:line="420"/>
-        <w:ind w:left="510" w:right="510"/>
-        <w:outlineLvl w:val="0"/>
-        <w:rPr>
-          <w:color w:val="10233b"/>
-          <w:kern w:val="44"/>
-          <w:sz w:val="44"/>
-          <w:szCs w:val="44"/>
-        </w:rPr>
-      </w:pPr>
-      <w:bookmarkStart w:id="14" w:name="section-6"/>
-      <w:r>
-        <w:rPr>
-          <w:rFonts w:hint="eastAsia" w:ascii="SimHei" w:hAnsi="SimHei" w:eastAsia="SimHei" w:cs="SimHei"/>
-          <w:b w:val="1"/>
-          <w:color w:val="3b6ef5"/>
-          <w:sz w:val="34"/>
-        </w:rPr>
-        <w:t>六、</w:t>
-      </w:r>
-      <w:r>
-        <w:rPr>
-          <w:rFonts w:hint="eastAsia" w:ascii="SimHei" w:hAnsi="SimHei" w:eastAsia="SimHei" w:cs="SimHei"/>
-          <w:b w:val="1"/>
-          <w:color w:val="10233b"/>
-          <w:sz w:val="34"/>
-        </w:rPr>
-        <w:t>前端页面</w:t>
-      </w:r>
-      <w:bookmarkEnd w:id="14"/>
-    </w:p>
-    <w:p>
-      <w:pPr>
-        <w:spacing w:line="420"/>
-        <w:ind w:firstLine="480"/>
-        <w:jc w:val="both"/>
-        <w:rPr>
-          <w:color w:val="1c2634"/>
-        </w:rPr>
-      </w:pPr>
-      <w:r>
-        <w:rPr>
-          <w:rFonts w:hint="eastAsia" w:ascii="SimSun" w:hAnsi="SimSun" w:eastAsia="SimSun" w:cs="SimSun"/>
-          <w:color w:val="1c2634"/>
-          <w:sz w:val="24"/>
-        </w:rPr>
-        <w:t>题库入口加入全站导航（我的问卷 / 题目库 / 退出），像素游戏风与第一阶段完全一致：复用既有类名，零新增 CSS，视觉上不像"外挂了一个新模块"。</w:t>
-      </w:r>
-    </w:p>
-    <w:p>
-      <w:pPr>
-        <w:spacing w:line="420"/>
-        <w:ind w:firstLine="480"/>
-        <w:jc w:val="both"/>
-        <w:rPr>
-          <w:color w:val="1c2634"/>
-        </w:rPr>
-      </w:pPr>
-      <w:r>
-        <w:rPr>
-          <w:rFonts w:hint="eastAsia" w:ascii="SimSun" w:hAnsi="SimSun" w:eastAsia="SimSun" w:cs="SimSun"/>
-          <w:color w:val="1c2634"/>
-          <w:sz w:val="24"/>
-        </w:rPr>
-        <w:t>导航结构上有一个小决定值得说明：题库做成了与"我的问卷"平级的独立页面，而不是塞进问卷编辑页的一个侧栏。原因是两者的心智模型不同——问卷编辑是"往下写"，题库管理是"横向整理"，混在一起会让"我现在改的是这份问卷还是那道公共题"变得含糊。反过来，选题动作又必须在编辑页里完成，所以编辑页保留了一个"从题库选题"的入口，点开是一个带"我的 / 共享给我的"两个页签的弹窗。用"独立管理 + 就地选用"而不是"全部集中在一处"，是这次前端设计里唯一一次真正的结构选择。</w:t>
+        <w:t>题库入口加入全站导航，题库做成与"我的问卷"平级的独立页面，而不是塞进编辑页的侧栏。理由是两者心智模型不同——问卷编辑是"往下写"，题库管理是"横向整理"，混在一起会让"我现在改的是这份问卷还是那道公共题"变得含糊；而选题动作又必须在编辑页完成，所以编辑页保留"从题库选题"入口，点开是带"我的 / 共享给我的"两个页签的弹窗。"独立管理 + 就地选用"是这次前端设计里唯一一次真正的结构选择。</w:t>
       </w:r>
     </w:p>
     <w:p>
@@ -6097,7 +5249,7 @@
       <w:r>
         <w:drawing>
           <wp:inline>
-            <wp:extent cx="5274310" cy="3317046"/>
+            <wp:extent cx="5274310" cy="3494230"/>
             <wp:docPr id="2" name=""/>
             <wp:cNvGraphicFramePr>
               <a:graphicFrameLocks noChangeAspect="1"/>
@@ -6118,7 +5270,7 @@
                   <pic:spPr>
                     <a:xfrm>
                       <a:off x="0" y="0"/>
-                      <a:ext cx="5274310" cy="3317046"/>
+                      <a:ext cx="5274310" cy="3494230"/>
                     </a:xfrm>
                     <a:prstGeom prst="rect">
                       <a:avLst/>
@@ -6146,7 +5298,7 @@
           <w:color w:val="55647c"/>
           <w:sz w:val="20"/>
         </w:rPr>
-        <w:t>图 6-1　题库管理页：每棵树只显示最新版本（此题为 v2）</w:t>
+        <w:t>图 5-1　题库管理页：每棵树只显示最新版本，操作按主次分组</w:t>
       </w:r>
     </w:p>
     <w:p>
@@ -6161,7 +5313,7 @@
       <w:r>
         <w:drawing>
           <wp:inline>
-            <wp:extent cx="5274310" cy="4457642"/>
+            <wp:extent cx="5274310" cy="3558544"/>
             <wp:docPr id="5" name=""/>
             <wp:cNvGraphicFramePr>
               <a:graphicFrameLocks noChangeAspect="1"/>
@@ -6182,7 +5334,7 @@
                   <pic:spPr>
                     <a:xfrm>
                       <a:off x="0" y="0"/>
-                      <a:ext cx="5274310" cy="4457642"/>
+                      <a:ext cx="5274310" cy="3558544"/>
                     </a:xfrm>
                     <a:prstGeom prst="rect">
                       <a:avLst/>
@@ -6210,7 +5362,7 @@
           <w:color w:val="55647c"/>
           <w:sz w:val="20"/>
         </w:rPr>
-        <w:t>图 6-2　问卷编辑页：从题库选题与"题库题 v1"标签</w:t>
+        <w:t>图 5-2　问卷编辑页（草稿）：题目列表与"更多"菜单</w:t>
       </w:r>
     </w:p>
     <w:p>
@@ -6228,25 +5380,24 @@
           <w:color w:val="1c2634"/>
           <w:sz w:val="24"/>
         </w:rPr>
-        <w:t>页面结构上，题库页分为"我的题目 / 共享给我的"两个页签，新建题目在顶部表单完成；每道题提供六个动作，其中"版本历史"弹窗给出 v1→v2→v3 的版本链并可一键恢复旧版本，"共享"弹窗按用户名共享或取消，"使用情况"弹窗列出哪些问卷在用、用的哪个版本，"跨问卷统计"弹窗按题型展示选项分布条形图、数字 min/max/avg、文本样本与日期分布。</w:t>
-      </w:r>
-    </w:p>
-    <w:p>
-      <w:pPr>
-        <w:spacing w:line="420"/>
-        <w:ind w:firstLine="480"/>
-        <w:jc w:val="both"/>
-        <w:rPr>
-          <w:color w:val="1c2634"/>
-        </w:rPr>
-      </w:pPr>
-      <w:r>
-        <w:rPr>
-          <w:rFonts w:hint="eastAsia" w:ascii="SimSun" w:hAnsi="SimSun" w:eastAsia="SimSun" w:cs="SimSun"/>
-          <w:color w:val="1c2634"/>
-          <w:sz w:val="24"/>
-        </w:rPr>
-        <w:t xml:space="preserve">编辑页的改动遵循"最小侵入"：草稿状态才显示"从题库选题"按钮，弹窗内可切换"我的题目 / 共享给我的"页签并一键选用；每张题目卡片新增"存为常用题"按钮，把已写好的问卷题反向存进题库；带溯源的题只多一个"题库题 vN"小标签，其余交互与第一阶段完全相同。已发布的问卷看不到上述按钮——前端隐藏与后端 </w:t>
+        <w:t>功能完成后，我对全部六个页面做了一轮界面整理，参照主流问卷系统（问卷星 / 金数据 / 腾讯问卷）的信息架构，补齐了几处原本缺失的东西。</w:t>
+      </w:r>
+      <w:r>
+        <w:rPr>
+          <w:rFonts w:hint="eastAsia" w:ascii="SimSun" w:hAnsi="SimSun" w:eastAsia="SimSun" w:cs="SimSun"/>
+          <w:b w:val="1"/>
+          <w:color w:val="1c2634"/>
+          <w:sz w:val="24"/>
+        </w:rPr>
+        <w:t>首页加指标区</w:t>
+      </w:r>
+      <w:r>
+        <w:rPr>
+          <w:rFonts w:hint="eastAsia" w:ascii="SimSun" w:hAnsi="SimSun" w:eastAsia="SimSun" w:cs="SimSun"/>
+          <w:color w:val="1c2634"/>
+          <w:sz w:val="24"/>
+        </w:rPr>
+        <w:t xml:space="preserve">：新增 </w:t>
       </w:r>
       <w:r>
         <w:rPr>
@@ -6255,6 +5406,57 @@
           <w:sz w:val="21"/>
           <w:shd w:val="clear" w:fill="eef2f8"/>
         </w:rPr>
+        <w:t>GET /surveys/overview</w:t>
+      </w:r>
+      <w:r>
+        <w:rPr>
+          <w:rFonts w:hint="eastAsia" w:ascii="SimSun" w:hAnsi="SimSun" w:eastAsia="SimSun" w:cs="SimSun"/>
+          <w:color w:val="1c2634"/>
+          <w:sz w:val="24"/>
+        </w:rPr>
+        <w:t xml:space="preserve"> 一次返回各状态问卷数、累计答卷与题库题数，避免前端为每份问卷各请求一次统计；列表补标题搜索（服务端正则匹配，输入做正则转义）、状态分段筛选与排序。</w:t>
+      </w:r>
+      <w:r>
+        <w:rPr>
+          <w:rFonts w:hint="eastAsia" w:ascii="SimSun" w:hAnsi="SimSun" w:eastAsia="SimSun" w:cs="SimSun"/>
+          <w:b w:val="1"/>
+          <w:color w:val="1c2634"/>
+          <w:sz w:val="24"/>
+        </w:rPr>
+        <w:t>列表页操作分主次</w:t>
+      </w:r>
+      <w:r>
+        <w:rPr>
+          <w:rFonts w:hint="eastAsia" w:ascii="SimSun" w:hAnsi="SimSun" w:eastAsia="SimSun" w:cs="SimSun"/>
+          <w:color w:val="1c2634"/>
+          <w:sz w:val="24"/>
+        </w:rPr>
+        <w:t>：原来六个按钮平铺，标题被挤到换行；改为"编辑 / 统计"两个主操作加"更多"菜单（分享与二维码、复制为草稿、导出、删除），问卷标题恢复单行。</w:t>
+      </w:r>
+      <w:r>
+        <w:rPr>
+          <w:rFonts w:hint="eastAsia" w:ascii="SimSun" w:hAnsi="SimSun" w:eastAsia="SimSun" w:cs="SimSun"/>
+          <w:b w:val="1"/>
+          <w:color w:val="1c2634"/>
+          <w:sz w:val="24"/>
+        </w:rPr>
+        <w:t>编辑页先说状态再做操作</w:t>
+      </w:r>
+      <w:r>
+        <w:rPr>
+          <w:rFonts w:hint="eastAsia" w:ascii="SimSun" w:hAnsi="SimSun" w:eastAsia="SimSun" w:cs="SimSun"/>
+          <w:color w:val="1c2634"/>
+          <w:sz w:val="24"/>
+        </w:rPr>
+        <w:t xml:space="preserve">：草稿 / 已发布 / 已关闭各有一条状态横幅说明"现在能改什么"，问卷设置收进折叠面板，题目行压缩为"序号 + 题干 + 题型标签 + 主次操作"，一屏可见的题目从 3 道增加到 9 道；已发布时增删题入口隐藏，与后端 </w:t>
+      </w:r>
+      <w:r>
+        <w:rPr>
+          <w:rFonts w:ascii="Consolas" w:hAnsi="Consolas" w:eastAsia="Consolas" w:cs="Consolas"/>
+          <w:color w:val="1c2634"/>
+          <w:sz w:val="21"/>
+          <w:shd w:val="clear" w:fill="eef2f8"/>
+        </w:rPr>
         <w:t>assertDraft</w:t>
       </w:r>
       <w:r>
@@ -6263,7 +5465,41 @@
           <w:color w:val="1c2634"/>
           <w:sz w:val="24"/>
         </w:rPr>
-        <w:t xml:space="preserve"> 是两道独立防线，不依赖彼此。</w:t>
+        <w:t xml:space="preserve"> 形成两道独立防线。</w:t>
+      </w:r>
+      <w:r>
+        <w:rPr>
+          <w:rFonts w:hint="eastAsia" w:ascii="SimSun" w:hAnsi="SimSun" w:eastAsia="SimSun" w:cs="SimSun"/>
+          <w:b w:val="1"/>
+          <w:color w:val="1c2634"/>
+          <w:sz w:val="24"/>
+        </w:rPr>
+        <w:t>统计页两列布局</w:t>
+      </w:r>
+      <w:r>
+        <w:rPr>
+          <w:rFonts w:hint="eastAsia" w:ascii="SimSun" w:hAnsi="SimSun" w:eastAsia="SimSun" w:cs="SimSun"/>
+          <w:color w:val="1c2634"/>
+          <w:sz w:val="24"/>
+        </w:rPr>
+        <w:t>：选项与数字题并排，一屏可见题目从 2 道增加到 6 道；数字题补一条"均值在区间中的位置"刻度条，比只列最小/最大更容易判断分布偏哪边；明细不再显示数据库主键。</w:t>
+      </w:r>
+      <w:r>
+        <w:rPr>
+          <w:rFonts w:hint="eastAsia" w:ascii="SimSun" w:hAnsi="SimSun" w:eastAsia="SimSun" w:cs="SimSun"/>
+          <w:b w:val="1"/>
+          <w:color w:val="1c2634"/>
+          <w:sz w:val="24"/>
+        </w:rPr>
+        <w:t>填写页</w:t>
+      </w:r>
+      <w:r>
+        <w:rPr>
+          <w:rFonts w:hint="eastAsia" w:ascii="SimSun" w:hAnsi="SimSun" w:eastAsia="SimSun" w:cs="SimSun"/>
+          <w:color w:val="1c2634"/>
+          <w:sz w:val="24"/>
+        </w:rPr>
+        <w:t>：进度条带百分比与题号方格，新增"上一题"（跳转规则下按访问栈回退，答案保留），选项改为整块可点的卡片。所有改动沿用像素风（硬边框、位移硬阴影、方块图标），新增的是组件而非换皮。</w:t>
       </w:r>
     </w:p>
     <w:p>
@@ -6284,7 +5520,7 @@
           <w:szCs w:val="44"/>
         </w:rPr>
       </w:pPr>
-      <w:bookmarkStart w:id="15" w:name="section-7"/>
+      <w:bookmarkStart w:id="13" w:name="section-6"/>
       <w:r>
         <w:rPr>
           <w:rFonts w:hint="eastAsia" w:ascii="SimHei" w:hAnsi="SimHei" w:eastAsia="SimHei" w:cs="SimHei"/>
@@ -6292,7 +5528,7 @@
           <w:color w:val="3b6ef5"/>
           <w:sz w:val="34"/>
         </w:rPr>
-        <w:t>七、</w:t>
+        <w:t>六、</w:t>
       </w:r>
       <w:r>
         <w:rPr>
@@ -6303,7 +5539,7 @@
         </w:rPr>
         <w:t>多用户可用性优化</w:t>
       </w:r>
-      <w:bookmarkEnd w:id="15"/>
+      <w:bookmarkEnd w:id="13"/>
     </w:p>
     <w:p>
       <w:pPr>
@@ -6320,7 +5556,7 @@
           <w:color w:val="1c2634"/>
           <w:sz w:val="24"/>
         </w:rPr>
-        <w:t>八项需求完成后，我做了一轮针对"别人来用会不会卡住"的审计。出发点很具体：这个系统不是给我一个人演示用的，第二个注册的用户、被共享题目的同事、以及手滑改坏 URL 的人，都会真实地碰到它。</w:t>
+        <w:t>八项需求完成后，我做了一轮针对"别人来用会不会卡住"的审计。出发点很具体：这个系统不是给我一个人演示用的，第二个注册的用户、被共享题目的同事、以及手滑改坏 URL 的人，都会真实碰到它。</w:t>
       </w:r>
     </w:p>
     <w:p>
@@ -6337,7 +5573,7 @@
           <w:szCs w:val="32"/>
         </w:rPr>
       </w:pPr>
-      <w:bookmarkStart w:id="16" w:name="section-7-1"/>
+      <w:bookmarkStart w:id="14" w:name="section-6-1"/>
       <w:r>
         <w:rPr>
           <w:rFonts w:hint="eastAsia" w:ascii="SimHei" w:hAnsi="SimHei" w:eastAsia="SimHei" w:cs="SimHei"/>
@@ -6345,9 +5581,9 @@
           <w:color w:val="1c4c9c"/>
           <w:sz w:val="26"/>
         </w:rPr>
-        <w:t>7.1 审计方法</w:t>
-      </w:r>
-      <w:bookmarkEnd w:id="16"/>
+        <w:t>6.1 审计与修复</w:t>
+      </w:r>
+      <w:bookmarkEnd w:id="14"/>
     </w:p>
     <w:p>
       <w:pPr>
@@ -6364,150 +5600,7 @@
           <w:color w:val="1c2634"/>
           <w:sz w:val="24"/>
         </w:rPr>
-        <w:t>不是"读一遍代码找 bug"，而是代入三个角色各走一遍完整流程，记录每一个"这里会卡住"的瞬间。</w:t>
-      </w:r>
-    </w:p>
-    <w:p>
-      <w:pPr>
-        <w:numPr>
-          <w:ilvl w:val="0"/>
-          <w:numId w:val="1"/>
-        </w:numPr>
-        <w:pBdr>
-          <w:left w:space="28"/>
-        </w:pBdr>
-        <w:spacing w:after="68" w:line="420"/>
-        <w:jc w:val="both"/>
-        <w:rPr>
-          <w:color w:val="1c2634"/>
-        </w:rPr>
-      </w:pPr>
-      <w:r>
-        <w:rPr>
-          <w:rFonts w:hint="eastAsia" w:ascii="SimSun" w:hAnsi="SimSun" w:eastAsia="SimSun" w:cs="SimSun"/>
-          <w:b w:val="1"/>
-          <w:color w:val="1c2634"/>
-          <w:sz w:val="24"/>
-        </w:rPr>
-        <w:t>第二个注册的用户</w:t>
-      </w:r>
-      <w:r>
-        <w:rPr>
-          <w:rFonts w:hint="eastAsia" w:ascii="SimSun" w:hAnsi="SimSun" w:eastAsia="SimSun" w:cs="SimSun"/>
-          <w:color w:val="1c2634"/>
-          <w:sz w:val="24"/>
-        </w:rPr>
-        <w:t>：登录后看到什么？空状态有没有引导？会不会看到别人的数据？超出一页之后还能不能翻回去？</w:t>
-      </w:r>
-    </w:p>
-    <w:p>
-      <w:pPr>
-        <w:numPr>
-          <w:ilvl w:val="0"/>
-          <w:numId w:val="1"/>
-        </w:numPr>
-        <w:pBdr>
-          <w:left w:space="28"/>
-        </w:pBdr>
-        <w:spacing w:after="68" w:line="420"/>
-        <w:jc w:val="both"/>
-        <w:rPr>
-          <w:color w:val="1c2634"/>
-        </w:rPr>
-      </w:pPr>
-      <w:r>
-        <w:rPr>
-          <w:rFonts w:hint="eastAsia" w:ascii="SimSun" w:hAnsi="SimSun" w:eastAsia="SimSun" w:cs="SimSun"/>
-          <w:b w:val="1"/>
-          <w:color w:val="1c2634"/>
-          <w:sz w:val="24"/>
-        </w:rPr>
-        <w:t>被共享题目的同事</w:t>
-      </w:r>
-      <w:r>
-        <w:rPr>
-          <w:rFonts w:hint="eastAsia" w:ascii="SimSun" w:hAnsi="SimSun" w:eastAsia="SimSun" w:cs="SimSun"/>
-          <w:color w:val="1c2634"/>
-          <w:sz w:val="24"/>
-        </w:rPr>
-        <w:t>：能做什么、不该看到什么？如果他能看到出题人的问卷标题甚至答卷内容，那"共享一道题"就变成了"泄漏一份问卷"。</w:t>
-      </w:r>
-    </w:p>
-    <w:p>
-      <w:pPr>
-        <w:numPr>
-          <w:ilvl w:val="0"/>
-          <w:numId w:val="1"/>
-        </w:numPr>
-        <w:pBdr>
-          <w:left w:space="28"/>
-        </w:pBdr>
-        <w:spacing w:after="68" w:line="420"/>
-        <w:jc w:val="both"/>
-        <w:rPr>
-          <w:color w:val="1c2634"/>
-        </w:rPr>
-      </w:pPr>
-      <w:r>
-        <w:rPr>
-          <w:rFonts w:hint="eastAsia" w:ascii="SimSun" w:hAnsi="SimSun" w:eastAsia="SimSun" w:cs="SimSun"/>
-          <w:b w:val="1"/>
-          <w:color w:val="1c2634"/>
-          <w:sz w:val="24"/>
-        </w:rPr>
-        <w:t>手滑的用户</w:t>
-      </w:r>
-      <w:r>
-        <w:rPr>
-          <w:rFonts w:hint="eastAsia" w:ascii="SimSun" w:hAnsi="SimSun" w:eastAsia="SimSun" w:cs="SimSun"/>
-          <w:color w:val="1c2634"/>
-          <w:sz w:val="24"/>
-        </w:rPr>
-        <w:t>：地址栏少个参数、id 被改坏、问卷已关闭还点保存，会发生什么？</w:t>
-      </w:r>
-    </w:p>
-    <w:p>
-      <w:pPr>
-        <w:pStyle w:val="000005"/>
-        <w:keepNext w:val="1"/>
-        <w:keepLines w:val="1"/>
-        <w:spacing w:before="311" w:beforeAutospacing="1" w:after="311" w:afterAutospacing="1" w:line="420"/>
-        <w:ind w:left="311" w:right="311"/>
-        <w:outlineLvl w:val="2"/>
-        <w:rPr>
-          <w:color w:val="1c4c9c"/>
-          <w:sz w:val="32"/>
-          <w:szCs w:val="32"/>
-        </w:rPr>
-      </w:pPr>
-      <w:bookmarkStart w:id="17" w:name="section-7-2"/>
-      <w:r>
-        <w:rPr>
-          <w:rFonts w:hint="eastAsia" w:ascii="SimHei" w:hAnsi="SimHei" w:eastAsia="SimHei" w:cs="SimHei"/>
-          <w:b w:val="1"/>
-          <w:color w:val="1c4c9c"/>
-          <w:sz w:val="26"/>
-        </w:rPr>
-        <w:t>7.2 发现与修复</w:t>
-      </w:r>
-      <w:bookmarkEnd w:id="17"/>
-    </w:p>
-    <w:p>
-      <w:pPr>
-        <w:spacing w:line="420"/>
-        <w:ind w:firstLine="480"/>
-        <w:jc w:val="both"/>
-        <w:rPr>
-          <w:color w:val="1c2634"/>
-        </w:rPr>
-      </w:pPr>
-      <w:r>
-        <w:rPr>
-          <w:rFonts w:hint="eastAsia" w:ascii="SimSun" w:hAnsi="SimSun" w:eastAsia="SimSun" w:cs="SimSun"/>
-          <w:color w:val="1c2634"/>
-          <w:sz w:val="24"/>
-        </w:rPr>
-        <w:t>共修复 11 处，按影响排序如下。</w:t>
+        <w:t>不读代码找 bug，而是代入三个角色各走一遍完整流程：第二个注册的用户（登录后看到什么？空状态有没有引导？会不会看到别人的数据？）、被共享题目的同事（能做什么、不该看到什么？）、手滑的用户（少个参数、id 被改坏、问卷已关闭还点保存）。共修复 11 处，按影响排序如下。</w:t>
       </w:r>
     </w:p>
     <w:p>
@@ -6525,7 +5618,7 @@
           <w:color w:val="55647c"/>
           <w:sz w:val="20"/>
         </w:rPr>
-        <w:t>表 7-1　可用性审计修复清单</w:t>
+        <w:t>表 6-1　可用性审计修复清单</w:t>
       </w:r>
     </w:p>
     <w:tbl>
@@ -6767,7 +5860,7 @@
                 <w:color w:val="1c2634"/>
                 <w:sz w:val="19"/>
               </w:rPr>
-              <w:t xml:space="preserve">列表页使用了 </w:t>
+              <w:t xml:space="preserve">列表页用了 </w:t>
             </w:r>
             <w:r>
               <w:rPr>
@@ -6843,7 +5936,7 @@
                 <w:color w:val="1c2634"/>
                 <w:sz w:val="19"/>
               </w:rPr>
-              <w:t>，列表不刷新；导出 CSV 后弹"toast is not defined"</w:t>
+              <w:t>，列表不刷新</w:t>
             </w:r>
           </w:p>
         </w:tc>
@@ -6945,7 +6038,7 @@
                 <w:color w:val="1c2634"/>
                 <w:sz w:val="19"/>
               </w:rPr>
-              <w:t xml:space="preserve">路径参数非 ObjectId 时 Mongoose 抛 </w:t>
+              <w:t xml:space="preserve">路径参数非 ObjectId 时抛 </w:t>
             </w:r>
             <w:r>
               <w:rPr>
@@ -6987,7 +6080,7 @@
                 <w:color w:val="1c2634"/>
                 <w:sz w:val="19"/>
               </w:rPr>
-              <w:t>直接 500"服务器内部错误"，用户看不懂也不知道找谁</w:t>
+              <w:t>直接 500"服务器内部错误"，用户不知找谁</w:t>
             </w:r>
           </w:p>
         </w:tc>
@@ -7020,33 +6113,7 @@
                 <w:color w:val="1c2634"/>
                 <w:sz w:val="19"/>
               </w:rPr>
-              <w:t xml:space="preserve">全局错误处理把 </w:t>
-            </w:r>
-            <w:r>
-              <w:rPr>
-                <w:rFonts w:ascii="Consolas" w:hAnsi="Consolas" w:eastAsia="Consolas" w:cs="Consolas"/>
-                <w:color w:val="1c2634"/>
-                <w:sz w:val="21"/>
-                <w:shd w:val="clear" w:fill="eef2f8"/>
-              </w:rPr>
-              <w:t>CastError</w:t>
-            </w:r>
-            <w:r>
-              <w:rPr>
-                <w:rFonts w:hint="eastAsia" w:ascii="SimSun" w:hAnsi="SimSun" w:eastAsia="SimSun" w:cs="SimSun"/>
-                <w:color w:val="1c2634"/>
-                <w:sz w:val="19"/>
-              </w:rPr>
-              <w:t xml:space="preserve"> 转成 400 </w:t>
-            </w:r>
-            <w:r>
-              <w:rPr>
-                <w:rFonts w:ascii="Consolas" w:hAnsi="Consolas" w:eastAsia="Consolas" w:cs="Consolas"/>
-                <w:color w:val="1c2634"/>
-                <w:sz w:val="21"/>
-                <w:shd w:val="clear" w:fill="eef2f8"/>
-              </w:rPr>
-              <w:t>BAD_REQUEST</w:t>
+              <w:t>全局错误处理转为 400</w:t>
             </w:r>
           </w:p>
         </w:tc>
@@ -7115,7 +6182,7 @@
                 <w:color w:val="1c2634"/>
                 <w:sz w:val="19"/>
               </w:rPr>
-              <w:t>题库的使用情况 / 跨问卷统计对被共享者开放</w:t>
+              <w:t>题库用量 / 统计对被共享者开放</w:t>
             </w:r>
           </w:p>
         </w:tc>
@@ -7148,7 +6215,7 @@
                 <w:color w:val="1c2634"/>
                 <w:sz w:val="19"/>
               </w:rPr>
-              <w:t>共享一次题，就能看到对方问卷标题与跨问卷汇总的答卷内容</w:t>
+              <w:t>共享一道题就泄漏对方问卷标题与答卷汇总</w:t>
             </w:r>
           </w:p>
         </w:tc>
@@ -7181,7 +6248,7 @@
                 <w:color w:val="1c2634"/>
                 <w:sz w:val="19"/>
               </w:rPr>
-              <w:t>收敛为仅出题人（403），前端对被共享题隐藏这两个按钮</w:t>
+              <w:t>收敛为仅 owner（403），前端隐藏按钮</w:t>
             </w:r>
           </w:p>
         </w:tc>
@@ -7250,7 +6317,7 @@
                 <w:color w:val="1c2634"/>
                 <w:sz w:val="19"/>
               </w:rPr>
-              <w:t xml:space="preserve">修改题库题时顺手改了旧版本的 </w:t>
+              <w:t xml:space="preserve">改题库题时顺手改了旧版本 </w:t>
             </w:r>
             <w:r>
               <w:rPr>
@@ -7292,7 +6359,7 @@
                 <w:color w:val="1c2634"/>
                 <w:sz w:val="19"/>
               </w:rPr>
-              <w:t>版本历史不再只读，"历史记录"的语义被破坏</w:t>
+              <w:t>"历史版本"会被后续操作改写，语义被破坏</w:t>
             </w:r>
           </w:p>
         </w:tc>
@@ -7325,7 +6392,7 @@
                 <w:color w:val="1c2634"/>
                 <w:sz w:val="19"/>
               </w:rPr>
-              <w:t>去掉对旧文档的写入，只追加新版本</w:t>
+              <w:t>只追加新版本，不写旧文档</w:t>
             </w:r>
           </w:p>
         </w:tc>
@@ -7411,7 +6478,40 @@
                 <w:color w:val="1c2634"/>
                 <w:sz w:val="19"/>
               </w:rPr>
-              <w:t xml:space="preserve"> 二次 </w:t>
+              <w:t xml:space="preserve"> 二次解码</w:t>
+            </w:r>
+          </w:p>
+        </w:tc>
+        <w:tc>
+          <w:tcPr>
+            <w:tcW w:w="2076" w:type="dxa"/>
+            <w:tcBorders>
+              <w:top w:val="single" w:color="c2cddd" w:sz="6"/>
+              <w:left w:val="single" w:color="c2cddd" w:sz="6"/>
+              <w:bottom w:val="single" w:color="c2cddd" w:sz="6"/>
+              <w:right w:val="single" w:color="c2cddd" w:sz="6"/>
+            </w:tcBorders>
+            <w:tcMar>
+              <w:top w:w="73" w:type="dxa"/>
+              <w:left w:w="113" w:type="dxa"/>
+              <w:bottom w:w="73" w:type="dxa"/>
+              <w:right w:w="113" w:type="dxa"/>
+            </w:tcMar>
+            <w:vAlign w:val="top"/>
+          </w:tcPr>
+          <w:p>
+            <w:pPr>
+              <w:rPr>
+                <w:color w:val="1c2634"/>
+              </w:rPr>
+            </w:pPr>
+            <w:r>
+              <w:rPr>
+                <w:rFonts w:hint="eastAsia" w:ascii="SimSun" w:hAnsi="SimSun" w:eastAsia="SimSun" w:cs="SimSun"/>
+                <w:color w:val="1c2634"/>
+                <w:sz w:val="19"/>
+              </w:rPr>
+              <w:t xml:space="preserve">路径含 </w:t>
             </w:r>
             <w:r>
               <w:rPr>
@@ -7420,40 +6520,15 @@
                 <w:sz w:val="21"/>
                 <w:shd w:val="clear" w:fill="eef2f8"/>
               </w:rPr>
-              <w:t>decodeURIComponent</w:t>
-            </w:r>
-          </w:p>
-        </w:tc>
-        <w:tc>
-          <w:tcPr>
-            <w:tcW w:w="2076" w:type="dxa"/>
-            <w:tcBorders>
-              <w:top w:val="single" w:color="c2cddd" w:sz="6"/>
-              <w:left w:val="single" w:color="c2cddd" w:sz="6"/>
-              <w:bottom w:val="single" w:color="c2cddd" w:sz="6"/>
-              <w:right w:val="single" w:color="c2cddd" w:sz="6"/>
-            </w:tcBorders>
-            <w:tcMar>
-              <w:top w:w="73" w:type="dxa"/>
-              <w:left w:w="113" w:type="dxa"/>
-              <w:bottom w:w="73" w:type="dxa"/>
-              <w:right w:w="113" w:type="dxa"/>
-            </w:tcMar>
-            <w:vAlign w:val="top"/>
-          </w:tcPr>
-          <w:p>
-            <w:pPr>
-              <w:rPr>
-                <w:color w:val="1c2634"/>
-              </w:rPr>
-            </w:pPr>
-            <w:r>
-              <w:rPr>
-                <w:rFonts w:hint="eastAsia" w:ascii="SimSun" w:hAnsi="SimSun" w:eastAsia="SimSun" w:cs="SimSun"/>
-                <w:color w:val="1c2634"/>
-                <w:sz w:val="19"/>
-              </w:rPr>
-              <w:t xml:space="preserve">路径含 </w:t>
+              <w:t>%</w:t>
+            </w:r>
+            <w:r>
+              <w:rPr>
+                <w:rFonts w:hint="eastAsia" w:ascii="SimSun" w:hAnsi="SimSun" w:eastAsia="SimSun" w:cs="SimSun"/>
+                <w:color w:val="1c2634"/>
+                <w:sz w:val="19"/>
+              </w:rPr>
+              <w:t xml:space="preserve"> 时解码错乱；</w:t>
             </w:r>
             <w:r>
               <w:rPr>
@@ -7462,15 +6537,48 @@
                 <w:sz w:val="21"/>
                 <w:shd w:val="clear" w:fill="eef2f8"/>
               </w:rPr>
-              <w:t>%</w:t>
-            </w:r>
-            <w:r>
-              <w:rPr>
-                <w:rFonts w:hint="eastAsia" w:ascii="SimSun" w:hAnsi="SimSun" w:eastAsia="SimSun" w:cs="SimSun"/>
-                <w:color w:val="1c2634"/>
-                <w:sz w:val="19"/>
-              </w:rPr>
-              <w:t xml:space="preserve"> 时解码错乱；且 </w:t>
+              <w:t>next=//evil.com</w:t>
+            </w:r>
+            <w:r>
+              <w:rPr>
+                <w:rFonts w:hint="eastAsia" w:ascii="SimSun" w:hAnsi="SimSun" w:eastAsia="SimSun" w:cs="SimSun"/>
+                <w:color w:val="1c2634"/>
+                <w:sz w:val="19"/>
+              </w:rPr>
+              <w:t xml:space="preserve"> 可跳站外</w:t>
+            </w:r>
+          </w:p>
+        </w:tc>
+        <w:tc>
+          <w:tcPr>
+            <w:tcW w:w="2076" w:type="dxa"/>
+            <w:tcBorders>
+              <w:top w:val="single" w:color="c2cddd" w:sz="6"/>
+              <w:left w:val="single" w:color="c2cddd" w:sz="6"/>
+              <w:bottom w:val="single" w:color="c2cddd" w:sz="6"/>
+              <w:right w:val="single" w:color="c2cddd" w:sz="6"/>
+            </w:tcBorders>
+            <w:tcMar>
+              <w:top w:w="73" w:type="dxa"/>
+              <w:left w:w="113" w:type="dxa"/>
+              <w:bottom w:w="73" w:type="dxa"/>
+              <w:right w:w="113" w:type="dxa"/>
+            </w:tcMar>
+            <w:vAlign w:val="top"/>
+          </w:tcPr>
+          <w:p>
+            <w:pPr>
+              <w:rPr>
+                <w:color w:val="1c2634"/>
+              </w:rPr>
+            </w:pPr>
+            <w:r>
+              <w:rPr>
+                <w:rFonts w:hint="eastAsia" w:ascii="SimSun" w:hAnsi="SimSun" w:eastAsia="SimSun" w:cs="SimSun"/>
+                <w:color w:val="1c2634"/>
+                <w:sz w:val="19"/>
+              </w:rPr>
+              <w:t xml:space="preserve">去掉二次解码，只接受单个 </w:t>
             </w:r>
             <w:r>
               <w:rPr>
@@ -7479,56 +6587,6 @@
                 <w:sz w:val="21"/>
                 <w:shd w:val="clear" w:fill="eef2f8"/>
               </w:rPr>
-              <w:t>next=//evil.com</w:t>
-            </w:r>
-            <w:r>
-              <w:rPr>
-                <w:rFonts w:hint="eastAsia" w:ascii="SimSun" w:hAnsi="SimSun" w:eastAsia="SimSun" w:cs="SimSun"/>
-                <w:color w:val="1c2634"/>
-                <w:sz w:val="19"/>
-              </w:rPr>
-              <w:t xml:space="preserve"> 可跳站外</w:t>
-            </w:r>
-          </w:p>
-        </w:tc>
-        <w:tc>
-          <w:tcPr>
-            <w:tcW w:w="2076" w:type="dxa"/>
-            <w:tcBorders>
-              <w:top w:val="single" w:color="c2cddd" w:sz="6"/>
-              <w:left w:val="single" w:color="c2cddd" w:sz="6"/>
-              <w:bottom w:val="single" w:color="c2cddd" w:sz="6"/>
-              <w:right w:val="single" w:color="c2cddd" w:sz="6"/>
-            </w:tcBorders>
-            <w:tcMar>
-              <w:top w:w="73" w:type="dxa"/>
-              <w:left w:w="113" w:type="dxa"/>
-              <w:bottom w:w="73" w:type="dxa"/>
-              <w:right w:w="113" w:type="dxa"/>
-            </w:tcMar>
-            <w:vAlign w:val="top"/>
-          </w:tcPr>
-          <w:p>
-            <w:pPr>
-              <w:rPr>
-                <w:color w:val="1c2634"/>
-              </w:rPr>
-            </w:pPr>
-            <w:r>
-              <w:rPr>
-                <w:rFonts w:hint="eastAsia" w:ascii="SimSun" w:hAnsi="SimSun" w:eastAsia="SimSun" w:cs="SimSun"/>
-                <w:color w:val="1c2634"/>
-                <w:sz w:val="19"/>
-              </w:rPr>
-              <w:t xml:space="preserve">去掉二次解码；只接受单个 </w:t>
-            </w:r>
-            <w:r>
-              <w:rPr>
-                <w:rFonts w:ascii="Consolas" w:hAnsi="Consolas" w:eastAsia="Consolas" w:cs="Consolas"/>
-                <w:color w:val="1c2634"/>
-                <w:sz w:val="21"/>
-                <w:shd w:val="clear" w:fill="eef2f8"/>
-              </w:rPr>
               <w:t>/</w:t>
             </w:r>
             <w:r>
@@ -7537,7 +6595,7 @@
                 <w:color w:val="1c2634"/>
                 <w:sz w:val="19"/>
               </w:rPr>
-              <w:t xml:space="preserve"> 开头的站内路径</w:t>
+              <w:t xml:space="preserve"> 开头</w:t>
             </w:r>
           </w:p>
         </w:tc>
@@ -7639,7 +6697,7 @@
                 <w:color w:val="1c2634"/>
                 <w:sz w:val="19"/>
               </w:rPr>
-              <w:t>超过 50 份问卷后，更早的问卷彻底看不到</w:t>
+              <w:t>超过 50 份后更早的问卷彻底看不到</w:t>
             </w:r>
           </w:p>
         </w:tc>
@@ -7672,7 +6730,7 @@
                 <w:color w:val="1c2634"/>
                 <w:sz w:val="19"/>
               </w:rPr>
-              <w:t>后端保留分页能力，前端补上一页 / 下一页与页码</w:t>
+              <w:t>补上一页 / 下一页与页码</w:t>
             </w:r>
           </w:p>
         </w:tc>
@@ -7741,7 +6799,7 @@
                 <w:color w:val="1c2634"/>
                 <w:sz w:val="19"/>
               </w:rPr>
-              <w:t>题库"修改（新版本）"只能改题干</w:t>
+              <w:t>题库"修改"只能改题干</w:t>
             </w:r>
           </w:p>
         </w:tc>
@@ -7774,7 +6832,7 @@
                 <w:color w:val="1c2634"/>
                 <w:sz w:val="19"/>
               </w:rPr>
-              <w:t>想改选项或题型只能重新建题，版本能力形同虚设</w:t>
+              <w:t>想改选项或题型只能重建，版本能力形同虚设</w:t>
             </w:r>
           </w:p>
         </w:tc>
@@ -7807,7 +6865,7 @@
                 <w:color w:val="1c2634"/>
                 <w:sz w:val="19"/>
               </w:rPr>
-              <w:t>改为完整编辑弹窗（题型 / 题干 / 选项 / 必答），保存即生成新版本</w:t>
+              <w:t>改为完整编辑弹窗</w:t>
             </w:r>
           </w:p>
         </w:tc>
@@ -7909,7 +6967,7 @@
                 <w:color w:val="1c2634"/>
                 <w:sz w:val="19"/>
               </w:rPr>
-              <w:t>点了必然 409，属于无效操作却没有任何提示</w:t>
+              <w:t>点了必然 409，无效操作却无提示</w:t>
             </w:r>
           </w:p>
         </w:tc>
@@ -7942,7 +7000,7 @@
                 <w:color w:val="1c2634"/>
                 <w:sz w:val="19"/>
               </w:rPr>
-              <w:t>关闭后禁用截止时间与保存按钮</w:t>
+              <w:t>关闭后禁用按钮</w:t>
             </w:r>
           </w:p>
         </w:tc>
@@ -8011,7 +7069,7 @@
                 <w:color w:val="1c2634"/>
                 <w:sz w:val="19"/>
               </w:rPr>
-              <w:t>统计明细里显示受访者的数据库 ObjectId</w:t>
+              <w:t>统计明细显示受访者数据库 ObjectId</w:t>
             </w:r>
           </w:p>
         </w:tc>
@@ -8044,7 +7102,7 @@
                 <w:color w:val="1c2634"/>
                 <w:sz w:val="19"/>
               </w:rPr>
-              <w:t>对使用者没有意义，还暴露内部主键</w:t>
+              <w:t>对使用者无意义，还暴露内部主键</w:t>
             </w:r>
           </w:p>
         </w:tc>
@@ -8077,7 +7135,7 @@
                 <w:color w:val="1c2634"/>
                 <w:sz w:val="19"/>
               </w:rPr>
-              <w:t>改为"登录用户填写 / 匿名填写"</w:t>
+              <w:t>改为"登录用户 / 匿名填写"</w:t>
             </w:r>
           </w:p>
         </w:tc>
@@ -8196,7 +7254,7 @@
                 <w:color w:val="1c2634"/>
                 <w:sz w:val="19"/>
               </w:rPr>
-              <w:t>https 站点复制出的填写链接协议错误，扫码打不开</w:t>
+              <w:t>https 站点复制出的链接协议错，扫码打不开</w:t>
             </w:r>
           </w:p>
         </w:tc>
@@ -8248,14 +7306,6 @@
                 <w:shd w:val="clear" w:fill="eef2f8"/>
               </w:rPr>
               <w:t>X-Forwarded-Proto</w:t>
-            </w:r>
-            <w:r>
-              <w:rPr>
-                <w:rFonts w:hint="eastAsia" w:ascii="SimSun" w:hAnsi="SimSun" w:eastAsia="SimSun" w:cs="SimSun"/>
-                <w:color w:val="1c2634"/>
-                <w:sz w:val="19"/>
-              </w:rPr>
-              <w:t>；另补三条基础安全响应头</w:t>
             </w:r>
           </w:p>
         </w:tc>
@@ -8357,7 +7407,7 @@
                 <w:color w:val="1c2634"/>
                 <w:sz w:val="19"/>
               </w:rPr>
-              <w:t>用户认真填完题目表单，提交必然 409，白做一遍</w:t>
+              <w:t>认真填完表单，提交必然 409</w:t>
             </w:r>
           </w:p>
         </w:tc>
@@ -8390,24 +7440,7 @@
                 <w:color w:val="1c2634"/>
                 <w:sz w:val="19"/>
               </w:rPr>
-              <w:t xml:space="preserve">发布后隐藏这两个入口；后端 </w:t>
-            </w:r>
-            <w:r>
-              <w:rPr>
-                <w:rFonts w:ascii="Consolas" w:hAnsi="Consolas" w:eastAsia="Consolas" w:cs="Consolas"/>
-                <w:color w:val="1c2634"/>
-                <w:sz w:val="21"/>
-                <w:shd w:val="clear" w:fill="eef2f8"/>
-              </w:rPr>
-              <w:t>assertDraft</w:t>
-            </w:r>
-            <w:r>
-              <w:rPr>
-                <w:rFonts w:hint="eastAsia" w:ascii="SimSun" w:hAnsi="SimSun" w:eastAsia="SimSun" w:cs="SimSun"/>
-                <w:color w:val="1c2634"/>
-                <w:sz w:val="19"/>
-              </w:rPr>
-              <w:t xml:space="preserve"> 仍是最终防线</w:t>
+              <w:t>发布后隐藏入口，后端守卫仍在</w:t>
             </w:r>
           </w:p>
         </w:tc>
@@ -8428,7 +7461,7 @@
           <w:color w:val="1c2634"/>
           <w:sz w:val="24"/>
         </w:rPr>
-        <w:t>这 11 条里真正会让第二个用户"用不下去"的是前三条：第 1 条是必现的功能断链，第 2 条把用户的手误变成了看起来像服务器崩溃，第 3 条则是权限边界的实际泄漏——它不是"体验不好"，而是"共享一道题却把一份问卷交出去了"。第 4 条更要紧的是语义：一个叫"历史版本"的东西如果会被后续操作改写，用户对它的信任就是错的。第 11 条则是同一种毛病的第二个例子：界面允许的动作和后端的规则不一致，用户会在点下"提交"之前一直以为这件事能做。</w:t>
+        <w:t>这 11 条里真正会让第二个用户"用不下去"的是前三条：第 1 条是必现的功能断链，第 2 条把用户的手误变成看起来像服务器崩溃，第 3 条是权限边界的实际泄漏——它不是"体验不好"，而是"共享一道题却把一份问卷交了出去"。第 4 条更要紧的是语义：一个叫"历史版本"的东西如果会被后续操作改写，用户对它的信任就是错的。</w:t>
       </w:r>
     </w:p>
     <w:p>
@@ -8445,7 +7478,7 @@
           <w:szCs w:val="32"/>
         </w:rPr>
       </w:pPr>
-      <w:bookmarkStart w:id="18" w:name="section-7-3"/>
+      <w:bookmarkStart w:id="15" w:name="section-6-2"/>
       <w:r>
         <w:rPr>
           <w:rFonts w:hint="eastAsia" w:ascii="SimHei" w:hAnsi="SimHei" w:eastAsia="SimHei" w:cs="SimHei"/>
@@ -8453,9 +7486,9 @@
           <w:color w:val="1c4c9c"/>
           <w:sz w:val="26"/>
         </w:rPr>
-        <w:t>7.3 双账号验收</w:t>
-      </w:r>
-      <w:bookmarkEnd w:id="18"/>
+        <w:t>6.2 双账号验收</w:t>
+      </w:r>
+      <w:bookmarkEnd w:id="15"/>
     </w:p>
     <w:p>
       <w:pPr>
@@ -8472,42 +7505,7 @@
           <w:color w:val="1c2634"/>
           <w:sz w:val="24"/>
         </w:rPr>
-        <w:t>自动化测试能覆盖接口行为，但覆盖不了"两个人真的互相操作时是什么感觉"。因此另起一个独立数据库与端口，用两个真实账号把完整链路跑了一遍：注册 → 建卷 → 加题 → 存进题库 → 共享给对方 → 对方从共享题库选题 → 出题人改题 → 确认对方问卷快照未变 → 双方分别发布 → 匿名与登录各填一份 → 各自看统计。</w:t>
-      </w:r>
-    </w:p>
-    <w:p>
-      <w:pPr>
-        <w:spacing w:line="420"/>
-        <w:ind w:firstLine="480"/>
-        <w:jc w:val="both"/>
-        <w:rPr>
-          <w:color w:val="1c2634"/>
-        </w:rPr>
-      </w:pPr>
-      <w:r>
-        <w:rPr>
-          <w:rFonts w:hint="eastAsia" w:ascii="SimSun" w:hAnsi="SimSun" w:eastAsia="SimSun" w:cs="SimSun"/>
-          <w:color w:val="1c2634"/>
-          <w:sz w:val="24"/>
-        </w:rPr>
-        <w:t>47 项检查全部通过，其中涉及越权的 6 项均如预期返回 403（对方不能改我的题、不能看我的用量与统计、不能删我的问卷）。这一步也顺手验证了"零迁移"的说法：第一阶段的旧问卷在新代码下打开、填写、统计均正常，</w:t>
-      </w:r>
-      <w:r>
-        <w:rPr>
-          <w:rFonts w:ascii="Consolas" w:hAnsi="Consolas" w:eastAsia="Consolas" w:cs="Consolas"/>
-          <w:color w:val="1c2634"/>
-          <w:sz w:val="21"/>
-          <w:shd w:val="clear" w:fill="eef2f8"/>
-        </w:rPr>
-        <w:t>bank_version</w:t>
-      </w:r>
-      <w:r>
-        <w:rPr>
-          <w:rFonts w:hint="eastAsia" w:ascii="SimSun" w:hAnsi="SimSun" w:eastAsia="SimSun" w:cs="SimSun"/>
-          <w:color w:val="1c2634"/>
-          <w:sz w:val="24"/>
-        </w:rPr>
-        <w:t xml:space="preserve"> 为 null 的题目不会走进任何题库分支。</w:t>
+        <w:t>自动化测试覆盖接口行为，覆盖不了"两个人真的互相操作时是什么感觉"。因此另起独立数据库与端口，用两个真实账号把完整链路跑了一遍：注册 → 建卷 → 加题 → 存进题库 → 共享给对方 → 对方从共享题库选题 → 出题人改题 → 确认对方问卷快照未变 → 双方分别发布 → 匿名与登录各填一份 → 各自看统计。47 项检查全部通过，其中 6 项越权均如预期返回 403。这一步也顺手验证了"零迁移"：第一阶段的旧问卷在新代码下打开、填写、统计均正常。</w:t>
       </w:r>
     </w:p>
     <w:p>
@@ -8524,7 +7522,7 @@
           <w:szCs w:val="32"/>
         </w:rPr>
       </w:pPr>
-      <w:bookmarkStart w:id="19" w:name="section-7-4"/>
+      <w:bookmarkStart w:id="16" w:name="section-6-3"/>
       <w:r>
         <w:rPr>
           <w:rFonts w:hint="eastAsia" w:ascii="SimHei" w:hAnsi="SimHei" w:eastAsia="SimHei" w:cs="SimHei"/>
@@ -8532,9 +7530,9 @@
           <w:color w:val="1c4c9c"/>
           <w:sz w:val="26"/>
         </w:rPr>
-        <w:t>7.4 权限边界收敛</w:t>
-      </w:r>
-      <w:bookmarkEnd w:id="19"/>
+        <w:t>6.3 权限边界收敛</w:t>
+      </w:r>
+      <w:bookmarkEnd w:id="16"/>
     </w:p>
     <w:p>
       <w:pPr>
@@ -8551,7 +7549,7 @@
           <w:color w:val="1c2634"/>
           <w:sz w:val="24"/>
         </w:rPr>
-        <w:t>审计后明确了三条边界，写进文档也写进测试：</w:t>
+        <w:t>审计后明确三条边界并写进测试：</w:t>
       </w:r>
       <w:r>
         <w:rPr>
@@ -8653,7 +7651,7 @@
           <w:color w:val="1c2634"/>
           <w:sz w:val="24"/>
         </w:rPr>
-        <w:t>，统计只对问卷 owner 开放。这些判断都写在服务端，前端隐藏按钮只是为了不让人点出一个 403。</w:t>
+        <w:t>。这些判断都在服务端，前端隐藏按钮只是为了不让人点出一个 403。</w:t>
       </w:r>
     </w:p>
     <w:p>
@@ -8674,7 +7672,7 @@
           <w:szCs w:val="44"/>
         </w:rPr>
       </w:pPr>
-      <w:bookmarkStart w:id="20" w:name="section-8"/>
+      <w:bookmarkStart w:id="17" w:name="section-7"/>
       <w:r>
         <w:rPr>
           <w:rFonts w:hint="eastAsia" w:ascii="SimHei" w:hAnsi="SimHei" w:eastAsia="SimHei" w:cs="SimHei"/>
@@ -8682,7 +7680,7 @@
           <w:color w:val="3b6ef5"/>
           <w:sz w:val="34"/>
         </w:rPr>
-        <w:t>八、</w:t>
+        <w:t>七、</w:t>
       </w:r>
       <w:r>
         <w:rPr>
@@ -8693,7 +7691,7 @@
         </w:rPr>
         <w:t>测试</w:t>
       </w:r>
-      <w:bookmarkEnd w:id="20"/>
+      <w:bookmarkEnd w:id="17"/>
     </w:p>
     <w:p>
       <w:pPr>
@@ -8727,7 +7725,7 @@
           <w:color w:val="1c2634"/>
           <w:sz w:val="24"/>
         </w:rPr>
-        <w:t>，T70～T88 共 19 条用例，每条对应一项需求或一条边界；可用性优化后又补了 T89～T92 四条回归。</w:t>
+        <w:t>，T70～T88 共 19 条用例，每条对应一项需求或一条边界；可用性优化后又补了 T89～T92。</w:t>
       </w:r>
     </w:p>
     <w:p>
@@ -8745,7 +7743,7 @@
           <w:color w:val="55647c"/>
           <w:sz w:val="20"/>
         </w:rPr>
-        <w:t>表 8-1　第二阶段新增用例与覆盖内容</w:t>
+        <w:t>表 7-1　第二阶段新增用例与覆盖内容</w:t>
       </w:r>
     </w:p>
     <w:tbl>
@@ -8978,7 +7976,7 @@
                 <w:color w:val="1c2634"/>
                 <w:sz w:val="19"/>
               </w:rPr>
-              <w:t>修改生成新版本（v2，parent 指向 v1）、版本链可查、revert 恢复 v1 生成 v3 且历史完整</w:t>
+              <w:t>修改生成新版本、版本链可查、revert 恢复旧版生成 v3 且历史完整</w:t>
             </w:r>
           </w:p>
         </w:tc>
@@ -9047,7 +8045,7 @@
                 <w:color w:val="1c2634"/>
                 <w:sz w:val="19"/>
               </w:rPr>
-              <w:t>共享后对方可见、Bob 不能改 Alice 的题（403）但可 fork 后自由修改、越权 403、共享给不存在用户 404</w:t>
+              <w:t>共享后对方可见、Bob 不能改 Alice 的题（403）但可 fork、越权 403</w:t>
             </w:r>
           </w:p>
         </w:tc>
@@ -9116,7 +8114,7 @@
                 <w:color w:val="1c2634"/>
                 <w:sz w:val="19"/>
               </w:rPr>
-              <w:t>问卷题存入题库 + 从题库选题（快照 + 溯源字段）；</w:t>
+              <w:t>从题库选题（快照 + 溯源）；</w:t>
             </w:r>
             <w:r>
               <w:rPr>
@@ -9125,7 +8123,7 @@
                 <w:color w:val="1c2634"/>
                 <w:sz w:val="19"/>
               </w:rPr>
-              <w:t>需求 3 核心回归：题库出 v2 后问卷快照仍为 v1 内容</w:t>
+              <w:t>需求 3 核心回归：题库出 v2 后问卷快照仍是 v1 内容</w:t>
             </w:r>
           </w:p>
         </w:tc>
@@ -9263,7 +8261,7 @@
                 <w:color w:val="1c2634"/>
                 <w:sz w:val="19"/>
               </w:rPr>
-              <w:t>跨问卷统计完整数据流：两卷引用同一题各填答卷后，选项计数跨卷累计（2/1/1）、usage 反查、数字题 min/max/avg、未使用题返回全零</w:t>
+              <w:t>跨问卷统计完整数据流：两卷引用同题各填答卷后选项计数跨卷累计（2/1/1）、数字题 min/max/avg、未使用题返回全零</w:t>
             </w:r>
           </w:p>
         </w:tc>
@@ -9332,7 +8330,7 @@
                 <w:color w:val="1c2634"/>
                 <w:sz w:val="19"/>
               </w:rPr>
-              <w:t xml:space="preserve">可用性回归：被共享者查使用情况 403、修改题库题不改写旧版本的 </w:t>
+              <w:t xml:space="preserve">可用性回归：被共享者查用量 403、改题不改写旧版本时间戳、非法 id 返 400、非法 </w:t>
             </w:r>
             <w:r>
               <w:rPr>
@@ -9341,23 +8339,6 @@
                 <w:sz w:val="21"/>
                 <w:shd w:val="clear" w:fill="eef2f8"/>
               </w:rPr>
-              <w:t>updated_at</w:t>
-            </w:r>
-            <w:r>
-              <w:rPr>
-                <w:rFonts w:hint="eastAsia" w:ascii="SimSun" w:hAnsi="SimSun" w:eastAsia="SimSun" w:cs="SimSun"/>
-                <w:color w:val="1c2634"/>
-                <w:sz w:val="19"/>
-              </w:rPr>
-              <w:t xml:space="preserve">、非法 id 返回 400 而非 500、选题传非法 </w:t>
-            </w:r>
-            <w:r>
-              <w:rPr>
-                <w:rFonts w:ascii="Consolas" w:hAnsi="Consolas" w:eastAsia="Consolas" w:cs="Consolas"/>
-                <w:color w:val="1c2634"/>
-                <w:sz w:val="21"/>
-                <w:shd w:val="clear" w:fill="eef2f8"/>
-              </w:rPr>
               <w:t>bank_question_id</w:t>
             </w:r>
             <w:r>
@@ -9366,7 +8347,7 @@
                 <w:color w:val="1c2634"/>
                 <w:sz w:val="19"/>
               </w:rPr>
-              <w:t xml:space="preserve"> 返回 400/404</w:t>
+              <w:t xml:space="preserve"> 返 400/404</w:t>
             </w:r>
           </w:p>
         </w:tc>
@@ -9404,7 +8385,7 @@
           <w:color w:val="1c2634"/>
           <w:sz w:val="24"/>
         </w:rPr>
-        <w:t>（第一阶段 69 条回归无破坏 + 第二阶段 23 条新增）。用例 T80 是整套测试里最该保留的一条——它断言的不是某个接口返回什么，而是"改题库之后再读问卷，题干的每一个字都没变"。这条断言一旦失败，说明整个方案的地基塌了。</w:t>
+        <w:t>（第一阶段 69 条回归无破坏 + 第二阶段 23 条新增）。T80 是整套测试里最该保留的一条——它断言的不是某个接口返回什么，而是"改题库之后再读问卷，题干的每一个字都没变"。这条断言一旦失败，说明整个方案的地基塌了。</w:t>
       </w:r>
     </w:p>
     <w:p>
@@ -9425,7 +8406,7 @@
           <w:szCs w:val="44"/>
         </w:rPr>
       </w:pPr>
-      <w:bookmarkStart w:id="21" w:name="section-9"/>
+      <w:bookmarkStart w:id="18" w:name="section-8"/>
       <w:r>
         <w:rPr>
           <w:rFonts w:hint="eastAsia" w:ascii="SimHei" w:hAnsi="SimHei" w:eastAsia="SimHei" w:cs="SimHei"/>
@@ -9433,7 +8414,7 @@
           <w:color w:val="3b6ef5"/>
           <w:sz w:val="34"/>
         </w:rPr>
-        <w:t>九、</w:t>
+        <w:t>八、</w:t>
       </w:r>
       <w:r>
         <w:rPr>
@@ -9444,7 +8425,7 @@
         </w:rPr>
         <w:t>AI 使用记录</w:t>
       </w:r>
-      <w:bookmarkEnd w:id="21"/>
+      <w:bookmarkEnd w:id="18"/>
     </w:p>
     <w:p>
       <w:pPr>
@@ -9496,7 +8477,7 @@
           <w:color w:val="55647c"/>
           <w:sz w:val="20"/>
         </w:rPr>
-        <w:t>表 9-1　本阶段 AI 使用记录摘要</w:t>
+        <w:t>表 8-1　本阶段 AI 使用记录摘要</w:t>
       </w:r>
     </w:p>
     <w:tbl>
@@ -9738,7 +8719,7 @@
                 <w:color w:val="1c2634"/>
                 <w:sz w:val="19"/>
               </w:rPr>
-              <w:t>八条需求的分析与方案取舍</w:t>
+              <w:t>八条需求分析与方案取舍</w:t>
             </w:r>
           </w:p>
         </w:tc>
@@ -10209,7 +9190,7 @@
                 <w:color w:val="1c2634"/>
                 <w:sz w:val="19"/>
               </w:rPr>
-              <w:t>修掉二次连库挂住、漏 teardown 两处；补上 T80 关键回归</w:t>
+              <w:t>修掉二次连库挂住、漏 teardown；补上 T80 关键回归</w:t>
             </w:r>
           </w:p>
         </w:tc>
@@ -10430,7 +9411,7 @@
                 <w:color w:val="1c2634"/>
                 <w:sz w:val="19"/>
               </w:rPr>
-              <w:t>多用户可用性审计与优化</w:t>
+              <w:t>多用户可用性审计与界面优化</w:t>
             </w:r>
           </w:p>
         </w:tc>
@@ -10496,7 +9477,7 @@
                 <w:color w:val="1c2634"/>
                 <w:sz w:val="19"/>
               </w:rPr>
-              <w:t>AI 首轮只报代码风格类建议，被要求以"第二个用户登录后会发生什么"重跑，才找出 3 个真正让用户用不下去的问题</w:t>
+              <w:t>首轮只报代码风格建议，被要求以"第二个用户登录后会发生什么"重跑，才找出 3 个真正让人用不下去的问题</w:t>
             </w:r>
           </w:p>
         </w:tc>
@@ -10567,7 +9548,7 @@
           <w:color w:val="1c2634"/>
           <w:sz w:val="24"/>
         </w:rPr>
-        <w:t>：八条需求里最要紧的是"改题不能影响已做好的问卷"。题库题是不是让问卷直接引用，然后跟着最新版走？</w:t>
+        <w:t>：八条需求里最要紧的是"改题不能影响已做好的问卷"。题库题是不是让问卷直接引用，跟着最新版走？</w:t>
       </w:r>
     </w:p>
     <w:p>
@@ -10617,7 +9598,7 @@
           <w:color w:val="1c2634"/>
           <w:sz w:val="24"/>
         </w:rPr>
-        <w:t xml:space="preserve"> 引用题库文档，读取时 join 最新版本。这样选题复用最直接。</w:t>
+        <w:t xml:space="preserve"> 引用题库文档，读取时 join 最新版本。这样复用最直接。</w:t>
       </w:r>
     </w:p>
     <w:p>
@@ -10683,7 +9664,7 @@
           <w:color w:val="1c2634"/>
           <w:sz w:val="24"/>
         </w:rPr>
-        <w:t>：那就反过来：选题时把题目内容整体拷贝进问卷（快照），</w:t>
+        <w:t>：那就反过来：选题时把内容整体拷贝进问卷（快照），</w:t>
       </w:r>
       <w:r>
         <w:rPr>
@@ -10700,7 +9681,7 @@
           <w:color w:val="1c2634"/>
           <w:sz w:val="24"/>
         </w:rPr>
-        <w:t xml:space="preserve"> 只记来源用于反查和统计。题库题修改永远生成新版本不覆盖。这样第三条自动满足，第五条"不同问卷用不同版本"也自动成立。</w:t>
+        <w:t xml:space="preserve"> 只记来源用于反查和统计；题库题修改永远生成新版本不覆盖。这样第三条自动满足，第五条也自动成立。</w:t>
       </w:r>
     </w:p>
     <w:p>
@@ -10733,24 +9714,7 @@
           <w:color w:val="1c2634"/>
           <w:sz w:val="24"/>
         </w:rPr>
-        <w:t>：创建题库题一直 400，</w:t>
-      </w:r>
-      <w:r>
-        <w:rPr>
-          <w:rFonts w:ascii="Consolas" w:hAnsi="Consolas" w:eastAsia="Consolas" w:cs="Consolas"/>
-          <w:color w:val="1c2634"/>
-          <w:sz w:val="21"/>
-          <w:shd w:val="clear" w:fill="eef2f8"/>
-        </w:rPr>
-        <w:t>details: ["root_id"]</w:t>
-      </w:r>
-      <w:r>
-        <w:rPr>
-          <w:rFonts w:hint="eastAsia" w:ascii="SimSun" w:hAnsi="SimSun" w:eastAsia="SimSun" w:cs="SimSun"/>
-          <w:color w:val="1c2634"/>
-          <w:sz w:val="24"/>
-        </w:rPr>
-        <w:t>，可我明明在 save 前回填了。</w:t>
+        <w:t>：我要的不是代码风格建议。假设我是第二个注册的用户，登录进来点复制问卷，会发生什么？</w:t>
       </w:r>
     </w:p>
     <w:p>
@@ -10783,7 +9747,7 @@
           <w:color w:val="1c2634"/>
           <w:sz w:val="24"/>
         </w:rPr>
-        <w:t>：</w:t>
+        <w:t xml:space="preserve">：（重新走查后）复制问卷的回调里调了 </w:t>
       </w:r>
       <w:r>
         <w:rPr>
@@ -10792,15 +9756,15 @@
           <w:sz w:val="21"/>
           <w:shd w:val="clear" w:fill="eef2f8"/>
         </w:rPr>
-        <w:t>Model.create()</w:t>
-      </w:r>
-      <w:r>
-        <w:rPr>
-          <w:rFonts w:hint="eastAsia" w:ascii="SimSun" w:hAnsi="SimSun" w:eastAsia="SimSun" w:cs="SimSun"/>
-          <w:color w:val="1c2634"/>
-          <w:sz w:val="24"/>
-        </w:rPr>
-        <w:t xml:space="preserve"> 在插入那一刻就跑 schema 校验，此时 </w:t>
+        <w:t>toast(...)</w:t>
+      </w:r>
+      <w:r>
+        <w:rPr>
+          <w:rFonts w:hint="eastAsia" w:ascii="SimSun" w:hAnsi="SimSun" w:eastAsia="SimSun" w:cs="SimSun"/>
+          <w:color w:val="1c2634"/>
+          <w:sz w:val="24"/>
+        </w:rPr>
+        <w:t xml:space="preserve">，但页面解构时没取 </w:t>
       </w:r>
       <w:r>
         <w:rPr>
@@ -10809,15 +9773,15 @@
           <w:sz w:val="21"/>
           <w:shd w:val="clear" w:fill="eef2f8"/>
         </w:rPr>
-        <w:t>root_id</w:t>
-      </w:r>
-      <w:r>
-        <w:rPr>
-          <w:rFonts w:hint="eastAsia" w:ascii="SimSun" w:hAnsi="SimSun" w:eastAsia="SimSun" w:cs="SimSun"/>
-          <w:color w:val="1c2634"/>
-          <w:sz w:val="24"/>
-        </w:rPr>
-        <w:t xml:space="preserve"> 还是 null（required 校验失败），根本轮不到你后面的回填。把 </w:t>
+        <w:t>toast</w:t>
+      </w:r>
+      <w:r>
+        <w:rPr>
+          <w:rFonts w:hint="eastAsia" w:ascii="SimSun" w:hAnsi="SimSun" w:eastAsia="SimSun" w:cs="SimSun"/>
+          <w:color w:val="1c2634"/>
+          <w:sz w:val="24"/>
+        </w:rPr>
+        <w:t xml:space="preserve">，所以副本创建成功、提示抛 </w:t>
       </w:r>
       <w:r>
         <w:rPr>
@@ -10826,15 +9790,15 @@
           <w:sz w:val="21"/>
           <w:shd w:val="clear" w:fill="eef2f8"/>
         </w:rPr>
-        <w:t>required: true</w:t>
-      </w:r>
-      <w:r>
-        <w:rPr>
-          <w:rFonts w:hint="eastAsia" w:ascii="SimSun" w:hAnsi="SimSun" w:eastAsia="SimSun" w:cs="SimSun"/>
-          <w:color w:val="1c2634"/>
-          <w:sz w:val="24"/>
-        </w:rPr>
-        <w:t xml:space="preserve"> 去掉，回填改由写路径约定保证。</w:t>
+        <w:t>ReferenceError</w:t>
+      </w:r>
+      <w:r>
+        <w:rPr>
+          <w:rFonts w:hint="eastAsia" w:ascii="SimSun" w:hAnsi="SimSun" w:eastAsia="SimSun" w:cs="SimSun"/>
+          <w:color w:val="1c2634"/>
+          <w:sz w:val="24"/>
+        </w:rPr>
+        <w:t>，列表也不刷新——用户会以为没成功，再点一次。</w:t>
       </w:r>
     </w:p>
     <w:p>
@@ -10867,7 +9831,7 @@
           <w:color w:val="1c2634"/>
           <w:sz w:val="24"/>
         </w:rPr>
-        <w:t>：我要的不是代码风格建议。假设我是第二个注册的用户，登录进来点复制问卷，会发生什么？</w:t>
+        <w:t>：这个才是会让别人用不下去的问题。顺着"用户手滑"再走一遍：地址栏的 id 被改坏呢？另外检查共享后的可见范围。</w:t>
       </w:r>
     </w:p>
     <w:p>
@@ -10900,7 +9864,7 @@
           <w:color w:val="1c2634"/>
           <w:sz w:val="24"/>
         </w:rPr>
-        <w:t xml:space="preserve">：（重新走查后）复制问卷的回调里调了 </w:t>
+        <w:t xml:space="preserve">：参数不是合法 ObjectId 时抛 </w:t>
       </w:r>
       <w:r>
         <w:rPr>
@@ -10909,15 +9873,15 @@
           <w:sz w:val="21"/>
           <w:shd w:val="clear" w:fill="eef2f8"/>
         </w:rPr>
-        <w:t>toast(...)</w:t>
-      </w:r>
-      <w:r>
-        <w:rPr>
-          <w:rFonts w:hint="eastAsia" w:ascii="SimSun" w:hAnsi="SimSun" w:eastAsia="SimSun" w:cs="SimSun"/>
-          <w:color w:val="1c2634"/>
-          <w:sz w:val="24"/>
-        </w:rPr>
-        <w:t xml:space="preserve">，但页面解构时没取 </w:t>
+        <w:t>CastError</w:t>
+      </w:r>
+      <w:r>
+        <w:rPr>
+          <w:rFonts w:hint="eastAsia" w:ascii="SimSun" w:hAnsi="SimSun" w:eastAsia="SimSun" w:cs="SimSun"/>
+          <w:color w:val="1c2634"/>
+          <w:sz w:val="24"/>
+        </w:rPr>
+        <w:t>，被兜底成 500；</w:t>
       </w:r>
       <w:r>
         <w:rPr>
@@ -10926,15 +9890,15 @@
           <w:sz w:val="21"/>
           <w:shd w:val="clear" w:fill="eef2f8"/>
         </w:rPr>
-        <w:t>toast</w:t>
-      </w:r>
-      <w:r>
-        <w:rPr>
-          <w:rFonts w:hint="eastAsia" w:ascii="SimSun" w:hAnsi="SimSun" w:eastAsia="SimSun" w:cs="SimSun"/>
-          <w:color w:val="1c2634"/>
-          <w:sz w:val="24"/>
-        </w:rPr>
-        <w:t xml:space="preserve">，所以副本创建成功、提示抛出 </w:t>
+        <w:t>usage</w:t>
+      </w:r>
+      <w:r>
+        <w:rPr>
+          <w:rFonts w:hint="eastAsia" w:ascii="SimSun" w:hAnsi="SimSun" w:eastAsia="SimSun" w:cs="SimSun"/>
+          <w:color w:val="1c2634"/>
+          <w:sz w:val="24"/>
+        </w:rPr>
+        <w:t xml:space="preserve"> 和 </w:t>
       </w:r>
       <w:r>
         <w:rPr>
@@ -10943,15 +9907,15 @@
           <w:sz w:val="21"/>
           <w:shd w:val="clear" w:fill="eef2f8"/>
         </w:rPr>
-        <w:t>ReferenceError</w:t>
-      </w:r>
-      <w:r>
-        <w:rPr>
-          <w:rFonts w:hint="eastAsia" w:ascii="SimSun" w:hAnsi="SimSun" w:eastAsia="SimSun" w:cs="SimSun"/>
-          <w:color w:val="1c2634"/>
-          <w:sz w:val="24"/>
-        </w:rPr>
-        <w:t>，列表也不刷新——用户会以为没成功，再点一次。</w:t>
+        <w:t>stats</w:t>
+      </w:r>
+      <w:r>
+        <w:rPr>
+          <w:rFonts w:hint="eastAsia" w:ascii="SimSun" w:hAnsi="SimSun" w:eastAsia="SimSun" w:cs="SimSun"/>
+          <w:color w:val="1c2634"/>
+          <w:sz w:val="24"/>
+        </w:rPr>
+        <w:t xml:space="preserve"> 目前对所有可见者开放，会连带返回对方问卷标题与汇总的答卷内容。</w:t>
       </w:r>
     </w:p>
     <w:p>
@@ -10984,190 +9948,7 @@
           <w:color w:val="1c2634"/>
           <w:sz w:val="24"/>
         </w:rPr>
-        <w:t>：这个才是会让别人用不下去的问题。顺着"用户手滑"再走一遍：地址栏的 id 被改坏呢？</w:t>
-      </w:r>
-    </w:p>
-    <w:p>
-      <w:pPr>
-        <w:numPr>
-          <w:ilvl w:val="0"/>
-          <w:numId w:val="1"/>
-        </w:numPr>
-        <w:pBdr>
-          <w:left w:space="28"/>
-        </w:pBdr>
-        <w:spacing w:after="68" w:line="420"/>
-        <w:jc w:val="both"/>
-        <w:rPr>
-          <w:color w:val="1c2634"/>
-        </w:rPr>
-      </w:pPr>
-      <w:r>
-        <w:rPr>
-          <w:rFonts w:ascii="SimSun" w:hAnsi="SimSun" w:eastAsia="SimSun" w:cs="SimSun"/>
-          <w:b w:val="1"/>
-          <w:color w:val="1c2634"/>
-          <w:sz w:val="24"/>
-        </w:rPr>
-        <w:t>AI</w:t>
-      </w:r>
-      <w:r>
-        <w:rPr>
-          <w:rFonts w:hint="eastAsia" w:ascii="SimSun" w:hAnsi="SimSun" w:eastAsia="SimSun" w:cs="SimSun"/>
-          <w:color w:val="1c2634"/>
-          <w:sz w:val="24"/>
-        </w:rPr>
-        <w:t xml:space="preserve">：参数不是合法 ObjectId 时 Mongoose 抛 </w:t>
-      </w:r>
-      <w:r>
-        <w:rPr>
-          <w:rFonts w:ascii="Consolas" w:hAnsi="Consolas" w:eastAsia="Consolas" w:cs="Consolas"/>
-          <w:color w:val="1c2634"/>
-          <w:sz w:val="21"/>
-          <w:shd w:val="clear" w:fill="eef2f8"/>
-        </w:rPr>
-        <w:t>CastError</w:t>
-      </w:r>
-      <w:r>
-        <w:rPr>
-          <w:rFonts w:hint="eastAsia" w:ascii="SimSun" w:hAnsi="SimSun" w:eastAsia="SimSun" w:cs="SimSun"/>
-          <w:color w:val="1c2634"/>
-          <w:sz w:val="24"/>
-        </w:rPr>
-        <w:t>，被全局兜底成 500"服务器内部错误"。</w:t>
-      </w:r>
-    </w:p>
-    <w:p>
-      <w:pPr>
-        <w:numPr>
-          <w:ilvl w:val="0"/>
-          <w:numId w:val="1"/>
-        </w:numPr>
-        <w:pBdr>
-          <w:left w:space="28"/>
-        </w:pBdr>
-        <w:spacing w:after="68" w:line="420"/>
-        <w:jc w:val="both"/>
-        <w:rPr>
-          <w:color w:val="1c2634"/>
-        </w:rPr>
-      </w:pPr>
-      <w:r>
-        <w:rPr>
-          <w:rFonts w:hint="eastAsia" w:ascii="SimSun" w:hAnsi="SimSun" w:eastAsia="SimSun" w:cs="SimSun"/>
-          <w:b w:val="1"/>
-          <w:color w:val="1c2634"/>
-          <w:sz w:val="24"/>
-        </w:rPr>
-        <w:t>我</w:t>
-      </w:r>
-      <w:r>
-        <w:rPr>
-          <w:rFonts w:hint="eastAsia" w:ascii="SimSun" w:hAnsi="SimSun" w:eastAsia="SimSun" w:cs="SimSun"/>
-          <w:color w:val="1c2634"/>
-          <w:sz w:val="24"/>
-        </w:rPr>
-        <w:t>：换成 400 并说清"id 格式不正确"。另外检查一下共享后的可见范围——被共享的人能不能看到这道题被哪些问卷用了？</w:t>
-      </w:r>
-    </w:p>
-    <w:p>
-      <w:pPr>
-        <w:numPr>
-          <w:ilvl w:val="0"/>
-          <w:numId w:val="1"/>
-        </w:numPr>
-        <w:pBdr>
-          <w:left w:space="28"/>
-        </w:pBdr>
-        <w:spacing w:after="68" w:line="420"/>
-        <w:jc w:val="both"/>
-        <w:rPr>
-          <w:color w:val="1c2634"/>
-        </w:rPr>
-      </w:pPr>
-      <w:r>
-        <w:rPr>
-          <w:rFonts w:ascii="SimSun" w:hAnsi="SimSun" w:eastAsia="SimSun" w:cs="SimSun"/>
-          <w:b w:val="1"/>
-          <w:color w:val="1c2634"/>
-          <w:sz w:val="24"/>
-        </w:rPr>
-        <w:t>AI</w:t>
-      </w:r>
-      <w:r>
-        <w:rPr>
-          <w:rFonts w:hint="eastAsia" w:ascii="SimSun" w:hAnsi="SimSun" w:eastAsia="SimSun" w:cs="SimSun"/>
-          <w:color w:val="1c2634"/>
-          <w:sz w:val="24"/>
-        </w:rPr>
-        <w:t>：能，</w:t>
-      </w:r>
-      <w:r>
-        <w:rPr>
-          <w:rFonts w:ascii="Consolas" w:hAnsi="Consolas" w:eastAsia="Consolas" w:cs="Consolas"/>
-          <w:color w:val="1c2634"/>
-          <w:sz w:val="21"/>
-          <w:shd w:val="clear" w:fill="eef2f8"/>
-        </w:rPr>
-        <w:t>usage</w:t>
-      </w:r>
-      <w:r>
-        <w:rPr>
-          <w:rFonts w:hint="eastAsia" w:ascii="SimSun" w:hAnsi="SimSun" w:eastAsia="SimSun" w:cs="SimSun"/>
-          <w:color w:val="1c2634"/>
-          <w:sz w:val="24"/>
-        </w:rPr>
-        <w:t xml:space="preserve"> 和 </w:t>
-      </w:r>
-      <w:r>
-        <w:rPr>
-          <w:rFonts w:ascii="Consolas" w:hAnsi="Consolas" w:eastAsia="Consolas" w:cs="Consolas"/>
-          <w:color w:val="1c2634"/>
-          <w:sz w:val="21"/>
-          <w:shd w:val="clear" w:fill="eef2f8"/>
-        </w:rPr>
-        <w:t>stats</w:t>
-      </w:r>
-      <w:r>
-        <w:rPr>
-          <w:rFonts w:hint="eastAsia" w:ascii="SimSun" w:hAnsi="SimSun" w:eastAsia="SimSun" w:cs="SimSun"/>
-          <w:color w:val="1c2634"/>
-          <w:sz w:val="24"/>
-        </w:rPr>
-        <w:t xml:space="preserve"> 目前对所有可见者开放，会连带返回对方问卷的标题和汇总后的答卷内容。</w:t>
-      </w:r>
-    </w:p>
-    <w:p>
-      <w:pPr>
-        <w:numPr>
-          <w:ilvl w:val="0"/>
-          <w:numId w:val="1"/>
-        </w:numPr>
-        <w:pBdr>
-          <w:left w:space="28"/>
-        </w:pBdr>
-        <w:spacing w:after="68" w:line="420"/>
-        <w:jc w:val="both"/>
-        <w:rPr>
-          <w:color w:val="1c2634"/>
-        </w:rPr>
-      </w:pPr>
-      <w:r>
-        <w:rPr>
-          <w:rFonts w:hint="eastAsia" w:ascii="SimSun" w:hAnsi="SimSun" w:eastAsia="SimSun" w:cs="SimSun"/>
-          <w:b w:val="1"/>
-          <w:color w:val="1c2634"/>
-          <w:sz w:val="24"/>
-        </w:rPr>
-        <w:t>我</w:t>
-      </w:r>
-      <w:r>
-        <w:rPr>
-          <w:rFonts w:hint="eastAsia" w:ascii="SimSun" w:hAnsi="SimSun" w:eastAsia="SimSun" w:cs="SimSun"/>
-          <w:color w:val="1c2634"/>
-          <w:sz w:val="24"/>
-        </w:rPr>
-        <w:t>：那就收回，只给 owner。共享的是题，不是问卷。</w:t>
+        <w:t>：前者换成 400 并说清原因；后者收回，只给 owner。共享的是题，不是问卷。</w:t>
       </w:r>
     </w:p>
     <w:p>
@@ -11188,7 +9969,7 @@
           <w:szCs w:val="44"/>
         </w:rPr>
       </w:pPr>
-      <w:bookmarkStart w:id="22" w:name="section-10"/>
+      <w:bookmarkStart w:id="19" w:name="section-9"/>
       <w:r>
         <w:rPr>
           <w:rFonts w:hint="eastAsia" w:ascii="SimHei" w:hAnsi="SimHei" w:eastAsia="SimHei" w:cs="SimHei"/>
@@ -11196,7 +9977,7 @@
           <w:color w:val="3b6ef5"/>
           <w:sz w:val="34"/>
         </w:rPr>
-        <w:t>十、</w:t>
+        <w:t>九、</w:t>
       </w:r>
       <w:r>
         <w:rPr>
@@ -11207,7 +9988,7 @@
         </w:rPr>
         <w:t>总结</w:t>
       </w:r>
-      <w:bookmarkEnd w:id="22"/>
+      <w:bookmarkEnd w:id="19"/>
     </w:p>
     <w:p>
       <w:pPr>
@@ -11224,7 +10005,7 @@
           <w:color w:val="1c2634"/>
           <w:sz w:val="24"/>
         </w:rPr>
-        <w:t>这次需求变更是一次真正的"演进"练习：第二阶段所有改动都建立在既有代码之上——题目独立集合让题库有了挂载点，发布冻结规则让需求 3 天然满足，统一错误结构与测试基建让 23 条新用例第一天就能跑进既有套件。八项需求最终收敛为两个数据结构决策（快照溯源、版本即文档）和一个权限模型（树级共享），没有推翻任何一张已有的表，旧数据零迁移。</w:t>
+        <w:t>这次需求变更是一次真正的"演进"练习：所有改动都建立在既有代码之上——题目独立集合让题库有了挂载点，发布冻结规则让需求 3 天然满足，统一错误结构与测试基建让 23 条新用例第一天就能跑进既有套件。八项需求最终收敛为两个数据结构决策（快照溯源、版本即文档）和一个权限模型（树级共享），没有推翻任何一张已有的表，旧数据零迁移。</w:t>
       </w:r>
     </w:p>
     <w:p>
@@ -11242,7 +10023,7 @@
           <w:color w:val="1c2634"/>
           <w:sz w:val="24"/>
         </w:rPr>
-        <w:t>如果给"设计为变化留余地"找一个具体例证：第一阶段注释里写的"</w:t>
+        <w:t>值得注意的是，这次的复用不是"预料到了所以省事"，而是"当时拆得对所以接得上"：</w:t>
       </w:r>
       <w:r>
         <w:rPr>
@@ -11251,23 +10032,6 @@
           <w:sz w:val="21"/>
           <w:shd w:val="clear" w:fill="eef2f8"/>
         </w:rPr>
-        <w:t>schema_version</w:t>
-      </w:r>
-      <w:r>
-        <w:rPr>
-          <w:rFonts w:hint="eastAsia" w:ascii="SimSun" w:hAnsi="SimSun" w:eastAsia="SimSun" w:cs="SimSun"/>
-          <w:color w:val="1c2634"/>
-          <w:sz w:val="24"/>
-        </w:rPr>
-        <w:t xml:space="preserve"> 是给第二阶段预留的"和"第二阶段要按题型扩展时只需新文档多几个字段"，在这次迭代中分别以"无需启用"和"新增 bank_questions 集合"的方式兑现——前者因为快照方案比预想的更彻底，后者因为题库本质上是"不属于任何问卷的题目"，恰好落回第一阶段的拆分决策上。值得注意的是，这次的复用不是"预料到了所以省事"，而是"当时拆得对所以接得上"：</w:t>
-      </w:r>
-      <w:r>
-        <w:rPr>
-          <w:rFonts w:ascii="Consolas" w:hAnsi="Consolas" w:eastAsia="Consolas" w:cs="Consolas"/>
-          <w:color w:val="1c2634"/>
-          <w:sz w:val="21"/>
-          <w:shd w:val="clear" w:fill="eef2f8"/>
-        </w:rPr>
         <w:t>questions</w:t>
       </w:r>
       <w:r>
@@ -11276,25 +10040,7 @@
           <w:color w:val="1c2634"/>
           <w:sz w:val="24"/>
         </w:rPr>
-        <w:t xml:space="preserve"> 独立成集合的初衷只是编辑期并发安全，它在第二阶段的用处属于意外收益。</w:t>
-      </w:r>
-    </w:p>
-    <w:p>
-      <w:pPr>
-        <w:spacing w:line="420"/>
-        <w:ind w:firstLine="480"/>
-        <w:jc w:val="both"/>
-        <w:rPr>
-          <w:color w:val="1c2634"/>
-        </w:rPr>
-      </w:pPr>
-      <w:r>
-        <w:rPr>
-          <w:rFonts w:hint="eastAsia" w:ascii="SimSun" w:hAnsi="SimSun" w:eastAsia="SimSun" w:cs="SimSun"/>
-          <w:color w:val="1c2634"/>
-          <w:sz w:val="24"/>
-        </w:rPr>
-        <w:t>而第七节那 11 处修复提供的教训是另一类：</w:t>
+        <w:t xml:space="preserve"> 独立成集合的初衷只是编辑期并发安全，它在第二阶段的用处属于意外收益。而第六节那 11 处修复提供的教训是另一类：</w:t>
       </w:r>
       <w:r>
         <w:rPr>
@@ -11311,844 +10057,7 @@
           <w:color w:val="1c2634"/>
           <w:sz w:val="24"/>
         </w:rPr>
-        <w:t>。八项需求全部实现、19 条测试全绿的那天，第二个用户点一下"复制问卷"就会看到一个坏掉的功能；共享一道题，会把一份问卷的统计连带交出去；界面上还摆着一个点了必然失败的发题按钮。这些问题自动化测试抓不到，因为它们不在接口层的正确性里，而在"人怎么用它"里——所以后来补的那一轮走查，价值不在于修了 11 个 bug，而在于把"换一个人来用"变成了交付前的固定动作。</w:t>
-      </w:r>
-    </w:p>
-    <w:p>
-      <w:pPr>
-        <w:pStyle w:val="000004"/>
-        <w:keepNext w:val="1"/>
-        <w:keepLines w:val="1"/>
-        <w:pBdr>
-          <w:bottom w:val="single" w:color="16345e" w:sz="13"/>
-        </w:pBdr>
-        <w:spacing w:before="510" w:beforeAutospacing="1" w:after="510" w:afterAutospacing="1" w:line="420"/>
-        <w:ind w:left="510" w:right="510"/>
-        <w:outlineLvl w:val="0"/>
-        <w:rPr>
-          <w:color w:val="10233b"/>
-          <w:kern w:val="44"/>
-          <w:sz w:val="44"/>
-          <w:szCs w:val="44"/>
-        </w:rPr>
-      </w:pPr>
-      <w:bookmarkStart w:id="23" w:name="section-11"/>
-      <w:r>
-        <w:rPr>
-          <w:rFonts w:hint="eastAsia" w:ascii="SimHei" w:hAnsi="SimHei" w:eastAsia="SimHei" w:cs="SimHei"/>
-          <w:b w:val="1"/>
-          <w:color w:val="10233b"/>
-          <w:sz w:val="34"/>
-        </w:rPr>
-        <w:t>附录　交付清单</w:t>
-      </w:r>
-      <w:bookmarkEnd w:id="23"/>
-    </w:p>
-    <w:p>
-      <w:pPr>
-        <w:spacing w:before="170" w:after="170" w:line="420"/>
-        <w:ind w:left="170" w:right="170"/>
-        <w:jc w:val="left"/>
-        <w:rPr>
-          <w:color w:val="55647c"/>
-        </w:rPr>
-      </w:pPr>
-      <w:r>
-        <w:rPr>
-          <w:rFonts w:hint="eastAsia" w:ascii="SimHei" w:hAnsi="SimHei" w:eastAsia="SimHei" w:cs="SimHei"/>
-          <w:color w:val="55647c"/>
-          <w:sz w:val="20"/>
-        </w:rPr>
-        <w:t>表 A-1　本次提交包含的文件与位置</w:t>
-      </w:r>
-    </w:p>
-    <w:tbl>
-      <w:tblPr>
-        <w:tblW w:w="8306" w:type="dxa"/>
-        <w:shd w:color="1c2634"/>
-        <w:tblLayout w:type="autofit"/>
-        <w:tblCellMar>
-          <w:top w:w="15" w:type="dxa"/>
-          <w:left w:w="15" w:type="dxa"/>
-          <w:bottom w:w="15" w:type="dxa"/>
-          <w:right w:w="15" w:type="dxa"/>
-        </w:tblCellMar>
-      </w:tblPr>
-      <w:tblGrid>
-        <w:gridCol w:w="2768"/>
-        <w:gridCol w:w="2768"/>
-        <w:gridCol w:w="2768"/>
-      </w:tblGrid>
-      <w:tr>
-        <w:trPr>
-          <w:tblHeader w:val="1"/>
-        </w:trPr>
-        <w:tc>
-          <w:tcPr>
-            <w:tcW w:w="2768" w:type="dxa"/>
-            <w:tcBorders>
-              <w:top w:val="single" w:color="16345e" w:sz="6"/>
-              <w:left w:val="single" w:color="16345e" w:sz="6"/>
-              <w:bottom w:val="single" w:color="16345e" w:sz="6"/>
-              <w:right w:val="single" w:color="16345e" w:sz="6"/>
-            </w:tcBorders>
-            <w:shd w:val="clear" w:fill="16345e"/>
-            <w:tcMar>
-              <w:top w:w="85" w:type="dxa"/>
-              <w:left w:w="113" w:type="dxa"/>
-              <w:bottom w:w="85" w:type="dxa"/>
-              <w:right w:w="113" w:type="dxa"/>
-            </w:tcMar>
-            <w:vAlign w:val="center"/>
-          </w:tcPr>
-          <w:p>
-            <w:pPr>
-              <w:jc w:val="left"/>
-              <w:rPr>
-                <w:b w:val="1"/>
-                <w:bCs w:val="1"/>
-                <w:color w:val="ffffff"/>
-              </w:rPr>
-            </w:pPr>
-            <w:r>
-              <w:rPr>
-                <w:rFonts w:hint="eastAsia" w:ascii="SimHei" w:hAnsi="SimHei" w:eastAsia="SimHei" w:cs="SimHei"/>
-                <w:b w:val="1"/>
-                <w:color w:val="ffffff"/>
-                <w:sz w:val="19"/>
-              </w:rPr>
-              <w:t>类别</w:t>
-            </w:r>
-          </w:p>
-        </w:tc>
-        <w:tc>
-          <w:tcPr>
-            <w:tcW w:w="2768" w:type="dxa"/>
-            <w:tcBorders>
-              <w:top w:val="single" w:color="16345e" w:sz="6"/>
-              <w:left w:val="single" w:color="16345e" w:sz="6"/>
-              <w:bottom w:val="single" w:color="16345e" w:sz="6"/>
-              <w:right w:val="single" w:color="16345e" w:sz="6"/>
-            </w:tcBorders>
-            <w:shd w:val="clear" w:fill="16345e"/>
-            <w:tcMar>
-              <w:top w:w="85" w:type="dxa"/>
-              <w:left w:w="113" w:type="dxa"/>
-              <w:bottom w:w="85" w:type="dxa"/>
-              <w:right w:w="113" w:type="dxa"/>
-            </w:tcMar>
-            <w:vAlign w:val="center"/>
-          </w:tcPr>
-          <w:p>
-            <w:pPr>
-              <w:jc w:val="left"/>
-              <w:rPr>
-                <w:b w:val="1"/>
-                <w:bCs w:val="1"/>
-                <w:color w:val="ffffff"/>
-              </w:rPr>
-            </w:pPr>
-            <w:r>
-              <w:rPr>
-                <w:rFonts w:hint="eastAsia" w:ascii="SimHei" w:hAnsi="SimHei" w:eastAsia="SimHei" w:cs="SimHei"/>
-                <w:b w:val="1"/>
-                <w:color w:val="ffffff"/>
-                <w:sz w:val="19"/>
-              </w:rPr>
-              <w:t>内容</w:t>
-            </w:r>
-          </w:p>
-        </w:tc>
-        <w:tc>
-          <w:tcPr>
-            <w:tcW w:w="2768" w:type="dxa"/>
-            <w:tcBorders>
-              <w:top w:val="single" w:color="16345e" w:sz="6"/>
-              <w:left w:val="single" w:color="16345e" w:sz="6"/>
-              <w:bottom w:val="single" w:color="16345e" w:sz="6"/>
-              <w:right w:val="single" w:color="16345e" w:sz="6"/>
-            </w:tcBorders>
-            <w:shd w:val="clear" w:fill="16345e"/>
-            <w:tcMar>
-              <w:top w:w="85" w:type="dxa"/>
-              <w:left w:w="113" w:type="dxa"/>
-              <w:bottom w:w="85" w:type="dxa"/>
-              <w:right w:w="113" w:type="dxa"/>
-            </w:tcMar>
-            <w:vAlign w:val="center"/>
-          </w:tcPr>
-          <w:p>
-            <w:pPr>
-              <w:jc w:val="left"/>
-              <w:rPr>
-                <w:b w:val="1"/>
-                <w:bCs w:val="1"/>
-                <w:color w:val="ffffff"/>
-              </w:rPr>
-            </w:pPr>
-            <w:r>
-              <w:rPr>
-                <w:rFonts w:hint="eastAsia" w:ascii="SimHei" w:hAnsi="SimHei" w:eastAsia="SimHei" w:cs="SimHei"/>
-                <w:b w:val="1"/>
-                <w:color w:val="ffffff"/>
-                <w:sz w:val="19"/>
-              </w:rPr>
-              <w:t>位置</w:t>
-            </w:r>
-          </w:p>
-        </w:tc>
-      </w:tr>
-      <w:tr>
-        <w:trPr/>
-        <w:tc>
-          <w:tcPr>
-            <w:tcW w:w="2768" w:type="dxa"/>
-            <w:tcBorders>
-              <w:top w:val="single" w:color="c2cddd" w:sz="6"/>
-              <w:left w:val="single" w:color="c2cddd" w:sz="6"/>
-              <w:bottom w:val="single" w:color="c2cddd" w:sz="6"/>
-              <w:right w:val="single" w:color="c2cddd" w:sz="6"/>
-            </w:tcBorders>
-            <w:tcMar>
-              <w:top w:w="73" w:type="dxa"/>
-              <w:left w:w="113" w:type="dxa"/>
-              <w:bottom w:w="73" w:type="dxa"/>
-              <w:right w:w="113" w:type="dxa"/>
-            </w:tcMar>
-            <w:vAlign w:val="top"/>
-          </w:tcPr>
-          <w:p>
-            <w:pPr>
-              <w:rPr>
-                <w:color w:val="1c2634"/>
-              </w:rPr>
-            </w:pPr>
-            <w:r>
-              <w:rPr>
-                <w:rFonts w:hint="eastAsia" w:ascii="SimSun" w:hAnsi="SimSun" w:eastAsia="SimSun" w:cs="SimSun"/>
-                <w:color w:val="1c2634"/>
-                <w:sz w:val="19"/>
-              </w:rPr>
-              <w:t>后端代码</w:t>
-            </w:r>
-          </w:p>
-        </w:tc>
-        <w:tc>
-          <w:tcPr>
-            <w:tcW w:w="2768" w:type="dxa"/>
-            <w:tcBorders>
-              <w:top w:val="single" w:color="c2cddd" w:sz="6"/>
-              <w:left w:val="single" w:color="c2cddd" w:sz="6"/>
-              <w:bottom w:val="single" w:color="c2cddd" w:sz="6"/>
-              <w:right w:val="single" w:color="c2cddd" w:sz="6"/>
-            </w:tcBorders>
-            <w:tcMar>
-              <w:top w:w="73" w:type="dxa"/>
-              <w:left w:w="113" w:type="dxa"/>
-              <w:bottom w:w="73" w:type="dxa"/>
-              <w:right w:w="113" w:type="dxa"/>
-            </w:tcMar>
-            <w:vAlign w:val="top"/>
-          </w:tcPr>
-          <w:p>
-            <w:pPr>
-              <w:rPr>
-                <w:color w:val="1c2634"/>
-              </w:rPr>
-            </w:pPr>
-            <w:r>
-              <w:rPr>
-                <w:rFonts w:hint="eastAsia" w:ascii="SimSun" w:hAnsi="SimSun" w:eastAsia="SimSun" w:cs="SimSun"/>
-                <w:color w:val="1c2634"/>
-                <w:sz w:val="19"/>
-              </w:rPr>
-              <w:t>5 个数据模型、6 个路由模块、认证中间件与跳转/校验核心</w:t>
-            </w:r>
-          </w:p>
-        </w:tc>
-        <w:tc>
-          <w:tcPr>
-            <w:tcW w:w="2768" w:type="dxa"/>
-            <w:tcBorders>
-              <w:top w:val="single" w:color="c2cddd" w:sz="6"/>
-              <w:left w:val="single" w:color="c2cddd" w:sz="6"/>
-              <w:bottom w:val="single" w:color="c2cddd" w:sz="6"/>
-              <w:right w:val="single" w:color="c2cddd" w:sz="6"/>
-            </w:tcBorders>
-            <w:tcMar>
-              <w:top w:w="73" w:type="dxa"/>
-              <w:left w:w="113" w:type="dxa"/>
-              <w:bottom w:w="73" w:type="dxa"/>
-              <w:right w:w="113" w:type="dxa"/>
-            </w:tcMar>
-            <w:vAlign w:val="top"/>
-          </w:tcPr>
-          <w:p>
-            <w:pPr>
-              <w:rPr>
-                <w:color w:val="1c2634"/>
-              </w:rPr>
-            </w:pPr>
-            <w:r>
-              <w:rPr>
-                <w:rFonts w:ascii="Consolas" w:hAnsi="Consolas" w:eastAsia="Consolas" w:cs="Consolas"/>
-                <w:color w:val="1c2634"/>
-                <w:sz w:val="21"/>
-                <w:shd w:val="clear" w:fill="eef2f8"/>
-              </w:rPr>
-              <w:t>src/</w:t>
-            </w:r>
-          </w:p>
-        </w:tc>
-      </w:tr>
-      <w:tr>
-        <w:trPr/>
-        <w:tc>
-          <w:tcPr>
-            <w:tcW w:w="2768" w:type="dxa"/>
-            <w:tcBorders>
-              <w:top w:val="single" w:color="c2cddd" w:sz="6"/>
-              <w:left w:val="single" w:color="c2cddd" w:sz="6"/>
-              <w:bottom w:val="single" w:color="c2cddd" w:sz="6"/>
-              <w:right w:val="single" w:color="c2cddd" w:sz="6"/>
-            </w:tcBorders>
-            <w:tcMar>
-              <w:top w:w="73" w:type="dxa"/>
-              <w:left w:w="113" w:type="dxa"/>
-              <w:bottom w:w="73" w:type="dxa"/>
-              <w:right w:w="113" w:type="dxa"/>
-            </w:tcMar>
-            <w:vAlign w:val="top"/>
-          </w:tcPr>
-          <w:p>
-            <w:pPr>
-              <w:rPr>
-                <w:color w:val="1c2634"/>
-              </w:rPr>
-            </w:pPr>
-            <w:r>
-              <w:rPr>
-                <w:rFonts w:hint="eastAsia" w:ascii="SimSun" w:hAnsi="SimSun" w:eastAsia="SimSun" w:cs="SimSun"/>
-                <w:color w:val="1c2634"/>
-                <w:sz w:val="19"/>
-              </w:rPr>
-              <w:t>前端页面</w:t>
-            </w:r>
-          </w:p>
-        </w:tc>
-        <w:tc>
-          <w:tcPr>
-            <w:tcW w:w="2768" w:type="dxa"/>
-            <w:tcBorders>
-              <w:top w:val="single" w:color="c2cddd" w:sz="6"/>
-              <w:left w:val="single" w:color="c2cddd" w:sz="6"/>
-              <w:bottom w:val="single" w:color="c2cddd" w:sz="6"/>
-              <w:right w:val="single" w:color="c2cddd" w:sz="6"/>
-            </w:tcBorders>
-            <w:tcMar>
-              <w:top w:w="73" w:type="dxa"/>
-              <w:left w:w="113" w:type="dxa"/>
-              <w:bottom w:w="73" w:type="dxa"/>
-              <w:right w:w="113" w:type="dxa"/>
-            </w:tcMar>
-            <w:vAlign w:val="top"/>
-          </w:tcPr>
-          <w:p>
-            <w:pPr>
-              <w:rPr>
-                <w:color w:val="1c2634"/>
-              </w:rPr>
-            </w:pPr>
-            <w:r>
-              <w:rPr>
-                <w:rFonts w:hint="eastAsia" w:ascii="SimSun" w:hAnsi="SimSun" w:eastAsia="SimSun" w:cs="SimSun"/>
-                <w:color w:val="1c2634"/>
-                <w:sz w:val="19"/>
-              </w:rPr>
-              <w:t>7 个页面（登录、我的问卷、编辑、填写、统计、题库），沿用像素游戏风</w:t>
-            </w:r>
-          </w:p>
-        </w:tc>
-        <w:tc>
-          <w:tcPr>
-            <w:tcW w:w="2768" w:type="dxa"/>
-            <w:tcBorders>
-              <w:top w:val="single" w:color="c2cddd" w:sz="6"/>
-              <w:left w:val="single" w:color="c2cddd" w:sz="6"/>
-              <w:bottom w:val="single" w:color="c2cddd" w:sz="6"/>
-              <w:right w:val="single" w:color="c2cddd" w:sz="6"/>
-            </w:tcBorders>
-            <w:tcMar>
-              <w:top w:w="73" w:type="dxa"/>
-              <w:left w:w="113" w:type="dxa"/>
-              <w:bottom w:w="73" w:type="dxa"/>
-              <w:right w:w="113" w:type="dxa"/>
-            </w:tcMar>
-            <w:vAlign w:val="top"/>
-          </w:tcPr>
-          <w:p>
-            <w:pPr>
-              <w:rPr>
-                <w:color w:val="1c2634"/>
-              </w:rPr>
-            </w:pPr>
-            <w:r>
-              <w:rPr>
-                <w:rFonts w:ascii="Consolas" w:hAnsi="Consolas" w:eastAsia="Consolas" w:cs="Consolas"/>
-                <w:color w:val="1c2634"/>
-                <w:sz w:val="21"/>
-                <w:shd w:val="clear" w:fill="eef2f8"/>
-              </w:rPr>
-              <w:t>public/</w:t>
-            </w:r>
-          </w:p>
-        </w:tc>
-      </w:tr>
-      <w:tr>
-        <w:trPr/>
-        <w:tc>
-          <w:tcPr>
-            <w:tcW w:w="2768" w:type="dxa"/>
-            <w:tcBorders>
-              <w:top w:val="single" w:color="c2cddd" w:sz="6"/>
-              <w:left w:val="single" w:color="c2cddd" w:sz="6"/>
-              <w:bottom w:val="single" w:color="c2cddd" w:sz="6"/>
-              <w:right w:val="single" w:color="c2cddd" w:sz="6"/>
-            </w:tcBorders>
-            <w:tcMar>
-              <w:top w:w="73" w:type="dxa"/>
-              <w:left w:w="113" w:type="dxa"/>
-              <w:bottom w:w="73" w:type="dxa"/>
-              <w:right w:w="113" w:type="dxa"/>
-            </w:tcMar>
-            <w:vAlign w:val="top"/>
-          </w:tcPr>
-          <w:p>
-            <w:pPr>
-              <w:rPr>
-                <w:color w:val="1c2634"/>
-              </w:rPr>
-            </w:pPr>
-            <w:r>
-              <w:rPr>
-                <w:rFonts w:hint="eastAsia" w:ascii="SimSun" w:hAnsi="SimSun" w:eastAsia="SimSun" w:cs="SimSun"/>
-                <w:color w:val="1c2634"/>
-                <w:sz w:val="19"/>
-              </w:rPr>
-              <w:t>自动化测试</w:t>
-            </w:r>
-          </w:p>
-        </w:tc>
-        <w:tc>
-          <w:tcPr>
-            <w:tcW w:w="2768" w:type="dxa"/>
-            <w:tcBorders>
-              <w:top w:val="single" w:color="c2cddd" w:sz="6"/>
-              <w:left w:val="single" w:color="c2cddd" w:sz="6"/>
-              <w:bottom w:val="single" w:color="c2cddd" w:sz="6"/>
-              <w:right w:val="single" w:color="c2cddd" w:sz="6"/>
-            </w:tcBorders>
-            <w:tcMar>
-              <w:top w:w="73" w:type="dxa"/>
-              <w:left w:w="113" w:type="dxa"/>
-              <w:bottom w:w="73" w:type="dxa"/>
-              <w:right w:w="113" w:type="dxa"/>
-            </w:tcMar>
-            <w:vAlign w:val="top"/>
-          </w:tcPr>
-          <w:p>
-            <w:pPr>
-              <w:rPr>
-                <w:color w:val="1c2634"/>
-              </w:rPr>
-            </w:pPr>
-            <w:r>
-              <w:rPr>
-                <w:rFonts w:hint="eastAsia" w:ascii="SimSun" w:hAnsi="SimSun" w:eastAsia="SimSun" w:cs="SimSun"/>
-                <w:color w:val="1c2634"/>
-                <w:sz w:val="19"/>
-              </w:rPr>
-              <w:t>7 个测试文件，共 92 条用例，连接真实 MongoDB 实例</w:t>
-            </w:r>
-          </w:p>
-        </w:tc>
-        <w:tc>
-          <w:tcPr>
-            <w:tcW w:w="2768" w:type="dxa"/>
-            <w:tcBorders>
-              <w:top w:val="single" w:color="c2cddd" w:sz="6"/>
-              <w:left w:val="single" w:color="c2cddd" w:sz="6"/>
-              <w:bottom w:val="single" w:color="c2cddd" w:sz="6"/>
-              <w:right w:val="single" w:color="c2cddd" w:sz="6"/>
-            </w:tcBorders>
-            <w:tcMar>
-              <w:top w:w="73" w:type="dxa"/>
-              <w:left w:w="113" w:type="dxa"/>
-              <w:bottom w:w="73" w:type="dxa"/>
-              <w:right w:w="113" w:type="dxa"/>
-            </w:tcMar>
-            <w:vAlign w:val="top"/>
-          </w:tcPr>
-          <w:p>
-            <w:pPr>
-              <w:rPr>
-                <w:color w:val="1c2634"/>
-              </w:rPr>
-            </w:pPr>
-            <w:r>
-              <w:rPr>
-                <w:rFonts w:ascii="Consolas" w:hAnsi="Consolas" w:eastAsia="Consolas" w:cs="Consolas"/>
-                <w:color w:val="1c2634"/>
-                <w:sz w:val="21"/>
-                <w:shd w:val="clear" w:fill="eef2f8"/>
-              </w:rPr>
-              <w:t>tests/</w:t>
-            </w:r>
-          </w:p>
-        </w:tc>
-      </w:tr>
-      <w:tr>
-        <w:trPr/>
-        <w:tc>
-          <w:tcPr>
-            <w:tcW w:w="2768" w:type="dxa"/>
-            <w:tcBorders>
-              <w:top w:val="single" w:color="c2cddd" w:sz="6"/>
-              <w:left w:val="single" w:color="c2cddd" w:sz="6"/>
-              <w:bottom w:val="single" w:color="c2cddd" w:sz="6"/>
-              <w:right w:val="single" w:color="c2cddd" w:sz="6"/>
-            </w:tcBorders>
-            <w:tcMar>
-              <w:top w:w="73" w:type="dxa"/>
-              <w:left w:w="113" w:type="dxa"/>
-              <w:bottom w:w="73" w:type="dxa"/>
-              <w:right w:w="113" w:type="dxa"/>
-            </w:tcMar>
-            <w:vAlign w:val="top"/>
-          </w:tcPr>
-          <w:p>
-            <w:pPr>
-              <w:rPr>
-                <w:color w:val="1c2634"/>
-              </w:rPr>
-            </w:pPr>
-            <w:r>
-              <w:rPr>
-                <w:rFonts w:hint="eastAsia" w:ascii="SimSun" w:hAnsi="SimSun" w:eastAsia="SimSun" w:cs="SimSun"/>
-                <w:color w:val="1c2634"/>
-                <w:sz w:val="19"/>
-              </w:rPr>
-              <w:t>设计文档</w:t>
-            </w:r>
-          </w:p>
-        </w:tc>
-        <w:tc>
-          <w:tcPr>
-            <w:tcW w:w="2768" w:type="dxa"/>
-            <w:tcBorders>
-              <w:top w:val="single" w:color="c2cddd" w:sz="6"/>
-              <w:left w:val="single" w:color="c2cddd" w:sz="6"/>
-              <w:bottom w:val="single" w:color="c2cddd" w:sz="6"/>
-              <w:right w:val="single" w:color="c2cddd" w:sz="6"/>
-            </w:tcBorders>
-            <w:tcMar>
-              <w:top w:w="73" w:type="dxa"/>
-              <w:left w:w="113" w:type="dxa"/>
-              <w:bottom w:w="73" w:type="dxa"/>
-              <w:right w:w="113" w:type="dxa"/>
-            </w:tcMar>
-            <w:vAlign w:val="top"/>
-          </w:tcPr>
-          <w:p>
-            <w:pPr>
-              <w:rPr>
-                <w:color w:val="1c2634"/>
-              </w:rPr>
-            </w:pPr>
-            <w:r>
-              <w:rPr>
-                <w:rFonts w:hint="eastAsia" w:ascii="SimSun" w:hAnsi="SimSun" w:eastAsia="SimSun" w:cs="SimSun"/>
-                <w:color w:val="1c2634"/>
-                <w:sz w:val="19"/>
-              </w:rPr>
-              <w:t>README、接口文档、数据库设计、测试用例表、AI 使用日志</w:t>
-            </w:r>
-          </w:p>
-        </w:tc>
-        <w:tc>
-          <w:tcPr>
-            <w:tcW w:w="2768" w:type="dxa"/>
-            <w:tcBorders>
-              <w:top w:val="single" w:color="c2cddd" w:sz="6"/>
-              <w:left w:val="single" w:color="c2cddd" w:sz="6"/>
-              <w:bottom w:val="single" w:color="c2cddd" w:sz="6"/>
-              <w:right w:val="single" w:color="c2cddd" w:sz="6"/>
-            </w:tcBorders>
-            <w:tcMar>
-              <w:top w:w="73" w:type="dxa"/>
-              <w:left w:w="113" w:type="dxa"/>
-              <w:bottom w:w="73" w:type="dxa"/>
-              <w:right w:w="113" w:type="dxa"/>
-            </w:tcMar>
-            <w:vAlign w:val="top"/>
-          </w:tcPr>
-          <w:p>
-            <w:pPr>
-              <w:rPr>
-                <w:color w:val="1c2634"/>
-              </w:rPr>
-            </w:pPr>
-            <w:r>
-              <w:rPr>
-                <w:rFonts w:ascii="Consolas" w:hAnsi="Consolas" w:eastAsia="Consolas" w:cs="Consolas"/>
-                <w:color w:val="1c2634"/>
-                <w:sz w:val="21"/>
-                <w:shd w:val="clear" w:fill="eef2f8"/>
-              </w:rPr>
-              <w:t>docs/</w:t>
-            </w:r>
-          </w:p>
-        </w:tc>
-      </w:tr>
-      <w:tr>
-        <w:trPr/>
-        <w:tc>
-          <w:tcPr>
-            <w:tcW w:w="2768" w:type="dxa"/>
-            <w:tcBorders>
-              <w:top w:val="single" w:color="c2cddd" w:sz="6"/>
-              <w:left w:val="single" w:color="c2cddd" w:sz="6"/>
-              <w:bottom w:val="single" w:color="c2cddd" w:sz="6"/>
-              <w:right w:val="single" w:color="c2cddd" w:sz="6"/>
-            </w:tcBorders>
-            <w:tcMar>
-              <w:top w:w="73" w:type="dxa"/>
-              <w:left w:w="113" w:type="dxa"/>
-              <w:bottom w:w="73" w:type="dxa"/>
-              <w:right w:w="113" w:type="dxa"/>
-            </w:tcMar>
-            <w:vAlign w:val="top"/>
-          </w:tcPr>
-          <w:p>
-            <w:pPr>
-              <w:rPr>
-                <w:color w:val="1c2634"/>
-              </w:rPr>
-            </w:pPr>
-            <w:r>
-              <w:rPr>
-                <w:rFonts w:hint="eastAsia" w:ascii="SimSun" w:hAnsi="SimSun" w:eastAsia="SimSun" w:cs="SimSun"/>
-                <w:color w:val="1c2634"/>
-                <w:sz w:val="19"/>
-              </w:rPr>
-              <w:t>本报告</w:t>
-            </w:r>
-          </w:p>
-        </w:tc>
-        <w:tc>
-          <w:tcPr>
-            <w:tcW w:w="2768" w:type="dxa"/>
-            <w:tcBorders>
-              <w:top w:val="single" w:color="c2cddd" w:sz="6"/>
-              <w:left w:val="single" w:color="c2cddd" w:sz="6"/>
-              <w:bottom w:val="single" w:color="c2cddd" w:sz="6"/>
-              <w:right w:val="single" w:color="c2cddd" w:sz="6"/>
-            </w:tcBorders>
-            <w:tcMar>
-              <w:top w:w="73" w:type="dxa"/>
-              <w:left w:w="113" w:type="dxa"/>
-              <w:bottom w:w="73" w:type="dxa"/>
-              <w:right w:w="113" w:type="dxa"/>
-            </w:tcMar>
-            <w:vAlign w:val="top"/>
-          </w:tcPr>
-          <w:p>
-            <w:pPr>
-              <w:rPr>
-                <w:color w:val="1c2634"/>
-              </w:rPr>
-            </w:pPr>
-            <w:r>
-              <w:rPr>
-                <w:rFonts w:hint="eastAsia" w:ascii="Consolas" w:hAnsi="Consolas" w:eastAsia="Consolas" w:cs="Consolas"/>
-                <w:color w:val="1c2634"/>
-                <w:sz w:val="21"/>
-                <w:shd w:val="clear" w:fill="eef2f8"/>
-              </w:rPr>
-              <w:t>2026_ECNU_PJ1_2_邱浩峰.pdf</w:t>
-            </w:r>
-            <w:r>
-              <w:rPr>
-                <w:rFonts w:hint="eastAsia" w:ascii="SimSun" w:hAnsi="SimSun" w:eastAsia="SimSun" w:cs="SimSun"/>
-                <w:color w:val="1c2634"/>
-                <w:sz w:val="19"/>
-              </w:rPr>
-              <w:t xml:space="preserve">，同目录附可编辑的 </w:t>
-            </w:r>
-            <w:r>
-              <w:rPr>
-                <w:rFonts w:ascii="Consolas" w:hAnsi="Consolas" w:eastAsia="Consolas" w:cs="Consolas"/>
-                <w:color w:val="1c2634"/>
-                <w:sz w:val="21"/>
-                <w:shd w:val="clear" w:fill="eef2f8"/>
-              </w:rPr>
-              <w:t>.docx</w:t>
-            </w:r>
-          </w:p>
-        </w:tc>
-        <w:tc>
-          <w:tcPr>
-            <w:tcW w:w="2768" w:type="dxa"/>
-            <w:tcBorders>
-              <w:top w:val="single" w:color="c2cddd" w:sz="6"/>
-              <w:left w:val="single" w:color="c2cddd" w:sz="6"/>
-              <w:bottom w:val="single" w:color="c2cddd" w:sz="6"/>
-              <w:right w:val="single" w:color="c2cddd" w:sz="6"/>
-            </w:tcBorders>
-            <w:tcMar>
-              <w:top w:w="73" w:type="dxa"/>
-              <w:left w:w="113" w:type="dxa"/>
-              <w:bottom w:w="73" w:type="dxa"/>
-              <w:right w:w="113" w:type="dxa"/>
-            </w:tcMar>
-            <w:vAlign w:val="top"/>
-          </w:tcPr>
-          <w:p>
-            <w:pPr>
-              <w:rPr>
-                <w:color w:val="1c2634"/>
-              </w:rPr>
-            </w:pPr>
-            <w:r>
-              <w:rPr>
-                <w:rFonts w:hint="eastAsia" w:ascii="SimSun" w:hAnsi="SimSun" w:eastAsia="SimSun" w:cs="SimSun"/>
-                <w:color w:val="1c2634"/>
-                <w:sz w:val="19"/>
-              </w:rPr>
-              <w:t>仓库根目录</w:t>
-            </w:r>
-          </w:p>
-        </w:tc>
-      </w:tr>
-    </w:tbl>
-    <w:p>
-      <w:pPr>
-        <w:spacing w:line="420"/>
-        <w:ind w:firstLine="480"/>
-        <w:jc w:val="both"/>
-        <w:rPr>
-          <w:color w:val="1c2634"/>
-        </w:rPr>
-      </w:pPr>
-      <w:r>
-        <w:rPr>
-          <w:rFonts w:hint="eastAsia" w:ascii="SimSun" w:hAnsi="SimSun" w:eastAsia="SimSun" w:cs="SimSun"/>
-          <w:color w:val="1c2634"/>
-          <w:sz w:val="24"/>
-        </w:rPr>
-        <w:t>本地运行三步：</w:t>
-      </w:r>
-      <w:r>
-        <w:rPr>
-          <w:rFonts w:ascii="Consolas" w:hAnsi="Consolas" w:eastAsia="Consolas" w:cs="Consolas"/>
-          <w:color w:val="1c2634"/>
-          <w:sz w:val="21"/>
-          <w:shd w:val="clear" w:fill="eef2f8"/>
-        </w:rPr>
-        <w:t>npm install</w:t>
-      </w:r>
-      <w:r>
-        <w:rPr>
-          <w:rFonts w:ascii="SimSun" w:hAnsi="SimSun" w:eastAsia="SimSun" w:cs="SimSun"/>
-          <w:color w:val="1c2634"/>
-          <w:sz w:val="24"/>
-        </w:rPr>
-        <w:t xml:space="preserve"> → </w:t>
-      </w:r>
-      <w:r>
-        <w:rPr>
-          <w:rFonts w:ascii="Consolas" w:hAnsi="Consolas" w:eastAsia="Consolas" w:cs="Consolas"/>
-          <w:color w:val="1c2634"/>
-          <w:sz w:val="21"/>
-          <w:shd w:val="clear" w:fill="eef2f8"/>
-        </w:rPr>
-        <w:t>npm run seed</w:t>
-      </w:r>
-      <w:r>
-        <w:rPr>
-          <w:rFonts w:hint="eastAsia" w:ascii="SimSun" w:hAnsi="SimSun" w:eastAsia="SimSun" w:cs="SimSun"/>
-          <w:color w:val="1c2634"/>
-          <w:sz w:val="24"/>
-        </w:rPr>
-        <w:t xml:space="preserve">（生成 demo 账号与示例数据）→ </w:t>
-      </w:r>
-      <w:r>
-        <w:rPr>
-          <w:rFonts w:ascii="Consolas" w:hAnsi="Consolas" w:eastAsia="Consolas" w:cs="Consolas"/>
-          <w:color w:val="1c2634"/>
-          <w:sz w:val="21"/>
-          <w:shd w:val="clear" w:fill="eef2f8"/>
-        </w:rPr>
-        <w:t>npm start</w:t>
-      </w:r>
-      <w:r>
-        <w:rPr>
-          <w:rFonts w:hint="eastAsia" w:ascii="SimSun" w:hAnsi="SimSun" w:eastAsia="SimSun" w:cs="SimSun"/>
-          <w:color w:val="1c2634"/>
-          <w:sz w:val="24"/>
-        </w:rPr>
-        <w:t xml:space="preserve">；浏览器打开 </w:t>
-      </w:r>
-      <w:r>
-        <w:rPr>
-          <w:rFonts w:ascii="Consolas" w:hAnsi="Consolas" w:eastAsia="Consolas" w:cs="Consolas"/>
-          <w:color w:val="1c2634"/>
-          <w:sz w:val="21"/>
-          <w:shd w:val="clear" w:fill="eef2f8"/>
-        </w:rPr>
-        <w:t>http://localhost:3000</w:t>
-      </w:r>
-      <w:r>
-        <w:rPr>
-          <w:rFonts w:hint="eastAsia" w:ascii="SimSun" w:hAnsi="SimSun" w:eastAsia="SimSun" w:cs="SimSun"/>
-          <w:color w:val="1c2634"/>
-          <w:sz w:val="24"/>
-        </w:rPr>
-        <w:t xml:space="preserve">，用 </w:t>
-      </w:r>
-      <w:r>
-        <w:rPr>
-          <w:rFonts w:ascii="Consolas" w:hAnsi="Consolas" w:eastAsia="Consolas" w:cs="Consolas"/>
-          <w:color w:val="1c2634"/>
-          <w:sz w:val="21"/>
-          <w:shd w:val="clear" w:fill="eef2f8"/>
-        </w:rPr>
-        <w:t>demo / 123456</w:t>
-      </w:r>
-      <w:r>
-        <w:rPr>
-          <w:rFonts w:hint="eastAsia" w:ascii="SimSun" w:hAnsi="SimSun" w:eastAsia="SimSun" w:cs="SimSun"/>
-          <w:color w:val="1c2634"/>
-          <w:sz w:val="24"/>
-        </w:rPr>
-        <w:t xml:space="preserve"> 登录即可看到题库与示例问卷。跑测试用 </w:t>
-      </w:r>
-      <w:r>
-        <w:rPr>
-          <w:rFonts w:ascii="Consolas" w:hAnsi="Consolas" w:eastAsia="Consolas" w:cs="Consolas"/>
-          <w:color w:val="1c2634"/>
-          <w:sz w:val="21"/>
-          <w:shd w:val="clear" w:fill="eef2f8"/>
-        </w:rPr>
-        <w:t>npm test</w:t>
-      </w:r>
-      <w:r>
-        <w:rPr>
-          <w:rFonts w:hint="eastAsia" w:ascii="SimSun" w:hAnsi="SimSun" w:eastAsia="SimSun" w:cs="SimSun"/>
-          <w:color w:val="1c2634"/>
-          <w:sz w:val="24"/>
-        </w:rPr>
-        <w:t>，需本机 27017 端口有 MongoDB 在运行。</w:t>
+        <w:t>。八项需求全部实现、19 条测试全绿的那天，第二个用户点一下"复制问卷"就会看到一个坏掉的功能；共享一道题，会把一份问卷的统计连带交出去；界面上还摆着一个点了必然失败的加题按钮。这些问题自动化测试抓不到，因为它们不在接口层的正确性里，而在"人怎么用它"里——所以那一轮走查的价值不在于修了 11 个 bug，而在于把"换一个人来用"变成了交付前的固定动作。</w:t>
       </w:r>
     </w:p>
     <w:sectPr>
@@ -12246,95 +10155,113 @@
     </w:pPrDefault>
   </w:docDefaults>
   <w:latentStyles w:defLockedState="0" w:defUIPriority="99" w:defSemiHidden="0" w:defUnhideWhenUsed="0" w:defQFormat="0" w:count="88">
+    <w:lsdException w:name="Body Text Indent" w:semiHidden="1" w:unhideWhenUsed="1"/>
+    <w:lsdException w:name="Title" w:uiPriority="10" w:qFormat="1"/>
+    <w:lsdException w:name="heading 5" w:uiPriority="9" w:semiHidden="1" w:unhideWhenUsed="1" w:qFormat="1"/>
+    <w:lsdException w:name="toc 4" w:uiPriority="39" w:semiHidden="1" w:unhideWhenUsed="1"/>
+    <w:lsdException w:name="table of figures" w:semiHidden="1" w:unhideWhenUsed="1"/>
+    <w:lsdException w:name="List Bullet 3" w:semiHidden="1" w:unhideWhenUsed="1"/>
+    <w:lsdException w:name="List 2" w:semiHidden="1" w:unhideWhenUsed="1"/>
+    <w:lsdException w:name="Body Text 3" w:semiHidden="1" w:unhideWhenUsed="1"/>
+    <w:lsdException w:name="line number" w:semiHidden="1" w:unhideWhenUsed="1"/>
+    <w:lsdException w:name="Signature" w:semiHidden="1" w:unhideWhenUsed="1"/>
+    <w:lsdException w:name="annotation reference" w:semiHidden="1" w:unhideWhenUsed="1"/>
+    <w:lsdException w:name="List Continue 3" w:semiHidden="1" w:unhideWhenUsed="1"/>
+    <w:lsdException w:name="List Continue 5" w:semiHidden="1" w:unhideWhenUsed="1"/>
+    <w:lsdException w:name="Body Text First Indent 2" w:semiHidden="1" w:unhideWhenUsed="1"/>
+    <w:lsdException w:name="Salutation" w:semiHidden="1" w:unhideWhenUsed="1"/>
+    <w:lsdException w:name="table of authorities" w:semiHidden="1" w:unhideWhenUsed="1"/>
+    <w:lsdException w:name="List 4" w:semiHidden="1" w:unhideWhenUsed="1"/>
+    <w:lsdException w:name="index 5" w:semiHidden="1" w:unhideWhenUsed="1"/>
     <w:lsdException w:name="index 3" w:semiHidden="1" w:unhideWhenUsed="1"/>
-    <w:lsdException w:name="table of authorities" w:semiHidden="1" w:unhideWhenUsed="1"/>
+    <w:lsdException w:name="Body Text First Indent" w:semiHidden="1" w:unhideWhenUsed="1"/>
+    <w:lsdException w:name="List" w:semiHidden="1" w:unhideWhenUsed="1"/>
+    <w:lsdException w:name="List 3" w:semiHidden="1" w:unhideWhenUsed="1"/>
+    <w:lsdException w:name="Body Text" w:semiHidden="1" w:unhideWhenUsed="1"/>
+    <w:lsdException w:name="index 8" w:semiHidden="1" w:unhideWhenUsed="1"/>
+    <w:lsdException w:name="toc 7" w:uiPriority="39" w:semiHidden="1" w:unhideWhenUsed="1"/>
+    <w:lsdException w:name="toc 3" w:uiPriority="39" w:semiHidden="1" w:unhideWhenUsed="1"/>
+    <w:lsdException w:name="List Bullet 4" w:semiHidden="1" w:unhideWhenUsed="1"/>
+    <w:lsdException w:name="List Continue 2" w:semiHidden="1" w:unhideWhenUsed="1"/>
+    <w:lsdException w:name="endnote reference" w:semiHidden="1" w:unhideWhenUsed="1"/>
+    <w:lsdException w:name="List Continue" w:semiHidden="1" w:unhideWhenUsed="1"/>
     <w:lsdException w:name="List Continue 4" w:semiHidden="1" w:unhideWhenUsed="1"/>
+    <w:lsdException w:name="toc 5" w:uiPriority="39" w:semiHidden="1" w:unhideWhenUsed="1"/>
+    <w:lsdException w:name="heading 2" w:uiPriority="9" w:semiHidden="1" w:unhideWhenUsed="1" w:qFormat="1"/>
+    <w:lsdException w:name="Normal" w:uiPriority="0" w:qFormat="1"/>
+    <w:lsdException w:name="List Number 4" w:semiHidden="1" w:unhideWhenUsed="1"/>
+    <w:lsdException w:name="toc 8" w:uiPriority="39" w:semiHidden="1" w:unhideWhenUsed="1"/>
+    <w:lsdException w:name="Body Text 2" w:semiHidden="1" w:unhideWhenUsed="1"/>
+    <w:lsdException w:name="Default Paragraph Font" w:uiPriority="1" w:semiHidden="1" w:unhideWhenUsed="1"/>
+    <w:lsdException w:name="index 4" w:semiHidden="1" w:unhideWhenUsed="1"/>
+    <w:lsdException w:name="List Number" w:semiHidden="1" w:unhideWhenUsed="1"/>
+    <w:lsdException w:name="Note Heading" w:semiHidden="1" w:unhideWhenUsed="1"/>
+    <w:lsdException w:name="envelope return" w:semiHidden="1" w:unhideWhenUsed="1"/>
+    <w:lsdException w:name="index 6" w:semiHidden="1" w:unhideWhenUsed="1"/>
+    <w:lsdException w:name="List Number 5" w:semiHidden="1" w:unhideWhenUsed="1"/>
+    <w:lsdException w:name="List Number 3" w:semiHidden="1" w:unhideWhenUsed="1"/>
+    <w:lsdException w:name="Strong" w:uiPriority="22" w:qFormat="1"/>
+    <w:lsdException w:name="endnote text" w:semiHidden="1" w:unhideWhenUsed="1"/>
+    <w:lsdException w:name="FollowedHyperlink" w:semiHidden="1" w:unhideWhenUsed="1"/>
+    <w:lsdException w:name="List Bullet" w:semiHidden="1" w:unhideWhenUsed="1"/>
+    <w:lsdException w:name="heading 9" w:uiPriority="9" w:semiHidden="1" w:unhideWhenUsed="1" w:qFormat="1"/>
+    <w:lsdException w:name="Date" w:semiHidden="1" w:unhideWhenUsed="1"/>
+    <w:lsdException w:name="footnote reference" w:semiHidden="1" w:unhideWhenUsed="1"/>
+    <w:lsdException w:name="toc 2" w:uiPriority="39" w:semiHidden="1" w:unhideWhenUsed="1"/>
+    <w:lsdException w:name="index 1" w:semiHidden="1" w:unhideWhenUsed="1"/>
+    <w:lsdException w:name="Message Header" w:semiHidden="1" w:unhideWhenUsed="1"/>
+    <w:lsdException w:name="heading 6" w:uiPriority="9" w:semiHidden="1" w:unhideWhenUsed="1" w:qFormat="1"/>
+    <w:lsdException w:name="toc 1" w:uiPriority="39" w:semiHidden="1" w:unhideWhenUsed="1"/>
+    <w:lsdException w:name="Subtitle" w:uiPriority="11" w:qFormat="1"/>
+    <w:lsdException w:name="envelope address" w:semiHidden="1" w:unhideWhenUsed="1"/>
+    <w:lsdException w:name="List Bullet 2" w:semiHidden="1" w:unhideWhenUsed="1"/>
+    <w:lsdException w:name="index 9" w:semiHidden="1" w:unhideWhenUsed="1"/>
+    <w:lsdException w:name="heading 1" w:uiPriority="9" w:qFormat="1"/>
+    <w:lsdException w:name="heading 8" w:uiPriority="9" w:semiHidden="1" w:unhideWhenUsed="1" w:qFormat="1"/>
+    <w:lsdException w:name="Body Text Indent 2" w:semiHidden="1" w:unhideWhenUsed="1"/>
+    <w:lsdException w:name="Body Text Indent 3" w:semiHidden="1" w:unhideWhenUsed="1"/>
+    <w:lsdException w:name="List Number 2" w:semiHidden="1" w:unhideWhenUsed="1"/>
+    <w:lsdException w:name="heading 4" w:uiPriority="9" w:semiHidden="1" w:unhideWhenUsed="1" w:qFormat="1"/>
+    <w:lsdException w:name="List Bullet 5" w:semiHidden="1" w:unhideWhenUsed="1"/>
+    <w:lsdException w:name="toc 6" w:uiPriority="39" w:semiHidden="1" w:unhideWhenUsed="1"/>
+    <w:lsdException w:name="caption" w:uiPriority="35" w:semiHidden="1" w:unhideWhenUsed="1" w:qFormat="1"/>
+    <w:lsdException w:name="page number" w:semiHidden="1" w:unhideWhenUsed="1"/>
+    <w:lsdException w:name="index heading" w:semiHidden="1" w:unhideWhenUsed="1"/>
+    <w:lsdException w:name="macro" w:semiHidden="1" w:unhideWhenUsed="1"/>
+    <w:lsdException w:name="index 2" w:semiHidden="1" w:unhideWhenUsed="1"/>
+    <w:lsdException w:name="header" w:semiHidden="1" w:unhideWhenUsed="1"/>
+    <w:lsdException w:name="heading 3" w:uiPriority="9" w:semiHidden="1" w:unhideWhenUsed="1" w:qFormat="1"/>
+    <w:lsdException w:name="footer" w:semiHidden="1" w:unhideWhenUsed="1"/>
+    <w:lsdException w:name="toc 9" w:uiPriority="39" w:semiHidden="1" w:unhideWhenUsed="1"/>
+    <w:lsdException w:name="Block Text" w:semiHidden="1" w:unhideWhenUsed="1"/>
+    <w:lsdException w:name="heading 7" w:uiPriority="9" w:semiHidden="1" w:unhideWhenUsed="1" w:qFormat="1"/>
     <w:lsdException w:name="annotation text" w:semiHidden="1" w:unhideWhenUsed="1"/>
-    <w:lsdException w:name="List Bullet 5" w:semiHidden="1" w:unhideWhenUsed="1"/>
     <w:lsdException w:name="List 5" w:semiHidden="1" w:unhideWhenUsed="1"/>
-    <w:lsdException w:name="endnote reference" w:semiHidden="1" w:unhideWhenUsed="1"/>
-    <w:lsdException w:name="toc 2" w:uiPriority="39" w:semiHidden="1" w:unhideWhenUsed="1"/>
-    <w:lsdException w:name="index 6" w:semiHidden="1" w:unhideWhenUsed="1"/>
-    <w:lsdException w:name="Note Heading" w:semiHidden="1" w:unhideWhenUsed="1"/>
-    <w:lsdException w:name="toc 5" w:uiPriority="39" w:semiHidden="1" w:unhideWhenUsed="1"/>
-    <w:lsdException w:name="Body Text First Indent" w:semiHidden="1" w:unhideWhenUsed="1"/>
-    <w:lsdException w:name="endnote text" w:semiHidden="1" w:unhideWhenUsed="1"/>
-    <w:lsdException w:name="page number" w:semiHidden="1" w:unhideWhenUsed="1"/>
-    <w:lsdException w:name="List Bullet 2" w:semiHidden="1" w:unhideWhenUsed="1"/>
-    <w:lsdException w:name="Message Header" w:semiHidden="1" w:unhideWhenUsed="1"/>
-    <w:lsdException w:name="heading 2" w:uiPriority="9" w:semiHidden="1" w:unhideWhenUsed="1" w:qFormat="1"/>
     <w:lsdException w:name="footnote text" w:semiHidden="1" w:unhideWhenUsed="1"/>
-    <w:lsdException w:name="index 5" w:semiHidden="1" w:unhideWhenUsed="1"/>
-    <w:lsdException w:name="Body Text" w:semiHidden="1" w:unhideWhenUsed="1"/>
-    <w:lsdException w:name="line number" w:semiHidden="1" w:unhideWhenUsed="1"/>
-    <w:lsdException w:name="header" w:semiHidden="1" w:unhideWhenUsed="1"/>
-    <w:lsdException w:name="heading 5" w:uiPriority="9" w:semiHidden="1" w:unhideWhenUsed="1" w:qFormat="1"/>
-    <w:lsdException w:name="footer" w:semiHidden="1" w:unhideWhenUsed="1"/>
     <w:lsdException w:name="Closing" w:semiHidden="1" w:unhideWhenUsed="1"/>
-    <w:lsdException w:name="List Number" w:semiHidden="1" w:unhideWhenUsed="1"/>
-    <w:lsdException w:name="envelope return" w:semiHidden="1" w:unhideWhenUsed="1"/>
-    <w:lsdException w:name="Subtitle" w:uiPriority="11" w:qFormat="1"/>
-    <w:lsdException w:name="List Bullet 4" w:semiHidden="1" w:unhideWhenUsed="1"/>
-    <w:lsdException w:name="List Number 2" w:semiHidden="1" w:unhideWhenUsed="1"/>
-    <w:lsdException w:name="envelope address" w:semiHidden="1" w:unhideWhenUsed="1"/>
-    <w:lsdException w:name="Body Text First Indent 2" w:semiHidden="1" w:unhideWhenUsed="1"/>
-    <w:lsdException w:name="Body Text 3" w:semiHidden="1" w:unhideWhenUsed="1"/>
-    <w:lsdException w:name="Title" w:uiPriority="10" w:qFormat="1"/>
-    <w:lsdException w:name="toc 7" w:uiPriority="39" w:semiHidden="1" w:unhideWhenUsed="1"/>
-    <w:lsdException w:name="annotation reference" w:semiHidden="1" w:unhideWhenUsed="1"/>
+    <w:lsdException w:name="Normal Indent" w:semiHidden="1" w:unhideWhenUsed="1"/>
     <w:lsdException w:name="index 7" w:semiHidden="1" w:unhideWhenUsed="1"/>
-    <w:lsdException w:name="List Bullet" w:semiHidden="1" w:unhideWhenUsed="1"/>
-    <w:lsdException w:name="Normal" w:uiPriority="0" w:qFormat="1"/>
-    <w:lsdException w:name="index heading" w:semiHidden="1" w:unhideWhenUsed="1"/>
-    <w:lsdException w:name="List Number 3" w:semiHidden="1" w:unhideWhenUsed="1"/>
-    <w:lsdException w:name="List Bullet 3" w:semiHidden="1" w:unhideWhenUsed="1"/>
+    <w:lsdException w:name="toa heading" w:semiHidden="1" w:unhideWhenUsed="1"/>
     <w:lsdException w:name="Hyperlink" w:semiHidden="1" w:unhideWhenUsed="1"/>
-    <w:lsdException w:name="List 4" w:semiHidden="1" w:unhideWhenUsed="1"/>
-    <w:lsdException w:name="toc 8" w:uiPriority="39" w:semiHidden="1" w:unhideWhenUsed="1"/>
-    <w:lsdException w:name="index 2" w:semiHidden="1" w:unhideWhenUsed="1"/>
-    <w:lsdException w:name="heading 7" w:uiPriority="9" w:semiHidden="1" w:unhideWhenUsed="1" w:qFormat="1"/>
-    <w:lsdException w:name="caption" w:uiPriority="35" w:semiHidden="1" w:unhideWhenUsed="1" w:qFormat="1"/>
-    <w:lsdException w:name="List Continue 2" w:semiHidden="1" w:unhideWhenUsed="1"/>
-    <w:lsdException w:name="footnote reference" w:semiHidden="1" w:unhideWhenUsed="1"/>
-    <w:lsdException w:name="heading 6" w:uiPriority="9" w:semiHidden="1" w:unhideWhenUsed="1" w:qFormat="1"/>
-    <w:lsdException w:name="List Continue 3" w:semiHidden="1" w:unhideWhenUsed="1"/>
-    <w:lsdException w:name="toc 3" w:uiPriority="39" w:semiHidden="1" w:unhideWhenUsed="1"/>
-    <w:lsdException w:name="List Continue" w:semiHidden="1" w:unhideWhenUsed="1"/>
-    <w:lsdException w:name="toa heading" w:semiHidden="1" w:unhideWhenUsed="1"/>
-    <w:lsdException w:name="index 9" w:semiHidden="1" w:unhideWhenUsed="1"/>
-    <w:lsdException w:name="macro" w:semiHidden="1" w:unhideWhenUsed="1"/>
-    <w:lsdException w:name="Body Text 2" w:semiHidden="1" w:unhideWhenUsed="1"/>
-    <w:lsdException w:name="Block Text" w:semiHidden="1" w:unhideWhenUsed="1"/>
-    <w:lsdException w:name="heading 1" w:uiPriority="9" w:qFormat="1"/>
-    <w:lsdException w:name="Signature" w:semiHidden="1" w:unhideWhenUsed="1"/>
-    <w:lsdException w:name="List Number 5" w:semiHidden="1" w:unhideWhenUsed="1"/>
-    <w:lsdException w:name="FollowedHyperlink" w:semiHidden="1" w:unhideWhenUsed="1"/>
-    <w:lsdException w:name="Strong" w:uiPriority="22" w:qFormat="1"/>
-    <w:lsdException w:name="toc 6" w:uiPriority="39" w:semiHidden="1" w:unhideWhenUsed="1"/>
-    <w:lsdException w:name="Normal Indent" w:semiHidden="1" w:unhideWhenUsed="1"/>
-    <w:lsdException w:name="index 4" w:semiHidden="1" w:unhideWhenUsed="1"/>
-    <w:lsdException w:name="Salutation" w:semiHidden="1" w:unhideWhenUsed="1"/>
-    <w:lsdException w:name="List Number 4" w:semiHidden="1" w:unhideWhenUsed="1"/>
-    <w:lsdException w:name="Default Paragraph Font" w:uiPriority="1" w:semiHidden="1" w:unhideWhenUsed="1"/>
-    <w:lsdException w:name="Body Text Indent" w:semiHidden="1" w:unhideWhenUsed="1"/>
-    <w:lsdException w:name="List" w:semiHidden="1" w:unhideWhenUsed="1"/>
-    <w:lsdException w:name="List Continue 5" w:semiHidden="1" w:unhideWhenUsed="1"/>
-    <w:lsdException w:name="toc 1" w:uiPriority="39" w:semiHidden="1" w:unhideWhenUsed="1"/>
-    <w:lsdException w:name="toc 9" w:uiPriority="39" w:semiHidden="1" w:unhideWhenUsed="1"/>
-    <w:lsdException w:name="index 1" w:semiHidden="1" w:unhideWhenUsed="1"/>
-    <w:lsdException w:name="heading 8" w:uiPriority="9" w:semiHidden="1" w:unhideWhenUsed="1" w:qFormat="1"/>
-    <w:lsdException w:name="toc 4" w:uiPriority="39" w:semiHidden="1" w:unhideWhenUsed="1"/>
-    <w:lsdException w:name="Body Text Indent 2" w:semiHidden="1" w:unhideWhenUsed="1"/>
-    <w:lsdException w:name="index 8" w:semiHidden="1" w:unhideWhenUsed="1"/>
-    <w:lsdException w:name="heading 9" w:uiPriority="9" w:semiHidden="1" w:unhideWhenUsed="1" w:qFormat="1"/>
-    <w:lsdException w:name="table of figures" w:semiHidden="1" w:unhideWhenUsed="1"/>
-    <w:lsdException w:name="List 3" w:semiHidden="1" w:unhideWhenUsed="1"/>
-    <w:lsdException w:name="heading 3" w:uiPriority="9" w:semiHidden="1" w:unhideWhenUsed="1" w:qFormat="1"/>
-    <w:lsdException w:name="List 2" w:semiHidden="1" w:unhideWhenUsed="1"/>
-    <w:lsdException w:name="Body Text Indent 3" w:semiHidden="1" w:unhideWhenUsed="1"/>
-    <w:lsdException w:name="Date" w:semiHidden="1" w:unhideWhenUsed="1"/>
-    <w:lsdException w:name="heading 4" w:uiPriority="9" w:semiHidden="1" w:unhideWhenUsed="1" w:qFormat="1"/>
   </w:latentStyles>
+  <w:style w:type="paragraph" w:styleId="000005">
+    <w:name w:val="heading 3"/>
+    <w:basedOn w:val="Normal"/>
+    <w:next w:val="Normal"/>
+    <w:uiPriority w:val="9"/>
+    <w:qFormat w:val="1"/>
+    <w:pPr>
+      <w:keepNext w:val="1"/>
+      <w:keepLines w:val="1"/>
+      <w:spacing w:before="180" w:after="80"/>
+      <w:outlineLvl w:val="2"/>
+    </w:pPr>
+    <w:rPr>
+      <w:b w:val="1"/>
+      <w:sz w:val="24"/>
+      <w:szCs w:val="24"/>
+    </w:rPr>
+  </w:style>
   <w:style w:type="paragraph" w:styleId="000004">
     <w:name w:val="heading 1"/>
     <w:basedOn w:val="Normal"/>
@@ -12351,24 +10278,6 @@
       <w:b w:val="1"/>
       <w:sz w:val="32"/>
       <w:szCs w:val="32"/>
-    </w:rPr>
-  </w:style>
-  <w:style w:type="paragraph" w:styleId="000005">
-    <w:name w:val="heading 3"/>
-    <w:basedOn w:val="Normal"/>
-    <w:next w:val="Normal"/>
-    <w:uiPriority w:val="9"/>
-    <w:qFormat w:val="1"/>
-    <w:pPr>
-      <w:keepNext w:val="1"/>
-      <w:keepLines w:val="1"/>
-      <w:spacing w:before="180" w:after="80"/>
-      <w:outlineLvl w:val="2"/>
-    </w:pPr>
-    <w:rPr>
-      <w:b w:val="1"/>
-      <w:sz w:val="24"/>
-      <w:szCs w:val="24"/>
     </w:rPr>
   </w:style>
 </w:styles>

--- a/第二阶段项目报告.docx
+++ b/第二阶段项目报告.docx
@@ -5249,7 +5249,7 @@
       <w:r>
         <w:drawing>
           <wp:inline>
-            <wp:extent cx="5274310" cy="3494230"/>
+            <wp:extent cx="5274310" cy="3532511"/>
             <wp:docPr id="2" name=""/>
             <wp:cNvGraphicFramePr>
               <a:graphicFrameLocks noChangeAspect="1"/>
@@ -5270,7 +5270,7 @@
                   <pic:spPr>
                     <a:xfrm>
                       <a:off x="0" y="0"/>
-                      <a:ext cx="5274310" cy="3494230"/>
+                      <a:ext cx="5274310" cy="3532511"/>
                     </a:xfrm>
                     <a:prstGeom prst="rect">
                       <a:avLst/>
@@ -5313,7 +5313,7 @@
       <w:r>
         <w:drawing>
           <wp:inline>
-            <wp:extent cx="5274310" cy="3558544"/>
+            <wp:extent cx="5274310" cy="3575046"/>
             <wp:docPr id="5" name=""/>
             <wp:cNvGraphicFramePr>
               <a:graphicFrameLocks noChangeAspect="1"/>
@@ -5334,7 +5334,7 @@
                   <pic:spPr>
                     <a:xfrm>
                       <a:off x="0" y="0"/>
-                      <a:ext cx="5274310" cy="3558544"/>
+                      <a:ext cx="5274310" cy="3575046"/>
                     </a:xfrm>
                     <a:prstGeom prst="rect">
                       <a:avLst/>
@@ -5500,6 +5500,58 @@
           <w:sz w:val="24"/>
         </w:rPr>
         <w:t>：进度条带百分比与题号方格，新增"上一题"（跳转规则下按访问栈回退，答案保留），选项改为整块可点的卡片。所有改动沿用像素风（硬边框、位移硬阴影、方块图标），新增的是组件而非换皮。</w:t>
+      </w:r>
+    </w:p>
+    <w:p>
+      <w:pPr>
+        <w:spacing w:line="420"/>
+        <w:ind w:firstLine="480"/>
+        <w:jc w:val="both"/>
+        <w:rPr>
+          <w:color w:val="1c2634"/>
+        </w:rPr>
+      </w:pPr>
+      <w:r>
+        <w:rPr>
+          <w:rFonts w:hint="eastAsia" w:ascii="SimSun" w:hAnsi="SimSun" w:eastAsia="SimSun" w:cs="SimSun"/>
+          <w:color w:val="1c2634"/>
+          <w:sz w:val="24"/>
+        </w:rPr>
+        <w:t xml:space="preserve">第二轮做的是"手感与一致性"，不再动结构。把散落的颜色、阴影、间距收进一套设计令牌，可点元素统一为"悬停抬起 1px → 按下沉入 3px → 键盘聚焦黄色描边 → 禁用降级"，过渡统一用 </w:t>
+      </w:r>
+      <w:r>
+        <w:rPr>
+          <w:rFonts w:ascii="Consolas" w:hAnsi="Consolas" w:eastAsia="Consolas" w:cs="Consolas"/>
+          <w:color w:val="1c2634"/>
+          <w:sz w:val="21"/>
+          <w:shd w:val="clear" w:fill="eef2f8"/>
+        </w:rPr>
+        <w:t>steps()</w:t>
+      </w:r>
+      <w:r>
+        <w:rPr>
+          <w:rFonts w:hint="eastAsia" w:ascii="SimSun" w:hAnsi="SimSun" w:eastAsia="SimSun" w:cs="SimSun"/>
+          <w:color w:val="1c2634"/>
+          <w:sz w:val="24"/>
+        </w:rPr>
+        <w:t xml:space="preserve"> 保持像素感；导航当前项、登录页页签、列表分段此前分别是蓝底白字与黑底黄字两种选中语言，现在统一为黄底黑字。原生 </w:t>
+      </w:r>
+      <w:r>
+        <w:rPr>
+          <w:rFonts w:ascii="Consolas" w:hAnsi="Consolas" w:eastAsia="Consolas" w:cs="Consolas"/>
+          <w:color w:val="1c2634"/>
+          <w:sz w:val="21"/>
+          <w:shd w:val="clear" w:fill="eef2f8"/>
+        </w:rPr>
+        <w:t>confirm()</w:t>
+      </w:r>
+      <w:r>
+        <w:rPr>
+          <w:rFonts w:hint="eastAsia" w:ascii="SimSun" w:hAnsi="SimSun" w:eastAsia="SimSun" w:cs="SimSun"/>
+          <w:color w:val="1c2634"/>
+          <w:sz w:val="24"/>
+        </w:rPr>
+        <w:t xml:space="preserve"> 换成同风格的确认框（危险操作按钮转红、Esc 取消、关闭后焦点回到触发按钮），错误提示统一走红色轻提示。填写页支持 Enter 进下一题、换题有入场过渡、校验失败自动滚到提示处；保存题目后视角跳到改动的那一行并高亮一次。最后用真实浏览器把六个页面 × 三种宽度（1280 / 768 / 390）逐页断言无横向溢出，92 条后端用例仍全绿。</w:t>
       </w:r>
     </w:p>
     <w:p>
@@ -10155,95 +10207,113 @@
     </w:pPrDefault>
   </w:docDefaults>
   <w:latentStyles w:defLockedState="0" w:defUIPriority="99" w:defSemiHidden="0" w:defUnhideWhenUsed="0" w:defQFormat="0" w:count="88">
+    <w:lsdException w:name="List Bullet 2" w:semiHidden="1" w:unhideWhenUsed="1"/>
+    <w:lsdException w:name="line number" w:semiHidden="1" w:unhideWhenUsed="1"/>
+    <w:lsdException w:name="toc 9" w:uiPriority="39" w:semiHidden="1" w:unhideWhenUsed="1"/>
+    <w:lsdException w:name="Body Text First Indent" w:semiHidden="1" w:unhideWhenUsed="1"/>
+    <w:lsdException w:name="List Number 2" w:semiHidden="1" w:unhideWhenUsed="1"/>
+    <w:lsdException w:name="Signature" w:semiHidden="1" w:unhideWhenUsed="1"/>
+    <w:lsdException w:name="table of authorities" w:semiHidden="1" w:unhideWhenUsed="1"/>
+    <w:lsdException w:name="List Continue 4" w:semiHidden="1" w:unhideWhenUsed="1"/>
     <w:lsdException w:name="Body Text Indent" w:semiHidden="1" w:unhideWhenUsed="1"/>
+    <w:lsdException w:name="index 3" w:semiHidden="1" w:unhideWhenUsed="1"/>
+    <w:lsdException w:name="index 8" w:semiHidden="1" w:unhideWhenUsed="1"/>
+    <w:lsdException w:name="footer" w:semiHidden="1" w:unhideWhenUsed="1"/>
+    <w:lsdException w:name="index 4" w:semiHidden="1" w:unhideWhenUsed="1"/>
+    <w:lsdException w:name="List Bullet 5" w:semiHidden="1" w:unhideWhenUsed="1"/>
+    <w:lsdException w:name="toc 7" w:uiPriority="39" w:semiHidden="1" w:unhideWhenUsed="1"/>
+    <w:lsdException w:name="toc 8" w:uiPriority="39" w:semiHidden="1" w:unhideWhenUsed="1"/>
     <w:lsdException w:name="Title" w:uiPriority="10" w:qFormat="1"/>
+    <w:lsdException w:name="page number" w:semiHidden="1" w:unhideWhenUsed="1"/>
     <w:lsdException w:name="heading 5" w:uiPriority="9" w:semiHidden="1" w:unhideWhenUsed="1" w:qFormat="1"/>
+    <w:lsdException w:name="endnote reference" w:semiHidden="1" w:unhideWhenUsed="1"/>
+    <w:lsdException w:name="Hyperlink" w:semiHidden="1" w:unhideWhenUsed="1"/>
+    <w:lsdException w:name="Normal Indent" w:semiHidden="1" w:unhideWhenUsed="1"/>
+    <w:lsdException w:name="Body Text Indent 2" w:semiHidden="1" w:unhideWhenUsed="1"/>
+    <w:lsdException w:name="Body Text 3" w:semiHidden="1" w:unhideWhenUsed="1"/>
+    <w:lsdException w:name="List Bullet" w:semiHidden="1" w:unhideWhenUsed="1"/>
+    <w:lsdException w:name="Salutation" w:semiHidden="1" w:unhideWhenUsed="1"/>
+    <w:lsdException w:name="toc 3" w:uiPriority="39" w:semiHidden="1" w:unhideWhenUsed="1"/>
+    <w:lsdException w:name="Body Text Indent 3" w:semiHidden="1" w:unhideWhenUsed="1"/>
+    <w:lsdException w:name="index 1" w:semiHidden="1" w:unhideWhenUsed="1"/>
+    <w:lsdException w:name="Default Paragraph Font" w:uiPriority="1" w:semiHidden="1" w:unhideWhenUsed="1"/>
+    <w:lsdException w:name="annotation text" w:semiHidden="1" w:unhideWhenUsed="1"/>
+    <w:lsdException w:name="List Number" w:semiHidden="1" w:unhideWhenUsed="1"/>
+    <w:lsdException w:name="index heading" w:semiHidden="1" w:unhideWhenUsed="1"/>
+    <w:lsdException w:name="index 2" w:semiHidden="1" w:unhideWhenUsed="1"/>
+    <w:lsdException w:name="heading 2" w:uiPriority="9" w:semiHidden="1" w:unhideWhenUsed="1" w:qFormat="1"/>
+    <w:lsdException w:name="toa heading" w:semiHidden="1" w:unhideWhenUsed="1"/>
+    <w:lsdException w:name="table of figures" w:semiHidden="1" w:unhideWhenUsed="1"/>
+    <w:lsdException w:name="toc 5" w:uiPriority="39" w:semiHidden="1" w:unhideWhenUsed="1"/>
+    <w:lsdException w:name="List Continue 5" w:semiHidden="1" w:unhideWhenUsed="1"/>
+    <w:lsdException w:name="index 9" w:semiHidden="1" w:unhideWhenUsed="1"/>
+    <w:lsdException w:name="annotation reference" w:semiHidden="1" w:unhideWhenUsed="1"/>
+    <w:lsdException w:name="macro" w:semiHidden="1" w:unhideWhenUsed="1"/>
+    <w:lsdException w:name="Note Heading" w:semiHidden="1" w:unhideWhenUsed="1"/>
+    <w:lsdException w:name="footnote text" w:semiHidden="1" w:unhideWhenUsed="1"/>
+    <w:lsdException w:name="List Continue" w:semiHidden="1" w:unhideWhenUsed="1"/>
+    <w:lsdException w:name="envelope address" w:semiHidden="1" w:unhideWhenUsed="1"/>
+    <w:lsdException w:name="List Bullet 3" w:semiHidden="1" w:unhideWhenUsed="1"/>
+    <w:lsdException w:name="List 4" w:semiHidden="1" w:unhideWhenUsed="1"/>
+    <w:lsdException w:name="heading 4" w:uiPriority="9" w:semiHidden="1" w:unhideWhenUsed="1" w:qFormat="1"/>
+    <w:lsdException w:name="List 2" w:semiHidden="1" w:unhideWhenUsed="1"/>
+    <w:lsdException w:name="List" w:semiHidden="1" w:unhideWhenUsed="1"/>
+    <w:lsdException w:name="FollowedHyperlink" w:semiHidden="1" w:unhideWhenUsed="1"/>
+    <w:lsdException w:name="List Number 5" w:semiHidden="1" w:unhideWhenUsed="1"/>
+    <w:lsdException w:name="toc 2" w:uiPriority="39" w:semiHidden="1" w:unhideWhenUsed="1"/>
+    <w:lsdException w:name="heading 8" w:uiPriority="9" w:semiHidden="1" w:unhideWhenUsed="1" w:qFormat="1"/>
+    <w:lsdException w:name="Normal" w:uiPriority="0" w:qFormat="1"/>
+    <w:lsdException w:name="List 5" w:semiHidden="1" w:unhideWhenUsed="1"/>
+    <w:lsdException w:name="heading 9" w:uiPriority="9" w:semiHidden="1" w:unhideWhenUsed="1" w:qFormat="1"/>
+    <w:lsdException w:name="Message Header" w:semiHidden="1" w:unhideWhenUsed="1"/>
+    <w:lsdException w:name="List Continue 3" w:semiHidden="1" w:unhideWhenUsed="1"/>
+    <w:lsdException w:name="Date" w:semiHidden="1" w:unhideWhenUsed="1"/>
+    <w:lsdException w:name="index 7" w:semiHidden="1" w:unhideWhenUsed="1"/>
+    <w:lsdException w:name="envelope return" w:semiHidden="1" w:unhideWhenUsed="1"/>
+    <w:lsdException w:name="heading 3" w:uiPriority="9" w:semiHidden="1" w:unhideWhenUsed="1" w:qFormat="1"/>
+    <w:lsdException w:name="index 5" w:semiHidden="1" w:unhideWhenUsed="1"/>
+    <w:lsdException w:name="List Bullet 4" w:semiHidden="1" w:unhideWhenUsed="1"/>
+    <w:lsdException w:name="toc 6" w:uiPriority="39" w:semiHidden="1" w:unhideWhenUsed="1"/>
+    <w:lsdException w:name="footnote reference" w:semiHidden="1" w:unhideWhenUsed="1"/>
+    <w:lsdException w:name="List 3" w:semiHidden="1" w:unhideWhenUsed="1"/>
+    <w:lsdException w:name="heading 6" w:uiPriority="9" w:semiHidden="1" w:unhideWhenUsed="1" w:qFormat="1"/>
+    <w:lsdException w:name="Block Text" w:semiHidden="1" w:unhideWhenUsed="1"/>
+    <w:lsdException w:name="Body Text 2" w:semiHidden="1" w:unhideWhenUsed="1"/>
+    <w:lsdException w:name="Body Text" w:semiHidden="1" w:unhideWhenUsed="1"/>
+    <w:lsdException w:name="Subtitle" w:uiPriority="11" w:qFormat="1"/>
+    <w:lsdException w:name="Closing" w:semiHidden="1" w:unhideWhenUsed="1"/>
     <w:lsdException w:name="toc 4" w:uiPriority="39" w:semiHidden="1" w:unhideWhenUsed="1"/>
-    <w:lsdException w:name="table of figures" w:semiHidden="1" w:unhideWhenUsed="1"/>
-    <w:lsdException w:name="List Bullet 3" w:semiHidden="1" w:unhideWhenUsed="1"/>
-    <w:lsdException w:name="List 2" w:semiHidden="1" w:unhideWhenUsed="1"/>
-    <w:lsdException w:name="Body Text 3" w:semiHidden="1" w:unhideWhenUsed="1"/>
-    <w:lsdException w:name="line number" w:semiHidden="1" w:unhideWhenUsed="1"/>
-    <w:lsdException w:name="Signature" w:semiHidden="1" w:unhideWhenUsed="1"/>
-    <w:lsdException w:name="annotation reference" w:semiHidden="1" w:unhideWhenUsed="1"/>
-    <w:lsdException w:name="List Continue 3" w:semiHidden="1" w:unhideWhenUsed="1"/>
-    <w:lsdException w:name="List Continue 5" w:semiHidden="1" w:unhideWhenUsed="1"/>
+    <w:lsdException w:name="List Number 4" w:semiHidden="1" w:unhideWhenUsed="1"/>
+    <w:lsdException w:name="toc 1" w:uiPriority="39" w:semiHidden="1" w:unhideWhenUsed="1"/>
+    <w:lsdException w:name="header" w:semiHidden="1" w:unhideWhenUsed="1"/>
+    <w:lsdException w:name="heading 1" w:uiPriority="9" w:qFormat="1"/>
+    <w:lsdException w:name="List Continue 2" w:semiHidden="1" w:unhideWhenUsed="1"/>
     <w:lsdException w:name="Body Text First Indent 2" w:semiHidden="1" w:unhideWhenUsed="1"/>
-    <w:lsdException w:name="Salutation" w:semiHidden="1" w:unhideWhenUsed="1"/>
-    <w:lsdException w:name="table of authorities" w:semiHidden="1" w:unhideWhenUsed="1"/>
-    <w:lsdException w:name="List 4" w:semiHidden="1" w:unhideWhenUsed="1"/>
-    <w:lsdException w:name="index 5" w:semiHidden="1" w:unhideWhenUsed="1"/>
-    <w:lsdException w:name="index 3" w:semiHidden="1" w:unhideWhenUsed="1"/>
-    <w:lsdException w:name="Body Text First Indent" w:semiHidden="1" w:unhideWhenUsed="1"/>
-    <w:lsdException w:name="List" w:semiHidden="1" w:unhideWhenUsed="1"/>
-    <w:lsdException w:name="List 3" w:semiHidden="1" w:unhideWhenUsed="1"/>
-    <w:lsdException w:name="Body Text" w:semiHidden="1" w:unhideWhenUsed="1"/>
-    <w:lsdException w:name="index 8" w:semiHidden="1" w:unhideWhenUsed="1"/>
-    <w:lsdException w:name="toc 7" w:uiPriority="39" w:semiHidden="1" w:unhideWhenUsed="1"/>
-    <w:lsdException w:name="toc 3" w:uiPriority="39" w:semiHidden="1" w:unhideWhenUsed="1"/>
-    <w:lsdException w:name="List Bullet 4" w:semiHidden="1" w:unhideWhenUsed="1"/>
-    <w:lsdException w:name="List Continue 2" w:semiHidden="1" w:unhideWhenUsed="1"/>
-    <w:lsdException w:name="endnote reference" w:semiHidden="1" w:unhideWhenUsed="1"/>
-    <w:lsdException w:name="List Continue" w:semiHidden="1" w:unhideWhenUsed="1"/>
-    <w:lsdException w:name="List Continue 4" w:semiHidden="1" w:unhideWhenUsed="1"/>
-    <w:lsdException w:name="toc 5" w:uiPriority="39" w:semiHidden="1" w:unhideWhenUsed="1"/>
-    <w:lsdException w:name="heading 2" w:uiPriority="9" w:semiHidden="1" w:unhideWhenUsed="1" w:qFormat="1"/>
-    <w:lsdException w:name="Normal" w:uiPriority="0" w:qFormat="1"/>
-    <w:lsdException w:name="List Number 4" w:semiHidden="1" w:unhideWhenUsed="1"/>
-    <w:lsdException w:name="toc 8" w:uiPriority="39" w:semiHidden="1" w:unhideWhenUsed="1"/>
-    <w:lsdException w:name="Body Text 2" w:semiHidden="1" w:unhideWhenUsed="1"/>
-    <w:lsdException w:name="Default Paragraph Font" w:uiPriority="1" w:semiHidden="1" w:unhideWhenUsed="1"/>
-    <w:lsdException w:name="index 4" w:semiHidden="1" w:unhideWhenUsed="1"/>
-    <w:lsdException w:name="List Number" w:semiHidden="1" w:unhideWhenUsed="1"/>
-    <w:lsdException w:name="Note Heading" w:semiHidden="1" w:unhideWhenUsed="1"/>
-    <w:lsdException w:name="envelope return" w:semiHidden="1" w:unhideWhenUsed="1"/>
+    <w:lsdException w:name="Strong" w:uiPriority="22" w:qFormat="1"/>
+    <w:lsdException w:name="caption" w:uiPriority="35" w:semiHidden="1" w:unhideWhenUsed="1" w:qFormat="1"/>
+    <w:lsdException w:name="List Number 3" w:semiHidden="1" w:unhideWhenUsed="1"/>
+    <w:lsdException w:name="heading 7" w:uiPriority="9" w:semiHidden="1" w:unhideWhenUsed="1" w:qFormat="1"/>
+    <w:lsdException w:name="endnote text" w:semiHidden="1" w:unhideWhenUsed="1"/>
     <w:lsdException w:name="index 6" w:semiHidden="1" w:unhideWhenUsed="1"/>
-    <w:lsdException w:name="List Number 5" w:semiHidden="1" w:unhideWhenUsed="1"/>
-    <w:lsdException w:name="List Number 3" w:semiHidden="1" w:unhideWhenUsed="1"/>
-    <w:lsdException w:name="Strong" w:uiPriority="22" w:qFormat="1"/>
-    <w:lsdException w:name="endnote text" w:semiHidden="1" w:unhideWhenUsed="1"/>
-    <w:lsdException w:name="FollowedHyperlink" w:semiHidden="1" w:unhideWhenUsed="1"/>
-    <w:lsdException w:name="List Bullet" w:semiHidden="1" w:unhideWhenUsed="1"/>
-    <w:lsdException w:name="heading 9" w:uiPriority="9" w:semiHidden="1" w:unhideWhenUsed="1" w:qFormat="1"/>
-    <w:lsdException w:name="Date" w:semiHidden="1" w:unhideWhenUsed="1"/>
-    <w:lsdException w:name="footnote reference" w:semiHidden="1" w:unhideWhenUsed="1"/>
-    <w:lsdException w:name="toc 2" w:uiPriority="39" w:semiHidden="1" w:unhideWhenUsed="1"/>
-    <w:lsdException w:name="index 1" w:semiHidden="1" w:unhideWhenUsed="1"/>
-    <w:lsdException w:name="Message Header" w:semiHidden="1" w:unhideWhenUsed="1"/>
-    <w:lsdException w:name="heading 6" w:uiPriority="9" w:semiHidden="1" w:unhideWhenUsed="1" w:qFormat="1"/>
-    <w:lsdException w:name="toc 1" w:uiPriority="39" w:semiHidden="1" w:unhideWhenUsed="1"/>
-    <w:lsdException w:name="Subtitle" w:uiPriority="11" w:qFormat="1"/>
-    <w:lsdException w:name="envelope address" w:semiHidden="1" w:unhideWhenUsed="1"/>
-    <w:lsdException w:name="List Bullet 2" w:semiHidden="1" w:unhideWhenUsed="1"/>
-    <w:lsdException w:name="index 9" w:semiHidden="1" w:unhideWhenUsed="1"/>
-    <w:lsdException w:name="heading 1" w:uiPriority="9" w:qFormat="1"/>
-    <w:lsdException w:name="heading 8" w:uiPriority="9" w:semiHidden="1" w:unhideWhenUsed="1" w:qFormat="1"/>
-    <w:lsdException w:name="Body Text Indent 2" w:semiHidden="1" w:unhideWhenUsed="1"/>
-    <w:lsdException w:name="Body Text Indent 3" w:semiHidden="1" w:unhideWhenUsed="1"/>
-    <w:lsdException w:name="List Number 2" w:semiHidden="1" w:unhideWhenUsed="1"/>
-    <w:lsdException w:name="heading 4" w:uiPriority="9" w:semiHidden="1" w:unhideWhenUsed="1" w:qFormat="1"/>
-    <w:lsdException w:name="List Bullet 5" w:semiHidden="1" w:unhideWhenUsed="1"/>
-    <w:lsdException w:name="toc 6" w:uiPriority="39" w:semiHidden="1" w:unhideWhenUsed="1"/>
-    <w:lsdException w:name="caption" w:uiPriority="35" w:semiHidden="1" w:unhideWhenUsed="1" w:qFormat="1"/>
-    <w:lsdException w:name="page number" w:semiHidden="1" w:unhideWhenUsed="1"/>
-    <w:lsdException w:name="index heading" w:semiHidden="1" w:unhideWhenUsed="1"/>
-    <w:lsdException w:name="macro" w:semiHidden="1" w:unhideWhenUsed="1"/>
-    <w:lsdException w:name="index 2" w:semiHidden="1" w:unhideWhenUsed="1"/>
-    <w:lsdException w:name="header" w:semiHidden="1" w:unhideWhenUsed="1"/>
-    <w:lsdException w:name="heading 3" w:uiPriority="9" w:semiHidden="1" w:unhideWhenUsed="1" w:qFormat="1"/>
-    <w:lsdException w:name="footer" w:semiHidden="1" w:unhideWhenUsed="1"/>
-    <w:lsdException w:name="toc 9" w:uiPriority="39" w:semiHidden="1" w:unhideWhenUsed="1"/>
-    <w:lsdException w:name="Block Text" w:semiHidden="1" w:unhideWhenUsed="1"/>
-    <w:lsdException w:name="heading 7" w:uiPriority="9" w:semiHidden="1" w:unhideWhenUsed="1" w:qFormat="1"/>
-    <w:lsdException w:name="annotation text" w:semiHidden="1" w:unhideWhenUsed="1"/>
-    <w:lsdException w:name="List 5" w:semiHidden="1" w:unhideWhenUsed="1"/>
-    <w:lsdException w:name="footnote text" w:semiHidden="1" w:unhideWhenUsed="1"/>
-    <w:lsdException w:name="Closing" w:semiHidden="1" w:unhideWhenUsed="1"/>
-    <w:lsdException w:name="Normal Indent" w:semiHidden="1" w:unhideWhenUsed="1"/>
-    <w:lsdException w:name="index 7" w:semiHidden="1" w:unhideWhenUsed="1"/>
-    <w:lsdException w:name="toa heading" w:semiHidden="1" w:unhideWhenUsed="1"/>
-    <w:lsdException w:name="Hyperlink" w:semiHidden="1" w:unhideWhenUsed="1"/>
   </w:latentStyles>
+  <w:style w:type="paragraph" w:styleId="000004">
+    <w:name w:val="heading 1"/>
+    <w:basedOn w:val="Normal"/>
+    <w:next w:val="Normal"/>
+    <w:uiPriority w:val="9"/>
+    <w:qFormat w:val="1"/>
+    <w:pPr>
+      <w:keepNext w:val="1"/>
+      <w:keepLines w:val="1"/>
+      <w:spacing w:before="240" w:after="120"/>
+      <w:outlineLvl w:val="0"/>
+    </w:pPr>
+    <w:rPr>
+      <w:b w:val="1"/>
+      <w:sz w:val="32"/>
+      <w:szCs w:val="32"/>
+    </w:rPr>
+  </w:style>
   <w:style w:type="paragraph" w:styleId="000005">
     <w:name w:val="heading 3"/>
     <w:basedOn w:val="Normal"/>
@@ -10260,24 +10330,6 @@
       <w:b w:val="1"/>
       <w:sz w:val="24"/>
       <w:szCs w:val="24"/>
-    </w:rPr>
-  </w:style>
-  <w:style w:type="paragraph" w:styleId="000004">
-    <w:name w:val="heading 1"/>
-    <w:basedOn w:val="Normal"/>
-    <w:next w:val="Normal"/>
-    <w:uiPriority w:val="9"/>
-    <w:qFormat w:val="1"/>
-    <w:pPr>
-      <w:keepNext w:val="1"/>
-      <w:keepLines w:val="1"/>
-      <w:spacing w:before="240" w:after="120"/>
-      <w:outlineLvl w:val="0"/>
-    </w:pPr>
-    <w:rPr>
-      <w:b w:val="1"/>
-      <w:sz w:val="32"/>
-      <w:szCs w:val="32"/>
     </w:rPr>
   </w:style>
 </w:styles>
